--- a/src/Layers/W1/BaseApp/Sales/Document/StandardSalesOrderConfBody.docx
+++ b/src/Layers/W1/BaseApp/Sales/Document/StandardSalesOrderConfBody.docx
@@ -1,45 +1,30 @@
 
 <file path=word/document.xml><?xml version="1.0" encoding="utf-8"?>
-<w:document xmlns:wpc="http://schemas.microsoft.com/office/word/2010/wordprocessingCanvas" xmlns:cx="http://schemas.microsoft.com/office/drawing/2014/chartex" xmlns:cx1="http://schemas.microsoft.com/office/drawing/2015/9/8/chartex" xmlns:cx2="http://schemas.microsoft.com/office/drawing/2015/10/21/chartex" xmlns:cx3="http://schemas.microsoft.com/office/drawing/2016/5/9/chartex" xmlns:cx4="http://schemas.microsoft.com/office/drawing/2016/5/10/chartex" xmlns:cx5="http://schemas.microsoft.com/office/drawing/2016/5/11/chartex" xmlns:cx6="http://schemas.microsoft.com/office/drawing/2016/5/12/chartex" xmlns:cx7="http://schemas.microsoft.com/office/drawing/2016/5/13/chartex" xmlns:cx8="http://schemas.microsoft.com/office/drawing/2016/5/14/chartex" xmlns:mc="http://schemas.openxmlformats.org/markup-compatibility/2006" xmlns:aink="http://schemas.microsoft.com/office/drawing/2016/ink" xmlns:am3d="http://schemas.microsoft.com/office/drawing/2017/model3d" xmlns:o="urn:schemas-microsoft-com:office:office" xmlns:oel="http://schemas.microsoft.com/office/2019/extlst" xmlns:r="http://schemas.openxmlformats.org/officeDocument/2006/relationships" xmlns:m="http://schemas.openxmlformats.org/officeDocument/2006/math" xmlns:v="urn:schemas-microsoft-com:vml" xmlns:wp14="http://schemas.microsoft.com/office/word/2010/wordprocessingDrawing" xmlns:wp="http://schemas.openxmlformats.org/drawingml/2006/wordprocessingDrawing" xmlns:w10="urn:schemas-microsoft-com:office:word" xmlns:w="http://schemas.openxmlformats.org/wordprocessingml/2006/main" xmlns:w14="http://schemas.microsoft.com/office/word/2010/wordml" xmlns:w15="http://schemas.microsoft.com/office/word/2012/wordml" xmlns:w16cex="http://schemas.microsoft.com/office/word/2018/wordml/cex" xmlns:w16cid="http://schemas.microsoft.com/office/word/2016/wordml/cid" xmlns:w16="http://schemas.microsoft.com/office/word/2018/wordml" xmlns:w16du="http://schemas.microsoft.com/office/word/2023/wordml/word16du" xmlns:w16sdtdh="http://schemas.microsoft.com/office/word/2020/wordml/sdtdatahash" xmlns:w16sdtfl="http://schemas.microsoft.com/office/word/2024/wordml/sdtformatlock" xmlns:w16se="http://schemas.microsoft.com/office/word/2015/wordml/symex" xmlns:wpg="http://schemas.microsoft.com/office/word/2010/wordprocessingGroup" xmlns:wpi="http://schemas.microsoft.com/office/word/2010/wordprocessingInk" xmlns:wne="http://schemas.microsoft.com/office/word/2006/wordml" xmlns:wps="http://schemas.microsoft.com/office/word/2010/wordprocessingShape" mc:Ignorable="w14 w15 w16se w16cid w16 w16cex w16sdtdh w16sdtfl w16du wp14">
+<w:document xmlns:wpc="http://schemas.microsoft.com/office/word/2010/wordprocessingCanvas" xmlns:cx="http://schemas.microsoft.com/office/drawing/2014/chartex" xmlns:cx1="http://schemas.microsoft.com/office/drawing/2015/9/8/chartex" xmlns:cx2="http://schemas.microsoft.com/office/drawing/2015/10/21/chartex" xmlns:cx3="http://schemas.microsoft.com/office/drawing/2016/5/9/chartex" xmlns:cx4="http://schemas.microsoft.com/office/drawing/2016/5/10/chartex" xmlns:cx5="http://schemas.microsoft.com/office/drawing/2016/5/11/chartex" xmlns:cx6="http://schemas.microsoft.com/office/drawing/2016/5/12/chartex" xmlns:cx7="http://schemas.microsoft.com/office/drawing/2016/5/13/chartex" xmlns:cx8="http://schemas.microsoft.com/office/drawing/2016/5/14/chartex" xmlns:mc="http://schemas.openxmlformats.org/markup-compatibility/2006" xmlns:aink="http://schemas.microsoft.com/office/drawing/2016/ink" xmlns:am3d="http://schemas.microsoft.com/office/drawing/2017/model3d" xmlns:o="urn:schemas-microsoft-com:office:office" xmlns:oel="http://schemas.microsoft.com/office/2019/extlst" xmlns:r="http://schemas.openxmlformats.org/officeDocument/2006/relationships" xmlns:m="http://schemas.openxmlformats.org/officeDocument/2006/math" xmlns:v="urn:schemas-microsoft-com:vml" xmlns:wp14="http://schemas.microsoft.com/office/word/2010/wordprocessingDrawing" xmlns:wp="http://schemas.openxmlformats.org/drawingml/2006/wordprocessingDrawing" xmlns:w10="urn:schemas-microsoft-com:office:word" xmlns:w="http://schemas.openxmlformats.org/wordprocessingml/2006/main" xmlns:w14="http://schemas.microsoft.com/office/word/2010/wordml" xmlns:w15="http://schemas.microsoft.com/office/word/2012/wordml" xmlns:w16cei="http://schemas.microsoft.com/office/word/2026/wordml/cei" xmlns:w16cex="http://schemas.microsoft.com/office/word/2018/wordml/cex" xmlns:w16cid="http://schemas.microsoft.com/office/word/2016/wordml/cid" xmlns:w16="http://schemas.microsoft.com/office/word/2018/wordml" xmlns:w16du="http://schemas.microsoft.com/office/word/2023/wordml/word16du" xmlns:w16sdtdh="http://schemas.microsoft.com/office/word/2020/wordml/sdtdatahash" xmlns:w16sdtfl="http://schemas.microsoft.com/office/word/2024/wordml/sdtformatlock" xmlns:w16se="http://schemas.microsoft.com/office/word/2015/wordml/symex" xmlns:wpg="http://schemas.microsoft.com/office/word/2010/wordprocessingGroup" xmlns:wpi="http://schemas.microsoft.com/office/word/2010/wordprocessingInk" xmlns:wne="http://schemas.microsoft.com/office/word/2006/wordml" xmlns:wps="http://schemas.microsoft.com/office/word/2010/wordprocessingShape" mc:Ignorable="w14 w15 w16se w16cid w16 w16cex w16sdtdh w16sdtfl w16du wp14">
   <w:body>
     <w:tbl>
       <w:tblPr>
-        <w:tblStyle w:val="TableGrid"/>
-        <w:tblW w:w="4995" w:type="pct"/>
-        <w:tblBorders>
-          <w:top w:val="none" w:color="auto" w:sz="0" w:space="0"/>
-          <w:left w:val="none" w:color="auto" w:sz="0" w:space="0"/>
-          <w:bottom w:val="none" w:color="auto" w:sz="0" w:space="0"/>
-          <w:right w:val="none" w:color="auto" w:sz="0" w:space="0"/>
-          <w:insideH w:val="none" w:color="auto" w:sz="0" w:space="0"/>
-          <w:insideV w:val="none" w:color="auto" w:sz="0" w:space="0"/>
-        </w:tblBorders>
-        <w:tblCellMar>
-          <w:left w:w="0" w:type="dxa"/>
-          <w:right w:w="0" w:type="dxa"/>
-        </w:tblCellMar>
-        <w:tblLook w:val="04A0" w:firstRow="1" w:lastRow="0" w:firstColumn="1" w:lastColumn="0" w:noHBand="0" w:noVBand="1"/>
+        <w:tblStyle w:val="BCBlockTable"/>
+        <w:tblW w:w="5000" w:type="pct"/>
+        <w:tblLook w:val="0620" w:firstRow="1" w:lastRow="0" w:firstColumn="0" w:lastColumn="0" w:noHBand="1" w:noVBand="1"/>
         <w:tblCaption w:val="Address Block"/>
+        <w:tblDescription w:val="Layout table. Used for positioning, not for tabular data."/>
       </w:tblPr>
       <w:tblGrid>
-        <w:gridCol w:w="2621"/>
-        <w:gridCol w:w="4584"/>
-        <w:gridCol w:w="3279"/>
+        <w:gridCol w:w="2623"/>
+        <w:gridCol w:w="4588"/>
+        <w:gridCol w:w="3283"/>
       </w:tblGrid>
       <w:tr>
         <w:trPr>
           <w:cnfStyle w:val="100000000000" w:firstRow="1" w:lastRow="0" w:firstColumn="0" w:lastColumn="0" w:oddVBand="0" w:evenVBand="0" w:oddHBand="0" w:evenHBand="0" w:firstRowFirstColumn="0" w:firstRowLastColumn="0" w:lastRowFirstColumn="0" w:lastRowLastColumn="0"/>
+          <w:cantSplit/>
           <w:trHeight w:val="254"/>
         </w:trPr>
         <w:sdt>
           <w:sdtPr>
             <w:rPr>
               <w:rStyle w:val="Strong"/>
-              <w:rFonts w:ascii="Segoe UI Semibold" w:hAnsi="Segoe UI Semibold" w:cs="Segoe UI Semibold"/>
-              <w:b w:val="0"/>
-              <w:bCs w:val="0"/>
-              <w:sz w:val="22"/>
-              <w:szCs w:val="22"/>
             </w:rPr>
             <w:alias w:val="CustomerAddress1"/>
             <w:tag w:val="#BC:InsertDataItem,DataItems/Header/CustomerAddress1"/>
@@ -47,10 +32,15 @@
             <w:placeholder>
               <w:docPart w:val="DBA8D1994BA14EDE983E8BF90D492833"/>
             </w:placeholder>
+            <w:dataBinding w:prefixMappings="&lt;xmlns:ns0='urn:microsoft-dynamics-nav/reports/Standard_Sales_Order_Conf/1305/' " w:xpath="/ns0:NavWordReportXmlPart[1]/ns0:Header[1]/ns0:CustomerAddress1[1]" w:storeItemID="{00000000-0000-0000-0000-000000000000}"/>
             <w15:color w:val="808080"/>
             <w:text/>
-            <w:dataBinding w:prefixMappings="xmlns:ns0='urn:microsoft-dynamics-nav/reports/Standard_Sales_Order_Conf/1305/'" w:xpath="/ns0:NavWordReportXmlPart[1]/ns0:Header[1]/ns0:CustomerAddress1[1]"/>
           </w:sdtPr>
+          <w:sdtEndPr>
+            <w:rPr>
+              <w:rStyle w:val="Strong"/>
+            </w:rPr>
+          </w:sdtEndPr>
           <w:sdtContent>
             <w:tc>
               <w:tcPr>
@@ -58,25 +48,15 @@
               </w:tcPr>
               <w:p>
                 <w:pPr>
-                  <w:pStyle w:val="Heading2"/>
-                  <w:spacing w:before="0" w:after="0" w:line="276" w:lineRule="auto"/>
+                  <w:pStyle w:val="BCLabel"/>
+                  <w:spacing w:line="276" w:lineRule="auto"/>
                   <w:rPr>
                     <w:rStyle w:val="Strong"/>
-                    <w:rFonts w:ascii="Segoe UI Semibold" w:hAnsi="Segoe UI Semibold" w:cs="Segoe UI Semibold"/>
-                    <w:b w:val="0"/>
-                    <w:bCs w:val="0"/>
-                    <w:sz w:val="22"/>
-                    <w:szCs w:val="22"/>
                   </w:rPr>
                 </w:pPr>
                 <w:r>
                   <w:rPr>
                     <w:rStyle w:val="Strong"/>
-                    <w:rFonts w:ascii="Segoe UI Semibold" w:hAnsi="Segoe UI Semibold" w:cs="Segoe UI Semibold"/>
-                    <w:b w:val="0"/>
-                    <w:bCs w:val="0"/>
-                    <w:sz w:val="22"/>
-                    <w:szCs w:val="22"/>
                   </w:rPr>
                   <w:t>CustomerAddress1</w:t>
                 </w:r>
@@ -90,15 +70,10 @@
           </w:tcPr>
           <w:p>
             <w:pPr>
-              <w:pStyle w:val="Heading2"/>
-              <w:spacing w:before="0" w:after="0" w:line="276" w:lineRule="auto"/>
+              <w:pStyle w:val="BCLabel"/>
+              <w:spacing w:line="276" w:lineRule="auto"/>
               <w:rPr>
                 <w:rStyle w:val="Strong"/>
-                <w:rFonts w:ascii="Segoe UI Semibold" w:hAnsi="Segoe UI Semibold" w:cs="Segoe UI Semibold"/>
-                <w:b w:val="0"/>
-                <w:bCs w:val="0"/>
-                <w:sz w:val="22"/>
-                <w:szCs w:val="22"/>
               </w:rPr>
             </w:pPr>
           </w:p>
@@ -107,11 +82,6 @@
           <w:sdtPr>
             <w:rPr>
               <w:rStyle w:val="Strong"/>
-              <w:rFonts w:ascii="Segoe UI Semibold" w:hAnsi="Segoe UI Semibold" w:cs="Segoe UI Semibold"/>
-              <w:b w:val="0"/>
-              <w:bCs w:val="0"/>
-              <w:sz w:val="22"/>
-              <w:szCs w:val="22"/>
             </w:rPr>
             <w:alias w:val="CompanyAddress1"/>
             <w:tag w:val="#BC:InsertDataItem,DataItems/Header/CompanyAddress1"/>
@@ -119,10 +89,15 @@
             <w:placeholder>
               <w:docPart w:val="EB84971CAE2D446C9496942584011C22"/>
             </w:placeholder>
+            <w:dataBinding w:prefixMappings="&lt;xmlns:ns0='urn:microsoft-dynamics-nav/reports/Standard_Sales_Order_Conf/1305/' " w:xpath="/ns0:NavWordReportXmlPart[1]/ns0:Header[1]/ns0:CompanyAddress1[1]" w:storeItemID="{00000000-0000-0000-0000-000000000000}"/>
             <w15:color w:val="808080"/>
             <w:text/>
-            <w:dataBinding w:prefixMappings="xmlns:ns0='urn:microsoft-dynamics-nav/reports/Standard_Sales_Order_Conf/1305/'" w:xpath="/ns0:NavWordReportXmlPart[1]/ns0:Header[1]/ns0:CompanyAddress1[1]"/>
           </w:sdtPr>
+          <w:sdtEndPr>
+            <w:rPr>
+              <w:rStyle w:val="Strong"/>
+            </w:rPr>
+          </w:sdtEndPr>
           <w:sdtContent>
             <w:tc>
               <w:tcPr>
@@ -130,26 +105,17 @@
               </w:tcPr>
               <w:p>
                 <w:pPr>
-                  <w:pStyle w:val="Heading2"/>
-                  <w:spacing w:before="0" w:after="0" w:line="276" w:lineRule="auto"/>
+                  <w:pStyle w:val="BCLabelNumber"/>
+                  <w:spacing w:line="276" w:lineRule="auto"/>
                   <w:jc w:val="right"/>
                   <w:rPr>
                     <w:rStyle w:val="Strong"/>
-                    <w:b w:val="0"/>
-                    <w:bCs w:val="0"/>
-                    <w:sz w:val="22"/>
-                    <w:szCs w:val="22"/>
                     <w:lang w:val="da-DK"/>
                   </w:rPr>
                 </w:pPr>
                 <w:r>
                   <w:rPr>
                     <w:rStyle w:val="Strong"/>
-                    <w:rFonts w:ascii="Segoe UI Semibold" w:hAnsi="Segoe UI Semibold" w:cs="Segoe UI Semibold"/>
-                    <w:b w:val="0"/>
-                    <w:bCs w:val="0"/>
-                    <w:sz w:val="22"/>
-                    <w:szCs w:val="22"/>
                   </w:rPr>
                   <w:t>CompanyAddress1</w:t>
                 </w:r>
@@ -160,27 +126,22 @@
       </w:tr>
       <w:tr>
         <w:trPr>
+          <w:cantSplit/>
           <w:trHeight w:val="242"/>
         </w:trPr>
         <w:sdt>
           <w:sdtPr>
-            <w:rPr>
-              <w:rFonts w:cs="Segoe UI Semibold"/>
-              <w:b/>
-              <w:bCs/>
-              <w:sz w:val="22"/>
-              <w:szCs w:val="22"/>
-            </w:rPr>
             <w:alias w:val="CustomerAddress2"/>
             <w:tag w:val="#BC:InsertDataItem,DataItems/Header/CustomerAddress2"/>
             <w:id w:val="863552788"/>
             <w:placeholder>
               <w:docPart w:val="DBA8D1994BA14EDE983E8BF90D492833"/>
             </w:placeholder>
+            <w:dataBinding w:prefixMappings="&lt;xmlns:ns0='urn:microsoft-dynamics-nav/reports/Standard_Sales_Order_Conf/1305/' " w:xpath="/ns0:NavWordReportXmlPart[1]/ns0:Header[1]/ns0:CustomerAddress2[1]" w:storeItemID="{00000000-0000-0000-0000-000000000000}"/>
             <w15:color w:val="808080"/>
             <w:text/>
-            <w:dataBinding w:prefixMappings="xmlns:ns0='urn:microsoft-dynamics-nav/reports/Standard_Sales_Order_Conf/1305/'" w:xpath="/ns0:NavWordReportXmlPart[1]/ns0:Header[1]/ns0:CustomerAddress2[1]"/>
           </w:sdtPr>
+          <w:sdtEndPr/>
           <w:sdtContent>
             <w:tc>
               <w:tcPr>
@@ -188,18 +149,9 @@
               </w:tcPr>
               <w:p>
                 <w:pPr>
-                  <w:rPr>
-                    <w:rFonts w:cs="Segoe UI Semibold" w:asciiTheme="minorHAnsi" w:hAnsiTheme="minorHAnsi"/>
-                    <w:sz w:val="22"/>
-                    <w:szCs w:val="22"/>
-                  </w:rPr>
+                  <w:pStyle w:val="NoSpacing"/>
                 </w:pPr>
                 <w:r>
-                  <w:rPr>
-                    <w:rFonts w:cs="Segoe UI Semibold" w:asciiTheme="minorHAnsi" w:hAnsiTheme="minorHAnsi"/>
-                    <w:sz w:val="22"/>
-                    <w:szCs w:val="22"/>
-                  </w:rPr>
                   <w:t>CustomerAddress2</w:t>
                 </w:r>
               </w:p>
@@ -212,31 +164,23 @@
           </w:tcPr>
           <w:p>
             <w:pPr>
-              <w:rPr>
-                <w:rFonts w:cs="Segoe UI Semibold" w:asciiTheme="minorHAnsi" w:hAnsiTheme="minorHAnsi"/>
-                <w:sz w:val="22"/>
-                <w:szCs w:val="22"/>
-              </w:rPr>
+              <w:pStyle w:val="NoSpacing"/>
             </w:pPr>
           </w:p>
         </w:tc>
         <w:sdt>
           <w:sdtPr>
-            <w:rPr>
-              <w:rFonts w:cs="Segoe UI Semibold"/>
-              <w:sz w:val="22"/>
-              <w:szCs w:val="22"/>
-            </w:rPr>
             <w:alias w:val="CompanyAddress2"/>
             <w:tag w:val="#BC:InsertDataItem,DataItems/Header/CompanyAddress2"/>
             <w:id w:val="-407616906"/>
             <w:placeholder>
               <w:docPart w:val="0222551F419C4A0581629C439C20CBB1"/>
             </w:placeholder>
+            <w:dataBinding w:prefixMappings="&lt;xmlns:ns0='urn:microsoft-dynamics-nav/reports/Standard_Sales_Order_Conf/1305/' " w:xpath="/ns0:NavWordReportXmlPart[1]/ns0:Header[1]/ns0:CompanyAddress2[1]" w:storeItemID="{00000000-0000-0000-0000-000000000000}"/>
             <w15:color w:val="808080"/>
             <w:text/>
-            <w:dataBinding w:prefixMappings="xmlns:ns0='urn:microsoft-dynamics-nav/reports/Standard_Sales_Order_Conf/1305/'" w:xpath="/ns0:NavWordReportXmlPart[1]/ns0:Header[1]/ns0:CompanyAddress2[1]"/>
           </w:sdtPr>
+          <w:sdtEndPr/>
           <w:sdtContent>
             <w:tc>
               <w:tcPr>
@@ -244,19 +188,10 @@
               </w:tcPr>
               <w:p>
                 <w:pPr>
+                  <w:pStyle w:val="BCNumber"/>
                   <w:jc w:val="right"/>
-                  <w:rPr>
-                    <w:rFonts w:asciiTheme="minorHAnsi" w:hAnsiTheme="minorHAnsi"/>
-                    <w:sz w:val="22"/>
-                    <w:szCs w:val="22"/>
-                  </w:rPr>
                 </w:pPr>
                 <w:r>
-                  <w:rPr>
-                    <w:rFonts w:cs="Segoe UI Semibold" w:asciiTheme="minorHAnsi" w:hAnsiTheme="minorHAnsi"/>
-                    <w:sz w:val="22"/>
-                    <w:szCs w:val="22"/>
-                  </w:rPr>
                   <w:t>CompanyAddress2</w:t>
                 </w:r>
               </w:p>
@@ -266,25 +201,22 @@
       </w:tr>
       <w:tr>
         <w:trPr>
+          <w:cantSplit/>
           <w:trHeight w:val="242"/>
         </w:trPr>
         <w:sdt>
           <w:sdtPr>
-            <w:rPr>
-              <w:rFonts w:cs="Segoe UI Semibold"/>
-              <w:sz w:val="22"/>
-              <w:szCs w:val="22"/>
-            </w:rPr>
             <w:alias w:val="CustomerAddress3"/>
             <w:tag w:val="#BC:InsertDataItem,DataItems/Header/CustomerAddress3"/>
             <w:id w:val="335427627"/>
             <w:placeholder>
               <w:docPart w:val="DBA8D1994BA14EDE983E8BF90D492833"/>
             </w:placeholder>
+            <w:dataBinding w:prefixMappings="&lt;xmlns:ns0='urn:microsoft-dynamics-nav/reports/Standard_Sales_Order_Conf/1305/' " w:xpath="/ns0:NavWordReportXmlPart[1]/ns0:Header[1]/ns0:CustomerAddress3[1]" w:storeItemID="{00000000-0000-0000-0000-000000000000}"/>
             <w15:color w:val="808080"/>
             <w:text/>
-            <w:dataBinding w:prefixMappings="xmlns:ns0='urn:microsoft-dynamics-nav/reports/Standard_Sales_Order_Conf/1305/'" w:xpath="/ns0:NavWordReportXmlPart[1]/ns0:Header[1]/ns0:CustomerAddress3[1]"/>
           </w:sdtPr>
+          <w:sdtEndPr/>
           <w:sdtContent>
             <w:tc>
               <w:tcPr>
@@ -292,18 +224,9 @@
               </w:tcPr>
               <w:p>
                 <w:pPr>
-                  <w:rPr>
-                    <w:rFonts w:cs="Segoe UI Semibold" w:asciiTheme="minorHAnsi" w:hAnsiTheme="minorHAnsi"/>
-                    <w:sz w:val="22"/>
-                    <w:szCs w:val="22"/>
-                  </w:rPr>
+                  <w:pStyle w:val="NoSpacing"/>
                 </w:pPr>
                 <w:r>
-                  <w:rPr>
-                    <w:rFonts w:cs="Segoe UI Semibold" w:asciiTheme="minorHAnsi" w:hAnsiTheme="minorHAnsi"/>
-                    <w:sz w:val="22"/>
-                    <w:szCs w:val="22"/>
-                  </w:rPr>
                   <w:t>CustomerAddress3</w:t>
                 </w:r>
               </w:p>
@@ -316,31 +239,23 @@
           </w:tcPr>
           <w:p>
             <w:pPr>
-              <w:rPr>
-                <w:rFonts w:cs="Segoe UI Semibold" w:asciiTheme="minorHAnsi" w:hAnsiTheme="minorHAnsi"/>
-                <w:sz w:val="22"/>
-                <w:szCs w:val="22"/>
-              </w:rPr>
+              <w:pStyle w:val="NoSpacing"/>
             </w:pPr>
           </w:p>
         </w:tc>
         <w:sdt>
           <w:sdtPr>
-            <w:rPr>
-              <w:rFonts w:cs="Segoe UI Semibold"/>
-              <w:sz w:val="22"/>
-              <w:szCs w:val="22"/>
-            </w:rPr>
             <w:alias w:val="CompanyAddress3"/>
             <w:tag w:val="#BC:InsertDataItem,DataItems/Header/CompanyAddress3"/>
             <w:id w:val="-1208102821"/>
             <w:placeholder>
               <w:docPart w:val="F39D0F057CFC43348D17F1E051D2594A"/>
             </w:placeholder>
+            <w:dataBinding w:prefixMappings="&lt;xmlns:ns0='urn:microsoft-dynamics-nav/reports/Standard_Sales_Order_Conf/1305/' " w:xpath="/ns0:NavWordReportXmlPart[1]/ns0:Header[1]/ns0:CompanyAddress3[1]" w:storeItemID="{00000000-0000-0000-0000-000000000000}"/>
             <w15:color w:val="808080"/>
             <w:text/>
-            <w:dataBinding w:prefixMappings="xmlns:ns0='urn:microsoft-dynamics-nav/reports/Standard_Sales_Order_Conf/1305/'" w:xpath="/ns0:NavWordReportXmlPart[1]/ns0:Header[1]/ns0:CompanyAddress3[1]"/>
           </w:sdtPr>
+          <w:sdtEndPr/>
           <w:sdtContent>
             <w:tc>
               <w:tcPr>
@@ -348,18 +263,10 @@
               </w:tcPr>
               <w:p>
                 <w:pPr>
+                  <w:pStyle w:val="BCNumber"/>
                   <w:jc w:val="right"/>
-                  <w:rPr>
-                    <w:sz w:val="22"/>
-                    <w:szCs w:val="22"/>
-                  </w:rPr>
                 </w:pPr>
                 <w:r>
-                  <w:rPr>
-                    <w:rFonts w:cs="Segoe UI Semibold" w:asciiTheme="minorHAnsi" w:hAnsiTheme="minorHAnsi"/>
-                    <w:sz w:val="22"/>
-                    <w:szCs w:val="22"/>
-                  </w:rPr>
                   <w:t>CompanyAddress3</w:t>
                 </w:r>
               </w:p>
@@ -369,25 +276,22 @@
       </w:tr>
       <w:tr>
         <w:trPr>
+          <w:cantSplit/>
           <w:trHeight w:val="242"/>
         </w:trPr>
         <w:sdt>
           <w:sdtPr>
-            <w:rPr>
-              <w:rFonts w:cs="Segoe UI Semibold"/>
-              <w:sz w:val="22"/>
-              <w:szCs w:val="22"/>
-            </w:rPr>
             <w:alias w:val="CustomerAddress4"/>
             <w:tag w:val="#BC:InsertDataItem,DataItems/Header/CustomerAddress4"/>
             <w:id w:val="172315661"/>
             <w:placeholder>
               <w:docPart w:val="DBA8D1994BA14EDE983E8BF90D492833"/>
             </w:placeholder>
+            <w:dataBinding w:prefixMappings="&lt;xmlns:ns0='urn:microsoft-dynamics-nav/reports/Standard_Sales_Order_Conf/1305/' " w:xpath="/ns0:NavWordReportXmlPart[1]/ns0:Header[1]/ns0:CustomerAddress4[1]" w:storeItemID="{00000000-0000-0000-0000-000000000000}"/>
             <w15:color w:val="808080"/>
             <w:text/>
-            <w:dataBinding w:prefixMappings="xmlns:ns0='urn:microsoft-dynamics-nav/reports/Standard_Sales_Order_Conf/1305/'" w:xpath="/ns0:NavWordReportXmlPart[1]/ns0:Header[1]/ns0:CustomerAddress4[1]"/>
           </w:sdtPr>
+          <w:sdtEndPr/>
           <w:sdtContent>
             <w:tc>
               <w:tcPr>
@@ -395,18 +299,9 @@
               </w:tcPr>
               <w:p>
                 <w:pPr>
-                  <w:rPr>
-                    <w:rFonts w:cs="Segoe UI Semibold" w:asciiTheme="minorHAnsi" w:hAnsiTheme="minorHAnsi"/>
-                    <w:sz w:val="22"/>
-                    <w:szCs w:val="22"/>
-                  </w:rPr>
+                  <w:pStyle w:val="NoSpacing"/>
                 </w:pPr>
                 <w:r>
-                  <w:rPr>
-                    <w:rFonts w:cs="Segoe UI Semibold" w:asciiTheme="minorHAnsi" w:hAnsiTheme="minorHAnsi"/>
-                    <w:sz w:val="22"/>
-                    <w:szCs w:val="22"/>
-                  </w:rPr>
                   <w:t>CustomerAddress4</w:t>
                 </w:r>
               </w:p>
@@ -419,31 +314,23 @@
           </w:tcPr>
           <w:p>
             <w:pPr>
-              <w:rPr>
-                <w:rFonts w:cs="Segoe UI Semibold" w:asciiTheme="minorHAnsi" w:hAnsiTheme="minorHAnsi"/>
-                <w:sz w:val="22"/>
-                <w:szCs w:val="22"/>
-              </w:rPr>
+              <w:pStyle w:val="NoSpacing"/>
             </w:pPr>
           </w:p>
         </w:tc>
         <w:sdt>
           <w:sdtPr>
-            <w:rPr>
-              <w:rFonts w:cs="Segoe UI Semibold"/>
-              <w:sz w:val="22"/>
-              <w:szCs w:val="22"/>
-            </w:rPr>
             <w:alias w:val="CompanyAddress4"/>
             <w:tag w:val="#BC:InsertDataItem,DataItems/Header/CompanyAddress4"/>
             <w:id w:val="-1044596330"/>
             <w:placeholder>
               <w:docPart w:val="8DE6E81E39A04422B116877A4C0A6D28"/>
             </w:placeholder>
+            <w:dataBinding w:prefixMappings="&lt;xmlns:ns0='urn:microsoft-dynamics-nav/reports/Standard_Sales_Order_Conf/1305/' " w:xpath="/ns0:NavWordReportXmlPart[1]/ns0:Header[1]/ns0:CompanyAddress4[1]" w:storeItemID="{00000000-0000-0000-0000-000000000000}"/>
             <w15:color w:val="808080"/>
             <w:text/>
-            <w:dataBinding w:prefixMappings="xmlns:ns0='urn:microsoft-dynamics-nav/reports/Standard_Sales_Order_Conf/1305/'" w:xpath="/ns0:NavWordReportXmlPart[1]/ns0:Header[1]/ns0:CompanyAddress4[1]"/>
           </w:sdtPr>
+          <w:sdtEndPr/>
           <w:sdtContent>
             <w:tc>
               <w:tcPr>
@@ -451,18 +338,10 @@
               </w:tcPr>
               <w:p>
                 <w:pPr>
+                  <w:pStyle w:val="BCNumber"/>
                   <w:jc w:val="right"/>
-                  <w:rPr>
-                    <w:sz w:val="22"/>
-                    <w:szCs w:val="22"/>
-                  </w:rPr>
                 </w:pPr>
                 <w:r>
-                  <w:rPr>
-                    <w:rFonts w:cs="Segoe UI Semibold" w:asciiTheme="minorHAnsi" w:hAnsiTheme="minorHAnsi"/>
-                    <w:sz w:val="22"/>
-                    <w:szCs w:val="22"/>
-                  </w:rPr>
                   <w:t>CompanyAddress4</w:t>
                 </w:r>
               </w:p>
@@ -472,25 +351,22 @@
       </w:tr>
       <w:tr>
         <w:trPr>
+          <w:cantSplit/>
           <w:trHeight w:val="242"/>
         </w:trPr>
         <w:sdt>
           <w:sdtPr>
-            <w:rPr>
-              <w:rFonts w:cs="Segoe UI Semibold"/>
-              <w:sz w:val="22"/>
-              <w:szCs w:val="22"/>
-            </w:rPr>
             <w:alias w:val="CustomerAddress5"/>
             <w:tag w:val="#BC:InsertDataItem,DataItems/Header/CustomerAddress5"/>
             <w:id w:val="-2080044023"/>
             <w:placeholder>
               <w:docPart w:val="DBA8D1994BA14EDE983E8BF90D492833"/>
             </w:placeholder>
+            <w:dataBinding w:prefixMappings="&lt;xmlns:ns0='urn:microsoft-dynamics-nav/reports/Standard_Sales_Order_Conf/1305/' " w:xpath="/ns0:NavWordReportXmlPart[1]/ns0:Header[1]/ns0:CustomerAddress5[1]" w:storeItemID="{00000000-0000-0000-0000-000000000000}"/>
             <w15:color w:val="808080"/>
             <w:text/>
-            <w:dataBinding w:prefixMappings="xmlns:ns0='urn:microsoft-dynamics-nav/reports/Standard_Sales_Order_Conf/1305/'" w:xpath="/ns0:NavWordReportXmlPart[1]/ns0:Header[1]/ns0:CustomerAddress5[1]"/>
           </w:sdtPr>
+          <w:sdtEndPr/>
           <w:sdtContent>
             <w:tc>
               <w:tcPr>
@@ -498,18 +374,9 @@
               </w:tcPr>
               <w:p>
                 <w:pPr>
-                  <w:rPr>
-                    <w:rFonts w:cs="Segoe UI Semibold" w:asciiTheme="minorHAnsi" w:hAnsiTheme="minorHAnsi"/>
-                    <w:sz w:val="22"/>
-                    <w:szCs w:val="22"/>
-                  </w:rPr>
+                  <w:pStyle w:val="NoSpacing"/>
                 </w:pPr>
                 <w:r>
-                  <w:rPr>
-                    <w:rFonts w:cs="Segoe UI Semibold" w:asciiTheme="minorHAnsi" w:hAnsiTheme="minorHAnsi"/>
-                    <w:sz w:val="22"/>
-                    <w:szCs w:val="22"/>
-                  </w:rPr>
                   <w:t>CustomerAddress5</w:t>
                 </w:r>
               </w:p>
@@ -522,31 +389,23 @@
           </w:tcPr>
           <w:p>
             <w:pPr>
-              <w:rPr>
-                <w:rFonts w:cs="Segoe UI Semibold" w:asciiTheme="minorHAnsi" w:hAnsiTheme="minorHAnsi"/>
-                <w:sz w:val="22"/>
-                <w:szCs w:val="22"/>
-              </w:rPr>
+              <w:pStyle w:val="NoSpacing"/>
             </w:pPr>
           </w:p>
         </w:tc>
         <w:sdt>
           <w:sdtPr>
-            <w:rPr>
-              <w:rFonts w:cs="Segoe UI Semibold"/>
-              <w:sz w:val="22"/>
-              <w:szCs w:val="22"/>
-            </w:rPr>
             <w:alias w:val="CompanyAddress5"/>
             <w:tag w:val="#BC:InsertDataItem,DataItems/Header/CompanyAddress5"/>
             <w:id w:val="-1334838620"/>
             <w:placeholder>
               <w:docPart w:val="87999CDC6E3D491EB063E9B991974AB3"/>
             </w:placeholder>
+            <w:dataBinding w:prefixMappings="&lt;xmlns:ns0='urn:microsoft-dynamics-nav/reports/Standard_Sales_Order_Conf/1305/' " w:xpath="/ns0:NavWordReportXmlPart[1]/ns0:Header[1]/ns0:CompanyAddress5[1]" w:storeItemID="{00000000-0000-0000-0000-000000000000}"/>
             <w15:color w:val="808080"/>
             <w:text/>
-            <w:dataBinding w:prefixMappings="xmlns:ns0='urn:microsoft-dynamics-nav/reports/Standard_Sales_Order_Conf/1305/'" w:xpath="/ns0:NavWordReportXmlPart[1]/ns0:Header[1]/ns0:CompanyAddress5[1]"/>
           </w:sdtPr>
+          <w:sdtEndPr/>
           <w:sdtContent>
             <w:tc>
               <w:tcPr>
@@ -554,18 +413,10 @@
               </w:tcPr>
               <w:p>
                 <w:pPr>
+                  <w:pStyle w:val="BCNumber"/>
                   <w:jc w:val="right"/>
-                  <w:rPr>
-                    <w:sz w:val="22"/>
-                    <w:szCs w:val="22"/>
-                  </w:rPr>
                 </w:pPr>
                 <w:r>
-                  <w:rPr>
-                    <w:rFonts w:cs="Segoe UI Semibold" w:asciiTheme="minorHAnsi" w:hAnsiTheme="minorHAnsi"/>
-                    <w:sz w:val="22"/>
-                    <w:szCs w:val="22"/>
-                  </w:rPr>
                   <w:t>CompanyAddress5</w:t>
                 </w:r>
               </w:p>
@@ -575,25 +426,22 @@
       </w:tr>
       <w:tr>
         <w:trPr>
+          <w:cantSplit/>
           <w:trHeight w:val="242"/>
         </w:trPr>
         <w:sdt>
           <w:sdtPr>
-            <w:rPr>
-              <w:rFonts w:cs="Segoe UI Semibold"/>
-              <w:sz w:val="22"/>
-              <w:szCs w:val="22"/>
-            </w:rPr>
             <w:alias w:val="CustomerAddress6"/>
             <w:tag w:val="#BC:InsertDataItem,DataItems/Header/CustomerAddress6"/>
             <w:id w:val="-2086289259"/>
             <w:placeholder>
               <w:docPart w:val="DBA8D1994BA14EDE983E8BF90D492833"/>
             </w:placeholder>
+            <w:dataBinding w:prefixMappings="&lt;xmlns:ns0='urn:microsoft-dynamics-nav/reports/Standard_Sales_Order_Conf/1305/' " w:xpath="/ns0:NavWordReportXmlPart[1]/ns0:Header[1]/ns0:CustomerAddress6[1]" w:storeItemID="{00000000-0000-0000-0000-000000000000}"/>
             <w15:color w:val="808080"/>
             <w:text/>
-            <w:dataBinding w:prefixMappings="xmlns:ns0='urn:microsoft-dynamics-nav/reports/Standard_Sales_Order_Conf/1305/'" w:xpath="/ns0:NavWordReportXmlPart[1]/ns0:Header[1]/ns0:CustomerAddress6[1]"/>
           </w:sdtPr>
+          <w:sdtEndPr/>
           <w:sdtContent>
             <w:tc>
               <w:tcPr>
@@ -601,18 +449,9 @@
               </w:tcPr>
               <w:p>
                 <w:pPr>
-                  <w:rPr>
-                    <w:rFonts w:cs="Segoe UI Semibold" w:asciiTheme="minorHAnsi" w:hAnsiTheme="minorHAnsi"/>
-                    <w:sz w:val="22"/>
-                    <w:szCs w:val="22"/>
-                  </w:rPr>
+                  <w:pStyle w:val="NoSpacing"/>
                 </w:pPr>
                 <w:r>
-                  <w:rPr>
-                    <w:rFonts w:cs="Segoe UI Semibold" w:asciiTheme="minorHAnsi" w:hAnsiTheme="minorHAnsi"/>
-                    <w:sz w:val="22"/>
-                    <w:szCs w:val="22"/>
-                  </w:rPr>
                   <w:t>CustomerAddress6</w:t>
                 </w:r>
               </w:p>
@@ -625,31 +464,23 @@
           </w:tcPr>
           <w:p>
             <w:pPr>
-              <w:rPr>
-                <w:rFonts w:cs="Segoe UI Semibold" w:asciiTheme="minorHAnsi" w:hAnsiTheme="minorHAnsi"/>
-                <w:sz w:val="22"/>
-                <w:szCs w:val="22"/>
-              </w:rPr>
+              <w:pStyle w:val="NoSpacing"/>
             </w:pPr>
           </w:p>
         </w:tc>
         <w:sdt>
           <w:sdtPr>
-            <w:rPr>
-              <w:rFonts w:cs="Segoe UI Semibold"/>
-              <w:sz w:val="22"/>
-              <w:szCs w:val="22"/>
-            </w:rPr>
             <w:alias w:val="CompanyAddress6"/>
             <w:tag w:val="#BC:InsertDataItem,DataItems/Header/CompanyAddress6"/>
             <w:id w:val="29467029"/>
             <w:placeholder>
               <w:docPart w:val="03DA5A8F6D414CF7B026025E0A585944"/>
             </w:placeholder>
+            <w:dataBinding w:prefixMappings="&lt;xmlns:ns0='urn:microsoft-dynamics-nav/reports/Standard_Sales_Order_Conf/1305/' " w:xpath="/ns0:NavWordReportXmlPart[1]/ns0:Header[1]/ns0:CompanyAddress6[1]" w:storeItemID="{00000000-0000-0000-0000-000000000000}"/>
             <w15:color w:val="808080"/>
             <w:text/>
-            <w:dataBinding w:prefixMappings="xmlns:ns0='urn:microsoft-dynamics-nav/reports/Standard_Sales_Order_Conf/1305/'" w:xpath="/ns0:NavWordReportXmlPart[1]/ns0:Header[1]/ns0:CompanyAddress6[1]"/>
           </w:sdtPr>
+          <w:sdtEndPr/>
           <w:sdtContent>
             <w:tc>
               <w:tcPr>
@@ -657,18 +488,10 @@
               </w:tcPr>
               <w:p>
                 <w:pPr>
+                  <w:pStyle w:val="BCNumber"/>
                   <w:jc w:val="right"/>
-                  <w:rPr>
-                    <w:sz w:val="22"/>
-                    <w:szCs w:val="22"/>
-                  </w:rPr>
                 </w:pPr>
                 <w:r>
-                  <w:rPr>
-                    <w:rFonts w:cs="Segoe UI Semibold" w:asciiTheme="minorHAnsi" w:hAnsiTheme="minorHAnsi"/>
-                    <w:sz w:val="22"/>
-                    <w:szCs w:val="22"/>
-                  </w:rPr>
                   <w:t>CompanyAddress6</w:t>
                 </w:r>
               </w:p>
@@ -678,25 +501,22 @@
       </w:tr>
       <w:tr>
         <w:trPr>
+          <w:cantSplit/>
           <w:trHeight w:val="242"/>
         </w:trPr>
         <w:sdt>
           <w:sdtPr>
-            <w:rPr>
-              <w:rFonts w:cs="Segoe UI Semibold"/>
-              <w:sz w:val="22"/>
-              <w:szCs w:val="22"/>
-            </w:rPr>
             <w:alias w:val="CustomerAddress7"/>
             <w:tag w:val="#BC:InsertDataItem,DataItems/Header/CustomerAddress7"/>
             <w:id w:val="2127339997"/>
             <w:placeholder>
               <w:docPart w:val="DBA8D1994BA14EDE983E8BF90D492833"/>
             </w:placeholder>
+            <w:dataBinding w:prefixMappings="&lt;xmlns:ns0='urn:microsoft-dynamics-nav/reports/Standard_Sales_Order_Conf/1305/' " w:xpath="/ns0:NavWordReportXmlPart[1]/ns0:Header[1]/ns0:CustomerAddress7[1]" w:storeItemID="{00000000-0000-0000-0000-000000000000}"/>
             <w15:color w:val="808080"/>
             <w:text/>
-            <w:dataBinding w:prefixMappings="xmlns:ns0='urn:microsoft-dynamics-nav/reports/Standard_Sales_Order_Conf/1305/'" w:xpath="/ns0:NavWordReportXmlPart[1]/ns0:Header[1]/ns0:CustomerAddress7[1]"/>
           </w:sdtPr>
+          <w:sdtEndPr/>
           <w:sdtContent>
             <w:tc>
               <w:tcPr>
@@ -704,18 +524,9 @@
               </w:tcPr>
               <w:p>
                 <w:pPr>
-                  <w:rPr>
-                    <w:rFonts w:cs="Segoe UI Semibold" w:asciiTheme="minorHAnsi" w:hAnsiTheme="minorHAnsi"/>
-                    <w:sz w:val="22"/>
-                    <w:szCs w:val="22"/>
-                  </w:rPr>
+                  <w:pStyle w:val="NoSpacing"/>
                 </w:pPr>
                 <w:r>
-                  <w:rPr>
-                    <w:rFonts w:cs="Segoe UI Semibold" w:asciiTheme="minorHAnsi" w:hAnsiTheme="minorHAnsi"/>
-                    <w:sz w:val="22"/>
-                    <w:szCs w:val="22"/>
-                  </w:rPr>
                   <w:t>CustomerAddress7</w:t>
                 </w:r>
               </w:p>
@@ -728,31 +539,23 @@
           </w:tcPr>
           <w:p>
             <w:pPr>
-              <w:rPr>
-                <w:rFonts w:cs="Segoe UI Semibold" w:asciiTheme="minorHAnsi" w:hAnsiTheme="minorHAnsi"/>
-                <w:sz w:val="22"/>
-                <w:szCs w:val="22"/>
-              </w:rPr>
+              <w:pStyle w:val="NoSpacing"/>
             </w:pPr>
           </w:p>
         </w:tc>
         <w:sdt>
           <w:sdtPr>
-            <w:rPr>
-              <w:rFonts w:cs="Segoe UI Semibold"/>
-              <w:sz w:val="22"/>
-              <w:szCs w:val="22"/>
-            </w:rPr>
             <w:alias w:val="CompanyLegalOffice_Lbl"/>
             <w:tag w:val="#BC:InsertDataItem,DataItems/Header/CompanyLegalOffice_Lbl"/>
             <w:id w:val="483044511"/>
             <w:placeholder>
               <w:docPart w:val="DAC6490B21CA4214B8E6BACFA12DD1A3"/>
             </w:placeholder>
+            <w:dataBinding w:prefixMappings="&lt;xmlns:ns0='urn:microsoft-dynamics-nav/reports/Standard_Sales_Order_Conf/1305/' " w:xpath="/ns0:NavWordReportXmlPart[1]/ns0:Header[1]/ns0:CompanyLegalOffice_Lbl[1]" w:storeItemID="{00000000-0000-0000-0000-000000000000}"/>
             <w15:color w:val="808080"/>
             <w:text/>
-            <w:dataBinding w:prefixMappings="xmlns:ns0='urn:microsoft-dynamics-nav/reports/Standard_Sales_Order_Conf/1305/'" w:xpath="/ns0:NavWordReportXmlPart[1]/ns0:Header[1]/ns0:CompanyLegalOffice_Lbl[1]"/>
           </w:sdtPr>
+          <w:sdtEndPr/>
           <w:sdtContent>
             <w:tc>
               <w:tcPr>
@@ -760,22 +563,12 @@
               </w:tcPr>
               <w:p>
                 <w:pPr>
+                  <w:pStyle w:val="BCNumber"/>
                   <w:jc w:val="right"/>
-                  <w:rPr>
-                    <w:sz w:val="22"/>
-                    <w:szCs w:val="22"/>
-                  </w:rPr>
                 </w:pPr>
-                <w:proofErr w:type="spellStart"/>
                 <w:r>
-                  <w:rPr>
-                    <w:rFonts w:cs="Segoe UI Semibold" w:asciiTheme="minorHAnsi" w:hAnsiTheme="minorHAnsi"/>
-                    <w:sz w:val="22"/>
-                    <w:szCs w:val="22"/>
-                  </w:rPr>
                   <w:t>CompanyLegalOffice_Lbl</w:t>
                 </w:r>
-                <w:proofErr w:type="spellEnd"/>
               </w:p>
             </w:tc>
           </w:sdtContent>
@@ -783,25 +576,22 @@
       </w:tr>
       <w:tr>
         <w:trPr>
+          <w:cantSplit/>
           <w:trHeight w:val="242"/>
         </w:trPr>
         <w:sdt>
           <w:sdtPr>
-            <w:rPr>
-              <w:rFonts w:cs="Segoe UI Semibold"/>
-              <w:sz w:val="22"/>
-              <w:szCs w:val="22"/>
-            </w:rPr>
             <w:alias w:val="CustomerAddress8"/>
             <w:tag w:val="#BC:InsertDataItem,DataItems/Header/CustomerAddress8"/>
             <w:id w:val="-1986933782"/>
             <w:placeholder>
               <w:docPart w:val="A21AD53D56754BD3A1054FD44803859F"/>
             </w:placeholder>
+            <w:dataBinding w:prefixMappings="&lt;xmlns:ns0='urn:microsoft-dynamics-nav/reports/Standard_Sales_Order_Conf/1305/' " w:xpath="/ns0:NavWordReportXmlPart[1]/ns0:Header[1]/ns0:CustomerAddress8[1]" w:storeItemID="{00000000-0000-0000-0000-000000000000}"/>
             <w15:color w:val="808080"/>
             <w:text/>
-            <w:dataBinding w:prefixMappings="xmlns:ns0='urn:microsoft-dynamics-nav/reports/Standard_Sales_Order_Conf/1305/'" w:xpath="/ns0:NavWordReportXmlPart[1]/ns0:Header[1]/ns0:CustomerAddress8[1]"/>
           </w:sdtPr>
+          <w:sdtEndPr/>
           <w:sdtContent>
             <w:tc>
               <w:tcPr>
@@ -809,18 +599,9 @@
               </w:tcPr>
               <w:p>
                 <w:pPr>
-                  <w:rPr>
-                    <w:rFonts w:cs="Segoe UI Semibold" w:asciiTheme="minorHAnsi" w:hAnsiTheme="minorHAnsi"/>
-                    <w:sz w:val="22"/>
-                    <w:szCs w:val="22"/>
-                  </w:rPr>
+                  <w:pStyle w:val="NoSpacing"/>
                 </w:pPr>
                 <w:r>
-                  <w:rPr>
-                    <w:rFonts w:cs="Segoe UI Semibold" w:asciiTheme="minorHAnsi" w:hAnsiTheme="minorHAnsi"/>
-                    <w:sz w:val="22"/>
-                    <w:szCs w:val="22"/>
-                  </w:rPr>
                   <w:t>CustomerAddress8</w:t>
                 </w:r>
               </w:p>
@@ -833,31 +614,23 @@
           </w:tcPr>
           <w:p>
             <w:pPr>
-              <w:rPr>
-                <w:rFonts w:cs="Segoe UI Semibold" w:asciiTheme="minorHAnsi" w:hAnsiTheme="minorHAnsi"/>
-                <w:sz w:val="22"/>
-                <w:szCs w:val="22"/>
-              </w:rPr>
+              <w:pStyle w:val="NoSpacing"/>
             </w:pPr>
           </w:p>
         </w:tc>
         <w:sdt>
           <w:sdtPr>
-            <w:rPr>
-              <w:rFonts w:cs="Segoe UI Semibold"/>
-              <w:sz w:val="22"/>
-              <w:szCs w:val="22"/>
-            </w:rPr>
             <w:alias w:val="CompanyLegalOffice"/>
             <w:tag w:val="#BC:InsertDataItem,DataItems/Header/CompanyLegalOffice"/>
             <w:id w:val="-1993854372"/>
             <w:placeholder>
               <w:docPart w:val="33F694BABBD34C0BB4C23021962CF054"/>
             </w:placeholder>
+            <w:dataBinding w:prefixMappings="&lt;xmlns:ns0='urn:microsoft-dynamics-nav/reports/Standard_Sales_Order_Conf/1305/' " w:xpath="/ns0:NavWordReportXmlPart[1]/ns0:Header[1]/ns0:CompanyLegalOffice[1]" w:storeItemID="{00000000-0000-0000-0000-000000000000}"/>
             <w15:color w:val="808080"/>
             <w:text/>
-            <w:dataBinding w:prefixMappings="xmlns:ns0='urn:microsoft-dynamics-nav/reports/Standard_Sales_Order_Conf/1305/'" w:xpath="/ns0:NavWordReportXmlPart[1]/ns0:Header[1]/ns0:CompanyLegalOffice[1]"/>
           </w:sdtPr>
+          <w:sdtEndPr/>
           <w:sdtContent>
             <w:tc>
               <w:tcPr>
@@ -865,22 +638,12 @@
               </w:tcPr>
               <w:p>
                 <w:pPr>
+                  <w:pStyle w:val="BCNumber"/>
                   <w:jc w:val="right"/>
-                  <w:rPr>
-                    <w:sz w:val="22"/>
-                    <w:szCs w:val="22"/>
-                  </w:rPr>
                 </w:pPr>
-                <w:proofErr w:type="spellStart"/>
                 <w:r>
-                  <w:rPr>
-                    <w:rFonts w:cs="Segoe UI Semibold" w:asciiTheme="minorHAnsi" w:hAnsiTheme="minorHAnsi"/>
-                    <w:sz w:val="22"/>
-                    <w:szCs w:val="22"/>
-                  </w:rPr>
                   <w:t>CompanyLegalOffice</w:t>
                 </w:r>
-                <w:proofErr w:type="spellEnd"/>
               </w:p>
             </w:tc>
           </w:sdtContent>
@@ -890,223 +653,144 @@
     <w:p>
       <w:pPr>
         <w:spacing w:after="0" w:line="276" w:lineRule="auto"/>
-        <w:rPr>
-          <w:sz w:val="22"/>
-          <w:szCs w:val="22"/>
-        </w:rPr>
       </w:pPr>
     </w:p>
     <w:tbl>
       <w:tblPr>
-        <w:tblStyle w:val="TableGrid"/>
-        <w:tblW w:w="10498" w:type="dxa"/>
-        <w:tblBorders>
-          <w:top w:val="none" w:color="auto" w:sz="0" w:space="0"/>
-          <w:left w:val="none" w:color="auto" w:sz="0" w:space="0"/>
-          <w:bottom w:val="none" w:color="auto" w:sz="0" w:space="0"/>
-          <w:right w:val="none" w:color="auto" w:sz="0" w:space="0"/>
-          <w:insideH w:val="none" w:color="auto" w:sz="0" w:space="0"/>
-          <w:insideV w:val="none" w:color="auto" w:sz="0" w:space="0"/>
-        </w:tblBorders>
-        <w:tblLayout w:type="fixed"/>
-        <w:tblCellMar>
-          <w:left w:w="0" w:type="dxa"/>
-          <w:right w:w="0" w:type="dxa"/>
-        </w:tblCellMar>
-        <w:tblLook w:val="04A0" w:firstRow="1" w:lastRow="0" w:firstColumn="1" w:lastColumn="0" w:noHBand="0" w:noVBand="1"/>
+        <w:tblStyle w:val="BCBlockTable"/>
+        <w:tblW w:w="5000" w:type="pct"/>
+        <w:tblLook w:val="0620" w:firstRow="1" w:lastRow="0" w:firstColumn="0" w:lastColumn="0" w:noHBand="1" w:noVBand="1"/>
         <w:tblCaption w:val="Document Information Block"/>
+        <w:tblDescription w:val="Layout table. Used for positioning, not for tabular data."/>
       </w:tblPr>
       <w:tblGrid>
-        <w:gridCol w:w="2624"/>
-        <w:gridCol w:w="2625"/>
-        <w:gridCol w:w="2624"/>
-        <w:gridCol w:w="2625"/>
+        <w:gridCol w:w="2262"/>
+        <w:gridCol w:w="3206"/>
+        <w:gridCol w:w="2763"/>
+        <w:gridCol w:w="2263"/>
       </w:tblGrid>
       <w:tr>
         <w:trPr>
           <w:cnfStyle w:val="100000000000" w:firstRow="1" w:lastRow="0" w:firstColumn="0" w:lastColumn="0" w:oddVBand="0" w:evenVBand="0" w:oddHBand="0" w:evenHBand="0" w:firstRowFirstColumn="0" w:firstRowLastColumn="0" w:lastRowFirstColumn="0" w:lastRowLastColumn="0"/>
+          <w:cantSplit/>
           <w:trHeight w:val="254"/>
         </w:trPr>
         <w:sdt>
           <w:sdtPr>
-            <w:rPr>
-              <w:rFonts w:ascii="Segoe UI Semibold" w:hAnsi="Segoe UI Semibold" w:cs="Segoe UI Semibold"/>
-              <w:sz w:val="22"/>
-              <w:szCs w:val="22"/>
-            </w:rPr>
-            <w:alias w:val="ExtDocNo_SalesHeader_Lbl"/>
-            <w:tag w:val="#BC:InsertDataItem,DataItems/Header/ExtDocNo_SalesHeader_Lbl"/>
-            <w:id w:val="-1798374711"/>
+            <w:alias w:val="DocumentNo_Lbl"/>
+            <w:tag w:val="#BC:InsertDataItem,DataItems/Header/DocumentNo_Lbl"/>
+            <w:id w:val="316534050"/>
             <w:placeholder>
-              <w:docPart w:val="CDCFBFCC4CF54CC5A6B1F730C8BC89DD"/>
+              <w:docPart w:val="DefaultPlaceholder_-1854013440"/>
             </w:placeholder>
+            <w:dataBinding w:prefixMappings="&lt;xmlns:ns0='urn:microsoft-dynamics-nav/reports/Standard_Sales_Order_Conf/1305/' " w:xpath="/ns0:NavWordReportXmlPart[1]/ns0:Header[1]/ns0:DocumentNo_Lbl[1]" w:storeItemID="{00000000-0000-0000-0000-000000000000}"/>
             <w15:color w:val="808080"/>
             <w:text/>
-            <w:dataBinding w:prefixMappings="xmlns:ns0='urn:microsoft-dynamics-nav/reports/Standard_Sales_Order_Conf/1305/'" w:xpath="/ns0:NavWordReportXmlPart[1]/ns0:Header[1]/ns0:ExtDocNo_SalesHeader_Lbl[1]"/>
           </w:sdtPr>
+          <w:sdtEndPr/>
           <w:sdtContent>
             <w:tc>
               <w:tcPr>
-                <w:tcW w:w="2624" w:type="dxa"/>
+                <w:tcW w:w="1250" w:type="pct"/>
               </w:tcPr>
               <w:p>
                 <w:pPr>
-                  <w:pStyle w:val="Heading2"/>
-                  <w:spacing w:before="0" w:after="0" w:line="276" w:lineRule="auto"/>
-                  <w:rPr>
-                    <w:rFonts w:ascii="Segoe UI Semibold" w:hAnsi="Segoe UI Semibold" w:cs="Segoe UI Semibold"/>
-                    <w:sz w:val="22"/>
-                    <w:szCs w:val="22"/>
-                  </w:rPr>
+                  <w:pStyle w:val="BCLabel"/>
+                  <w:spacing w:line="276" w:lineRule="auto"/>
                 </w:pPr>
-                <w:proofErr w:type="spellStart"/>
                 <w:r>
-                  <w:rPr>
-                    <w:rFonts w:ascii="Segoe UI Semibold" w:hAnsi="Segoe UI Semibold" w:cs="Segoe UI Semibold"/>
-                    <w:sz w:val="22"/>
-                    <w:szCs w:val="22"/>
-                  </w:rPr>
-                  <w:t>ExtDocNo_SalesHeader_Lbl</w:t>
+                  <w:t>DocumentNo_Lbl</w:t>
                 </w:r>
-                <w:proofErr w:type="spellEnd"/>
               </w:p>
             </w:tc>
           </w:sdtContent>
         </w:sdt>
         <w:sdt>
           <w:sdtPr>
-            <w:rPr>
-              <w:rFonts w:ascii="Segoe UI Semibold" w:hAnsi="Segoe UI Semibold" w:cs="Segoe UI Semibold"/>
-              <w:sz w:val="22"/>
-              <w:szCs w:val="22"/>
-            </w:rPr>
-            <w:alias w:val="SalesPersonText_Lbl"/>
-            <w:tag w:val="#BC:InsertDataItem,DataItems/Header/SalesPersonText_Lbl"/>
-            <w:id w:val="732199622"/>
+            <w:alias w:val="DocumentDate_Lbl"/>
+            <w:tag w:val="#BC:InsertDataItem,DataItems/Header/DocumentDate_Lbl"/>
+            <w:id w:val="-315485630"/>
             <w:placeholder>
-              <w:docPart w:val="CDCFBFCC4CF54CC5A6B1F730C8BC89DD"/>
+              <w:docPart w:val="DefaultPlaceholder_-1854013440"/>
             </w:placeholder>
+            <w:dataBinding w:prefixMappings="&lt;xmlns:ns0='urn:microsoft-dynamics-nav/reports/Standard_Sales_Order_Conf/1305/' " w:xpath="/ns0:NavWordReportXmlPart[1]/ns0:Header[1]/ns0:DocumentDate_Lbl[1]" w:storeItemID="{00000000-0000-0000-0000-000000000000}"/>
             <w15:color w:val="808080"/>
             <w:text/>
-            <w:dataBinding w:prefixMappings="xmlns:ns0='urn:microsoft-dynamics-nav/reports/Standard_Sales_Order_Conf/1305/'" w:xpath="/ns0:NavWordReportXmlPart[1]/ns0:Header[1]/ns0:SalesPersonText_Lbl[1]"/>
           </w:sdtPr>
+          <w:sdtEndPr/>
           <w:sdtContent>
             <w:tc>
               <w:tcPr>
-                <w:tcW w:w="2625" w:type="dxa"/>
+                <w:tcW w:w="1250" w:type="pct"/>
               </w:tcPr>
               <w:p>
                 <w:pPr>
-                  <w:pStyle w:val="Heading2"/>
-                  <w:spacing w:before="0" w:after="0" w:line="276" w:lineRule="auto"/>
-                  <w:rPr>
-                    <w:rFonts w:ascii="Segoe UI Semibold" w:hAnsi="Segoe UI Semibold" w:cs="Segoe UI Semibold"/>
-                    <w:sz w:val="22"/>
-                    <w:szCs w:val="22"/>
-                  </w:rPr>
+                  <w:pStyle w:val="BCLabel"/>
+                  <w:spacing w:line="276" w:lineRule="auto"/>
                 </w:pPr>
-                <w:proofErr w:type="spellStart"/>
                 <w:r>
-                  <w:rPr>
-                    <w:rFonts w:ascii="Segoe UI Semibold" w:hAnsi="Segoe UI Semibold" w:cs="Segoe UI Semibold"/>
-                    <w:sz w:val="22"/>
-                    <w:szCs w:val="22"/>
-                  </w:rPr>
-                  <w:t>SalesPersonText_Lbl</w:t>
+                  <w:t>DocumentDate_Lbl</w:t>
                 </w:r>
-                <w:proofErr w:type="spellEnd"/>
               </w:p>
             </w:tc>
           </w:sdtContent>
         </w:sdt>
         <w:sdt>
           <w:sdtPr>
-            <w:rPr>
-              <w:rFonts w:ascii="Segoe UI Semibold" w:hAnsi="Segoe UI Semibold" w:cs="Segoe UI Semibold"/>
-              <w:sz w:val="22"/>
-              <w:szCs w:val="22"/>
-            </w:rPr>
-            <w:alias w:val="QuoteNo_Lbl"/>
-            <w:tag w:val="#BC:InsertDataItem,DataItems/Header/QuoteNo_Lbl"/>
-            <w:id w:val="1640997836"/>
+            <w:alias w:val="ExtDocNo_SalesHeader_Lbl"/>
+            <w:tag w:val="#BC:InsertDataItem,DataItems/Header/ExtDocNo_SalesHeader_Lbl"/>
+            <w:id w:val="-1798374711"/>
             <w:placeholder>
-              <w:docPart w:val="CDCFBFCC4CF54CC5A6B1F730C8BC89DD"/>
+              <w:docPart w:val="45840C3D45084F8D944E5E2F208CC357"/>
             </w:placeholder>
+            <w:dataBinding w:prefixMappings="&lt;xmlns:ns0='urn:microsoft-dynamics-nav/reports/Standard_Sales_Order_Conf/1305/' " w:xpath="/ns0:NavWordReportXmlPart[1]/ns0:Header[1]/ns0:ExtDocNo_SalesHeader_Lbl[1]" w:storeItemID="{00000000-0000-0000-0000-000000000000}"/>
             <w15:color w:val="808080"/>
             <w:text/>
-            <w:dataBinding w:prefixMappings="xmlns:ns0='urn:microsoft-dynamics-nav/reports/Standard_Sales_Order_Conf/1305/'" w:xpath="/ns0:NavWordReportXmlPart[1]/ns0:Header[1]/ns0:QuoteNo_Lbl[1]"/>
           </w:sdtPr>
+          <w:sdtEndPr/>
           <w:sdtContent>
             <w:tc>
               <w:tcPr>
-                <w:tcW w:w="2624" w:type="dxa"/>
+                <w:tcW w:w="1250" w:type="pct"/>
               </w:tcPr>
               <w:p>
                 <w:pPr>
-                  <w:pStyle w:val="Heading2"/>
-                  <w:spacing w:before="0" w:after="0" w:line="276" w:lineRule="auto"/>
-                  <w:rPr>
-                    <w:rFonts w:ascii="Segoe UI Semibold" w:hAnsi="Segoe UI Semibold" w:cs="Segoe UI Semibold"/>
-                    <w:sz w:val="22"/>
-                    <w:szCs w:val="22"/>
-                  </w:rPr>
+                  <w:pStyle w:val="BCLabel"/>
+                  <w:spacing w:line="276" w:lineRule="auto"/>
                 </w:pPr>
-                <w:proofErr w:type="spellStart"/>
                 <w:r>
-                  <w:rPr>
-                    <w:rFonts w:ascii="Segoe UI Semibold" w:hAnsi="Segoe UI Semibold" w:cs="Segoe UI Semibold"/>
-                    <w:sz w:val="22"/>
-                    <w:szCs w:val="22"/>
-                  </w:rPr>
-                  <w:t>QuoteNo_Lbl</w:t>
+                  <w:t>ExtDocNo_SalesHeader_Lbl</w:t>
                 </w:r>
-                <w:proofErr w:type="spellEnd"/>
               </w:p>
             </w:tc>
           </w:sdtContent>
         </w:sdt>
         <w:sdt>
           <w:sdtPr>
-            <w:rPr>
-              <w:rFonts w:ascii="Segoe UI Semibold" w:hAnsi="Segoe UI Semibold" w:cs="Segoe UI Semibold"/>
-              <w:sz w:val="22"/>
-              <w:szCs w:val="22"/>
-            </w:rPr>
-            <w:alias w:val="ShipmentMethodDescription_Lbl"/>
-            <w:tag w:val="#BC:InsertDataItem,DataItems/Header/ShipmentMethodDescription_Lbl"/>
-            <w:id w:val="-2128765385"/>
+            <w:alias w:val="SalesPersonText_Lbl"/>
+            <w:tag w:val="#BC:InsertDataItem,DataItems/Header/SalesPersonText_Lbl"/>
+            <w:id w:val="732199622"/>
             <w:placeholder>
-              <w:docPart w:val="825A442C684A4497BE6E938831F5204E"/>
+              <w:docPart w:val="CF26B88F3D704B9CACDA01027B532C47"/>
             </w:placeholder>
+            <w:dataBinding w:prefixMappings="&lt;xmlns:ns0='urn:microsoft-dynamics-nav/reports/Standard_Sales_Order_Conf/1305/' " w:xpath="/ns0:NavWordReportXmlPart[1]/ns0:Header[1]/ns0:SalesPersonText_Lbl[1]" w:storeItemID="{00000000-0000-0000-0000-000000000000}"/>
             <w15:color w:val="808080"/>
             <w:text/>
-            <w:dataBinding w:prefixMappings="xmlns:ns0='urn:microsoft-dynamics-nav/reports/Standard_Sales_Order_Conf/1305/'" w:xpath="/ns0:NavWordReportXmlPart[1]/ns0:Header[1]/ns0:ShipmentMethodDescription_Lbl[1]"/>
           </w:sdtPr>
+          <w:sdtEndPr/>
           <w:sdtContent>
             <w:tc>
               <w:tcPr>
-                <w:tcW w:w="2625" w:type="dxa"/>
+                <w:tcW w:w="1250" w:type="pct"/>
               </w:tcPr>
               <w:p>
                 <w:pPr>
-                  <w:pStyle w:val="Heading2"/>
-                  <w:spacing w:before="0" w:after="0" w:line="276" w:lineRule="auto"/>
-                  <w:rPr>
-                    <w:rFonts w:ascii="Segoe UI Semibold" w:hAnsi="Segoe UI Semibold" w:cs="Segoe UI Semibold"/>
-                    <w:sz w:val="22"/>
-                    <w:szCs w:val="22"/>
-                  </w:rPr>
+                  <w:pStyle w:val="BCLabel"/>
+                  <w:spacing w:line="276" w:lineRule="auto"/>
                 </w:pPr>
-                <w:proofErr w:type="spellStart"/>
                 <w:r>
-                  <w:rPr>
-                    <w:rFonts w:ascii="Segoe UI Semibold" w:hAnsi="Segoe UI Semibold" w:cs="Segoe UI Semibold"/>
-                    <w:sz w:val="22"/>
-                    <w:szCs w:val="22"/>
-                  </w:rPr>
-                  <w:t>ShipmentMethodDescription_Lbl</w:t>
+                  <w:t>SalesPersonText_Lbl</w:t>
                 </w:r>
-                <w:proofErr w:type="spellEnd"/>
               </w:p>
             </w:tc>
           </w:sdtContent>
@@ -1114,622 +798,628 @@
       </w:tr>
       <w:tr>
         <w:trPr>
+          <w:cantSplit/>
           <w:trHeight w:val="242"/>
         </w:trPr>
         <w:sdt>
           <w:sdtPr>
-            <w:rPr>
-              <w:rFonts w:cs="Segoe UI"/>
-              <w:color w:val="242424"/>
-              <w:sz w:val="22"/>
-              <w:szCs w:val="22"/>
-            </w:rPr>
-            <w:alias w:val="ExtDocNo_SalesHeader"/>
-            <w:tag w:val="#BC:InsertDataItem,DataItems/Header/ExtDocNo_SalesHeader"/>
-            <w:id w:val="-213503583"/>
+            <w:alias w:val="DocumentNo"/>
+            <w:tag w:val="#BC:InsertDataItem,DataItems/Header/DocumentNo"/>
+            <w:id w:val="313062670"/>
             <w:placeholder>
-              <w:docPart w:val="EC93F1304A734B5AA20D405D75C9DA1A"/>
+              <w:docPart w:val="DefaultPlaceholder_-1854013440"/>
             </w:placeholder>
+            <w:dataBinding w:prefixMappings="&lt;xmlns:ns0='urn:microsoft-dynamics-nav/reports/Standard_Sales_Order_Conf/1305/' " w:xpath="/ns0:NavWordReportXmlPart[1]/ns0:Header[1]/ns0:DocumentNo[1]" w:storeItemID="{00000000-0000-0000-0000-000000000000}"/>
             <w15:color w:val="808080"/>
             <w:text/>
-            <w:dataBinding w:prefixMappings="xmlns:ns0='urn:microsoft-dynamics-nav/reports/Standard_Sales_Order_Conf/1305/'" w:xpath="/ns0:NavWordReportXmlPart[1]/ns0:Header[1]/ns0:ExtDocNo_SalesHeader[1]"/>
           </w:sdtPr>
+          <w:sdtEndPr/>
           <w:sdtContent>
             <w:tc>
               <w:tcPr>
-                <w:tcW w:w="2624" w:type="dxa"/>
+                <w:tcW w:w="1250" w:type="pct"/>
               </w:tcPr>
               <w:p>
                 <w:pPr>
-                  <w:rPr>
-                    <w:rFonts w:cs="Segoe UI" w:asciiTheme="minorHAnsi" w:hAnsiTheme="minorHAnsi"/>
-                    <w:color w:val="242424"/>
-                    <w:sz w:val="22"/>
-                    <w:szCs w:val="22"/>
-                  </w:rPr>
+                  <w:pStyle w:val="NoSpacing"/>
                 </w:pPr>
-                <w:proofErr w:type="spellStart"/>
                 <w:r>
-                  <w:rPr>
-                    <w:rFonts w:cs="Segoe UI" w:asciiTheme="minorHAnsi" w:hAnsiTheme="minorHAnsi"/>
-                    <w:color w:val="242424"/>
-                    <w:sz w:val="22"/>
-                    <w:szCs w:val="22"/>
-                  </w:rPr>
-                  <w:t>ExtDocNo_SalesHeader</w:t>
+                  <w:t>DocumentNo</w:t>
                 </w:r>
-                <w:proofErr w:type="spellEnd"/>
               </w:p>
             </w:tc>
           </w:sdtContent>
         </w:sdt>
         <w:sdt>
           <w:sdtPr>
-            <w:rPr>
-              <w:rFonts w:cs="Segoe UI"/>
-              <w:color w:val="242424"/>
-              <w:sz w:val="22"/>
-              <w:szCs w:val="22"/>
-            </w:rPr>
-            <w:alias w:val="SalesPersonName"/>
-            <w:tag w:val="#BC:InsertDataItem,DataItems/Header/SalesPersonName"/>
-            <w:id w:val="-1878847107"/>
+            <w:alias w:val="DocumentDate"/>
+            <w:tag w:val="#BC:InsertDataItem,DataItems/Header/DocumentDate"/>
+            <w:id w:val="-792368015"/>
             <w:placeholder>
-              <w:docPart w:val="EC93F1304A734B5AA20D405D75C9DA1A"/>
+              <w:docPart w:val="DefaultPlaceholder_-1854013440"/>
             </w:placeholder>
+            <w:dataBinding w:prefixMappings="&lt;xmlns:ns0='urn:microsoft-dynamics-nav/reports/Standard_Sales_Order_Conf/1305/' " w:xpath="/ns0:NavWordReportXmlPart[1]/ns0:Header[1]/ns0:DocumentDate[1]" w:storeItemID="{00000000-0000-0000-0000-000000000000}"/>
             <w15:color w:val="808080"/>
             <w:text/>
-            <w:dataBinding w:prefixMappings="xmlns:ns0='urn:microsoft-dynamics-nav/reports/Standard_Sales_Order_Conf/1305/'" w:xpath="/ns0:NavWordReportXmlPart[1]/ns0:Header[1]/ns0:SalesPersonName[1]"/>
           </w:sdtPr>
+          <w:sdtEndPr/>
           <w:sdtContent>
             <w:tc>
               <w:tcPr>
-                <w:tcW w:w="2625" w:type="dxa"/>
+                <w:tcW w:w="1250" w:type="pct"/>
               </w:tcPr>
               <w:p>
                 <w:pPr>
-                  <w:rPr>
-                    <w:rFonts w:cs="Segoe UI" w:asciiTheme="minorHAnsi" w:hAnsiTheme="minorHAnsi"/>
-                    <w:color w:val="242424"/>
-                    <w:sz w:val="22"/>
-                    <w:szCs w:val="22"/>
-                  </w:rPr>
+                  <w:pStyle w:val="NoSpacing"/>
                 </w:pPr>
-                <w:proofErr w:type="spellStart"/>
                 <w:r>
-                  <w:rPr>
-                    <w:rFonts w:cs="Segoe UI" w:asciiTheme="minorHAnsi" w:hAnsiTheme="minorHAnsi"/>
-                    <w:color w:val="242424"/>
-                    <w:sz w:val="22"/>
-                    <w:szCs w:val="22"/>
-                  </w:rPr>
-                  <w:t>SalesPersonName</w:t>
+                  <w:t>DocumentDate</w:t>
                 </w:r>
-                <w:proofErr w:type="spellEnd"/>
               </w:p>
             </w:tc>
           </w:sdtContent>
         </w:sdt>
         <w:sdt>
           <w:sdtPr>
-            <w:rPr>
-              <w:rFonts w:cs="Segoe UI"/>
-              <w:color w:val="242424"/>
-              <w:sz w:val="22"/>
-              <w:szCs w:val="22"/>
-            </w:rPr>
-            <w:alias w:val="QuoteNo"/>
-            <w:tag w:val="#BC:InsertDataItem,DataItems/Header/QuoteNo"/>
-            <w:id w:val="1403561036"/>
+            <w:alias w:val="ExtDocNo_SalesHeader"/>
+            <w:tag w:val="#BC:InsertDataItem,DataItems/Header/ExtDocNo_SalesHeader"/>
+            <w:id w:val="-213503583"/>
             <w:placeholder>
-              <w:docPart w:val="EC93F1304A734B5AA20D405D75C9DA1A"/>
+              <w:docPart w:val="7C1236F0C37B4E8ABADA06B63CC60EEA"/>
             </w:placeholder>
+            <w:dataBinding w:prefixMappings="&lt;xmlns:ns0='urn:microsoft-dynamics-nav/reports/Standard_Sales_Order_Conf/1305/' " w:xpath="/ns0:NavWordReportXmlPart[1]/ns0:Header[1]/ns0:ExtDocNo_SalesHeader[1]" w:storeItemID="{00000000-0000-0000-0000-000000000000}"/>
             <w15:color w:val="808080"/>
             <w:text/>
-            <w:dataBinding w:prefixMappings="xmlns:ns0='urn:microsoft-dynamics-nav/reports/Standard_Sales_Order_Conf/1305/'" w:xpath="/ns0:NavWordReportXmlPart[1]/ns0:Header[1]/ns0:QuoteNo[1]"/>
           </w:sdtPr>
+          <w:sdtEndPr/>
           <w:sdtContent>
             <w:tc>
               <w:tcPr>
-                <w:tcW w:w="2624" w:type="dxa"/>
+                <w:tcW w:w="1250" w:type="pct"/>
               </w:tcPr>
               <w:p>
                 <w:pPr>
-                  <w:rPr>
-                    <w:rFonts w:cs="Segoe UI" w:asciiTheme="minorHAnsi" w:hAnsiTheme="minorHAnsi"/>
-                    <w:color w:val="242424"/>
-                    <w:sz w:val="22"/>
-                    <w:szCs w:val="22"/>
-                  </w:rPr>
+                  <w:pStyle w:val="NoSpacing"/>
                 </w:pPr>
-                <w:proofErr w:type="spellStart"/>
                 <w:r>
-                  <w:rPr>
-                    <w:rFonts w:cs="Segoe UI" w:asciiTheme="minorHAnsi" w:hAnsiTheme="minorHAnsi"/>
-                    <w:color w:val="242424"/>
-                    <w:sz w:val="22"/>
-                    <w:szCs w:val="22"/>
-                  </w:rPr>
-                  <w:t>QuoteNo</w:t>
+                  <w:t>ExtDocNo_SalesHeader</w:t>
                 </w:r>
-                <w:proofErr w:type="spellEnd"/>
               </w:p>
             </w:tc>
           </w:sdtContent>
         </w:sdt>
         <w:sdt>
           <w:sdtPr>
-            <w:rPr>
-              <w:rFonts w:cs="Segoe UI"/>
-              <w:color w:val="242424"/>
-              <w:sz w:val="22"/>
-              <w:szCs w:val="22"/>
-            </w:rPr>
-            <w:alias w:val="ShipmentMethodDescription"/>
-            <w:tag w:val="#BC:InsertDataItem,DataItems/Header/ShipmentMethodDescription"/>
-            <w:id w:val="-1663927754"/>
+            <w:alias w:val="SalesPersonName"/>
+            <w:tag w:val="#BC:InsertDataItem,DataItems/Header/SalesPersonName"/>
+            <w:id w:val="-1878847107"/>
             <w:placeholder>
-              <w:docPart w:val="55F8303B92954E96A9EC6424A8FABC49"/>
+              <w:docPart w:val="942DA50A7A23412FAC67A6E216FD0BDE"/>
             </w:placeholder>
+            <w:dataBinding w:prefixMappings="&lt;xmlns:ns0='urn:microsoft-dynamics-nav/reports/Standard_Sales_Order_Conf/1305/' " w:xpath="/ns0:NavWordReportXmlPart[1]/ns0:Header[1]/ns0:SalesPersonName[1]" w:storeItemID="{00000000-0000-0000-0000-000000000000}"/>
             <w15:color w:val="808080"/>
             <w:text/>
-            <w:dataBinding w:prefixMappings="xmlns:ns0='urn:microsoft-dynamics-nav/reports/Standard_Sales_Order_Conf/1305/'" w:xpath="/ns0:NavWordReportXmlPart[1]/ns0:Header[1]/ns0:ShipmentMethodDescription[1]"/>
           </w:sdtPr>
+          <w:sdtEndPr/>
           <w:sdtContent>
             <w:tc>
               <w:tcPr>
-                <w:tcW w:w="2625" w:type="dxa"/>
+                <w:tcW w:w="1250" w:type="pct"/>
               </w:tcPr>
               <w:p>
                 <w:pPr>
-                  <w:rPr>
-                    <w:rFonts w:cs="Segoe UI" w:asciiTheme="minorHAnsi" w:hAnsiTheme="minorHAnsi"/>
-                    <w:color w:val="242424"/>
-                    <w:sz w:val="22"/>
-                    <w:szCs w:val="22"/>
-                  </w:rPr>
+                  <w:pStyle w:val="NoSpacing"/>
                 </w:pPr>
-                <w:proofErr w:type="spellStart"/>
                 <w:r>
-                  <w:rPr>
-                    <w:rFonts w:cs="Segoe UI" w:asciiTheme="minorHAnsi" w:hAnsiTheme="minorHAnsi"/>
-                    <w:color w:val="242424"/>
-                    <w:sz w:val="22"/>
-                    <w:szCs w:val="22"/>
-                  </w:rPr>
-                  <w:t>ShipmentMethodDescription</w:t>
+                  <w:t>SalesPersonName</w:t>
                 </w:r>
-                <w:proofErr w:type="spellEnd"/>
               </w:p>
             </w:tc>
           </w:sdtContent>
         </w:sdt>
       </w:tr>
+      <w:tr>
+        <w:trPr>
+          <w:cantSplit/>
+          <w:trHeight w:val="242"/>
+        </w:trPr>
+        <w:tc>
+          <w:tcPr>
+            <w:tcW w:w="1250" w:type="pct"/>
+          </w:tcPr>
+          <w:p>
+            <w:pPr>
+              <w:pStyle w:val="NoSpacing"/>
+            </w:pPr>
+          </w:p>
+        </w:tc>
+        <w:tc>
+          <w:tcPr>
+            <w:tcW w:w="1250" w:type="pct"/>
+          </w:tcPr>
+          <w:p>
+            <w:pPr>
+              <w:pStyle w:val="NoSpacing"/>
+            </w:pPr>
+          </w:p>
+        </w:tc>
+        <w:tc>
+          <w:tcPr>
+            <w:tcW w:w="1250" w:type="pct"/>
+          </w:tcPr>
+          <w:p>
+            <w:pPr>
+              <w:pStyle w:val="NoSpacing"/>
+            </w:pPr>
+          </w:p>
+        </w:tc>
+        <w:tc>
+          <w:tcPr>
+            <w:tcW w:w="1250" w:type="pct"/>
+          </w:tcPr>
+          <w:p>
+            <w:pPr>
+              <w:pStyle w:val="NoSpacing"/>
+            </w:pPr>
+          </w:p>
+        </w:tc>
+      </w:tr>
+      <w:tr>
+        <w:trPr>
+          <w:cantSplit/>
+          <w:trHeight w:val="242"/>
+        </w:trPr>
+        <w:sdt>
+          <w:sdtPr>
+            <w:alias w:val="QuoteNo_Lbl"/>
+            <w:tag w:val="#BC:InsertDataItem,DataItems/Header/QuoteNo_Lbl"/>
+            <w:id w:val="1640997836"/>
+            <w:placeholder>
+              <w:docPart w:val="79B25190EFEB49D9A787E96769AF0E13"/>
+            </w:placeholder>
+            <w:dataBinding w:prefixMappings="&lt;xmlns:ns0='urn:microsoft-dynamics-nav/reports/Standard_Sales_Order_Conf/1305/' " w:xpath="/ns0:NavWordReportXmlPart[1]/ns0:Header[1]/ns0:QuoteNo_Lbl[1]" w:storeItemID="{00000000-0000-0000-0000-000000000000}"/>
+            <w15:color w:val="808080"/>
+            <w:text/>
+          </w:sdtPr>
+          <w:sdtEndPr/>
+          <w:sdtContent>
+            <w:tc>
+              <w:tcPr>
+                <w:tcW w:w="1250" w:type="pct"/>
+              </w:tcPr>
+              <w:p>
+                <w:pPr>
+                  <w:pStyle w:val="BCLabel"/>
+                  <w:spacing w:line="276" w:lineRule="auto"/>
+                </w:pPr>
+                <w:r>
+                  <w:t>QuoteNo_Lbl</w:t>
+                </w:r>
+              </w:p>
+            </w:tc>
+          </w:sdtContent>
+        </w:sdt>
+        <w:sdt>
+          <w:sdtPr>
+            <w:alias w:val="ShipmentMethodDescription_Lbl"/>
+            <w:tag w:val="#BC:InsertDataItem,DataItems/Header/ShipmentMethodDescription_Lbl"/>
+            <w:id w:val="-2128765385"/>
+            <w:placeholder>
+              <w:docPart w:val="2713D954797A4AE6B23C5021A6B92677"/>
+            </w:placeholder>
+            <w:dataBinding w:prefixMappings="&lt;xmlns:ns0='urn:microsoft-dynamics-nav/reports/Standard_Sales_Order_Conf/1305/' " w:xpath="/ns0:NavWordReportXmlPart[1]/ns0:Header[1]/ns0:ShipmentMethodDescription_Lbl[1]" w:storeItemID="{00000000-0000-0000-0000-000000000000}"/>
+            <w15:color w:val="808080"/>
+            <w:text/>
+          </w:sdtPr>
+          <w:sdtEndPr/>
+          <w:sdtContent>
+            <w:tc>
+              <w:tcPr>
+                <w:tcW w:w="1250" w:type="pct"/>
+              </w:tcPr>
+              <w:p>
+                <w:pPr>
+                  <w:pStyle w:val="BCLabel"/>
+                  <w:spacing w:line="276" w:lineRule="auto"/>
+                </w:pPr>
+                <w:r>
+                  <w:t>ShipmentMethodDescription_Lbl</w:t>
+                </w:r>
+              </w:p>
+            </w:tc>
+          </w:sdtContent>
+        </w:sdt>
+        <w:tc>
+          <w:tcPr>
+            <w:tcW w:w="1250" w:type="pct"/>
+          </w:tcPr>
+          <w:p>
+            <w:pPr>
+              <w:pStyle w:val="BCLabel"/>
+              <w:spacing w:line="276" w:lineRule="auto"/>
+            </w:pPr>
+          </w:p>
+        </w:tc>
+        <w:tc>
+          <w:tcPr>
+            <w:tcW w:w="1250" w:type="pct"/>
+          </w:tcPr>
+          <w:p>
+            <w:pPr>
+              <w:pStyle w:val="BCLabel"/>
+              <w:spacing w:line="276" w:lineRule="auto"/>
+            </w:pPr>
+          </w:p>
+        </w:tc>
+      </w:tr>
+      <w:tr>
+        <w:trPr>
+          <w:cantSplit/>
+          <w:trHeight w:val="242"/>
+        </w:trPr>
+        <w:sdt>
+          <w:sdtPr>
+            <w:alias w:val="QuoteNo"/>
+            <w:tag w:val="#BC:InsertDataItem,DataItems/Header/QuoteNo"/>
+            <w:id w:val="1403561036"/>
+            <w:placeholder>
+              <w:docPart w:val="8A1BEEC72B6A4AA0992456281822A0D6"/>
+            </w:placeholder>
+            <w:dataBinding w:prefixMappings="&lt;xmlns:ns0='urn:microsoft-dynamics-nav/reports/Standard_Sales_Order_Conf/1305/' " w:xpath="/ns0:NavWordReportXmlPart[1]/ns0:Header[1]/ns0:QuoteNo[1]" w:storeItemID="{00000000-0000-0000-0000-000000000000}"/>
+            <w15:color w:val="808080"/>
+            <w:text/>
+          </w:sdtPr>
+          <w:sdtEndPr/>
+          <w:sdtContent>
+            <w:tc>
+              <w:tcPr>
+                <w:tcW w:w="1250" w:type="pct"/>
+              </w:tcPr>
+              <w:p>
+                <w:pPr>
+                  <w:pStyle w:val="NoSpacing"/>
+                </w:pPr>
+                <w:r>
+                  <w:t>QuoteNo</w:t>
+                </w:r>
+              </w:p>
+            </w:tc>
+          </w:sdtContent>
+        </w:sdt>
+        <w:sdt>
+          <w:sdtPr>
+            <w:alias w:val="ShipmentMethodDescription"/>
+            <w:tag w:val="#BC:InsertDataItem,DataItems/Header/ShipmentMethodDescription"/>
+            <w:id w:val="-1663927754"/>
+            <w:placeholder>
+              <w:docPart w:val="E606C128492E41BA893346E039055E18"/>
+            </w:placeholder>
+            <w:dataBinding w:prefixMappings="&lt;xmlns:ns0='urn:microsoft-dynamics-nav/reports/Standard_Sales_Order_Conf/1305/' " w:xpath="/ns0:NavWordReportXmlPart[1]/ns0:Header[1]/ns0:ShipmentMethodDescription[1]" w:storeItemID="{00000000-0000-0000-0000-000000000000}"/>
+            <w15:color w:val="808080"/>
+            <w:text/>
+          </w:sdtPr>
+          <w:sdtEndPr/>
+          <w:sdtContent>
+            <w:tc>
+              <w:tcPr>
+                <w:tcW w:w="1250" w:type="pct"/>
+              </w:tcPr>
+              <w:p>
+                <w:pPr>
+                  <w:pStyle w:val="NoSpacing"/>
+                </w:pPr>
+                <w:r>
+                  <w:t>ShipmentMethodDescription</w:t>
+                </w:r>
+              </w:p>
+            </w:tc>
+          </w:sdtContent>
+        </w:sdt>
+        <w:tc>
+          <w:tcPr>
+            <w:tcW w:w="1250" w:type="pct"/>
+          </w:tcPr>
+          <w:p>
+            <w:pPr>
+              <w:pStyle w:val="NoSpacing"/>
+            </w:pPr>
+          </w:p>
+        </w:tc>
+        <w:tc>
+          <w:tcPr>
+            <w:tcW w:w="1250" w:type="pct"/>
+          </w:tcPr>
+          <w:p>
+            <w:pPr>
+              <w:pStyle w:val="NoSpacing"/>
+            </w:pPr>
+          </w:p>
+        </w:tc>
+      </w:tr>
     </w:tbl>
-    <w:p>
-      <w:pPr>
-        <w:rPr>
-          <w:sz w:val="22"/>
-          <w:szCs w:val="22"/>
-        </w:rPr>
-      </w:pPr>
-    </w:p>
+    <w:p/>
     <w:tbl>
       <w:tblPr>
-        <w:tblStyle w:val="CLSequoiatablestyle021"/>
-        <w:tblW w:w="0" w:type="auto"/>
-        <w:tblLayout w:type="fixed"/>
-        <w:tblLook w:val="04A0" w:firstRow="1" w:lastRow="0" w:firstColumn="1" w:lastColumn="0" w:noHBand="0" w:noVBand="1"/>
+        <w:tblStyle w:val="BCDataTable"/>
+        <w:tblW w:w="5000" w:type="pct"/>
+        <w:tblLook w:val="0420" w:firstRow="1" w:lastRow="0" w:firstColumn="0" w:lastColumn="0" w:noHBand="0" w:noVBand="1"/>
         <w:tblCaption w:val="Data Table Block"/>
+        <w:tblDescription w:val="Document lines. Column headers in the first row."/>
       </w:tblPr>
       <w:tblGrid>
-        <w:gridCol w:w="810"/>
-        <w:gridCol w:w="1980"/>
-        <w:gridCol w:w="1260"/>
-        <w:gridCol w:w="1080"/>
-        <w:gridCol w:w="1440"/>
-        <w:gridCol w:w="1350"/>
-        <w:gridCol w:w="990"/>
-        <w:gridCol w:w="1584"/>
+        <w:gridCol w:w="1154"/>
+        <w:gridCol w:w="1375"/>
+        <w:gridCol w:w="1210"/>
+        <w:gridCol w:w="1284"/>
+        <w:gridCol w:w="959"/>
+        <w:gridCol w:w="1974"/>
+        <w:gridCol w:w="1132"/>
+        <w:gridCol w:w="1406"/>
       </w:tblGrid>
       <w:tr>
         <w:trPr>
           <w:cnfStyle w:val="100000000000" w:firstRow="1" w:lastRow="0" w:firstColumn="0" w:lastColumn="0" w:oddVBand="0" w:evenVBand="0" w:oddHBand="0" w:evenHBand="0" w:firstRowFirstColumn="0" w:firstRowLastColumn="0" w:lastRowFirstColumn="0" w:lastRowLastColumn="0"/>
+          <w:cantSplit/>
           <w:trHeight w:val="490"/>
+          <w:tblHeader/>
         </w:trPr>
         <w:tc>
           <w:tcPr>
-            <w:cnfStyle w:val="001000000000" w:firstRow="0" w:lastRow="0" w:firstColumn="1" w:lastColumn="0" w:oddVBand="0" w:evenVBand="0" w:oddHBand="0" w:evenHBand="0" w:firstRowFirstColumn="0" w:firstRowLastColumn="0" w:lastRowFirstColumn="0" w:lastRowLastColumn="0"/>
-            <w:tcW w:w="810" w:type="dxa"/>
+            <w:tcW w:w="386" w:type="pct"/>
             <w:tcBorders>
-              <w:bottom w:val="single" w:color="auto" w:sz="4" w:space="0"/>
+              <w:bottom w:val="single" w:sz="4" w:space="0" w:color="auto"/>
             </w:tcBorders>
           </w:tcPr>
           <w:sdt>
             <w:sdtPr>
-              <w:rPr>
-                <w:rFonts w:ascii="Segoe UI Semibold" w:hAnsi="Segoe UI Semibold" w:cs="Segoe UI Semibold" w:eastAsiaTheme="minorHAnsi"/>
-                <w:sz w:val="22"/>
-                <w:szCs w:val="22"/>
-              </w:rPr>
               <w:alias w:val="ItemNo_Line_Lbl"/>
               <w:tag w:val="#BC:InsertDataItem,DataItems/Header/Line/ItemNo_Line_Lbl"/>
               <w:id w:val="2050642905"/>
               <w:placeholder>
                 <w:docPart w:val="5DD486D1B8CC46A28A53954647564A5D"/>
               </w:placeholder>
-              <w:dataBinding w:prefixMappings="xmlns:ns0='urn:microsoft-dynamics-nav/reports/Standard_Sales_Order_Conf/1305/'" w:xpath="/ns0:NavWordReportXmlPart[1]/ns0:Header[1]/ns0:Line[1]/ns0:ItemNo_Line_Lbl[1]" w:storeItemID="{00000000-0000-0000-0000-000000000000}"/>
+              <w:dataBinding w:prefixMappings="&lt;xmlns:ns0='urn:microsoft-dynamics-nav/reports/Standard_Sales_Order_Conf/1305/' " w:xpath="/ns0:NavWordReportXmlPart[1]/ns0:Header[1]/ns0:Line[1]/ns0:ItemNo_Line_Lbl[1]" w:storeItemID="{00000000-0000-0000-0000-000000000000}"/>
               <w15:color w:val="808080"/>
               <w:text/>
             </w:sdtPr>
+            <w:sdtEndPr/>
             <w:sdtContent>
               <w:p>
                 <w:pPr>
-                  <w:pStyle w:val="Heading2"/>
-                  <w:rPr>
-                    <w:rFonts w:ascii="Segoe UI Semibold" w:hAnsi="Segoe UI Semibold" w:cs="Segoe UI Semibold" w:eastAsiaTheme="minorHAnsi"/>
-                    <w:sz w:val="22"/>
-                    <w:szCs w:val="22"/>
-                  </w:rPr>
+                  <w:pStyle w:val="BCLabel"/>
                 </w:pPr>
-                <w:proofErr w:type="spellStart"/>
                 <w:r>
-                  <w:rPr>
-                    <w:rFonts w:ascii="Segoe UI Semibold" w:hAnsi="Segoe UI Semibold" w:cs="Segoe UI Semibold" w:eastAsiaTheme="minorHAnsi"/>
-                    <w:sz w:val="22"/>
-                    <w:szCs w:val="22"/>
-                  </w:rPr>
                   <w:t>ItemNo_Line_Lbl</w:t>
                 </w:r>
-                <w:proofErr w:type="spellEnd"/>
               </w:p>
             </w:sdtContent>
           </w:sdt>
         </w:tc>
         <w:sdt>
           <w:sdtPr>
-            <w:rPr>
-              <w:rFonts w:ascii="Segoe UI Semibold" w:hAnsi="Segoe UI Semibold" w:cs="Segoe UI Semibold"/>
-              <w:sz w:val="22"/>
-              <w:szCs w:val="22"/>
-            </w:rPr>
             <w:alias w:val="Description_Line_Lbl"/>
             <w:tag w:val="#BC:InsertDataItem,DataItems/Header/Line/Description_Line_Lbl"/>
             <w:id w:val="55748171"/>
             <w:placeholder>
               <w:docPart w:val="E7A34EBB30B24127A6CF5FFC8ECBE643"/>
             </w:placeholder>
-            <w:dataBinding w:prefixMappings="xmlns:ns0='urn:microsoft-dynamics-nav/reports/Standard_Sales_Order_Conf/1305/'" w:xpath="/ns0:NavWordReportXmlPart[1]/ns0:Header[1]/ns0:Line[1]/ns0:Description_Line_Lbl[1]" w:storeItemID="{00000000-0000-0000-0000-000000000000}"/>
+            <w:dataBinding w:prefixMappings="&lt;xmlns:ns0='urn:microsoft-dynamics-nav/reports/Standard_Sales_Order_Conf/1305/' " w:xpath="/ns0:NavWordReportXmlPart[1]/ns0:Header[1]/ns0:Line[1]/ns0:Description_Line_Lbl[1]" w:storeItemID="{00000000-0000-0000-0000-000000000000}"/>
             <w15:color w:val="808080"/>
             <w:text/>
           </w:sdtPr>
+          <w:sdtEndPr/>
           <w:sdtContent>
             <w:tc>
               <w:tcPr>
-                <w:tcW w:w="1980" w:type="dxa"/>
+                <w:tcW w:w="943" w:type="pct"/>
                 <w:tcBorders>
-                  <w:bottom w:val="single" w:color="auto" w:sz="4" w:space="0"/>
+                  <w:bottom w:val="single" w:sz="4" w:space="0" w:color="auto"/>
                 </w:tcBorders>
               </w:tcPr>
               <w:p>
                 <w:pPr>
-                  <w:pStyle w:val="Heading2"/>
-                  <w:cnfStyle w:val="100000000000" w:firstRow="1" w:lastRow="0" w:firstColumn="0" w:lastColumn="0" w:oddVBand="0" w:evenVBand="0" w:oddHBand="0" w:evenHBand="0" w:firstRowFirstColumn="0" w:firstRowLastColumn="0" w:lastRowFirstColumn="0" w:lastRowLastColumn="0"/>
-                  <w:rPr>
-                    <w:rFonts w:ascii="Segoe UI Semibold" w:hAnsi="Segoe UI Semibold" w:cs="Segoe UI Semibold"/>
-                    <w:sz w:val="22"/>
-                    <w:szCs w:val="22"/>
-                  </w:rPr>
+                  <w:pStyle w:val="BCLabel"/>
                 </w:pPr>
-                <w:proofErr w:type="spellStart"/>
                 <w:r>
-                  <w:rPr>
-                    <w:rFonts w:ascii="Segoe UI Semibold" w:hAnsi="Segoe UI Semibold" w:cs="Segoe UI Semibold"/>
-                    <w:sz w:val="22"/>
-                    <w:szCs w:val="22"/>
-                  </w:rPr>
                   <w:t>Description_Line_Lbl</w:t>
                 </w:r>
-                <w:proofErr w:type="spellEnd"/>
               </w:p>
             </w:tc>
           </w:sdtContent>
         </w:sdt>
         <w:sdt>
           <w:sdtPr>
-            <w:rPr>
-              <w:rFonts w:ascii="Segoe UI Semibold" w:hAnsi="Segoe UI Semibold" w:cs="Segoe UI Semibold"/>
-              <w:sz w:val="22"/>
-              <w:szCs w:val="22"/>
-            </w:rPr>
             <w:alias w:val="Quantity_Line_Lbl"/>
             <w:tag w:val="#BC:InsertDataItem,DataItems/Header/Line/Quantity_Line_Lbl"/>
             <w:id w:val="-278416351"/>
             <w:placeholder>
               <w:docPart w:val="F413184C79F74114B5D1F75CE7A9194D"/>
             </w:placeholder>
-            <w:dataBinding w:prefixMappings="xmlns:ns0='urn:microsoft-dynamics-nav/reports/Standard_Sales_Order_Conf/1305/'" w:xpath="/ns0:NavWordReportXmlPart[1]/ns0:Header[1]/ns0:Line[1]/ns0:Quantity_Line_Lbl[1]" w:storeItemID="{00000000-0000-0000-0000-000000000000}"/>
+            <w:dataBinding w:prefixMappings="&lt;xmlns:ns0='urn:microsoft-dynamics-nav/reports/Standard_Sales_Order_Conf/1305/' " w:xpath="/ns0:NavWordReportXmlPart[1]/ns0:Header[1]/ns0:Line[1]/ns0:Quantity_Line_Lbl[1]" w:storeItemID="{00000000-0000-0000-0000-000000000000}"/>
             <w15:color w:val="808080"/>
             <w:text/>
           </w:sdtPr>
+          <w:sdtEndPr/>
           <w:sdtContent>
             <w:tc>
               <w:tcPr>
-                <w:tcW w:w="1260" w:type="dxa"/>
+                <w:tcW w:w="600" w:type="pct"/>
                 <w:tcBorders>
-                  <w:bottom w:val="single" w:color="auto" w:sz="4" w:space="0"/>
+                  <w:bottom w:val="single" w:sz="4" w:space="0" w:color="auto"/>
                 </w:tcBorders>
               </w:tcPr>
               <w:p>
                 <w:pPr>
-                  <w:pStyle w:val="Heading2"/>
+                  <w:pStyle w:val="BCLabelNumber"/>
                   <w:jc w:val="right"/>
-                  <w:cnfStyle w:val="100000000000" w:firstRow="1" w:lastRow="0" w:firstColumn="0" w:lastColumn="0" w:oddVBand="0" w:evenVBand="0" w:oddHBand="0" w:evenHBand="0" w:firstRowFirstColumn="0" w:firstRowLastColumn="0" w:lastRowFirstColumn="0" w:lastRowLastColumn="0"/>
-                  <w:rPr>
-                    <w:rFonts w:ascii="Segoe UI Semibold" w:hAnsi="Segoe UI Semibold" w:cs="Segoe UI Semibold"/>
-                    <w:sz w:val="22"/>
-                    <w:szCs w:val="22"/>
-                  </w:rPr>
                 </w:pPr>
-                <w:proofErr w:type="spellStart"/>
                 <w:r>
-                  <w:rPr>
-                    <w:rFonts w:ascii="Segoe UI Semibold" w:hAnsi="Segoe UI Semibold" w:cs="Segoe UI Semibold"/>
-                    <w:sz w:val="22"/>
-                    <w:szCs w:val="22"/>
-                  </w:rPr>
                   <w:t>Quantity_Line_Lbl</w:t>
                 </w:r>
-                <w:proofErr w:type="spellEnd"/>
               </w:p>
             </w:tc>
           </w:sdtContent>
         </w:sdt>
         <w:sdt>
           <w:sdtPr>
-            <w:rPr>
-              <w:rFonts w:ascii="Segoe UI Semibold" w:hAnsi="Segoe UI Semibold" w:cs="Segoe UI Semibold"/>
-              <w:sz w:val="22"/>
-              <w:szCs w:val="22"/>
-            </w:rPr>
             <w:alias w:val="UnitOfMeasure_Lbl"/>
             <w:tag w:val="#BC:InsertDataItem,DataItems/Header/Line/UnitOfMeasure_Lbl"/>
             <w:id w:val="-886264716"/>
             <w:placeholder>
               <w:docPart w:val="DefaultPlaceholder_-1854013440"/>
             </w:placeholder>
+            <w:dataBinding w:prefixMappings="&lt;xmlns:ns0='urn:microsoft-dynamics-nav/reports/Standard_Sales_Order_Conf/1305/' " w:xpath="/ns0:NavWordReportXmlPart[1]/ns0:Header[1]/ns0:Line[1]/ns0:UnitOfMeasure_Lbl[1]" w:storeItemID="{00000000-0000-0000-0000-000000000000}"/>
             <w15:color w:val="808080"/>
             <w:text/>
-            <w:dataBinding w:prefixMappings="xmlns:ns0='urn:microsoft-dynamics-nav/reports/Standard_Sales_Order_Conf/1305/'" w:xpath="/ns0:NavWordReportXmlPart[1]/ns0:Header[1]/ns0:Line[1]/ns0:UnitOfMeasure_Lbl[1]"/>
           </w:sdtPr>
+          <w:sdtEndPr/>
           <w:sdtContent>
             <w:tc>
               <w:tcPr>
-                <w:tcW w:w="1080" w:type="dxa"/>
+                <w:tcW w:w="515" w:type="pct"/>
                 <w:tcBorders>
-                  <w:bottom w:val="single" w:color="auto" w:sz="4" w:space="0"/>
+                  <w:bottom w:val="single" w:sz="4" w:space="0" w:color="auto"/>
                 </w:tcBorders>
               </w:tcPr>
               <w:p>
                 <w:pPr>
-                  <w:pStyle w:val="Heading2"/>
-                  <w:cnfStyle w:val="100000000000" w:firstRow="1" w:lastRow="0" w:firstColumn="0" w:lastColumn="0" w:oddVBand="0" w:evenVBand="0" w:oddHBand="0" w:evenHBand="0" w:firstRowFirstColumn="0" w:firstRowLastColumn="0" w:lastRowFirstColumn="0" w:lastRowLastColumn="0"/>
-                  <w:rPr>
-                    <w:rFonts w:ascii="Segoe UI Semibold" w:hAnsi="Segoe UI Semibold" w:cs="Segoe UI Semibold"/>
-                    <w:sz w:val="22"/>
-                    <w:szCs w:val="22"/>
-                  </w:rPr>
+                  <w:pStyle w:val="BCLabel"/>
                 </w:pPr>
-                <w:proofErr w:type="spellStart"/>
                 <w:r>
-                  <w:rPr>
-                    <w:rFonts w:ascii="Segoe UI Semibold" w:hAnsi="Segoe UI Semibold" w:cs="Segoe UI Semibold"/>
-                    <w:sz w:val="22"/>
-                    <w:szCs w:val="22"/>
-                  </w:rPr>
                   <w:t>UnitOfMeasure_Lbl</w:t>
                 </w:r>
-                <w:proofErr w:type="spellEnd"/>
               </w:p>
             </w:tc>
           </w:sdtContent>
         </w:sdt>
         <w:sdt>
           <w:sdtPr>
-            <w:rPr>
-              <w:rFonts w:ascii="Segoe UI Semibold" w:hAnsi="Segoe UI Semibold" w:cs="Segoe UI Semibold"/>
-              <w:sz w:val="22"/>
-              <w:szCs w:val="22"/>
-            </w:rPr>
             <w:alias w:val="UnitPrice_Lbl"/>
             <w:tag w:val="#BC:InsertDataItem,DataItems/Header/Line/UnitPrice_Lbl"/>
             <w:id w:val="-1044597726"/>
             <w:placeholder>
               <w:docPart w:val="FAB5222F19994852A52D4D52D227074E"/>
             </w:placeholder>
-            <w:dataBinding w:prefixMappings="xmlns:ns0='urn:microsoft-dynamics-nav/reports/Standard_Sales_Order_Conf/1305/'" w:xpath="/ns0:NavWordReportXmlPart[1]/ns0:Header[1]/ns0:Line[1]/ns0:UnitPrice_Lbl[1]" w:storeItemID="{00000000-0000-0000-0000-000000000000}"/>
+            <w:dataBinding w:prefixMappings="&lt;xmlns:ns0='urn:microsoft-dynamics-nav/reports/Standard_Sales_Order_Conf/1305/' " w:xpath="/ns0:NavWordReportXmlPart[1]/ns0:Header[1]/ns0:Line[1]/ns0:UnitPrice_Lbl[1]" w:storeItemID="{00000000-0000-0000-0000-000000000000}"/>
             <w15:color w:val="808080"/>
             <w:text/>
           </w:sdtPr>
+          <w:sdtEndPr/>
           <w:sdtContent>
             <w:tc>
               <w:tcPr>
-                <w:tcW w:w="1440" w:type="dxa"/>
+                <w:tcW w:w="686" w:type="pct"/>
                 <w:tcBorders>
-                  <w:bottom w:val="single" w:color="auto" w:sz="4" w:space="0"/>
+                  <w:bottom w:val="single" w:sz="4" w:space="0" w:color="auto"/>
                 </w:tcBorders>
               </w:tcPr>
               <w:p>
                 <w:pPr>
-                  <w:pStyle w:val="Heading2"/>
+                  <w:pStyle w:val="BCLabelNumber"/>
                   <w:jc w:val="right"/>
-                  <w:cnfStyle w:val="100000000000" w:firstRow="1" w:lastRow="0" w:firstColumn="0" w:lastColumn="0" w:oddVBand="0" w:evenVBand="0" w:oddHBand="0" w:evenHBand="0" w:firstRowFirstColumn="0" w:firstRowLastColumn="0" w:lastRowFirstColumn="0" w:lastRowLastColumn="0"/>
-                  <w:rPr>
-                    <w:rFonts w:ascii="Segoe UI Semibold" w:hAnsi="Segoe UI Semibold" w:cs="Segoe UI Semibold"/>
-                    <w:sz w:val="22"/>
-                    <w:szCs w:val="22"/>
-                  </w:rPr>
                 </w:pPr>
-                <w:proofErr w:type="spellStart"/>
                 <w:r>
-                  <w:rPr>
-                    <w:rFonts w:ascii="Segoe UI Semibold" w:hAnsi="Segoe UI Semibold" w:cs="Segoe UI Semibold"/>
-                    <w:sz w:val="22"/>
-                    <w:szCs w:val="22"/>
-                  </w:rPr>
                   <w:t>UnitPrice_Lbl</w:t>
                 </w:r>
-                <w:proofErr w:type="spellEnd"/>
               </w:p>
             </w:tc>
           </w:sdtContent>
         </w:sdt>
         <w:sdt>
           <w:sdtPr>
-            <w:rPr>
-              <w:rFonts w:ascii="Segoe UI Semibold" w:hAnsi="Segoe UI Semibold" w:cs="Segoe UI Semibold"/>
-              <w:sz w:val="22"/>
-              <w:szCs w:val="22"/>
-            </w:rPr>
             <w:alias w:val="SalesInvoiceLineDiscount_Lbl"/>
             <w:tag w:val="#BC:InsertDataItem,DataItems/Header/SalesInvoiceLineDiscount_Lbl"/>
             <w:id w:val="-264690703"/>
             <w:placeholder>
               <w:docPart w:val="52339F29FA8E4438A1D3DB3FDAE7EA9D"/>
             </w:placeholder>
+            <w:dataBinding w:prefixMappings="&lt;xmlns:ns0='urn:microsoft-dynamics-nav/reports/Standard_Sales_Order_Conf/1305/' " w:xpath="/ns0:NavWordReportXmlPart[1]/ns0:Header[1]/ns0:SalesInvoiceLineDiscount_Lbl[1]" w:storeItemID="{00000000-0000-0000-0000-000000000000}"/>
             <w15:color w:val="808080"/>
             <w:text/>
-            <w:dataBinding w:prefixMappings="xmlns:ns0='urn:microsoft-dynamics-nav/reports/Standard_Sales_Order_Conf/1305/'" w:xpath="/ns0:NavWordReportXmlPart[1]/ns0:Header[1]/ns0:SalesInvoiceLineDiscount_Lbl[1]"/>
           </w:sdtPr>
+          <w:sdtEndPr/>
           <w:sdtContent>
             <w:tc>
               <w:tcPr>
-                <w:tcW w:w="1350" w:type="dxa"/>
+                <w:tcW w:w="643" w:type="pct"/>
                 <w:tcBorders>
-                  <w:bottom w:val="single" w:color="auto" w:sz="4" w:space="0"/>
+                  <w:bottom w:val="single" w:sz="4" w:space="0" w:color="auto"/>
                 </w:tcBorders>
               </w:tcPr>
               <w:p>
                 <w:pPr>
-                  <w:pStyle w:val="Heading2"/>
+                  <w:pStyle w:val="BCLabelNumber"/>
                   <w:jc w:val="right"/>
-                  <w:cnfStyle w:val="100000000000" w:firstRow="1" w:lastRow="0" w:firstColumn="0" w:lastColumn="0" w:oddVBand="0" w:evenVBand="0" w:oddHBand="0" w:evenHBand="0" w:firstRowFirstColumn="0" w:firstRowLastColumn="0" w:lastRowFirstColumn="0" w:lastRowLastColumn="0"/>
-                  <w:rPr>
-                    <w:rFonts w:ascii="Segoe UI Semibold" w:hAnsi="Segoe UI Semibold" w:cs="Segoe UI Semibold"/>
-                    <w:sz w:val="22"/>
-                    <w:szCs w:val="22"/>
-                  </w:rPr>
                 </w:pPr>
-                <w:proofErr w:type="spellStart"/>
                 <w:r>
-                  <w:rPr>
-                    <w:rFonts w:ascii="Segoe UI Semibold" w:hAnsi="Segoe UI Semibold" w:cs="Segoe UI Semibold"/>
-                    <w:sz w:val="22"/>
-                    <w:szCs w:val="22"/>
-                  </w:rPr>
                   <w:t>SalesInvoiceLineDiscount_Lbl</w:t>
                 </w:r>
-                <w:proofErr w:type="spellEnd"/>
               </w:p>
             </w:tc>
           </w:sdtContent>
         </w:sdt>
         <w:sdt>
           <w:sdtPr>
-            <w:rPr>
-              <w:rFonts w:ascii="Segoe UI Semibold" w:hAnsi="Segoe UI Semibold" w:cs="Segoe UI Semibold"/>
-              <w:sz w:val="22"/>
-              <w:szCs w:val="22"/>
-            </w:rPr>
             <w:alias w:val="VATPct_Line_Lbl"/>
             <w:tag w:val="#BC:InsertDataItem,DataItems/Header/Line/VATPct_Line_Lbl"/>
             <w:id w:val="682009838"/>
             <w:placeholder>
               <w:docPart w:val="51E39790D42E4EBDB9163D96AF01660F"/>
             </w:placeholder>
+            <w:dataBinding w:prefixMappings="&lt;xmlns:ns0='urn:microsoft-dynamics-nav/reports/Standard_Sales_Order_Conf/1305/' " w:xpath="/ns0:NavWordReportXmlPart[1]/ns0:Header[1]/ns0:Line[1]/ns0:VATPct_Line_Lbl[1]" w:storeItemID="{00000000-0000-0000-0000-000000000000}"/>
             <w15:color w:val="808080"/>
             <w:text/>
-            <w:dataBinding w:prefixMappings="xmlns:ns0='urn:microsoft-dynamics-nav/reports/Standard_Sales_Order_Conf/1305/'" w:xpath="/ns0:NavWordReportXmlPart[1]/ns0:Header[1]/ns0:Line[1]/ns0:VATPct_Line_Lbl[1]"/>
           </w:sdtPr>
+          <w:sdtEndPr/>
           <w:sdtContent>
             <w:tc>
               <w:tcPr>
-                <w:tcW w:w="990" w:type="dxa"/>
+                <w:tcW w:w="472" w:type="pct"/>
                 <w:tcBorders>
-                  <w:bottom w:val="single" w:color="auto" w:sz="4" w:space="0"/>
+                  <w:bottom w:val="single" w:sz="4" w:space="0" w:color="auto"/>
                 </w:tcBorders>
               </w:tcPr>
               <w:p>
                 <w:pPr>
-                  <w:pStyle w:val="Heading2"/>
+                  <w:pStyle w:val="BCLabelNumber"/>
                   <w:jc w:val="right"/>
-                  <w:cnfStyle w:val="100000000000" w:firstRow="1" w:lastRow="0" w:firstColumn="0" w:lastColumn="0" w:oddVBand="0" w:evenVBand="0" w:oddHBand="0" w:evenHBand="0" w:firstRowFirstColumn="0" w:firstRowLastColumn="0" w:lastRowFirstColumn="0" w:lastRowLastColumn="0"/>
-                  <w:rPr>
-                    <w:rFonts w:ascii="Segoe UI Semibold" w:hAnsi="Segoe UI Semibold" w:cs="Segoe UI Semibold"/>
-                    <w:sz w:val="22"/>
-                    <w:szCs w:val="22"/>
-                  </w:rPr>
                 </w:pPr>
-                <w:proofErr w:type="spellStart"/>
                 <w:r>
-                  <w:rPr>
-                    <w:rFonts w:ascii="Segoe UI Semibold" w:hAnsi="Segoe UI Semibold" w:cs="Segoe UI Semibold"/>
-                    <w:sz w:val="22"/>
-                    <w:szCs w:val="22"/>
-                  </w:rPr>
                   <w:t>VATPct_Line_Lbl</w:t>
                 </w:r>
-                <w:proofErr w:type="spellEnd"/>
               </w:p>
             </w:tc>
           </w:sdtContent>
         </w:sdt>
         <w:sdt>
           <w:sdtPr>
-            <w:rPr>
-              <w:rFonts w:ascii="Segoe UI Semibold" w:hAnsi="Segoe UI Semibold" w:cs="Segoe UI Semibold"/>
-              <w:sz w:val="22"/>
-              <w:szCs w:val="22"/>
-            </w:rPr>
             <w:alias w:val="LineAmount_Line_Lbl"/>
             <w:tag w:val="#BC:InsertDataItem,DataItems/Header/Line/LineAmount_Line_Lbl"/>
             <w:id w:val="-812258216"/>
             <w:placeholder>
               <w:docPart w:val="0CB7559B72C6445B864180402AF97986"/>
             </w:placeholder>
-            <w:dataBinding w:prefixMappings="xmlns:ns0='urn:microsoft-dynamics-nav/reports/Standard_Sales_Order_Conf/1305/'" w:xpath="/ns0:NavWordReportXmlPart[1]/ns0:Header[1]/ns0:Line[1]/ns0:LineAmount_Line_Lbl[1]" w:storeItemID="{00000000-0000-0000-0000-000000000000}"/>
+            <w:dataBinding w:prefixMappings="&lt;xmlns:ns0='urn:microsoft-dynamics-nav/reports/Standard_Sales_Order_Conf/1305/' " w:xpath="/ns0:NavWordReportXmlPart[1]/ns0:Header[1]/ns0:Line[1]/ns0:LineAmount_Line_Lbl[1]" w:storeItemID="{00000000-0000-0000-0000-000000000000}"/>
             <w15:color w:val="808080"/>
             <w:text/>
           </w:sdtPr>
+          <w:sdtEndPr/>
           <w:sdtContent>
             <w:tc>
               <w:tcPr>
-                <w:tcW w:w="1584" w:type="dxa"/>
+                <w:tcW w:w="755" w:type="pct"/>
                 <w:tcBorders>
-                  <w:bottom w:val="single" w:color="auto" w:sz="4" w:space="0"/>
+                  <w:bottom w:val="single" w:sz="4" w:space="0" w:color="auto"/>
                 </w:tcBorders>
               </w:tcPr>
               <w:p>
                 <w:pPr>
-                  <w:pStyle w:val="Heading2"/>
+                  <w:pStyle w:val="BCLabelNumber"/>
                   <w:jc w:val="right"/>
-                  <w:cnfStyle w:val="100000000000" w:firstRow="1" w:lastRow="0" w:firstColumn="0" w:lastColumn="0" w:oddVBand="0" w:evenVBand="0" w:oddHBand="0" w:evenHBand="0" w:firstRowFirstColumn="0" w:firstRowLastColumn="0" w:lastRowFirstColumn="0" w:lastRowLastColumn="0"/>
-                  <w:rPr>
-                    <w:rFonts w:ascii="Segoe UI Semibold" w:hAnsi="Segoe UI Semibold" w:cs="Segoe UI Semibold"/>
-                    <w:sz w:val="22"/>
-                    <w:szCs w:val="22"/>
-                  </w:rPr>
                 </w:pPr>
-                <w:proofErr w:type="spellStart"/>
                 <w:r>
-                  <w:rPr>
-                    <w:rFonts w:ascii="Segoe UI Semibold" w:hAnsi="Segoe UI Semibold" w:cs="Segoe UI Semibold"/>
-                    <w:sz w:val="22"/>
-                    <w:szCs w:val="22"/>
-                  </w:rPr>
                   <w:t>LineAmount_Line_Lbl</w:t>
                 </w:r>
-                <w:proofErr w:type="spellEnd"/>
               </w:p>
             </w:tc>
           </w:sdtContent>
@@ -1738,23 +1428,20 @@
       <w:tr>
         <w:trPr>
           <w:cnfStyle w:val="000000100000" w:firstRow="0" w:lastRow="0" w:firstColumn="0" w:lastColumn="0" w:oddVBand="0" w:evenVBand="0" w:oddHBand="1" w:evenHBand="0" w:firstRowFirstColumn="0" w:firstRowLastColumn="0" w:lastRowFirstColumn="0" w:lastRowLastColumn="0"/>
-          <w:trHeight w:val="245" w:hRule="exact"/>
+          <w:cantSplit/>
+          <w:trHeight w:val="245"/>
         </w:trPr>
         <w:tc>
           <w:tcPr>
-            <w:cnfStyle w:val="001000000000" w:firstRow="0" w:lastRow="0" w:firstColumn="1" w:lastColumn="0" w:oddVBand="0" w:evenVBand="0" w:oddHBand="0" w:evenHBand="0" w:firstRowFirstColumn="0" w:firstRowLastColumn="0" w:lastRowFirstColumn="0" w:lastRowLastColumn="0"/>
-            <w:tcW w:w="810" w:type="dxa"/>
+            <w:tcW w:w="386" w:type="pct"/>
             <w:tcBorders>
-              <w:top w:val="single" w:color="auto" w:sz="4" w:space="0"/>
+              <w:top w:val="single" w:sz="4" w:space="0" w:color="auto"/>
             </w:tcBorders>
           </w:tcPr>
           <w:p>
             <w:pPr>
+              <w:pStyle w:val="NoSpacing"/>
               <w:rPr>
-                <w:rFonts w:ascii="Segoe UI Semibold" w:hAnsi="Segoe UI Semibold" w:cs="Segoe UI Semibold"/>
-                <w:b/>
-                <w:sz w:val="22"/>
-                <w:szCs w:val="22"/>
                 <w:lang w:val="en-US" w:eastAsia="en-US"/>
               </w:rPr>
             </w:pPr>
@@ -1762,20 +1449,15 @@
         </w:tc>
         <w:tc>
           <w:tcPr>
-            <w:tcW w:w="1980" w:type="dxa"/>
+            <w:tcW w:w="943" w:type="pct"/>
             <w:tcBorders>
-              <w:top w:val="single" w:color="auto" w:sz="4" w:space="0"/>
+              <w:top w:val="single" w:sz="4" w:space="0" w:color="auto"/>
             </w:tcBorders>
           </w:tcPr>
           <w:p>
             <w:pPr>
-              <w:cnfStyle w:val="000000100000" w:firstRow="0" w:lastRow="0" w:firstColumn="0" w:lastColumn="0" w:oddVBand="0" w:evenVBand="0" w:oddHBand="1" w:evenHBand="0" w:firstRowFirstColumn="0" w:firstRowLastColumn="0" w:lastRowFirstColumn="0" w:lastRowLastColumn="0"/>
+              <w:pStyle w:val="NoSpacing"/>
               <w:rPr>
-                <w:rFonts w:ascii="Segoe UI Semibold" w:hAnsi="Segoe UI Semibold" w:cs="Segoe UI Semibold"/>
-                <w:b/>
-                <w:bCs/>
-                <w:sz w:val="22"/>
-                <w:szCs w:val="22"/>
                 <w:lang w:val="en-US" w:eastAsia="en-US"/>
               </w:rPr>
             </w:pPr>
@@ -1783,20 +1465,15 @@
         </w:tc>
         <w:tc>
           <w:tcPr>
-            <w:tcW w:w="1260" w:type="dxa"/>
+            <w:tcW w:w="600" w:type="pct"/>
             <w:tcBorders>
-              <w:top w:val="single" w:color="auto" w:sz="4" w:space="0"/>
+              <w:top w:val="single" w:sz="4" w:space="0" w:color="auto"/>
             </w:tcBorders>
           </w:tcPr>
           <w:p>
             <w:pPr>
-              <w:cnfStyle w:val="000000100000" w:firstRow="0" w:lastRow="0" w:firstColumn="0" w:lastColumn="0" w:oddVBand="0" w:evenVBand="0" w:oddHBand="1" w:evenHBand="0" w:firstRowFirstColumn="0" w:firstRowLastColumn="0" w:lastRowFirstColumn="0" w:lastRowLastColumn="0"/>
+              <w:pStyle w:val="NoSpacing"/>
               <w:rPr>
-                <w:rFonts w:ascii="Segoe UI Semibold" w:hAnsi="Segoe UI Semibold" w:cs="Segoe UI Semibold"/>
-                <w:b/>
-                <w:bCs/>
-                <w:sz w:val="22"/>
-                <w:szCs w:val="22"/>
                 <w:lang w:val="en-US" w:eastAsia="en-US"/>
               </w:rPr>
             </w:pPr>
@@ -1804,20 +1481,15 @@
         </w:tc>
         <w:tc>
           <w:tcPr>
-            <w:tcW w:w="1080" w:type="dxa"/>
+            <w:tcW w:w="515" w:type="pct"/>
             <w:tcBorders>
-              <w:top w:val="single" w:color="auto" w:sz="4" w:space="0"/>
+              <w:top w:val="single" w:sz="4" w:space="0" w:color="auto"/>
             </w:tcBorders>
           </w:tcPr>
           <w:p>
             <w:pPr>
-              <w:cnfStyle w:val="000000100000" w:firstRow="0" w:lastRow="0" w:firstColumn="0" w:lastColumn="0" w:oddVBand="0" w:evenVBand="0" w:oddHBand="1" w:evenHBand="0" w:firstRowFirstColumn="0" w:firstRowLastColumn="0" w:lastRowFirstColumn="0" w:lastRowLastColumn="0"/>
+              <w:pStyle w:val="NoSpacing"/>
               <w:rPr>
-                <w:rFonts w:ascii="Segoe UI Semibold" w:hAnsi="Segoe UI Semibold" w:cs="Segoe UI Semibold"/>
-                <w:b/>
-                <w:bCs/>
-                <w:sz w:val="22"/>
-                <w:szCs w:val="22"/>
                 <w:lang w:val="en-US" w:eastAsia="en-US"/>
               </w:rPr>
             </w:pPr>
@@ -1825,20 +1497,15 @@
         </w:tc>
         <w:tc>
           <w:tcPr>
-            <w:tcW w:w="1440" w:type="dxa"/>
+            <w:tcW w:w="686" w:type="pct"/>
             <w:tcBorders>
-              <w:top w:val="single" w:color="auto" w:sz="4" w:space="0"/>
+              <w:top w:val="single" w:sz="4" w:space="0" w:color="auto"/>
             </w:tcBorders>
           </w:tcPr>
           <w:p>
             <w:pPr>
-              <w:cnfStyle w:val="000000100000" w:firstRow="0" w:lastRow="0" w:firstColumn="0" w:lastColumn="0" w:oddVBand="0" w:evenVBand="0" w:oddHBand="1" w:evenHBand="0" w:firstRowFirstColumn="0" w:firstRowLastColumn="0" w:lastRowFirstColumn="0" w:lastRowLastColumn="0"/>
+              <w:pStyle w:val="NoSpacing"/>
               <w:rPr>
-                <w:rFonts w:ascii="Segoe UI Semibold" w:hAnsi="Segoe UI Semibold" w:cs="Segoe UI Semibold"/>
-                <w:b/>
-                <w:bCs/>
-                <w:sz w:val="22"/>
-                <w:szCs w:val="22"/>
                 <w:lang w:val="en-US" w:eastAsia="en-US"/>
               </w:rPr>
             </w:pPr>
@@ -1846,21 +1513,16 @@
         </w:tc>
         <w:tc>
           <w:tcPr>
-            <w:tcW w:w="1350" w:type="dxa"/>
+            <w:tcW w:w="643" w:type="pct"/>
             <w:tcBorders>
-              <w:top w:val="single" w:color="auto" w:sz="4" w:space="0"/>
+              <w:top w:val="single" w:sz="4" w:space="0" w:color="auto"/>
             </w:tcBorders>
           </w:tcPr>
           <w:p>
             <w:pPr>
+              <w:pStyle w:val="BCNumber"/>
               <w:jc w:val="right"/>
-              <w:cnfStyle w:val="000000100000" w:firstRow="0" w:lastRow="0" w:firstColumn="0" w:lastColumn="0" w:oddVBand="0" w:evenVBand="0" w:oddHBand="1" w:evenHBand="0" w:firstRowFirstColumn="0" w:firstRowLastColumn="0" w:lastRowFirstColumn="0" w:lastRowLastColumn="0"/>
               <w:rPr>
-                <w:rFonts w:ascii="Segoe UI Semibold" w:hAnsi="Segoe UI Semibold" w:cs="Segoe UI Semibold"/>
-                <w:b/>
-                <w:bCs/>
-                <w:sz w:val="22"/>
-                <w:szCs w:val="22"/>
                 <w:lang w:val="en-US" w:eastAsia="en-US"/>
               </w:rPr>
             </w:pPr>
@@ -1868,21 +1530,16 @@
         </w:tc>
         <w:tc>
           <w:tcPr>
-            <w:tcW w:w="990" w:type="dxa"/>
+            <w:tcW w:w="472" w:type="pct"/>
             <w:tcBorders>
-              <w:top w:val="single" w:color="auto" w:sz="4" w:space="0"/>
+              <w:top w:val="single" w:sz="4" w:space="0" w:color="auto"/>
             </w:tcBorders>
           </w:tcPr>
           <w:p>
             <w:pPr>
+              <w:pStyle w:val="BCNumber"/>
               <w:jc w:val="right"/>
-              <w:cnfStyle w:val="000000100000" w:firstRow="0" w:lastRow="0" w:firstColumn="0" w:lastColumn="0" w:oddVBand="0" w:evenVBand="0" w:oddHBand="1" w:evenHBand="0" w:firstRowFirstColumn="0" w:firstRowLastColumn="0" w:lastRowFirstColumn="0" w:lastRowLastColumn="0"/>
               <w:rPr>
-                <w:rFonts w:ascii="Segoe UI Semibold" w:hAnsi="Segoe UI Semibold" w:cs="Segoe UI Semibold"/>
-                <w:b/>
-                <w:bCs/>
-                <w:sz w:val="22"/>
-                <w:szCs w:val="22"/>
                 <w:lang w:val="en-US" w:eastAsia="en-US"/>
               </w:rPr>
             </w:pPr>
@@ -1890,21 +1547,16 @@
         </w:tc>
         <w:tc>
           <w:tcPr>
-            <w:tcW w:w="1584" w:type="dxa"/>
+            <w:tcW w:w="755" w:type="pct"/>
             <w:tcBorders>
-              <w:top w:val="single" w:color="auto" w:sz="4" w:space="0"/>
+              <w:top w:val="single" w:sz="4" w:space="0" w:color="auto"/>
             </w:tcBorders>
           </w:tcPr>
           <w:p>
             <w:pPr>
+              <w:pStyle w:val="BCNumber"/>
               <w:jc w:val="right"/>
-              <w:cnfStyle w:val="000000100000" w:firstRow="0" w:lastRow="0" w:firstColumn="0" w:lastColumn="0" w:oddVBand="0" w:evenVBand="0" w:oddHBand="1" w:evenHBand="0" w:firstRowFirstColumn="0" w:firstRowLastColumn="0" w:lastRowFirstColumn="0" w:lastRowLastColumn="0"/>
               <w:rPr>
-                <w:rFonts w:ascii="Segoe UI Semibold" w:hAnsi="Segoe UI Semibold" w:cs="Segoe UI Semibold"/>
-                <w:b/>
-                <w:bCs/>
-                <w:sz w:val="22"/>
-                <w:szCs w:val="22"/>
                 <w:lang w:val="en-US" w:eastAsia="en-US"/>
               </w:rPr>
             </w:pPr>
@@ -1914,13 +1566,8 @@
       <w:sdt>
         <w:sdtPr>
           <w:rPr>
-            <w:rFonts w:cs="Arial" w:asciiTheme="minorHAnsi" w:hAnsiTheme="minorHAnsi" w:eastAsiaTheme="minorEastAsia"/>
-            <w:bCs w:val="0"/>
-            <w:kern w:val="2"/>
-            <w:sz w:val="22"/>
-            <w:szCs w:val="22"/>
             <w:lang w:val="en-US" w:eastAsia="en-US"/>
-            <w14:ligatures w14:val="standardContextual"/>
+            <w14:numSpacing w14:val="tabular"/>
           </w:rPr>
           <w:alias w:val="Repeater: Line"/>
           <w:tag w:val="#BC:InsertRepeater,DataItems/Header/Line"/>
@@ -1928,37 +1575,43 @@
           <w:placeholder>
             <w:docPart w:val="A991EF7181AE4BBE944C55E4E10A59E5"/>
           </w:placeholder>
+          <w15:dataBinding w:prefixMappings="&lt;xmlns:ns0='urn:microsoft-dynamics-nav/reports/Standard_Sales_Order_Conf/1305/' " w:xpath="/ns0:NavWordReportXmlPart[1]/ns0:Header[1]/ns0:Line" w:storeItemID="{00000000-0000-0000-0000-000000000000}"/>
           <w15:color w:val="808080"/>
           <w15:repeatingSection/>
-          <w15:dataBinding w:prefixMappings="xmlns:ns0='urn:microsoft-dynamics-nav/reports/Standard_Sales_Order_Conf/1305/'" w:xpath="/ns0:NavWordReportXmlPart[1]/ns0:Header[1]/ns0:Line"/>
         </w:sdtPr>
         <w:sdtEndPr>
           <w:rPr>
-            <w:rFonts w:cstheme="minorBidi"/>
-            <w:lang w:val="en-DK" w:eastAsia="en-DK"/>
+            <w:lang/>
           </w:rPr>
         </w:sdtEndPr>
         <w:sdtContent>
           <w:sdt>
             <w:sdtPr>
+              <w:rPr>
+                <w:lang w:val="en-US" w:eastAsia="en-US"/>
+                <w14:numSpacing w14:val="tabular"/>
+              </w:rPr>
+              <w:id w:val="565299500"/>
+              <w15:color w:val="808080"/>
               <w15:repeatingSectionItem/>
             </w:sdtPr>
+            <w:sdtEndPr>
+              <w:rPr>
+                <w:lang/>
+              </w:rPr>
+            </w:sdtEndPr>
             <w:sdtContent>
               <w:tr>
                 <w:trPr>
                   <w:cnfStyle w:val="000000010000" w:firstRow="0" w:lastRow="0" w:firstColumn="0" w:lastColumn="0" w:oddVBand="0" w:evenVBand="0" w:oddHBand="0" w:evenHBand="1" w:firstRowFirstColumn="0" w:firstRowLastColumn="0" w:lastRowFirstColumn="0" w:lastRowLastColumn="0"/>
+                  <w:cantSplit/>
                   <w:trHeight w:val="490"/>
                 </w:trPr>
                 <w:sdt>
                   <w:sdtPr>
                     <w:rPr>
-                      <w:rFonts w:cs="Arial" w:asciiTheme="minorHAnsi" w:hAnsiTheme="minorHAnsi" w:eastAsiaTheme="minorEastAsia"/>
-                      <w:bCs w:val="0"/>
-                      <w:kern w:val="2"/>
-                      <w:sz w:val="22"/>
-                      <w:szCs w:val="22"/>
                       <w:lang w:val="en-US" w:eastAsia="en-US"/>
-                      <w14:ligatures w14:val="standardContextual"/>
+                      <w14:numSpacing w14:val="tabular"/>
                     </w:rPr>
                     <w:alias w:val="ItemNo_Line"/>
                     <w:tag w:val="#BC:InsertDataItem,DataItems/Header/Line/ItemNo_Line"/>
@@ -1966,40 +1619,30 @@
                     <w:placeholder>
                       <w:docPart w:val="7D0A26A33D8048A4986B48EA24CEF67D"/>
                     </w:placeholder>
-                    <w:dataBinding w:prefixMappings="xmlns:ns0='urn:microsoft-dynamics-nav/reports/Standard_Sales_Order_Conf/1305/'" w:xpath="/ns0:NavWordReportXmlPart[1]/ns0:Header[1]/ns0:Line[1]/ns0:ItemNo_Line[1]" w:storeItemID="{00000000-0000-0000-0000-000000000000}"/>
+                    <w:dataBinding w:prefixMappings="&lt;xmlns:ns0='urn:microsoft-dynamics-nav/reports/Standard_Sales_Order_Conf/1305/' " w:xpath="/ns0:NavWordReportXmlPart[1]/ns0:Header[1]/ns0:Line[1]/ns0:ItemNo_Line[1]" w:storeItemID="{00000000-0000-0000-0000-000000000000}"/>
                     <w15:color w:val="808080"/>
                     <w:text/>
                   </w:sdtPr>
                   <w:sdtEndPr>
                     <w:rPr>
-                      <w:rFonts w:ascii="Segoe UI" w:hAnsi="Segoe UI" w:eastAsia="Aptos"/>
-                      <w:bCs/>
-                      <w:kern w:val="0"/>
-                      <w14:ligatures w14:val="none"/>
+                      <w14:numSpacing w14:val="default"/>
                     </w:rPr>
                   </w:sdtEndPr>
                   <w:sdtContent>
                     <w:tc>
                       <w:tcPr>
-                        <w:cnfStyle w:val="001000000000" w:firstRow="0" w:lastRow="0" w:firstColumn="1" w:lastColumn="0" w:oddVBand="0" w:evenVBand="0" w:oddHBand="0" w:evenHBand="0" w:firstRowFirstColumn="0" w:firstRowLastColumn="0" w:lastRowFirstColumn="0" w:lastRowLastColumn="0"/>
-                        <w:tcW w:w="810" w:type="dxa"/>
-                        <w:vAlign w:val="center"/>
+                        <w:tcW w:w="386" w:type="pct"/>
                       </w:tcPr>
                       <w:p>
                         <w:pPr>
+                          <w:pStyle w:val="NoSpacing"/>
                           <w:rPr>
-                            <w:rFonts w:cs="Arial" w:asciiTheme="minorHAnsi" w:hAnsiTheme="minorHAnsi"/>
-                            <w:sz w:val="22"/>
-                            <w:szCs w:val="22"/>
                             <w:lang w:val="en-US" w:eastAsia="en-US"/>
                           </w:rPr>
                         </w:pPr>
                         <w:proofErr w:type="spellStart"/>
                         <w:r>
                           <w:rPr>
-                            <w:rFonts w:cs="Arial" w:asciiTheme="minorHAnsi" w:hAnsiTheme="minorHAnsi"/>
-                            <w:sz w:val="22"/>
-                            <w:szCs w:val="22"/>
                             <w:lang w:val="en-US" w:eastAsia="en-US"/>
                           </w:rPr>
                           <w:t>ItemNo_Line</w:t>
@@ -2012,9 +1655,6 @@
                 <w:sdt>
                   <w:sdtPr>
                     <w:rPr>
-                      <w:rFonts w:cs="Arial"/>
-                      <w:sz w:val="22"/>
-                      <w:szCs w:val="22"/>
                       <w:lang w:eastAsia="en-US"/>
                     </w:rPr>
                     <w:alias w:val="Description_Line"/>
@@ -2023,37 +1663,29 @@
                     <w:placeholder>
                       <w:docPart w:val="C742E700B2AE4B2AA561644CBF42B4CE"/>
                     </w:placeholder>
-                    <w:dataBinding w:prefixMappings="xmlns:ns0='urn:microsoft-dynamics-nav/reports/Standard_Sales_Order_Conf/1305/'" w:xpath="/ns0:NavWordReportXmlPart[1]/ns0:Header[1]/ns0:Line[1]/ns0:Description_Line[1]" w:storeItemID="{00000000-0000-0000-0000-000000000000}"/>
+                    <w:dataBinding w:prefixMappings="&lt;xmlns:ns0='urn:microsoft-dynamics-nav/reports/Standard_Sales_Order_Conf/1305/' " w:xpath="/ns0:NavWordReportXmlPart[1]/ns0:Header[1]/ns0:Line[1]/ns0:Description_Line[1]" w:storeItemID="{00000000-0000-0000-0000-000000000000}"/>
                     <w15:color w:val="808080"/>
                     <w:text/>
                   </w:sdtPr>
+                  <w:sdtEndPr/>
                   <w:sdtContent>
                     <w:tc>
                       <w:tcPr>
-                        <w:tcW w:w="1980" w:type="dxa"/>
-                        <w:vAlign w:val="center"/>
+                        <w:tcW w:w="943" w:type="pct"/>
                       </w:tcPr>
                       <w:p>
                         <w:pPr>
-                          <w:cnfStyle w:val="000000010000" w:firstRow="0" w:lastRow="0" w:firstColumn="0" w:lastColumn="0" w:oddVBand="0" w:evenVBand="0" w:oddHBand="0" w:evenHBand="1" w:firstRowFirstColumn="0" w:firstRowLastColumn="0" w:lastRowFirstColumn="0" w:lastRowLastColumn="0"/>
+                          <w:pStyle w:val="NoSpacing"/>
                           <w:rPr>
-                            <w:rFonts w:cs="Arial" w:asciiTheme="minorHAnsi" w:hAnsiTheme="minorHAnsi"/>
-                            <w:sz w:val="22"/>
-                            <w:szCs w:val="22"/>
                             <w:lang w:eastAsia="en-US"/>
                           </w:rPr>
                         </w:pPr>
-                        <w:proofErr w:type="spellStart"/>
                         <w:r>
                           <w:rPr>
-                            <w:rFonts w:cs="Arial" w:asciiTheme="minorHAnsi" w:hAnsiTheme="minorHAnsi"/>
-                            <w:sz w:val="22"/>
-                            <w:szCs w:val="22"/>
                             <w:lang w:eastAsia="en-US"/>
                           </w:rPr>
                           <w:t>Description_Line</w:t>
                         </w:r>
-                        <w:proofErr w:type="spellEnd"/>
                       </w:p>
                     </w:tc>
                   </w:sdtContent>
@@ -2061,9 +1693,6 @@
                 <w:sdt>
                   <w:sdtPr>
                     <w:rPr>
-                      <w:rFonts w:cs="Arial"/>
-                      <w:sz w:val="22"/>
-                      <w:szCs w:val="22"/>
                       <w:lang w:val="en-US" w:eastAsia="en-US"/>
                     </w:rPr>
                     <w:alias w:val="Quantity_Line"/>
@@ -2072,33 +1701,27 @@
                     <w:placeholder>
                       <w:docPart w:val="E90E4A90680A4786BEDBA21F69F9F80A"/>
                     </w:placeholder>
-                    <w:dataBinding w:prefixMappings="xmlns:ns0='urn:microsoft-dynamics-nav/reports/Standard_Sales_Order_Conf/1305/'" w:xpath="/ns0:NavWordReportXmlPart[1]/ns0:Header[1]/ns0:Line[1]/ns0:Quantity_Line[1]" w:storeItemID="{00000000-0000-0000-0000-000000000000}"/>
+                    <w:dataBinding w:prefixMappings="&lt;xmlns:ns0='urn:microsoft-dynamics-nav/reports/Standard_Sales_Order_Conf/1305/' " w:xpath="/ns0:NavWordReportXmlPart[1]/ns0:Header[1]/ns0:Line[1]/ns0:Quantity_Line[1]" w:storeItemID="{00000000-0000-0000-0000-000000000000}"/>
                     <w15:color w:val="808080"/>
                     <w:text/>
                   </w:sdtPr>
+                  <w:sdtEndPr/>
                   <w:sdtContent>
                     <w:tc>
                       <w:tcPr>
-                        <w:tcW w:w="1260" w:type="dxa"/>
-                        <w:vAlign w:val="center"/>
+                        <w:tcW w:w="600" w:type="pct"/>
                       </w:tcPr>
                       <w:p>
                         <w:pPr>
+                          <w:pStyle w:val="BCNumber"/>
                           <w:jc w:val="right"/>
-                          <w:cnfStyle w:val="000000010000" w:firstRow="0" w:lastRow="0" w:firstColumn="0" w:lastColumn="0" w:oddVBand="0" w:evenVBand="0" w:oddHBand="0" w:evenHBand="1" w:firstRowFirstColumn="0" w:firstRowLastColumn="0" w:lastRowFirstColumn="0" w:lastRowLastColumn="0"/>
                           <w:rPr>
-                            <w:rFonts w:cs="Arial" w:asciiTheme="minorHAnsi" w:hAnsiTheme="minorHAnsi"/>
-                            <w:sz w:val="22"/>
-                            <w:szCs w:val="22"/>
                             <w:lang w:val="en-US" w:eastAsia="en-US"/>
                           </w:rPr>
                         </w:pPr>
                         <w:proofErr w:type="spellStart"/>
                         <w:r>
                           <w:rPr>
-                            <w:rFonts w:cs="Arial" w:asciiTheme="minorHAnsi" w:hAnsiTheme="minorHAnsi"/>
-                            <w:sz w:val="22"/>
-                            <w:szCs w:val="22"/>
                             <w:lang w:val="en-US" w:eastAsia="en-US"/>
                           </w:rPr>
                           <w:t>Quantity_Line</w:t>
@@ -2110,239 +1733,158 @@
                 </w:sdt>
                 <w:sdt>
                   <w:sdtPr>
-                    <w:rPr>
-                      <w:sz w:val="22"/>
-                      <w:szCs w:val="22"/>
-                    </w:rPr>
                     <w:alias w:val="UnitOfMeasure"/>
                     <w:tag w:val="#BC:InsertDataItem,DataItems/Header/Line/UnitOfMeasure"/>
                     <w:id w:val="-2053294236"/>
                     <w:placeholder>
                       <w:docPart w:val="E44FF7EFE4654F059EFFDEFCE08F09D3"/>
                     </w:placeholder>
+                    <w:dataBinding w:prefixMappings="&lt;xmlns:ns0='urn:microsoft-dynamics-nav/reports/Standard_Sales_Order_Conf/1305/' " w:xpath="/ns0:NavWordReportXmlPart[1]/ns0:Header[1]/ns0:Line[1]/ns0:UnitOfMeasure[1]" w:storeItemID="{00000000-0000-0000-0000-000000000000}"/>
                     <w15:color w:val="808080"/>
                     <w:text/>
-                    <w:dataBinding w:prefixMappings="xmlns:ns0='urn:microsoft-dynamics-nav/reports/Standard_Sales_Order_Conf/1305/'" w:xpath="/ns0:NavWordReportXmlPart[1]/ns0:Header[1]/ns0:Line[1]/ns0:UnitOfMeasure[1]"/>
                   </w:sdtPr>
+                  <w:sdtEndPr/>
                   <w:sdtContent>
                     <w:tc>
                       <w:tcPr>
-                        <w:tcW w:w="1080" w:type="dxa"/>
-                        <w:vAlign w:val="center"/>
+                        <w:tcW w:w="515" w:type="pct"/>
                       </w:tcPr>
                       <w:p>
                         <w:pPr>
-                          <w:cnfStyle w:val="000000010000" w:firstRow="0" w:lastRow="0" w:firstColumn="0" w:lastColumn="0" w:oddVBand="0" w:evenVBand="0" w:oddHBand="0" w:evenHBand="1" w:firstRowFirstColumn="0" w:firstRowLastColumn="0" w:lastRowFirstColumn="0" w:lastRowLastColumn="0"/>
-                          <w:rPr>
-                            <w:rFonts w:asciiTheme="minorHAnsi" w:hAnsiTheme="minorHAnsi"/>
-                            <w:sz w:val="22"/>
-                            <w:szCs w:val="22"/>
-                          </w:rPr>
+                          <w:pStyle w:val="NoSpacing"/>
                         </w:pPr>
-                        <w:proofErr w:type="spellStart"/>
                         <w:r>
-                          <w:rPr>
-                            <w:rFonts w:asciiTheme="minorHAnsi" w:hAnsiTheme="minorHAnsi"/>
-                            <w:sz w:val="22"/>
-                            <w:szCs w:val="22"/>
-                          </w:rPr>
                           <w:t>UnitOfMeasure</w:t>
                         </w:r>
-                        <w:proofErr w:type="spellEnd"/>
                       </w:p>
                     </w:tc>
                   </w:sdtContent>
                 </w:sdt>
                 <w:tc>
                   <w:tcPr>
-                    <w:tcW w:w="1440" w:type="dxa"/>
-                    <w:vAlign w:val="center"/>
+                    <w:tcW w:w="686" w:type="pct"/>
                   </w:tcPr>
                   <w:p>
                     <w:pPr>
+                      <w:pStyle w:val="BCNumber"/>
                       <w:jc w:val="right"/>
-                      <w:cnfStyle w:val="000000010000" w:firstRow="0" w:lastRow="0" w:firstColumn="0" w:lastColumn="0" w:oddVBand="0" w:evenVBand="0" w:oddHBand="0" w:evenHBand="1" w:firstRowFirstColumn="0" w:firstRowLastColumn="0" w:lastRowFirstColumn="0" w:lastRowLastColumn="0"/>
                       <w:rPr>
-                        <w:rFonts w:cs="Arial" w:asciiTheme="minorHAnsi" w:hAnsiTheme="minorHAnsi"/>
-                        <w:sz w:val="22"/>
-                        <w:szCs w:val="22"/>
                         <w:lang w:val="en-US" w:eastAsia="en-US"/>
                       </w:rPr>
                     </w:pPr>
                     <w:sdt>
                       <w:sdtPr>
-                        <w:rPr>
-                          <w:sz w:val="22"/>
-                          <w:szCs w:val="22"/>
-                        </w:rPr>
                         <w:alias w:val="UnitPrice"/>
                         <w:tag w:val="#BC:InsertDataItem,DataItems/Header/Line/UnitPrice"/>
                         <w:id w:val="-1253814634"/>
                         <w:placeholder>
                           <w:docPart w:val="43D3B60B059743D1949FD0F31B69E98D"/>
                         </w:placeholder>
-                        <w:dataBinding w:prefixMappings="xmlns:ns0='urn:microsoft-dynamics-nav/reports/Standard_Sales_Order_Conf/1305/'" w:xpath="/ns0:NavWordReportXmlPart[1]/ns0:Header[1]/ns0:Line[1]/ns0:UnitPrice[1]" w:storeItemID="{00000000-0000-0000-0000-000000000000}"/>
+                        <w:dataBinding w:prefixMappings="&lt;xmlns:ns0='urn:microsoft-dynamics-nav/reports/Standard_Sales_Order_Conf/1305/' " w:xpath="/ns0:NavWordReportXmlPart[1]/ns0:Header[1]/ns0:Line[1]/ns0:UnitPrice[1]" w:storeItemID="{00000000-0000-0000-0000-000000000000}"/>
                         <w15:color w:val="808080"/>
                         <w:text/>
                       </w:sdtPr>
+                      <w:sdtEndPr/>
                       <w:sdtContent>
-                        <w:proofErr w:type="spellStart"/>
                         <w:r>
-                          <w:rPr>
-                            <w:rFonts w:asciiTheme="minorHAnsi" w:hAnsiTheme="minorHAnsi"/>
-                            <w:sz w:val="22"/>
-                            <w:szCs w:val="22"/>
-                          </w:rPr>
                           <w:t>UnitPrice</w:t>
                         </w:r>
-                        <w:proofErr w:type="spellEnd"/>
                       </w:sdtContent>
                     </w:sdt>
                   </w:p>
                 </w:tc>
                 <w:sdt>
                   <w:sdtPr>
-                    <w:rPr>
-                      <w:sz w:val="22"/>
-                      <w:szCs w:val="22"/>
-                    </w:rPr>
                     <w:alias w:val="LineDiscountPercentText_Line"/>
                     <w:tag w:val="#BC:InsertDataItem,DataItems/Header/Line/LineDiscountPercentText_Line"/>
                     <w:id w:val="415913873"/>
                     <w:placeholder>
                       <w:docPart w:val="D8A22B1205C24DE7A4DEFF35268D095A"/>
                     </w:placeholder>
+                    <w:dataBinding w:prefixMappings="&lt;xmlns:ns0='urn:microsoft-dynamics-nav/reports/Standard_Sales_Order_Conf/1305/' " w:xpath="/ns0:NavWordReportXmlPart[1]/ns0:Header[1]/ns0:Line[1]/ns0:LineDiscountPercentText_Line[1]" w:storeItemID="{00000000-0000-0000-0000-000000000000}"/>
                     <w15:color w:val="808080"/>
                     <w:text/>
-                    <w:dataBinding w:prefixMappings="xmlns:ns0='urn:microsoft-dynamics-nav/reports/Standard_Sales_Order_Conf/1305/'" w:xpath="/ns0:NavWordReportXmlPart[1]/ns0:Header[1]/ns0:Line[1]/ns0:LineDiscountPercentText_Line[1]"/>
                   </w:sdtPr>
+                  <w:sdtEndPr/>
                   <w:sdtContent>
                     <w:tc>
                       <w:tcPr>
-                        <w:tcW w:w="1350" w:type="dxa"/>
-                        <w:vAlign w:val="center"/>
+                        <w:tcW w:w="643" w:type="pct"/>
                       </w:tcPr>
                       <w:p>
                         <w:pPr>
+                          <w:pStyle w:val="BCNumber"/>
                           <w:jc w:val="right"/>
-                          <w:cnfStyle w:val="000000010000" w:firstRow="0" w:lastRow="0" w:firstColumn="0" w:lastColumn="0" w:oddVBand="0" w:evenVBand="0" w:oddHBand="0" w:evenHBand="1" w:firstRowFirstColumn="0" w:firstRowLastColumn="0" w:lastRowFirstColumn="0" w:lastRowLastColumn="0"/>
-                          <w:rPr>
-                            <w:rFonts w:asciiTheme="minorHAnsi" w:hAnsiTheme="minorHAnsi"/>
-                            <w:sz w:val="22"/>
-                            <w:szCs w:val="22"/>
-                          </w:rPr>
                         </w:pPr>
-                        <w:proofErr w:type="spellStart"/>
                         <w:r>
-                          <w:rPr>
-                            <w:rFonts w:asciiTheme="minorHAnsi" w:hAnsiTheme="minorHAnsi"/>
-                            <w:sz w:val="22"/>
-                            <w:szCs w:val="22"/>
-                          </w:rPr>
                           <w:t>LineDiscountPercentText_Line</w:t>
                         </w:r>
-                        <w:proofErr w:type="spellEnd"/>
                       </w:p>
                     </w:tc>
                   </w:sdtContent>
                 </w:sdt>
                 <w:sdt>
                   <w:sdtPr>
-                    <w:rPr>
-                      <w:sz w:val="22"/>
-                      <w:szCs w:val="22"/>
-                    </w:rPr>
                     <w:alias w:val="VATPct_Line"/>
                     <w:tag w:val="#BC:InsertDataItem,DataItems/Header/Line/VATPct_Line"/>
                     <w:id w:val="1436251310"/>
                     <w:placeholder>
                       <w:docPart w:val="51E39790D42E4EBDB9163D96AF01660F"/>
                     </w:placeholder>
+                    <w:dataBinding w:prefixMappings="&lt;xmlns:ns0='urn:microsoft-dynamics-nav/reports/Standard_Sales_Order_Conf/1305/' " w:xpath="/ns0:NavWordReportXmlPart[1]/ns0:Header[1]/ns0:Line[1]/ns0:VATPct_Line[1]" w:storeItemID="{00000000-0000-0000-0000-000000000000}"/>
                     <w15:color w:val="808080"/>
                     <w:text/>
-                    <w:dataBinding w:prefixMappings="xmlns:ns0='urn:microsoft-dynamics-nav/reports/Standard_Sales_Order_Conf/1305/'" w:xpath="/ns0:NavWordReportXmlPart[1]/ns0:Header[1]/ns0:Line[1]/ns0:VATPct_Line[1]"/>
                   </w:sdtPr>
+                  <w:sdtEndPr/>
                   <w:sdtContent>
                     <w:tc>
                       <w:tcPr>
-                        <w:tcW w:w="990" w:type="dxa"/>
-                        <w:vAlign w:val="center"/>
+                        <w:tcW w:w="472" w:type="pct"/>
                       </w:tcPr>
                       <w:p>
                         <w:pPr>
+                          <w:pStyle w:val="BCNumber"/>
                           <w:jc w:val="right"/>
-                          <w:cnfStyle w:val="000000010000" w:firstRow="0" w:lastRow="0" w:firstColumn="0" w:lastColumn="0" w:oddVBand="0" w:evenVBand="0" w:oddHBand="0" w:evenHBand="1" w:firstRowFirstColumn="0" w:firstRowLastColumn="0" w:lastRowFirstColumn="0" w:lastRowLastColumn="0"/>
-                          <w:rPr>
-                            <w:rFonts w:asciiTheme="minorHAnsi" w:hAnsiTheme="minorHAnsi"/>
-                            <w:sz w:val="22"/>
-                            <w:szCs w:val="22"/>
-                          </w:rPr>
                         </w:pPr>
-                        <w:proofErr w:type="spellStart"/>
                         <w:r>
-                          <w:rPr>
-                            <w:rFonts w:asciiTheme="minorHAnsi" w:hAnsiTheme="minorHAnsi"/>
-                            <w:sz w:val="22"/>
-                            <w:szCs w:val="22"/>
-                          </w:rPr>
                           <w:t>VATPct_Line</w:t>
                         </w:r>
-                        <w:proofErr w:type="spellEnd"/>
                       </w:p>
                     </w:tc>
                   </w:sdtContent>
                 </w:sdt>
                 <w:tc>
                   <w:tcPr>
-                    <w:tcW w:w="1584" w:type="dxa"/>
-                    <w:vAlign w:val="center"/>
+                    <w:tcW w:w="755" w:type="pct"/>
                   </w:tcPr>
                   <w:p>
                     <w:pPr>
+                      <w:pStyle w:val="BCNumber"/>
                       <w:jc w:val="right"/>
-                      <w:cnfStyle w:val="000000010000" w:firstRow="0" w:lastRow="0" w:firstColumn="0" w:lastColumn="0" w:oddVBand="0" w:evenVBand="0" w:oddHBand="0" w:evenHBand="1" w:firstRowFirstColumn="0" w:firstRowLastColumn="0" w:lastRowFirstColumn="0" w:lastRowLastColumn="0"/>
                       <w:rPr>
-                        <w:rFonts w:cs="Arial" w:asciiTheme="minorHAnsi" w:hAnsiTheme="minorHAnsi"/>
-                        <w:sz w:val="22"/>
-                        <w:szCs w:val="22"/>
                         <w:lang w:val="en-US" w:eastAsia="en-US"/>
                       </w:rPr>
                     </w:pPr>
                     <w:sdt>
                       <w:sdtPr>
-                        <w:rPr>
-                          <w:sz w:val="22"/>
-                          <w:szCs w:val="22"/>
-                        </w:rPr>
                         <w:alias w:val="LineAmount_Line"/>
                         <w:tag w:val="#BC:InsertDataItem,DataItems/Header/Line/LineAmount_Line"/>
                         <w:id w:val="787541011"/>
                         <w:placeholder>
                           <w:docPart w:val="B113118920574236B31D6A5CE06C8924"/>
                         </w:placeholder>
-                        <w:dataBinding w:prefixMappings="xmlns:ns0='urn:microsoft-dynamics-nav/reports/Standard_Sales_Order_Conf/1305/'" w:xpath="/ns0:NavWordReportXmlPart[1]/ns0:Header[1]/ns0:Line[1]/ns0:LineAmount_Line[1]" w:storeItemID="{00000000-0000-0000-0000-000000000000}"/>
+                        <w:dataBinding w:prefixMappings="&lt;xmlns:ns0='urn:microsoft-dynamics-nav/reports/Standard_Sales_Order_Conf/1305/' " w:xpath="/ns0:NavWordReportXmlPart[1]/ns0:Header[1]/ns0:Line[1]/ns0:LineAmount_Line[1]" w:storeItemID="{00000000-0000-0000-0000-000000000000}"/>
                         <w15:color w:val="808080"/>
                         <w:text/>
                       </w:sdtPr>
+                      <w:sdtEndPr/>
                       <w:sdtContent>
-                        <w:proofErr w:type="spellStart"/>
                         <w:r>
-                          <w:rPr>
-                            <w:rFonts w:asciiTheme="minorHAnsi" w:hAnsiTheme="minorHAnsi"/>
-                            <w:sz w:val="22"/>
-                            <w:szCs w:val="22"/>
-                          </w:rPr>
                           <w:t>LineAmount_Line</w:t>
                         </w:r>
-                        <w:proofErr w:type="spellEnd"/>
                       </w:sdtContent>
                     </w:sdt>
                     <w:r>
-                      <w:rPr>
-                        <w:rFonts w:asciiTheme="minorHAnsi" w:hAnsiTheme="minorHAnsi"/>
-                        <w:sz w:val="22"/>
-                        <w:szCs w:val="22"/>
-                      </w:rPr>
                       <w:t> </w:t>
                     </w:r>
                   </w:p>
@@ -2353,92 +1895,173 @@
         </w:sdtContent>
       </w:sdt>
     </w:tbl>
-    <w:p>
-      <w:pPr>
-        <w:rPr>
-          <w:sz w:val="22"/>
-          <w:szCs w:val="22"/>
-        </w:rPr>
-      </w:pPr>
-    </w:p>
+    <w:p/>
     <w:tbl>
       <w:tblPr>
-        <w:tblStyle w:val="CLSequoiatablestyle021"/>
+        <w:tblStyle w:val="BCDataTable"/>
         <w:tblW w:w="5000" w:type="pct"/>
-        <w:tblLook w:val="06C0" w:firstRow="0" w:lastRow="1" w:firstColumn="1" w:lastColumn="0" w:noHBand="1" w:noVBand="1"/>
+        <w:tblLook w:val="0460" w:firstRow="1" w:lastRow="1" w:firstColumn="0" w:lastColumn="0" w:noHBand="0" w:noVBand="1"/>
         <w:tblCaption w:val="Regular Totals Block"/>
+        <w:tblDescription w:val="Document lines. Column headers in the first row."/>
       </w:tblPr>
       <w:tblGrid>
-        <w:gridCol w:w="4790"/>
-        <w:gridCol w:w="637"/>
+        <w:gridCol w:w="4795"/>
+        <w:gridCol w:w="636"/>
         <w:gridCol w:w="336"/>
         <w:gridCol w:w="338"/>
-        <w:gridCol w:w="4393"/>
+        <w:gridCol w:w="4389"/>
       </w:tblGrid>
+      <w:sdt>
+        <w:sdtPr>
+          <w:rPr>
+            <w14:numSpacing w14:val="tabular"/>
+          </w:rPr>
+          <w:alias w:val="#Nav: /Header/ReportTotalsLine"/>
+          <w:tag w:val="#Nav: Standard_Sales_Order_Conf/1305"/>
+          <w:id w:val="-1308857820"/>
+          <w15:dataBinding w:prefixMappings="&lt;xmlns:ns0='urn:microsoft-dynamics-nav/reports/Standard_Sales_Order_Conf/1305/' " w:xpath="/ns0:NavWordReportXmlPart[1]/ns0:Header[1]/ns0:ReportTotalsLine" w:storeItemID="{49E3A5AC-F0FB-44FA-B497-E468622779B9}"/>
+          <w15:repeatingSection/>
+        </w:sdtPr>
+        <w:sdtEndPr/>
+        <w:sdtContent>
+          <w:sdt>
+            <w:sdtPr>
+              <w:rPr>
+                <w14:numSpacing w14:val="tabular"/>
+              </w:rPr>
+              <w:id w:val="1292552391"/>
+              <w:placeholder>
+                <w:docPart w:val="0DA117334EDC4137AA5D22F09C6E315F"/>
+              </w:placeholder>
+              <w15:repeatingSectionItem/>
+            </w:sdtPr>
+            <w:sdtEndPr/>
+            <w:sdtContent>
+              <w:tr>
+                <w:trPr>
+                  <w:cnfStyle w:val="100000000000" w:firstRow="1" w:lastRow="0" w:firstColumn="0" w:lastColumn="0" w:oddVBand="0" w:evenVBand="0" w:oddHBand="0" w:evenHBand="0" w:firstRowFirstColumn="0" w:firstRowLastColumn="0" w:lastRowFirstColumn="0" w:lastRowLastColumn="0"/>
+                  <w:cantSplit/>
+                  <w:trHeight w:val="227"/>
+                  <w:tblHeader/>
+                </w:trPr>
+                <w:tc>
+                  <w:tcPr>
+                    <w:tcW w:w="2588" w:type="pct"/>
+                    <w:gridSpan w:val="2"/>
+                  </w:tcPr>
+                  <w:p>
+                    <w:pPr>
+                      <w:pStyle w:val="BCLabel"/>
+                      <w:spacing w:before="120" w:after="120"/>
+                    </w:pPr>
+                    <w:sdt>
+                      <w:sdtPr>
+                        <w:alias w:val="#Nav: /Header/ReportTotalsLine/Description_ReportTotalsLine"/>
+                        <w:tag w:val="#Nav: Standard_Sales_Order_Conf/1305"/>
+                        <w:id w:val="-428585018"/>
+                        <w:placeholder>
+                          <w:docPart w:val="D7D8C22094AC421DB2AB5E22475BA53C"/>
+                        </w:placeholder>
+                        <w:dataBinding w:prefixMappings="&lt;xmlns:ns0='urn:microsoft-dynamics-nav/reports/Standard_Sales_Order_Conf/1305/' " w:xpath="/ns0:NavWordReportXmlPart[1]/ns0:Header[1]/ns0:ReportTotalsLine[1]/ns0:Description_ReportTotalsLine[1]" w:storeItemID="{49E3A5AC-F0FB-44FA-B497-E468622779B9}"/>
+                        <w:text/>
+                      </w:sdtPr>
+                      <w:sdtEndPr/>
+                      <w:sdtContent>
+                        <w:r>
+                          <w:t>Description_ReportTotalsLine</w:t>
+                        </w:r>
+                      </w:sdtContent>
+                    </w:sdt>
+                  </w:p>
+                </w:tc>
+                <w:sdt>
+                  <w:sdtPr>
+                    <w:alias w:val="#Nav: /Header/ReportTotalsLine/Amount_ReportTotalsLine"/>
+                    <w:tag w:val="#Nav: Standard_Sales_Order_Conf/1305"/>
+                    <w:id w:val="-1113817638"/>
+                    <w:placeholder>
+                      <w:docPart w:val="D7D8C22094AC421DB2AB5E22475BA53C"/>
+                    </w:placeholder>
+                    <w:dataBinding w:prefixMappings="&lt;xmlns:ns0='urn:microsoft-dynamics-nav/reports/Standard_Sales_Order_Conf/1305/' " w:xpath="/ns0:NavWordReportXmlPart[1]/ns0:Header[1]/ns0:ReportTotalsLine[1]/ns0:Amount_ReportTotalsLine[1]" w:storeItemID="{49E3A5AC-F0FB-44FA-B497-E468622779B9}"/>
+                    <w:text/>
+                  </w:sdtPr>
+                  <w:sdtEndPr/>
+                  <w:sdtContent>
+                    <w:tc>
+                      <w:tcPr>
+                        <w:tcW w:w="2412" w:type="pct"/>
+                        <w:gridSpan w:val="3"/>
+                        <w:tcMar>
+                          <w:right w:w="0" w:type="dxa"/>
+                        </w:tcMar>
+                      </w:tcPr>
+                      <w:p>
+                        <w:pPr>
+                          <w:pStyle w:val="BCLabelNumber"/>
+                          <w:jc w:val="right"/>
+                        </w:pPr>
+                        <w:r>
+                          <w:t>Amount_ReportTotalsLine</w:t>
+                        </w:r>
+                      </w:p>
+                    </w:tc>
+                  </w:sdtContent>
+                </w:sdt>
+              </w:tr>
+            </w:sdtContent>
+          </w:sdt>
+        </w:sdtContent>
+      </w:sdt>
       <w:tr>
         <w:trPr>
+          <w:cnfStyle w:val="010000000000" w:firstRow="0" w:lastRow="1" w:firstColumn="0" w:lastColumn="0" w:oddVBand="0" w:evenVBand="0" w:oddHBand="0" w:evenHBand="0" w:firstRowFirstColumn="0" w:firstRowLastColumn="0" w:lastRowFirstColumn="0" w:lastRowLastColumn="0"/>
+          <w:cantSplit/>
           <w:trHeight w:val="490"/>
         </w:trPr>
-        <w:sdt>
-          <w:sdtPr>
-            <w:rPr>
-              <w:rFonts w:eastAsia="Times New Roman"/>
-              <w:sz w:val="22"/>
-              <w:szCs w:val="22"/>
-            </w:rPr>
-            <w:alias w:val="Description_ReportTotalsLine"/>
-            <w:tag w:val="#BC:InsertDataItem,DataItems/Header/ReportTotalsLine/Description_ReportTotalsLine"/>
-            <w:id w:val="700291320"/>
-            <w:placeholder>
-              <w:docPart w:val="FEA37D73AA334E478F5F80E9A4617EB6"/>
-            </w:placeholder>
-            <w15:color w:val="808080"/>
-            <w:text/>
-            <w:dataBinding w:prefixMappings="xmlns:ns0='urn:microsoft-dynamics-nav/reports/Standard_Sales_Order_Conf/1305/'" w:xpath="/ns0:NavWordReportXmlPart[1]/ns0:Header[1]/ns0:ReportTotalsLine[1]/ns0:Description_ReportTotalsLine[1]"/>
-          </w:sdtPr>
-          <w:sdtContent>
-            <w:tc>
-              <w:tcPr>
-                <w:cnfStyle w:val="001000000000" w:firstRow="0" w:lastRow="0" w:firstColumn="1" w:lastColumn="0" w:oddVBand="0" w:evenVBand="0" w:oddHBand="0" w:evenHBand="0" w:firstRowFirstColumn="0" w:firstRowLastColumn="0" w:lastRowFirstColumn="0" w:lastRowLastColumn="0"/>
-                <w:tcW w:w="4790" w:type="dxa"/>
-                <w:vAlign w:val="center"/>
-              </w:tcPr>
+        <w:tc>
+          <w:tcPr>
+            <w:tcW w:w="2285" w:type="pct"/>
+            <w:tcBorders>
+              <w:top w:val="single" w:sz="4" w:space="0" w:color="auto"/>
+              <w:bottom w:val="single" w:sz="8" w:space="0" w:color="auto"/>
+            </w:tcBorders>
+          </w:tcPr>
+          <w:sdt>
+            <w:sdtPr>
+              <w:alias w:val="TotalIncludingVATText"/>
+              <w:tag w:val="#BC:InsertDataItem,DataItems/Header/Totals/TotalIncludingVATText"/>
+              <w:id w:val="-1340845080"/>
+              <w:dataBinding w:prefixMappings="&lt;xmlns:ns0='urn:microsoft-dynamics-nav/reports/Standard_Sales_Order_Conf/1305/' " w:xpath="/ns0:NavWordReportXmlPart[1]/ns0:Header[1]/ns0:Totals[1]/ns0:TotalIncludingVATText[1]" w:storeItemID="{00000000-0000-0000-0000-000000000000}"/>
+              <w15:color w:val="808080"/>
+              <w:text/>
+            </w:sdtPr>
+            <w:sdtEndPr/>
+            <w:sdtContent>
               <w:p>
                 <w:pPr>
-                  <w:spacing w:before="120" w:after="120" w:line="240" w:lineRule="exact"/>
-                  <w:rPr>
-                    <w:rFonts w:eastAsia="Times New Roman" w:asciiTheme="minorHAnsi" w:hAnsiTheme="minorHAnsi"/>
-                    <w:sz w:val="22"/>
-                    <w:szCs w:val="22"/>
-                  </w:rPr>
+                  <w:pStyle w:val="BCLabel"/>
+                  <w:spacing w:before="120" w:after="120" w:line="276" w:lineRule="auto"/>
                 </w:pPr>
-                <w:proofErr w:type="spellStart"/>
                 <w:r>
-                  <w:rPr>
-                    <w:rFonts w:eastAsia="Times New Roman" w:asciiTheme="minorHAnsi" w:hAnsiTheme="minorHAnsi"/>
-                    <w:sz w:val="22"/>
-                    <w:szCs w:val="22"/>
-                  </w:rPr>
-                  <w:t>Description_ReportTotalsLine</w:t>
+                  <w:t>TotalIncludingVATText</w:t>
                 </w:r>
-                <w:proofErr w:type="spellEnd"/>
               </w:p>
-            </w:tc>
-          </w:sdtContent>
-        </w:sdt>
+            </w:sdtContent>
+          </w:sdt>
+        </w:tc>
         <w:tc>
           <w:tcPr>
-            <w:tcW w:w="637" w:type="dxa"/>
-            <w:vAlign w:val="center"/>
+            <w:tcW w:w="303" w:type="pct"/>
+            <w:tcBorders>
+              <w:top w:val="single" w:sz="4" w:space="0" w:color="auto"/>
+              <w:bottom w:val="single" w:sz="8" w:space="0" w:color="auto"/>
+            </w:tcBorders>
           </w:tcPr>
           <w:p>
             <w:pPr>
-              <w:spacing w:before="120" w:after="120" w:line="240" w:lineRule="exact"/>
-              <w:cnfStyle w:val="000000000000" w:firstRow="0" w:lastRow="0" w:firstColumn="0" w:lastColumn="0" w:oddVBand="0" w:evenVBand="0" w:oddHBand="0" w:evenHBand="0" w:firstRowFirstColumn="0" w:firstRowLastColumn="0" w:lastRowFirstColumn="0" w:lastRowLastColumn="0"/>
+              <w:pStyle w:val="BCLabel"/>
+              <w:spacing w:before="120" w:after="120" w:line="276" w:lineRule="auto"/>
               <w:rPr>
-                <w:rFonts w:cs="Arial" w:asciiTheme="minorHAnsi" w:hAnsiTheme="minorHAnsi"/>
-                <w:sz w:val="22"/>
-                <w:szCs w:val="22"/>
                 <w:lang w:eastAsia="en-US"/>
               </w:rPr>
             </w:pPr>
@@ -2446,87 +2069,123 @@
         </w:tc>
         <w:tc>
           <w:tcPr>
-            <w:tcW w:w="336" w:type="dxa"/>
-            <w:vAlign w:val="center"/>
+            <w:tcW w:w="160" w:type="pct"/>
+            <w:tcBorders>
+              <w:top w:val="single" w:sz="4" w:space="0" w:color="auto"/>
+              <w:bottom w:val="single" w:sz="8" w:space="0" w:color="auto"/>
+            </w:tcBorders>
           </w:tcPr>
           <w:p>
             <w:pPr>
-              <w:spacing w:before="120" w:after="120" w:line="240" w:lineRule="exact"/>
-              <w:cnfStyle w:val="000000000000" w:firstRow="0" w:lastRow="0" w:firstColumn="0" w:lastColumn="0" w:oddVBand="0" w:evenVBand="0" w:oddHBand="0" w:evenHBand="0" w:firstRowFirstColumn="0" w:firstRowLastColumn="0" w:lastRowFirstColumn="0" w:lastRowLastColumn="0"/>
+              <w:pStyle w:val="BCLabel"/>
+              <w:spacing w:before="120" w:after="120" w:line="276" w:lineRule="auto"/>
               <w:rPr>
-                <w:rFonts w:cs="Arial" w:asciiTheme="minorHAnsi" w:hAnsiTheme="minorHAnsi"/>
-                <w:sz w:val="22"/>
-                <w:szCs w:val="22"/>
-                <w:lang w:val="en-US" w:eastAsia="en-US"/>
+                <w:lang w:eastAsia="en-US"/>
               </w:rPr>
             </w:pPr>
           </w:p>
         </w:tc>
         <w:tc>
           <w:tcPr>
-            <w:tcW w:w="338" w:type="dxa"/>
-            <w:vAlign w:val="center"/>
+            <w:tcW w:w="161" w:type="pct"/>
+            <w:tcBorders>
+              <w:top w:val="single" w:sz="4" w:space="0" w:color="auto"/>
+              <w:bottom w:val="single" w:sz="8" w:space="0" w:color="auto"/>
+            </w:tcBorders>
           </w:tcPr>
           <w:p>
             <w:pPr>
-              <w:spacing w:before="120" w:after="120" w:line="240" w:lineRule="exact"/>
-              <w:cnfStyle w:val="000000000000" w:firstRow="0" w:lastRow="0" w:firstColumn="0" w:lastColumn="0" w:oddVBand="0" w:evenVBand="0" w:oddHBand="0" w:evenHBand="0" w:firstRowFirstColumn="0" w:firstRowLastColumn="0" w:lastRowFirstColumn="0" w:lastRowLastColumn="0"/>
+              <w:pStyle w:val="BCLabel"/>
+              <w:spacing w:before="120" w:after="120" w:line="276" w:lineRule="auto"/>
               <w:rPr>
-                <w:rFonts w:cs="Arial" w:asciiTheme="minorHAnsi" w:hAnsiTheme="minorHAnsi"/>
-                <w:sz w:val="22"/>
-                <w:szCs w:val="22"/>
                 <w:lang w:eastAsia="en-US"/>
               </w:rPr>
             </w:pPr>
           </w:p>
         </w:tc>
+        <w:tc>
+          <w:tcPr>
+            <w:tcW w:w="2091" w:type="pct"/>
+            <w:tcBorders>
+              <w:top w:val="single" w:sz="4" w:space="0" w:color="auto"/>
+              <w:bottom w:val="single" w:sz="8" w:space="0" w:color="auto"/>
+            </w:tcBorders>
+            <w:tcMar>
+              <w:right w:w="0" w:type="dxa"/>
+            </w:tcMar>
+          </w:tcPr>
+          <w:p>
+            <w:pPr>
+              <w:pStyle w:val="BCLabelNumber"/>
+              <w:spacing w:before="120" w:after="120" w:line="276" w:lineRule="auto"/>
+              <w:jc w:val="right"/>
+              <w:rPr>
+                <w:lang w:eastAsia="en-US"/>
+              </w:rPr>
+            </w:pPr>
+            <w:sdt>
+              <w:sdtPr>
+                <w:alias w:val="TotalAmountIncludingVAT"/>
+                <w:tag w:val="#BC:InsertDataItem,DataItems/Header/Totals/TotalAmountIncludingVAT"/>
+                <w:id w:val="475962551"/>
+                <w:dataBinding w:prefixMappings="&lt;xmlns:ns0='urn:microsoft-dynamics-nav/reports/Standard_Sales_Order_Conf/1305/' " w:xpath="/ns0:NavWordReportXmlPart[1]/ns0:Header[1]/ns0:Totals[1]/ns0:TotalAmountIncludingVAT[1]" w:storeItemID="{00000000-0000-0000-0000-000000000000}"/>
+                <w15:color w:val="808080"/>
+                <w:text/>
+              </w:sdtPr>
+              <w:sdtEndPr/>
+              <w:sdtContent>
+                <w:r>
+                  <w:t>TotalAmountIncludingVAT</w:t>
+                </w:r>
+              </w:sdtContent>
+            </w:sdt>
+          </w:p>
+        </w:tc>
+      </w:tr>
+    </w:tbl>
+    <w:p/>
+    <w:tbl>
+      <w:tblPr>
+        <w:tblStyle w:val="BCBlockTable"/>
+        <w:tblW w:w="5000" w:type="pct"/>
+        <w:tblLook w:val="0620" w:firstRow="1" w:lastRow="0" w:firstColumn="0" w:lastColumn="0" w:noHBand="1" w:noVBand="1"/>
+        <w:tblCaption w:val="Notes Block"/>
+        <w:tblDescription w:val="Layout table. Used for positioning, not for tabular data."/>
+      </w:tblPr>
+      <w:tblGrid>
+        <w:gridCol w:w="10494"/>
+      </w:tblGrid>
+      <w:tr>
+        <w:trPr>
+          <w:cnfStyle w:val="100000000000" w:firstRow="1" w:lastRow="0" w:firstColumn="0" w:lastColumn="0" w:oddVBand="0" w:evenVBand="0" w:oddHBand="0" w:evenHBand="0" w:firstRowFirstColumn="0" w:firstRowLastColumn="0" w:lastRowFirstColumn="0" w:lastRowLastColumn="0"/>
+          <w:cantSplit/>
+        </w:trPr>
         <w:sdt>
           <w:sdtPr>
-            <w:rPr>
-              <w:rFonts w:cs="Arial"/>
-              <w:sz w:val="22"/>
-              <w:szCs w:val="22"/>
-              <w:lang w:eastAsia="en-US"/>
-            </w:rPr>
-            <w:alias w:val="Amount_ReportTotalsLine"/>
-            <w:tag w:val="#BC:InsertDataItem,DataItems/Header/ReportTotalsLine/Amount_ReportTotalsLine"/>
-            <w:id w:val="367658908"/>
+            <w:alias w:val="WorkDescriptionLine"/>
+            <w:tag w:val="#BC:InsertDataItem,DataItems/Header/WorkDescriptionLines/WorkDescriptionLine"/>
+            <w:id w:val="1093668451"/>
             <w:placeholder>
-              <w:docPart w:val="FEA37D73AA334E478F5F80E9A4617EB6"/>
+              <w:docPart w:val="040EB39C88C340B6B7A2F569B1AA1C77"/>
             </w:placeholder>
+            <w:dataBinding w:prefixMappings="&lt;xmlns:ns0='urn:microsoft-dynamics-nav/reports/Standard_Sales_Order_Conf/1305/' " w:xpath="/ns0:NavWordReportXmlPart[1]/ns0:Header[1]/ns0:WorkDescriptionLines[1]/ns0:WorkDescriptionLine[1]" w:storeItemID="{00000000-0000-0000-0000-000000000000}"/>
             <w15:color w:val="808080"/>
             <w:text/>
-            <w:dataBinding w:prefixMappings="xmlns:ns0='urn:microsoft-dynamics-nav/reports/Standard_Sales_Order_Conf/1305/'" w:xpath="/ns0:NavWordReportXmlPart[1]/ns0:Header[1]/ns0:ReportTotalsLine[1]/ns0:Amount_ReportTotalsLine[1]"/>
           </w:sdtPr>
+          <w:sdtEndPr/>
           <w:sdtContent>
             <w:tc>
               <w:tcPr>
-                <w:tcW w:w="4393" w:type="dxa"/>
-                <w:vAlign w:val="center"/>
+                <w:tcW w:w="5000" w:type="pct"/>
               </w:tcPr>
               <w:p>
                 <w:pPr>
-                  <w:spacing w:before="120" w:after="120" w:line="240" w:lineRule="exact"/>
-                  <w:jc w:val="right"/>
-                  <w:cnfStyle w:val="000000000000" w:firstRow="0" w:lastRow="0" w:firstColumn="0" w:lastColumn="0" w:oddVBand="0" w:evenVBand="0" w:oddHBand="0" w:evenHBand="0" w:firstRowFirstColumn="0" w:firstRowLastColumn="0" w:lastRowFirstColumn="0" w:lastRowLastColumn="0"/>
-                  <w:rPr>
-                    <w:rFonts w:cs="Arial" w:asciiTheme="minorHAnsi" w:hAnsiTheme="minorHAnsi"/>
-                    <w:sz w:val="22"/>
-                    <w:szCs w:val="22"/>
-                    <w:lang w:eastAsia="en-US"/>
-                  </w:rPr>
+                  <w:pStyle w:val="NoSpacing"/>
+                  <w:ind w:right="26"/>
                 </w:pPr>
-                <w:proofErr w:type="spellStart"/>
                 <w:r>
-                  <w:rPr>
-                    <w:rFonts w:cs="Arial" w:asciiTheme="minorHAnsi" w:hAnsiTheme="minorHAnsi"/>
-                    <w:sz w:val="22"/>
-                    <w:szCs w:val="22"/>
-                    <w:lang w:eastAsia="en-US"/>
-                  </w:rPr>
-                  <w:t>Amount_ReportTotalsLine</w:t>
+                  <w:t>WorkDescriptionLine</w:t>
                 </w:r>
-                <w:proofErr w:type="spellEnd"/>
               </w:p>
             </w:tc>
           </w:sdtContent>
@@ -2534,433 +2193,33 @@
       </w:tr>
       <w:tr>
         <w:trPr>
-          <w:trHeight w:val="490"/>
+          <w:cantSplit/>
         </w:trPr>
         <w:sdt>
           <w:sdtPr>
-            <w:rPr>
-              <w:sz w:val="22"/>
-              <w:szCs w:val="22"/>
-            </w:rPr>
-            <w:alias w:val="VATAmount_Lbl"/>
-            <w:tag w:val="#BC:InsertDataItem,DataItems/Header/VATAmount_Lbl"/>
-            <w:id w:val="-255750165"/>
+            <w:alias w:val="CompanyLegalStatement"/>
+            <w:tag w:val="#BC:InsertDataItem,DataItems/Header/CompanyLegalStatement"/>
+            <w:id w:val="-1371527536"/>
             <w:placeholder>
-              <w:docPart w:val="FB9E11F98CC3400F8AA6300E031DE8A8"/>
+              <w:docPart w:val="DefaultPlaceholder_-1854013440"/>
             </w:placeholder>
             <w15:color w:val="808080"/>
             <w:text/>
-            <w:dataBinding w:prefixMappings="xmlns:ns0='urn:microsoft-dynamics-nav/reports/Standard_Sales_Order_Conf/1305/'" w:xpath="/ns0:NavWordReportXmlPart[1]/ns0:Header[1]/ns0:VATAmount_Lbl[1]"/>
           </w:sdtPr>
+          <w:sdtEndPr/>
           <w:sdtContent>
             <w:tc>
               <w:tcPr>
-                <w:cnfStyle w:val="001000000000" w:firstRow="0" w:lastRow="0" w:firstColumn="1" w:lastColumn="0" w:oddVBand="0" w:evenVBand="0" w:oddHBand="0" w:evenHBand="0" w:firstRowFirstColumn="0" w:firstRowLastColumn="0" w:lastRowFirstColumn="0" w:lastRowLastColumn="0"/>
-                <w:tcW w:w="4790" w:type="dxa"/>
-                <w:tcBorders>
-                  <w:bottom w:val="single" w:color="auto" w:sz="4" w:space="0"/>
-                </w:tcBorders>
-                <w:vAlign w:val="center"/>
+                <w:tcW w:w="5000" w:type="pct"/>
               </w:tcPr>
               <w:p>
                 <w:pPr>
-                  <w:spacing w:before="120" w:after="120" w:line="240" w:lineRule="exact"/>
-                  <w:rPr>
-                    <w:rFonts w:eastAsia="Times New Roman"/>
-                    <w:sz w:val="22"/>
-                    <w:szCs w:val="22"/>
-                  </w:rPr>
+                  <w:pStyle w:val="NoSpacing"/>
+                  <w:ind w:right="26"/>
                 </w:pPr>
-                <w:proofErr w:type="spellStart"/>
                 <w:r>
-                  <w:rPr>
-                    <w:rFonts w:asciiTheme="minorHAnsi" w:hAnsiTheme="minorHAnsi"/>
-                    <w:sz w:val="22"/>
-                    <w:szCs w:val="22"/>
-                  </w:rPr>
-                  <w:t>VATAmount_Lbl</w:t>
+                  <w:t>CompanyLegalStatement</w:t>
                 </w:r>
-                <w:proofErr w:type="spellEnd"/>
-              </w:p>
-            </w:tc>
-          </w:sdtContent>
-        </w:sdt>
-        <w:tc>
-          <w:tcPr>
-            <w:tcW w:w="637" w:type="dxa"/>
-            <w:tcBorders>
-              <w:bottom w:val="single" w:color="auto" w:sz="4" w:space="0"/>
-            </w:tcBorders>
-            <w:vAlign w:val="center"/>
-          </w:tcPr>
-          <w:p>
-            <w:pPr>
-              <w:spacing w:before="120" w:after="120" w:line="240" w:lineRule="exact"/>
-              <w:cnfStyle w:val="000000000000" w:firstRow="0" w:lastRow="0" w:firstColumn="0" w:lastColumn="0" w:oddVBand="0" w:evenVBand="0" w:oddHBand="0" w:evenHBand="0" w:firstRowFirstColumn="0" w:firstRowLastColumn="0" w:lastRowFirstColumn="0" w:lastRowLastColumn="0"/>
-              <w:rPr>
-                <w:rFonts w:cs="Arial"/>
-                <w:sz w:val="22"/>
-                <w:szCs w:val="22"/>
-                <w:lang w:eastAsia="en-US"/>
-              </w:rPr>
-            </w:pPr>
-          </w:p>
-        </w:tc>
-        <w:tc>
-          <w:tcPr>
-            <w:tcW w:w="336" w:type="dxa"/>
-            <w:tcBorders>
-              <w:bottom w:val="single" w:color="auto" w:sz="4" w:space="0"/>
-            </w:tcBorders>
-            <w:vAlign w:val="center"/>
-          </w:tcPr>
-          <w:p>
-            <w:pPr>
-              <w:spacing w:before="120" w:after="120" w:line="240" w:lineRule="exact"/>
-              <w:cnfStyle w:val="000000000000" w:firstRow="0" w:lastRow="0" w:firstColumn="0" w:lastColumn="0" w:oddVBand="0" w:evenVBand="0" w:oddHBand="0" w:evenHBand="0" w:firstRowFirstColumn="0" w:firstRowLastColumn="0" w:lastRowFirstColumn="0" w:lastRowLastColumn="0"/>
-              <w:rPr>
-                <w:rFonts w:cs="Arial"/>
-                <w:sz w:val="22"/>
-                <w:szCs w:val="22"/>
-                <w:lang w:val="en-US" w:eastAsia="en-US"/>
-              </w:rPr>
-            </w:pPr>
-          </w:p>
-        </w:tc>
-        <w:tc>
-          <w:tcPr>
-            <w:tcW w:w="338" w:type="dxa"/>
-            <w:tcBorders>
-              <w:bottom w:val="single" w:color="auto" w:sz="4" w:space="0"/>
-            </w:tcBorders>
-            <w:vAlign w:val="center"/>
-          </w:tcPr>
-          <w:p>
-            <w:pPr>
-              <w:spacing w:before="120" w:after="120" w:line="240" w:lineRule="exact"/>
-              <w:cnfStyle w:val="000000000000" w:firstRow="0" w:lastRow="0" w:firstColumn="0" w:lastColumn="0" w:oddVBand="0" w:evenVBand="0" w:oddHBand="0" w:evenHBand="0" w:firstRowFirstColumn="0" w:firstRowLastColumn="0" w:lastRowFirstColumn="0" w:lastRowLastColumn="0"/>
-              <w:rPr>
-                <w:rFonts w:cs="Arial"/>
-                <w:sz w:val="22"/>
-                <w:szCs w:val="22"/>
-                <w:lang w:eastAsia="en-US"/>
-              </w:rPr>
-            </w:pPr>
-          </w:p>
-        </w:tc>
-        <w:sdt>
-          <w:sdtPr>
-            <w:rPr>
-              <w:rFonts w:cs="Arial"/>
-              <w:sz w:val="22"/>
-              <w:szCs w:val="22"/>
-              <w:lang w:eastAsia="en-US"/>
-            </w:rPr>
-            <w:alias w:val="TotalVATAmount"/>
-            <w:tag w:val="#BC:InsertDataItem,DataItems/Header/Totals/TotalVATAmount"/>
-            <w:id w:val="167443962"/>
-            <w:placeholder>
-              <w:docPart w:val="287060C0778F4BA7B9854438C3497CAD"/>
-            </w:placeholder>
-            <w15:color w:val="808080"/>
-            <w:text/>
-            <w:dataBinding w:prefixMappings="xmlns:ns0='urn:microsoft-dynamics-nav/reports/Standard_Sales_Order_Conf/1305/'" w:xpath="/ns0:NavWordReportXmlPart[1]/ns0:Header[1]/ns0:Totals[1]/ns0:TotalVATAmount[1]"/>
-          </w:sdtPr>
-          <w:sdtContent>
-            <w:tc>
-              <w:tcPr>
-                <w:tcW w:w="4393" w:type="dxa"/>
-                <w:tcBorders>
-                  <w:bottom w:val="single" w:color="auto" w:sz="4" w:space="0"/>
-                </w:tcBorders>
-                <w:vAlign w:val="center"/>
-              </w:tcPr>
-              <w:p>
-                <w:pPr>
-                  <w:spacing w:before="120" w:after="120" w:line="240" w:lineRule="exact"/>
-                  <w:jc w:val="right"/>
-                  <w:cnfStyle w:val="000000000000" w:firstRow="0" w:lastRow="0" w:firstColumn="0" w:lastColumn="0" w:oddVBand="0" w:evenVBand="0" w:oddHBand="0" w:evenHBand="0" w:firstRowFirstColumn="0" w:firstRowLastColumn="0" w:lastRowFirstColumn="0" w:lastRowLastColumn="0"/>
-                  <w:rPr>
-                    <w:rFonts w:cs="Arial"/>
-                    <w:sz w:val="22"/>
-                    <w:szCs w:val="22"/>
-                    <w:lang w:eastAsia="en-US"/>
-                  </w:rPr>
-                </w:pPr>
-                <w:proofErr w:type="spellStart"/>
-                <w:r>
-                  <w:rPr>
-                    <w:rFonts w:cs="Arial" w:asciiTheme="minorHAnsi" w:hAnsiTheme="minorHAnsi"/>
-                    <w:sz w:val="22"/>
-                    <w:szCs w:val="22"/>
-                    <w:lang w:eastAsia="en-US"/>
-                  </w:rPr>
-                  <w:t>TotalVATAmount</w:t>
-                </w:r>
-                <w:proofErr w:type="spellEnd"/>
-              </w:p>
-            </w:tc>
-          </w:sdtContent>
-        </w:sdt>
-      </w:tr>
-      <w:tr>
-        <w:trPr>
-          <w:cnfStyle w:val="010000000000" w:firstRow="0" w:lastRow="1" w:firstColumn="0" w:lastColumn="0" w:oddVBand="0" w:evenVBand="0" w:oddHBand="0" w:evenHBand="0" w:firstRowFirstColumn="0" w:firstRowLastColumn="0" w:lastRowFirstColumn="0" w:lastRowLastColumn="0"/>
-          <w:trHeight w:val="490"/>
-        </w:trPr>
-        <w:tc>
-          <w:tcPr>
-            <w:cnfStyle w:val="001000000000" w:firstRow="0" w:lastRow="0" w:firstColumn="1" w:lastColumn="0" w:oddVBand="0" w:evenVBand="0" w:oddHBand="0" w:evenHBand="0" w:firstRowFirstColumn="0" w:firstRowLastColumn="0" w:lastRowFirstColumn="0" w:lastRowLastColumn="0"/>
-            <w:tcW w:w="4790" w:type="dxa"/>
-            <w:tcBorders>
-              <w:top w:val="single" w:color="auto" w:sz="4" w:space="0"/>
-              <w:bottom w:val="single" w:color="auto" w:sz="8" w:space="0"/>
-            </w:tcBorders>
-            <w:vAlign w:val="center"/>
-          </w:tcPr>
-          <w:sdt>
-            <w:sdtPr>
-              <w:rPr>
-                <w:rFonts w:ascii="Segoe UI Semibold" w:hAnsi="Segoe UI Semibold" w:cs="Segoe UI Semibold"/>
-                <w:sz w:val="22"/>
-                <w:szCs w:val="22"/>
-              </w:rPr>
-              <w:alias w:val="TotalIncludingVATText"/>
-              <w:tag w:val="#BC:InsertDataItem,DataItems/Header/Totals/TotalIncludingVATText"/>
-              <w:id w:val="-1340845080"/>
-              <w:placeholder>
-                <w:docPart w:val="85066CD56C0A4F2A84582ED607F8D573"/>
-              </w:placeholder>
-              <w:dataBinding w:prefixMappings="xmlns:ns0='urn:microsoft-dynamics-nav/reports/Standard_Sales_Order_Conf/1305/'" w:xpath="/ns0:NavWordReportXmlPart[1]/ns0:Header[1]/ns0:Totals[1]/ns0:TotalIncludingVATText[1]" w:storeItemID="{00000000-0000-0000-0000-000000000000}"/>
-              <w15:color w:val="808080"/>
-              <w:text/>
-            </w:sdtPr>
-            <w:sdtContent>
-              <w:p>
-                <w:pPr>
-                  <w:pStyle w:val="Heading2"/>
-                  <w:spacing w:before="120" w:after="120" w:line="276" w:lineRule="auto"/>
-                  <w:rPr>
-                    <w:rFonts w:ascii="Segoe UI Semibold" w:hAnsi="Segoe UI Semibold" w:eastAsia="Times New Roman" w:cs="Segoe UI Semibold"/>
-                    <w:b w:val="0"/>
-                    <w:bCs w:val="0"/>
-                    <w:sz w:val="22"/>
-                    <w:szCs w:val="22"/>
-                  </w:rPr>
-                </w:pPr>
-                <w:proofErr w:type="spellStart"/>
-                <w:r>
-                  <w:rPr>
-                    <w:rFonts w:ascii="Segoe UI Semibold" w:hAnsi="Segoe UI Semibold" w:cs="Segoe UI Semibold"/>
-                    <w:bCs w:val="0"/>
-                    <w:sz w:val="22"/>
-                    <w:szCs w:val="22"/>
-                  </w:rPr>
-                  <w:t>TotalIncludingVATText</w:t>
-                </w:r>
-                <w:proofErr w:type="spellEnd"/>
-              </w:p>
-            </w:sdtContent>
-          </w:sdt>
-        </w:tc>
-        <w:tc>
-          <w:tcPr>
-            <w:tcW w:w="637" w:type="dxa"/>
-            <w:tcBorders>
-              <w:top w:val="single" w:color="auto" w:sz="4" w:space="0"/>
-              <w:bottom w:val="single" w:color="auto" w:sz="8" w:space="0"/>
-            </w:tcBorders>
-            <w:vAlign w:val="center"/>
-          </w:tcPr>
-          <w:p>
-            <w:pPr>
-              <w:pStyle w:val="Heading2"/>
-              <w:spacing w:before="120" w:after="120" w:line="276" w:lineRule="auto"/>
-              <w:cnfStyle w:val="010000000000" w:firstRow="0" w:lastRow="1" w:firstColumn="0" w:lastColumn="0" w:oddVBand="0" w:evenVBand="0" w:oddHBand="0" w:evenHBand="0" w:firstRowFirstColumn="0" w:firstRowLastColumn="0" w:lastRowFirstColumn="0" w:lastRowLastColumn="0"/>
-              <w:rPr>
-                <w:rFonts w:ascii="Segoe UI Semibold" w:hAnsi="Segoe UI Semibold" w:cs="Segoe UI Semibold"/>
-                <w:b w:val="0"/>
-                <w:sz w:val="22"/>
-                <w:szCs w:val="22"/>
-                <w:lang w:eastAsia="en-US"/>
-              </w:rPr>
-            </w:pPr>
-          </w:p>
-        </w:tc>
-        <w:tc>
-          <w:tcPr>
-            <w:tcW w:w="336" w:type="dxa"/>
-            <w:tcBorders>
-              <w:top w:val="single" w:color="auto" w:sz="4" w:space="0"/>
-              <w:bottom w:val="single" w:color="auto" w:sz="8" w:space="0"/>
-            </w:tcBorders>
-            <w:vAlign w:val="center"/>
-          </w:tcPr>
-          <w:p>
-            <w:pPr>
-              <w:pStyle w:val="Heading2"/>
-              <w:spacing w:before="120" w:after="120" w:line="276" w:lineRule="auto"/>
-              <w:cnfStyle w:val="010000000000" w:firstRow="0" w:lastRow="1" w:firstColumn="0" w:lastColumn="0" w:oddVBand="0" w:evenVBand="0" w:oddHBand="0" w:evenHBand="0" w:firstRowFirstColumn="0" w:firstRowLastColumn="0" w:lastRowFirstColumn="0" w:lastRowLastColumn="0"/>
-              <w:rPr>
-                <w:rFonts w:ascii="Segoe UI Semibold" w:hAnsi="Segoe UI Semibold" w:cs="Segoe UI Semibold"/>
-                <w:b w:val="0"/>
-                <w:sz w:val="22"/>
-                <w:szCs w:val="22"/>
-                <w:lang w:eastAsia="en-US"/>
-              </w:rPr>
-            </w:pPr>
-          </w:p>
-        </w:tc>
-        <w:tc>
-          <w:tcPr>
-            <w:tcW w:w="338" w:type="dxa"/>
-            <w:tcBorders>
-              <w:top w:val="single" w:color="auto" w:sz="4" w:space="0"/>
-              <w:bottom w:val="single" w:color="auto" w:sz="8" w:space="0"/>
-            </w:tcBorders>
-            <w:vAlign w:val="center"/>
-          </w:tcPr>
-          <w:p>
-            <w:pPr>
-              <w:pStyle w:val="Heading2"/>
-              <w:spacing w:before="120" w:after="120" w:line="276" w:lineRule="auto"/>
-              <w:cnfStyle w:val="010000000000" w:firstRow="0" w:lastRow="1" w:firstColumn="0" w:lastColumn="0" w:oddVBand="0" w:evenVBand="0" w:oddHBand="0" w:evenHBand="0" w:firstRowFirstColumn="0" w:firstRowLastColumn="0" w:lastRowFirstColumn="0" w:lastRowLastColumn="0"/>
-              <w:rPr>
-                <w:rFonts w:ascii="Segoe UI Semibold" w:hAnsi="Segoe UI Semibold" w:cs="Segoe UI Semibold"/>
-                <w:b w:val="0"/>
-                <w:sz w:val="22"/>
-                <w:szCs w:val="22"/>
-                <w:lang w:eastAsia="en-US"/>
-              </w:rPr>
-            </w:pPr>
-          </w:p>
-        </w:tc>
-        <w:tc>
-          <w:tcPr>
-            <w:tcW w:w="4393" w:type="dxa"/>
-            <w:tcBorders>
-              <w:top w:val="single" w:color="auto" w:sz="4" w:space="0"/>
-              <w:bottom w:val="single" w:color="auto" w:sz="8" w:space="0"/>
-            </w:tcBorders>
-            <w:vAlign w:val="center"/>
-          </w:tcPr>
-          <w:p>
-            <w:pPr>
-              <w:pStyle w:val="Heading2"/>
-              <w:spacing w:before="120" w:after="120" w:line="276" w:lineRule="auto"/>
-              <w:jc w:val="right"/>
-              <w:cnfStyle w:val="010000000000" w:firstRow="0" w:lastRow="1" w:firstColumn="0" w:lastColumn="0" w:oddVBand="0" w:evenVBand="0" w:oddHBand="0" w:evenHBand="0" w:firstRowFirstColumn="0" w:firstRowLastColumn="0" w:lastRowFirstColumn="0" w:lastRowLastColumn="0"/>
-              <w:rPr>
-                <w:rFonts w:ascii="Segoe UI Semibold" w:hAnsi="Segoe UI Semibold" w:cs="Segoe UI Semibold"/>
-                <w:b w:val="0"/>
-                <w:sz w:val="22"/>
-                <w:szCs w:val="22"/>
-                <w:lang w:eastAsia="en-US"/>
-              </w:rPr>
-            </w:pPr>
-            <w:r>
-              <w:rPr>
-                <w:rFonts w:ascii="Segoe UI Semibold" w:hAnsi="Segoe UI Semibold" w:eastAsia="Times New Roman" w:cs="Segoe UI Semibold"/>
-                <w:sz w:val="22"/>
-                <w:szCs w:val="22"/>
-              </w:rPr>
-              <w:t> </w:t>
-            </w:r>
-            <w:proofErr w:type="spellStart"/>
-            <w:sdt>
-              <w:sdtPr>
-                <w:rPr>
-                  <w:rFonts w:ascii="Segoe UI Semibold" w:hAnsi="Segoe UI Semibold" w:eastAsia="Times New Roman" w:cs="Segoe UI Semibold"/>
-                  <w:sz w:val="22"/>
-                  <w:szCs w:val="22"/>
-                </w:rPr>
-                <w:alias w:val="TotalAmountIncludingVAT"/>
-                <w:tag w:val="#BC:InsertDataItem,DataItems/Header/Totals/TotalAmountIncludingVAT"/>
-                <w:id w:val="475962551"/>
-                <w:placeholder>
-                  <w:docPart w:val="0B4663054B3544B8AAC140B9BCB1C691"/>
-                </w:placeholder>
-                <w15:color w:val="808080"/>
-                <w:text/>
-                <w:dataBinding w:prefixMappings="xmlns:ns0='urn:microsoft-dynamics-nav/reports/Standard_Sales_Order_Conf/1305/'" w:xpath="/ns0:NavWordReportXmlPart[1]/ns0:Header[1]/ns0:Totals[1]/ns0:TotalAmountIncludingVAT[1]"/>
-              </w:sdtPr>
-              <w:sdtContent>
-                <w:r>
-                  <w:rPr>
-                    <w:rFonts w:ascii="Segoe UI Semibold" w:hAnsi="Segoe UI Semibold" w:eastAsia="Times New Roman" w:cs="Segoe UI Semibold"/>
-                    <w:sz w:val="22"/>
-                    <w:szCs w:val="22"/>
-                  </w:rPr>
-                  <w:t>TotalAmountIncludingVAT</w:t>
-                </w:r>
-                <w:proofErr w:type="spellEnd"/>
-              </w:sdtContent>
-            </w:sdt>
-          </w:p>
-        </w:tc>
-      </w:tr>
-    </w:tbl>
-    <w:p>
-      <w:pPr>
-        <w:rPr>
-          <w:sz w:val="22"/>
-          <w:szCs w:val="22"/>
-        </w:rPr>
-      </w:pPr>
-    </w:p>
-    <w:tbl>
-      <w:tblPr>
-        <w:tblW w:w="0" w:type="auto"/>
-        <w:tblCellMar>
-          <w:left w:w="0" w:type="dxa"/>
-          <w:right w:w="0" w:type="dxa"/>
-        </w:tblCellMar>
-        <w:tblLook w:val="0000" w:firstRow="0" w:lastRow="0" w:firstColumn="0" w:lastColumn="0" w:noHBand="0" w:noVBand="0"/>
-        <w:tblCaption w:val="Notes Block"/>
-      </w:tblPr>
-      <w:tblGrid>
-        <w:gridCol w:w="10494"/>
-      </w:tblGrid>
-      <w:tr>
-        <w:sdt>
-          <w:sdtPr>
-            <w:rPr>
-              <w:iCs/>
-              <w:sz w:val="22"/>
-              <w:szCs w:val="22"/>
-            </w:rPr>
-            <w:alias w:val="WorkDescriptionLine"/>
-            <w:tag w:val="#BC:InsertDataItem,DataItems/Header/WorkDescriptionLines/WorkDescriptionLine"/>
-            <w:id w:val="1093668451"/>
-            <w:placeholder>
-              <w:docPart w:val="040EB39C88C340B6B7A2F569B1AA1C77"/>
-            </w:placeholder>
-            <w15:color w:val="808080"/>
-            <w:text/>
-            <w:dataBinding w:prefixMappings="xmlns:ns0='urn:microsoft-dynamics-nav/reports/Standard_Sales_Order_Conf/1305/'" w:xpath="/ns0:NavWordReportXmlPart[1]/ns0:Header[1]/ns0:WorkDescriptionLines[1]/ns0:WorkDescriptionLine[1]"/>
-          </w:sdtPr>
-          <w:sdtContent>
-            <w:tc>
-              <w:tcPr>
-                <w:tcW w:w="10610" w:type="dxa"/>
-              </w:tcPr>
-              <w:p>
-                <w:pPr>
-                  <w:ind w:right="26"/>
-                  <w:rPr>
-                    <w:i/>
-                  </w:rPr>
-                </w:pPr>
-                <w:proofErr w:type="spellStart"/>
-                <w:r>
-                  <w:rPr>
-                    <w:iCs/>
-                    <w:sz w:val="22"/>
-                    <w:szCs w:val="22"/>
-                  </w:rPr>
-                  <w:t>WorkDescriptionLine</w:t>
-                </w:r>
-                <w:proofErr w:type="spellEnd"/>
               </w:p>
             </w:tc>
           </w:sdtContent>
@@ -2979,6 +2238,12 @@
       </w:pPr>
     </w:p>
     <w:sectPr>
+      <w:headerReference w:type="even" r:id="rId8"/>
+      <w:headerReference w:type="default" r:id="rId9"/>
+      <w:footerReference w:type="even" r:id="rId10"/>
+      <w:footerReference w:type="default" r:id="rId11"/>
+      <w:headerReference w:type="first" r:id="rId12"/>
+      <w:footerReference w:type="first" r:id="rId13"/>
       <w:pgSz w:w="11906" w:h="16838"/>
       <w:pgMar w:top="576" w:right="706" w:bottom="576" w:left="706" w:header="708" w:footer="708" w:gutter="0"/>
       <w:cols w:space="708"/>
@@ -2986,6 +2251,116 @@
     </w:sectPr>
   </w:body>
 </w:document>
+</file>
+
+<file path=word/endnotes.xml><?xml version="1.0" encoding="utf-8"?>
+<w:endnotes xmlns:wpc="http://schemas.microsoft.com/office/word/2010/wordprocessingCanvas" xmlns:cx="http://schemas.microsoft.com/office/drawing/2014/chartex" xmlns:cx1="http://schemas.microsoft.com/office/drawing/2015/9/8/chartex" xmlns:cx2="http://schemas.microsoft.com/office/drawing/2015/10/21/chartex" xmlns:cx3="http://schemas.microsoft.com/office/drawing/2016/5/9/chartex" xmlns:cx4="http://schemas.microsoft.com/office/drawing/2016/5/10/chartex" xmlns:cx5="http://schemas.microsoft.com/office/drawing/2016/5/11/chartex" xmlns:cx6="http://schemas.microsoft.com/office/drawing/2016/5/12/chartex" xmlns:cx7="http://schemas.microsoft.com/office/drawing/2016/5/13/chartex" xmlns:cx8="http://schemas.microsoft.com/office/drawing/2016/5/14/chartex" xmlns:mc="http://schemas.openxmlformats.org/markup-compatibility/2006" xmlns:aink="http://schemas.microsoft.com/office/drawing/2016/ink" xmlns:am3d="http://schemas.microsoft.com/office/drawing/2017/model3d" xmlns:o="urn:schemas-microsoft-com:office:office" xmlns:oel="http://schemas.microsoft.com/office/2019/extlst" xmlns:r="http://schemas.openxmlformats.org/officeDocument/2006/relationships" xmlns:m="http://schemas.openxmlformats.org/officeDocument/2006/math" xmlns:v="urn:schemas-microsoft-com:vml" xmlns:wp14="http://schemas.microsoft.com/office/word/2010/wordprocessingDrawing" xmlns:wp="http://schemas.openxmlformats.org/drawingml/2006/wordprocessingDrawing" xmlns:w10="urn:schemas-microsoft-com:office:word" xmlns:w="http://schemas.openxmlformats.org/wordprocessingml/2006/main" xmlns:w14="http://schemas.microsoft.com/office/word/2010/wordml" xmlns:w15="http://schemas.microsoft.com/office/word/2012/wordml" xmlns:w16cei="http://schemas.microsoft.com/office/word/2026/wordml/cei" xmlns:w16cex="http://schemas.microsoft.com/office/word/2018/wordml/cex" xmlns:w16cid="http://schemas.microsoft.com/office/word/2016/wordml/cid" xmlns:w16="http://schemas.microsoft.com/office/word/2018/wordml" xmlns:w16du="http://schemas.microsoft.com/office/word/2023/wordml/word16du" xmlns:w16sdtdh="http://schemas.microsoft.com/office/word/2020/wordml/sdtdatahash" xmlns:w16sdtfl="http://schemas.microsoft.com/office/word/2024/wordml/sdtformatlock" xmlns:w16se="http://schemas.microsoft.com/office/word/2015/wordml/symex" xmlns:wpg="http://schemas.microsoft.com/office/word/2010/wordprocessingGroup" xmlns:wpi="http://schemas.microsoft.com/office/word/2010/wordprocessingInk" xmlns:wne="http://schemas.microsoft.com/office/word/2006/wordml" xmlns:wps="http://schemas.microsoft.com/office/word/2010/wordprocessingShape" mc:Ignorable="w14 w15 w16se w16cid w16 w16cex w16sdtdh w16sdtfl w16du wp14">
+  <w:endnote w:type="separator" w:id="-1">
+    <w:p>
+      <w:pPr>
+        <w:spacing w:after="0" w:line="240" w:lineRule="auto"/>
+      </w:pPr>
+      <w:r>
+        <w:separator/>
+      </w:r>
+    </w:p>
+  </w:endnote>
+  <w:endnote w:type="continuationSeparator" w:id="0">
+    <w:p>
+      <w:pPr>
+        <w:spacing w:after="0" w:line="240" w:lineRule="auto"/>
+      </w:pPr>
+      <w:r>
+        <w:continuationSeparator/>
+      </w:r>
+    </w:p>
+  </w:endnote>
+</w:endnotes>
+</file>
+
+<file path=word/footer1.xml><?xml version="1.0" encoding="utf-8"?>
+<w:ftr xmlns:wpc="http://schemas.microsoft.com/office/word/2010/wordprocessingCanvas" xmlns:cx="http://schemas.microsoft.com/office/drawing/2014/chartex" xmlns:cx1="http://schemas.microsoft.com/office/drawing/2015/9/8/chartex" xmlns:cx2="http://schemas.microsoft.com/office/drawing/2015/10/21/chartex" xmlns:cx3="http://schemas.microsoft.com/office/drawing/2016/5/9/chartex" xmlns:cx4="http://schemas.microsoft.com/office/drawing/2016/5/10/chartex" xmlns:cx5="http://schemas.microsoft.com/office/drawing/2016/5/11/chartex" xmlns:cx6="http://schemas.microsoft.com/office/drawing/2016/5/12/chartex" xmlns:cx7="http://schemas.microsoft.com/office/drawing/2016/5/13/chartex" xmlns:cx8="http://schemas.microsoft.com/office/drawing/2016/5/14/chartex" xmlns:mc="http://schemas.openxmlformats.org/markup-compatibility/2006" xmlns:aink="http://schemas.microsoft.com/office/drawing/2016/ink" xmlns:am3d="http://schemas.microsoft.com/office/drawing/2017/model3d" xmlns:o="urn:schemas-microsoft-com:office:office" xmlns:oel="http://schemas.microsoft.com/office/2019/extlst" xmlns:r="http://schemas.openxmlformats.org/officeDocument/2006/relationships" xmlns:m="http://schemas.openxmlformats.org/officeDocument/2006/math" xmlns:v="urn:schemas-microsoft-com:vml" xmlns:wp14="http://schemas.microsoft.com/office/word/2010/wordprocessingDrawing" xmlns:wp="http://schemas.openxmlformats.org/drawingml/2006/wordprocessingDrawing" xmlns:w10="urn:schemas-microsoft-com:office:word" xmlns:w="http://schemas.openxmlformats.org/wordprocessingml/2006/main" xmlns:w14="http://schemas.microsoft.com/office/word/2010/wordml" xmlns:w15="http://schemas.microsoft.com/office/word/2012/wordml" xmlns:w16cei="http://schemas.microsoft.com/office/word/2026/wordml/cei" xmlns:w16cex="http://schemas.microsoft.com/office/word/2018/wordml/cex" xmlns:w16cid="http://schemas.microsoft.com/office/word/2016/wordml/cid" xmlns:w16="http://schemas.microsoft.com/office/word/2018/wordml" xmlns:w16du="http://schemas.microsoft.com/office/word/2023/wordml/word16du" xmlns:w16sdtdh="http://schemas.microsoft.com/office/word/2020/wordml/sdtdatahash" xmlns:w16sdtfl="http://schemas.microsoft.com/office/word/2024/wordml/sdtformatlock" xmlns:w16se="http://schemas.microsoft.com/office/word/2015/wordml/symex" xmlns:wpg="http://schemas.microsoft.com/office/word/2010/wordprocessingGroup" xmlns:wpi="http://schemas.microsoft.com/office/word/2010/wordprocessingInk" xmlns:wne="http://schemas.microsoft.com/office/word/2006/wordml" xmlns:wps="http://schemas.microsoft.com/office/word/2010/wordprocessingShape" mc:Ignorable="w14 w15 w16se w16cid w16 w16cex w16sdtdh w16sdtfl w16du wp14">
+  <w:p>
+    <w:pPr>
+      <w:pStyle w:val="Footer"/>
+    </w:pPr>
+  </w:p>
+</w:ftr>
+</file>
+
+<file path=word/footer2.xml><?xml version="1.0" encoding="utf-8"?>
+<w:ftr xmlns:wpc="http://schemas.microsoft.com/office/word/2010/wordprocessingCanvas" xmlns:cx="http://schemas.microsoft.com/office/drawing/2014/chartex" xmlns:cx1="http://schemas.microsoft.com/office/drawing/2015/9/8/chartex" xmlns:cx2="http://schemas.microsoft.com/office/drawing/2015/10/21/chartex" xmlns:cx3="http://schemas.microsoft.com/office/drawing/2016/5/9/chartex" xmlns:cx4="http://schemas.microsoft.com/office/drawing/2016/5/10/chartex" xmlns:cx5="http://schemas.microsoft.com/office/drawing/2016/5/11/chartex" xmlns:cx6="http://schemas.microsoft.com/office/drawing/2016/5/12/chartex" xmlns:cx7="http://schemas.microsoft.com/office/drawing/2016/5/13/chartex" xmlns:cx8="http://schemas.microsoft.com/office/drawing/2016/5/14/chartex" xmlns:mc="http://schemas.openxmlformats.org/markup-compatibility/2006" xmlns:aink="http://schemas.microsoft.com/office/drawing/2016/ink" xmlns:am3d="http://schemas.microsoft.com/office/drawing/2017/model3d" xmlns:o="urn:schemas-microsoft-com:office:office" xmlns:oel="http://schemas.microsoft.com/office/2019/extlst" xmlns:r="http://schemas.openxmlformats.org/officeDocument/2006/relationships" xmlns:m="http://schemas.openxmlformats.org/officeDocument/2006/math" xmlns:v="urn:schemas-microsoft-com:vml" xmlns:wp14="http://schemas.microsoft.com/office/word/2010/wordprocessingDrawing" xmlns:wp="http://schemas.openxmlformats.org/drawingml/2006/wordprocessingDrawing" xmlns:w10="urn:schemas-microsoft-com:office:word" xmlns:w="http://schemas.openxmlformats.org/wordprocessingml/2006/main" xmlns:w14="http://schemas.microsoft.com/office/word/2010/wordml" xmlns:w15="http://schemas.microsoft.com/office/word/2012/wordml" xmlns:w16cei="http://schemas.microsoft.com/office/word/2026/wordml/cei" xmlns:w16cex="http://schemas.microsoft.com/office/word/2018/wordml/cex" xmlns:w16cid="http://schemas.microsoft.com/office/word/2016/wordml/cid" xmlns:w16="http://schemas.microsoft.com/office/word/2018/wordml" xmlns:w16du="http://schemas.microsoft.com/office/word/2023/wordml/word16du" xmlns:w16sdtdh="http://schemas.microsoft.com/office/word/2020/wordml/sdtdatahash" xmlns:w16sdtfl="http://schemas.microsoft.com/office/word/2024/wordml/sdtformatlock" xmlns:w16se="http://schemas.microsoft.com/office/word/2015/wordml/symex" xmlns:wpg="http://schemas.microsoft.com/office/word/2010/wordprocessingGroup" xmlns:wpi="http://schemas.microsoft.com/office/word/2010/wordprocessingInk" xmlns:wne="http://schemas.microsoft.com/office/word/2006/wordml" xmlns:wps="http://schemas.microsoft.com/office/word/2010/wordprocessingShape" mc:Ignorable="w14 w15 w16se w16cid w16 w16cex w16sdtdh w16sdtfl w16du wp14">
+  <w:p>
+    <w:pPr>
+      <w:pStyle w:val="Footer"/>
+    </w:pPr>
+  </w:p>
+</w:ftr>
+</file>
+
+<file path=word/footer3.xml><?xml version="1.0" encoding="utf-8"?>
+<w:ftr xmlns:wpc="http://schemas.microsoft.com/office/word/2010/wordprocessingCanvas" xmlns:cx="http://schemas.microsoft.com/office/drawing/2014/chartex" xmlns:cx1="http://schemas.microsoft.com/office/drawing/2015/9/8/chartex" xmlns:cx2="http://schemas.microsoft.com/office/drawing/2015/10/21/chartex" xmlns:cx3="http://schemas.microsoft.com/office/drawing/2016/5/9/chartex" xmlns:cx4="http://schemas.microsoft.com/office/drawing/2016/5/10/chartex" xmlns:cx5="http://schemas.microsoft.com/office/drawing/2016/5/11/chartex" xmlns:cx6="http://schemas.microsoft.com/office/drawing/2016/5/12/chartex" xmlns:cx7="http://schemas.microsoft.com/office/drawing/2016/5/13/chartex" xmlns:cx8="http://schemas.microsoft.com/office/drawing/2016/5/14/chartex" xmlns:mc="http://schemas.openxmlformats.org/markup-compatibility/2006" xmlns:aink="http://schemas.microsoft.com/office/drawing/2016/ink" xmlns:am3d="http://schemas.microsoft.com/office/drawing/2017/model3d" xmlns:o="urn:schemas-microsoft-com:office:office" xmlns:oel="http://schemas.microsoft.com/office/2019/extlst" xmlns:r="http://schemas.openxmlformats.org/officeDocument/2006/relationships" xmlns:m="http://schemas.openxmlformats.org/officeDocument/2006/math" xmlns:v="urn:schemas-microsoft-com:vml" xmlns:wp14="http://schemas.microsoft.com/office/word/2010/wordprocessingDrawing" xmlns:wp="http://schemas.openxmlformats.org/drawingml/2006/wordprocessingDrawing" xmlns:w10="urn:schemas-microsoft-com:office:word" xmlns:w="http://schemas.openxmlformats.org/wordprocessingml/2006/main" xmlns:w14="http://schemas.microsoft.com/office/word/2010/wordml" xmlns:w15="http://schemas.microsoft.com/office/word/2012/wordml" xmlns:w16cei="http://schemas.microsoft.com/office/word/2026/wordml/cei" xmlns:w16cex="http://schemas.microsoft.com/office/word/2018/wordml/cex" xmlns:w16cid="http://schemas.microsoft.com/office/word/2016/wordml/cid" xmlns:w16="http://schemas.microsoft.com/office/word/2018/wordml" xmlns:w16du="http://schemas.microsoft.com/office/word/2023/wordml/word16du" xmlns:w16sdtdh="http://schemas.microsoft.com/office/word/2020/wordml/sdtdatahash" xmlns:w16sdtfl="http://schemas.microsoft.com/office/word/2024/wordml/sdtformatlock" xmlns:w16se="http://schemas.microsoft.com/office/word/2015/wordml/symex" xmlns:wpg="http://schemas.microsoft.com/office/word/2010/wordprocessingGroup" xmlns:wpi="http://schemas.microsoft.com/office/word/2010/wordprocessingInk" xmlns:wne="http://schemas.microsoft.com/office/word/2006/wordml" xmlns:wps="http://schemas.microsoft.com/office/word/2010/wordprocessingShape" mc:Ignorable="w14 w15 w16se w16cid w16 w16cex w16sdtdh w16sdtfl w16du wp14">
+  <w:p>
+    <w:pPr>
+      <w:pStyle w:val="Footer"/>
+    </w:pPr>
+  </w:p>
+</w:ftr>
+</file>
+
+<file path=word/footnotes.xml><?xml version="1.0" encoding="utf-8"?>
+<w:footnotes xmlns:wpc="http://schemas.microsoft.com/office/word/2010/wordprocessingCanvas" xmlns:cx="http://schemas.microsoft.com/office/drawing/2014/chartex" xmlns:cx1="http://schemas.microsoft.com/office/drawing/2015/9/8/chartex" xmlns:cx2="http://schemas.microsoft.com/office/drawing/2015/10/21/chartex" xmlns:cx3="http://schemas.microsoft.com/office/drawing/2016/5/9/chartex" xmlns:cx4="http://schemas.microsoft.com/office/drawing/2016/5/10/chartex" xmlns:cx5="http://schemas.microsoft.com/office/drawing/2016/5/11/chartex" xmlns:cx6="http://schemas.microsoft.com/office/drawing/2016/5/12/chartex" xmlns:cx7="http://schemas.microsoft.com/office/drawing/2016/5/13/chartex" xmlns:cx8="http://schemas.microsoft.com/office/drawing/2016/5/14/chartex" xmlns:mc="http://schemas.openxmlformats.org/markup-compatibility/2006" xmlns:aink="http://schemas.microsoft.com/office/drawing/2016/ink" xmlns:am3d="http://schemas.microsoft.com/office/drawing/2017/model3d" xmlns:o="urn:schemas-microsoft-com:office:office" xmlns:oel="http://schemas.microsoft.com/office/2019/extlst" xmlns:r="http://schemas.openxmlformats.org/officeDocument/2006/relationships" xmlns:m="http://schemas.openxmlformats.org/officeDocument/2006/math" xmlns:v="urn:schemas-microsoft-com:vml" xmlns:wp14="http://schemas.microsoft.com/office/word/2010/wordprocessingDrawing" xmlns:wp="http://schemas.openxmlformats.org/drawingml/2006/wordprocessingDrawing" xmlns:w10="urn:schemas-microsoft-com:office:word" xmlns:w="http://schemas.openxmlformats.org/wordprocessingml/2006/main" xmlns:w14="http://schemas.microsoft.com/office/word/2010/wordml" xmlns:w15="http://schemas.microsoft.com/office/word/2012/wordml" xmlns:w16cei="http://schemas.microsoft.com/office/word/2026/wordml/cei" xmlns:w16cex="http://schemas.microsoft.com/office/word/2018/wordml/cex" xmlns:w16cid="http://schemas.microsoft.com/office/word/2016/wordml/cid" xmlns:w16="http://schemas.microsoft.com/office/word/2018/wordml" xmlns:w16du="http://schemas.microsoft.com/office/word/2023/wordml/word16du" xmlns:w16sdtdh="http://schemas.microsoft.com/office/word/2020/wordml/sdtdatahash" xmlns:w16sdtfl="http://schemas.microsoft.com/office/word/2024/wordml/sdtformatlock" xmlns:w16se="http://schemas.microsoft.com/office/word/2015/wordml/symex" xmlns:wpg="http://schemas.microsoft.com/office/word/2010/wordprocessingGroup" xmlns:wpi="http://schemas.microsoft.com/office/word/2010/wordprocessingInk" xmlns:wne="http://schemas.microsoft.com/office/word/2006/wordml" xmlns:wps="http://schemas.microsoft.com/office/word/2010/wordprocessingShape" mc:Ignorable="w14 w15 w16se w16cid w16 w16cex w16sdtdh w16sdtfl w16du wp14">
+  <w:footnote w:type="separator" w:id="-1">
+    <w:p>
+      <w:pPr>
+        <w:spacing w:after="0" w:line="240" w:lineRule="auto"/>
+      </w:pPr>
+      <w:r>
+        <w:separator/>
+      </w:r>
+    </w:p>
+  </w:footnote>
+  <w:footnote w:type="continuationSeparator" w:id="0">
+    <w:p>
+      <w:pPr>
+        <w:spacing w:after="0" w:line="240" w:lineRule="auto"/>
+      </w:pPr>
+      <w:r>
+        <w:continuationSeparator/>
+      </w:r>
+    </w:p>
+  </w:footnote>
+</w:footnotes>
+</file>
+
+<file path=word/header1.xml><?xml version="1.0" encoding="utf-8"?>
+<w:hdr xmlns:wpc="http://schemas.microsoft.com/office/word/2010/wordprocessingCanvas" xmlns:cx="http://schemas.microsoft.com/office/drawing/2014/chartex" xmlns:cx1="http://schemas.microsoft.com/office/drawing/2015/9/8/chartex" xmlns:cx2="http://schemas.microsoft.com/office/drawing/2015/10/21/chartex" xmlns:cx3="http://schemas.microsoft.com/office/drawing/2016/5/9/chartex" xmlns:cx4="http://schemas.microsoft.com/office/drawing/2016/5/10/chartex" xmlns:cx5="http://schemas.microsoft.com/office/drawing/2016/5/11/chartex" xmlns:cx6="http://schemas.microsoft.com/office/drawing/2016/5/12/chartex" xmlns:cx7="http://schemas.microsoft.com/office/drawing/2016/5/13/chartex" xmlns:cx8="http://schemas.microsoft.com/office/drawing/2016/5/14/chartex" xmlns:mc="http://schemas.openxmlformats.org/markup-compatibility/2006" xmlns:aink="http://schemas.microsoft.com/office/drawing/2016/ink" xmlns:am3d="http://schemas.microsoft.com/office/drawing/2017/model3d" xmlns:o="urn:schemas-microsoft-com:office:office" xmlns:oel="http://schemas.microsoft.com/office/2019/extlst" xmlns:r="http://schemas.openxmlformats.org/officeDocument/2006/relationships" xmlns:m="http://schemas.openxmlformats.org/officeDocument/2006/math" xmlns:v="urn:schemas-microsoft-com:vml" xmlns:wp14="http://schemas.microsoft.com/office/word/2010/wordprocessingDrawing" xmlns:wp="http://schemas.openxmlformats.org/drawingml/2006/wordprocessingDrawing" xmlns:w10="urn:schemas-microsoft-com:office:word" xmlns:w="http://schemas.openxmlformats.org/wordprocessingml/2006/main" xmlns:w14="http://schemas.microsoft.com/office/word/2010/wordml" xmlns:w15="http://schemas.microsoft.com/office/word/2012/wordml" xmlns:w16cei="http://schemas.microsoft.com/office/word/2026/wordml/cei" xmlns:w16cex="http://schemas.microsoft.com/office/word/2018/wordml/cex" xmlns:w16cid="http://schemas.microsoft.com/office/word/2016/wordml/cid" xmlns:w16="http://schemas.microsoft.com/office/word/2018/wordml" xmlns:w16du="http://schemas.microsoft.com/office/word/2023/wordml/word16du" xmlns:w16sdtdh="http://schemas.microsoft.com/office/word/2020/wordml/sdtdatahash" xmlns:w16sdtfl="http://schemas.microsoft.com/office/word/2024/wordml/sdtformatlock" xmlns:w16se="http://schemas.microsoft.com/office/word/2015/wordml/symex" xmlns:wpg="http://schemas.microsoft.com/office/word/2010/wordprocessingGroup" xmlns:wpi="http://schemas.microsoft.com/office/word/2010/wordprocessingInk" xmlns:wne="http://schemas.microsoft.com/office/word/2006/wordml" xmlns:wps="http://schemas.microsoft.com/office/word/2010/wordprocessingShape" mc:Ignorable="w14 w15 w16se w16cid w16 w16cex w16sdtdh w16sdtfl w16du wp14">
+  <w:p>
+    <w:pPr>
+      <w:pStyle w:val="Header"/>
+    </w:pPr>
+  </w:p>
+</w:hdr>
+</file>
+
+<file path=word/header2.xml><?xml version="1.0" encoding="utf-8"?>
+<w:hdr xmlns:wpc="http://schemas.microsoft.com/office/word/2010/wordprocessingCanvas" xmlns:cx="http://schemas.microsoft.com/office/drawing/2014/chartex" xmlns:cx1="http://schemas.microsoft.com/office/drawing/2015/9/8/chartex" xmlns:cx2="http://schemas.microsoft.com/office/drawing/2015/10/21/chartex" xmlns:cx3="http://schemas.microsoft.com/office/drawing/2016/5/9/chartex" xmlns:cx4="http://schemas.microsoft.com/office/drawing/2016/5/10/chartex" xmlns:cx5="http://schemas.microsoft.com/office/drawing/2016/5/11/chartex" xmlns:cx6="http://schemas.microsoft.com/office/drawing/2016/5/12/chartex" xmlns:cx7="http://schemas.microsoft.com/office/drawing/2016/5/13/chartex" xmlns:cx8="http://schemas.microsoft.com/office/drawing/2016/5/14/chartex" xmlns:mc="http://schemas.openxmlformats.org/markup-compatibility/2006" xmlns:aink="http://schemas.microsoft.com/office/drawing/2016/ink" xmlns:am3d="http://schemas.microsoft.com/office/drawing/2017/model3d" xmlns:o="urn:schemas-microsoft-com:office:office" xmlns:oel="http://schemas.microsoft.com/office/2019/extlst" xmlns:r="http://schemas.openxmlformats.org/officeDocument/2006/relationships" xmlns:m="http://schemas.openxmlformats.org/officeDocument/2006/math" xmlns:v="urn:schemas-microsoft-com:vml" xmlns:wp14="http://schemas.microsoft.com/office/word/2010/wordprocessingDrawing" xmlns:wp="http://schemas.openxmlformats.org/drawingml/2006/wordprocessingDrawing" xmlns:w10="urn:schemas-microsoft-com:office:word" xmlns:w="http://schemas.openxmlformats.org/wordprocessingml/2006/main" xmlns:w14="http://schemas.microsoft.com/office/word/2010/wordml" xmlns:w15="http://schemas.microsoft.com/office/word/2012/wordml" xmlns:w16cei="http://schemas.microsoft.com/office/word/2026/wordml/cei" xmlns:w16cex="http://schemas.microsoft.com/office/word/2018/wordml/cex" xmlns:w16cid="http://schemas.microsoft.com/office/word/2016/wordml/cid" xmlns:w16="http://schemas.microsoft.com/office/word/2018/wordml" xmlns:w16du="http://schemas.microsoft.com/office/word/2023/wordml/word16du" xmlns:w16sdtdh="http://schemas.microsoft.com/office/word/2020/wordml/sdtdatahash" xmlns:w16sdtfl="http://schemas.microsoft.com/office/word/2024/wordml/sdtformatlock" xmlns:w16se="http://schemas.microsoft.com/office/word/2015/wordml/symex" xmlns:wpg="http://schemas.microsoft.com/office/word/2010/wordprocessingGroup" xmlns:wpi="http://schemas.microsoft.com/office/word/2010/wordprocessingInk" xmlns:wne="http://schemas.microsoft.com/office/word/2006/wordml" xmlns:wps="http://schemas.microsoft.com/office/word/2010/wordprocessingShape" mc:Ignorable="w14 w15 w16se w16cid w16 w16cex w16sdtdh w16sdtfl w16du wp14">
+  <w:p>
+    <w:pPr>
+      <w:pStyle w:val="Header"/>
+    </w:pPr>
+  </w:p>
+</w:hdr>
+</file>
+
+<file path=word/header3.xml><?xml version="1.0" encoding="utf-8"?>
+<w:hdr xmlns:wpc="http://schemas.microsoft.com/office/word/2010/wordprocessingCanvas" xmlns:cx="http://schemas.microsoft.com/office/drawing/2014/chartex" xmlns:cx1="http://schemas.microsoft.com/office/drawing/2015/9/8/chartex" xmlns:cx2="http://schemas.microsoft.com/office/drawing/2015/10/21/chartex" xmlns:cx3="http://schemas.microsoft.com/office/drawing/2016/5/9/chartex" xmlns:cx4="http://schemas.microsoft.com/office/drawing/2016/5/10/chartex" xmlns:cx5="http://schemas.microsoft.com/office/drawing/2016/5/11/chartex" xmlns:cx6="http://schemas.microsoft.com/office/drawing/2016/5/12/chartex" xmlns:cx7="http://schemas.microsoft.com/office/drawing/2016/5/13/chartex" xmlns:cx8="http://schemas.microsoft.com/office/drawing/2016/5/14/chartex" xmlns:mc="http://schemas.openxmlformats.org/markup-compatibility/2006" xmlns:aink="http://schemas.microsoft.com/office/drawing/2016/ink" xmlns:am3d="http://schemas.microsoft.com/office/drawing/2017/model3d" xmlns:o="urn:schemas-microsoft-com:office:office" xmlns:oel="http://schemas.microsoft.com/office/2019/extlst" xmlns:r="http://schemas.openxmlformats.org/officeDocument/2006/relationships" xmlns:m="http://schemas.openxmlformats.org/officeDocument/2006/math" xmlns:v="urn:schemas-microsoft-com:vml" xmlns:wp14="http://schemas.microsoft.com/office/word/2010/wordprocessingDrawing" xmlns:wp="http://schemas.openxmlformats.org/drawingml/2006/wordprocessingDrawing" xmlns:w10="urn:schemas-microsoft-com:office:word" xmlns:w="http://schemas.openxmlformats.org/wordprocessingml/2006/main" xmlns:w14="http://schemas.microsoft.com/office/word/2010/wordml" xmlns:w15="http://schemas.microsoft.com/office/word/2012/wordml" xmlns:w16cei="http://schemas.microsoft.com/office/word/2026/wordml/cei" xmlns:w16cex="http://schemas.microsoft.com/office/word/2018/wordml/cex" xmlns:w16cid="http://schemas.microsoft.com/office/word/2016/wordml/cid" xmlns:w16="http://schemas.microsoft.com/office/word/2018/wordml" xmlns:w16du="http://schemas.microsoft.com/office/word/2023/wordml/word16du" xmlns:w16sdtdh="http://schemas.microsoft.com/office/word/2020/wordml/sdtdatahash" xmlns:w16sdtfl="http://schemas.microsoft.com/office/word/2024/wordml/sdtformatlock" xmlns:w16se="http://schemas.microsoft.com/office/word/2015/wordml/symex" xmlns:wpg="http://schemas.microsoft.com/office/word/2010/wordprocessingGroup" xmlns:wpi="http://schemas.microsoft.com/office/word/2010/wordprocessingInk" xmlns:wne="http://schemas.microsoft.com/office/word/2006/wordml" xmlns:wps="http://schemas.microsoft.com/office/word/2010/wordprocessingShape" mc:Ignorable="w14 w15 w16se w16cid w16 w16cex w16sdtdh w16sdtfl w16du wp14">
+  <w:p>
+    <w:pPr>
+      <w:pStyle w:val="Header"/>
+    </w:pPr>
+  </w:p>
+</w:hdr>
 </file>
 
 <file path=word/styles.xml><?xml version="1.0" encoding="utf-8"?>
@@ -2997,7 +2372,7 @@
         <w:kern w:val="2"/>
         <w:sz w:val="24"/>
         <w:szCs w:val="24"/>
-        <w:lang w:val="en-DK" w:eastAsia="en-DK" w:bidi="ar-SA"/>
+        <w:lang w:bidi="ar-SA"/>
         <w14:ligatures w14:val="standardContextual"/>
       </w:rPr>
     </w:rPrDefault>
@@ -3388,6 +2763,7 @@
   <w:style w:type="paragraph" w:default="1" w:styleId="Normal">
     <w:name w:val="Normal"/>
     <w:qFormat/>
+    <w:rsid w:val="00794706"/>
   </w:style>
   <w:style w:type="paragraph" w:styleId="Heading2">
     <w:name w:val="heading 2"/>
@@ -3503,6 +2879,7 @@
       <w:kern w:val="0"/>
       <w:sz w:val="20"/>
       <w:szCs w:val="20"/>
+      <w:lang w:val="en-US" w:eastAsia="en-US"/>
       <w14:ligatures w14:val="none"/>
     </w:rPr>
     <w:tblPr/>
@@ -3695,41 +3072,310 @@
       <w:color w:val="666666"/>
     </w:rPr>
   </w:style>
+  <w:style w:type="table" w:customStyle="1" w:styleId="TableGrid1">
+    <w:name w:val="Table Grid1"/>
+    <w:basedOn w:val="TableNormal"/>
+    <w:next w:val="TableGrid"/>
+    <w:uiPriority w:val="39"/>
+    <w:rsid w:val="004527ED"/>
+    <w:pPr>
+      <w:spacing w:after="0" w:line="240" w:lineRule="auto"/>
+    </w:pPr>
+    <w:rPr>
+      <w:rFonts w:eastAsia="Calibri"/>
+      <w:kern w:val="0"/>
+      <w:sz w:val="22"/>
+      <w:szCs w:val="22"/>
+      <w:lang w:val="en-US" w:eastAsia="en-US"/>
+      <w14:ligatures w14:val="none"/>
+    </w:rPr>
+    <w:tblPr>
+      <w:tblBorders>
+        <w:top w:val="single" w:sz="4" w:space="0" w:color="auto"/>
+        <w:left w:val="single" w:sz="4" w:space="0" w:color="auto"/>
+        <w:bottom w:val="single" w:sz="4" w:space="0" w:color="auto"/>
+        <w:right w:val="single" w:sz="4" w:space="0" w:color="auto"/>
+        <w:insideH w:val="single" w:sz="4" w:space="0" w:color="auto"/>
+        <w:insideV w:val="single" w:sz="4" w:space="0" w:color="auto"/>
+      </w:tblBorders>
+    </w:tblPr>
+  </w:style>
+  <w:style w:type="paragraph" w:styleId="Header">
+    <w:name w:val="header"/>
+    <w:basedOn w:val="Normal"/>
+    <w:link w:val="HeaderChar"/>
+    <w:uiPriority w:val="99"/>
+    <w:unhideWhenUsed/>
+    <w:rsid w:val="00794706"/>
+    <w:pPr>
+      <w:tabs>
+        <w:tab w:val="center" w:pos="4513"/>
+        <w:tab w:val="right" w:pos="9026"/>
+      </w:tabs>
+      <w:spacing w:after="0" w:line="240" w:lineRule="auto"/>
+    </w:pPr>
+  </w:style>
+  <w:style w:type="character" w:customStyle="1" w:styleId="HeaderChar">
+    <w:name w:val="Header Char"/>
+    <w:basedOn w:val="DefaultParagraphFont"/>
+    <w:link w:val="Header"/>
+    <w:uiPriority w:val="99"/>
+    <w:rsid w:val="00794706"/>
+  </w:style>
+  <w:style w:type="paragraph" w:styleId="Footer">
+    <w:name w:val="footer"/>
+    <w:basedOn w:val="Normal"/>
+    <w:link w:val="FooterChar"/>
+    <w:uiPriority w:val="99"/>
+    <w:unhideWhenUsed/>
+    <w:rsid w:val="00794706"/>
+    <w:pPr>
+      <w:tabs>
+        <w:tab w:val="center" w:pos="4513"/>
+        <w:tab w:val="right" w:pos="9026"/>
+      </w:tabs>
+      <w:spacing w:after="0" w:line="240" w:lineRule="auto"/>
+    </w:pPr>
+  </w:style>
+  <w:style w:type="character" w:customStyle="1" w:styleId="FooterChar">
+    <w:name w:val="Footer Char"/>
+    <w:basedOn w:val="DefaultParagraphFont"/>
+    <w:link w:val="Footer"/>
+    <w:uiPriority w:val="99"/>
+    <w:rsid w:val="00794706"/>
+  </w:style>
+  <w:style w:type="paragraph" w:styleId="NoSpacing">
+    <w:name w:val="No Spacing"/>
+    <w:uiPriority w:val="1"/>
+    <w:qFormat/>
+    <w:rsid w:val="00416FC2"/>
+    <w:pPr>
+      <w:spacing w:after="0" w:line="240" w:lineRule="auto"/>
+    </w:pPr>
+    <w:rPr>
+      <w:rFonts w:eastAsiaTheme="minorHAnsi"/>
+      <w:color w:val="000000" w:themeColor="text1"/>
+    </w:rPr>
+  </w:style>
+  <w:style w:type="paragraph" w:customStyle="1" w:styleId="BCNumber">
+    <w:name w:val="BC Number"/>
+    <w:basedOn w:val="NoSpacing"/>
+    <w:next w:val="Normal"/>
+    <w:uiPriority w:val="2"/>
+    <w:qFormat/>
+    <w:rPr>
+      <w14:numSpacing w14:val="tabular"/>
+    </w:rPr>
+  </w:style>
+  <w:style w:type="paragraph" w:customStyle="1" w:styleId="BCLabel">
+    <w:name w:val="BC Label"/>
+    <w:basedOn w:val="NoSpacing"/>
+    <w:next w:val="Normal"/>
+    <w:uiPriority w:val="2"/>
+    <w:qFormat/>
+    <w:pPr>
+      <w:keepNext/>
+    </w:pPr>
+    <w:rPr>
+      <w:rFonts w:asciiTheme="majorHAnsi" w:eastAsiaTheme="majorEastAsia" w:hAnsiTheme="majorHAnsi" w:cstheme="majorBidi"/>
+    </w:rPr>
+  </w:style>
+  <w:style w:type="paragraph" w:customStyle="1" w:styleId="BCLabelNumber">
+    <w:name w:val="BC Label Number"/>
+    <w:basedOn w:val="BCLabel"/>
+    <w:next w:val="Normal"/>
+    <w:uiPriority w:val="2"/>
+    <w:qFormat/>
+    <w:rPr>
+      <w14:numSpacing w14:val="tabular"/>
+    </w:rPr>
+  </w:style>
+  <w:style w:type="table" w:customStyle="1" w:styleId="BCBlockTable">
+    <w:name w:val="BC Block Table"/>
+    <w:basedOn w:val="TableNormal"/>
+    <w:uiPriority w:val="99"/>
+    <w:qFormat/>
+    <w:pPr>
+      <w:spacing w:after="0" w:line="240" w:lineRule="auto"/>
+    </w:pPr>
+    <w:tblPr>
+      <w:tblStyleRowBandSize w:val="1"/>
+      <w:tblStyleColBandSize w:val="1"/>
+      <w:tblCellMar>
+        <w:left w:w="0" w:type="dxa"/>
+        <w:right w:w="0" w:type="dxa"/>
+      </w:tblCellMar>
+    </w:tblPr>
+    <w:tblStylePr w:type="firstRow">
+      <w:rPr>
+        <w:rFonts w:asciiTheme="majorHAnsi" w:hAnsiTheme="majorHAnsi" w:cstheme="majorBidi"/>
+      </w:rPr>
+      <w:tblPr/>
+      <w:tcPr>
+        <w:vAlign w:val="top"/>
+      </w:tcPr>
+    </w:tblStylePr>
+  </w:style>
+  <w:style w:type="table" w:customStyle="1" w:styleId="BCDataTable">
+    <w:name w:val="BC Data Table"/>
+    <w:basedOn w:val="TableNormal"/>
+    <w:uiPriority w:val="99"/>
+    <w:qFormat/>
+    <w:pPr>
+      <w:spacing w:after="0" w:line="240" w:lineRule="auto"/>
+    </w:pPr>
+    <w:tblPr>
+      <w:tblStyleRowBandSize w:val="1"/>
+      <w:tblStyleColBandSize w:val="1"/>
+      <w:tblCellMar>
+        <w:left w:w="115" w:type="dxa"/>
+        <w:right w:w="115" w:type="dxa"/>
+      </w:tblCellMar>
+    </w:tblPr>
+    <w:tcPr>
+      <w:vAlign w:val="center"/>
+    </w:tcPr>
+    <w:tblStylePr w:type="firstRow">
+      <w:pPr>
+        <w:spacing w:before="160" w:after="80"/>
+      </w:pPr>
+      <w:rPr>
+        <w:rFonts w:asciiTheme="majorHAnsi" w:hAnsiTheme="majorHAnsi" w:cstheme="majorBidi"/>
+      </w:rPr>
+      <w:tblPr/>
+      <w:tcPr>
+        <w:tcBorders>
+          <w:bottom w:val="single" w:sz="4" w:space="0" w:color="000000" w:themeColor="text1"/>
+        </w:tcBorders>
+        <w:vAlign w:val="top"/>
+      </w:tcPr>
+    </w:tblStylePr>
+    <w:tblStylePr w:type="lastRow">
+      <w:tblPr/>
+      <w:tcPr>
+        <w:tcBorders>
+          <w:bottom w:val="single" w:sz="4" w:space="0" w:color="E8E8E8" w:themeColor="background2"/>
+        </w:tcBorders>
+      </w:tcPr>
+    </w:tblStylePr>
+    <w:tblStylePr w:type="band1Horz">
+      <w:tblPr/>
+      <w:tcPr>
+        <w:shd w:val="clear" w:color="auto" w:fill="auto"/>
+      </w:tcPr>
+    </w:tblStylePr>
+    <w:tblStylePr w:type="band2Horz">
+      <w:tblPr/>
+      <w:tcPr>
+        <w:shd w:val="clear" w:color="auto" w:fill="FAE2D5" w:themeFill="accent2" w:themeFillTint="33"/>
+      </w:tcPr>
+    </w:tblStylePr>
+  </w:style>
+  <w:style w:type="table" w:customStyle="1" w:styleId="BCTotalsTable">
+    <w:name w:val="BC Totals Table"/>
+    <w:basedOn w:val="TableNormal"/>
+    <w:uiPriority w:val="99"/>
+    <w:qFormat/>
+    <w:pPr>
+      <w:spacing w:after="0" w:line="240" w:lineRule="auto"/>
+    </w:pPr>
+    <w:tblPr>
+      <w:tblStyleRowBandSize w:val="1"/>
+      <w:tblStyleColBandSize w:val="1"/>
+      <w:tblCellMar>
+        <w:left w:w="115" w:type="dxa"/>
+        <w:right w:w="115" w:type="dxa"/>
+      </w:tblCellMar>
+    </w:tblPr>
+    <w:tcPr>
+      <w:vAlign w:val="center"/>
+    </w:tcPr>
+    <w:tblStylePr w:type="lastRow">
+      <w:rPr>
+        <w:rFonts w:asciiTheme="majorHAnsi" w:hAnsiTheme="majorHAnsi" w:cstheme="majorBidi"/>
+      </w:rPr>
+      <w:tblPr/>
+      <w:tcPr>
+        <w:tcBorders>
+          <w:top w:val="single" w:sz="4" w:space="0" w:color="000000" w:themeColor="text1"/>
+          <w:bottom w:val="single" w:sz="8" w:space="0" w:color="000000" w:themeColor="text1"/>
+        </w:tcBorders>
+      </w:tcPr>
+    </w:tblStylePr>
+  </w:style>
+  <w:style w:type="table" w:customStyle="1" w:styleId="BCCalculationTable">
+    <w:name w:val="BC Calculation Table"/>
+    <w:basedOn w:val="TableNormal"/>
+    <w:uiPriority w:val="99"/>
+    <w:qFormat/>
+    <w:pPr>
+      <w:spacing w:after="0" w:line="240" w:lineRule="auto"/>
+    </w:pPr>
+    <w:tblPr>
+      <w:tblStyleRowBandSize w:val="1"/>
+      <w:tblStyleColBandSize w:val="1"/>
+      <w:tblCellMar>
+        <w:top w:w="58" w:type="dxa"/>
+        <w:left w:w="0" w:type="dxa"/>
+        <w:bottom w:w="58" w:type="dxa"/>
+        <w:right w:w="0" w:type="dxa"/>
+      </w:tblCellMar>
+    </w:tblPr>
+    <w:tcPr>
+      <w:vAlign w:val="center"/>
+    </w:tcPr>
+    <w:tblStylePr w:type="firstRow">
+      <w:rPr>
+        <w:rFonts w:asciiTheme="majorHAnsi" w:hAnsiTheme="majorHAnsi" w:cstheme="majorBidi"/>
+      </w:rPr>
+      <w:tblPr/>
+      <w:tcPr>
+        <w:vAlign w:val="bottom"/>
+      </w:tcPr>
+    </w:tblStylePr>
+    <w:tblStylePr w:type="lastRow">
+      <w:rPr>
+        <w:rFonts w:asciiTheme="majorHAnsi" w:hAnsiTheme="majorHAnsi" w:cstheme="majorBidi"/>
+      </w:rPr>
+      <w:tblPr/>
+      <w:tcPr>
+        <w:tcBorders>
+          <w:top w:val="single" w:sz="4" w:space="0" w:color="000000" w:themeColor="text1"/>
+        </w:tcBorders>
+      </w:tcPr>
+    </w:tblStylePr>
+  </w:style>
+  <w:style w:type="table" w:customStyle="1" w:styleId="BCSignatureTable">
+    <w:name w:val="BC Signature Table"/>
+    <w:basedOn w:val="TableNormal"/>
+    <w:uiPriority w:val="99"/>
+    <w:qFormat/>
+    <w:pPr>
+      <w:spacing w:after="0" w:line="240" w:lineRule="auto"/>
+    </w:pPr>
+    <w:tblPr>
+      <w:tblStyleRowBandSize w:val="1"/>
+      <w:tblStyleColBandSize w:val="1"/>
+      <w:tblCellMar>
+        <w:left w:w="0" w:type="dxa"/>
+        <w:right w:w="0" w:type="dxa"/>
+      </w:tblCellMar>
+    </w:tblPr>
+    <w:tblStylePr w:type="lastRow">
+      <w:tblPr/>
+      <w:tcPr>
+        <w:tcBorders>
+          <w:bottom w:val="single" w:sz="4" w:space="0" w:color="000000" w:themeColor="text1"/>
+        </w:tcBorders>
+      </w:tcPr>
+    </w:tblStylePr>
+  </w:style>
 </w:styles>
 </file>
 
 <file path=word/glossary/document.xml><?xml version="1.0" encoding="utf-8"?>
-<w:glossaryDocument xmlns:wpc="http://schemas.microsoft.com/office/word/2010/wordprocessingCanvas" xmlns:cx="http://schemas.microsoft.com/office/drawing/2014/chartex" xmlns:cx1="http://schemas.microsoft.com/office/drawing/2015/9/8/chartex" xmlns:cx2="http://schemas.microsoft.com/office/drawing/2015/10/21/chartex" xmlns:cx3="http://schemas.microsoft.com/office/drawing/2016/5/9/chartex" xmlns:cx4="http://schemas.microsoft.com/office/drawing/2016/5/10/chartex" xmlns:cx5="http://schemas.microsoft.com/office/drawing/2016/5/11/chartex" xmlns:cx6="http://schemas.microsoft.com/office/drawing/2016/5/12/chartex" xmlns:cx7="http://schemas.microsoft.com/office/drawing/2016/5/13/chartex" xmlns:cx8="http://schemas.microsoft.com/office/drawing/2016/5/14/chartex" xmlns:mc="http://schemas.openxmlformats.org/markup-compatibility/2006" xmlns:aink="http://schemas.microsoft.com/office/drawing/2016/ink" xmlns:am3d="http://schemas.microsoft.com/office/drawing/2017/model3d" xmlns:o="urn:schemas-microsoft-com:office:office" xmlns:oel="http://schemas.microsoft.com/office/2019/extlst" xmlns:r="http://schemas.openxmlformats.org/officeDocument/2006/relationships" xmlns:m="http://schemas.openxmlformats.org/officeDocument/2006/math" xmlns:v="urn:schemas-microsoft-com:vml" xmlns:wp14="http://schemas.microsoft.com/office/word/2010/wordprocessingDrawing" xmlns:wp="http://schemas.openxmlformats.org/drawingml/2006/wordprocessingDrawing" xmlns:w10="urn:schemas-microsoft-com:office:word" xmlns:w="http://schemas.openxmlformats.org/wordprocessingml/2006/main" xmlns:w14="http://schemas.microsoft.com/office/word/2010/wordml" xmlns:w15="http://schemas.microsoft.com/office/word/2012/wordml" xmlns:w16cex="http://schemas.microsoft.com/office/word/2018/wordml/cex" xmlns:w16cid="http://schemas.microsoft.com/office/word/2016/wordml/cid" xmlns:w16="http://schemas.microsoft.com/office/word/2018/wordml" xmlns:w16du="http://schemas.microsoft.com/office/word/2023/wordml/word16du" xmlns:w16sdtdh="http://schemas.microsoft.com/office/word/2020/wordml/sdtdatahash" xmlns:w16sdtfl="http://schemas.microsoft.com/office/word/2024/wordml/sdtformatlock" xmlns:w16se="http://schemas.microsoft.com/office/word/2015/wordml/symex" xmlns:wpg="http://schemas.microsoft.com/office/word/2010/wordprocessingGroup" xmlns:wpi="http://schemas.microsoft.com/office/word/2010/wordprocessingInk" xmlns:wne="http://schemas.microsoft.com/office/word/2006/wordml" xmlns:wps="http://schemas.microsoft.com/office/word/2010/wordprocessingShape" mc:Ignorable="w14 w15 w16se w16cid w16 w16cex w16sdtdh w16sdtfl w16du wp14">
+<w:glossaryDocument xmlns:wpc="http://schemas.microsoft.com/office/word/2010/wordprocessingCanvas" xmlns:cx="http://schemas.microsoft.com/office/drawing/2014/chartex" xmlns:cx1="http://schemas.microsoft.com/office/drawing/2015/9/8/chartex" xmlns:cx2="http://schemas.microsoft.com/office/drawing/2015/10/21/chartex" xmlns:cx3="http://schemas.microsoft.com/office/drawing/2016/5/9/chartex" xmlns:cx4="http://schemas.microsoft.com/office/drawing/2016/5/10/chartex" xmlns:cx5="http://schemas.microsoft.com/office/drawing/2016/5/11/chartex" xmlns:cx6="http://schemas.microsoft.com/office/drawing/2016/5/12/chartex" xmlns:cx7="http://schemas.microsoft.com/office/drawing/2016/5/13/chartex" xmlns:cx8="http://schemas.microsoft.com/office/drawing/2016/5/14/chartex" xmlns:mc="http://schemas.openxmlformats.org/markup-compatibility/2006" xmlns:aink="http://schemas.microsoft.com/office/drawing/2016/ink" xmlns:am3d="http://schemas.microsoft.com/office/drawing/2017/model3d" xmlns:o="urn:schemas-microsoft-com:office:office" xmlns:oel="http://schemas.microsoft.com/office/2019/extlst" xmlns:r="http://schemas.openxmlformats.org/officeDocument/2006/relationships" xmlns:m="http://schemas.openxmlformats.org/officeDocument/2006/math" xmlns:v="urn:schemas-microsoft-com:vml" xmlns:wp14="http://schemas.microsoft.com/office/word/2010/wordprocessingDrawing" xmlns:wp="http://schemas.openxmlformats.org/drawingml/2006/wordprocessingDrawing" xmlns:w10="urn:schemas-microsoft-com:office:word" xmlns:w="http://schemas.openxmlformats.org/wordprocessingml/2006/main" xmlns:w14="http://schemas.microsoft.com/office/word/2010/wordml" xmlns:w15="http://schemas.microsoft.com/office/word/2012/wordml" xmlns:w16cei="http://schemas.microsoft.com/office/word/2026/wordml/cei" xmlns:w16cex="http://schemas.microsoft.com/office/word/2018/wordml/cex" xmlns:w16cid="http://schemas.microsoft.com/office/word/2016/wordml/cid" xmlns:w16="http://schemas.microsoft.com/office/word/2018/wordml" xmlns:w16du="http://schemas.microsoft.com/office/word/2023/wordml/word16du" xmlns:w16sdtdh="http://schemas.microsoft.com/office/word/2020/wordml/sdtdatahash" xmlns:w16sdtfl="http://schemas.microsoft.com/office/word/2024/wordml/sdtformatlock" xmlns:w16se="http://schemas.microsoft.com/office/word/2015/wordml/symex" xmlns:wpg="http://schemas.microsoft.com/office/word/2010/wordprocessingGroup" xmlns:wpi="http://schemas.microsoft.com/office/word/2010/wordprocessingInk" xmlns:wne="http://schemas.microsoft.com/office/word/2006/wordml" xmlns:wps="http://schemas.microsoft.com/office/word/2010/wordprocessingShape" mc:Ignorable="w14 w15 w16se w16cid w16 w16cex w16sdtdh w16sdtfl w16du wp14">
   <w:docParts>
-    <w:docPart>
-      <w:docPartPr>
-        <w:name w:val="FEA37D73AA334E478F5F80E9A4617EB6"/>
-        <w:category>
-          <w:name w:val="General"/>
-          <w:gallery w:val="placeholder"/>
-        </w:category>
-        <w:types>
-          <w:type w:val="bbPlcHdr"/>
-        </w:types>
-        <w:behaviors>
-          <w:behavior w:val="content"/>
-        </w:behaviors>
-        <w:guid w:val="{C4A0CAE9-1B85-4E51-9348-AF86E3754E2B}"/>
-      </w:docPartPr>
-      <w:docPartBody>
-        <w:p>
-          <w:pPr>
-            <w:pStyle w:val="FEA37D73AA334E478F5F80E9A4617EB6"/>
-          </w:pPr>
-          <w:r>
-            <w:rPr>
-              <w:rStyle w:val="PlaceholderText"/>
-            </w:rPr>
-            <w:t>Click or tap here to enter text.</w:t>
-          </w:r>
-        </w:p>
-      </w:docPartBody>
-    </w:docPart>
     <w:docPart>
       <w:docPartPr>
         <w:name w:val="5DD486D1B8CC46A28A53954647564A5D"/>
@@ -4196,238 +3842,6 @@
     </w:docPart>
     <w:docPart>
       <w:docPartPr>
-        <w:name w:val="FB9E11F98CC3400F8AA6300E031DE8A8"/>
-        <w:category>
-          <w:name w:val="General"/>
-          <w:gallery w:val="placeholder"/>
-        </w:category>
-        <w:types>
-          <w:type w:val="bbPlcHdr"/>
-        </w:types>
-        <w:behaviors>
-          <w:behavior w:val="content"/>
-        </w:behaviors>
-        <w:guid w:val="{E0509C7E-19F1-4141-BF9B-AF16814DECD5}"/>
-      </w:docPartPr>
-      <w:docPartBody>
-        <w:p>
-          <w:pPr>
-            <w:pStyle w:val="FB9E11F98CC3400F8AA6300E031DE8A8"/>
-          </w:pPr>
-          <w:r>
-            <w:rPr>
-              <w:rStyle w:val="PlaceholderText"/>
-            </w:rPr>
-            <w:t>Click or tap here to enter text.</w:t>
-          </w:r>
-        </w:p>
-      </w:docPartBody>
-    </w:docPart>
-    <w:docPart>
-      <w:docPartPr>
-        <w:name w:val="287060C0778F4BA7B9854438C3497CAD"/>
-        <w:category>
-          <w:name w:val="General"/>
-          <w:gallery w:val="placeholder"/>
-        </w:category>
-        <w:types>
-          <w:type w:val="bbPlcHdr"/>
-        </w:types>
-        <w:behaviors>
-          <w:behavior w:val="content"/>
-        </w:behaviors>
-        <w:guid w:val="{C86B0C63-B405-43A2-8554-E7E2B720C37E}"/>
-      </w:docPartPr>
-      <w:docPartBody>
-        <w:p>
-          <w:pPr>
-            <w:pStyle w:val="287060C0778F4BA7B9854438C3497CAD"/>
-          </w:pPr>
-          <w:r>
-            <w:rPr>
-              <w:rStyle w:val="PlaceholderText"/>
-            </w:rPr>
-            <w:t>Click or tap here to enter text.</w:t>
-          </w:r>
-        </w:p>
-      </w:docPartBody>
-    </w:docPart>
-    <w:docPart>
-      <w:docPartPr>
-        <w:name w:val="85066CD56C0A4F2A84582ED607F8D573"/>
-        <w:category>
-          <w:name w:val="General"/>
-          <w:gallery w:val="placeholder"/>
-        </w:category>
-        <w:types>
-          <w:type w:val="bbPlcHdr"/>
-        </w:types>
-        <w:behaviors>
-          <w:behavior w:val="content"/>
-        </w:behaviors>
-        <w:guid w:val="{FB367EB0-A482-4714-979B-106EC1A0E441}"/>
-      </w:docPartPr>
-      <w:docPartBody>
-        <w:p>
-          <w:pPr>
-            <w:pStyle w:val="85066CD56C0A4F2A84582ED607F8D573"/>
-          </w:pPr>
-          <w:r>
-            <w:rPr>
-              <w:rStyle w:val="PlaceholderText"/>
-            </w:rPr>
-            <w:t>Click or tap here to enter text.</w:t>
-          </w:r>
-        </w:p>
-      </w:docPartBody>
-    </w:docPart>
-    <w:docPart>
-      <w:docPartPr>
-        <w:name w:val="0B4663054B3544B8AAC140B9BCB1C691"/>
-        <w:category>
-          <w:name w:val="General"/>
-          <w:gallery w:val="placeholder"/>
-        </w:category>
-        <w:types>
-          <w:type w:val="bbPlcHdr"/>
-        </w:types>
-        <w:behaviors>
-          <w:behavior w:val="content"/>
-        </w:behaviors>
-        <w:guid w:val="{D37BF253-5A7F-413C-A667-7BB2FFFC7494}"/>
-      </w:docPartPr>
-      <w:docPartBody>
-        <w:p>
-          <w:pPr>
-            <w:pStyle w:val="0B4663054B3544B8AAC140B9BCB1C691"/>
-          </w:pPr>
-          <w:r>
-            <w:rPr>
-              <w:rStyle w:val="PlaceholderText"/>
-            </w:rPr>
-            <w:t>Click or tap here to enter text.</w:t>
-          </w:r>
-        </w:p>
-      </w:docPartBody>
-    </w:docPart>
-    <w:docPart>
-      <w:docPartPr>
-        <w:name w:val="CDCFBFCC4CF54CC5A6B1F730C8BC89DD"/>
-        <w:category>
-          <w:name w:val="General"/>
-          <w:gallery w:val="placeholder"/>
-        </w:category>
-        <w:types>
-          <w:type w:val="bbPlcHdr"/>
-        </w:types>
-        <w:behaviors>
-          <w:behavior w:val="content"/>
-        </w:behaviors>
-        <w:guid w:val="{DE6A814D-C256-4427-8EEB-D22E7383D0EE}"/>
-      </w:docPartPr>
-      <w:docPartBody>
-        <w:p>
-          <w:pPr>
-            <w:pStyle w:val="CDCFBFCC4CF54CC5A6B1F730C8BC89DD"/>
-          </w:pPr>
-          <w:r>
-            <w:rPr>
-              <w:rStyle w:val="PlaceholderText"/>
-            </w:rPr>
-            <w:t>Click or tap here to enter text.</w:t>
-          </w:r>
-        </w:p>
-      </w:docPartBody>
-    </w:docPart>
-    <w:docPart>
-      <w:docPartPr>
-        <w:name w:val="825A442C684A4497BE6E938831F5204E"/>
-        <w:category>
-          <w:name w:val="General"/>
-          <w:gallery w:val="placeholder"/>
-        </w:category>
-        <w:types>
-          <w:type w:val="bbPlcHdr"/>
-        </w:types>
-        <w:behaviors>
-          <w:behavior w:val="content"/>
-        </w:behaviors>
-        <w:guid w:val="{12235C66-FACC-40EA-8B9A-4970E7654AE2}"/>
-      </w:docPartPr>
-      <w:docPartBody>
-        <w:p>
-          <w:pPr>
-            <w:pStyle w:val="825A442C684A4497BE6E938831F5204E"/>
-          </w:pPr>
-          <w:r>
-            <w:rPr>
-              <w:rStyle w:val="PlaceholderText"/>
-            </w:rPr>
-            <w:t>Click or tap here to enter text.</w:t>
-          </w:r>
-        </w:p>
-      </w:docPartBody>
-    </w:docPart>
-    <w:docPart>
-      <w:docPartPr>
-        <w:name w:val="EC93F1304A734B5AA20D405D75C9DA1A"/>
-        <w:category>
-          <w:name w:val="General"/>
-          <w:gallery w:val="placeholder"/>
-        </w:category>
-        <w:types>
-          <w:type w:val="bbPlcHdr"/>
-        </w:types>
-        <w:behaviors>
-          <w:behavior w:val="content"/>
-        </w:behaviors>
-        <w:guid w:val="{25D2C7E4-A7FB-4B57-B9E9-7F5AD4FBDDFE}"/>
-      </w:docPartPr>
-      <w:docPartBody>
-        <w:p>
-          <w:pPr>
-            <w:pStyle w:val="EC93F1304A734B5AA20D405D75C9DA1A"/>
-          </w:pPr>
-          <w:r>
-            <w:rPr>
-              <w:rStyle w:val="PlaceholderText"/>
-            </w:rPr>
-            <w:t>Click or tap here to enter text.</w:t>
-          </w:r>
-        </w:p>
-      </w:docPartBody>
-    </w:docPart>
-    <w:docPart>
-      <w:docPartPr>
-        <w:name w:val="55F8303B92954E96A9EC6424A8FABC49"/>
-        <w:category>
-          <w:name w:val="General"/>
-          <w:gallery w:val="placeholder"/>
-        </w:category>
-        <w:types>
-          <w:type w:val="bbPlcHdr"/>
-        </w:types>
-        <w:behaviors>
-          <w:behavior w:val="content"/>
-        </w:behaviors>
-        <w:guid w:val="{F235839C-AB63-4067-8E60-D3D17149E82F}"/>
-      </w:docPartPr>
-      <w:docPartBody>
-        <w:p>
-          <w:pPr>
-            <w:pStyle w:val="55F8303B92954E96A9EC6424A8FABC49"/>
-          </w:pPr>
-          <w:r>
-            <w:rPr>
-              <w:rStyle w:val="PlaceholderText"/>
-            </w:rPr>
-            <w:t>Click or tap here to enter text.</w:t>
-          </w:r>
-        </w:p>
-      </w:docPartBody>
-    </w:docPart>
-    <w:docPart>
-      <w:docPartPr>
         <w:name w:val="DBA8D1994BA14EDE983E8BF90D492833"/>
         <w:category>
           <w:name w:val="General"/>
@@ -4742,6 +4156,296 @@
         </w:p>
       </w:docPartBody>
     </w:docPart>
+    <w:docPart>
+      <w:docPartPr>
+        <w:name w:val="0DA117334EDC4137AA5D22F09C6E315F"/>
+        <w:category>
+          <w:name w:val="General"/>
+          <w:gallery w:val="placeholder"/>
+        </w:category>
+        <w:types>
+          <w:type w:val="bbPlcHdr"/>
+        </w:types>
+        <w:behaviors>
+          <w:behavior w:val="content"/>
+        </w:behaviors>
+        <w:guid w:val="{921371A6-929A-4413-8D73-CB35D32AE833}"/>
+      </w:docPartPr>
+      <w:docPartBody>
+        <w:p>
+          <w:pPr>
+            <w:pStyle w:val="0DA117334EDC4137AA5D22F09C6E315F"/>
+          </w:pPr>
+          <w:r>
+            <w:rPr>
+              <w:rStyle w:val="PlaceholderText"/>
+            </w:rPr>
+            <w:t>Enter any content that you want to repeat, including other content controls. You can also insert this control around table rows in order to repeat parts of a table.</w:t>
+          </w:r>
+        </w:p>
+      </w:docPartBody>
+    </w:docPart>
+    <w:docPart>
+      <w:docPartPr>
+        <w:name w:val="D7D8C22094AC421DB2AB5E22475BA53C"/>
+        <w:category>
+          <w:name w:val="General"/>
+          <w:gallery w:val="placeholder"/>
+        </w:category>
+        <w:types>
+          <w:type w:val="bbPlcHdr"/>
+        </w:types>
+        <w:behaviors>
+          <w:behavior w:val="content"/>
+        </w:behaviors>
+        <w:guid w:val="{D6FD312B-B4BB-4CBC-B733-1FC6EA1C0315}"/>
+      </w:docPartPr>
+      <w:docPartBody>
+        <w:p>
+          <w:pPr>
+            <w:pStyle w:val="D7D8C22094AC421DB2AB5E22475BA53C"/>
+          </w:pPr>
+          <w:r>
+            <w:rPr>
+              <w:rStyle w:val="PlaceholderText"/>
+            </w:rPr>
+            <w:t>Click here to enter text.</w:t>
+          </w:r>
+        </w:p>
+      </w:docPartBody>
+    </w:docPart>
+    <w:docPart>
+      <w:docPartPr>
+        <w:name w:val="45840C3D45084F8D944E5E2F208CC357"/>
+        <w:category>
+          <w:name w:val="General"/>
+          <w:gallery w:val="placeholder"/>
+        </w:category>
+        <w:types>
+          <w:type w:val="bbPlcHdr"/>
+        </w:types>
+        <w:behaviors>
+          <w:behavior w:val="content"/>
+        </w:behaviors>
+        <w:guid w:val="{13E6C9F8-1649-4D52-A0DE-F8D3046A49A5}"/>
+      </w:docPartPr>
+      <w:docPartBody>
+        <w:p>
+          <w:pPr>
+            <w:pStyle w:val="45840C3D45084F8D944E5E2F208CC357"/>
+          </w:pPr>
+          <w:r>
+            <w:rPr>
+              <w:rStyle w:val="PlaceholderText"/>
+            </w:rPr>
+            <w:t>Click or tap here to enter text.</w:t>
+          </w:r>
+        </w:p>
+      </w:docPartBody>
+    </w:docPart>
+    <w:docPart>
+      <w:docPartPr>
+        <w:name w:val="CF26B88F3D704B9CACDA01027B532C47"/>
+        <w:category>
+          <w:name w:val="General"/>
+          <w:gallery w:val="placeholder"/>
+        </w:category>
+        <w:types>
+          <w:type w:val="bbPlcHdr"/>
+        </w:types>
+        <w:behaviors>
+          <w:behavior w:val="content"/>
+        </w:behaviors>
+        <w:guid w:val="{DB3766A1-0E7D-4EBA-B8D5-B23CAE06F6ED}"/>
+      </w:docPartPr>
+      <w:docPartBody>
+        <w:p>
+          <w:pPr>
+            <w:pStyle w:val="CF26B88F3D704B9CACDA01027B532C47"/>
+          </w:pPr>
+          <w:r>
+            <w:rPr>
+              <w:rStyle w:val="PlaceholderText"/>
+            </w:rPr>
+            <w:t>Click or tap here to enter text.</w:t>
+          </w:r>
+        </w:p>
+      </w:docPartBody>
+    </w:docPart>
+    <w:docPart>
+      <w:docPartPr>
+        <w:name w:val="7C1236F0C37B4E8ABADA06B63CC60EEA"/>
+        <w:category>
+          <w:name w:val="General"/>
+          <w:gallery w:val="placeholder"/>
+        </w:category>
+        <w:types>
+          <w:type w:val="bbPlcHdr"/>
+        </w:types>
+        <w:behaviors>
+          <w:behavior w:val="content"/>
+        </w:behaviors>
+        <w:guid w:val="{EEEA41BD-ACF5-4DE8-A7A1-CF32960DAED0}"/>
+      </w:docPartPr>
+      <w:docPartBody>
+        <w:p>
+          <w:pPr>
+            <w:pStyle w:val="7C1236F0C37B4E8ABADA06B63CC60EEA"/>
+          </w:pPr>
+          <w:r>
+            <w:rPr>
+              <w:rStyle w:val="PlaceholderText"/>
+            </w:rPr>
+            <w:t>Click or tap here to enter text.</w:t>
+          </w:r>
+        </w:p>
+      </w:docPartBody>
+    </w:docPart>
+    <w:docPart>
+      <w:docPartPr>
+        <w:name w:val="942DA50A7A23412FAC67A6E216FD0BDE"/>
+        <w:category>
+          <w:name w:val="General"/>
+          <w:gallery w:val="placeholder"/>
+        </w:category>
+        <w:types>
+          <w:type w:val="bbPlcHdr"/>
+        </w:types>
+        <w:behaviors>
+          <w:behavior w:val="content"/>
+        </w:behaviors>
+        <w:guid w:val="{2BD47AEA-826B-4298-821F-0C4651AB2D2C}"/>
+      </w:docPartPr>
+      <w:docPartBody>
+        <w:p>
+          <w:pPr>
+            <w:pStyle w:val="942DA50A7A23412FAC67A6E216FD0BDE"/>
+          </w:pPr>
+          <w:r>
+            <w:rPr>
+              <w:rStyle w:val="PlaceholderText"/>
+            </w:rPr>
+            <w:t>Click or tap here to enter text.</w:t>
+          </w:r>
+        </w:p>
+      </w:docPartBody>
+    </w:docPart>
+    <w:docPart>
+      <w:docPartPr>
+        <w:name w:val="79B25190EFEB49D9A787E96769AF0E13"/>
+        <w:category>
+          <w:name w:val="General"/>
+          <w:gallery w:val="placeholder"/>
+        </w:category>
+        <w:types>
+          <w:type w:val="bbPlcHdr"/>
+        </w:types>
+        <w:behaviors>
+          <w:behavior w:val="content"/>
+        </w:behaviors>
+        <w:guid w:val="{30193B10-8B75-45E1-BCB9-B03F75671490}"/>
+      </w:docPartPr>
+      <w:docPartBody>
+        <w:p>
+          <w:pPr>
+            <w:pStyle w:val="79B25190EFEB49D9A787E96769AF0E13"/>
+          </w:pPr>
+          <w:r>
+            <w:rPr>
+              <w:rStyle w:val="PlaceholderText"/>
+            </w:rPr>
+            <w:t>Click or tap here to enter text.</w:t>
+          </w:r>
+        </w:p>
+      </w:docPartBody>
+    </w:docPart>
+    <w:docPart>
+      <w:docPartPr>
+        <w:name w:val="2713D954797A4AE6B23C5021A6B92677"/>
+        <w:category>
+          <w:name w:val="General"/>
+          <w:gallery w:val="placeholder"/>
+        </w:category>
+        <w:types>
+          <w:type w:val="bbPlcHdr"/>
+        </w:types>
+        <w:behaviors>
+          <w:behavior w:val="content"/>
+        </w:behaviors>
+        <w:guid w:val="{3D8CDFD4-4719-4EF7-AF6C-C5B3604CEE2A}"/>
+      </w:docPartPr>
+      <w:docPartBody>
+        <w:p>
+          <w:pPr>
+            <w:pStyle w:val="2713D954797A4AE6B23C5021A6B92677"/>
+          </w:pPr>
+          <w:r>
+            <w:rPr>
+              <w:rStyle w:val="PlaceholderText"/>
+            </w:rPr>
+            <w:t>Click or tap here to enter text.</w:t>
+          </w:r>
+        </w:p>
+      </w:docPartBody>
+    </w:docPart>
+    <w:docPart>
+      <w:docPartPr>
+        <w:name w:val="8A1BEEC72B6A4AA0992456281822A0D6"/>
+        <w:category>
+          <w:name w:val="General"/>
+          <w:gallery w:val="placeholder"/>
+        </w:category>
+        <w:types>
+          <w:type w:val="bbPlcHdr"/>
+        </w:types>
+        <w:behaviors>
+          <w:behavior w:val="content"/>
+        </w:behaviors>
+        <w:guid w:val="{74A71FDA-83DB-4E26-BCF5-D9775844E282}"/>
+      </w:docPartPr>
+      <w:docPartBody>
+        <w:p>
+          <w:pPr>
+            <w:pStyle w:val="8A1BEEC72B6A4AA0992456281822A0D6"/>
+          </w:pPr>
+          <w:r>
+            <w:rPr>
+              <w:rStyle w:val="PlaceholderText"/>
+            </w:rPr>
+            <w:t>Click or tap here to enter text.</w:t>
+          </w:r>
+        </w:p>
+      </w:docPartBody>
+    </w:docPart>
+    <w:docPart>
+      <w:docPartPr>
+        <w:name w:val="E606C128492E41BA893346E039055E18"/>
+        <w:category>
+          <w:name w:val="General"/>
+          <w:gallery w:val="placeholder"/>
+        </w:category>
+        <w:types>
+          <w:type w:val="bbPlcHdr"/>
+        </w:types>
+        <w:behaviors>
+          <w:behavior w:val="content"/>
+        </w:behaviors>
+        <w:guid w:val="{64B96F36-A9A1-4E58-A78E-BBD42969F73D}"/>
+      </w:docPartPr>
+      <w:docPartBody>
+        <w:p>
+          <w:pPr>
+            <w:pStyle w:val="E606C128492E41BA893346E039055E18"/>
+          </w:pPr>
+          <w:r>
+            <w:rPr>
+              <w:rStyle w:val="PlaceholderText"/>
+            </w:rPr>
+            <w:t>Click or tap here to enter text.</w:t>
+          </w:r>
+        </w:p>
+      </w:docPartBody>
+    </w:docPart>
   </w:docParts>
 </w:glossaryDocument>
 </file>
@@ -4788,12 +4492,12 @@
     <w:pitch w:val="variable"/>
     <w:sig w:usb0="E4002EFF" w:usb1="C000E47F" w:usb2="00000009" w:usb3="00000000" w:csb0="000001FF" w:csb1="00000000"/>
   </w:font>
-  <w:font w:name="Arial">
-    <w:panose1 w:val="020B0604020202020204"/>
+  <w:font w:name="Calibri">
+    <w:panose1 w:val="020F0502020204030204"/>
     <w:charset w:val="00"/>
     <w:family w:val="swiss"/>
     <w:pitch w:val="variable"/>
-    <w:sig w:usb0="E0002EFF" w:usb1="C000785B" w:usb2="00000009" w:usb3="00000000" w:csb0="000001FF" w:csb1="00000000"/>
+    <w:sig w:usb0="E4002EFF" w:usb1="C200247B" w:usb2="00000009" w:usb3="00000000" w:csb0="000001FF" w:csb1="00000000"/>
   </w:font>
 </w:fonts>
 </file>
@@ -4814,15 +4518,27 @@
   </w:compat>
   <w:rsids>
     <w:rsidRoot w:val="00C32919"/>
+    <w:rsid w:val="00000B94"/>
+    <w:rsid w:val="00013ED2"/>
+    <w:rsid w:val="001A493F"/>
+    <w:rsid w:val="001B3A4C"/>
+    <w:rsid w:val="0026224A"/>
     <w:rsid w:val="00423637"/>
+    <w:rsid w:val="00536820"/>
     <w:rsid w:val="005928FA"/>
+    <w:rsid w:val="006E25E5"/>
     <w:rsid w:val="008E5B21"/>
+    <w:rsid w:val="008E7FCD"/>
+    <w:rsid w:val="00957FA9"/>
     <w:rsid w:val="009C49A3"/>
+    <w:rsid w:val="00B25253"/>
+    <w:rsid w:val="00B748C5"/>
     <w:rsid w:val="00C32919"/>
     <w:rsid w:val="00C3410E"/>
     <w:rsid w:val="00C6452B"/>
     <w:rsid w:val="00CD525D"/>
     <w:rsid w:val="00DD4377"/>
+    <w:rsid w:val="00E5711F"/>
     <w:rsid w:val="00E5765A"/>
   </w:rsids>
   <m:mathPr>
@@ -4838,9 +4554,9 @@
     <m:intLim m:val="subSup"/>
     <m:naryLim m:val="undOvr"/>
   </m:mathPr>
-  <w:themeFontLang w:val="en-DK"/>
+  <w:themeFontLang/>
   <w:clrSchemeMapping w:bg1="light1" w:t1="dark1" w:bg2="light2" w:t2="dark2" w:accent1="accent1" w:accent2="accent2" w:accent3="accent3" w:accent4="accent4" w:accent5="accent5" w:accent6="accent6" w:hyperlink="hyperlink" w:followedHyperlink="followedHyperlink"/>
-  <w:decimalSymbol w:val=","/>
+  <w:decimalSymbol w:val="."/>
   <w:listSeparator w:val=","/>
   <w15:chartTrackingRefBased/>
 </w:settings>
@@ -4855,7 +4571,7 @@
         <w:kern w:val="2"/>
         <w:sz w:val="24"/>
         <w:szCs w:val="24"/>
-        <w:lang w:val="en-DK" w:eastAsia="en-DK" w:bidi="ar-SA"/>
+        <w:lang w:bidi="ar-SA"/>
         <w14:ligatures w14:val="standardContextual"/>
       </w:rPr>
     </w:rPrDefault>
@@ -5279,9 +4995,9 @@
     <w:basedOn w:val="DefaultParagraphFont"/>
     <w:uiPriority w:val="99"/>
     <w:semiHidden/>
-    <w:rsid w:val="009C49A3"/>
+    <w:rsid w:val="00013ED2"/>
     <w:rPr>
-      <w:color w:val="666666"/>
+      <w:color w:val="808080"/>
     </w:rPr>
   </w:style>
   <w:style w:type="paragraph" w:customStyle="1" w:styleId="FEA37D73AA334E478F5F80E9A4617EB6">
@@ -5543,6 +5259,278 @@
   <w:style w:type="paragraph" w:customStyle="1" w:styleId="33F694BABBD34C0BB4C23021962CF054">
     <w:name w:val="33F694BABBD34C0BB4C23021962CF054"/>
     <w:rsid w:val="00C3410E"/>
+  </w:style>
+  <w:style w:type="paragraph" w:customStyle="1" w:styleId="92143247347F46BA998E25CDF0E81AC0">
+    <w:name w:val="92143247347F46BA998E25CDF0E81AC0"/>
+    <w:rsid w:val="001A493F"/>
+  </w:style>
+  <w:style w:type="paragraph" w:customStyle="1" w:styleId="7C60229F09EC45728454F71338434C68">
+    <w:name w:val="7C60229F09EC45728454F71338434C68"/>
+    <w:rsid w:val="001A493F"/>
+  </w:style>
+  <w:style w:type="paragraph" w:customStyle="1" w:styleId="32B0F8E9CBFE40DDA922FAB6E37C849C">
+    <w:name w:val="32B0F8E9CBFE40DDA922FAB6E37C849C"/>
+    <w:rsid w:val="001A493F"/>
+  </w:style>
+  <w:style w:type="paragraph" w:customStyle="1" w:styleId="B3EE4E93F8A145C58615F4723E909A9E">
+    <w:name w:val="B3EE4E93F8A145C58615F4723E909A9E"/>
+    <w:rsid w:val="001A493F"/>
+  </w:style>
+  <w:style w:type="paragraph" w:customStyle="1" w:styleId="6FAF9807AC344A248DC18BAA5FD1D356">
+    <w:name w:val="6FAF9807AC344A248DC18BAA5FD1D356"/>
+    <w:rsid w:val="001A493F"/>
+  </w:style>
+  <w:style w:type="paragraph" w:customStyle="1" w:styleId="9E4DAC07110842BE9D06AC1C97BDE7BB">
+    <w:name w:val="9E4DAC07110842BE9D06AC1C97BDE7BB"/>
+    <w:rsid w:val="001A493F"/>
+  </w:style>
+  <w:style w:type="paragraph" w:customStyle="1" w:styleId="BD960ACD71854828838BAC371FCF0227">
+    <w:name w:val="BD960ACD71854828838BAC371FCF0227"/>
+    <w:rsid w:val="001A493F"/>
+  </w:style>
+  <w:style w:type="paragraph" w:customStyle="1" w:styleId="8AF43ED11B3D43EAAF549506AF6209C6">
+    <w:name w:val="8AF43ED11B3D43EAAF549506AF6209C6"/>
+    <w:rsid w:val="001A493F"/>
+  </w:style>
+  <w:style w:type="paragraph" w:customStyle="1" w:styleId="49EC77B0CE5A4F6680BE1B85CC116E92">
+    <w:name w:val="49EC77B0CE5A4F6680BE1B85CC116E92"/>
+    <w:rsid w:val="001A493F"/>
+  </w:style>
+  <w:style w:type="paragraph" w:customStyle="1" w:styleId="EAAE9449618440C0BA1742D01D0CF3C2">
+    <w:name w:val="EAAE9449618440C0BA1742D01D0CF3C2"/>
+    <w:rsid w:val="001A493F"/>
+  </w:style>
+  <w:style w:type="paragraph" w:customStyle="1" w:styleId="96665E6104CA4C32BC6666888A71AAB3">
+    <w:name w:val="96665E6104CA4C32BC6666888A71AAB3"/>
+    <w:rsid w:val="001A493F"/>
+  </w:style>
+  <w:style w:type="paragraph" w:customStyle="1" w:styleId="FEE6708EFD7649F386C918CC1A669B7E">
+    <w:name w:val="FEE6708EFD7649F386C918CC1A669B7E"/>
+    <w:rsid w:val="001A493F"/>
+  </w:style>
+  <w:style w:type="paragraph" w:customStyle="1" w:styleId="5ECA6A09BF8B4BB3AA370758FF0E4F99">
+    <w:name w:val="5ECA6A09BF8B4BB3AA370758FF0E4F99"/>
+    <w:rsid w:val="001A493F"/>
+  </w:style>
+  <w:style w:type="paragraph" w:customStyle="1" w:styleId="6A643DC0CBC94AB4A285D1D8211A296A">
+    <w:name w:val="6A643DC0CBC94AB4A285D1D8211A296A"/>
+    <w:rsid w:val="001A493F"/>
+  </w:style>
+  <w:style w:type="paragraph" w:customStyle="1" w:styleId="4D921BD0FDA34263B1811E35A9C4545D">
+    <w:name w:val="4D921BD0FDA34263B1811E35A9C4545D"/>
+    <w:rsid w:val="001A493F"/>
+  </w:style>
+  <w:style w:type="paragraph" w:customStyle="1" w:styleId="1990E1A78CD04368AEE58FE4EC5A2C58">
+    <w:name w:val="1990E1A78CD04368AEE58FE4EC5A2C58"/>
+    <w:rsid w:val="001A493F"/>
+  </w:style>
+  <w:style w:type="paragraph" w:customStyle="1" w:styleId="3C0607D5744442DBA488F49055493318">
+    <w:name w:val="3C0607D5744442DBA488F49055493318"/>
+    <w:rsid w:val="001A493F"/>
+  </w:style>
+  <w:style w:type="paragraph" w:customStyle="1" w:styleId="F8EA4F83D22C429299200286EF2A8B7F">
+    <w:name w:val="F8EA4F83D22C429299200286EF2A8B7F"/>
+    <w:rsid w:val="001A493F"/>
+  </w:style>
+  <w:style w:type="paragraph" w:customStyle="1" w:styleId="46B10B72C44B4AD1ABF19E86205FCB83">
+    <w:name w:val="46B10B72C44B4AD1ABF19E86205FCB83"/>
+    <w:rsid w:val="001A493F"/>
+  </w:style>
+  <w:style w:type="paragraph" w:customStyle="1" w:styleId="093861C6222E428796D07746A671C649">
+    <w:name w:val="093861C6222E428796D07746A671C649"/>
+    <w:rsid w:val="001A493F"/>
+  </w:style>
+  <w:style w:type="paragraph" w:customStyle="1" w:styleId="7B7306694D994DCBB8CAFCE559263060">
+    <w:name w:val="7B7306694D994DCBB8CAFCE559263060"/>
+    <w:rsid w:val="001A493F"/>
+  </w:style>
+  <w:style w:type="paragraph" w:customStyle="1" w:styleId="29CDA42B1FD94703BE87795F79480C90">
+    <w:name w:val="29CDA42B1FD94703BE87795F79480C90"/>
+    <w:rsid w:val="001A493F"/>
+  </w:style>
+  <w:style w:type="paragraph" w:customStyle="1" w:styleId="3486D5344B0C491AB1232ED95EC6245D">
+    <w:name w:val="3486D5344B0C491AB1232ED95EC6245D"/>
+    <w:rsid w:val="001A493F"/>
+  </w:style>
+  <w:style w:type="paragraph" w:customStyle="1" w:styleId="5C58BA686DC345E5B161194346B06B69">
+    <w:name w:val="5C58BA686DC345E5B161194346B06B69"/>
+    <w:rsid w:val="001A493F"/>
+  </w:style>
+  <w:style w:type="paragraph" w:customStyle="1" w:styleId="225E7750F3BA4B1D80377E4719600FA7">
+    <w:name w:val="225E7750F3BA4B1D80377E4719600FA7"/>
+    <w:rsid w:val="001A493F"/>
+  </w:style>
+  <w:style w:type="paragraph" w:customStyle="1" w:styleId="7FE3058DFBFB46C7BE49CB1396382D86">
+    <w:name w:val="7FE3058DFBFB46C7BE49CB1396382D86"/>
+    <w:rsid w:val="001A493F"/>
+  </w:style>
+  <w:style w:type="paragraph" w:customStyle="1" w:styleId="910A42FBBA5149C68C71701BBCE556E3">
+    <w:name w:val="910A42FBBA5149C68C71701BBCE556E3"/>
+    <w:rsid w:val="001A493F"/>
+  </w:style>
+  <w:style w:type="paragraph" w:customStyle="1" w:styleId="3328888DD3E94D269A65F4F9A2132825">
+    <w:name w:val="3328888DD3E94D269A65F4F9A2132825"/>
+    <w:rsid w:val="001A493F"/>
+  </w:style>
+  <w:style w:type="paragraph" w:customStyle="1" w:styleId="2DC27B70C37F48A7BBDFD6BC7CC5B0A8">
+    <w:name w:val="2DC27B70C37F48A7BBDFD6BC7CC5B0A8"/>
+    <w:rsid w:val="001A493F"/>
+  </w:style>
+  <w:style w:type="paragraph" w:customStyle="1" w:styleId="6B516CFC66C94EEFB53C03DFC14A0478">
+    <w:name w:val="6B516CFC66C94EEFB53C03DFC14A0478"/>
+    <w:rsid w:val="001A493F"/>
+  </w:style>
+  <w:style w:type="paragraph" w:customStyle="1" w:styleId="1245AC2A992F476288CB5DFEC772D37F">
+    <w:name w:val="1245AC2A992F476288CB5DFEC772D37F"/>
+    <w:rsid w:val="001A493F"/>
+  </w:style>
+  <w:style w:type="paragraph" w:customStyle="1" w:styleId="2BCACC13BD8340F1A8ED5F2F1E91ED47">
+    <w:name w:val="2BCACC13BD8340F1A8ED5F2F1E91ED47"/>
+    <w:rsid w:val="001A493F"/>
+  </w:style>
+  <w:style w:type="paragraph" w:customStyle="1" w:styleId="9AB48F971CC44B05A930635A1EA084C9">
+    <w:name w:val="9AB48F971CC44B05A930635A1EA084C9"/>
+    <w:rsid w:val="001A493F"/>
+  </w:style>
+  <w:style w:type="paragraph" w:customStyle="1" w:styleId="92C1CE27DC9840BFAE457DC8AFD196DC">
+    <w:name w:val="92C1CE27DC9840BFAE457DC8AFD196DC"/>
+    <w:rsid w:val="001A493F"/>
+  </w:style>
+  <w:style w:type="paragraph" w:customStyle="1" w:styleId="19E64E74A81B4776B8FE61A138816CA7">
+    <w:name w:val="19E64E74A81B4776B8FE61A138816CA7"/>
+    <w:rsid w:val="001A493F"/>
+  </w:style>
+  <w:style w:type="paragraph" w:customStyle="1" w:styleId="EB2898145322451490025C5BD8E4A2F0">
+    <w:name w:val="EB2898145322451490025C5BD8E4A2F0"/>
+    <w:rsid w:val="001A493F"/>
+  </w:style>
+  <w:style w:type="paragraph" w:customStyle="1" w:styleId="1E45551F11734676B4A5C647839E5F97">
+    <w:name w:val="1E45551F11734676B4A5C647839E5F97"/>
+    <w:rsid w:val="001A493F"/>
+  </w:style>
+  <w:style w:type="paragraph" w:customStyle="1" w:styleId="38D982351879460E9C681E34681D6031">
+    <w:name w:val="38D982351879460E9C681E34681D6031"/>
+    <w:rsid w:val="001A493F"/>
+  </w:style>
+  <w:style w:type="paragraph" w:customStyle="1" w:styleId="A469057F46F64AF9808431B50C2ADF71">
+    <w:name w:val="A469057F46F64AF9808431B50C2ADF71"/>
+    <w:rsid w:val="001A493F"/>
+  </w:style>
+  <w:style w:type="paragraph" w:customStyle="1" w:styleId="2C85139EC56B4A97A342736BD829EDD5">
+    <w:name w:val="2C85139EC56B4A97A342736BD829EDD5"/>
+    <w:rsid w:val="001A493F"/>
+  </w:style>
+  <w:style w:type="paragraph" w:customStyle="1" w:styleId="E6852082B7DA496491E1E075FF86F7CC">
+    <w:name w:val="E6852082B7DA496491E1E075FF86F7CC"/>
+    <w:rsid w:val="001A493F"/>
+  </w:style>
+  <w:style w:type="paragraph" w:customStyle="1" w:styleId="2379E7CF5E8444E99008A7E9F0D7EEAD">
+    <w:name w:val="2379E7CF5E8444E99008A7E9F0D7EEAD"/>
+    <w:rsid w:val="001A493F"/>
+  </w:style>
+  <w:style w:type="paragraph" w:customStyle="1" w:styleId="0DA117334EDC4137AA5D22F09C6E315F">
+    <w:name w:val="0DA117334EDC4137AA5D22F09C6E315F"/>
+    <w:rsid w:val="001A493F"/>
+  </w:style>
+  <w:style w:type="paragraph" w:customStyle="1" w:styleId="D7D8C22094AC421DB2AB5E22475BA53C">
+    <w:name w:val="D7D8C22094AC421DB2AB5E22475BA53C"/>
+    <w:rsid w:val="001A493F"/>
+  </w:style>
+  <w:style w:type="paragraph" w:customStyle="1" w:styleId="0903B96589FF4F1E896469DD303FEEF7">
+    <w:name w:val="0903B96589FF4F1E896469DD303FEEF7"/>
+    <w:rsid w:val="00013ED2"/>
+  </w:style>
+  <w:style w:type="paragraph" w:customStyle="1" w:styleId="6D2B48FB85294640AAA51EB2FE3852EE">
+    <w:name w:val="6D2B48FB85294640AAA51EB2FE3852EE"/>
+    <w:rsid w:val="00013ED2"/>
+  </w:style>
+  <w:style w:type="paragraph" w:customStyle="1" w:styleId="96F23C496E674688A0B9F6FA14D4FFBC">
+    <w:name w:val="96F23C496E674688A0B9F6FA14D4FFBC"/>
+    <w:rsid w:val="00013ED2"/>
+  </w:style>
+  <w:style w:type="paragraph" w:customStyle="1" w:styleId="EBDDB4909E1E4F66A48E7C45C49A307E">
+    <w:name w:val="EBDDB4909E1E4F66A48E7C45C49A307E"/>
+    <w:rsid w:val="00013ED2"/>
+  </w:style>
+  <w:style w:type="paragraph" w:customStyle="1" w:styleId="F6CCDC83F83B475EB7647181A013B599">
+    <w:name w:val="F6CCDC83F83B475EB7647181A013B599"/>
+    <w:rsid w:val="00013ED2"/>
+  </w:style>
+  <w:style w:type="paragraph" w:customStyle="1" w:styleId="637804086CAA4E67B4323A069A28D0C0">
+    <w:name w:val="637804086CAA4E67B4323A069A28D0C0"/>
+    <w:rsid w:val="00013ED2"/>
+  </w:style>
+  <w:style w:type="paragraph" w:customStyle="1" w:styleId="BB99EAF65A7A4C2380A93A2F30F3475E">
+    <w:name w:val="BB99EAF65A7A4C2380A93A2F30F3475E"/>
+    <w:rsid w:val="00013ED2"/>
+  </w:style>
+  <w:style w:type="paragraph" w:customStyle="1" w:styleId="D0D72291B7D24060BDC63842D5146B91">
+    <w:name w:val="D0D72291B7D24060BDC63842D5146B91"/>
+    <w:rsid w:val="00013ED2"/>
+  </w:style>
+  <w:style w:type="paragraph" w:customStyle="1" w:styleId="053653BBB8674A4CA55CBF98CE4CAFAE">
+    <w:name w:val="053653BBB8674A4CA55CBF98CE4CAFAE"/>
+    <w:rsid w:val="00013ED2"/>
+  </w:style>
+  <w:style w:type="paragraph" w:customStyle="1" w:styleId="0461C40B64C143AC9CB9F506A38205DB">
+    <w:name w:val="0461C40B64C143AC9CB9F506A38205DB"/>
+    <w:rsid w:val="00013ED2"/>
+  </w:style>
+  <w:style w:type="paragraph" w:customStyle="1" w:styleId="3D58C258D1AF4CEC9E022D7726537B6E">
+    <w:name w:val="3D58C258D1AF4CEC9E022D7726537B6E"/>
+    <w:rsid w:val="00013ED2"/>
+  </w:style>
+  <w:style w:type="paragraph" w:customStyle="1" w:styleId="147FDD4561B24563A86EE65B6A1EF3FC">
+    <w:name w:val="147FDD4561B24563A86EE65B6A1EF3FC"/>
+    <w:rsid w:val="00013ED2"/>
+  </w:style>
+  <w:style w:type="paragraph" w:customStyle="1" w:styleId="C619A187FDFF40CF917060C4D0BCD11C">
+    <w:name w:val="C619A187FDFF40CF917060C4D0BCD11C"/>
+    <w:rsid w:val="00013ED2"/>
+  </w:style>
+  <w:style w:type="paragraph" w:customStyle="1" w:styleId="63573549C9B44B5BB6F94E70ADB6E142">
+    <w:name w:val="63573549C9B44B5BB6F94E70ADB6E142"/>
+    <w:rsid w:val="00013ED2"/>
+  </w:style>
+  <w:style w:type="paragraph" w:customStyle="1" w:styleId="5C4D93B907BD44CCB0A74501E5841D1F">
+    <w:name w:val="5C4D93B907BD44CCB0A74501E5841D1F"/>
+    <w:rsid w:val="00013ED2"/>
+  </w:style>
+  <w:style w:type="paragraph" w:customStyle="1" w:styleId="C1F7BA4AF12F47FEBDE2C33E6C381B9B">
+    <w:name w:val="C1F7BA4AF12F47FEBDE2C33E6C381B9B"/>
+    <w:rsid w:val="00013ED2"/>
+  </w:style>
+  <w:style w:type="paragraph" w:customStyle="1" w:styleId="45840C3D45084F8D944E5E2F208CC357">
+    <w:name w:val="45840C3D45084F8D944E5E2F208CC357"/>
+    <w:rsid w:val="00013ED2"/>
+  </w:style>
+  <w:style w:type="paragraph" w:customStyle="1" w:styleId="CF26B88F3D704B9CACDA01027B532C47">
+    <w:name w:val="CF26B88F3D704B9CACDA01027B532C47"/>
+    <w:rsid w:val="00013ED2"/>
+  </w:style>
+  <w:style w:type="paragraph" w:customStyle="1" w:styleId="7C1236F0C37B4E8ABADA06B63CC60EEA">
+    <w:name w:val="7C1236F0C37B4E8ABADA06B63CC60EEA"/>
+    <w:rsid w:val="00013ED2"/>
+  </w:style>
+  <w:style w:type="paragraph" w:customStyle="1" w:styleId="942DA50A7A23412FAC67A6E216FD0BDE">
+    <w:name w:val="942DA50A7A23412FAC67A6E216FD0BDE"/>
+    <w:rsid w:val="00013ED2"/>
+  </w:style>
+  <w:style w:type="paragraph" w:customStyle="1" w:styleId="79B25190EFEB49D9A787E96769AF0E13">
+    <w:name w:val="79B25190EFEB49D9A787E96769AF0E13"/>
+    <w:rsid w:val="00013ED2"/>
+  </w:style>
+  <w:style w:type="paragraph" w:customStyle="1" w:styleId="2713D954797A4AE6B23C5021A6B92677">
+    <w:name w:val="2713D954797A4AE6B23C5021A6B92677"/>
+    <w:rsid w:val="00013ED2"/>
+  </w:style>
+  <w:style w:type="paragraph" w:customStyle="1" w:styleId="8A1BEEC72B6A4AA0992456281822A0D6">
+    <w:name w:val="8A1BEEC72B6A4AA0992456281822A0D6"/>
+    <w:rsid w:val="00013ED2"/>
+  </w:style>
+  <w:style w:type="paragraph" w:customStyle="1" w:styleId="E606C128492E41BA893346E039055E18">
+    <w:name w:val="E606C128492E41BA893346E039055E18"/>
+    <w:rsid w:val="00013ED2"/>
   </w:style>
 </w:styles>
 </file>
@@ -5874,8 +5862,11 @@
   <wetp:taskpane dockstate="right" visibility="0" width="350" row="1">
     <wetp:webextensionref xmlns:r="http://schemas.openxmlformats.org/officeDocument/2006/relationships" r:id="rId1"/>
   </wetp:taskpane>
+  <wetp:taskpane dockstate="right" visibility="0" width="350" row="2">
+    <wetp:webextensionref xmlns:r="http://schemas.openxmlformats.org/officeDocument/2006/relationships" r:id="rId2"/>
+  </wetp:taskpane>
   <wetp:taskpane dockstate="right" visibility="0" width="350" row="1">
-    <wetp:webextensionref xmlns:r="http://schemas.openxmlformats.org/officeDocument/2006/relationships" r:id="rId2"/>
+    <wetp:webextensionref xmlns:r="http://schemas.openxmlformats.org/officeDocument/2006/relationships" r:id="rId3"/>
   </wetp:taskpane>
 </wetp:taskpanes>
 </file>
@@ -5902,9 +5893,21 @@
 </we:webextension>
 </file>
 
-<file path=customXml/item1.xml>��< ? x m l   v e r s i o n = " 1 . 0 "   e n c o d i n g = " u t f - 1 6 " ? > - 
- < N a v W o r d R e p o r t X m l P a r t   x m l n s = " u r n : m i c r o s o f t - d y n a m i c s - n a v / r e p o r t s / S t a n d a r d _ S a l e s _ O r d e r _ C o n f / 1 3 0 5 / " > +<file path=word/webextensions/webextension3.xml><?xml version="1.0" encoding="utf-8"?>
+<we:webextension xmlns:we="http://schemas.microsoft.com/office/webextensions/webextension/2010/11" id="{9CE2E249-4ECA-4604-B7BC-31436A1F4F00}">
+  <we:reference id="WA200010453" version="1.0.0.1" store="Omex" storeType="OMEX"/>
+  <we:alternateReferences>
+    <we:reference id="WA200010453" version="1.0.0.1" store="WA200010453" storeType="OMEX"/>
+  </we:alternateReferences>
+  <we:properties>
+    <we:property name="claude.fileId" value="&quot;f59ddbdf-315f-48c8-8876-b21d983df718&quot;"/>
+  </we:properties>
+  <we:bindings/>
+  <we:snapshot xmlns:r="http://schemas.openxmlformats.org/officeDocument/2006/relationships"/>
+</we:webextension>
+</file>
+
+<file path=customXml/item1.xml>��< ? x m l   v e r s i o n = " 1 . 0 "   e n c o d i n g = " u t f - 1 6 " ? > < N a v W o r d R e p o r t X m l P a r t   x m l n s = " u r n : m i c r o s o f t - d y n a m i c s - b u s i n e s s c e n t r a l / i n t e r n a l / e x t e n d e d / r e p o r t s / S t a n d a r d _ S a l e s _ O r d e r _ C o n f / 1 3 0 5 / " >   
      < B C R e p o r t I n f o r m a t i o n >   
@@ -5968,549 +5971,515 @@
  
          < / R e p o r t R e q u e s t >   
-         < C o m p a n y M e t a d a t a > - 
-             < C o m p a n y N a m e > C o m p a n y   N a m e < / C o m p a n y N a m e > - 
-             < C o m p a n y D i s p l a y N a m e > C o m p a n y   D i s p l a y   N a m e < / C o m p a n y D i s p l a y N a m e > - 
-             < C o m p a n y A d d r e s s L i n e s > - 
-                 < C o m p a n y A d d r e s s L i n e > C o m p a n y   A d d r e s s   L i n e   1 < / C o m p a n y A d d r e s s L i n e > - 
-                 < C o m p a n y A d d r e s s L i n e > C o m p a n y   A d d r e s s   L i n e   2 < / C o m p a n y A d d r e s s L i n e > - 
-                 < C o m p a n y A d d r e s s L i n e > C o m p a n y   A d d r e s s   L i n e   3 < / C o m p a n y A d d r e s s L i n e > - 
-                 < C o m p a n y A d d r e s s L i n e > C o m p a n y   A d d r e s s   L i n e   4 < / C o m p a n y A d d r e s s L i n e > - 
-                 < C o m p a n y A d d r e s s L i n e > C o m p a n y   A d d r e s s   L i n e   5 < / C o m p a n y A d d r e s s L i n e > - 
-                 < C o m p a n y A d d r e s s L i n e > C o m p a n y   A d d r e s s   L i n e   6 < / C o m p a n y A d d r e s s L i n e > - 
-                 < C o m p a n y A d d r e s s L i n e > C o m p a n y   A d d r e s s   L i n e   7 < / C o m p a n y A d d r e s s L i n e > - 
-                 < C o m p a n y A d d r e s s L i n e > C o m p a n y   A d d r e s s   L i n e   8 < / C o m p a n y A d d r e s s L i n e > - 
-             < / C o m p a n y A d d r e s s L i n e s > - 
-             < C o m p a n y P h o n e > C o m p a n y   P h o n e < / C o m p a n y P h o n e > - 
-             < C o m p a n y P h o n e C a p t i o n > C o m p a n y   P h o n e   C a p t i o n < / C o m p a n y P h o n e C a p t i o n > - 
-             < C o m p a n y F a x N o > C o m p a n y   F a x   N o . < / C o m p a n y F a x N o > - 
-             < C o m p a n y F a x N o C a p t i o n > C o m p a n y   F a x   N o .   C a p t i o n < / C o m p a n y F a x N o C a p t i o n > - 
-             < C o m p a n y E m a i l > C o m p a n y   E m a i l < / C o m p a n y E m a i l > - 
-             < C o m p a n y E m a i l C a p t i o n > C o m p a n y   E m a i l   C a p t i o n < / C o m p a n y E m a i l C a p t i o n > - 
-             < C o m p a n y H o m e P a g e > C o m p a n y   H o m e   P a g e < / C o m p a n y H o m e P a g e > - 
-             < C o m p a n y H o m e P a g e C a p t i o n > C o m p a n y   H o m e   P a g e   C a p t i o n < / C o m p a n y H o m e P a g e C a p t i o n > - 
-             < C o m p a n y L o g o > C o m p a n y   L o g o < / C o m p a n y L o g o > - 
-             < C o m p a n y V A T R e g i s t r a t i o n N o > C o m p a n y   V A T   R e g i s t r a t i o n   N o . < / C o m p a n y V A T R e g i s t r a t i o n N o > - 
-             < C o m p a n y V A T R e g i s t r a t i o n N o C a p t i o n > C o m p a n y   V A T   R e g i s t r a t i o n   N o .   C a p t i o n < / C o m p a n y V A T R e g i s t r a t i o n N o C a p t i o n > - 
-             < C o m p a n y R e g i s t r a t i o n N o > C o m p a n y   R e g i s t r a t i o n   N o . < / C o m p a n y R e g i s t r a t i o n N o > - 
-             < C o m p a n y R e g i s t r a t i o n N o C a p t i o n > C o m p a n y   R e g i s t r a t i o n   N o .   C a p t i o n < / C o m p a n y R e g i s t r a t i o n N o C a p t i o n > - 
-             < C o m p a n y B a n k N a m e > C o m p a n y   B a n k   N a m e < / C o m p a n y B a n k N a m e > - 
-             < C o m p a n y B a n k N a m e C a p t i o n > C o m p a n y   B a n k   N a m e   C a p t i o n < / C o m p a n y B a n k N a m e C a p t i o n > - 
-             < C o m p a n y B a n k A c c o u n t N o > C o m p a n y   B a n k   A c c o u n t   N o . < / C o m p a n y B a n k A c c o u n t N o > - 
-             < C o m p a n y B a n k A c c o u n t N o C a p t i o n > C o m p a n y   B a n k   A c c o u n t   N o .   C a p t i o n < / C o m p a n y B a n k A c c o u n t N o C a p t i o n > - 
-             < C o m p a n y B a n k B r a n c h N o > C o m p a n y   B a n k   B r a n c h   N o . < / C o m p a n y B a n k B r a n c h N o > - 
-             < C o m p a n y B a n k B r a n c h N o C a p t i o n > C o m p a n y   B a n k   B r a n c h   N o .   C a p t i o n < / C o m p a n y B a n k B r a n c h N o C a p t i o n > - 
-             < C o m p a n y I B A N > C o m p a n y   I B A N < / C o m p a n y I B A N > - 
-             < C o m p a n y I B A N C a p t i o n > C o m p a n y   I B A N   C a p t i o n < / C o m p a n y I B A N C a p t i o n > - 
-             < C o m p a n y B a n k S W I F T > C o m p a n y   B a n k   S W I F T < / C o m p a n y B a n k S W I F T > - 
-             < C o m p a n y B a n k S W I F T C a p t i o n > C o m p a n y   B a n k   S W I F T   C a p t i o n < / C o m p a n y B a n k S W I F T C a p t i o n > - 
-             < C o m p a n y G i r o N o > C o m p a n y   G i r o   N o . < / C o m p a n y G i r o N o > - 
-             < C o m p a n y G i r o N o C a p t i o n > C o m p a n y   G i r o   N o .   C a p t i o n < / C o m p a n y G i r o N o C a p t i o n > - 
-         < / C o m p a n y M e t a d a t a > - 
      < / B C R e p o r t I n f o r m a t i o n >   
-     < H e a d e r > - 
-         < B i l l T o C o n t a c t E m a i l > B i l l T o C o n t a c t E m a i l < / B i l l T o C o n t a c t E m a i l > - 
-         < B i l l T o C o n t a c t E m a i l L b l > B i l l T o C o n t a c t E m a i l L b l < / B i l l T o C o n t a c t E m a i l L b l > - 
-         < B i l l T o C o n t a c t M o b i l e P h o n e N o > B i l l T o C o n t a c t M o b i l e P h o n e N o < / B i l l T o C o n t a c t M o b i l e P h o n e N o > - 
-         < B i l l T o C o n t a c t M o b i l e P h o n e N o L b l > B i l l T o C o n t a c t M o b i l e P h o n e N o L b l < / B i l l T o C o n t a c t M o b i l e P h o n e N o L b l > - 
-         < B i l l T o C o n t a c t P h o n e N o > B i l l T o C o n t a c t P h o n e N o < / B i l l T o C o n t a c t P h o n e N o > - 
-         < B i l l T o C o n t a c t P h o n e N o L b l > B i l l T o C o n t a c t P h o n e N o L b l < / B i l l T o C o n t a c t P h o n e N o L b l > - 
-         < B i l l t o C u s t o m e r N o _ L b l > B i l l t o C u s t o m e r N o _ L b l < / B i l l t o C u s t o m e r N o _ L b l > - 
-         < B i l l t o C u s t u m e r N o > B i l l t o C u s t u m e r N o < / B i l l t o C u s t u m e r N o > - 
-         < C o m p a n y A d d r e s s 1 > C o m p a n y A d d r e s s 1 < / C o m p a n y A d d r e s s 1 > - 
-         < C o m p a n y A d d r e s s 2 > C o m p a n y A d d r e s s 2 < / C o m p a n y A d d r e s s 2 > - 
-         < C o m p a n y A d d r e s s 3 > C o m p a n y A d d r e s s 3 < / C o m p a n y A d d r e s s 3 > - 
-         < C o m p a n y A d d r e s s 4 > C o m p a n y A d d r e s s 4 < / C o m p a n y A d d r e s s 4 > - 
-         < C o m p a n y A d d r e s s 5 > C o m p a n y A d d r e s s 5 < / C o m p a n y A d d r e s s 5 > - 
-         < C o m p a n y A d d r e s s 6 > C o m p a n y A d d r e s s 6 < / C o m p a n y A d d r e s s 6 > - 
-         < C o m p a n y A d d r e s s 7 > C o m p a n y A d d r e s s 7 < / C o m p a n y A d d r e s s 7 > - 
-         < C o m p a n y A d d r e s s 8 > C o m p a n y A d d r e s s 8 < / C o m p a n y A d d r e s s 8 > - 
-         < C o m p a n y B a n k A c c o u n t N o > C o m p a n y B a n k A c c o u n t N o < / C o m p a n y B a n k A c c o u n t N o > - 
-         < C o m p a n y B a n k A c c o u n t N o _ L b l > C o m p a n y B a n k A c c o u n t N o _ L b l < / C o m p a n y B a n k A c c o u n t N o _ L b l > - 
-         < C o m p a n y B a n k B r a n c h N o > C o m p a n y B a n k B r a n c h N o < / C o m p a n y B a n k B r a n c h N o > - 
-         < C o m p a n y B a n k B r a n c h N o _ L b l > C o m p a n y B a n k B r a n c h N o _ L b l < / C o m p a n y B a n k B r a n c h N o _ L b l > - 
-         < C o m p a n y B a n k N a m e > C o m p a n y B a n k N a m e < / C o m p a n y B a n k N a m e > - 
-         < C o m p a n y B a n k N a m e _ L b l > C o m p a n y B a n k N a m e _ L b l < / C o m p a n y B a n k N a m e _ L b l > - 
-         < C o m p a n y C u s t o m G i r o > C o m p a n y C u s t o m G i r o < / C o m p a n y C u s t o m G i r o > - 
-         < C o m p a n y C u s t o m G i r o _ L b l > C o m p a n y C u s t o m G i r o _ L b l < / C o m p a n y C u s t o m G i r o _ L b l > - 
-         < C o m p a n y E M a i l > C o m p a n y E M a i l < / C o m p a n y E M a i l > - 
-         < C o m p a n y G i r o N o > C o m p a n y G i r o N o < / C o m p a n y G i r o N o > - 
-         < C o m p a n y G i r o N o _ L b l > C o m p a n y G i r o N o _ L b l < / C o m p a n y G i r o N o _ L b l > - 
-         < C o m p a n y H o m e P a g e > C o m p a n y H o m e P a g e < / C o m p a n y H o m e P a g e > - 
-         < C o m p a n y I B A N > C o m p a n y I B A N < / C o m p a n y I B A N > - 
-         < C o m p a n y I B A N _ L b l > C o m p a n y I B A N _ L b l < / C o m p a n y I B A N _ L b l > - 
-         < C o m p a n y L e g a l O f f i c e > C o m p a n y L e g a l O f f i c e < / C o m p a n y L e g a l O f f i c e > - 
-         < C o m p a n y L e g a l O f f i c e _ L b l > C o m p a n y L e g a l O f f i c e _ L b l < / C o m p a n y L e g a l O f f i c e _ L b l > - 
-         < C o m p a n y L e g a l S t a t e m e n t > C o m p a n y L e g a l S t a t e m e n t < / C o m p a n y L e g a l S t a t e m e n t > - 
-         < C o m p a n y L o g o P o s i t i o n > C o m p a n y L o g o P o s i t i o n < / C o m p a n y L o g o P o s i t i o n > - 
-         < C o m p a n y P h o n e N o > C o m p a n y P h o n e N o < / C o m p a n y P h o n e N o > - 
-         < C o m p a n y P h o n e N o _ L b l > C o m p a n y P h o n e N o _ L b l < / C o m p a n y P h o n e N o _ L b l > - 
-         < C o m p a n y P i c t u r e   / > - 
-         < C o m p a n y R e g i s t r a t i o n N u m b e r > C o m p a n y R e g i s t r a t i o n N u m b e r < / C o m p a n y R e g i s t r a t i o n N u m b e r > - 
-         < C o m p a n y R e g i s t r a t i o n N u m b e r _ L b l > C o m p a n y R e g i s t r a t i o n N u m b e r _ L b l < / C o m p a n y R e g i s t r a t i o n N u m b e r _ L b l > - 
-         < C o m p a n y S W I F T > C o m p a n y S W I F T < / C o m p a n y S W I F T > - 
-         < C o m p a n y S W I F T _ L b l > C o m p a n y S W I F T _ L b l < / C o m p a n y S W I F T _ L b l > - 
-         < C o m p a n y V A T R e g i s t r a t i o n N o > C o m p a n y V A T R e g i s t r a t i o n N o < / C o m p a n y V A T R e g i s t r a t i o n N o > - 
-         < C o m p a n y V A T R e g i s t r a t i o n N o _ L b l > C o m p a n y V A T R e g i s t r a t i o n N o _ L b l < / C o m p a n y V A T R e g i s t r a t i o n N o _ L b l > - 
-         < C o m p a n y V A T R e g N o > C o m p a n y V A T R e g N o < / C o m p a n y V A T R e g N o > - 
-         < C o m p a n y V A T R e g N o _ L b l > C o m p a n y V A T R e g N o _ L b l < / C o m p a n y V A T R e g N o _ L b l > - 
-         < C o p y _ L b l > C o p y _ L b l < / C o p y _ L b l > - 
-         < C u s t o m e r A d d r e s s 1 > C u s t o m e r A d d r e s s 1 < / C u s t o m e r A d d r e s s 1 > - 
-         < C u s t o m e r A d d r e s s 2 > C u s t o m e r A d d r e s s 2 < / C u s t o m e r A d d r e s s 2 > - 
-         < C u s t o m e r A d d r e s s 3 > C u s t o m e r A d d r e s s 3 < / C u s t o m e r A d d r e s s 3 > - 
-         < C u s t o m e r A d d r e s s 4 > C u s t o m e r A d d r e s s 4 < / C u s t o m e r A d d r e s s 4 > - 
-         < C u s t o m e r A d d r e s s 5 > C u s t o m e r A d d r e s s 5 < / C u s t o m e r A d d r e s s 5 > - 
-         < C u s t o m e r A d d r e s s 6 > C u s t o m e r A d d r e s s 6 < / C u s t o m e r A d d r e s s 6 > - 
-         < C u s t o m e r A d d r e s s 7 > C u s t o m e r A d d r e s s 7 < / C u s t o m e r A d d r e s s 7 > - 
-         < C u s t o m e r A d d r e s s 8 > C u s t o m e r A d d r e s s 8 < / C u s t o m e r A d d r e s s 8 > - 
-         < C u s t o m e r P o s t a l B a r C o d e > C u s t o m e r P o s t a l B a r C o d e < / C u s t o m e r P o s t a l B a r C o d e > - 
-         < D o c u m e n t C o p y T e x t > D o c u m e n t C o p y T e x t < / D o c u m e n t C o p y T e x t > - 
-         < D o c u m e n t D a t e > D o c u m e n t D a t e < / D o c u m e n t D a t e > - 
-         < D o c u m e n t D a t e _ L b l > D o c u m e n t D a t e _ L b l < / D o c u m e n t D a t e _ L b l > - 
-         < D o c u m e n t N o > D o c u m e n t N o < / D o c u m e n t N o > - 
-         < D o c u m e n t N o _ L b l > D o c u m e n t N o _ L b l < / D o c u m e n t N o _ L b l > - 
-         < D u e D a t e > D u e D a t e < / D u e D a t e > - 
-         < D u e D a t e _ L b l > D u e D a t e _ L b l < / D u e D a t e _ L b l > - 
-         < E M a i l _ L b l > E M a i l _ L b l < / E M a i l _ L b l > - 
-         < E x c h a n g e R a t e A s T e x t > E x c h a n g e R a t e A s T e x t < / E x c h a n g e R a t e A s T e x t > - 
-         < E x t D o c N o _ S a l e s H e a d e r > E x t D o c N o _ S a l e s H e a d e r < / E x t D o c N o _ S a l e s H e a d e r > - 
-         < E x t D o c N o _ S a l e s H e a d e r _ L b l > E x t D o c N o _ S a l e s H e a d e r _ L b l < / E x t D o c N o _ S a l e s H e a d e r _ L b l > - 
-         < H o m e P a g e _ L b l > H o m e P a g e _ L b l < / H o m e P a g e _ L b l > - 
-         < I n v o i c e D i s c o u n t A m o u n t _ L b l > I n v o i c e D i s c o u n t A m o u n t _ L b l < / I n v o i c e D i s c o u n t A m o u n t _ L b l > - 
-         < I n v o i c e D i s c o u n t B a s e A m o u n t _ L b l > I n v o i c e D i s c o u n t B a s e A m o u n t _ L b l < / I n v o i c e D i s c o u n t B a s e A m o u n t _ L b l > - 
-         < I n v o i c e _ L b l > I n v o i c e _ L b l < / I n v o i c e _ L b l > - 
-         < L e g a l E n t i t y T y p e > L e g a l E n t i t y T y p e < / L e g a l E n t i t y T y p e > - 
-         < L e g a l E n t i t y T y p e _ L b l > L e g a l E n t i t y T y p e _ L b l < / L e g a l E n t i t y T y p e _ L b l > - 
-         < L i n e A m o u n t A f t e r I n v o i c e D i s c o u n t _ L b l > L i n e A m o u n t A f t e r I n v o i c e D i s c o u n t _ L b l < / L i n e A m o u n t A f t e r I n v o i c e D i s c o u n t _ L b l > - 
-         < L o c a l C u r r e n c y _ L b l > L o c a l C u r r e n c y _ L b l < / L o c a l C u r r e n c y _ L b l > - 
-         < P a g e _ L b l > P a g e _ L b l < / P a g e _ L b l > - 
-         < P a y m e n t M e t h o d D e s c r i p t i o n > P a y m e n t M e t h o d D e s c r i p t i o n < / P a y m e n t M e t h o d D e s c r i p t i o n > - 
-         < P a y m e n t M e t h o d D e s c r i p t i o n _ L b l > P a y m e n t M e t h o d D e s c r i p t i o n _ L b l < / P a y m e n t M e t h o d D e s c r i p t i o n _ L b l > - 
-         < P a y m e n t T e r m s D e s c r i p t i o n > P a y m e n t T e r m s D e s c r i p t i o n < / P a y m e n t T e r m s D e s c r i p t i o n > - 
-         < P a y m e n t T e r m s D e s c r i p t i o n _ L b l > P a y m e n t T e r m s D e s c r i p t i o n _ L b l < / P a y m e n t T e r m s D e s c r i p t i o n _ L b l > - 
-         < P r i c e s I n c l u d i n g V A T > P r i c e s I n c l u d i n g V A T < / P r i c e s I n c l u d i n g V A T > - 
-         < P r i c e s I n c l u d i n g V A T Y e s N o > P r i c e s I n c l u d i n g V A T Y e s N o < / P r i c e s I n c l u d i n g V A T Y e s N o > - 
-         < P r i c e s I n c l u d i n g V A T _ L b l > P r i c e s I n c l u d i n g V A T _ L b l < / P r i c e s I n c l u d i n g V A T _ L b l > - 
-         < Q u o t e N o > Q u o t e N o < / Q u o t e N o > - 
-         < Q u o t e N o _ L b l > Q u o t e N o _ L b l < / Q u o t e N o _ L b l > - 
-         < S a l e s I n v o i c e L i n e D i s c o u n t _ L b l > S a l e s I n v o i c e L i n e D i s c o u n t _ L b l < / S a l e s I n v o i c e L i n e D i s c o u n t _ L b l > - 
-         < S a l e s P e r s o n N a m e > S a l e s P e r s o n N a m e < / S a l e s P e r s o n N a m e > - 
-         < S a l e s P e r s o n T e x t _ L b l > S a l e s P e r s o n T e x t _ L b l < / S a l e s P e r s o n T e x t _ L b l > - 
-         < S a l e s P e r s o n _ L b l > S a l e s P e r s o n _ L b l < / S a l e s P e r s o n _ L b l > - 
-         < S e l l T o C o n t a c t E m a i l > S e l l T o C o n t a c t E m a i l < / S e l l T o C o n t a c t E m a i l > - 
-         < S e l l T o C o n t a c t E m a i l L b l > S e l l T o C o n t a c t E m a i l L b l < / S e l l T o C o n t a c t E m a i l L b l > - 
-         < S e l l T o C o n t a c t M o b i l e P h o n e N o > S e l l T o C o n t a c t M o b i l e P h o n e N o < / S e l l T o C o n t a c t M o b i l e P h o n e N o > - 
-         < S e l l T o C o n t a c t M o b i l e P h o n e N o L b l > S e l l T o C o n t a c t M o b i l e P h o n e N o L b l < / S e l l T o C o n t a c t M o b i l e P h o n e N o L b l > - 
-         < S e l l T o C o n t a c t P h o n e N o > S e l l T o C o n t a c t P h o n e N o < / S e l l T o C o n t a c t P h o n e N o > - 
-         < S e l l T o C o n t a c t P h o n e N o L b l > S e l l T o C o n t a c t P h o n e N o L b l < / S e l l T o C o n t a c t P h o n e N o L b l > - 
-         < S e l l t o C u s t o m e r N o > S e l l t o C u s t o m e r N o < / S e l l t o C u s t o m e r N o > - 
-         < S e l l t o C u s t o m e r N o _ L b l > S e l l t o C u s t o m e r N o _ L b l < / S e l l t o C u s t o m e r N o _ L b l > - 
-         < S e l l T o F a x N o > S e l l T o F a x N o < / S e l l T o F a x N o > - 
-         < S e l l T o P h o n e N o > S e l l T o P h o n e N o < / S e l l T o P h o n e N o > - 
-         < S h i p m e n t D a t e > S h i p m e n t D a t e < / S h i p m e n t D a t e > - 
-         < S h i p m e n t D a t e _ L b l > S h i p m e n t D a t e _ L b l < / S h i p m e n t D a t e _ L b l > - 
-         < S h i p m e n t M e t h o d D e s c r i p t i o n > S h i p m e n t M e t h o d D e s c r i p t i o n < / S h i p m e n t M e t h o d D e s c r i p t i o n > - 
-         < S h i p m e n t M e t h o d D e s c r i p t i o n _ L b l > S h i p m e n t M e t h o d D e s c r i p t i o n _ L b l < / S h i p m e n t M e t h o d D e s c r i p t i o n _ L b l > - 
-         < S h i p m e n t _ L b l > S h i p m e n t _ L b l < / S h i p m e n t _ L b l > - 
-         < S h i p T o A d d r e s s 1 > S h i p T o A d d r e s s 1 < / S h i p T o A d d r e s s 1 > - 
-         < S h i p T o A d d r e s s 2 > S h i p T o A d d r e s s 2 < / S h i p T o A d d r e s s 2 > - 
-         < S h i p T o A d d r e s s 3 > S h i p T o A d d r e s s 3 < / S h i p T o A d d r e s s 3 > - 
-         < S h i p T o A d d r e s s 4 > S h i p T o A d d r e s s 4 < / S h i p T o A d d r e s s 4 > - 
-         < S h i p T o A d d r e s s 5 > S h i p T o A d d r e s s 5 < / S h i p T o A d d r e s s 5 > - 
-         < S h i p T o A d d r e s s 6 > S h i p T o A d d r e s s 6 < / S h i p T o A d d r e s s 6 > - 
-         < S h i p T o A d d r e s s 7 > S h i p T o A d d r e s s 7 < / S h i p T o A d d r e s s 7 > - 
-         < S h i p T o A d d r e s s 8 > S h i p T o A d d r e s s 8 < / S h i p T o A d d r e s s 8 > - 
-         < S h i p T o A d d r e s s _ L b l > S h i p T o A d d r e s s _ L b l < / S h i p T o A d d r e s s _ L b l > - 
-         < S h i p T o P h o n e N o > S h i p T o P h o n e N o < / S h i p T o P h o n e N o > - 
-         < S h o w S h i p p i n g A d d r e s s > S h o w S h i p p i n g A d d r e s s < / S h o w S h i p p i n g A d d r e s s > - 
-         < S h o w W o r k D e s c r i p t i o n > S h o w W o r k D e s c r i p t i o n < / S h o w W o r k D e s c r i p t i o n > - 
-         < S u b t o t a l _ L b l > S u b t o t a l _ L b l < / S u b t o t a l _ L b l > - 
-         < T o t a l _ L b l > T o t a l _ L b l < / T o t a l _ L b l > - 
-         < V A T A m o u n t S p e c i f i c a t i o n _ L b l > V A T A m o u n t S p e c i f i c a t i o n _ L b l < / V A T A m o u n t S p e c i f i c a t i o n _ L b l > - 
-         < V A T A m o u n t _ L b l > V A T A m o u n t _ L b l < / V A T A m o u n t _ L b l > - 
-         < V A T B a s e _ L b l > V A T B a s e _ L b l < / V A T B a s e _ L b l > - 
-         < V A T C l a u s e s _ L b l > V A T C l a u s e s _ L b l < / V A T C l a u s e s _ L b l > - 
-         < V A T C l a u s e _ L b l > V A T C l a u s e _ L b l < / V A T C l a u s e _ L b l > - 
-         < V A T I d e n t i f i e r _ L b l > V A T I d e n t i f i e r _ L b l < / V A T I d e n t i f i e r _ L b l > - 
-         < V A T P e r c e n t a g e _ L b l > V A T P e r c e n t a g e _ L b l < / V A T P e r c e n t a g e _ L b l > - 
-         < V A T R e g i s t r a t i o n N o > V A T R e g i s t r a t i o n N o < / V A T R e g i s t r a t i o n N o > - 
-         < V A T R e g i s t r a t i o n N o _ L b l > V A T R e g i s t r a t i o n N o _ L b l < / V A T R e g i s t r a t i o n N o _ L b l > - 
-         < Y o u r R e f e r e n c e > Y o u r R e f e r e n c e < / Y o u r R e f e r e n c e > - 
-         < Y o u r R e f e r e n c e _ L b l > Y o u r R e f e r e n c e _ L b l < / Y o u r R e f e r e n c e _ L b l > - 
-         < L i n e > - 
-             < A m o u n t E x c l u d i n g V A T _ L i n e > A m o u n t E x c l u d i n g V A T _ L i n e < / A m o u n t E x c l u d i n g V A T _ L i n e > - 
-             < A m o u n t E x c l u d i n g V A T _ L i n e _ L b l > A m o u n t E x c l u d i n g V A T _ L i n e _ L b l < / A m o u n t E x c l u d i n g V A T _ L i n e _ L b l > - 
-             < A m o u n t I n c l u d i n g V A T _ L i n e > A m o u n t I n c l u d i n g V A T _ L i n e < / A m o u n t I n c l u d i n g V A T _ L i n e > - 
-             < A m o u n t I n c l u d i n g V A T _ L i n e _ L b l > A m o u n t I n c l u d i n g V A T _ L i n e _ L b l < / A m o u n t I n c l u d i n g V A T _ L i n e _ L b l > - 
-             < D e s c r i p t i o n _ L i n e > D e s c r i p t i o n _ L i n e < / D e s c r i p t i o n _ L i n e > - 
-             < D e s c r i p t i o n _ L i n e _ L b l > D e s c r i p t i o n _ L i n e _ L b l < / D e s c r i p t i o n _ L i n e _ L b l > - 
-             < I t e m N o _ L i n e > I t e m N o _ L i n e < / I t e m N o _ L i n e > - 
-             < I t e m N o _ L i n e _ L b l > I t e m N o _ L i n e _ L b l < / I t e m N o _ L i n e _ L b l > - 
-             < I t e m R e f e r e n c e N o > I t e m R e f e r e n c e N o < / I t e m R e f e r e n c e N o > - 
-             < I t e m R e f e r e n c e N o _ L b l > I t e m R e f e r e n c e N o _ L b l < / I t e m R e f e r e n c e N o _ L b l > - 
-             < L i n e A m o u n t _ L i n e > L i n e A m o u n t _ L i n e < / L i n e A m o u n t _ L i n e > - 
-             < L i n e A m o u n t _ L i n e _ L b l > L i n e A m o u n t _ L i n e _ L b l < / L i n e A m o u n t _ L i n e _ L b l > - 
-             < L i n e D i s c o u n t P e r c e n t T e x t _ L i n e > L i n e D i s c o u n t P e r c e n t T e x t _ L i n e < / L i n e D i s c o u n t P e r c e n t T e x t _ L i n e > - 
-             < L i n e D i s c o u n t P e r c e n t _ L i n e > L i n e D i s c o u n t P e r c e n t _ L i n e < / L i n e D i s c o u n t P e r c e n t _ L i n e > - 
-             < L i n e N o _ L i n e > L i n e N o _ L i n e < / L i n e N o _ L i n e > - 
-             < P l a n n e d S h i p m e n t D a t e _ L i n e > P l a n n e d S h i p m e n t D a t e _ L i n e < / P l a n n e d S h i p m e n t D a t e _ L i n e > - 
-             < P l a n n e d S h i p m e n t D a t e _ L i n e _ L b l > P l a n n e d S h i p m e n t D a t e _ L i n e _ L b l < / P l a n n e d S h i p m e n t D a t e _ L i n e _ L b l > - 
-             < Q u a n t i t y _ L i n e > Q u a n t i t y _ L i n e < / Q u a n t i t y _ L i n e > - 
-             < Q u a n t i t y _ L i n e _ L b l > Q u a n t i t y _ L i n e _ L b l < / Q u a n t i t y _ L i n e _ L b l > - 
-             < S h i p m e n t D a t e _ L i n e > S h i p m e n t D a t e _ L i n e < / S h i p m e n t D a t e _ L i n e > - 
-             < S h i p m e n t D a t e _ L i n e _ L b l > S h i p m e n t D a t e _ L i n e _ L b l < / S h i p m e n t D a t e _ L i n e _ L b l > - 
-             < T r a n s H e a d e r A m o u n t > T r a n s H e a d e r A m o u n t < / T r a n s H e a d e r A m o u n t > - 
-             < T y p e _ L i n e > T y p e _ L i n e < / T y p e _ L i n e > - 
-             < U n i t O f M e a s u r e > U n i t O f M e a s u r e < / U n i t O f M e a s u r e > - 
-             < U n i t O f M e a s u r e _ L b l > U n i t O f M e a s u r e _ L b l < / U n i t O f M e a s u r e _ L b l > - 
-             < U n i t P r i c e > U n i t P r i c e < / U n i t P r i c e > - 
-             < U n i t P r i c e _ L b l > U n i t P r i c e _ L b l < / U n i t P r i c e _ L b l > - 
-             < V A T I d e n t i f i e r _ L i n e > V A T I d e n t i f i e r _ L i n e < / V A T I d e n t i f i e r _ L i n e > - 
-             < V A T I d e n t i f i e r _ L i n e _ L b l > V A T I d e n t i f i e r _ L i n e _ L b l < / V A T I d e n t i f i e r _ L i n e _ L b l > - 
-             < V A T P c t _ L i n e > V A T P c t _ L i n e < / V A T P c t _ L i n e > - 
-             < V A T P c t _ L i n e _ L b l > V A T P c t _ L i n e _ L b l < / V A T P c t _ L i n e _ L b l > - 
-             < A s s e m b l y L i n e > - 
-                 < D e s c r i p t i o n _ A s s e m b l y L i n e > D e s c r i p t i o n _ A s s e m b l y L i n e < / D e s c r i p t i o n _ A s s e m b l y L i n e > - 
-                 < L i n e N o _ A s s e m b l y L i n e > L i n e N o _ A s s e m b l y L i n e < / L i n e N o _ A s s e m b l y L i n e > - 
-                 < Q u a n t i t y _ A s s e m b l y L i n e > Q u a n t i t y _ A s s e m b l y L i n e < / Q u a n t i t y _ A s s e m b l y L i n e > - 
-                 < U n i t O f M e a s u r e _ A s s e m b l y L i n e > U n i t O f M e a s u r e _ A s s e m b l y L i n e < / U n i t O f M e a s u r e _ A s s e m b l y L i n e > - 
-                 < V a r i a n t C o d e _ A s s e m b l y L i n e > V a r i a n t C o d e _ A s s e m b l y L i n e < / V a r i a n t C o d e _ A s s e m b l y L i n e > +     < T o o l t i p s / > + 
+     < H e a d e r   E l e m e n t T y p e = " D a t a I t e m "   E l e m e n t I d = " 1 2 4 0 3 7 3 8 8 6 " > + 
+         < B i l l T o C o n t a c t E m a i l   E l e m e n t T y p e = " C o l u m n "   E l e m e n t I d = " 3 3 5 8 2 7 8 9 5 "   D a t a T y p e = " T e x t " > B i l l T o C o n t a c t E m a i l < / B i l l T o C o n t a c t E m a i l > + 
+         < B i l l T o C o n t a c t E m a i l L b l   E l e m e n t T y p e = " C o l u m n "   E l e m e n t I d = " 2 9 6 4 7 8 3 6 5 "   D a t a T y p e = " T e x t C o n s t " > B i l l T o C o n t a c t E m a i l L b l < / B i l l T o C o n t a c t E m a i l L b l > + 
+         < B i l l T o C o n t a c t M o b i l e P h o n e N o   E l e m e n t T y p e = " C o l u m n "   E l e m e n t I d = " 2 4 8 4 8 8 6 9 6 "   D a t a T y p e = " T e x t " > B i l l T o C o n t a c t M o b i l e P h o n e N o < / B i l l T o C o n t a c t M o b i l e P h o n e N o > + 
+         < B i l l T o C o n t a c t M o b i l e P h o n e N o L b l   E l e m e n t T y p e = " C o l u m n "   E l e m e n t I d = " 2 7 6 3 1 1 3 3 8 "   D a t a T y p e = " T e x t C o n s t " > B i l l T o C o n t a c t M o b i l e P h o n e N o L b l < / B i l l T o C o n t a c t M o b i l e P h o n e N o L b l > + 
+         < B i l l T o C o n t a c t P h o n e N o   E l e m e n t T y p e = " C o l u m n "   E l e m e n t I d = " 3 6 2 4 7 7 4 8 8 "   D a t a T y p e = " T e x t " > B i l l T o C o n t a c t P h o n e N o < / B i l l T o C o n t a c t P h o n e N o > + 
+         < B i l l T o C o n t a c t P h o n e N o L b l   E l e m e n t T y p e = " C o l u m n "   E l e m e n t I d = " 2 1 2 3 3 4 5 9 6 6 "   D a t a T y p e = " T e x t C o n s t " > B i l l T o C o n t a c t P h o n e N o L b l < / B i l l T o C o n t a c t P h o n e N o L b l > + 
+         < B i l l t o C u s t o m e r N o _ L b l   E l e m e n t T y p e = " C o l u m n "   E l e m e n t I d = " 3 6 9 3 0 7 8 1 3 "   D a t a T y p e = " S t r i n g " > B i l l t o C u s t o m e r N o _ L b l < / B i l l t o C u s t o m e r N o _ L b l > + 
+         < B i l l t o C u s t u m e r N o   E l e m e n t T y p e = " C o l u m n "   E l e m e n t I d = " 2 8 0 4 7 3 0 5 8 "   D a t a T y p e = " C o d e " > B i l l t o C u s t u m e r N o < / B i l l t o C u s t u m e r N o > + 
+         < C o m p a n y A d d r e s s 1   E l e m e n t T y p e = " C o l u m n "   E l e m e n t I d = " 1 8 8 4 1 6 4 3 2 3 "   D a t a T y p e = " T e x t " > C o m p a n y A d d r e s s 1 < / C o m p a n y A d d r e s s 1 > + 
+         < C o m p a n y A d d r e s s 2   E l e m e n t T y p e = " C o l u m n "   E l e m e n t I d = " 1 2 4 6 4 6 7 7 0 6 "   D a t a T y p e = " T e x t " > C o m p a n y A d d r e s s 2 < / C o m p a n y A d d r e s s 2 > + 
+         < C o m p a n y A d d r e s s 3   E l e m e n t T y p e = " C o l u m n "   E l e m e n t I d = " 6 0 8 7 7 1 0 8 9 "   D a t a T y p e = " T e x t " > C o m p a n y A d d r e s s 3 < / C o m p a n y A d d r e s s 3 > + 
+         < C o m p a n y A d d r e s s 4   E l e m e n t T y p e = " C o l u m n "   E l e m e n t I d = " 7 7 7 6 8 0 1 1 2 "   D a t a T y p e = " T e x t " > C o m p a n y A d d r e s s 4 < / C o m p a n y A d d r e s s 4 > + 
+         < C o m p a n y A d d r e s s 5   E l e m e n t T y p e = " C o l u m n "   E l e m e n t I d = " 1 3 9 9 8 3 4 9 5 "   D a t a T y p e = " T e x t " > C o m p a n y A d d r e s s 5 < / C o m p a n y A d d r e s s 5 > + 
+         < C o m p a n y A d d r e s s 6   E l e m e n t T y p e = " C o l u m n "   E l e m e n t I d = " 4 9 7 7 1 3 1 2 2 "   D a t a T y p e = " T e x t " > C o m p a n y A d d r e s s 6 < / C o m p a n y A d d r e s s 6 > + 
+         < C o m p a n y A d d r e s s 7   E l e m e n t T y p e = " C o l u m n "   E l e m e n t I d = " 1 1 3 5 4 0 9 7 3 9 "   D a t a T y p e = " T e x t " > C o m p a n y A d d r e s s 7 < / C o m p a n y A d d r e s s 7 > + 
+         < C o m p a n y A d d r e s s 8   E l e m e n t T y p e = " C o l u m n "   E l e m e n t I d = " 1 7 1 5 2 5 5 3 0 0 "   D a t a T y p e = " T e x t " > C o m p a n y A d d r e s s 8 < / C o m p a n y A d d r e s s 8 > + 
+         < C o m p a n y B a n k A c c o u n t N o   E l e m e n t T y p e = " C o l u m n "   E l e m e n t I d = " 3 0 1 4 0 2 0 4 "   D a t a T y p e = " T e x t " > C o m p a n y B a n k A c c o u n t N o < / C o m p a n y B a n k A c c o u n t N o > + 
+         < C o m p a n y B a n k A c c o u n t N o _ L b l   E l e m e n t T y p e = " C o l u m n "   E l e m e n t I d = " 1 0 9 7 7 4 3 3 4 5 "   D a t a T y p e = " T e x t C o n s t " > C o m p a n y B a n k A c c o u n t N o _ L b l < / C o m p a n y B a n k A c c o u n t N o _ L b l > + 
+         < C o m p a n y B a n k B r a n c h N o   E l e m e n t T y p e = " C o l u m n "   E l e m e n t I d = " 7 9 3 1 3 3 0 5 7 "   D a t a T y p e = " T e x t " > C o m p a n y B a n k B r a n c h N o < / C o m p a n y B a n k B r a n c h N o > + 
+         < C o m p a n y B a n k B r a n c h N o _ L b l   E l e m e n t T y p e = " C o l u m n "   E l e m e n t I d = " 3 2 7 9 0 6 6 9 2 "   D a t a T y p e = " S t r i n g " > C o m p a n y B a n k B r a n c h N o _ L b l < / C o m p a n y B a n k B r a n c h N o _ L b l > + 
+         < C o m p a n y B a n k N a m e   E l e m e n t T y p e = " C o l u m n "   E l e m e n t I d = " 1 5 3 4 9 0 5 6 0 5 "   D a t a T y p e = " T e x t " > C o m p a n y B a n k N a m e < / C o m p a n y B a n k N a m e > + 
+         < C o m p a n y B a n k N a m e _ L b l   E l e m e n t T y p e = " C o l u m n "   E l e m e n t I d = " 1 2 0 4 3 0 7 0 1 4 "   D a t a T y p e = " T e x t C o n s t " > C o m p a n y B a n k N a m e _ L b l < / C o m p a n y B a n k N a m e _ L b l > + 
+         < C o m p a n y C u s t o m G i r o   E l e m e n t T y p e = " C o l u m n "   E l e m e n t I d = " 1 6 7 0 4 7 5 7 9 8 "   D a t a T y p e = " T e x t " > C o m p a n y C u s t o m G i r o < / C o m p a n y C u s t o m G i r o > + 
+         < C o m p a n y C u s t o m G i r o _ L b l   E l e m e n t T y p e = " C o l u m n "   E l e m e n t I d = " 8 9 1 4 3 9 6 2 5 "   D a t a T y p e = " T e x t " > C o m p a n y C u s t o m G i r o _ L b l < / C o m p a n y C u s t o m G i r o _ L b l > + 
+         < C o m p a n y E M a i l   E l e m e n t T y p e = " C o l u m n "   E l e m e n t I d = " 1 6 7 7 0 7 4 0 5 8 "   D a t a T y p e = " T e x t " > C o m p a n y E M a i l < / C o m p a n y E M a i l > + 
+         < C o m p a n y G i r o N o   E l e m e n t T y p e = " C o l u m n "   E l e m e n t I d = " 1 3 6 0 1 9 6 3 2 0 "   D a t a T y p e = " T e x t " > C o m p a n y G i r o N o < / C o m p a n y G i r o N o > + 
+         < C o m p a n y G i r o N o _ L b l   E l e m e n t T y p e = " C o l u m n "   E l e m e n t I d = " 8 6 1 6 0 2 1 1 5 "   D a t a T y p e = " T e x t C o n s t " > C o m p a n y G i r o N o _ L b l < / C o m p a n y G i r o N o _ L b l > + 
+         < C o m p a n y H o m e P a g e   E l e m e n t T y p e = " C o l u m n "   E l e m e n t I d = " 1 9 8 9 1 8 8 7 0 "   D a t a T y p e = " T e x t " > C o m p a n y H o m e P a g e < / C o m p a n y H o m e P a g e > + 
+         < C o m p a n y I B A N   E l e m e n t T y p e = " C o l u m n "   E l e m e n t I d = " 9 0 6 5 4 9 1 8 2 "   D a t a T y p e = " C o d e " > C o m p a n y I B A N < / C o m p a n y I B A N > + 
+         < C o m p a n y I B A N _ L b l   E l e m e n t T y p e = " C o l u m n "   E l e m e n t I d = " 1 2 6 7 9 5 2 2 2 7 "   D a t a T y p e = " S t r i n g " > C o m p a n y I B A N _ L b l < / C o m p a n y I B A N _ L b l > + 
+         < C o m p a n y L e g a l O f f i c e   E l e m e n t T y p e = " C o l u m n "   E l e m e n t I d = " 7 1 4 2 5 8 1 1 1 "   D a t a T y p e = " T e x t " > C o m p a n y L e g a l O f f i c e < / C o m p a n y L e g a l O f f i c e > + 
+         < C o m p a n y L e g a l O f f i c e _ L b l   E l e m e n t T y p e = " C o l u m n "   E l e m e n t I d = " 1 5 3 3 1 7 5 1 0 8 "   D a t a T y p e = " T e x t " > C o m p a n y L e g a l O f f i c e _ L b l < / C o m p a n y L e g a l O f f i c e _ L b l > + 
+         < C o m p a n y L e g a l S t a t e m e n t   E l e m e n t T y p e = " C o l u m n "   E l e m e n t I d = " 4 4 8 3 5 8 8 7 6 "   D a t a T y p e = " T e x t " > C o m p a n y L e g a l S t a t e m e n t < / C o m p a n y L e g a l S t a t e m e n t > + 
+         < C o m p a n y L o g o P o s i t i o n   E l e m e n t T y p e = " C o l u m n "   E l e m e n t I d = " 1 4 2 5 2 6 6 6 8 8 "   D a t a T y p e = " I n t e g e r " > C o m p a n y L o g o P o s i t i o n < / C o m p a n y L o g o P o s i t i o n > + 
+         < C o m p a n y P h o n e N o   E l e m e n t T y p e = " C o l u m n "   E l e m e n t I d = " 2 5 0 4 4 0 6 5 5 "   D a t a T y p e = " T e x t " > C o m p a n y P h o n e N o < / C o m p a n y P h o n e N o > + 
+         < C o m p a n y P h o n e N o _ L b l   E l e m e n t T y p e = " C o l u m n "   E l e m e n t I d = " 5 5 8 5 9 3 5 8 6 "   D a t a T y p e = " T e x t C o n s t " > C o m p a n y P h o n e N o _ L b l < / C o m p a n y P h o n e N o _ L b l > + 
+         < C o m p a n y P i c t u r e   E l e m e n t T y p e = " C o l u m n "   E l e m e n t I d = " 1 3 9 7 4 1 1 0 7 4 "   D a t a T y p e = " B L O B " / > + 
+         < C o m p a n y R e g i s t r a t i o n N u m b e r   E l e m e n t T y p e = " C o l u m n "   E l e m e n t I d = " 2 0 2 3 6 3 9 4 2 4 "   D a t a T y p e = " T e x t " > C o m p a n y R e g i s t r a t i o n N u m b e r < / C o m p a n y R e g i s t r a t i o n N u m b e r > + 
+         < C o m p a n y R e g i s t r a t i o n N u m b e r _ L b l   E l e m e n t T y p e = " C o l u m n "   E l e m e n t I d = " 1 8 3 3 1 0 6 6 5 3 "   D a t a T y p e = " T e x t " > C o m p a n y R e g i s t r a t i o n N u m b e r _ L b l < / C o m p a n y R e g i s t r a t i o n N u m b e r _ L b l > + 
+         < C o m p a n y S W I F T   E l e m e n t T y p e = " C o l u m n "   E l e m e n t I d = " 6 6 8 2 5 0 2 4 5 "   D a t a T y p e = " C o d e " > C o m p a n y S W I F T < / C o m p a n y S W I F T > + 
+         < C o m p a n y S W I F T _ L b l   E l e m e n t T y p e = " C o l u m n "   E l e m e n t I d = " 2 0 2 9 5 9 7 3 8 4 "   D a t a T y p e = " S t r i n g " > C o m p a n y S W I F T _ L b l < / C o m p a n y S W I F T _ L b l > + 
+         < C o m p a n y V A T R e g i s t r a t i o n N o   E l e m e n t T y p e = " C o l u m n "   E l e m e n t I d = " 1 9 1 4 0 1 3 6 4 9 "   D a t a T y p e = " T e x t " > C o m p a n y V A T R e g i s t r a t i o n N o < / C o m p a n y V A T R e g i s t r a t i o n N o > + 
+         < C o m p a n y V A T R e g i s t r a t i o n N o _ L b l   E l e m e n t T y p e = " C o l u m n "   E l e m e n t I d = " 9 2 4 5 0 3 1 2 4 "   D a t a T y p e = " T e x t " > C o m p a n y V A T R e g i s t r a t i o n N o _ L b l < / C o m p a n y V A T R e g i s t r a t i o n N o _ L b l > + 
+         < C o m p a n y V A T R e g N o   E l e m e n t T y p e = " C o l u m n "   E l e m e n t I d = " 1 7 1 4 3 1 9 3 6 "   D a t a T y p e = " T e x t " > C o m p a n y V A T R e g N o < / C o m p a n y V A T R e g N o > + 
+         < C o m p a n y V A T R e g N o _ L b l   E l e m e n t T y p e = " C o l u m n "   E l e m e n t I d = " 7 7 3 2 0 1 5 0 1 "   D a t a T y p e = " T e x t " > C o m p a n y V A T R e g N o _ L b l < / C o m p a n y V A T R e g N o _ L b l > + 
+         < C o p y _ L b l   E l e m e n t T y p e = " C o l u m n "   E l e m e n t I d = " 6 0 4 7 8 2 7 8 1 "   D a t a T y p e = " T e x t C o n s t " > C o p y _ L b l < / C o p y _ L b l > + 
+         < C u s t o m e r A d d r e s s 1   E l e m e n t T y p e = " C o l u m n "   E l e m e n t I d = " 1 8 0 1 9 6 6 4 5 4 "   D a t a T y p e = " T e x t " > C u s t o m e r A d d r e s s 1 < / C u s t o m e r A d d r e s s 1 > + 
+         < C u s t o m e r A d d r e s s 2   E l e m e n t T y p e = " C o l u m n "   E l e m e n t I d = " 1 1 6 4 2 6 9 8 3 7 "   D a t a T y p e = " T e x t " > C u s t o m e r A d d r e s s 2 < / C u s t o m e r A d d r e s s 2 > + 
+         < C u s t o m e r A d d r e s s 3   E l e m e n t T y p e = " C o l u m n "   E l e m e n t I d = " 5 2 6 5 7 3 2 2 0 "   D a t a T y p e = " T e x t " > C u s t o m e r A d d r e s s 3 < / C u s t o m e r A d d r e s s 3 > + 
+         < C u s t o m e r A d d r e s s 4   E l e m e n t T y p e = " C o l u m n "   E l e m e n t I d = " 1 1 1 1 2 3 3 9 7 "   D a t a T y p e = " T e x t " > C u s t o m e r A d d r e s s 4 < / C u s t o m e r A d d r e s s 4 > + 
+         < C u s t o m e r A d d r e s s 5   E l e m e n t T y p e = " C o l u m n "   E l e m e n t I d = " 7 4 8 8 2 0 0 1 4 "   D a t a T y p e = " T e x t " > C u s t o m e r A d d r e s s 5 < / C u s t o m e r A d d r e s s 5 > + 
+         < C u s t o m e r A d d r e s s 6   E l e m e n t T y p e = " C o l u m n "   E l e m e n t I d = " 1 3 8 6 5 1 6 6 3 1 "   D a t a T y p e = " T e x t " > C u s t o m e r A d d r e s s 6 < / C u s t o m e r A d d r e s s 6 > + 
+         < C u s t o m e r A d d r e s s 7   E l e m e n t T y p e = " C o l u m n "   E l e m e n t I d = " 2 0 2 4 2 1 3 2 4 8 "   D a t a T y p e = " T e x t " > C u s t o m e r A d d r e s s 7 < / C u s t o m e r A d d r e s s 7 > + 
+         < C u s t o m e r A d d r e s s 8   E l e m e n t T y p e = " C o l u m n "   E l e m e n t I d = " 1 0 4 8 6 9 8 5 8 5 "   D a t a T y p e = " T e x t " > C u s t o m e r A d d r e s s 8 < / C u s t o m e r A d d r e s s 8 > + 
+         < C u s t o m e r P o s t a l B a r C o d e   E l e m e n t T y p e = " C o l u m n "   E l e m e n t I d = " 3 9 8 5 8 0 6 8 8 "   D a t a T y p e = " T e x t " > C u s t o m e r P o s t a l B a r C o d e < / C u s t o m e r P o s t a l B a r C o d e > + 
+         < D o c u m e n t C o p y T e x t   E l e m e n t T y p e = " C o l u m n "   E l e m e n t I d = " 1 8 2 4 9 4 6 0 4 6 "   D a t a T y p e = " S t r i n g " > D o c u m e n t C o p y T e x t < / D o c u m e n t C o p y T e x t > + 
+         < D o c u m e n t D a t e   E l e m e n t T y p e = " C o l u m n "   E l e m e n t I d = " 5 5 2 8 7 1 9 1 4 "   D a t a T y p e = " S t r i n g " > D o c u m e n t D a t e < / D o c u m e n t D a t e > + 
+         < D o c u m e n t D a t e _ L b l   E l e m e n t T y p e = " C o l u m n "   E l e m e n t I d = " 1 0 2 6 4 9 4 8 3 "   D a t a T y p e = " S t r i n g " > D o c u m e n t D a t e _ L b l < / D o c u m e n t D a t e _ L b l > + 
+         < D o c u m e n t N o   E l e m e n t T y p e = " C o l u m n "   E l e m e n t I d = " 9 7 0 3 5 0 5 3 9 "   D a t a T y p e = " C o d e " > D o c u m e n t N o < / D o c u m e n t N o > + 
+         < D o c u m e n t N o _ L b l   E l e m e n t T y p e = " C o l u m n "   E l e m e n t I d = " 7 8 9 7 9 5 9 7 8 "   D a t a T y p e = " T e x t C o n s t " > D o c u m e n t N o _ L b l < / D o c u m e n t N o _ L b l > + 
+         < D u e D a t e   E l e m e n t T y p e = " C o l u m n "   E l e m e n t I d = " 7 4 5 1 7 0 2 0 3 "   D a t a T y p e = " S t r i n g " > D u e D a t e < / D u e D a t e > + 
+         < D u e D a t e _ L b l   E l e m e n t T y p e = " C o l u m n "   E l e m e n t I d = " 1 6 4 8 2 8 4 6 4 8 "   D a t a T y p e = " S t r i n g " > D u e D a t e _ L b l < / D u e D a t e _ L b l > + 
+         < E M a i l _ L b l   E l e m e n t T y p e = " C o l u m n "   E l e m e n t I d = " 1 4 3 8 8 6 8 0 1 2 "   D a t a T y p e = " T e x t C o n s t " > E M a i l _ L b l < / E M a i l _ L b l > + 
+         < E x c h a n g e R a t e A s T e x t   E l e m e n t T y p e = " C o l u m n "   E l e m e n t I d = " 5 9 2 9 5 5 8 4 5 "   D a t a T y p e = " T e x t " > E x c h a n g e R a t e A s T e x t < / E x c h a n g e R a t e A s T e x t > + 
+         < E x t D o c N o _ S a l e s H e a d e r   E l e m e n t T y p e = " C o l u m n "   E l e m e n t I d = " 8 3 2 4 5 0 5 2 3 "   D a t a T y p e = " C o d e " > E x t D o c N o _ S a l e s H e a d e r < / E x t D o c N o _ S a l e s H e a d e r > + 
+         < E x t D o c N o _ S a l e s H e a d e r _ L b l   E l e m e n t T y p e = " C o l u m n "   E l e m e n t I d = " 3 9 6 6 6 7 4 8 0 "   D a t a T y p e = " S t r i n g " > E x t D o c N o _ S a l e s H e a d e r _ L b l < / E x t D o c N o _ S a l e s H e a d e r _ L b l > + 
+         < H o m e P a g e _ L b l   E l e m e n t T y p e = " C o l u m n "   E l e m e n t I d = " 1 4 3 3 5 9 2 3 0 0 "   D a t a T y p e = " T e x t C o n s t " > H o m e P a g e _ L b l < / H o m e P a g e _ L b l > + 
+         < I n v o i c e _ L b l   E l e m e n t T y p e = " C o l u m n "   E l e m e n t I d = " 1 6 2 3 2 0 4 6 6 5 "   D a t a T y p e = " T e x t C o n s t " > I n v o i c e _ L b l < / I n v o i c e _ L b l > + 
+         < I n v o i c e D i s c o u n t A m o u n t _ L b l   E l e m e n t T y p e = " C o l u m n "   E l e m e n t I d = " 1 5 9 3 0 1 2 7 3 6 "   D a t a T y p e = " T e x t C o n s t " > I n v o i c e D i s c o u n t A m o u n t _ L b l < / I n v o i c e D i s c o u n t A m o u n t _ L b l > + 
+         < I n v o i c e D i s c o u n t B a s e A m o u n t _ L b l   E l e m e n t T y p e = " C o l u m n "   E l e m e n t I d = " 2 0 2 9 2 6 6 8 7 5 "   D a t a T y p e = " T e x t C o n s t " > I n v o i c e D i s c o u n t B a s e A m o u n t _ L b l < / I n v o i c e D i s c o u n t B a s e A m o u n t _ L b l > + 
+         < L e g a l E n t i t y T y p e   E l e m e n t T y p e = " C o l u m n "   E l e m e n t I d = " 2 0 5 1 8 7 3 5 6 3 "   D a t a T y p e = " T e x t " > L e g a l E n t i t y T y p e < / L e g a l E n t i t y T y p e > + 
+         < L e g a l E n t i t y T y p e _ L b l   E l e m e n t T y p e = " C o l u m n "   E l e m e n t I d = " 2 0 8 0 2 2 4 7 9 2 "   D a t a T y p e = " T e x t " > L e g a l E n t i t y T y p e _ L b l < / L e g a l E n t i t y T y p e _ L b l > + 
+         < L i n e A m o u n t A f t e r I n v o i c e D i s c o u n t _ L b l   E l e m e n t T y p e = " C o l u m n "   E l e m e n t I d = " 6 7 3 7 2 1 0 9 4 "   D a t a T y p e = " T e x t C o n s t " > L i n e A m o u n t A f t e r I n v o i c e D i s c o u n t _ L b l < / L i n e A m o u n t A f t e r I n v o i c e D i s c o u n t _ L b l > + 
+         < L o c a l C u r r e n c y _ L b l   E l e m e n t T y p e = " C o l u m n "   E l e m e n t I d = " 1 5 5 9 6 9 3 4 2 2 "   D a t a T y p e = " T e x t C o n s t " > L o c a l C u r r e n c y _ L b l < / L o c a l C u r r e n c y _ L b l > + 
+         < P a g e _ L b l   E l e m e n t T y p e = " C o l u m n "   E l e m e n t I d = " 6 8 0 6 4 8 0 9 1 "   D a t a T y p e = " T e x t C o n s t " > P a g e _ L b l < / P a g e _ L b l > + 
+         < P a y m e n t M e t h o d D e s c r i p t i o n   E l e m e n t T y p e = " C o l u m n "   E l e m e n t I d = " 5 8 5 7 5 7 9 7 4 "   D a t a T y p e = " T e x t " > P a y m e n t M e t h o d D e s c r i p t i o n < / P a y m e n t M e t h o d D e s c r i p t i o n > + 
+         < P a y m e n t M e t h o d D e s c r i p t i o n _ L b l   E l e m e n t T y p e = " C o l u m n "   E l e m e n t I d = " 7 9 7 1 1 7 3 2 3 "   D a t a T y p e = " T e x t C o n s t " > P a y m e n t M e t h o d D e s c r i p t i o n _ L b l < / P a y m e n t M e t h o d D e s c r i p t i o n _ L b l > + 
+         < P a y m e n t T e r m s D e s c r i p t i o n   E l e m e n t T y p e = " C o l u m n "   E l e m e n t I d = " 2 0 3 8 7 4 2 7 0 0 "   D a t a T y p e = " T e x t " > P a y m e n t T e r m s D e s c r i p t i o n < / P a y m e n t T e r m s D e s c r i p t i o n > + 
+         < P a y m e n t T e r m s D e s c r i p t i o n _ L b l   E l e m e n t T y p e = " C o l u m n "   E l e m e n t I d = " 1 8 7 4 4 9 4 3 2 1 "   D a t a T y p e = " T e x t C o n s t " > P a y m e n t T e r m s D e s c r i p t i o n _ L b l < / P a y m e n t T e r m s D e s c r i p t i o n _ L b l > + 
+         < P r i c e s I n c l u d i n g V A T   E l e m e n t T y p e = " C o l u m n "   E l e m e n t I d = " 5 1 8 8 1 7 1 6 7 "   D a t a T y p e = " B o o l e a n " > P r i c e s I n c l u d i n g V A T < / P r i c e s I n c l u d i n g V A T > + 
+         < P r i c e s I n c l u d i n g V A T _ L b l   E l e m e n t T y p e = " C o l u m n "   E l e m e n t I d = " 1 3 7 7 9 7 9 4 4 4 "   D a t a T y p e = " S t r i n g " > P r i c e s I n c l u d i n g V A T _ L b l < / P r i c e s I n c l u d i n g V A T _ L b l > + 
+         < P r i c e s I n c l u d i n g V A T Y e s N o   E l e m e n t T y p e = " C o l u m n "   E l e m e n t I d = " 1 4 1 1 1 4 7 5 9 9 "   D a t a T y p e = " S t r i n g " > P r i c e s I n c l u d i n g V A T Y e s N o < / P r i c e s I n c l u d i n g V A T Y e s N o > + 
+         < Q u o t e N o   E l e m e n t T y p e = " C o l u m n "   E l e m e n t I d = " 1 5 2 1 5 3 3 0 4 6 "   D a t a T y p e = " C o d e " > Q u o t e N o < / Q u o t e N o > + 
+         < Q u o t e N o _ L b l   E l e m e n t T y p e = " C o l u m n "   E l e m e n t I d = " 1 0 3 1 9 0 2 3 5 7 "   D a t a T y p e = " S t r i n g " > Q u o t e N o _ L b l < / Q u o t e N o _ L b l > + 
+         < S a l e s I n v o i c e L i n e D i s c o u n t _ L b l   E l e m e n t T y p e = " C o l u m n "   E l e m e n t I d = " 6 6 4 6 0 1 5 8 2 "   D a t a T y p e = " T e x t C o n s t " > S a l e s I n v o i c e L i n e D i s c o u n t _ L b l < / S a l e s I n v o i c e L i n e D i s c o u n t _ L b l > + 
+         < S a l e s P e r s o n _ L b l   E l e m e n t T y p e = " C o l u m n "   E l e m e n t I d = " 1 5 6 4 1 9 6 3 6 5 "   D a t a T y p e = " T e x t C o n s t " > S a l e s P e r s o n _ L b l < / S a l e s P e r s o n _ L b l > + 
+         < S a l e s P e r s o n N a m e   E l e m e n t T y p e = " C o l u m n "   E l e m e n t I d = " 8 7 1 4 9 2 9 8 3 "   D a t a T y p e = " T e x t " > S a l e s P e r s o n N a m e < / S a l e s P e r s o n N a m e > + 
+         < S a l e s P e r s o n T e x t _ L b l   E l e m e n t T y p e = " C o l u m n "   E l e m e n t I d = " 7 4 6 2 5 9 5 4 4 "   D a t a T y p e = " T e x t " > S a l e s P e r s o n T e x t _ L b l < / S a l e s P e r s o n T e x t _ L b l > + 
+         < S e l l T o C o n t a c t E m a i l   E l e m e n t T y p e = " C o l u m n "   E l e m e n t I d = " 2 6 2 8 2 4 5 6 4 "   D a t a T y p e = " T e x t " > S e l l T o C o n t a c t E m a i l < / S e l l T o C o n t a c t E m a i l > + 
+         < S e l l T o C o n t a c t E m a i l L b l   E l e m e n t T y p e = " C o l u m n "   E l e m e n t I d = " 3 7 0 9 2 0 3 7 4 "   D a t a T y p e = " T e x t C o n s t " > S e l l T o C o n t a c t E m a i l L b l < / S e l l T o C o n t a c t E m a i l L b l > + 
+         < S e l l T o C o n t a c t M o b i l e P h o n e N o   E l e m e n t T y p e = " C o l u m n "   E l e m e n t I d = " 1 8 4 3 5 8 7 4 7 "   D a t a T y p e = " T e x t " > S e l l T o C o n t a c t M o b i l e P h o n e N o < / S e l l T o C o n t a c t M o b i l e P h o n e N o > + 
+         < S e l l T o C o n t a c t M o b i l e P h o n e N o L b l   E l e m e n t T y p e = " C o l u m n "   E l e m e n t I d = " 1 4 5 7 5 2 8 4 1 7 "   D a t a T y p e = " T e x t C o n s t " > S e l l T o C o n t a c t M o b i l e P h o n e N o L b l < / S e l l T o C o n t a c t M o b i l e P h o n e N o L b l > + 
+         < S e l l T o C o n t a c t P h o n e N o   E l e m e n t T y p e = " C o l u m n "   E l e m e n t I d = " 1 6 1 3 8 2 2 4 8 3 "   D a t a T y p e = " T e x t " > S e l l T o C o n t a c t P h o n e N o < / S e l l T o C o n t a c t P h o n e N o > + 
+         < S e l l T o C o n t a c t P h o n e N o L b l   E l e m e n t T y p e = " C o l u m n "   E l e m e n t I d = " 1 0 5 0 6 8 6 8 0 9 "   D a t a T y p e = " T e x t C o n s t " > S e l l T o C o n t a c t P h o n e N o L b l < / S e l l T o C o n t a c t P h o n e N o L b l > + 
+         < S e l l t o C u s t o m e r N o   E l e m e n t T y p e = " C o l u m n "   E l e m e n t I d = " 2 0 5 0 6 4 7 3 4 9 "   D a t a T y p e = " C o d e " > S e l l t o C u s t o m e r N o < / S e l l t o C u s t o m e r N o > + 
+         < S e l l t o C u s t o m e r N o _ L b l   E l e m e n t T y p e = " C o l u m n "   E l e m e n t I d = " 2 9 8 3 8 1 5 1 2 "   D a t a T y p e = " S t r i n g " > S e l l t o C u s t o m e r N o _ L b l < / S e l l t o C u s t o m e r N o _ L b l > + 
+         < S e l l T o F a x N o   E l e m e n t T y p e = " C o l u m n "   E l e m e n t I d = " 8 6 0 8 2 8 4 3 4 "   D a t a T y p e = " T e x t " > S e l l T o F a x N o < / S e l l T o F a x N o > + 
+         < S e l l T o P h o n e N o   E l e m e n t T y p e = " C o l u m n "   E l e m e n t I d = " 7 5 1 9 3 1 8 4 3 "   D a t a T y p e = " T e x t " > S e l l T o P h o n e N o < / S e l l T o P h o n e N o > + 
+         < S h i p m e n t _ L b l   E l e m e n t T y p e = " C o l u m n "   E l e m e n t I d = " 2 0 8 5 7 6 7 1 2 0 "   D a t a T y p e = " T e x t C o n s t " > S h i p m e n t _ L b l < / S h i p m e n t _ L b l > + 
+         < S h i p m e n t D a t e   E l e m e n t T y p e = " C o l u m n "   E l e m e n t I d = " 9 3 1 1 1 1 4 6 5 "   D a t a T y p e = " S t r i n g " > S h i p m e n t D a t e < / S h i p m e n t D a t e > + 
+         < S h i p m e n t D a t e _ L b l   E l e m e n t T y p e = " C o l u m n "   E l e m e n t I d = " 6 1 4 4 0 0 3 6 4 "   D a t a T y p e = " S t r i n g " > S h i p m e n t D a t e _ L b l < / S h i p m e n t D a t e _ L b l > + 
+         < S h i p m e n t M e t h o d D e s c r i p t i o n   E l e m e n t T y p e = " C o l u m n "   E l e m e n t I d = " 2 0 5 9 4 0 3 2 6 0 "   D a t a T y p e = " T e x t " > S h i p m e n t M e t h o d D e s c r i p t i o n < / S h i p m e n t M e t h o d D e s c r i p t i o n > + 
+         < S h i p m e n t M e t h o d D e s c r i p t i o n _ L b l   E l e m e n t T y p e = " C o l u m n "   E l e m e n t I d = " 1 1 7 9 9 7 8 4 6 5 "   D a t a T y p e = " T e x t C o n s t " > S h i p m e n t M e t h o d D e s c r i p t i o n _ L b l < / S h i p m e n t M e t h o d D e s c r i p t i o n _ L b l > + 
+         < S h i p T o A d d r e s s _ L b l   E l e m e n t T y p e = " C o l u m n "   E l e m e n t I d = " 1 6 5 0 5 0 5 0 1 7 "   D a t a T y p e = " T e x t C o n s t " > S h i p T o A d d r e s s _ L b l < / S h i p T o A d d r e s s _ L b l > + 
+         < S h i p T o A d d r e s s 1   E l e m e n t T y p e = " C o l u m n "   E l e m e n t I d = " 1 3 5 7 6 7 2 8 6 1 "   D a t a T y p e = " T e x t " > S h i p T o A d d r e s s 1 < / S h i p T o A d d r e s s 1 > + 
+         < S h i p T o A d d r e s s 2   E l e m e n t T y p e = " C o l u m n "   E l e m e n t I d = " 1 0 2 4 2 0 4 5 8 4 "   D a t a T y p e = " T e x t " > S h i p T o A d d r e s s 2 < / S h i p T o A d d r e s s 2 > + 
+         < S h i p T o A d d r e s s 3   E l e m e n t T y p e = " C o l u m n "   E l e m e n t I d = " 1 6 6 1 9 0 1 2 0 1 "   D a t a T y p e = " T e x t " > S h i p T o A d d r e s s 3 < / S h i p T o A d d r e s s 3 > + 
+         < S h i p T o A d d r e s s 4   E l e m e n t T y p e = " C o l u m n "   E l e m e n t I d = " 5 5 5 4 1 6 9 9 0 "   D a t a T y p e = " T e x t " > S h i p T o A d d r e s s 4 < / S h i p T o A d d r e s s 4 > + 
+         < S h i p T o A d d r e s s 5   E l e m e n t T y p e = " C o l u m n "   E l e m e n t I d = " 1 1 9 3 1 1 3 6 0 7 "   D a t a T y p e = " T e x t " > S h i p T o A d d r e s s 5 < / S h i p T o A d d r e s s 5 > + 
+         < S h i p T o A d d r e s s 6   E l e m e n t T y p e = " C o l u m n "   E l e m e n t I d = " 7 1 9 9 7 6 2 4 4 "   D a t a T y p e = " T e x t " > S h i p T o A d d r e s s 6 < / S h i p T o A d d r e s s 6 > + 
+         < S h i p T o A d d r e s s 7   E l e m e n t T y p e = " C o l u m n "   E l e m e n t I d = " 8 2 2 7 9 6 2 7 "   D a t a T y p e = " T e x t " > S h i p T o A d d r e s s 7 < / S h i p T o A d d r e s s 7 > + 
+         < S h i p T o A d d r e s s 8   E l e m e n t T y p e = " C o l u m n "   E l e m e n t I d = " 1 4 9 2 9 9 2 1 7 8 "   D a t a T y p e = " T e x t " > S h i p T o A d d r e s s 8 < / S h i p T o A d d r e s s 8 > + 
+         < S h i p T o P h o n e N o   E l e m e n t T y p e = " C o l u m n "   E l e m e n t I d = " 3 6 9 7 0 2 2 5 5 "   D a t a T y p e = " T e x t " > S h i p T o P h o n e N o < / S h i p T o P h o n e N o > + 
+         < S h o w S h i p p i n g A d d r e s s   E l e m e n t T y p e = " C o l u m n "   E l e m e n t I d = " 1 1 2 0 0 7 1 2 6 6 "   D a t a T y p e = " B o o l e a n " > S h o w S h i p p i n g A d d r e s s < / S h o w S h i p p i n g A d d r e s s > + 
+         < S h o w W o r k D e s c r i p t i o n   E l e m e n t T y p e = " C o l u m n "   E l e m e n t I d = " 7 8 5 4 6 8 8 6 5 "   D a t a T y p e = " B o o l e a n " > S h o w W o r k D e s c r i p t i o n < / S h o w W o r k D e s c r i p t i o n > + 
+         < S u b t o t a l _ L b l   E l e m e n t T y p e = " C o l u m n "   E l e m e n t I d = " 1 9 6 7 7 9 5 1 4 2 "   D a t a T y p e = " T e x t C o n s t " > S u b t o t a l _ L b l < / S u b t o t a l _ L b l > + 
+         < T o t a l _ L b l   E l e m e n t T y p e = " C o l u m n "   E l e m e n t I d = " 1 2 1 0 1 0 0 8 7 8 "   D a t a T y p e = " T e x t C o n s t " > T o t a l _ L b l < / T o t a l _ L b l > + 
+         < V A T A m o u n t _ L b l   E l e m e n t T y p e = " C o l u m n "   E l e m e n t I d = " 1 0 9 4 6 5 7 2 9 "   D a t a T y p e = " T e x t C o n s t " > V A T A m o u n t _ L b l < / V A T A m o u n t _ L b l > + 
+         < V A T A m o u n t S p e c i f i c a t i o n _ L b l   E l e m e n t T y p e = " C o l u m n "   E l e m e n t I d = " 8 7 8 7 0 6 8 4 6 "   D a t a T y p e = " T e x t C o n s t " > V A T A m o u n t S p e c i f i c a t i o n _ L b l < / V A T A m o u n t S p e c i f i c a t i o n _ L b l > + 
+         < V A T B a s e _ L b l   E l e m e n t T y p e = " C o l u m n "   E l e m e n t I d = " 1 8 6 6 1 5 8 2 7 8 "   D a t a T y p e = " T e x t C o n s t " > V A T B a s e _ L b l < / V A T B a s e _ L b l > + 
+         < V A T C l a u s e _ L b l   E l e m e n t T y p e = " C o l u m n "   E l e m e n t I d = " 1 5 7 0 4 9 5 4 9 0 "   D a t a T y p e = " S t r i n g " > V A T C l a u s e _ L b l < / V A T C l a u s e _ L b l > + 
+         < V A T C l a u s e s _ L b l   E l e m e n t T y p e = " C o l u m n "   E l e m e n t I d = " 1 3 8 3 9 2 0 0 1 9 "   D a t a T y p e = " T e x t C o n s t " > V A T C l a u s e s _ L b l < / V A T C l a u s e s _ L b l > + 
+         < V A T I d e n t i f i e r _ L b l   E l e m e n t T y p e = " C o l u m n "   E l e m e n t I d = " 1 6 8 6 6 2 3 9 8 4 "   D a t a T y p e = " T e x t C o n s t " > V A T I d e n t i f i e r _ L b l < / V A T I d e n t i f i e r _ L b l > + 
+         < V A T P e r c e n t a g e _ L b l   E l e m e n t T y p e = " C o l u m n "   E l e m e n t I d = " 6 7 6 6 5 4 5 6 5 "   D a t a T y p e = " T e x t C o n s t " > V A T P e r c e n t a g e _ L b l < / V A T P e r c e n t a g e _ L b l > + 
+         < V A T R e g i s t r a t i o n N o   E l e m e n t T y p e = " C o l u m n "   E l e m e n t I d = " 1 8 8 9 1 9 5 4 0 2 "   D a t a T y p e = " T e x t " > V A T R e g i s t r a t i o n N o < / V A T R e g i s t r a t i o n N o > + 
+         < V A T R e g i s t r a t i o n N o _ L b l   E l e m e n t T y p e = " C o l u m n "   E l e m e n t I d = " 1 4 2 4 6 1 6 0 8 5 "   D a t a T y p e = " T e x t " > V A T R e g i s t r a t i o n N o _ L b l < / V A T R e g i s t r a t i o n N o _ L b l > + 
+         < Y o u r R e f e r e n c e   E l e m e n t T y p e = " C o l u m n "   E l e m e n t I d = " 1 1 0 3 9 9 5 1 "   D a t a T y p e = " T e x t " > Y o u r R e f e r e n c e < / Y o u r R e f e r e n c e > + 
+         < Y o u r R e f e r e n c e _ L b l   E l e m e n t T y p e = " C o l u m n "   E l e m e n t I d = " 4 6 5 4 7 7 4 2 6 "   D a t a T y p e = " S t r i n g " > Y o u r R e f e r e n c e _ L b l < / Y o u r R e f e r e n c e _ L b l > + 
+         < L i n e   E l e m e n t T y p e = " D a t a I t e m "   E l e m e n t I d = " 4 1 1 9 7 6 1 3 3 " > + 
+             < A m o u n t E x c l u d i n g V A T _ L i n e   E l e m e n t T y p e = " C o l u m n "   E l e m e n t I d = " 1 0 6 2 4 6 0 0 4 0 "   D a t a T y p e = " D e c i m a l " > A m o u n t E x c l u d i n g V A T _ L i n e < / A m o u n t E x c l u d i n g V A T _ L i n e > + 
+             < A m o u n t E x c l u d i n g V A T _ L i n e _ L b l   E l e m e n t T y p e = " C o l u m n "   E l e m e n t I d = " 2 0 0 2 8 7 4 4 7 5 "   D a t a T y p e = " S t r i n g " > A m o u n t E x c l u d i n g V A T _ L i n e _ L b l < / A m o u n t E x c l u d i n g V A T _ L i n e _ L b l > + 
+             < A m o u n t I n c l u d i n g V A T _ L i n e   E l e m e n t T y p e = " C o l u m n "   E l e m e n t I d = " 7 7 0 9 2 8 4 0 2 "   D a t a T y p e = " D e c i m a l " > A m o u n t I n c l u d i n g V A T _ L i n e < / A m o u n t I n c l u d i n g V A T _ L i n e > + 
+             < A m o u n t I n c l u d i n g V A T _ L i n e _ L b l   E l e m e n t T y p e = " C o l u m n "   E l e m e n t I d = " 9 3 0 7 4 7 3 1 3 "   D a t a T y p e = " S t r i n g " > A m o u n t I n c l u d i n g V A T _ L i n e _ L b l < / A m o u n t I n c l u d i n g V A T _ L i n e _ L b l > + 
+             < D e s c r i p t i o n _ L i n e   E l e m e n t T y p e = " C o l u m n "   E l e m e n t I d = " 1 4 0 6 8 2 2 3 1 0 "   D a t a T y p e = " T e x t " > D e s c r i p t i o n _ L i n e < / D e s c r i p t i o n _ L i n e > + 
+             < D e s c r i p t i o n _ L i n e _ L b l   E l e m e n t T y p e = " C o l u m n "   E l e m e n t I d = " 2 1 1 8 9 5 1 4 9 5 "   D a t a T y p e = " S t r i n g " > D e s c r i p t i o n _ L i n e _ L b l < / D e s c r i p t i o n _ L i n e _ L b l > + 
+             < I t e m N o _ L i n e   E l e m e n t T y p e = " C o l u m n "   E l e m e n t I d = " 1 9 1 0 2 9 6 2 8 8 "   D a t a T y p e = " C o d e " > I t e m N o _ L i n e < / I t e m N o _ L i n e > + 
+             < I t e m N o _ L i n e _ L b l   E l e m e n t T y p e = " C o l u m n "   E l e m e n t I d = " 1 3 4 0 0 7 9 6 1 3 "   D a t a T y p e = " S t r i n g " > I t e m N o _ L i n e _ L b l < / I t e m N o _ L i n e _ L b l > + 
+             < I t e m R e f e r e n c e N o   E l e m e n t T y p e = " C o l u m n "   E l e m e n t I d = " 4 7 4 0 7 7 5 6 6 "   D a t a T y p e = " C o d e " > I t e m R e f e r e n c e N o < / I t e m R e f e r e n c e N o > + 
+             < I t e m R e f e r e n c e N o _ L b l   E l e m e n t T y p e = " C o l u m n "   E l e m e n t I d = " 8 2 6 8 4 0 1 6 1 "   D a t a T y p e = " S t r i n g " > I t e m R e f e r e n c e N o _ L b l < / I t e m R e f e r e n c e N o _ L b l > + 
+             < L i n e A m o u n t _ L i n e   E l e m e n t T y p e = " C o l u m n "   E l e m e n t I d = " 2 6 8 9 3 7 1 6 2 "   D a t a T y p e = " T e x t " > L i n e A m o u n t _ L i n e < / L i n e A m o u n t _ L i n e > + 
+             < L i n e A m o u n t _ L i n e _ L b l   E l e m e n t T y p e = " C o l u m n "   E l e m e n t I d = " 9 9 2 9 0 1 8 4 5 "   D a t a T y p e = " S t r i n g " > L i n e A m o u n t _ L i n e _ L b l < / L i n e A m o u n t _ L i n e _ L b l > + 
+             < L i n e D i s c o u n t P e r c e n t _ L i n e   E l e m e n t T y p e = " C o l u m n "   E l e m e n t I d = " 9 0 7 8 2 7 4 3 6 "   D a t a T y p e = " D e c i m a l " > L i n e D i s c o u n t P e r c e n t _ L i n e < / L i n e D i s c o u n t P e r c e n t _ L i n e > + 
+             < L i n e D i s c o u n t P e r c e n t T e x t _ L i n e   E l e m e n t T y p e = " C o l u m n "   E l e m e n t I d = " 6 1 3 1 3 5 1 9 "   D a t a T y p e = " T e x t " > L i n e D i s c o u n t P e r c e n t T e x t _ L i n e < / L i n e D i s c o u n t P e r c e n t T e x t _ L i n e > + 
+             < L i n e N o _ L i n e   E l e m e n t T y p e = " C o l u m n "   E l e m e n t I d = " 6 9 8 9 8 5 9 7 9 "   D a t a T y p e = " I n t e g e r " > L i n e N o _ L i n e < / L i n e N o _ L i n e > + 
+             < P l a n n e d S h i p m e n t D a t e _ L i n e   E l e m e n t T y p e = " C o l u m n "   E l e m e n t I d = " 1 0 4 5 5 7 6 0 9 2 "   D a t a T y p e = " S t r i n g " > P l a n n e d S h i p m e n t D a t e _ L i n e < / P l a n n e d S h i p m e n t D a t e _ L i n e > + 
+             < P l a n n e d S h i p m e n t D a t e _ L i n e _ L b l   E l e m e n t T y p e = " C o l u m n "   E l e m e n t I d = " 1 3 4 2 8 7 0 6 4 9 "   D a t a T y p e = " S t r i n g " > P l a n n e d S h i p m e n t D a t e _ L i n e _ L b l < / P l a n n e d S h i p m e n t D a t e _ L i n e _ L b l > + 
+             < Q u a n t i t y _ L i n e   E l e m e n t T y p e = " C o l u m n "   E l e m e n t I d = " 1 0 6 8 5 4 3 5 3 7 "   D a t a T y p e = " T e x t " > Q u a n t i t y _ L i n e < / Q u a n t i t y _ L i n e > + 
+             < Q u a n t i t y _ L i n e _ L b l   E l e m e n t T y p e = " C o l u m n "   E l e m e n t I d = " 2 0 3 4 5 0 6 8 0 2 "   D a t a T y p e = " S t r i n g " > Q u a n t i t y _ L i n e _ L b l < / Q u a n t i t y _ L i n e _ L b l > + 
+             < S h i p m e n t D a t e _ L i n e   E l e m e n t T y p e = " C o l u m n "   E l e m e n t I d = " 1 6 7 3 3 7 5 4 1 6 "   D a t a T y p e = " S t r i n g " > S h i p m e n t D a t e _ L i n e < / S h i p m e n t D a t e _ L i n e > + 
+             < S h i p m e n t D a t e _ L i n e _ L b l   E l e m e n t T y p e = " C o l u m n "   E l e m e n t I d = " 8 5 3 2 2 4 3 6 3 "   D a t a T y p e = " T e x t C o n s t " > S h i p m e n t D a t e _ L i n e _ L b l < / S h i p m e n t D a t e _ L i n e _ L b l > + 
+             < T r a n s H e a d e r A m o u n t   E l e m e n t T y p e = " C o l u m n "   E l e m e n t I d = " 2 0 2 8 3 0 6 2 7 6 "   D a t a T y p e = " D e c i m a l " > T r a n s H e a d e r A m o u n t < / T r a n s H e a d e r A m o u n t > + 
+             < T y p e _ L i n e   E l e m e n t T y p e = " C o l u m n "   E l e m e n t I d = " 2 7 2 8 0 4 9 2 4 "   D a t a T y p e = " S t r i n g " > T y p e _ L i n e < / T y p e _ L i n e > + 
+             < U n i t O f M e a s u r e   E l e m e n t T y p e = " C o l u m n "   E l e m e n t I d = " 1 8 0 8 2 2 8 0 1 8 "   D a t a T y p e = " T e x t " > U n i t O f M e a s u r e < / U n i t O f M e a s u r e > + 
+             < U n i t O f M e a s u r e _ L b l   E l e m e n t T y p e = " C o l u m n "   E l e m e n t I d = " 9 8 1 9 5 1 2 4 9 "   D a t a T y p e = " S t r i n g " > U n i t O f M e a s u r e _ L b l < / U n i t O f M e a s u r e _ L b l > + 
+             < U n i t P r i c e   E l e m e n t T y p e = " C o l u m n "   E l e m e n t I d = " 1 4 7 8 2 2 1 5 2 6 "   D a t a T y p e = " T e x t " > U n i t P r i c e < / U n i t P r i c e > + 
+             < U n i t P r i c e _ L b l   E l e m e n t T y p e = " C o l u m n "   E l e m e n t I d = " 1 1 6 3 9 2 6 6 0 3 "   D a t a T y p e = " S t r i n g " > U n i t P r i c e _ L b l < / U n i t P r i c e _ L b l > + 
+             < V A T I d e n t i f i e r _ L i n e   E l e m e n t T y p e = " C o l u m n "   E l e m e n t I d = " 1 7 7 3 6 2 2 4 1 2 "   D a t a T y p e = " C o d e " > V A T I d e n t i f i e r _ L i n e < / V A T I d e n t i f i e r _ L i n e > + 
+             < V A T I d e n t i f i e r _ L i n e _ L b l   E l e m e n t T y p e = " C o l u m n "   E l e m e n t I d = " 5 3 3 7 8 2 7 0 3 "   D a t a T y p e = " S t r i n g " > V A T I d e n t i f i e r _ L i n e _ L b l < / V A T I d e n t i f i e r _ L i n e _ L b l > + 
+             < V A T P c t _ L i n e   E l e m e n t T y p e = " C o l u m n "   E l e m e n t I d = " 1 9 7 4 0 0 1 9 4 4 "   D a t a T y p e = " T e x t " > V A T P c t _ L i n e < / V A T P c t _ L i n e > + 
+             < V A T P c t _ L i n e _ L b l   E l e m e n t T y p e = " C o l u m n "   E l e m e n t I d = " 1 2 0 7 5 2 9 9 1 5 "   D a t a T y p e = " S t r i n g " > V A T P c t _ L i n e _ L b l < / V A T P c t _ L i n e _ L b l > + 
+             < A s s e m b l y L i n e   E l e m e n t T y p e = " D a t a I t e m "   E l e m e n t I d = " 1 2 0 5 9 4 2 8 5 " > + 
+                 < D e s c r i p t i o n _ A s s e m b l y L i n e   E l e m e n t T y p e = " C o l u m n "   E l e m e n t I d = " 2 8 0 7 4 3 7 9 6 "   D a t a T y p e = " T e x t " > D e s c r i p t i o n _ A s s e m b l y L i n e < / D e s c r i p t i o n _ A s s e m b l y L i n e > + 
+                 < L i n e N o _ A s s e m b l y L i n e   E l e m e n t T y p e = " C o l u m n "   E l e m e n t I d = " 6 4 0 5 8 3 8 9 1 "   D a t a T y p e = " C o d e " > L i n e N o _ A s s e m b l y L i n e < / L i n e N o _ A s s e m b l y L i n e > + 
+                 < Q u a n t i t y _ A s s e m b l y L i n e   E l e m e n t T y p e = " C o l u m n "   E l e m e n t I d = " 1 9 5 7 6 4 8 2 3 1 "   D a t a T y p e = " D e c i m a l " > Q u a n t i t y _ A s s e m b l y L i n e < / Q u a n t i t y _ A s s e m b l y L i n e > + 
+                 < U n i t O f M e a s u r e _ A s s e m b l y L i n e   E l e m e n t T y p e = " C o l u m n "   E l e m e n t I d = " 1 6 4 9 1 2 3 7 7 3 "   D a t a T y p e = " T e x t " > U n i t O f M e a s u r e _ A s s e m b l y L i n e < / U n i t O f M e a s u r e _ A s s e m b l y L i n e > + 
+                 < V a r i a n t C o d e _ A s s e m b l y L i n e   E l e m e n t T y p e = " C o l u m n "   E l e m e n t I d = " 1 8 6 9 4 0 7 6 7 2 "   D a t a T y p e = " C o d e " > V a r i a n t C o d e _ A s s e m b l y L i n e < / V a r i a n t C o d e _ A s s e m b l y L i n e >   
              < / A s s e m b l y L i n e >   
+             < S e r v i c e C o m m i t m e n t H e a d e r F o r S a l e s L i n e   E l e m e n t T y p e = " D a t a I t e m "   E l e m e n t I d = " 2 6 0 5 7 5 8 7 1 " > + 
+                 < S e r v i c e C o m m i t m e n t F o r L i n e D e s c r i p t i o n _ L b l   E l e m e n t T y p e = " C o l u m n "   E l e m e n t I d = " 1 8 3 9 3 2 6 6 6 7 "   D a t a T y p e = " T e x t " > S e r v i c e C o m m i t m e n t F o r L i n e D e s c r i p t i o n _ L b l < / S e r v i c e C o m m i t m e n t F o r L i n e D e s c r i p t i o n _ L b l > + 
+                 < S e r v i c e C o m m i t m e n t F o r L i n e D i s c o u n t _ L b l   E l e m e n t T y p e = " C o l u m n "   E l e m e n t I d = " 1 8 3 7 0 5 0 1 8 "   D a t a T y p e = " T e x t " > S e r v i c e C o m m i t m e n t F o r L i n e D i s c o u n t _ L b l < / S e r v i c e C o m m i t m e n t F o r L i n e D i s c o u n t _ L b l > + 
+                 < S e r v i c e C o m m i t m e n t F o r L i n e P r i c e _ L b l   E l e m e n t T y p e = " C o l u m n "   E l e m e n t I d = " 6 1 5 0 7 0 4 9 4 "   D a t a T y p e = " T e x t " > S e r v i c e C o m m i t m e n t F o r L i n e P r i c e _ L b l < / S e r v i c e C o m m i t m e n t F o r L i n e P r i c e _ L b l > + 
+                 < S e r v i c e C o m m i t m e n t F o r L i n e   E l e m e n t T y p e = " D a t a I t e m "   E l e m e n t I d = " 1 8 0 1 1 0 3 3 4 6 " > + 
+                     < S e r v i c e C o m m i t m e n t F o r L i n e D e s c r i p t i o n   E l e m e n t T y p e = " C o l u m n "   E l e m e n t I d = " 2 0 7 8 7 8 2 3 2 "   D a t a T y p e = " T e x t " > S e r v i c e C o m m i t m e n t F o r L i n e D e s c r i p t i o n < / S e r v i c e C o m m i t m e n t F o r L i n e D e s c r i p t i o n > + 
+                     < S e r v i c e C o m m i t m e n t F o r L i n e D i s c o u n t   E l e m e n t T y p e = " C o l u m n "   E l e m e n t I d = " 1 7 2 0 3 2 4 3 4 7 "   D a t a T y p e = " T e x t " > S e r v i c e C o m m i t m e n t F o r L i n e D i s c o u n t < / S e r v i c e C o m m i t m e n t F o r L i n e D i s c o u n t > + 
+                     < S e r v i c e C o m m i t m e n t F o r L i n e L i n e N o   E l e m e n t T y p e = " C o l u m n "   E l e m e n t I d = " 3 6 6 2 2 9 7 5 3 "   D a t a T y p e = " I n t e g e r " > S e r v i c e C o m m i t m e n t F o r L i n e L i n e N o < / S e r v i c e C o m m i t m e n t F o r L i n e L i n e N o > + 
+                     < S e r v i c e C o m m i t m e n t F o r L i n e P r i c e   E l e m e n t T y p e = " C o l u m n "   E l e m e n t I d = " 1 6 5 6 4 4 5 1 "   D a t a T y p e = " T e x t " > S e r v i c e C o m m i t m e n t F o r L i n e P r i c e < / S e r v i c e C o m m i t m e n t F o r L i n e P r i c e > + 
+                 < / S e r v i c e C o m m i t m e n t F o r L i n e > + 
+             < / S e r v i c e C o m m i t m e n t H e a d e r F o r S a l e s L i n e > + 
          < / L i n e >   
-         < W o r k D e s c r i p t i o n L i n e s > - 
-             < W o r k D e s c r i p t i o n L i n e > W o r k D e s c r i p t i o n L i n e < / W o r k D e s c r i p t i o n L i n e > - 
-             < W o r k D e s c r i p t i o n L i n e N u m b e r > W o r k D e s c r i p t i o n L i n e N u m b e r < / W o r k D e s c r i p t i o n L i n e N u m b e r > +         < W o r k D e s c r i p t i o n L i n e s   E l e m e n t T y p e = " D a t a I t e m "   E l e m e n t I d = " 2 7 6 8 1 9 4 4 7 " > + 
+             < W o r k D e s c r i p t i o n L i n e   E l e m e n t T y p e = " C o l u m n "   E l e m e n t I d = " 1 9 4 7 6 2 1 6 7 6 "   D a t a T y p e = " T e x t " > W o r k D e s c r i p t i o n L i n e < / W o r k D e s c r i p t i o n L i n e > + 
+             < W o r k D e s c r i p t i o n L i n e N u m b e r   E l e m e n t T y p e = " C o l u m n "   E l e m e n t I d = " 7 9 7 3 0 7 2 2 3 "   D a t a T y p e = " I n t e g e r " > W o r k D e s c r i p t i o n L i n e N u m b e r < / W o r k D e s c r i p t i o n L i n e N u m b e r >   
          < / W o r k D e s c r i p t i o n L i n e s >   
-         < V A T A m o u n t L i n e > - 
-             < I n v o i c e D i s c o u n t A m o u n t _ V A T A m o u n t L i n e > I n v o i c e D i s c o u n t A m o u n t _ V A T A m o u n t L i n e < / I n v o i c e D i s c o u n t A m o u n t _ V A T A m o u n t L i n e > - 
-             < I n v o i c e D i s c o u n t A m o u n t _ V A T A m o u n t L i n e _ L b l > I n v o i c e D i s c o u n t A m o u n t _ V A T A m o u n t L i n e _ L b l < / I n v o i c e D i s c o u n t A m o u n t _ V A T A m o u n t L i n e _ L b l > - 
-             < I n v o i c e D i s c o u n t B a s e A m o u n t _ V A T A m o u n t L i n e > I n v o i c e D i s c o u n t B a s e A m o u n t _ V A T A m o u n t L i n e < / I n v o i c e D i s c o u n t B a s e A m o u n t _ V A T A m o u n t L i n e > - 
-             < I n v o i c e D i s c o u n t B a s e A m o u n t _ V A T A m o u n t L i n e _ L b l > I n v o i c e D i s c o u n t B a s e A m o u n t _ V A T A m o u n t L i n e _ L b l < / I n v o i c e D i s c o u n t B a s e A m o u n t _ V A T A m o u n t L i n e _ L b l > - 
-             < L i n e A m o u n t _ V a t A m o u n t L i n e > L i n e A m o u n t _ V a t A m o u n t L i n e < / L i n e A m o u n t _ V a t A m o u n t L i n e > - 
-             < L i n e A m o u n t _ V a t A m o u n t L i n e _ L b l > L i n e A m o u n t _ V a t A m o u n t L i n e _ L b l < / L i n e A m o u n t _ V a t A m o u n t L i n e _ L b l > - 
-             < N o O f V A T I d e n t i f i e r s > N o O f V A T I d e n t i f i e r s < / N o O f V A T I d e n t i f i e r s > - 
-             < V A T A m o u n t L C Y _ V A T A m o u n t L i n e > V A T A m o u n t L C Y _ V A T A m o u n t L i n e < / V A T A m o u n t L C Y _ V A T A m o u n t L i n e > - 
-             < V A T A m o u n t L C Y _ V A T A m o u n t L i n e _ L b l > V A T A m o u n t L C Y _ V A T A m o u n t L i n e _ L b l < / V A T A m o u n t L C Y _ V A T A m o u n t L i n e _ L b l > - 
-             < V A T A m o u n t _ V a t A m o u n t L i n e > V A T A m o u n t _ V a t A m o u n t L i n e < / V A T A m o u n t _ V a t A m o u n t L i n e > - 
-             < V A T A m o u n t _ V a t A m o u n t L i n e _ L b l > V A T A m o u n t _ V a t A m o u n t L i n e _ L b l < / V A T A m o u n t _ V a t A m o u n t L i n e _ L b l > - 
-             < V A T B a s e L C Y _ V A T A m o u n t L i n e > V A T B a s e L C Y _ V A T A m o u n t L i n e < / V A T B a s e L C Y _ V A T A m o u n t L i n e > - 
-             < V A T B a s e L C Y _ V A T A m o u n t L i n e _ L b l > V A T B a s e L C Y _ V A T A m o u n t L i n e _ L b l < / V A T B a s e L C Y _ V A T A m o u n t L i n e _ L b l > - 
-             < V A T B a s e _ V a t A m o u n t L i n e > V A T B a s e _ V a t A m o u n t L i n e < / V A T B a s e _ V a t A m o u n t L i n e > - 
-             < V A T B a s e _ V a t A m o u n t L i n e _ L b l > V A T B a s e _ V a t A m o u n t L i n e _ L b l < / V A T B a s e _ V a t A m o u n t L i n e _ L b l > - 
-             < V A T I d e n t i f i e r _ V a t A m o u n t L i n e > V A T I d e n t i f i e r _ V a t A m o u n t L i n e < / V A T I d e n t i f i e r _ V a t A m o u n t L i n e > - 
-             < V A T I d e n t i f i e r _ V a t A m o u n t L i n e _ L b l > V A T I d e n t i f i e r _ V a t A m o u n t L i n e _ L b l < / V A T I d e n t i f i e r _ V a t A m o u n t L i n e _ L b l > - 
-             < V A T P c t _ V a t A m o u n t L i n e > V A T P c t _ V a t A m o u n t L i n e < / V A T P c t _ V a t A m o u n t L i n e > - 
-             < V A T P c t _ V a t A m o u n t L i n e _ L b l > V A T P c t _ V a t A m o u n t L i n e _ L b l < / V A T P c t _ V a t A m o u n t L i n e _ L b l > +         < V A T A m o u n t L i n e   E l e m e n t T y p e = " D a t a I t e m "   E l e m e n t I d = " 8 2 7 5 3 4 3 4 8 " > + 
+             < I n v o i c e D i s c o u n t A m o u n t _ V A T A m o u n t L i n e   E l e m e n t T y p e = " C o l u m n "   E l e m e n t I d = " 8 2 4 7 3 0 1 4 1 "   D a t a T y p e = " D e c i m a l " > I n v o i c e D i s c o u n t A m o u n t _ V A T A m o u n t L i n e < / I n v o i c e D i s c o u n t A m o u n t _ V A T A m o u n t L i n e > + 
+             < I n v o i c e D i s c o u n t A m o u n t _ V A T A m o u n t L i n e _ L b l   E l e m e n t T y p e = " C o l u m n "   E l e m e n t I d = " 1 5 6 2 2 0 0 0 3 4 "   D a t a T y p e = " S t r i n g " > I n v o i c e D i s c o u n t A m o u n t _ V A T A m o u n t L i n e _ L b l < / I n v o i c e D i s c o u n t A m o u n t _ V A T A m o u n t L i n e _ L b l > + 
+             < I n v o i c e D i s c o u n t B a s e A m o u n t _ V A T A m o u n t L i n e   E l e m e n t T y p e = " C o l u m n "   E l e m e n t I d = " 2 0 4 0 3 3 2 2 6 6 "   D a t a T y p e = " D e c i m a l " > I n v o i c e D i s c o u n t B a s e A m o u n t _ V A T A m o u n t L i n e < / I n v o i c e D i s c o u n t B a s e A m o u n t _ V A T A m o u n t L i n e > + 
+             < I n v o i c e D i s c o u n t B a s e A m o u n t _ V A T A m o u n t L i n e _ L b l   E l e m e n t T y p e = " C o l u m n "   E l e m e n t I d = " 4 0 5 9 6 0 3 3 1 "   D a t a T y p e = " S t r i n g " > I n v o i c e D i s c o u n t B a s e A m o u n t _ V A T A m o u n t L i n e _ L b l < / I n v o i c e D i s c o u n t B a s e A m o u n t _ V A T A m o u n t L i n e _ L b l > + 
+             < L i n e A m o u n t _ V a t A m o u n t L i n e   E l e m e n t T y p e = " C o l u m n "   E l e m e n t I d = " 2 1 4 6 5 4 0 1 "   D a t a T y p e = " D e c i m a l " > L i n e A m o u n t _ V a t A m o u n t L i n e < / L i n e A m o u n t _ V a t A m o u n t L i n e > + 
+             < L i n e A m o u n t _ V a t A m o u n t L i n e _ L b l   E l e m e n t T y p e = " C o l u m n "   E l e m e n t I d = " 1 1 1 0 9 1 2 1 2 4 "   D a t a T y p e = " S t r i n g " > L i n e A m o u n t _ V a t A m o u n t L i n e _ L b l < / L i n e A m o u n t _ V a t A m o u n t L i n e _ L b l > + 
+             < N o O f V A T I d e n t i f i e r s   E l e m e n t T y p e = " C o l u m n "   E l e m e n t I d = " 1 1 5 3 2 6 3 0 2 6 "   D a t a T y p e = " I n t e g e r " > N o O f V A T I d e n t i f i e r s < / N o O f V A T I d e n t i f i e r s > + 
+             < V A T A m o u n t _ V a t A m o u n t L i n e   E l e m e n t T y p e = " C o l u m n "   E l e m e n t I d = " 1 8 9 1 8 2 0 6 2 0 "   D a t a T y p e = " D e c i m a l " > V A T A m o u n t _ V a t A m o u n t L i n e < / V A T A m o u n t _ V a t A m o u n t L i n e > + 
+             < V A T A m o u n t _ V a t A m o u n t L i n e _ L b l   E l e m e n t T y p e = " C o l u m n "   E l e m e n t I d = " 1 5 1 3 5 5 5 4 7 3 "   D a t a T y p e = " S t r i n g " > V A T A m o u n t _ V a t A m o u n t L i n e _ L b l < / V A T A m o u n t _ V a t A m o u n t L i n e _ L b l > + 
+             < V A T A m o u n t L C Y _ V A T A m o u n t L i n e   E l e m e n t T y p e = " C o l u m n "   E l e m e n t I d = " 1 5 8 1 9 9 4 3 5 0 "   D a t a T y p e = " D e c i m a l " > V A T A m o u n t L C Y _ V A T A m o u n t L i n e < / V A T A m o u n t L C Y _ V A T A m o u n t L i n e > + 
+             < V A T A m o u n t L C Y _ V A T A m o u n t L i n e _ L b l   E l e m e n t T y p e = " C o l u m n "   E l e m e n t I d = " 9 2 3 0 0 3 3 7 "   D a t a T y p e = " T e x t C o n s t " > V A T A m o u n t L C Y _ V A T A m o u n t L i n e _ L b l < / V A T A m o u n t L C Y _ V A T A m o u n t L i n e _ L b l > + 
+             < V A T B a s e _ V a t A m o u n t L i n e   E l e m e n t T y p e = " C o l u m n "   E l e m e n t I d = " 1 4 5 8 9 3 7 8 1 9 "   D a t a T y p e = " D e c i m a l " > V A T B a s e _ V a t A m o u n t L i n e < / V A T B a s e _ V a t A m o u n t L i n e > + 
+             < V A T B a s e _ V a t A m o u n t L i n e _ L b l   E l e m e n t T y p e = " C o l u m n "   E l e m e n t I d = " 1 6 9 1 3 0 2 4 8 8 "   D a t a T y p e = " S t r i n g " > V A T B a s e _ V a t A m o u n t L i n e _ L b l < / V A T B a s e _ V a t A m o u n t L i n e _ L b l > + 
+             < V A T B a s e L C Y _ V A T A m o u n t L i n e   E l e m e n t T y p e = " C o l u m n "   E l e m e n t I d = " 1 8 6 0 9 4 5 6 3 5 "   D a t a T y p e = " D e c i m a l " > V A T B a s e L C Y _ V A T A m o u n t L i n e < / V A T B a s e L C Y _ V A T A m o u n t L i n e > + 
+             < V A T B a s e L C Y _ V A T A m o u n t L i n e _ L b l   E l e m e n t T y p e = " C o l u m n "   E l e m e n t I d = " 1 2 3 6 4 6 7 9 9 8 "   D a t a T y p e = " T e x t C o n s t " > V A T B a s e L C Y _ V A T A m o u n t L i n e _ L b l < / V A T B a s e L C Y _ V A T A m o u n t L i n e _ L b l > + 
+             < V A T I d e n t i f i e r _ V a t A m o u n t L i n e   E l e m e n t T y p e = " C o l u m n "   E l e m e n t I d = " 1 1 4 2 0 7 0 0 3 5 "   D a t a T y p e = " C o d e " > V A T I d e n t i f i e r _ V a t A m o u n t L i n e < / V A T I d e n t i f i e r _ V a t A m o u n t L i n e > + 
+             < V A T I d e n t i f i e r _ V a t A m o u n t L i n e _ L b l   E l e m e n t T y p e = " C o l u m n "   E l e m e n t I d = " 8 6 4 5 0 4 5 0 "   D a t a T y p e = " S t r i n g " > V A T I d e n t i f i e r _ V a t A m o u n t L i n e _ L b l < / V A T I d e n t i f i e r _ V a t A m o u n t L i n e _ L b l > + 
+             < V A T P c t _ V a t A m o u n t L i n e   E l e m e n t T y p e = " C o l u m n "   E l e m e n t I d = " 1 4 5 3 5 4 2 7 7 7 "   D a t a T y p e = " D e c i m a l " > V A T P c t _ V a t A m o u n t L i n e < / V A T P c t _ V a t A m o u n t L i n e > + 
+             < V A T P c t _ V a t A m o u n t L i n e _ L b l   E l e m e n t T y p e = " C o l u m n "   E l e m e n t I d = " 6 7 6 3 2 3 7 8 "   D a t a T y p e = " S t r i n g " > V A T P c t _ V a t A m o u n t L i n e _ L b l < / V A T P c t _ V a t A m o u n t L i n e _ L b l >   
          < / V A T A m o u n t L i n e >   
-         < V A T C l a u s e L i n e > - 
-             < C o d e _ V A T C l a u s e L i n e > C o d e _ V A T C l a u s e L i n e < / C o d e _ V A T C l a u s e L i n e > - 
-             < C o d e _ V A T C l a u s e L i n e _ L b l > C o d e _ V A T C l a u s e L i n e _ L b l < / C o d e _ V A T C l a u s e L i n e _ L b l > - 
-             < D e s c r i p t i o n 2 _ V A T C l a u s e L i n e > D e s c r i p t i o n 2 _ V A T C l a u s e L i n e < / D e s c r i p t i o n 2 _ V A T C l a u s e L i n e > - 
-             < D e s c r i p t i o n _ V A T C l a u s e L i n e > D e s c r i p t i o n _ V A T C l a u s e L i n e < / D e s c r i p t i o n _ V A T C l a u s e L i n e > - 
-             < N o O f V A T C l a u s e s > N o O f V A T C l a u s e s < / N o O f V A T C l a u s e s > - 
-             < V A T A m o u n t _ V A T C l a u s e L i n e > V A T A m o u n t _ V A T C l a u s e L i n e < / V A T A m o u n t _ V A T C l a u s e L i n e > - 
-             < V A T I d e n t i f i e r _ V A T C l a u s e L i n e > V A T I d e n t i f i e r _ V A T C l a u s e L i n e < / V A T I d e n t i f i e r _ V A T C l a u s e L i n e > +         < V A T C l a u s e L i n e   E l e m e n t T y p e = " D a t a I t e m "   E l e m e n t I d = " 1 6 6 5 5 0 0 1 6 3 " > + 
+             < C o d e _ V A T C l a u s e L i n e   E l e m e n t T y p e = " C o l u m n "   E l e m e n t I d = " 1 8 2 4 5 8 9 8 4 7 "   D a t a T y p e = " C o d e " > C o d e _ V A T C l a u s e L i n e < / C o d e _ V A T C l a u s e L i n e > + 
+             < C o d e _ V A T C l a u s e L i n e _ L b l   E l e m e n t T y p e = " C o l u m n "   E l e m e n t I d = " 4 6 1 5 3 3 0 2 "   D a t a T y p e = " S t r i n g " > C o d e _ V A T C l a u s e L i n e _ L b l < / C o d e _ V A T C l a u s e L i n e _ L b l > + 
+             < D e s c r i p t i o n _ V A T C l a u s e L i n e   E l e m e n t T y p e = " C o l u m n "   E l e m e n t I d = " 1 3 0 5 5 4 5 9 2 4 "   D a t a T y p e = " T e x t " > D e s c r i p t i o n _ V A T C l a u s e L i n e < / D e s c r i p t i o n _ V A T C l a u s e L i n e > + 
+             < D e s c r i p t i o n 2 _ V A T C l a u s e L i n e   E l e m e n t T y p e = " C o l u m n "   E l e m e n t I d = " 1 3 7 9 6 6 7 4 7 0 "   D a t a T y p e = " T e x t " > D e s c r i p t i o n 2 _ V A T C l a u s e L i n e < / D e s c r i p t i o n 2 _ V A T C l a u s e L i n e > + 
+             < N o O f V A T C l a u s e s   E l e m e n t T y p e = " C o l u m n "   E l e m e n t I d = " 7 5 6 4 1 7 3 9 2 "   D a t a T y p e = " I n t e g e r " > N o O f V A T C l a u s e s < / N o O f V A T C l a u s e s > + 
+             < V A T A m o u n t _ V A T C l a u s e L i n e   E l e m e n t T y p e = " C o l u m n "   E l e m e n t I d = " 2 2 2 4 6 9 0 5 9 "   D a t a T y p e = " D e c i m a l " > V A T A m o u n t _ V A T C l a u s e L i n e < / V A T A m o u n t _ V A T C l a u s e L i n e > + 
+             < V A T I d e n t i f i e r _ V A T C l a u s e L i n e   E l e m e n t T y p e = " C o l u m n "   E l e m e n t I d = " 1 4 6 4 4 7 2 4 7 8 "   D a t a T y p e = " C o d e " > V A T I d e n t i f i e r _ V A T C l a u s e L i n e < / V A T I d e n t i f i e r _ V A T C l a u s e L i n e >   
          < / V A T C l a u s e L i n e >   
-         < R e p o r t T o t a l s L i n e > - 
-             < A m o u n t F o r m a t t e d _ R e p o r t T o t a l s L i n e > A m o u n t F o r m a t t e d _ R e p o r t T o t a l s L i n e < / A m o u n t F o r m a t t e d _ R e p o r t T o t a l s L i n e > - 
-             < A m o u n t _ R e p o r t T o t a l s L i n e > A m o u n t _ R e p o r t T o t a l s L i n e < / A m o u n t _ R e p o r t T o t a l s L i n e > - 
-             < D e s c r i p t i o n _ R e p o r t T o t a l s L i n e > D e s c r i p t i o n _ R e p o r t T o t a l s L i n e < / D e s c r i p t i o n _ R e p o r t T o t a l s L i n e > - 
-             < F o n t B o l d _ R e p o r t T o t a l s L i n e > F o n t B o l d _ R e p o r t T o t a l s L i n e < / F o n t B o l d _ R e p o r t T o t a l s L i n e > - 
-             < F o n t U n d e r l i n e _ R e p o r t T o t a l s L i n e > F o n t U n d e r l i n e _ R e p o r t T o t a l s L i n e < / F o n t U n d e r l i n e _ R e p o r t T o t a l s L i n e > +         < R e p o r t T o t a l s L i n e   E l e m e n t T y p e = " D a t a I t e m "   E l e m e n t I d = " 2 1 2 2 5 4 9 8 3 6 " > + 
+             < A m o u n t _ R e p o r t T o t a l s L i n e   E l e m e n t T y p e = " C o l u m n "   E l e m e n t I d = " 4 1 9 9 1 8 3 6 9 "   D a t a T y p e = " D e c i m a l " > A m o u n t _ R e p o r t T o t a l s L i n e < / A m o u n t _ R e p o r t T o t a l s L i n e > + 
+             < A m o u n t F o r m a t t e d _ R e p o r t T o t a l s L i n e   E l e m e n t T y p e = " C o l u m n "   E l e m e n t I d = " 1 5 0 6 1 3 6 8 2 5 "   D a t a T y p e = " T e x t " > A m o u n t F o r m a t t e d _ R e p o r t T o t a l s L i n e < / A m o u n t F o r m a t t e d _ R e p o r t T o t a l s L i n e > + 
+             < D e s c r i p t i o n _ R e p o r t T o t a l s L i n e   E l e m e n t T y p e = " C o l u m n "   E l e m e n t I d = " 5 8 1 9 9 6 0 6 7 "   D a t a T y p e = " T e x t " > D e s c r i p t i o n _ R e p o r t T o t a l s L i n e < / D e s c r i p t i o n _ R e p o r t T o t a l s L i n e > + 
+             < F o n t B o l d _ R e p o r t T o t a l s L i n e   E l e m e n t T y p e = " C o l u m n "   E l e m e n t I d = " 9 4 6 5 4 0 5 4 9 "   D a t a T y p e = " B o o l e a n " > F o n t B o l d _ R e p o r t T o t a l s L i n e < / F o n t B o l d _ R e p o r t T o t a l s L i n e > + 
+             < F o n t U n d e r l i n e _ R e p o r t T o t a l s L i n e   E l e m e n t T y p e = " C o l u m n "   E l e m e n t I d = " 2 0 2 1 5 3 3 6 9 4 "   D a t a T y p e = " B o o l e a n " > F o n t U n d e r l i n e _ R e p o r t T o t a l s L i n e < / F o n t U n d e r l i n e _ R e p o r t T o t a l s L i n e >   
          < / R e p o r t T o t a l s L i n e >   
-         < L e t t e r T e x t > - 
-             < B o d y T e x t > B o d y T e x t < / B o d y T e x t > - 
-             < C l o s i n g T e x t > C l o s i n g T e x t < / C l o s i n g T e x t > - 
-             < G r e e t i n g T e x t > G r e e t i n g T e x t < / G r e e t i n g T e x t > - 
-             < P m t D i s c T e x t > P m t D i s c T e x t < / P m t D i s c T e x t > +         < S e r v i c e C o m m i t m e n t F o r L i n e C a p t i o n   E l e m e n t T y p e = " D a t a I t e m "   E l e m e n t I d = " 4 5 5 8 5 1 6 0 0 " > + 
+             < S e r v i c e C o m m i t m e n t F o r L i n e T o t a l T e x t _ L b l   E l e m e n t T y p e = " C o l u m n "   E l e m e n t I d = " 9 9 6 5 4 9 8 5 2 "   D a t a T y p e = " T e x t " > S e r v i c e C o m m i t m e n t F o r L i n e T o t a l T e x t _ L b l < / S e r v i c e C o m m i t m e n t F o r L i n e T o t a l T e x t _ L b l > + 
+         < / S e r v i c e C o m m i t m e n t F o r L i n e C a p t i o n > + 
+         < S e r v i c e C o m m i t m e n t s G r o u p   E l e m e n t T y p e = " D a t a I t e m "   E l e m e n t I d = " 1 9 6 6 6 9 4 9 2 7 " > + 
+             < S e r v i c e C o m m i t m e n t s G r o u p P e r P e r i o d   E l e m e n t T y p e = " D a t a I t e m "   E l e m e n t I d = " 1 0 7 5 7 2 7 7 9 7 " > + 
+                 < S e r v i c e C o m m i t m e n t s G r o u p P e r P e r i o d N a m e   E l e m e n t T y p e = " C o l u m n "   E l e m e n t I d = " 1 5 2 1 8 3 1 0 2 2 "   D a t a T y p e = " T e x t " > S e r v i c e C o m m i t m e n t s G r o u p P e r P e r i o d N a m e < / S e r v i c e C o m m i t m e n t s G r o u p P e r P e r i o d N a m e > + 
+                 < S e r v i c e C o m m i t m e n t s G r o u p P e r P e r i o d T y p e   E l e m e n t T y p e = " C o l u m n "   E l e m e n t I d = " 5 0 6 1 5 7 4 8 5 "   D a t a T y p e = " T e x t " > S e r v i c e C o m m i t m e n t s G r o u p P e r P e r i o d T y p e < / S e r v i c e C o m m i t m e n t s G r o u p P e r P e r i o d T y p e > + 
+                 < S e r v i c e C o m m i t m e n t s G r o u p P e r P e r i o d V a l u e   E l e m e n t T y p e = " C o l u m n "   E l e m e n t I d = " 1 3 9 8 4 4 3 7 0 "   D a t a T y p e = " T e x t " > S e r v i c e C o m m i t m e n t s G r o u p P e r P e r i o d V a l u e < / S e r v i c e C o m m i t m e n t s G r o u p P e r P e r i o d V a l u e > + 
+             < / S e r v i c e C o m m i t m e n t s G r o u p P e r P e r i o d > + 
+         < / S e r v i c e C o m m i t m e n t s G r o u p > + 
+         < L e t t e r T e x t   E l e m e n t T y p e = " D a t a I t e m "   E l e m e n t I d = " 1 5 1 0 3 5 3 8 3 4 " > + 
+             < B o d y T e x t   E l e m e n t T y p e = " C o l u m n "   E l e m e n t I d = " 1 4 9 7 5 9 8 0 8 "   D a t a T y p e = " T e x t C o n s t " > B o d y T e x t < / B o d y T e x t > + 
+             < C l o s i n g T e x t   E l e m e n t T y p e = " C o l u m n "   E l e m e n t I d = " 5 1 2 1 3 5 9 0 9 "   D a t a T y p e = " T e x t C o n s t " > C l o s i n g T e x t < / C l o s i n g T e x t > + 
+             < G r e e t i n g T e x t   E l e m e n t T y p e = " C o l u m n "   E l e m e n t I d = " 1 1 7 5 2 7 9 2 8 9 "   D a t a T y p e = " T e x t C o n s t " > G r e e t i n g T e x t < / G r e e t i n g T e x t > + 
+             < P m t D i s c T e x t   E l e m e n t T y p e = " C o l u m n "   E l e m e n t I d = " 2 0 1 3 8 4 9 9 4 8 "   D a t a T y p e = " T e x t " > P m t D i s c T e x t < / P m t D i s c T e x t >   
          < / L e t t e r T e x t >   
-         < T o t a l s > - 
-             < C u r r e n c y C o d e > C u r r e n c y C o d e < / C u r r e n c y C o d e > - 
-             < C u r r e n c y S y m b o l > C u r r e n c y S y m b o l < / C u r r e n c y S y m b o l > - 
-             < T o t a l A m o u n t I n c l u d i n g V A T > T o t a l A m o u n t I n c l u d i n g V A T < / T o t a l A m o u n t I n c l u d i n g V A T > - 
-             < T o t a l E x c l u d i n g V A T T e x t > T o t a l E x c l u d i n g V A T T e x t < / T o t a l E x c l u d i n g V A T T e x t > - 
-             < T o t a l I n c l u d i n g V A T T e x t > T o t a l I n c l u d i n g V A T T e x t < / T o t a l I n c l u d i n g V A T T e x t > - 
-             < T o t a l I n v o i c e D i s c o u n t A m o u n t > T o t a l I n v o i c e D i s c o u n t A m o u n t < / T o t a l I n v o i c e D i s c o u n t A m o u n t > - 
-             < T o t a l N e t A m o u n t > T o t a l N e t A m o u n t < / T o t a l N e t A m o u n t > - 
-             < T o t a l P a y m e n t D i s c o u n t O n V A T > T o t a l P a y m e n t D i s c o u n t O n V A T < / T o t a l P a y m e n t D i s c o u n t O n V A T > - 
-             < T o t a l S u b T o t a l > T o t a l S u b T o t a l < / T o t a l S u b T o t a l > - 
-             < T o t a l S u b T o t a l M i n u s I n v o i c e D i s c o u n t > T o t a l S u b T o t a l M i n u s I n v o i c e D i s c o u n t < / T o t a l S u b T o t a l M i n u s I n v o i c e D i s c o u n t > - 
-             < T o t a l T e x t > T o t a l T e x t < / T o t a l T e x t > - 
-             < T o t a l V A T A m o u n t > T o t a l V A T A m o u n t < / T o t a l V A T A m o u n t > - 
-             < T o t a l V A T A m o u n t L C Y > T o t a l V A T A m o u n t L C Y < / T o t a l V A T A m o u n t L C Y > - 
-             < T o t a l V A T A m o u n t T e x t > T o t a l V A T A m o u n t T e x t < / T o t a l V A T A m o u n t T e x t > - 
-             < T o t a l V A T B a s e L C Y > T o t a l V A T B a s e L C Y < / T o t a l V A T B a s e L C Y > +         < T o t a l s   E l e m e n t T y p e = " D a t a I t e m "   E l e m e n t I d = " 1 8 2 3 9 5 0 0 4 4 " > + 
+             < C u r r e n c y C o d e   E l e m e n t T y p e = " C o l u m n "   E l e m e n t I d = " 1 5 7 9 5 9 5 9 2 1 "   D a t a T y p e = " T e x t " > C u r r e n c y C o d e < / C u r r e n c y C o d e > + 
+             < C u r r e n c y S y m b o l   E l e m e n t T y p e = " C o l u m n "   E l e m e n t I d = " 1 1 6 2 5 1 0 7 4 8 "   D a t a T y p e = " T e x t " > C u r r e n c y S y m b o l < / C u r r e n c y S y m b o l > + 
+             < T o t a l A m o u n t I n c l u d i n g V A T   E l e m e n t T y p e = " C o l u m n "   E l e m e n t I d = " 9 1 0 5 1 1 5 7 5 "   D a t a T y p e = " S t r i n g " > T o t a l A m o u n t I n c l u d i n g V A T < / T o t a l A m o u n t I n c l u d i n g V A T > + 
+             < T o t a l E x c l u d i n g V A T T e x t   E l e m e n t T y p e = " C o l u m n "   E l e m e n t I d = " 1 9 2 2 9 4 6 3 1 0 "   D a t a T y p e = " T e x t " > T o t a l E x c l u d i n g V A T T e x t < / T o t a l E x c l u d i n g V A T T e x t > + 
+             < T o t a l I n c l u d i n g V A T T e x t   E l e m e n t T y p e = " C o l u m n "   E l e m e n t I d = " 1 2 0 4 0 1 6 3 5 2 "   D a t a T y p e = " T e x t " > T o t a l I n c l u d i n g V A T T e x t < / T o t a l I n c l u d i n g V A T T e x t > + 
+             < T o t a l I n v o i c e D i s c o u n t A m o u n t   E l e m e n t T y p e = " C o l u m n "   E l e m e n t I d = " 4 0 2 1 7 7 5 1 "   D a t a T y p e = " D e c i m a l " > T o t a l I n v o i c e D i s c o u n t A m o u n t < / T o t a l I n v o i c e D i s c o u n t A m o u n t > + 
+             < T o t a l N e t A m o u n t   E l e m e n t T y p e = " C o l u m n "   E l e m e n t I d = " 4 8 3 1 9 3 3 7 2 "   D a t a T y p e = " D e c i m a l " > T o t a l N e t A m o u n t < / T o t a l N e t A m o u n t > + 
+             < T o t a l P a y m e n t D i s c o u n t O n V A T   E l e m e n t T y p e = " C o l u m n "   E l e m e n t I d = " 7 3 6 0 4 1 8 8 6 "   D a t a T y p e = " D e c i m a l " > T o t a l P a y m e n t D i s c o u n t O n V A T < / T o t a l P a y m e n t D i s c o u n t O n V A T > + 
+             < T o t a l S u b T o t a l   E l e m e n t T y p e = " C o l u m n "   E l e m e n t I d = " 2 0 9 7 8 7 6 8 0 1 "   D a t a T y p e = " D e c i m a l " > T o t a l S u b T o t a l < / T o t a l S u b T o t a l > + 
+             < T o t a l S u b T o t a l M i n u s I n v o i c e D i s c o u n t   E l e m e n t T y p e = " C o l u m n "   E l e m e n t I d = " 7 6 9 4 3 1 8 8 7 "   D a t a T y p e = " D e c i m a l " > T o t a l S u b T o t a l M i n u s I n v o i c e D i s c o u n t < / T o t a l S u b T o t a l M i n u s I n v o i c e D i s c o u n t > + 
+             < T o t a l T e x t   E l e m e n t T y p e = " C o l u m n "   E l e m e n t I d = " 2 3 1 9 1 0 5 1 8 "   D a t a T y p e = " T e x t " > T o t a l T e x t < / T o t a l T e x t > + 
+             < T o t a l V A T A m o u n t   E l e m e n t T y p e = " C o l u m n "   E l e m e n t I d = " 1 6 2 7 1 0 2 3 2 8 "   D a t a T y p e = " D e c i m a l " > T o t a l V A T A m o u n t < / T o t a l V A T A m o u n t > + 
+             < T o t a l V A T A m o u n t L C Y   E l e m e n t T y p e = " C o l u m n "   E l e m e n t I d = " 1 5 0 6 5 7 0 2 1 8 "   D a t a T y p e = " D e c i m a l " > T o t a l V A T A m o u n t L C Y < / T o t a l V A T A m o u n t L C Y > + 
+             < T o t a l V A T A m o u n t T e x t   E l e m e n t T y p e = " C o l u m n "   E l e m e n t I d = " 9 7 3 6 6 6 3 3 9 "   D a t a T y p e = " T e x t " > T o t a l V A T A m o u n t T e x t < / T o t a l V A T A m o u n t T e x t > + 
+             < T o t a l V A T B a s e L C Y   E l e m e n t T y p e = " C o l u m n "   E l e m e n t I d = " 8 3 4 4 5 0 5 2 1 "   D a t a T y p e = " D e c i m a l " > T o t a l V A T B a s e L C Y < / T o t a l V A T B a s e L C Y >   
          < / T o t a l s >   
@@ -6519,9 +6488,7 @@
  < / N a v W o r d R e p o r t X m l P a r t > 
 </file>
 
-<file path=customXml/item2.xml>��< ? x m l   v e r s i o n = " 1 . 0 "   e n c o d i n g = " u t f - 1 6 " ? > - 
- < N a v W o r d R e p o r t X m l P a r t   x m l n s = " u r n : m i c r o s o f t - d y n a m i c s - b u s i n e s s c e n t r a l / i n t e r n a l / e x t e n d e d / r e p o r t s / S t a n d a r d _ S a l e s _ O r d e r _ C o n f / 1 3 0 5 / " > +<file path=customXml/item2.xml>��< ? x m l   v e r s i o n = " 1 . 0 "   e n c o d i n g = " u t f - 1 6 " ? > < N a v W o r d R e p o r t X m l P a r t   x m l n s = " u r n : m i c r o s o f t - d y n a m i c s - n a v / r e p o r t s / S t a n d a r d _ S a l e s _ O r d e r _ C o n f / 1 3 0 5 / " >   
      < B C R e p o r t I n f o r m a t i o n >   
@@ -6585,859 +6552,513 @@
  
          < / R e p o r t R e q u e s t >   
-         < C o m p a n y M e t a d a t a > - 
-             < C o m p a n y N a m e > C o m p a n y   N a m e < / C o m p a n y N a m e > - 
-             < C o m p a n y D i s p l a y N a m e > C o m p a n y   D i s p l a y   N a m e < / C o m p a n y D i s p l a y N a m e > - 
-             < C o m p a n y A d d r e s s L i n e s > - 
-                 < C o m p a n y A d d r e s s L i n e > C o m p a n y   A d d r e s s   L i n e   1 < / C o m p a n y A d d r e s s L i n e > - 
-                 < C o m p a n y A d d r e s s L i n e > C o m p a n y   A d d r e s s   L i n e   2 < / C o m p a n y A d d r e s s L i n e > - 
-                 < C o m p a n y A d d r e s s L i n e > C o m p a n y   A d d r e s s   L i n e   3 < / C o m p a n y A d d r e s s L i n e > - 
-                 < C o m p a n y A d d r e s s L i n e > C o m p a n y   A d d r e s s   L i n e   4 < / C o m p a n y A d d r e s s L i n e > - 
-                 < C o m p a n y A d d r e s s L i n e > C o m p a n y   A d d r e s s   L i n e   5 < / C o m p a n y A d d r e s s L i n e > - 
-                 < C o m p a n y A d d r e s s L i n e > C o m p a n y   A d d r e s s   L i n e   6 < / C o m p a n y A d d r e s s L i n e > - 
-                 < C o m p a n y A d d r e s s L i n e > C o m p a n y   A d d r e s s   L i n e   7 < / C o m p a n y A d d r e s s L i n e > - 
-                 < C o m p a n y A d d r e s s L i n e > C o m p a n y   A d d r e s s   L i n e   8 < / C o m p a n y A d d r e s s L i n e > - 
-             < / C o m p a n y A d d r e s s L i n e s > - 
-             < C o m p a n y P h o n e > C o m p a n y   P h o n e < / C o m p a n y P h o n e > - 
-             < C o m p a n y P h o n e C a p t i o n > C o m p a n y   P h o n e   C a p t i o n < / C o m p a n y P h o n e C a p t i o n > - 
-             < C o m p a n y F a x N o > C o m p a n y   F a x   N o . < / C o m p a n y F a x N o > - 
-             < C o m p a n y F a x N o C a p t i o n > C o m p a n y   F a x   N o .   C a p t i o n < / C o m p a n y F a x N o C a p t i o n > - 
-             < C o m p a n y E m a i l > C o m p a n y   E m a i l < / C o m p a n y E m a i l > - 
-             < C o m p a n y E m a i l C a p t i o n > C o m p a n y   E m a i l   C a p t i o n < / C o m p a n y E m a i l C a p t i o n > - 
-             < C o m p a n y H o m e P a g e > C o m p a n y   H o m e   P a g e < / C o m p a n y H o m e P a g e > - 
-             < C o m p a n y H o m e P a g e C a p t i o n > C o m p a n y   H o m e   P a g e   C a p t i o n < / C o m p a n y H o m e P a g e C a p t i o n > - 
-             < C o m p a n y L o g o > C o m p a n y   L o g o < / C o m p a n y L o g o > - 
-             < C o m p a n y V A T R e g i s t r a t i o n N o > C o m p a n y   V A T   R e g i s t r a t i o n   N o . < / C o m p a n y V A T R e g i s t r a t i o n N o > - 
-             < C o m p a n y V A T R e g i s t r a t i o n N o C a p t i o n > C o m p a n y   V A T   R e g i s t r a t i o n   N o .   C a p t i o n < / C o m p a n y V A T R e g i s t r a t i o n N o C a p t i o n > - 
-             < C o m p a n y R e g i s t r a t i o n N o > C o m p a n y   R e g i s t r a t i o n   N o . < / C o m p a n y R e g i s t r a t i o n N o > - 
-             < C o m p a n y R e g i s t r a t i o n N o C a p t i o n > C o m p a n y   R e g i s t r a t i o n   N o .   C a p t i o n < / C o m p a n y R e g i s t r a t i o n N o C a p t i o n > - 
-             < C o m p a n y B a n k N a m e > C o m p a n y   B a n k   N a m e < / C o m p a n y B a n k N a m e > - 
-             < C o m p a n y B a n k N a m e C a p t i o n > C o m p a n y   B a n k   N a m e   C a p t i o n < / C o m p a n y B a n k N a m e C a p t i o n > - 
-             < C o m p a n y B a n k A c c o u n t N o > C o m p a n y   B a n k   A c c o u n t   N o . < / C o m p a n y B a n k A c c o u n t N o > - 
-             < C o m p a n y B a n k A c c o u n t N o C a p t i o n > C o m p a n y   B a n k   A c c o u n t   N o .   C a p t i o n < / C o m p a n y B a n k A c c o u n t N o C a p t i o n > - 
-             < C o m p a n y B a n k B r a n c h N o > C o m p a n y   B a n k   B r a n c h   N o . < / C o m p a n y B a n k B r a n c h N o > - 
-             < C o m p a n y B a n k B r a n c h N o C a p t i o n > C o m p a n y   B a n k   B r a n c h   N o .   C a p t i o n < / C o m p a n y B a n k B r a n c h N o C a p t i o n > - 
-             < C o m p a n y I B A N > C o m p a n y   I B A N < / C o m p a n y I B A N > - 
-             < C o m p a n y I B A N C a p t i o n > C o m p a n y   I B A N   C a p t i o n < / C o m p a n y I B A N C a p t i o n > - 
-             < C o m p a n y B a n k S W I F T > C o m p a n y   B a n k   S W I F T < / C o m p a n y B a n k S W I F T > - 
-             < C o m p a n y B a n k S W I F T C a p t i o n > C o m p a n y   B a n k   S W I F T   C a p t i o n < / C o m p a n y B a n k S W I F T C a p t i o n > - 
-             < C o m p a n y G i r o N o > C o m p a n y   G i r o   N o . < / C o m p a n y G i r o N o > - 
-             < C o m p a n y G i r o N o C a p t i o n > C o m p a n y   G i r o   N o .   C a p t i o n < / C o m p a n y G i r o N o C a p t i o n > - 
-         < / C o m p a n y M e t a d a t a > - 
      < / B C R e p o r t I n f o r m a t i o n >   
-     < T o o l t i p s > - 
-         < T o o l t i p   c o l u m n = " C o m p a n y H o m e P a g e "   E l e m e n t I d = " 1 9 8 9 1 8 8 7 0 " > - 
-             < T o o l t i p T e x t   l a n g = " e n - U S " > S p e c i f i e s   y o u r   c o m p a n y ' s   w e b   s i t e . < / T o o l t i p T e x t > - 
-         < / T o o l t i p > - 
-         < T o o l t i p   c o l u m n = " C o m p a n y E M a i l "   E l e m e n t I d = " 1 6 7 7 0 7 4 0 5 8 " > - 
-             < T o o l t i p T e x t   l a n g = " e n - U S " > S p e c i f i e s   t h e   c o m p a n y ' s   e m a i l   a d d r e s s . < / T o o l t i p T e x t > - 
-         < / T o o l t i p > - 
-         < T o o l t i p   c o l u m n = " C o m p a n y P i c t u r e "   E l e m e n t I d = " 1 3 9 7 4 1 1 0 7 4 " > - 
-             < T o o l t i p T e x t   l a n g = " e n - U S " > S p e c i f i e s   t h e   p i c t u r e   t h a t   h a s   b e e n   s e t   u p   f o r   t h e   c o m p a n y ,   s u c h   a s   a   c o m p a n y   l o g o . < / T o o l t i p T e x t > - 
-         < / T o o l t i p > - 
-         < T o o l t i p   c o l u m n = " C o m p a n y P h o n e N o "   E l e m e n t I d = " 2 5 0 4 4 0 6 5 5 " > - 
-             < T o o l t i p T e x t   l a n g = " e n - U S " > S p e c i f i e s   t h e   c o m p a n y ' s   t e l e p h o n e   n u m b e r . < / T o o l t i p T e x t > - 
-         < / T o o l t i p > - 
-         < T o o l t i p   c o l u m n = " C o m p a n y G i r o N o "   E l e m e n t I d = " 1 3 6 0 1 9 6 3 2 0 " > - 
-             < T o o l t i p T e x t   l a n g = " e n - U S " > S p e c i f i e s   t h e   c o m p a n y ' s   g i r o   n u m b e r . < / T o o l t i p T e x t > - 
-         < / T o o l t i p > - 
-         < T o o l t i p   c o l u m n = " C o m p a n y B a n k N a m e "   E l e m e n t I d = " 1 5 3 4 9 0 5 6 0 5 " > - 
-             < T o o l t i p T e x t   l a n g = " e n - U S " > S p e c i f i e s   t h e   n a m e   o f   t h e   b a n k   w h e r e   y o u   h a v e   t h e   b a n k   a c c o u n t . < / T o o l t i p T e x t > - 
-         < / T o o l t i p > - 
-         < T o o l t i p   c o l u m n = " C o m p a n y B a n k B r a n c h N o "   E l e m e n t I d = " 7 9 3 1 3 3 0 5 7 " > - 
-             < T o o l t i p T e x t   l a n g = " e n - U S " > S p e c i f i e s   a   n u m b e r   o f   t h e   b a n k   b r a n c h . < / T o o l t i p T e x t > - 
-         < / T o o l t i p > - 
-         < T o o l t i p   c o l u m n = " C o m p a n y B a n k A c c o u n t N o "   E l e m e n t I d = " 3 0 1 4 0 2 0 4 " > - 
-             < T o o l t i p T e x t   l a n g = " e n - U S " > S p e c i f i e s   t h e   n u m b e r   u s e d   b y   t h e   b a n k   f o r   t h e   b a n k   a c c o u n t . < / T o o l t i p T e x t > - 
-         < / T o o l t i p > - 
-         < T o o l t i p   c o l u m n = " C o m p a n y I B A N "   E l e m e n t I d = " 9 0 6 5 4 9 1 8 2 " > - 
-             < T o o l t i p T e x t   l a n g = " e n - U S " > S p e c i f i e s   t h e   b a n k   a c c o u n t ' s   i n t e r n a t i o n a l   b a n k   a c c o u n t   n u m b e r . < / T o o l t i p T e x t > - 
-         < / T o o l t i p > - 
-         < T o o l t i p   c o l u m n = " C o m p a n y S W I F T "   E l e m e n t I d = " 6 6 8 2 5 0 2 4 5 " > - 
-             < T o o l t i p T e x t   l a n g = " e n - U S " > S p e c i f i e s   t h e   i n t e r n a t i o n a l   b a n k   i d e n t i f i e r   c o d e   ( S W I F T )   o f   t h e   b a n k   w h e r e   y o u   h a v e   t h e   a c c o u n t . < / T o o l t i p T e x t > - 
-         < / T o o l t i p > - 
-         < T o o l t i p   c o l u m n = " S e l l T o C o n t a c t P h o n e N o "   E l e m e n t I d = " 1 6 1 3 8 2 2 4 8 3 " > - 
-             < T o o l t i p T e x t   l a n g = " e n - U S " > S p e c i f i e s   t h e   c o n t a c t ' s   p h o n e   n u m b e r . < / T o o l t i p T e x t > - 
-         < / T o o l t i p > - 
-         < T o o l t i p   c o l u m n = " S e l l T o C o n t a c t M o b i l e P h o n e N o "   E l e m e n t I d = " 1 8 4 3 5 8 7 4 7 " > - 
-             < T o o l t i p T e x t   l a n g = " e n - U S " > S p e c i f i e s   t h e   c o n t a c t ' s   m o b i l e   t e l e p h o n e   n u m b e r . < / T o o l t i p T e x t > - 
-         < / T o o l t i p > - 
-         < T o o l t i p   c o l u m n = " S e l l T o C o n t a c t E m a i l "   E l e m e n t I d = " 2 6 2 8 2 4 5 6 4 " > - 
-             < T o o l t i p T e x t   l a n g = " e n - U S " > S p e c i f i e s   t h e   e m a i l   a d d r e s s   o f   t h e   c o n t a c t . < / T o o l t i p T e x t > - 
-         < / T o o l t i p > - 
-         < T o o l t i p   c o l u m n = " B i l l T o C o n t a c t P h o n e N o "   E l e m e n t I d = " 3 6 2 4 7 7 4 8 8 " > - 
-             < T o o l t i p T e x t   l a n g = " e n - U S " > S p e c i f i e s   t h e   c o n t a c t ' s   p h o n e   n u m b e r . < / T o o l t i p T e x t > - 
-         < / T o o l t i p > - 
-         < T o o l t i p   c o l u m n = " B i l l T o C o n t a c t M o b i l e P h o n e N o "   E l e m e n t I d = " 2 4 8 4 8 8 6 9 6 " > - 
-             < T o o l t i p T e x t   l a n g = " e n - U S " > S p e c i f i e s   t h e   c o n t a c t ' s   m o b i l e   t e l e p h o n e   n u m b e r . < / T o o l t i p T e x t > - 
-         < / T o o l t i p > - 
-         < T o o l t i p   c o l u m n = " B i l l T o C o n t a c t E m a i l "   E l e m e n t I d = " 3 3 5 8 2 7 8 9 5 " > - 
-             < T o o l t i p T e x t   l a n g = " e n - U S " > S p e c i f i e s   t h e   e m a i l   a d d r e s s   o f   t h e   c o n t a c t . < / T o o l t i p T e x t > - 
-         < / T o o l t i p > - 
-         < T o o l t i p   c o l u m n = " Y o u r R e f e r e n c e "   E l e m e n t I d = " 1 1 0 3 9 9 5 1 " > - 
-             < T o o l t i p T e x t   l a n g = " e n - U S " > S p e c i f i e s   t h e   c u s t o m e r ' s   r e f e r e n c e .   T h e   c o n t e n t   w i l l   b e   p r i n t e d   o n   s a l e s   d o c u m e n t s . < / T o o l t i p T e x t > - 
-         < / T o o l t i p > - 
-         < T o o l t i p   c o l u m n = " S h i p m e n t M e t h o d D e s c r i p t i o n "   E l e m e n t I d = " 2 0 5 9 4 0 3 2 6 0 " > - 
-             < T o o l t i p T e x t   l a n g = " e n - U S " > S p e c i f i e s   a   d e s c r i p t i o n   o f   t h e   s h i p m e n t   m e t h o d . < / T o o l t i p T e x t > - 
-         < / T o o l t i p > - 
-         < T o o l t i p   c o l u m n = " S h i p T o P h o n e N o "   E l e m e n t I d = " 3 6 9 7 0 2 2 5 5 " > - 
-             < T o o l t i p T e x t   l a n g = " e n - U S " > S p e c i f i e s   t h e   t e l e p h o n e   n u m b e r   o f   t h e   c o m p a n y ' s   s h i p p i n g   a d d r e s s . < / T o o l t i p T e x t > - 
-         < / T o o l t i p > - 
-         < T o o l t i p   c o l u m n = " P a y m e n t T e r m s D e s c r i p t i o n "   E l e m e n t I d = " 2 0 3 8 7 4 2 7 0 0 " > - 
-             < T o o l t i p T e x t   l a n g = " e n - U S " > S p e c i f i e s   a n   e x p l a n a t i o n   o f   t h e   p a y m e n t   t e r m s . < / T o o l t i p T e x t > - 
-         < / T o o l t i p > - 
-         < T o o l t i p   c o l u m n = " P a y m e n t M e t h o d D e s c r i p t i o n "   E l e m e n t I d = " 5 8 5 7 5 7 9 7 4 " > - 
-             < T o o l t i p T e x t   l a n g = " e n - U S " > S p e c i f i e s   a   t e x t   t h a t   d e s c r i b e s   t h e   p a y m e n t   m e t h o d . < / T o o l t i p T e x t > - 
-         < / T o o l t i p > - 
-         < T o o l t i p   c o l u m n = " B i l l t o C u s t u m e r N o "   E l e m e n t I d = " 2 8 0 4 7 3 0 5 8 " > - 
-             < T o o l t i p T e x t   l a n g = " e n - U S " > S p e c i f i e s   t h e   n u m b e r   o f   t h e   c u s t o m e r   t h a t   y o u   s e n d   o r   s e n t   t h e   i n v o i c e   o r   c r e d i t   m e m o   t o . < / T o o l t i p T e x t > - 
-         < / T o o l t i p > - 
-         < T o o l t i p   c o l u m n = " D o c u m e n t N o "   E l e m e n t I d = " 9 7 0 3 5 0 5 3 9 " > - 
-             < T o o l t i p T e x t   l a n g = " e n - U S " > S p e c i f i e s   a   u n i q u e   n u m b e r   t h a t   i d e n t i f i e s   t h e   s a l e s   d o c u m e n t .   T h e   n u m b e r   c a n   b e   g e n e r a t e d   a u t o m a t i c a l l y   f r o m   a   n u m b e r   s e r i e s ,   o r   y o u   c a n   n u m b e r   e a c h   o f   t h e m   m a n u a l l y . < / T o o l t i p T e x t > - 
-         < / T o o l t i p > - 
-         < T o o l t i p   c o l u m n = " Q u o t e N o "   E l e m e n t I d = " 1 5 2 1 5 3 3 0 4 6 " > - 
-             < T o o l t i p T e x t   l a n g = " e n - U S " > S p e c i f i e s   t h e   n u m b e r   o f   t h e   s a l e s   q u o t e   t h a t   t h e   s a l e s   o r d e r   w a s   c r e a t e d   f r o m .   Y o u   c a n   t r a c k   t h e   n u m b e r   t o   s a l e s   q u o t e   d o c u m e n t s   t h a t   y o u   h a v e   p r i n t e d ,   s a v e d ,   o r   e m a i l e d . < / T o o l t i p T e x t > - 
-         < / T o o l t i p > - 
-         < T o o l t i p   c o l u m n = " P r i c e s I n c l u d i n g V A T "   E l e m e n t I d = " 5 1 8 8 1 7 1 6 7 " > - 
-             < T o o l t i p T e x t   l a n g = " e n - U S " > S p e c i f i e s   i f   t h e   U n i t   P r i c e   a n d   L i n e   A m o u n t   f i e l d s   o n   d o c u m e n t   l i n e s   s h o u l d   b e   s h o w n   w i t h   o r   w i t h o u t   V A T . < / T o o l t i p T e x t > - 
-         < / T o o l t i p > - 
-         < T o o l t i p   c o l u m n = " S a l e s P e r s o n N a m e "   E l e m e n t I d = " 8 7 1 4 9 2 9 8 3 " > - 
-             < T o o l t i p T e x t   l a n g = " e n - U S " > S p e c i f i e s   t h e   n a m e   o f   t h e   s a l e s p e r s o n   o r   p u r c h a s e r . < / T o o l t i p T e x t > - 
-         < / T o o l t i p > - 
-         < T o o l t i p   c o l u m n = " S e l l t o C u s t o m e r N o "   E l e m e n t I d = " 2 0 5 0 6 4 7 3 4 9 " > - 
-             < T o o l t i p T e x t   l a n g = " e n - U S " > S p e c i f i e s   t h e   n u m b e r   o f   t h e   c u s t o m e r   t h a t   y o u ' r e   s e l l i n g   t o .   B y   d e f a u l t ,   t h e   s a m e   c u s t o m e r   i s   s u g g e s t e d   a s   t h e   s h i p - t o   c u s t o m e r .   I f   n e e d e d ,   y o u   c a n   s p e c i f y   a   d i f f e r e n t   s h i p - t o   c u s t o m e r   o n   t h e   d o c u m e n t . < / T o o l t i p T e x t > - 
-         < / T o o l t i p > - 
-         < T o o l t i p   c o l u m n = " S e l l T o P h o n e N o "   E l e m e n t I d = " 7 5 1 9 3 1 8 4 3 " > - 
-             < T o o l t i p T e x t   l a n g = " e n - U S " > S p e c i f i e s   t h e   t e l e p h o n e   n u m b e r   o f   t h e   c o n t a c t   p e r s o n   t h a t   t h e   s a l e s   d o c u m e n t   w i l l   b e   s e n t   t o . < / T o o l t i p T e x t > - 
-         < / T o o l t i p > - 
-         < T o o l t i p   c o l u m n = " E x t D o c N o _ S a l e s H e a d e r "   E l e m e n t I d = " 8 3 2 4 5 0 5 2 3 " > - 
-             < T o o l t i p T e x t   l a n g = " e n - U S " > S p e c i f i e s   a   d o c u m e n t   n u m b e r   t h a t   r e f e r s   t o   t h e   c u s t o m e r ' s   o r   v e n d o r ' s   n u m b e r i n g   s y s t e m . < / T o o l t i p T e x t > - 
-         < / T o o l t i p > - 
-         < T o o l t i p   c o l u m n = " L i n e N o _ L i n e "   E l e m e n t I d = " 6 9 8 9 8 5 9 7 9 " > - 
-             < T o o l t i p T e x t   l a n g = " e n - U S " > S p e c i f i e s   t h e   l i n e   n u m b e r . < / T o o l t i p T e x t > - 
-         < / T o o l t i p > - 
-         < T o o l t i p   c o l u m n = " A m o u n t E x c l u d i n g V A T _ L i n e "   E l e m e n t I d = " 1 0 6 2 4 6 0 0 4 0 " > - 
-             < T o o l t i p T e x t   l a n g = " e n - U S " > S p e c i f i e s   t h e   s u m   o f   a m o u n t s   i n   t h e   L i n e   A m o u n t   f i e l d   o n   t h e   s a l e s   r e t u r n   o r d e r   l i n e s . < / T o o l t i p T e x t > - 
-         < / T o o l t i p > - 
-         < T o o l t i p   c o l u m n = " D e s c r i p t i o n _ L i n e "   E l e m e n t I d = " 1 4 0 6 8 2 2 3 1 0 " > - 
-             < T o o l t i p T e x t   l a n g = " e n - U S " > S p e c i f i e s   a   d e s c r i p t i o n   o f   t h e   e n t r y   o f   t h e   p r o d u c t   t o   b e   s o l d .   T o   a d d   a   n o n - t r a n s a c t i o n a l   t e x t   l i n e ,   f i l l   i n   t h e   D e s c r i p t i o n   f i e l d   o n l y . < / T o o l t i p T e x t > - 
-         < / T o o l t i p > - 
-         < T o o l t i p   c o l u m n = " L i n e D i s c o u n t P e r c e n t _ L i n e "   E l e m e n t I d = " 9 0 7 8 2 7 4 3 6 " > - 
-             < T o o l t i p T e x t   l a n g = " e n - U S " > S p e c i f i e s   t h e   d i s c o u n t   p e r c e n t a g e   t h a t   i s   g r a n t e d   f o r   t h e   i t e m   o n   t h e   l i n e . < / T o o l t i p T e x t > - 
-         < / T o o l t i p > - 
-         < T o o l t i p   c o l u m n = " I t e m N o _ L i n e "   E l e m e n t I d = " 1 9 1 0 2 9 6 2 8 8 " > - 
-             < T o o l t i p T e x t   l a n g = " e n - U S " > S p e c i f i e s   t h e   n u m b e r   o f   t h e   i n v o l v e d   e n t r y   o r   r e c o r d ,   a c c o r d i n g   t o   t h e   s p e c i f i e d   n u m b e r   s e r i e s . < / T o o l t i p T e x t > - 
-         < / T o o l t i p > - 
-         < T o o l t i p   c o l u m n = " U n i t O f M e a s u r e "   E l e m e n t I d = " 1 8 0 8 2 2 8 0 1 8 " > - 
-             < T o o l t i p T e x t   l a n g = " e n - U S " > S p e c i f i e s   t h e   u n i t   o f   m e a s u r e   f o r   t h e   i t e m   o r   r e s o u r c e   o n   t h e   s a l e s   l i n e . < / T o o l t i p T e x t > - 
-         < / T o o l t i p > - 
-         < T o o l t i p   c o l u m n = " I t e m R e f e r e n c e N o "   E l e m e n t I d = " 4 7 4 0 7 7 5 6 6 " > - 
-             < T o o l t i p T e x t   l a n g = " e n - U S " > S p e c i f i e s   t h e   r e f e r e n c e d   i t e m   n u m b e r . < / T o o l t i p T e x t > - 
-         < / T o o l t i p > - 
-         < T o o l t i p   c o l u m n = " L i n e N o _ A s s e m b l y L i n e "   E l e m e n t I d = " 6 4 0 5 8 3 8 9 1 " > - 
-             < T o o l t i p T e x t   l a n g = " e n - U S " > S p e c i f i e s   t h e   n u m b e r   o f   t h e   i n v o l v e d   e n t r y   o r   r e c o r d ,   a c c o r d i n g   t o   t h e   s p e c i f i e d   n u m b e r   s e r i e s . < / T o o l t i p T e x t > - 
-         < / T o o l t i p > - 
-         < T o o l t i p   c o l u m n = " D e s c r i p t i o n _ A s s e m b l y L i n e "   E l e m e n t I d = " 2 8 0 7 4 3 7 9 6 " > - 
-             < T o o l t i p T e x t   l a n g = " e n - U S " > S p e c i f i e s   t h e   d e s c r i p t i o n   o f   t h e   a s s e m b l y   c o m p o n e n t . < / T o o l t i p T e x t > - 
-         < / T o o l t i p > - 
-         < T o o l t i p   c o l u m n = " Q u a n t i t y _ A s s e m b l y L i n e "   E l e m e n t I d = " 1 9 5 7 6 4 8 2 3 1 " > - 
-             < T o o l t i p T e x t   l a n g = " e n - U S " > S p e c i f i e s   h o w   m a n y   u n i t s   o f   t h e   a s s e m b l y   c o m p o n e n t   a r e   e x p e c t e d   t o   b e   c o n s u m e d . < / T o o l t i p T e x t > - 
-         < / T o o l t i p > - 
-         < T o o l t i p   c o l u m n = " V a r i a n t C o d e _ A s s e m b l y L i n e "   E l e m e n t I d = " 1 8 6 9 4 0 7 6 7 2 " > - 
-             < T o o l t i p T e x t   l a n g = " e n - U S " > S p e c i f i e s   t h e   v a r i a n t   o f   t h e   i t e m   o n   t h e   l i n e . < / T o o l t i p T e x t > - 
-         < / T o o l t i p > - 
-         < T o o l t i p   c o l u m n = " I n v o i c e D i s c o u n t A m o u n t _ V A T A m o u n t L i n e "   E l e m e n t I d = " 8 2 4 7 3 0 1 4 1 " > - 
-             < T o o l t i p T e x t   l a n g = " e n - U S " > S p e c i f i e s   t h e   i n v o i c e   d i s c o u n t   a m o u n t   f o r   a   s p e c i f i c   V A T   i d e n t i f i e r . < / T o o l t i p T e x t > - 
-         < / T o o l t i p > - 
-         < T o o l t i p   c o l u m n = " I n v o i c e D i s c o u n t B a s e A m o u n t _ V A T A m o u n t L i n e "   E l e m e n t I d = " 2 0 4 0 3 3 2 2 6 6 " > - 
-             < T o o l t i p T e x t   l a n g = " e n - U S " > S p e c i f i e s   t h e   i n v o i c e   d i s c o u n t   b a s e   a m o u n t . < / T o o l t i p T e x t > - 
-         < / T o o l t i p > - 
-         < T o o l t i p   c o l u m n = " L i n e A m o u n t _ V a t A m o u n t L i n e "   E l e m e n t I d = " 2 1 4 6 5 4 0 1 " > - 
-             < T o o l t i p T e x t   l a n g = " e n - U S " > S p e c i f i e s   t h e   t o t a l   a m o u n t   f o r   s a l e s   o r   p u r c h a s e   l i n e s   w i t h   a   s p e c i f i c   V A T   i d e n t i f i e r . < / T o o l t i p T e x t > - 
-         < / T o o l t i p > - 
-         < T o o l t i p   c o l u m n = " V A T A m o u n t _ V a t A m o u n t L i n e "   E l e m e n t I d = " 1 8 9 1 8 2 0 6 2 0 " > - 
-             < T o o l t i p T e x t   l a n g = " e n - U S " > S p e c i f i e s   t h e   a m o u n t   o f   V A T   t h a t   i s   i n c l u d e d   i n   t h e   t o t a l   a m o u n t . < / T o o l t i p T e x t > - 
-         < / T o o l t i p > - 
-         < T o o l t i p   c o l u m n = " V A T B a s e _ V a t A m o u n t L i n e "   E l e m e n t I d = " 1 4 5 8 9 3 7 8 1 9 " > - 
-             < T o o l t i p T e x t   l a n g = " e n - U S " > S p e c i f i e s   t h e   t o t a l   n e t   a m o u n t   ( a m o u n t   e x c l u d i n g   V A T )   f o r   s a l e s   o r   p u r c h a s e   l i n e s   w i t h   a   s p e c i f i c   V A T   I d e n t i f i e r . < / T o o l t i p T e x t > - 
-         < / T o o l t i p > - 
-         < T o o l t i p   c o l u m n = " V A T I d e n t i f i e r _ V a t A m o u n t L i n e "   E l e m e n t I d = " 1 1 4 2 0 7 0 0 3 5 " > - 
-             < T o o l t i p T e x t   l a n g = " e n - U S " > S p e c i f i e s   t h e   V A T   I d e n t i f i e r   v a l u e . < / T o o l t i p T e x t > - 
-         < / T o o l t i p > - 
-         < T o o l t i p   c o l u m n = " V A T P c t _ V a t A m o u n t L i n e "   E l e m e n t I d = " 1 4 5 3 5 4 2 7 7 7 " > - 
-             < T o o l t i p T e x t   l a n g = " e n - U S " > S p e c i f i e s   t h e   V A T   %   t h a t   w a s   u s e d   o n   t h e   s a l e s   o r   p u r c h a s e   l i n e s   w i t h   t h i s   V A T   I d e n t i f i e r . < / T o o l t i p T e x t > - 
-         < / T o o l t i p > - 
-         < T o o l t i p   c o l u m n = " V A T I d e n t i f i e r _ V A T C l a u s e L i n e "   E l e m e n t I d = " 1 4 6 4 4 7 2 4 7 8 " > - 
-             < T o o l t i p T e x t   l a n g = " e n - U S " > S p e c i f i e s   t h e   V A T   I d e n t i f i e r   v a l u e . < / T o o l t i p T e x t > - 
-         < / T o o l t i p > - 
-         < T o o l t i p   c o l u m n = " C o d e _ V A T C l a u s e L i n e "   E l e m e n t I d = " 1 8 2 4 5 8 9 8 4 7 " > - 
-             < T o o l t i p T e x t   l a n g = " e n - U S " > S p e c i f i e s   t h e   c o d e   f o r   a   V A T   c l a u s e ,   w h i c h   i s   u s e d   t o   p r o v i d e   a   V A T   d e s c r i p t i o n   a s s o c i a t e d   w i t h   a   s a l e s   l i n e   o n   a   s a l e s   i n v o i c e ,   c r e d i t   m e m o ,   o r   o t h e r   s a l e s   d o c u m e n t . < / T o o l t i p T e x t > - 
-         < / T o o l t i p > - 
-         < T o o l t i p   c o l u m n = " D e s c r i p t i o n 2 _ V A T C l a u s e L i n e "   E l e m e n t I d = " 1 3 7 9 6 6 7 4 7 0 " > - 
-             < T o o l t i p T e x t   l a n g = " e n - U S " > S p e c i f i e s   a n   a d d i t i o n a l   d e s c r i p t i o n   o f   a   V A T   c l a u s e . < / T o o l t i p T e x t > - 
-         < / T o o l t i p > - 
-         < T o o l t i p   c o l u m n = " V A T A m o u n t _ V A T C l a u s e L i n e "   E l e m e n t I d = " 2 2 2 4 6 9 0 5 9 " > - 
-             < T o o l t i p T e x t   l a n g = " e n - U S " > S p e c i f i e s   t h e   a m o u n t   o f   V A T   t h a t   i s   i n c l u d e d   i n   t h e   t o t a l   a m o u n t . < / T o o l t i p T e x t > - 
-         < / T o o l t i p > - 
-     < / T o o l t i p s > - 
-     < H e a d e r   E l e m e n t T y p e = " D a t a I t e m "   E l e m e n t I d = " 1 2 4 0 3 7 3 8 8 6 " > - 
-         < B i l l T o C o n t a c t E m a i l   E l e m e n t T y p e = " C o l u m n "   E l e m e n t I d = " 3 3 5 8 2 7 8 9 5 "   D a t a T y p e = " T e x t " > B i l l T o C o n t a c t E m a i l < / B i l l T o C o n t a c t E m a i l > - 
-         < B i l l T o C o n t a c t E m a i l L b l   E l e m e n t T y p e = " C o l u m n "   E l e m e n t I d = " 2 9 6 4 7 8 3 6 5 "   D a t a T y p e = " L a b e l " > B i l l T o C o n t a c t E m a i l L b l < / B i l l T o C o n t a c t E m a i l L b l > - 
-         < B i l l T o C o n t a c t M o b i l e P h o n e N o   E l e m e n t T y p e = " C o l u m n "   E l e m e n t I d = " 2 4 8 4 8 8 6 9 6 "   D a t a T y p e = " T e x t " > B i l l T o C o n t a c t M o b i l e P h o n e N o < / B i l l T o C o n t a c t M o b i l e P h o n e N o > - 
-         < B i l l T o C o n t a c t M o b i l e P h o n e N o L b l   E l e m e n t T y p e = " C o l u m n "   E l e m e n t I d = " 2 7 6 3 1 1 3 3 8 "   D a t a T y p e = " L a b e l " > B i l l T o C o n t a c t M o b i l e P h o n e N o L b l < / B i l l T o C o n t a c t M o b i l e P h o n e N o L b l > - 
-         < B i l l T o C o n t a c t P h o n e N o   E l e m e n t T y p e = " C o l u m n "   E l e m e n t I d = " 3 6 2 4 7 7 4 8 8 "   D a t a T y p e = " T e x t " > B i l l T o C o n t a c t P h o n e N o < / B i l l T o C o n t a c t P h o n e N o > - 
-         < B i l l T o C o n t a c t P h o n e N o L b l   E l e m e n t T y p e = " C o l u m n "   E l e m e n t I d = " 2 1 2 3 3 4 5 9 6 6 "   D a t a T y p e = " L a b e l " > B i l l T o C o n t a c t P h o n e N o L b l < / B i l l T o C o n t a c t P h o n e N o L b l > - 
-         < B i l l t o C u s t o m e r N o _ L b l   E l e m e n t T y p e = " C o l u m n "   E l e m e n t I d = " 3 6 9 3 0 7 8 1 3 "   D a t a T y p e = " S t r i n g " > B i l l t o C u s t o m e r N o _ L b l < / B i l l t o C u s t o m e r N o _ L b l > - 
-         < B i l l t o C u s t u m e r N o   E l e m e n t T y p e = " C o l u m n "   E l e m e n t I d = " 2 8 0 4 7 3 0 5 8 "   D a t a T y p e = " C o d e " > B i l l t o C u s t u m e r N o < / B i l l t o C u s t u m e r N o > - 
-         < C o m p a n y A d d r e s s 1   E l e m e n t T y p e = " C o l u m n "   E l e m e n t I d = " 1 8 8 4 1 6 4 3 2 3 "   D a t a T y p e = " T e x t " > C o m p a n y A d d r e s s 1 < / C o m p a n y A d d r e s s 1 > - 
-         < C o m p a n y A d d r e s s 2   E l e m e n t T y p e = " C o l u m n "   E l e m e n t I d = " 1 2 4 6 4 6 7 7 0 6 "   D a t a T y p e = " T e x t " > C o m p a n y A d d r e s s 2 < / C o m p a n y A d d r e s s 2 > - 
-         < C o m p a n y A d d r e s s 3   E l e m e n t T y p e = " C o l u m n "   E l e m e n t I d = " 6 0 8 7 7 1 0 8 9 "   D a t a T y p e = " T e x t " > C o m p a n y A d d r e s s 3 < / C o m p a n y A d d r e s s 3 > - 
-         < C o m p a n y A d d r e s s 4   E l e m e n t T y p e = " C o l u m n "   E l e m e n t I d = " 7 7 7 6 8 0 1 1 2 "   D a t a T y p e = " T e x t " > C o m p a n y A d d r e s s 4 < / C o m p a n y A d d r e s s 4 > - 
-         < C o m p a n y A d d r e s s 5   E l e m e n t T y p e = " C o l u m n "   E l e m e n t I d = " 1 3 9 9 8 3 4 9 5 "   D a t a T y p e = " T e x t " > C o m p a n y A d d r e s s 5 < / C o m p a n y A d d r e s s 5 > - 
-         < C o m p a n y A d d r e s s 6   E l e m e n t T y p e = " C o l u m n "   E l e m e n t I d = " 4 9 7 7 1 3 1 2 2 "   D a t a T y p e = " T e x t " > C o m p a n y A d d r e s s 6 < / C o m p a n y A d d r e s s 6 > - 
-         < C o m p a n y A d d r e s s 7   E l e m e n t T y p e = " C o l u m n "   E l e m e n t I d = " 1 1 3 5 4 0 9 7 3 9 "   D a t a T y p e = " T e x t " > C o m p a n y A d d r e s s 7 < / C o m p a n y A d d r e s s 7 > - 
-         < C o m p a n y A d d r e s s 8   E l e m e n t T y p e = " C o l u m n "   E l e m e n t I d = " 1 7 1 5 2 5 5 3 0 0 "   D a t a T y p e = " T e x t " > C o m p a n y A d d r e s s 8 < / C o m p a n y A d d r e s s 8 > - 
-         < C o m p a n y B a n k A c c o u n t N o   E l e m e n t T y p e = " C o l u m n "   E l e m e n t I d = " 3 0 1 4 0 2 0 4 "   D a t a T y p e = " T e x t " > C o m p a n y B a n k A c c o u n t N o < / C o m p a n y B a n k A c c o u n t N o > - 
-         < C o m p a n y B a n k A c c o u n t N o _ L b l   E l e m e n t T y p e = " C o l u m n "   E l e m e n t I d = " 1 0 9 7 7 4 3 3 4 5 "   D a t a T y p e = " L a b e l " > C o m p a n y B a n k A c c o u n t N o _ L b l < / C o m p a n y B a n k A c c o u n t N o _ L b l > - 
-         < C o m p a n y B a n k B r a n c h N o   E l e m e n t T y p e = " C o l u m n "   E l e m e n t I d = " 7 9 3 1 3 3 0 5 7 "   D a t a T y p e = " T e x t " > C o m p a n y B a n k B r a n c h N o < / C o m p a n y B a n k B r a n c h N o > - 
-         < C o m p a n y B a n k B r a n c h N o _ L b l   E l e m e n t T y p e = " C o l u m n "   E l e m e n t I d = " 3 2 7 9 0 6 6 9 2 "   D a t a T y p e = " S t r i n g " > C o m p a n y B a n k B r a n c h N o _ L b l < / C o m p a n y B a n k B r a n c h N o _ L b l > - 
-         < C o m p a n y B a n k N a m e   E l e m e n t T y p e = " C o l u m n "   E l e m e n t I d = " 1 5 3 4 9 0 5 6 0 5 "   D a t a T y p e = " T e x t " > C o m p a n y B a n k N a m e < / C o m p a n y B a n k N a m e > - 
-         < C o m p a n y B a n k N a m e _ L b l   E l e m e n t T y p e = " C o l u m n "   E l e m e n t I d = " 1 2 0 4 3 0 7 0 1 4 "   D a t a T y p e = " L a b e l " > C o m p a n y B a n k N a m e _ L b l < / C o m p a n y B a n k N a m e _ L b l > - 
-         < C o m p a n y C u s t o m G i r o   E l e m e n t T y p e = " C o l u m n "   E l e m e n t I d = " 1 6 7 0 4 7 5 7 9 8 "   D a t a T y p e = " T e x t " > C o m p a n y C u s t o m G i r o < / C o m p a n y C u s t o m G i r o > - 
-         < C o m p a n y C u s t o m G i r o _ L b l   E l e m e n t T y p e = " C o l u m n "   E l e m e n t I d = " 8 9 1 4 3 9 6 2 5 "   D a t a T y p e = " T e x t " > C o m p a n y C u s t o m G i r o _ L b l < / C o m p a n y C u s t o m G i r o _ L b l > - 
-         < C o m p a n y E M a i l   E l e m e n t T y p e = " C o l u m n "   E l e m e n t I d = " 1 6 7 7 0 7 4 0 5 8 "   D a t a T y p e = " T e x t " > C o m p a n y E M a i l < / C o m p a n y E M a i l > - 
-         < C o m p a n y G i r o N o   E l e m e n t T y p e = " C o l u m n "   E l e m e n t I d = " 1 3 6 0 1 9 6 3 2 0 "   D a t a T y p e = " T e x t " > C o m p a n y G i r o N o < / C o m p a n y G i r o N o > - 
-         < C o m p a n y G i r o N o _ L b l   E l e m e n t T y p e = " C o l u m n "   E l e m e n t I d = " 8 6 1 6 0 2 1 1 5 "   D a t a T y p e = " L a b e l " > C o m p a n y G i r o N o _ L b l < / C o m p a n y G i r o N o _ L b l > - 
-         < C o m p a n y H o m e P a g e   E l e m e n t T y p e = " C o l u m n "   E l e m e n t I d = " 1 9 8 9 1 8 8 7 0 "   D a t a T y p e = " T e x t " > C o m p a n y H o m e P a g e < / C o m p a n y H o m e P a g e > - 
-         < C o m p a n y I B A N   E l e m e n t T y p e = " C o l u m n "   E l e m e n t I d = " 9 0 6 5 4 9 1 8 2 "   D a t a T y p e = " C o d e " > C o m p a n y I B A N < / C o m p a n y I B A N > - 
-         < C o m p a n y I B A N _ L b l   E l e m e n t T y p e = " C o l u m n "   E l e m e n t I d = " 1 2 6 7 9 5 2 2 2 7 "   D a t a T y p e = " S t r i n g " > C o m p a n y I B A N _ L b l < / C o m p a n y I B A N _ L b l > - 
-         < C o m p a n y L e g a l O f f i c e   E l e m e n t T y p e = " C o l u m n "   E l e m e n t I d = " 7 1 4 2 5 8 1 1 1 "   D a t a T y p e = " T e x t " > C o m p a n y L e g a l O f f i c e < / C o m p a n y L e g a l O f f i c e > - 
-         < C o m p a n y L e g a l O f f i c e _ L b l   E l e m e n t T y p e = " C o l u m n "   E l e m e n t I d = " 1 5 3 3 1 7 5 1 0 8 "   D a t a T y p e = " T e x t " > C o m p a n y L e g a l O f f i c e _ L b l < / C o m p a n y L e g a l O f f i c e _ L b l > - 
-         < C o m p a n y L e g a l S t a t e m e n t   E l e m e n t T y p e = " C o l u m n "   E l e m e n t I d = " 4 4 8 3 5 8 8 7 6 "   D a t a T y p e = " T e x t " > C o m p a n y L e g a l S t a t e m e n t < / C o m p a n y L e g a l S t a t e m e n t > - 
-         < C o m p a n y L o g o P o s i t i o n   E l e m e n t T y p e = " C o l u m n "   E l e m e n t I d = " 1 4 2 5 2 6 6 6 8 8 "   D a t a T y p e = " I n t e g e r " > C o m p a n y L o g o P o s i t i o n < / C o m p a n y L o g o P o s i t i o n > - 
-         < C o m p a n y P h o n e N o   E l e m e n t T y p e = " C o l u m n "   E l e m e n t I d = " 2 5 0 4 4 0 6 5 5 "   D a t a T y p e = " T e x t " > C o m p a n y P h o n e N o < / C o m p a n y P h o n e N o > - 
-         < C o m p a n y P h o n e N o _ L b l   E l e m e n t T y p e = " C o l u m n "   E l e m e n t I d = " 5 5 8 5 9 3 5 8 6 "   D a t a T y p e = " L a b e l " > C o m p a n y P h o n e N o _ L b l < / C o m p a n y P h o n e N o _ L b l > - 
-         < C o m p a n y P i c t u r e   E l e m e n t T y p e = " C o l u m n "   E l e m e n t I d = " 1 3 9 7 4 1 1 0 7 4 "   D a t a T y p e = " B l o b "   / > - 
-         < C o m p a n y R e g i s t r a t i o n N u m b e r   E l e m e n t T y p e = " C o l u m n "   E l e m e n t I d = " 2 0 2 3 6 3 9 4 2 4 "   D a t a T y p e = " T e x t " > C o m p a n y R e g i s t r a t i o n N u m b e r < / C o m p a n y R e g i s t r a t i o n N u m b e r > - 
-         < C o m p a n y R e g i s t r a t i o n N u m b e r _ L b l   E l e m e n t T y p e = " C o l u m n "   E l e m e n t I d = " 1 8 3 3 1 0 6 6 5 3 "   D a t a T y p e = " T e x t " > C o m p a n y R e g i s t r a t i o n N u m b e r _ L b l < / C o m p a n y R e g i s t r a t i o n N u m b e r _ L b l > - 
-         < C o m p a n y S W I F T   E l e m e n t T y p e = " C o l u m n "   E l e m e n t I d = " 6 6 8 2 5 0 2 4 5 "   D a t a T y p e = " C o d e " > C o m p a n y S W I F T < / C o m p a n y S W I F T > - 
-         < C o m p a n y S W I F T _ L b l   E l e m e n t T y p e = " C o l u m n "   E l e m e n t I d = " 2 0 2 9 5 9 7 3 8 4 "   D a t a T y p e = " S t r i n g " > C o m p a n y S W I F T _ L b l < / C o m p a n y S W I F T _ L b l > - 
-         < C o m p a n y V A T R e g i s t r a t i o n N o   E l e m e n t T y p e = " C o l u m n "   E l e m e n t I d = " 1 9 1 4 0 1 3 6 4 9 "   D a t a T y p e = " T e x t " > C o m p a n y V A T R e g i s t r a t i o n N o < / C o m p a n y V A T R e g i s t r a t i o n N o > - 
-         < C o m p a n y V A T R e g i s t r a t i o n N o _ L b l   E l e m e n t T y p e = " C o l u m n "   E l e m e n t I d = " 9 2 4 5 0 3 1 2 4 "   D a t a T y p e = " T e x t " > C o m p a n y V A T R e g i s t r a t i o n N o _ L b l < / C o m p a n y V A T R e g i s t r a t i o n N o _ L b l > - 
-         < C o m p a n y V A T R e g N o   E l e m e n t T y p e = " C o l u m n "   E l e m e n t I d = " 1 7 1 4 3 1 9 3 6 "   D a t a T y p e = " T e x t " > C o m p a n y V A T R e g N o < / C o m p a n y V A T R e g N o > - 
-         < C o m p a n y V A T R e g N o _ L b l   E l e m e n t T y p e = " C o l u m n "   E l e m e n t I d = " 7 7 3 2 0 1 5 0 1 "   D a t a T y p e = " T e x t " > C o m p a n y V A T R e g N o _ L b l < / C o m p a n y V A T R e g N o _ L b l > - 
-         < C o p y _ L b l   E l e m e n t T y p e = " C o l u m n "   E l e m e n t I d = " 6 0 4 7 8 2 7 8 1 "   D a t a T y p e = " L a b e l " > C o p y _ L b l < / C o p y _ L b l > - 
-         < C u s t o m e r A d d r e s s 1   E l e m e n t T y p e = " C o l u m n "   E l e m e n t I d = " 1 8 0 1 9 6 6 4 5 4 "   D a t a T y p e = " T e x t " > C u s t o m e r A d d r e s s 1 < / C u s t o m e r A d d r e s s 1 > - 
-         < C u s t o m e r A d d r e s s 2   E l e m e n t T y p e = " C o l u m n "   E l e m e n t I d = " 1 1 6 4 2 6 9 8 3 7 "   D a t a T y p e = " T e x t " > C u s t o m e r A d d r e s s 2 < / C u s t o m e r A d d r e s s 2 > - 
-         < C u s t o m e r A d d r e s s 3   E l e m e n t T y p e = " C o l u m n "   E l e m e n t I d = " 5 2 6 5 7 3 2 2 0 "   D a t a T y p e = " T e x t " > C u s t o m e r A d d r e s s 3 < / C u s t o m e r A d d r e s s 3 > - 
-         < C u s t o m e r A d d r e s s 4   E l e m e n t T y p e = " C o l u m n "   E l e m e n t I d = " 1 1 1 1 2 3 3 9 7 "   D a t a T y p e = " T e x t " > C u s t o m e r A d d r e s s 4 < / C u s t o m e r A d d r e s s 4 > - 
-         < C u s t o m e r A d d r e s s 5   E l e m e n t T y p e = " C o l u m n "   E l e m e n t I d = " 7 4 8 8 2 0 0 1 4 "   D a t a T y p e = " T e x t " > C u s t o m e r A d d r e s s 5 < / C u s t o m e r A d d r e s s 5 > - 
-         < C u s t o m e r A d d r e s s 6   E l e m e n t T y p e = " C o l u m n "   E l e m e n t I d = " 1 3 8 6 5 1 6 6 3 1 "   D a t a T y p e = " T e x t " > C u s t o m e r A d d r e s s 6 < / C u s t o m e r A d d r e s s 6 > - 
-         < C u s t o m e r A d d r e s s 7   E l e m e n t T y p e = " C o l u m n "   E l e m e n t I d = " 2 0 2 4 2 1 3 2 4 8 "   D a t a T y p e = " T e x t " > C u s t o m e r A d d r e s s 7 < / C u s t o m e r A d d r e s s 7 > - 
-         < C u s t o m e r A d d r e s s 8   E l e m e n t T y p e = " C o l u m n "   E l e m e n t I d = " 1 0 4 8 6 9 8 5 8 5 "   D a t a T y p e = " T e x t " > C u s t o m e r A d d r e s s 8 < / C u s t o m e r A d d r e s s 8 > - 
-         < C u s t o m e r P o s t a l B a r C o d e   E l e m e n t T y p e = " C o l u m n "   E l e m e n t I d = " 3 9 8 5 8 0 6 8 8 "   D a t a T y p e = " T e x t " > C u s t o m e r P o s t a l B a r C o d e < / C u s t o m e r P o s t a l B a r C o d e > - 
-         < D o c u m e n t C o p y T e x t   E l e m e n t T y p e = " C o l u m n "   E l e m e n t I d = " 1 8 2 4 9 4 6 0 4 6 "   D a t a T y p e = " S t r i n g " > D o c u m e n t C o p y T e x t < / D o c u m e n t C o p y T e x t > - 
-         < D o c u m e n t D a t e   E l e m e n t T y p e = " C o l u m n "   E l e m e n t I d = " 5 5 2 8 7 1 9 1 4 "   D a t a T y p e = " S t r i n g " > D o c u m e n t D a t e < / D o c u m e n t D a t e > - 
-         < D o c u m e n t D a t e _ L b l   E l e m e n t T y p e = " C o l u m n "   E l e m e n t I d = " 1 0 2 6 4 9 4 8 3 "   D a t a T y p e = " S t r i n g " > D o c u m e n t D a t e _ L b l < / D o c u m e n t D a t e _ L b l > - 
-         < D o c u m e n t N o   E l e m e n t T y p e = " C o l u m n "   E l e m e n t I d = " 9 7 0 3 5 0 5 3 9 "   D a t a T y p e = " C o d e " > D o c u m e n t N o < / D o c u m e n t N o > - 
-         < D o c u m e n t N o _ L b l   E l e m e n t T y p e = " C o l u m n "   E l e m e n t I d = " 7 8 9 7 9 5 9 7 8 "   D a t a T y p e = " L a b e l " > D o c u m e n t N o _ L b l < / D o c u m e n t N o _ L b l > - 
-         < D u e D a t e   E l e m e n t T y p e = " C o l u m n "   E l e m e n t I d = " 7 4 5 1 7 0 2 0 3 "   D a t a T y p e = " S t r i n g " > D u e D a t e < / D u e D a t e > - 
-         < D u e D a t e _ L b l   E l e m e n t T y p e = " C o l u m n "   E l e m e n t I d = " 1 6 4 8 2 8 4 6 4 8 "   D a t a T y p e = " S t r i n g " > D u e D a t e _ L b l < / D u e D a t e _ L b l > - 
-         < E M a i l _ L b l   E l e m e n t T y p e = " C o l u m n "   E l e m e n t I d = " 1 4 3 8 8 6 8 0 1 2 "   D a t a T y p e = " L a b e l " > E M a i l _ L b l < / E M a i l _ L b l > - 
-         < E x c h a n g e R a t e A s T e x t   E l e m e n t T y p e = " C o l u m n "   E l e m e n t I d = " 5 9 2 9 5 5 8 4 5 "   D a t a T y p e = " T e x t " > E x c h a n g e R a t e A s T e x t < / E x c h a n g e R a t e A s T e x t > - 
-         < E x t D o c N o _ S a l e s H e a d e r   E l e m e n t T y p e = " C o l u m n "   E l e m e n t I d = " 8 3 2 4 5 0 5 2 3 "   D a t a T y p e = " C o d e " > E x t D o c N o _ S a l e s H e a d e r < / E x t D o c N o _ S a l e s H e a d e r > - 
-         < E x t D o c N o _ S a l e s H e a d e r _ L b l   E l e m e n t T y p e = " C o l u m n "   E l e m e n t I d = " 3 9 6 6 6 7 4 8 0 "   D a t a T y p e = " S t r i n g " > E x t D o c N o _ S a l e s H e a d e r _ L b l < / E x t D o c N o _ S a l e s H e a d e r _ L b l > - 
-         < H o m e P a g e _ L b l   E l e m e n t T y p e = " C o l u m n "   E l e m e n t I d = " 1 4 3 3 5 9 2 3 0 0 "   D a t a T y p e = " L a b e l " > H o m e P a g e _ L b l < / H o m e P a g e _ L b l > - 
-         < I n v o i c e D i s c o u n t A m o u n t _ L b l   E l e m e n t T y p e = " C o l u m n "   E l e m e n t I d = " 1 5 9 3 0 1 2 7 3 6 "   D a t a T y p e = " L a b e l " > I n v o i c e D i s c o u n t A m o u n t _ L b l < / I n v o i c e D i s c o u n t A m o u n t _ L b l > - 
-         < I n v o i c e D i s c o u n t B a s e A m o u n t _ L b l   E l e m e n t T y p e = " C o l u m n "   E l e m e n t I d = " 2 0 2 9 2 6 6 8 7 5 "   D a t a T y p e = " L a b e l " > I n v o i c e D i s c o u n t B a s e A m o u n t _ L b l < / I n v o i c e D i s c o u n t B a s e A m o u n t _ L b l > - 
-         < I n v o i c e _ L b l   E l e m e n t T y p e = " C o l u m n "   E l e m e n t I d = " 1 6 2 3 2 0 4 6 6 5 "   D a t a T y p e = " L a b e l " > I n v o i c e _ L b l < / I n v o i c e _ L b l > - 
-         < L e g a l E n t i t y T y p e   E l e m e n t T y p e = " C o l u m n "   E l e m e n t I d = " 2 0 5 1 8 7 3 5 6 3 "   D a t a T y p e = " T e x t " > L e g a l E n t i t y T y p e < / L e g a l E n t i t y T y p e > - 
-         < L e g a l E n t i t y T y p e _ L b l   E l e m e n t T y p e = " C o l u m n "   E l e m e n t I d = " 2 0 8 0 2 2 4 7 9 2 "   D a t a T y p e = " T e x t " > L e g a l E n t i t y T y p e _ L b l < / L e g a l E n t i t y T y p e _ L b l > - 
-         < L i n e A m o u n t A f t e r I n v o i c e D i s c o u n t _ L b l   E l e m e n t T y p e = " C o l u m n "   E l e m e n t I d = " 6 7 3 7 2 1 0 9 4 "   D a t a T y p e = " L a b e l " > L i n e A m o u n t A f t e r I n v o i c e D i s c o u n t _ L b l < / L i n e A m o u n t A f t e r I n v o i c e D i s c o u n t _ L b l > - 
-         < L o c a l C u r r e n c y _ L b l   E l e m e n t T y p e = " C o l u m n "   E l e m e n t I d = " 1 5 5 9 6 9 3 4 2 2 "   D a t a T y p e = " L a b e l " > L o c a l C u r r e n c y _ L b l < / L o c a l C u r r e n c y _ L b l > - 
-         < P a g e _ L b l   E l e m e n t T y p e = " C o l u m n "   E l e m e n t I d = " 6 8 0 6 4 8 0 9 1 "   D a t a T y p e = " L a b e l " > P a g e _ L b l < / P a g e _ L b l > - 
-         < P a y m e n t M e t h o d D e s c r i p t i o n   E l e m e n t T y p e = " C o l u m n "   E l e m e n t I d = " 5 8 5 7 5 7 9 7 4 "   D a t a T y p e = " T e x t " > P a y m e n t M e t h o d D e s c r i p t i o n < / P a y m e n t M e t h o d D e s c r i p t i o n > - 
-         < P a y m e n t M e t h o d D e s c r i p t i o n _ L b l   E l e m e n t T y p e = " C o l u m n "   E l e m e n t I d = " 7 9 7 1 1 7 3 2 3 "   D a t a T y p e = " L a b e l " > P a y m e n t M e t h o d D e s c r i p t i o n _ L b l < / P a y m e n t M e t h o d D e s c r i p t i o n _ L b l > - 
-         < P a y m e n t T e r m s D e s c r i p t i o n   E l e m e n t T y p e = " C o l u m n "   E l e m e n t I d = " 2 0 3 8 7 4 2 7 0 0 "   D a t a T y p e = " T e x t " > P a y m e n t T e r m s D e s c r i p t i o n < / P a y m e n t T e r m s D e s c r i p t i o n > - 
-         < P a y m e n t T e r m s D e s c r i p t i o n _ L b l   E l e m e n t T y p e = " C o l u m n "   E l e m e n t I d = " 1 8 7 4 4 9 4 3 2 1 "   D a t a T y p e = " L a b e l " > P a y m e n t T e r m s D e s c r i p t i o n _ L b l < / P a y m e n t T e r m s D e s c r i p t i o n _ L b l > - 
-         < P r i c e s I n c l u d i n g V A T   E l e m e n t T y p e = " C o l u m n "   E l e m e n t I d = " 5 1 8 8 1 7 1 6 7 "   D a t a T y p e = " B o o l e a n " > P r i c e s I n c l u d i n g V A T < / P r i c e s I n c l u d i n g V A T > - 
-         < P r i c e s I n c l u d i n g V A T Y e s N o   E l e m e n t T y p e = " C o l u m n "   E l e m e n t I d = " 1 4 1 1 1 4 7 5 9 9 "   D a t a T y p e = " S t r i n g " > P r i c e s I n c l u d i n g V A T Y e s N o < / P r i c e s I n c l u d i n g V A T Y e s N o > - 
-         < P r i c e s I n c l u d i n g V A T _ L b l   E l e m e n t T y p e = " C o l u m n "   E l e m e n t I d = " 1 3 7 7 9 7 9 4 4 4 "   D a t a T y p e = " S t r i n g " > P r i c e s I n c l u d i n g V A T _ L b l < / P r i c e s I n c l u d i n g V A T _ L b l > - 
-         < Q u o t e N o   E l e m e n t T y p e = " C o l u m n "   E l e m e n t I d = " 1 5 2 1 5 3 3 0 4 6 "   D a t a T y p e = " C o d e " > Q u o t e N o < / Q u o t e N o > - 
-         < Q u o t e N o _ L b l   E l e m e n t T y p e = " C o l u m n "   E l e m e n t I d = " 1 0 3 1 9 0 2 3 5 7 "   D a t a T y p e = " S t r i n g " > Q u o t e N o _ L b l < / Q u o t e N o _ L b l > - 
-         < S a l e s I n v o i c e L i n e D i s c o u n t _ L b l   E l e m e n t T y p e = " C o l u m n "   E l e m e n t I d = " 6 6 4 6 0 1 5 8 2 "   D a t a T y p e = " L a b e l " > S a l e s I n v o i c e L i n e D i s c o u n t _ L b l < / S a l e s I n v o i c e L i n e D i s c o u n t _ L b l > - 
-         < S a l e s P e r s o n N a m e   E l e m e n t T y p e = " C o l u m n "   E l e m e n t I d = " 8 7 1 4 9 2 9 8 3 "   D a t a T y p e = " T e x t " > S a l e s P e r s o n N a m e < / S a l e s P e r s o n N a m e > - 
-         < S a l e s P e r s o n T e x t _ L b l   E l e m e n t T y p e = " C o l u m n "   E l e m e n t I d = " 7 4 6 2 5 9 5 4 4 "   D a t a T y p e = " T e x t " > S a l e s P e r s o n T e x t _ L b l < / S a l e s P e r s o n T e x t _ L b l > - 
-         < S a l e s P e r s o n _ L b l   E l e m e n t T y p e = " C o l u m n "   E l e m e n t I d = " 1 5 6 4 1 9 6 3 6 5 "   D a t a T y p e = " L a b e l " > S a l e s P e r s o n _ L b l < / S a l e s P e r s o n _ L b l > - 
-         < S e l l T o C o n t a c t E m a i l   E l e m e n t T y p e = " C o l u m n "   E l e m e n t I d = " 2 6 2 8 2 4 5 6 4 "   D a t a T y p e = " T e x t " > S e l l T o C o n t a c t E m a i l < / S e l l T o C o n t a c t E m a i l > - 
-         < S e l l T o C o n t a c t E m a i l L b l   E l e m e n t T y p e = " C o l u m n "   E l e m e n t I d = " 3 7 0 9 2 0 3 7 4 "   D a t a T y p e = " L a b e l " > S e l l T o C o n t a c t E m a i l L b l < / S e l l T o C o n t a c t E m a i l L b l > - 
-         < S e l l T o C o n t a c t M o b i l e P h o n e N o   E l e m e n t T y p e = " C o l u m n "   E l e m e n t I d = " 1 8 4 3 5 8 7 4 7 "   D a t a T y p e = " T e x t " > S e l l T o C o n t a c t M o b i l e P h o n e N o < / S e l l T o C o n t a c t M o b i l e P h o n e N o > - 
-         < S e l l T o C o n t a c t M o b i l e P h o n e N o L b l   E l e m e n t T y p e = " C o l u m n "   E l e m e n t I d = " 1 4 5 7 5 2 8 4 1 7 "   D a t a T y p e = " L a b e l " > S e l l T o C o n t a c t M o b i l e P h o n e N o L b l < / S e l l T o C o n t a c t M o b i l e P h o n e N o L b l > - 
-         < S e l l T o C o n t a c t P h o n e N o   E l e m e n t T y p e = " C o l u m n "   E l e m e n t I d = " 1 6 1 3 8 2 2 4 8 3 "   D a t a T y p e = " T e x t " > S e l l T o C o n t a c t P h o n e N o < / S e l l T o C o n t a c t P h o n e N o > - 
-         < S e l l T o C o n t a c t P h o n e N o L b l   E l e m e n t T y p e = " C o l u m n "   E l e m e n t I d = " 1 0 5 0 6 8 6 8 0 9 "   D a t a T y p e = " L a b e l " > S e l l T o C o n t a c t P h o n e N o L b l < / S e l l T o C o n t a c t P h o n e N o L b l > - 
-         < S e l l t o C u s t o m e r N o   E l e m e n t T y p e = " C o l u m n "   E l e m e n t I d = " 2 0 5 0 6 4 7 3 4 9 "   D a t a T y p e = " C o d e " > S e l l t o C u s t o m e r N o < / S e l l t o C u s t o m e r N o > - 
-         < S e l l t o C u s t o m e r N o _ L b l   E l e m e n t T y p e = " C o l u m n "   E l e m e n t I d = " 2 9 8 3 8 1 5 1 2 "   D a t a T y p e = " S t r i n g " > S e l l t o C u s t o m e r N o _ L b l < / S e l l t o C u s t o m e r N o _ L b l > - 
-         < S e l l T o F a x N o   E l e m e n t T y p e = " C o l u m n "   E l e m e n t I d = " 8 6 0 8 2 8 4 3 4 "   D a t a T y p e = " T e x t " > S e l l T o F a x N o < / S e l l T o F a x N o > - 
-         < S e l l T o P h o n e N o   E l e m e n t T y p e = " C o l u m n "   E l e m e n t I d = " 7 5 1 9 3 1 8 4 3 "   D a t a T y p e = " T e x t " > S e l l T o P h o n e N o < / S e l l T o P h o n e N o > - 
-         < S h i p m e n t D a t e   E l e m e n t T y p e = " C o l u m n "   E l e m e n t I d = " 9 3 1 1 1 1 4 6 5 "   D a t a T y p e = " S t r i n g " > S h i p m e n t D a t e < / S h i p m e n t D a t e > - 
-         < S h i p m e n t D a t e _ L b l   E l e m e n t T y p e = " C o l u m n "   E l e m e n t I d = " 6 1 4 4 0 0 3 6 4 "   D a t a T y p e = " S t r i n g " > S h i p m e n t D a t e _ L b l < / S h i p m e n t D a t e _ L b l > - 
-         < S h i p m e n t M e t h o d D e s c r i p t i o n   E l e m e n t T y p e = " C o l u m n "   E l e m e n t I d = " 2 0 5 9 4 0 3 2 6 0 "   D a t a T y p e = " T e x t " > S h i p m e n t M e t h o d D e s c r i p t i o n < / S h i p m e n t M e t h o d D e s c r i p t i o n > - 
-         < S h i p m e n t M e t h o d D e s c r i p t i o n _ L b l   E l e m e n t T y p e = " C o l u m n "   E l e m e n t I d = " 1 1 7 9 9 7 8 4 6 5 "   D a t a T y p e = " L a b e l " > S h i p m e n t M e t h o d D e s c r i p t i o n _ L b l < / S h i p m e n t M e t h o d D e s c r i p t i o n _ L b l > - 
-         < S h i p m e n t _ L b l   E l e m e n t T y p e = " C o l u m n "   E l e m e n t I d = " 2 0 8 5 7 6 7 1 2 0 "   D a t a T y p e = " L a b e l " > S h i p m e n t _ L b l < / S h i p m e n t _ L b l > - 
-         < S h i p T o A d d r e s s 1   E l e m e n t T y p e = " C o l u m n "   E l e m e n t I d = " 1 3 5 7 6 7 2 8 6 1 "   D a t a T y p e = " T e x t " > S h i p T o A d d r e s s 1 < / S h i p T o A d d r e s s 1 > - 
-         < S h i p T o A d d r e s s 2   E l e m e n t T y p e = " C o l u m n "   E l e m e n t I d = " 1 0 2 4 2 0 4 5 8 4 "   D a t a T y p e = " T e x t " > S h i p T o A d d r e s s 2 < / S h i p T o A d d r e s s 2 > - 
-         < S h i p T o A d d r e s s 3   E l e m e n t T y p e = " C o l u m n "   E l e m e n t I d = " 1 6 6 1 9 0 1 2 0 1 "   D a t a T y p e = " T e x t " > S h i p T o A d d r e s s 3 < / S h i p T o A d d r e s s 3 > - 
-         < S h i p T o A d d r e s s 4   E l e m e n t T y p e = " C o l u m n "   E l e m e n t I d = " 5 5 5 4 1 6 9 9 0 "   D a t a T y p e = " T e x t " > S h i p T o A d d r e s s 4 < / S h i p T o A d d r e s s 4 > - 
-         < S h i p T o A d d r e s s 5   E l e m e n t T y p e = " C o l u m n "   E l e m e n t I d = " 1 1 9 3 1 1 3 6 0 7 "   D a t a T y p e = " T e x t " > S h i p T o A d d r e s s 5 < / S h i p T o A d d r e s s 5 > - 
-         < S h i p T o A d d r e s s 6   E l e m e n t T y p e = " C o l u m n "   E l e m e n t I d = " 7 1 9 9 7 6 2 4 4 "   D a t a T y p e = " T e x t " > S h i p T o A d d r e s s 6 < / S h i p T o A d d r e s s 6 > - 
-         < S h i p T o A d d r e s s 7   E l e m e n t T y p e = " C o l u m n "   E l e m e n t I d = " 8 2 2 7 9 6 2 7 "   D a t a T y p e = " T e x t " > S h i p T o A d d r e s s 7 < / S h i p T o A d d r e s s 7 > - 
-         < S h i p T o A d d r e s s 8   E l e m e n t T y p e = " C o l u m n "   E l e m e n t I d = " 1 4 9 2 9 9 2 1 7 8 "   D a t a T y p e = " T e x t " > S h i p T o A d d r e s s 8 < / S h i p T o A d d r e s s 8 > - 
-         < S h i p T o A d d r e s s _ L b l   E l e m e n t T y p e = " C o l u m n "   E l e m e n t I d = " 1 6 5 0 5 0 5 0 1 7 "   D a t a T y p e = " L a b e l " > S h i p T o A d d r e s s _ L b l < / S h i p T o A d d r e s s _ L b l > - 
-         < S h i p T o P h o n e N o   E l e m e n t T y p e = " C o l u m n "   E l e m e n t I d = " 3 6 9 7 0 2 2 5 5 "   D a t a T y p e = " T e x t " > S h i p T o P h o n e N o < / S h i p T o P h o n e N o > - 
-         < S h o w S h i p p i n g A d d r e s s   E l e m e n t T y p e = " C o l u m n "   E l e m e n t I d = " 1 1 2 0 0 7 1 2 6 6 "   D a t a T y p e = " B o o l e a n " > S h o w S h i p p i n g A d d r e s s < / S h o w S h i p p i n g A d d r e s s > - 
-         < S h o w W o r k D e s c r i p t i o n   E l e m e n t T y p e = " C o l u m n "   E l e m e n t I d = " 7 8 5 4 6 8 8 6 5 "   D a t a T y p e = " B o o l e a n " > S h o w W o r k D e s c r i p t i o n < / S h o w W o r k D e s c r i p t i o n > - 
-         < S u b t o t a l _ L b l   E l e m e n t T y p e = " C o l u m n "   E l e m e n t I d = " 1 9 6 7 7 9 5 1 4 2 "   D a t a T y p e = " L a b e l " > S u b t o t a l _ L b l < / S u b t o t a l _ L b l > - 
-         < T o t a l _ L b l   E l e m e n t T y p e = " C o l u m n "   E l e m e n t I d = " 1 2 1 0 1 0 0 8 7 8 "   D a t a T y p e = " L a b e l " > T o t a l _ L b l < / T o t a l _ L b l > - 
-         < V A T A m o u n t S p e c i f i c a t i o n _ L b l   E l e m e n t T y p e = " C o l u m n "   E l e m e n t I d = " 8 7 8 7 0 6 8 4 6 "   D a t a T y p e = " L a b e l " > V A T A m o u n t S p e c i f i c a t i o n _ L b l < / V A T A m o u n t S p e c i f i c a t i o n _ L b l > - 
-         < V A T A m o u n t _ L b l   E l e m e n t T y p e = " C o l u m n "   E l e m e n t I d = " 1 0 9 4 6 5 7 2 9 "   D a t a T y p e = " L a b e l " > V A T A m o u n t _ L b l < / V A T A m o u n t _ L b l > - 
-         < V A T B a s e _ L b l   E l e m e n t T y p e = " C o l u m n "   E l e m e n t I d = " 1 8 6 6 1 5 8 2 7 8 "   D a t a T y p e = " L a b e l " > V A T B a s e _ L b l < / V A T B a s e _ L b l > - 
-         < V A T C l a u s e s _ L b l   E l e m e n t T y p e = " C o l u m n "   E l e m e n t I d = " 1 3 8 3 9 2 0 0 1 9 "   D a t a T y p e = " L a b e l " > V A T C l a u s e s _ L b l < / V A T C l a u s e s _ L b l > - 
-         < V A T C l a u s e _ L b l   E l e m e n t T y p e = " C o l u m n "   E l e m e n t I d = " 1 5 7 0 4 9 5 4 9 0 "   D a t a T y p e = " S t r i n g " > V A T C l a u s e _ L b l < / V A T C l a u s e _ L b l > - 
-         < V A T I d e n t i f i e r _ L b l   E l e m e n t T y p e = " C o l u m n "   E l e m e n t I d = " 1 6 8 6 6 2 3 9 8 4 "   D a t a T y p e = " L a b e l " > V A T I d e n t i f i e r _ L b l < / V A T I d e n t i f i e r _ L b l > - 
-         < V A T P e r c e n t a g e _ L b l   E l e m e n t T y p e = " C o l u m n "   E l e m e n t I d = " 6 7 6 6 5 4 5 6 5 "   D a t a T y p e = " L a b e l " > V A T P e r c e n t a g e _ L b l < / V A T P e r c e n t a g e _ L b l > - 
-         < V A T R e g i s t r a t i o n N o   E l e m e n t T y p e = " C o l u m n "   E l e m e n t I d = " 1 8 8 9 1 9 5 4 0 2 "   D a t a T y p e = " T e x t " > V A T R e g i s t r a t i o n N o < / V A T R e g i s t r a t i o n N o > - 
-         < V A T R e g i s t r a t i o n N o _ L b l   E l e m e n t T y p e = " C o l u m n "   E l e m e n t I d = " 1 4 2 4 6 1 6 0 8 5 "   D a t a T y p e = " T e x t " > V A T R e g i s t r a t i o n N o _ L b l < / V A T R e g i s t r a t i o n N o _ L b l > - 
-         < Y o u r R e f e r e n c e   E l e m e n t T y p e = " C o l u m n "   E l e m e n t I d = " 1 1 0 3 9 9 5 1 "   D a t a T y p e = " T e x t " > Y o u r R e f e r e n c e < / Y o u r R e f e r e n c e > - 
-         < Y o u r R e f e r e n c e _ L b l   E l e m e n t T y p e = " C o l u m n "   E l e m e n t I d = " 4 6 5 4 7 7 4 2 6 "   D a t a T y p e = " S t r i n g " > Y o u r R e f e r e n c e _ L b l < / Y o u r R e f e r e n c e _ L b l > - 
-         < L i n e   E l e m e n t T y p e = " D a t a I t e m "   E l e m e n t I d = " 4 1 1 9 7 6 1 3 3 " > - 
-             < A m o u n t E x c l u d i n g V A T _ L i n e   E l e m e n t T y p e = " C o l u m n "   E l e m e n t I d = " 1 0 6 2 4 6 0 0 4 0 "   D a t a T y p e = " D e c i m a l " > A m o u n t E x c l u d i n g V A T _ L i n e < / A m o u n t E x c l u d i n g V A T _ L i n e > - 
-             < A m o u n t E x c l u d i n g V A T _ L i n e _ L b l   E l e m e n t T y p e = " C o l u m n "   E l e m e n t I d = " 2 0 0 2 8 7 4 4 7 5 "   D a t a T y p e = " S t r i n g " > A m o u n t E x c l u d i n g V A T _ L i n e _ L b l < / A m o u n t E x c l u d i n g V A T _ L i n e _ L b l > - 
-             < A m o u n t I n c l u d i n g V A T _ L i n e   E l e m e n t T y p e = " C o l u m n "   E l e m e n t I d = " 7 7 0 9 2 8 4 0 2 "   D a t a T y p e = " D e c i m a l " > A m o u n t I n c l u d i n g V A T _ L i n e < / A m o u n t I n c l u d i n g V A T _ L i n e > - 
-             < A m o u n t I n c l u d i n g V A T _ L i n e _ L b l   E l e m e n t T y p e = " C o l u m n "   E l e m e n t I d = " 9 3 0 7 4 7 3 1 3 "   D a t a T y p e = " S t r i n g " > A m o u n t I n c l u d i n g V A T _ L i n e _ L b l < / A m o u n t I n c l u d i n g V A T _ L i n e _ L b l > - 
-             < D e s c r i p t i o n _ L i n e   E l e m e n t T y p e = " C o l u m n "   E l e m e n t I d = " 1 4 0 6 8 2 2 3 1 0 "   D a t a T y p e = " T e x t " > D e s c r i p t i o n _ L i n e < / D e s c r i p t i o n _ L i n e > - 
-             < D e s c r i p t i o n _ L i n e _ L b l   E l e m e n t T y p e = " C o l u m n "   E l e m e n t I d = " 2 1 1 8 9 5 1 4 9 5 "   D a t a T y p e = " S t r i n g " > D e s c r i p t i o n _ L i n e _ L b l < / D e s c r i p t i o n _ L i n e _ L b l > - 
-             < I t e m N o _ L i n e   E l e m e n t T y p e = " C o l u m n "   E l e m e n t I d = " 1 9 1 0 2 9 6 2 8 8 "   D a t a T y p e = " C o d e " > I t e m N o _ L i n e < / I t e m N o _ L i n e > - 
-             < I t e m N o _ L i n e _ L b l   E l e m e n t T y p e = " C o l u m n "   E l e m e n t I d = " 1 3 4 0 0 7 9 6 1 3 "   D a t a T y p e = " S t r i n g " > I t e m N o _ L i n e _ L b l < / I t e m N o _ L i n e _ L b l > - 
-             < I t e m R e f e r e n c e N o   E l e m e n t T y p e = " C o l u m n "   E l e m e n t I d = " 4 7 4 0 7 7 5 6 6 "   D a t a T y p e = " C o d e " > I t e m R e f e r e n c e N o < / I t e m R e f e r e n c e N o > - 
-             < I t e m R e f e r e n c e N o _ L b l   E l e m e n t T y p e = " C o l u m n "   E l e m e n t I d = " 8 2 6 8 4 0 1 6 1 "   D a t a T y p e = " S t r i n g " > I t e m R e f e r e n c e N o _ L b l < / I t e m R e f e r e n c e N o _ L b l > - 
-             < L i n e A m o u n t _ L i n e   E l e m e n t T y p e = " C o l u m n "   E l e m e n t I d = " 2 6 8 9 3 7 1 6 2 "   D a t a T y p e = " T e x t " > L i n e A m o u n t _ L i n e < / L i n e A m o u n t _ L i n e > - 
-             < L i n e A m o u n t _ L i n e _ L b l   E l e m e n t T y p e = " C o l u m n "   E l e m e n t I d = " 9 9 2 9 0 1 8 4 5 "   D a t a T y p e = " S t r i n g " > L i n e A m o u n t _ L i n e _ L b l < / L i n e A m o u n t _ L i n e _ L b l > - 
-             < L i n e D i s c o u n t P e r c e n t T e x t _ L i n e   E l e m e n t T y p e = " C o l u m n "   E l e m e n t I d = " 6 1 3 1 3 5 1 9 "   D a t a T y p e = " T e x t " > L i n e D i s c o u n t P e r c e n t T e x t _ L i n e < / L i n e D i s c o u n t P e r c e n t T e x t _ L i n e > - 
-             < L i n e D i s c o u n t P e r c e n t _ L i n e   E l e m e n t T y p e = " C o l u m n "   E l e m e n t I d = " 9 0 7 8 2 7 4 3 6 "   D a t a T y p e = " D e c i m a l " > L i n e D i s c o u n t P e r c e n t _ L i n e < / L i n e D i s c o u n t P e r c e n t _ L i n e > - 
-             < L i n e N o _ L i n e   E l e m e n t T y p e = " C o l u m n "   E l e m e n t I d = " 6 9 8 9 8 5 9 7 9 "   D a t a T y p e = " I n t e g e r " > L i n e N o _ L i n e < / L i n e N o _ L i n e > - 
-             < P l a n n e d S h i p m e n t D a t e _ L i n e   E l e m e n t T y p e = " C o l u m n "   E l e m e n t I d = " 1 0 4 5 5 7 6 0 9 2 "   D a t a T y p e = " S t r i n g " > P l a n n e d S h i p m e n t D a t e _ L i n e < / P l a n n e d S h i p m e n t D a t e _ L i n e > - 
-             < P l a n n e d S h i p m e n t D a t e _ L i n e _ L b l   E l e m e n t T y p e = " C o l u m n "   E l e m e n t I d = " 1 3 4 2 8 7 0 6 4 9 "   D a t a T y p e = " S t r i n g " > P l a n n e d S h i p m e n t D a t e _ L i n e _ L b l < / P l a n n e d S h i p m e n t D a t e _ L i n e _ L b l > - 
-             < Q u a n t i t y _ L i n e   E l e m e n t T y p e = " C o l u m n "   E l e m e n t I d = " 1 0 6 8 5 4 3 5 3 7 "   D a t a T y p e = " T e x t " > Q u a n t i t y _ L i n e < / Q u a n t i t y _ L i n e > - 
-             < Q u a n t i t y _ L i n e _ L b l   E l e m e n t T y p e = " C o l u m n "   E l e m e n t I d = " 2 0 3 4 5 0 6 8 0 2 "   D a t a T y p e = " S t r i n g " > Q u a n t i t y _ L i n e _ L b l < / Q u a n t i t y _ L i n e _ L b l > - 
-             < S h i p m e n t D a t e _ L i n e   E l e m e n t T y p e = " C o l u m n "   E l e m e n t I d = " 1 6 7 3 3 7 5 4 1 6 "   D a t a T y p e = " S t r i n g " > S h i p m e n t D a t e _ L i n e < / S h i p m e n t D a t e _ L i n e > - 
-             < S h i p m e n t D a t e _ L i n e _ L b l   E l e m e n t T y p e = " C o l u m n "   E l e m e n t I d = " 8 5 3 2 2 4 3 6 3 "   D a t a T y p e = " L a b e l " > S h i p m e n t D a t e _ L i n e _ L b l < / S h i p m e n t D a t e _ L i n e _ L b l > - 
-             < T r a n s H e a d e r A m o u n t   E l e m e n t T y p e = " C o l u m n "   E l e m e n t I d = " 2 0 2 8 3 0 6 2 7 6 "   D a t a T y p e = " D e c i m a l " > T r a n s H e a d e r A m o u n t < / T r a n s H e a d e r A m o u n t > - 
-             < T y p e _ L i n e   E l e m e n t T y p e = " C o l u m n "   E l e m e n t I d = " 2 7 2 8 0 4 9 2 4 "   D a t a T y p e = " S t r i n g " > T y p e _ L i n e < / T y p e _ L i n e > - 
-             < U n i t O f M e a s u r e   E l e m e n t T y p e = " C o l u m n "   E l e m e n t I d = " 1 8 0 8 2 2 8 0 1 8 "   D a t a T y p e = " T e x t " > U n i t O f M e a s u r e < / U n i t O f M e a s u r e > - 
-             < U n i t O f M e a s u r e _ L b l   E l e m e n t T y p e = " C o l u m n "   E l e m e n t I d = " 9 8 1 9 5 1 2 4 9 "   D a t a T y p e = " S t r i n g " > U n i t O f M e a s u r e _ L b l < / U n i t O f M e a s u r e _ L b l > - 
-             < U n i t P r i c e   E l e m e n t T y p e = " C o l u m n "   E l e m e n t I d = " 1 4 7 8 2 2 1 5 2 6 "   D a t a T y p e = " T e x t " > U n i t P r i c e < / U n i t P r i c e > - 
-             < U n i t P r i c e _ L b l   E l e m e n t T y p e = " C o l u m n "   E l e m e n t I d = " 1 1 6 3 9 2 6 6 0 3 "   D a t a T y p e = " S t r i n g " > U n i t P r i c e _ L b l < / U n i t P r i c e _ L b l > - 
-             < V A T I d e n t i f i e r _ L i n e   E l e m e n t T y p e = " C o l u m n "   E l e m e n t I d = " 1 7 7 3 6 2 2 4 1 2 "   D a t a T y p e = " C o d e " > V A T I d e n t i f i e r _ L i n e < / V A T I d e n t i f i e r _ L i n e > - 
-             < V A T I d e n t i f i e r _ L i n e _ L b l   E l e m e n t T y p e = " C o l u m n "   E l e m e n t I d = " 5 3 3 7 8 2 7 0 3 "   D a t a T y p e = " S t r i n g " > V A T I d e n t i f i e r _ L i n e _ L b l < / V A T I d e n t i f i e r _ L i n e _ L b l > - 
-             < V A T P c t _ L i n e   E l e m e n t T y p e = " C o l u m n "   E l e m e n t I d = " 1 9 7 4 0 0 1 9 4 4 "   D a t a T y p e = " T e x t " > V A T P c t _ L i n e < / V A T P c t _ L i n e > - 
-             < V A T P c t _ L i n e _ L b l   E l e m e n t T y p e = " C o l u m n "   E l e m e n t I d = " 1 2 0 7 5 2 9 9 1 5 "   D a t a T y p e = " S t r i n g " > V A T P c t _ L i n e _ L b l < / V A T P c t _ L i n e _ L b l > - 
-             < A s s e m b l y L i n e   E l e m e n t T y p e = " D a t a I t e m "   E l e m e n t I d = " 1 2 0 5 9 4 2 8 5 " > - 
-                 < D e s c r i p t i o n _ A s s e m b l y L i n e   E l e m e n t T y p e = " C o l u m n "   E l e m e n t I d = " 2 8 0 7 4 3 7 9 6 "   D a t a T y p e = " T e x t " > D e s c r i p t i o n _ A s s e m b l y L i n e < / D e s c r i p t i o n _ A s s e m b l y L i n e > - 
-                 < L i n e N o _ A s s e m b l y L i n e   E l e m e n t T y p e = " C o l u m n "   E l e m e n t I d = " 6 4 0 5 8 3 8 9 1 "   D a t a T y p e = " C o d e " > L i n e N o _ A s s e m b l y L i n e < / L i n e N o _ A s s e m b l y L i n e > - 
-                 < Q u a n t i t y _ A s s e m b l y L i n e   E l e m e n t T y p e = " C o l u m n "   E l e m e n t I d = " 1 9 5 7 6 4 8 2 3 1 "   D a t a T y p e = " D e c i m a l " > Q u a n t i t y _ A s s e m b l y L i n e < / Q u a n t i t y _ A s s e m b l y L i n e > - 
-                 < U n i t O f M e a s u r e _ A s s e m b l y L i n e   E l e m e n t T y p e = " C o l u m n "   E l e m e n t I d = " 1 6 4 9 1 2 3 7 7 3 "   D a t a T y p e = " T e x t " > U n i t O f M e a s u r e _ A s s e m b l y L i n e < / U n i t O f M e a s u r e _ A s s e m b l y L i n e > - 
-                 < V a r i a n t C o d e _ A s s e m b l y L i n e   E l e m e n t T y p e = " C o l u m n "   E l e m e n t I d = " 1 8 6 9 4 0 7 6 7 2 "   D a t a T y p e = " C o d e " > V a r i a n t C o d e _ A s s e m b l y L i n e < / V a r i a n t C o d e _ A s s e m b l y L i n e > +     < H e a d e r > + 
+         < B i l l T o C o n t a c t E m a i l > B i l l T o C o n t a c t E m a i l < / B i l l T o C o n t a c t E m a i l > + 
+         < B i l l T o C o n t a c t E m a i l L b l > B i l l T o C o n t a c t E m a i l L b l < / B i l l T o C o n t a c t E m a i l L b l > + 
+         < B i l l T o C o n t a c t M o b i l e P h o n e N o > B i l l T o C o n t a c t M o b i l e P h o n e N o < / B i l l T o C o n t a c t M o b i l e P h o n e N o > + 
+         < B i l l T o C o n t a c t M o b i l e P h o n e N o L b l > B i l l T o C o n t a c t M o b i l e P h o n e N o L b l < / B i l l T o C o n t a c t M o b i l e P h o n e N o L b l > + 
+         < B i l l T o C o n t a c t P h o n e N o > B i l l T o C o n t a c t P h o n e N o < / B i l l T o C o n t a c t P h o n e N o > + 
+         < B i l l T o C o n t a c t P h o n e N o L b l > B i l l T o C o n t a c t P h o n e N o L b l < / B i l l T o C o n t a c t P h o n e N o L b l > + 
+         < B i l l t o C u s t o m e r N o _ L b l > B i l l t o C u s t o m e r N o _ L b l < / B i l l t o C u s t o m e r N o _ L b l > + 
+         < B i l l t o C u s t u m e r N o > B i l l t o C u s t u m e r N o < / B i l l t o C u s t u m e r N o > + 
+         < C o m p a n y A d d r e s s 1 > C o m p a n y A d d r e s s 1 < / C o m p a n y A d d r e s s 1 > + 
+         < C o m p a n y A d d r e s s 2 > C o m p a n y A d d r e s s 2 < / C o m p a n y A d d r e s s 2 > + 
+         < C o m p a n y A d d r e s s 3 > C o m p a n y A d d r e s s 3 < / C o m p a n y A d d r e s s 3 > + 
+         < C o m p a n y A d d r e s s 4 > C o m p a n y A d d r e s s 4 < / C o m p a n y A d d r e s s 4 > + 
+         < C o m p a n y A d d r e s s 5 > C o m p a n y A d d r e s s 5 < / C o m p a n y A d d r e s s 5 > + 
+         < C o m p a n y A d d r e s s 6 > C o m p a n y A d d r e s s 6 < / C o m p a n y A d d r e s s 6 > + 
+         < C o m p a n y A d d r e s s 7 > C o m p a n y A d d r e s s 7 < / C o m p a n y A d d r e s s 7 > + 
+         < C o m p a n y A d d r e s s 8 > C o m p a n y A d d r e s s 8 < / C o m p a n y A d d r e s s 8 > + 
+         < C o m p a n y B a n k A c c o u n t N o > C o m p a n y B a n k A c c o u n t N o < / C o m p a n y B a n k A c c o u n t N o > + 
+         < C o m p a n y B a n k A c c o u n t N o _ L b l > C o m p a n y B a n k A c c o u n t N o _ L b l < / C o m p a n y B a n k A c c o u n t N o _ L b l > + 
+         < C o m p a n y B a n k B r a n c h N o > C o m p a n y B a n k B r a n c h N o < / C o m p a n y B a n k B r a n c h N o > + 
+         < C o m p a n y B a n k B r a n c h N o _ L b l > C o m p a n y B a n k B r a n c h N o _ L b l < / C o m p a n y B a n k B r a n c h N o _ L b l > + 
+         < C o m p a n y B a n k N a m e > C o m p a n y B a n k N a m e < / C o m p a n y B a n k N a m e > + 
+         < C o m p a n y B a n k N a m e _ L b l > C o m p a n y B a n k N a m e _ L b l < / C o m p a n y B a n k N a m e _ L b l > + 
+         < C o m p a n y C u s t o m G i r o > C o m p a n y C u s t o m G i r o < / C o m p a n y C u s t o m G i r o > + 
+         < C o m p a n y C u s t o m G i r o _ L b l > C o m p a n y C u s t o m G i r o _ L b l < / C o m p a n y C u s t o m G i r o _ L b l > + 
+         < C o m p a n y E M a i l > C o m p a n y E M a i l < / C o m p a n y E M a i l > + 
+         < C o m p a n y G i r o N o > C o m p a n y G i r o N o < / C o m p a n y G i r o N o > + 
+         < C o m p a n y G i r o N o _ L b l > C o m p a n y G i r o N o _ L b l < / C o m p a n y G i r o N o _ L b l > + 
+         < C o m p a n y H o m e P a g e > C o m p a n y H o m e P a g e < / C o m p a n y H o m e P a g e > + 
+         < C o m p a n y I B A N > C o m p a n y I B A N < / C o m p a n y I B A N > + 
+         < C o m p a n y I B A N _ L b l > C o m p a n y I B A N _ L b l < / C o m p a n y I B A N _ L b l > + 
+         < C o m p a n y L e g a l O f f i c e > C o m p a n y L e g a l O f f i c e < / C o m p a n y L e g a l O f f i c e > + 
+         < C o m p a n y L e g a l O f f i c e _ L b l > C o m p a n y L e g a l O f f i c e _ L b l < / C o m p a n y L e g a l O f f i c e _ L b l > + 
+         < C o m p a n y L e g a l S t a t e m e n t > C o m p a n y L e g a l S t a t e m e n t < / C o m p a n y L e g a l S t a t e m e n t > + 
+         < C o m p a n y L o g o P o s i t i o n > C o m p a n y L o g o P o s i t i o n < / C o m p a n y L o g o P o s i t i o n > + 
+         < C o m p a n y P h o n e N o > C o m p a n y P h o n e N o < / C o m p a n y P h o n e N o > + 
+         < C o m p a n y P h o n e N o _ L b l > C o m p a n y P h o n e N o _ L b l < / C o m p a n y P h o n e N o _ L b l > + 
+         < C o m p a n y P i c t u r e / > + 
+         < C o m p a n y R e g i s t r a t i o n N u m b e r > C o m p a n y R e g i s t r a t i o n N u m b e r < / C o m p a n y R e g i s t r a t i o n N u m b e r > + 
+         < C o m p a n y R e g i s t r a t i o n N u m b e r _ L b l > C o m p a n y R e g i s t r a t i o n N u m b e r _ L b l < / C o m p a n y R e g i s t r a t i o n N u m b e r _ L b l > + 
+         < C o m p a n y S W I F T > C o m p a n y S W I F T < / C o m p a n y S W I F T > + 
+         < C o m p a n y S W I F T _ L b l > C o m p a n y S W I F T _ L b l < / C o m p a n y S W I F T _ L b l > + 
+         < C o m p a n y V A T R e g i s t r a t i o n N o > C o m p a n y V A T R e g i s t r a t i o n N o < / C o m p a n y V A T R e g i s t r a t i o n N o > + 
+         < C o m p a n y V A T R e g i s t r a t i o n N o _ L b l > C o m p a n y V A T R e g i s t r a t i o n N o _ L b l < / C o m p a n y V A T R e g i s t r a t i o n N o _ L b l > + 
+         < C o m p a n y V A T R e g N o > C o m p a n y V A T R e g N o < / C o m p a n y V A T R e g N o > + 
+         < C o m p a n y V A T R e g N o _ L b l > C o m p a n y V A T R e g N o _ L b l < / C o m p a n y V A T R e g N o _ L b l > + 
+         < C o p y _ L b l > C o p y _ L b l < / C o p y _ L b l > + 
+         < C u s t o m e r A d d r e s s 1 > C u s t o m e r A d d r e s s 1 < / C u s t o m e r A d d r e s s 1 > + 
+         < C u s t o m e r A d d r e s s 2 > C u s t o m e r A d d r e s s 2 < / C u s t o m e r A d d r e s s 2 > + 
+         < C u s t o m e r A d d r e s s 3 > C u s t o m e r A d d r e s s 3 < / C u s t o m e r A d d r e s s 3 > + 
+         < C u s t o m e r A d d r e s s 4 > C u s t o m e r A d d r e s s 4 < / C u s t o m e r A d d r e s s 4 > + 
+         < C u s t o m e r A d d r e s s 5 > C u s t o m e r A d d r e s s 5 < / C u s t o m e r A d d r e s s 5 > + 
+         < C u s t o m e r A d d r e s s 6 > C u s t o m e r A d d r e s s 6 < / C u s t o m e r A d d r e s s 6 > + 
+         < C u s t o m e r A d d r e s s 7 > C u s t o m e r A d d r e s s 7 < / C u s t o m e r A d d r e s s 7 > + 
+         < C u s t o m e r A d d r e s s 8 > C u s t o m e r A d d r e s s 8 < / C u s t o m e r A d d r e s s 8 > + 
+         < C u s t o m e r P o s t a l B a r C o d e > C u s t o m e r P o s t a l B a r C o d e < / C u s t o m e r P o s t a l B a r C o d e > + 
+         < D o c u m e n t C o p y T e x t > D o c u m e n t C o p y T e x t < / D o c u m e n t C o p y T e x t > + 
+         < D o c u m e n t D a t e > D o c u m e n t D a t e < / D o c u m e n t D a t e > + 
+         < D o c u m e n t D a t e _ L b l > D o c u m e n t D a t e _ L b l < / D o c u m e n t D a t e _ L b l > + 
+         < D o c u m e n t N o > D o c u m e n t N o < / D o c u m e n t N o > + 
+         < D o c u m e n t N o _ L b l > D o c u m e n t N o _ L b l < / D o c u m e n t N o _ L b l > + 
+         < D u e D a t e > D u e D a t e < / D u e D a t e > + 
+         < D u e D a t e _ L b l > D u e D a t e _ L b l < / D u e D a t e _ L b l > + 
+         < E M a i l _ L b l > E M a i l _ L b l < / E M a i l _ L b l > + 
+         < E x c h a n g e R a t e A s T e x t > E x c h a n g e R a t e A s T e x t < / E x c h a n g e R a t e A s T e x t > + 
+         < E x t D o c N o _ S a l e s H e a d e r > E x t D o c N o _ S a l e s H e a d e r < / E x t D o c N o _ S a l e s H e a d e r > + 
+         < E x t D o c N o _ S a l e s H e a d e r _ L b l > E x t D o c N o _ S a l e s H e a d e r _ L b l < / E x t D o c N o _ S a l e s H e a d e r _ L b l > + 
+         < H o m e P a g e _ L b l > H o m e P a g e _ L b l < / H o m e P a g e _ L b l > + 
+         < I n v o i c e _ L b l > I n v o i c e _ L b l < / I n v o i c e _ L b l > + 
+         < I n v o i c e D i s c o u n t A m o u n t _ L b l > I n v o i c e D i s c o u n t A m o u n t _ L b l < / I n v o i c e D i s c o u n t A m o u n t _ L b l > + 
+         < I n v o i c e D i s c o u n t B a s e A m o u n t _ L b l > I n v o i c e D i s c o u n t B a s e A m o u n t _ L b l < / I n v o i c e D i s c o u n t B a s e A m o u n t _ L b l > + 
+         < L e g a l E n t i t y T y p e > L e g a l E n t i t y T y p e < / L e g a l E n t i t y T y p e > + 
+         < L e g a l E n t i t y T y p e _ L b l > L e g a l E n t i t y T y p e _ L b l < / L e g a l E n t i t y T y p e _ L b l > + 
+         < L i n e A m o u n t A f t e r I n v o i c e D i s c o u n t _ L b l > L i n e A m o u n t A f t e r I n v o i c e D i s c o u n t _ L b l < / L i n e A m o u n t A f t e r I n v o i c e D i s c o u n t _ L b l > + 
+         < L o c a l C u r r e n c y _ L b l > L o c a l C u r r e n c y _ L b l < / L o c a l C u r r e n c y _ L b l > + 
+         < P a g e _ L b l > P a g e _ L b l < / P a g e _ L b l > + 
+         < P a y m e n t M e t h o d D e s c r i p t i o n > P a y m e n t M e t h o d D e s c r i p t i o n < / P a y m e n t M e t h o d D e s c r i p t i o n > + 
+         < P a y m e n t M e t h o d D e s c r i p t i o n _ L b l > P a y m e n t M e t h o d D e s c r i p t i o n _ L b l < / P a y m e n t M e t h o d D e s c r i p t i o n _ L b l > + 
+         < P a y m e n t T e r m s D e s c r i p t i o n > P a y m e n t T e r m s D e s c r i p t i o n < / P a y m e n t T e r m s D e s c r i p t i o n > + 
+         < P a y m e n t T e r m s D e s c r i p t i o n _ L b l > P a y m e n t T e r m s D e s c r i p t i o n _ L b l < / P a y m e n t T e r m s D e s c r i p t i o n _ L b l > + 
+         < P r i c e s I n c l u d i n g V A T > P r i c e s I n c l u d i n g V A T < / P r i c e s I n c l u d i n g V A T > + 
+         < P r i c e s I n c l u d i n g V A T _ L b l > P r i c e s I n c l u d i n g V A T _ L b l < / P r i c e s I n c l u d i n g V A T _ L b l > + 
+         < P r i c e s I n c l u d i n g V A T Y e s N o > P r i c e s I n c l u d i n g V A T Y e s N o < / P r i c e s I n c l u d i n g V A T Y e s N o > + 
+         < Q u o t e N o > Q u o t e N o < / Q u o t e N o > + 
+         < Q u o t e N o _ L b l > Q u o t e N o _ L b l < / Q u o t e N o _ L b l > + 
+         < S a l e s I n v o i c e L i n e D i s c o u n t _ L b l > S a l e s I n v o i c e L i n e D i s c o u n t _ L b l < / S a l e s I n v o i c e L i n e D i s c o u n t _ L b l > + 
+         < S a l e s P e r s o n _ L b l > S a l e s P e r s o n _ L b l < / S a l e s P e r s o n _ L b l > + 
+         < S a l e s P e r s o n N a m e > S a l e s P e r s o n N a m e < / S a l e s P e r s o n N a m e > + 
+         < S a l e s P e r s o n T e x t _ L b l > S a l e s P e r s o n T e x t _ L b l < / S a l e s P e r s o n T e x t _ L b l > + 
+         < S e l l T o C o n t a c t E m a i l > S e l l T o C o n t a c t E m a i l < / S e l l T o C o n t a c t E m a i l > + 
+         < S e l l T o C o n t a c t E m a i l L b l > S e l l T o C o n t a c t E m a i l L b l < / S e l l T o C o n t a c t E m a i l L b l > + 
+         < S e l l T o C o n t a c t M o b i l e P h o n e N o > S e l l T o C o n t a c t M o b i l e P h o n e N o < / S e l l T o C o n t a c t M o b i l e P h o n e N o > + 
+         < S e l l T o C o n t a c t M o b i l e P h o n e N o L b l > S e l l T o C o n t a c t M o b i l e P h o n e N o L b l < / S e l l T o C o n t a c t M o b i l e P h o n e N o L b l > + 
+         < S e l l T o C o n t a c t P h o n e N o > S e l l T o C o n t a c t P h o n e N o < / S e l l T o C o n t a c t P h o n e N o > + 
+         < S e l l T o C o n t a c t P h o n e N o L b l > S e l l T o C o n t a c t P h o n e N o L b l < / S e l l T o C o n t a c t P h o n e N o L b l > + 
+         < S e l l t o C u s t o m e r N o > S e l l t o C u s t o m e r N o < / S e l l t o C u s t o m e r N o > + 
+         < S e l l t o C u s t o m e r N o _ L b l > S e l l t o C u s t o m e r N o _ L b l < / S e l l t o C u s t o m e r N o _ L b l > + 
+         < S e l l T o F a x N o > S e l l T o F a x N o < / S e l l T o F a x N o > + 
+         < S e l l T o P h o n e N o > S e l l T o P h o n e N o < / S e l l T o P h o n e N o > + 
+         < S h i p m e n t _ L b l > S h i p m e n t _ L b l < / S h i p m e n t _ L b l > + 
+         < S h i p m e n t D a t e > S h i p m e n t D a t e < / S h i p m e n t D a t e > + 
+         < S h i p m e n t D a t e _ L b l > S h i p m e n t D a t e _ L b l < / S h i p m e n t D a t e _ L b l > + 
+         < S h i p m e n t M e t h o d D e s c r i p t i o n > S h i p m e n t M e t h o d D e s c r i p t i o n < / S h i p m e n t M e t h o d D e s c r i p t i o n > + 
+         < S h i p m e n t M e t h o d D e s c r i p t i o n _ L b l > S h i p m e n t M e t h o d D e s c r i p t i o n _ L b l < / S h i p m e n t M e t h o d D e s c r i p t i o n _ L b l > + 
+         < S h i p T o A d d r e s s _ L b l > S h i p T o A d d r e s s _ L b l < / S h i p T o A d d r e s s _ L b l > + 
+         < S h i p T o A d d r e s s 1 > S h i p T o A d d r e s s 1 < / S h i p T o A d d r e s s 1 > + 
+         < S h i p T o A d d r e s s 2 > S h i p T o A d d r e s s 2 < / S h i p T o A d d r e s s 2 > + 
+         < S h i p T o A d d r e s s 3 > S h i p T o A d d r e s s 3 < / S h i p T o A d d r e s s 3 > + 
+         < S h i p T o A d d r e s s 4 > S h i p T o A d d r e s s 4 < / S h i p T o A d d r e s s 4 > + 
+         < S h i p T o A d d r e s s 5 > S h i p T o A d d r e s s 5 < / S h i p T o A d d r e s s 5 > + 
+         < S h i p T o A d d r e s s 6 > S h i p T o A d d r e s s 6 < / S h i p T o A d d r e s s 6 > + 
+         < S h i p T o A d d r e s s 7 > S h i p T o A d d r e s s 7 < / S h i p T o A d d r e s s 7 > + 
+         < S h i p T o A d d r e s s 8 > S h i p T o A d d r e s s 8 < / S h i p T o A d d r e s s 8 > + 
+         < S h i p T o P h o n e N o > S h i p T o P h o n e N o < / S h i p T o P h o n e N o > + 
+         < S h o w S h i p p i n g A d d r e s s > S h o w S h i p p i n g A d d r e s s < / S h o w S h i p p i n g A d d r e s s > + 
+         < S h o w W o r k D e s c r i p t i o n > S h o w W o r k D e s c r i p t i o n < / S h o w W o r k D e s c r i p t i o n > + 
+         < S u b t o t a l _ L b l > S u b t o t a l _ L b l < / S u b t o t a l _ L b l > + 
+         < T o t a l _ L b l > T o t a l _ L b l < / T o t a l _ L b l > + 
+         < V A T A m o u n t _ L b l > V A T A m o u n t _ L b l < / V A T A m o u n t _ L b l > + 
+         < V A T A m o u n t S p e c i f i c a t i o n _ L b l > V A T A m o u n t S p e c i f i c a t i o n _ L b l < / V A T A m o u n t S p e c i f i c a t i o n _ L b l > + 
+         < V A T B a s e _ L b l > V A T B a s e _ L b l < / V A T B a s e _ L b l > + 
+         < V A T C l a u s e _ L b l > V A T C l a u s e _ L b l < / V A T C l a u s e _ L b l > + 
+         < V A T C l a u s e s _ L b l > V A T C l a u s e s _ L b l < / V A T C l a u s e s _ L b l > + 
+         < V A T I d e n t i f i e r _ L b l > V A T I d e n t i f i e r _ L b l < / V A T I d e n t i f i e r _ L b l > + 
+         < V A T P e r c e n t a g e _ L b l > V A T P e r c e n t a g e _ L b l < / V A T P e r c e n t a g e _ L b l > + 
+         < V A T R e g i s t r a t i o n N o > V A T R e g i s t r a t i o n N o < / V A T R e g i s t r a t i o n N o > + 
+         < V A T R e g i s t r a t i o n N o _ L b l > V A T R e g i s t r a t i o n N o _ L b l < / V A T R e g i s t r a t i o n N o _ L b l > + 
+         < Y o u r R e f e r e n c e > Y o u r R e f e r e n c e < / Y o u r R e f e r e n c e > + 
+         < Y o u r R e f e r e n c e _ L b l > Y o u r R e f e r e n c e _ L b l < / Y o u r R e f e r e n c e _ L b l > + 
+         < L i n e > + 
+             < A m o u n t E x c l u d i n g V A T _ L i n e > A m o u n t E x c l u d i n g V A T _ L i n e < / A m o u n t E x c l u d i n g V A T _ L i n e > + 
+             < A m o u n t E x c l u d i n g V A T _ L i n e _ L b l > A m o u n t E x c l u d i n g V A T _ L i n e _ L b l < / A m o u n t E x c l u d i n g V A T _ L i n e _ L b l > + 
+             < A m o u n t I n c l u d i n g V A T _ L i n e > A m o u n t I n c l u d i n g V A T _ L i n e < / A m o u n t I n c l u d i n g V A T _ L i n e > + 
+             < A m o u n t I n c l u d i n g V A T _ L i n e _ L b l > A m o u n t I n c l u d i n g V A T _ L i n e _ L b l < / A m o u n t I n c l u d i n g V A T _ L i n e _ L b l > + 
+             < D e s c r i p t i o n _ L i n e > D e s c r i p t i o n _ L i n e < / D e s c r i p t i o n _ L i n e > + 
+             < D e s c r i p t i o n _ L i n e _ L b l > D e s c r i p t i o n _ L i n e _ L b l < / D e s c r i p t i o n _ L i n e _ L b l > + 
+             < I t e m N o _ L i n e > I t e m N o _ L i n e < / I t e m N o _ L i n e > + 
+             < I t e m N o _ L i n e _ L b l > I t e m N o _ L i n e _ L b l < / I t e m N o _ L i n e _ L b l > + 
+             < I t e m R e f e r e n c e N o > I t e m R e f e r e n c e N o < / I t e m R e f e r e n c e N o > + 
+             < I t e m R e f e r e n c e N o _ L b l > I t e m R e f e r e n c e N o _ L b l < / I t e m R e f e r e n c e N o _ L b l > + 
+             < L i n e A m o u n t _ L i n e > L i n e A m o u n t _ L i n e < / L i n e A m o u n t _ L i n e > + 
+             < L i n e A m o u n t _ L i n e _ L b l > L i n e A m o u n t _ L i n e _ L b l < / L i n e A m o u n t _ L i n e _ L b l > + 
+             < L i n e D i s c o u n t P e r c e n t _ L i n e > L i n e D i s c o u n t P e r c e n t _ L i n e < / L i n e D i s c o u n t P e r c e n t _ L i n e > + 
+             < L i n e D i s c o u n t P e r c e n t T e x t _ L i n e > L i n e D i s c o u n t P e r c e n t T e x t _ L i n e < / L i n e D i s c o u n t P e r c e n t T e x t _ L i n e > + 
+             < L i n e N o _ L i n e > L i n e N o _ L i n e < / L i n e N o _ L i n e > + 
+             < P l a n n e d S h i p m e n t D a t e _ L i n e > P l a n n e d S h i p m e n t D a t e _ L i n e < / P l a n n e d S h i p m e n t D a t e _ L i n e > + 
+             < P l a n n e d S h i p m e n t D a t e _ L i n e _ L b l > P l a n n e d S h i p m e n t D a t e _ L i n e _ L b l < / P l a n n e d S h i p m e n t D a t e _ L i n e _ L b l > + 
+             < Q u a n t i t y _ L i n e > Q u a n t i t y _ L i n e < / Q u a n t i t y _ L i n e > + 
+             < Q u a n t i t y _ L i n e _ L b l > Q u a n t i t y _ L i n e _ L b l < / Q u a n t i t y _ L i n e _ L b l > + 
+             < S h i p m e n t D a t e _ L i n e > S h i p m e n t D a t e _ L i n e < / S h i p m e n t D a t e _ L i n e > + 
+             < S h i p m e n t D a t e _ L i n e _ L b l > S h i p m e n t D a t e _ L i n e _ L b l < / S h i p m e n t D a t e _ L i n e _ L b l > + 
+             < T r a n s H e a d e r A m o u n t > T r a n s H e a d e r A m o u n t < / T r a n s H e a d e r A m o u n t > + 
+             < T y p e _ L i n e > T y p e _ L i n e < / T y p e _ L i n e > + 
+             < U n i t O f M e a s u r e > U n i t O f M e a s u r e < / U n i t O f M e a s u r e > + 
+             < U n i t O f M e a s u r e _ L b l > U n i t O f M e a s u r e _ L b l < / U n i t O f M e a s u r e _ L b l > + 
+             < U n i t P r i c e > U n i t P r i c e < / U n i t P r i c e > + 
+             < U n i t P r i c e _ L b l > U n i t P r i c e _ L b l < / U n i t P r i c e _ L b l > + 
+             < V A T I d e n t i f i e r _ L i n e > V A T I d e n t i f i e r _ L i n e < / V A T I d e n t i f i e r _ L i n e > + 
+             < V A T I d e n t i f i e r _ L i n e _ L b l > V A T I d e n t i f i e r _ L i n e _ L b l < / V A T I d e n t i f i e r _ L i n e _ L b l > + 
+             < V A T P c t _ L i n e > V A T P c t _ L i n e < / V A T P c t _ L i n e > + 
+             < V A T P c t _ L i n e _ L b l > V A T P c t _ L i n e _ L b l < / V A T P c t _ L i n e _ L b l > + 
+             < A s s e m b l y L i n e > + 
+                 < D e s c r i p t i o n _ A s s e m b l y L i n e > D e s c r i p t i o n _ A s s e m b l y L i n e < / D e s c r i p t i o n _ A s s e m b l y L i n e > + 
+                 < L i n e N o _ A s s e m b l y L i n e > L i n e N o _ A s s e m b l y L i n e < / L i n e N o _ A s s e m b l y L i n e > + 
+                 < Q u a n t i t y _ A s s e m b l y L i n e > Q u a n t i t y _ A s s e m b l y L i n e < / Q u a n t i t y _ A s s e m b l y L i n e > + 
+                 < U n i t O f M e a s u r e _ A s s e m b l y L i n e > U n i t O f M e a s u r e _ A s s e m b l y L i n e < / U n i t O f M e a s u r e _ A s s e m b l y L i n e > + 
+                 < V a r i a n t C o d e _ A s s e m b l y L i n e > V a r i a n t C o d e _ A s s e m b l y L i n e < / V a r i a n t C o d e _ A s s e m b l y L i n e >   
              < / A s s e m b l y L i n e >   
+             < S e r v i c e C o m m i t m e n t H e a d e r F o r S a l e s L i n e > + 
+                 < S e r v i c e C o m m i t m e n t F o r L i n e D e s c r i p t i o n _ L b l > S e r v i c e C o m m i t m e n t F o r L i n e D e s c r i p t i o n _ L b l < / S e r v i c e C o m m i t m e n t F o r L i n e D e s c r i p t i o n _ L b l > + 
+                 < S e r v i c e C o m m i t m e n t F o r L i n e D i s c o u n t _ L b l > S e r v i c e C o m m i t m e n t F o r L i n e D i s c o u n t _ L b l < / S e r v i c e C o m m i t m e n t F o r L i n e D i s c o u n t _ L b l > + 
+                 < S e r v i c e C o m m i t m e n t F o r L i n e P r i c e _ L b l > S e r v i c e C o m m i t m e n t F o r L i n e P r i c e _ L b l < / S e r v i c e C o m m i t m e n t F o r L i n e P r i c e _ L b l > + 
+                 < S e r v i c e C o m m i t m e n t F o r L i n e > + 
+                     < S e r v i c e C o m m i t m e n t F o r L i n e D e s c r i p t i o n > S e r v i c e C o m m i t m e n t F o r L i n e D e s c r i p t i o n < / S e r v i c e C o m m i t m e n t F o r L i n e D e s c r i p t i o n > + 
+                     < S e r v i c e C o m m i t m e n t F o r L i n e D i s c o u n t > S e r v i c e C o m m i t m e n t F o r L i n e D i s c o u n t < / S e r v i c e C o m m i t m e n t F o r L i n e D i s c o u n t > + 
+                     < S e r v i c e C o m m i t m e n t F o r L i n e L i n e N o > S e r v i c e C o m m i t m e n t F o r L i n e L i n e N o < / S e r v i c e C o m m i t m e n t F o r L i n e L i n e N o > + 
+                     < S e r v i c e C o m m i t m e n t F o r L i n e P r i c e > S e r v i c e C o m m i t m e n t F o r L i n e P r i c e < / S e r v i c e C o m m i t m e n t F o r L i n e P r i c e > + 
+                 < / S e r v i c e C o m m i t m e n t F o r L i n e > + 
+             < / S e r v i c e C o m m i t m e n t H e a d e r F o r S a l e s L i n e > + 
          < / L i n e >   
-         < W o r k D e s c r i p t i o n L i n e s   E l e m e n t T y p e = " D a t a I t e m "   E l e m e n t I d = " 2 7 6 8 1 9 4 4 7 " > - 
-             < W o r k D e s c r i p t i o n L i n e   E l e m e n t T y p e = " C o l u m n "   E l e m e n t I d = " 1 9 4 7 6 2 1 6 7 6 "   D a t a T y p e = " T e x t " > W o r k D e s c r i p t i o n L i n e < / W o r k D e s c r i p t i o n L i n e > - 
-             < W o r k D e s c r i p t i o n L i n e N u m b e r   E l e m e n t T y p e = " C o l u m n "   E l e m e n t I d = " 7 9 7 3 0 7 2 2 3 "   D a t a T y p e = " I n t e g e r " > W o r k D e s c r i p t i o n L i n e N u m b e r < / W o r k D e s c r i p t i o n L i n e N u m b e r > +         < W o r k D e s c r i p t i o n L i n e s > + 
+             < W o r k D e s c r i p t i o n L i n e > W o r k D e s c r i p t i o n L i n e < / W o r k D e s c r i p t i o n L i n e > + 
+             < W o r k D e s c r i p t i o n L i n e N u m b e r > W o r k D e s c r i p t i o n L i n e N u m b e r < / W o r k D e s c r i p t i o n L i n e N u m b e r >   
          < / W o r k D e s c r i p t i o n L i n e s >   
-         < V A T A m o u n t L i n e   E l e m e n t T y p e = " D a t a I t e m "   E l e m e n t I d = " 8 2 7 5 3 4 3 4 8 " > - 
-             < I n v o i c e D i s c o u n t A m o u n t _ V A T A m o u n t L i n e   E l e m e n t T y p e = " C o l u m n "   E l e m e n t I d = " 8 2 4 7 3 0 1 4 1 "   D a t a T y p e = " D e c i m a l " > I n v o i c e D i s c o u n t A m o u n t _ V A T A m o u n t L i n e < / I n v o i c e D i s c o u n t A m o u n t _ V A T A m o u n t L i n e > - 
-             < I n v o i c e D i s c o u n t A m o u n t _ V A T A m o u n t L i n e _ L b l   E l e m e n t T y p e = " C o l u m n "   E l e m e n t I d = " 1 5 6 2 2 0 0 0 3 4 "   D a t a T y p e = " S t r i n g " > I n v o i c e D i s c o u n t A m o u n t _ V A T A m o u n t L i n e _ L b l < / I n v o i c e D i s c o u n t A m o u n t _ V A T A m o u n t L i n e _ L b l > - 
-             < I n v o i c e D i s c o u n t B a s e A m o u n t _ V A T A m o u n t L i n e   E l e m e n t T y p e = " C o l u m n "   E l e m e n t I d = " 2 0 4 0 3 3 2 2 6 6 "   D a t a T y p e = " D e c i m a l " > I n v o i c e D i s c o u n t B a s e A m o u n t _ V A T A m o u n t L i n e < / I n v o i c e D i s c o u n t B a s e A m o u n t _ V A T A m o u n t L i n e > - 
-             < I n v o i c e D i s c o u n t B a s e A m o u n t _ V A T A m o u n t L i n e _ L b l   E l e m e n t T y p e = " C o l u m n "   E l e m e n t I d = " 4 0 5 9 6 0 3 3 1 "   D a t a T y p e = " S t r i n g " > I n v o i c e D i s c o u n t B a s e A m o u n t _ V A T A m o u n t L i n e _ L b l < / I n v o i c e D i s c o u n t B a s e A m o u n t _ V A T A m o u n t L i n e _ L b l > - 
-             < L i n e A m o u n t _ V a t A m o u n t L i n e   E l e m e n t T y p e = " C o l u m n "   E l e m e n t I d = " 2 1 4 6 5 4 0 1 "   D a t a T y p e = " D e c i m a l " > L i n e A m o u n t _ V a t A m o u n t L i n e < / L i n e A m o u n t _ V a t A m o u n t L i n e > - 
-             < L i n e A m o u n t _ V a t A m o u n t L i n e _ L b l   E l e m e n t T y p e = " C o l u m n "   E l e m e n t I d = " 1 1 1 0 9 1 2 1 2 4 "   D a t a T y p e = " S t r i n g " > L i n e A m o u n t _ V a t A m o u n t L i n e _ L b l < / L i n e A m o u n t _ V a t A m o u n t L i n e _ L b l > - 
-             < N o O f V A T I d e n t i f i e r s   E l e m e n t T y p e = " C o l u m n "   E l e m e n t I d = " 1 1 5 3 2 6 3 0 2 6 "   D a t a T y p e = " I n t e g e r " > N o O f V A T I d e n t i f i e r s < / N o O f V A T I d e n t i f i e r s > - 
-             < V A T A m o u n t L C Y _ V A T A m o u n t L i n e   E l e m e n t T y p e = " C o l u m n "   E l e m e n t I d = " 1 5 8 1 9 9 4 3 5 0 "   D a t a T y p e = " D e c i m a l " > V A T A m o u n t L C Y _ V A T A m o u n t L i n e < / V A T A m o u n t L C Y _ V A T A m o u n t L i n e > - 
-             < V A T A m o u n t L C Y _ V A T A m o u n t L i n e _ L b l   E l e m e n t T y p e = " C o l u m n "   E l e m e n t I d = " 9 2 3 0 0 3 3 7 "   D a t a T y p e = " L a b e l " > V A T A m o u n t L C Y _ V A T A m o u n t L i n e _ L b l < / V A T A m o u n t L C Y _ V A T A m o u n t L i n e _ L b l > - 
-             < V A T A m o u n t _ V a t A m o u n t L i n e   E l e m e n t T y p e = " C o l u m n "   E l e m e n t I d = " 1 8 9 1 8 2 0 6 2 0 "   D a t a T y p e = " D e c i m a l " > V A T A m o u n t _ V a t A m o u n t L i n e < / V A T A m o u n t _ V a t A m o u n t L i n e > - 
-             < V A T A m o u n t _ V a t A m o u n t L i n e _ L b l   E l e m e n t T y p e = " C o l u m n "   E l e m e n t I d = " 1 5 1 3 5 5 5 4 7 3 "   D a t a T y p e = " S t r i n g " > V A T A m o u n t _ V a t A m o u n t L i n e _ L b l < / V A T A m o u n t _ V a t A m o u n t L i n e _ L b l > - 
-             < V A T B a s e L C Y _ V A T A m o u n t L i n e   E l e m e n t T y p e = " C o l u m n "   E l e m e n t I d = " 1 8 6 0 9 4 5 6 3 5 "   D a t a T y p e = " D e c i m a l " > V A T B a s e L C Y _ V A T A m o u n t L i n e < / V A T B a s e L C Y _ V A T A m o u n t L i n e > - 
-             < V A T B a s e L C Y _ V A T A m o u n t L i n e _ L b l   E l e m e n t T y p e = " C o l u m n "   E l e m e n t I d = " 1 2 3 6 4 6 7 9 9 8 "   D a t a T y p e = " L a b e l " > V A T B a s e L C Y _ V A T A m o u n t L i n e _ L b l < / V A T B a s e L C Y _ V A T A m o u n t L i n e _ L b l > - 
-             < V A T B a s e _ V a t A m o u n t L i n e   E l e m e n t T y p e = " C o l u m n "   E l e m e n t I d = " 1 4 5 8 9 3 7 8 1 9 "   D a t a T y p e = " D e c i m a l " > V A T B a s e _ V a t A m o u n t L i n e < / V A T B a s e _ V a t A m o u n t L i n e > - 
-             < V A T B a s e _ V a t A m o u n t L i n e _ L b l   E l e m e n t T y p e = " C o l u m n "   E l e m e n t I d = " 1 6 9 1 3 0 2 4 8 8 "   D a t a T y p e = " S t r i n g " > V A T B a s e _ V a t A m o u n t L i n e _ L b l < / V A T B a s e _ V a t A m o u n t L i n e _ L b l > - 
-             < V A T I d e n t i f i e r _ V a t A m o u n t L i n e   E l e m e n t T y p e = " C o l u m n "   E l e m e n t I d = " 1 1 4 2 0 7 0 0 3 5 "   D a t a T y p e = " C o d e " > V A T I d e n t i f i e r _ V a t A m o u n t L i n e < / V A T I d e n t i f i e r _ V a t A m o u n t L i n e > - 
-             < V A T I d e n t i f i e r _ V a t A m o u n t L i n e _ L b l   E l e m e n t T y p e = " C o l u m n "   E l e m e n t I d = " 8 6 4 5 0 4 5 0 "   D a t a T y p e = " S t r i n g " > V A T I d e n t i f i e r _ V a t A m o u n t L i n e _ L b l < / V A T I d e n t i f i e r _ V a t A m o u n t L i n e _ L b l > - 
-             < V A T P c t _ V a t A m o u n t L i n e   E l e m e n t T y p e = " C o l u m n "   E l e m e n t I d = " 1 4 5 3 5 4 2 7 7 7 "   D a t a T y p e = " D e c i m a l " > V A T P c t _ V a t A m o u n t L i n e < / V A T P c t _ V a t A m o u n t L i n e > - 
-             < V A T P c t _ V a t A m o u n t L i n e _ L b l   E l e m e n t T y p e = " C o l u m n "   E l e m e n t I d = " 6 7 6 3 2 3 7 8 "   D a t a T y p e = " S t r i n g " > V A T P c t _ V a t A m o u n t L i n e _ L b l < / V A T P c t _ V a t A m o u n t L i n e _ L b l > +         < V A T A m o u n t L i n e > + 
+             < I n v o i c e D i s c o u n t A m o u n t _ V A T A m o u n t L i n e > I n v o i c e D i s c o u n t A m o u n t _ V A T A m o u n t L i n e < / I n v o i c e D i s c o u n t A m o u n t _ V A T A m o u n t L i n e > + 
+             < I n v o i c e D i s c o u n t A m o u n t _ V A T A m o u n t L i n e _ L b l > I n v o i c e D i s c o u n t A m o u n t _ V A T A m o u n t L i n e _ L b l < / I n v o i c e D i s c o u n t A m o u n t _ V A T A m o u n t L i n e _ L b l > + 
+             < I n v o i c e D i s c o u n t B a s e A m o u n t _ V A T A m o u n t L i n e > I n v o i c e D i s c o u n t B a s e A m o u n t _ V A T A m o u n t L i n e < / I n v o i c e D i s c o u n t B a s e A m o u n t _ V A T A m o u n t L i n e > + 
+             < I n v o i c e D i s c o u n t B a s e A m o u n t _ V A T A m o u n t L i n e _ L b l > I n v o i c e D i s c o u n t B a s e A m o u n t _ V A T A m o u n t L i n e _ L b l < / I n v o i c e D i s c o u n t B a s e A m o u n t _ V A T A m o u n t L i n e _ L b l > + 
+             < L i n e A m o u n t _ V a t A m o u n t L i n e > L i n e A m o u n t _ V a t A m o u n t L i n e < / L i n e A m o u n t _ V a t A m o u n t L i n e > + 
+             < L i n e A m o u n t _ V a t A m o u n t L i n e _ L b l > L i n e A m o u n t _ V a t A m o u n t L i n e _ L b l < / L i n e A m o u n t _ V a t A m o u n t L i n e _ L b l > + 
+             < N o O f V A T I d e n t i f i e r s > N o O f V A T I d e n t i f i e r s < / N o O f V A T I d e n t i f i e r s > + 
+             < V A T A m o u n t _ V a t A m o u n t L i n e > V A T A m o u n t _ V a t A m o u n t L i n e < / V A T A m o u n t _ V a t A m o u n t L i n e > + 
+             < V A T A m o u n t _ V a t A m o u n t L i n e _ L b l > V A T A m o u n t _ V a t A m o u n t L i n e _ L b l < / V A T A m o u n t _ V a t A m o u n t L i n e _ L b l > + 
+             < V A T A m o u n t L C Y _ V A T A m o u n t L i n e > V A T A m o u n t L C Y _ V A T A m o u n t L i n e < / V A T A m o u n t L C Y _ V A T A m o u n t L i n e > + 
+             < V A T A m o u n t L C Y _ V A T A m o u n t L i n e _ L b l > V A T A m o u n t L C Y _ V A T A m o u n t L i n e _ L b l < / V A T A m o u n t L C Y _ V A T A m o u n t L i n e _ L b l > + 
+             < V A T B a s e _ V a t A m o u n t L i n e > V A T B a s e _ V a t A m o u n t L i n e < / V A T B a s e _ V a t A m o u n t L i n e > + 
+             < V A T B a s e _ V a t A m o u n t L i n e _ L b l > V A T B a s e _ V a t A m o u n t L i n e _ L b l < / V A T B a s e _ V a t A m o u n t L i n e _ L b l > + 
+             < V A T B a s e L C Y _ V A T A m o u n t L i n e > V A T B a s e L C Y _ V A T A m o u n t L i n e < / V A T B a s e L C Y _ V A T A m o u n t L i n e > + 
+             < V A T B a s e L C Y _ V A T A m o u n t L i n e _ L b l > V A T B a s e L C Y _ V A T A m o u n t L i n e _ L b l < / V A T B a s e L C Y _ V A T A m o u n t L i n e _ L b l > + 
+             < V A T I d e n t i f i e r _ V a t A m o u n t L i n e > V A T I d e n t i f i e r _ V a t A m o u n t L i n e < / V A T I d e n t i f i e r _ V a t A m o u n t L i n e > + 
+             < V A T I d e n t i f i e r _ V a t A m o u n t L i n e _ L b l > V A T I d e n t i f i e r _ V a t A m o u n t L i n e _ L b l < / V A T I d e n t i f i e r _ V a t A m o u n t L i n e _ L b l > + 
+             < V A T P c t _ V a t A m o u n t L i n e > V A T P c t _ V a t A m o u n t L i n e < / V A T P c t _ V a t A m o u n t L i n e > + 
+             < V A T P c t _ V a t A m o u n t L i n e _ L b l > V A T P c t _ V a t A m o u n t L i n e _ L b l < / V A T P c t _ V a t A m o u n t L i n e _ L b l >   
          < / V A T A m o u n t L i n e >   
-         < V A T C l a u s e L i n e   E l e m e n t T y p e = " D a t a I t e m "   E l e m e n t I d = " 1 6 6 5 5 0 0 1 6 3 " > - 
-             < C o d e _ V A T C l a u s e L i n e   E l e m e n t T y p e = " C o l u m n "   E l e m e n t I d = " 1 8 2 4 5 8 9 8 4 7 "   D a t a T y p e = " C o d e " > C o d e _ V A T C l a u s e L i n e < / C o d e _ V A T C l a u s e L i n e > - 
-             < C o d e _ V A T C l a u s e L i n e _ L b l   E l e m e n t T y p e = " C o l u m n "   E l e m e n t I d = " 4 6 1 5 3 3 0 2 "   D a t a T y p e = " S t r i n g " > C o d e _ V A T C l a u s e L i n e _ L b l < / C o d e _ V A T C l a u s e L i n e _ L b l > - 
-             < D e s c r i p t i o n 2 _ V A T C l a u s e L i n e   E l e m e n t T y p e = " C o l u m n "   E l e m e n t I d = " 1 3 7 9 6 6 7 4 7 0 "   D a t a T y p e = " T e x t " > D e s c r i p t i o n 2 _ V A T C l a u s e L i n e < / D e s c r i p t i o n 2 _ V A T C l a u s e L i n e > - 
-             < D e s c r i p t i o n _ V A T C l a u s e L i n e   E l e m e n t T y p e = " C o l u m n "   E l e m e n t I d = " 1 3 0 5 5 4 5 9 2 4 "   D a t a T y p e = " T e x t " > D e s c r i p t i o n _ V A T C l a u s e L i n e < / D e s c r i p t i o n _ V A T C l a u s e L i n e > - 
-             < N o O f V A T C l a u s e s   E l e m e n t T y p e = " C o l u m n "   E l e m e n t I d = " 7 5 6 4 1 7 3 9 2 "   D a t a T y p e = " I n t e g e r " > N o O f V A T C l a u s e s < / N o O f V A T C l a u s e s > - 
-             < V A T A m o u n t _ V A T C l a u s e L i n e   E l e m e n t T y p e = " C o l u m n "   E l e m e n t I d = " 2 2 2 4 6 9 0 5 9 "   D a t a T y p e = " D e c i m a l " > V A T A m o u n t _ V A T C l a u s e L i n e < / V A T A m o u n t _ V A T C l a u s e L i n e > - 
-             < V A T I d e n t i f i e r _ V A T C l a u s e L i n e   E l e m e n t T y p e = " C o l u m n "   E l e m e n t I d = " 1 4 6 4 4 7 2 4 7 8 "   D a t a T y p e = " C o d e " > V A T I d e n t i f i e r _ V A T C l a u s e L i n e < / V A T I d e n t i f i e r _ V A T C l a u s e L i n e > +         < V A T C l a u s e L i n e > + 
+             < C o d e _ V A T C l a u s e L i n e > C o d e _ V A T C l a u s e L i n e < / C o d e _ V A T C l a u s e L i n e > + 
+             < C o d e _ V A T C l a u s e L i n e _ L b l > C o d e _ V A T C l a u s e L i n e _ L b l < / C o d e _ V A T C l a u s e L i n e _ L b l > + 
+             < D e s c r i p t i o n _ V A T C l a u s e L i n e > D e s c r i p t i o n _ V A T C l a u s e L i n e < / D e s c r i p t i o n _ V A T C l a u s e L i n e > + 
+             < D e s c r i p t i o n 2 _ V A T C l a u s e L i n e > D e s c r i p t i o n 2 _ V A T C l a u s e L i n e < / D e s c r i p t i o n 2 _ V A T C l a u s e L i n e > + 
+             < N o O f V A T C l a u s e s > N o O f V A T C l a u s e s < / N o O f V A T C l a u s e s > + 
+             < V A T A m o u n t _ V A T C l a u s e L i n e > V A T A m o u n t _ V A T C l a u s e L i n e < / V A T A m o u n t _ V A T C l a u s e L i n e > + 
+             < V A T I d e n t i f i e r _ V A T C l a u s e L i n e > V A T I d e n t i f i e r _ V A T C l a u s e L i n e < / V A T I d e n t i f i e r _ V A T C l a u s e L i n e >   
          < / V A T C l a u s e L i n e >   
-         < R e p o r t T o t a l s L i n e   E l e m e n t T y p e = " D a t a I t e m "   E l e m e n t I d = " 2 1 2 2 5 4 9 8 3 6 " > - 
-             < A m o u n t F o r m a t t e d _ R e p o r t T o t a l s L i n e   E l e m e n t T y p e = " C o l u m n "   E l e m e n t I d = " 1 5 0 6 1 3 6 8 2 5 "   D a t a T y p e = " T e x t " > A m o u n t F o r m a t t e d _ R e p o r t T o t a l s L i n e < / A m o u n t F o r m a t t e d _ R e p o r t T o t a l s L i n e > - 
-             < A m o u n t _ R e p o r t T o t a l s L i n e   E l e m e n t T y p e = " C o l u m n "   E l e m e n t I d = " 4 1 9 9 1 8 3 6 9 "   D a t a T y p e = " D e c i m a l " > A m o u n t _ R e p o r t T o t a l s L i n e < / A m o u n t _ R e p o r t T o t a l s L i n e > - 
-             < D e s c r i p t i o n _ R e p o r t T o t a l s L i n e   E l e m e n t T y p e = " C o l u m n "   E l e m e n t I d = " 5 8 1 9 9 6 0 6 7 "   D a t a T y p e = " T e x t " > D e s c r i p t i o n _ R e p o r t T o t a l s L i n e < / D e s c r i p t i o n _ R e p o r t T o t a l s L i n e > - 
-             < F o n t B o l d _ R e p o r t T o t a l s L i n e   E l e m e n t T y p e = " C o l u m n "   E l e m e n t I d = " 9 4 6 5 4 0 5 4 9 "   D a t a T y p e = " B o o l e a n " > F o n t B o l d _ R e p o r t T o t a l s L i n e < / F o n t B o l d _ R e p o r t T o t a l s L i n e > - 
-             < F o n t U n d e r l i n e _ R e p o r t T o t a l s L i n e   E l e m e n t T y p e = " C o l u m n "   E l e m e n t I d = " 2 0 2 1 5 3 3 6 9 4 "   D a t a T y p e = " B o o l e a n " > F o n t U n d e r l i n e _ R e p o r t T o t a l s L i n e < / F o n t U n d e r l i n e _ R e p o r t T o t a l s L i n e > +         < R e p o r t T o t a l s L i n e > + 
+             < A m o u n t _ R e p o r t T o t a l s L i n e > A m o u n t _ R e p o r t T o t a l s L i n e < / A m o u n t _ R e p o r t T o t a l s L i n e > + 
+             < A m o u n t F o r m a t t e d _ R e p o r t T o t a l s L i n e > A m o u n t F o r m a t t e d _ R e p o r t T o t a l s L i n e < / A m o u n t F o r m a t t e d _ R e p o r t T o t a l s L i n e > + 
+             < D e s c r i p t i o n _ R e p o r t T o t a l s L i n e > D e s c r i p t i o n _ R e p o r t T o t a l s L i n e < / D e s c r i p t i o n _ R e p o r t T o t a l s L i n e > + 
+             < F o n t B o l d _ R e p o r t T o t a l s L i n e > F o n t B o l d _ R e p o r t T o t a l s L i n e < / F o n t B o l d _ R e p o r t T o t a l s L i n e > + 
+             < F o n t U n d e r l i n e _ R e p o r t T o t a l s L i n e > F o n t U n d e r l i n e _ R e p o r t T o t a l s L i n e < / F o n t U n d e r l i n e _ R e p o r t T o t a l s L i n e >   
          < / R e p o r t T o t a l s L i n e >   
-         < L e t t e r T e x t   E l e m e n t T y p e = " D a t a I t e m "   E l e m e n t I d = " 1 5 1 0 3 5 3 8 3 4 " > - 
-             < B o d y T e x t   E l e m e n t T y p e = " C o l u m n "   E l e m e n t I d = " 1 4 9 7 5 9 8 0 8 "   D a t a T y p e = " L a b e l " > B o d y T e x t < / B o d y T e x t > - 
-             < C l o s i n g T e x t   E l e m e n t T y p e = " C o l u m n "   E l e m e n t I d = " 5 1 2 1 3 5 9 0 9 "   D a t a T y p e = " L a b e l " > C l o s i n g T e x t < / C l o s i n g T e x t > - 
-             < G r e e t i n g T e x t   E l e m e n t T y p e = " C o l u m n "   E l e m e n t I d = " 1 1 7 5 2 7 9 2 8 9 "   D a t a T y p e = " L a b e l " > G r e e t i n g T e x t < / G r e e t i n g T e x t > - 
-             < P m t D i s c T e x t   E l e m e n t T y p e = " C o l u m n "   E l e m e n t I d = " 2 0 1 3 8 4 9 9 4 8 "   D a t a T y p e = " T e x t " > P m t D i s c T e x t < / P m t D i s c T e x t > +         < S e r v i c e C o m m i t m e n t F o r L i n e C a p t i o n > + 
+             < S e r v i c e C o m m i t m e n t F o r L i n e T o t a l T e x t _ L b l > S e r v i c e C o m m i t m e n t F o r L i n e T o t a l T e x t _ L b l < / S e r v i c e C o m m i t m e n t F o r L i n e T o t a l T e x t _ L b l > + 
+         < / S e r v i c e C o m m i t m e n t F o r L i n e C a p t i o n > + 
+         < S e r v i c e C o m m i t m e n t s G r o u p > + 
+             < S e r v i c e C o m m i t m e n t s G r o u p P e r P e r i o d > + 
+                 < S e r v i c e C o m m i t m e n t s G r o u p P e r P e r i o d N a m e > S e r v i c e C o m m i t m e n t s G r o u p P e r P e r i o d N a m e < / S e r v i c e C o m m i t m e n t s G r o u p P e r P e r i o d N a m e > + 
+                 < S e r v i c e C o m m i t m e n t s G r o u p P e r P e r i o d T y p e > S e r v i c e C o m m i t m e n t s G r o u p P e r P e r i o d T y p e < / S e r v i c e C o m m i t m e n t s G r o u p P e r P e r i o d T y p e > + 
+                 < S e r v i c e C o m m i t m e n t s G r o u p P e r P e r i o d V a l u e > S e r v i c e C o m m i t m e n t s G r o u p P e r P e r i o d V a l u e < / S e r v i c e C o m m i t m e n t s G r o u p P e r P e r i o d V a l u e > + 
+             < / S e r v i c e C o m m i t m e n t s G r o u p P e r P e r i o d > + 
+         < / S e r v i c e C o m m i t m e n t s G r o u p > + 
+         < L e t t e r T e x t > + 
+             < B o d y T e x t > B o d y T e x t < / B o d y T e x t > + 
+             < C l o s i n g T e x t > C l o s i n g T e x t < / C l o s i n g T e x t > + 
+             < G r e e t i n g T e x t > G r e e t i n g T e x t < / G r e e t i n g T e x t > + 
+             < P m t D i s c T e x t > P m t D i s c T e x t < / P m t D i s c T e x t >   
          < / L e t t e r T e x t >   
-         < T o t a l s   E l e m e n t T y p e = " D a t a I t e m "   E l e m e n t I d = " 1 8 2 3 9 5 0 0 4 4 " > - 
-             < C u r r e n c y C o d e   E l e m e n t T y p e = " C o l u m n "   E l e m e n t I d = " 1 5 7 9 5 9 5 9 2 1 "   D a t a T y p e = " T e x t " > C u r r e n c y C o d e < / C u r r e n c y C o d e > - 
-             < C u r r e n c y S y m b o l   E l e m e n t T y p e = " C o l u m n "   E l e m e n t I d = " 1 1 6 2 5 1 0 7 4 8 "   D a t a T y p e = " T e x t " > C u r r e n c y S y m b o l < / C u r r e n c y S y m b o l > - 
-             < T o t a l A m o u n t I n c l u d i n g V A T   E l e m e n t T y p e = " C o l u m n "   E l e m e n t I d = " 9 1 0 5 1 1 5 7 5 "   D a t a T y p e = " S t r i n g " > T o t a l A m o u n t I n c l u d i n g V A T < / T o t a l A m o u n t I n c l u d i n g V A T > - 
-             < T o t a l E x c l u d i n g V A T T e x t   E l e m e n t T y p e = " C o l u m n "   E l e m e n t I d = " 1 9 2 2 9 4 6 3 1 0 "   D a t a T y p e = " T e x t " > T o t a l E x c l u d i n g V A T T e x t < / T o t a l E x c l u d i n g V A T T e x t > - 
-             < T o t a l I n c l u d i n g V A T T e x t   E l e m e n t T y p e = " C o l u m n "   E l e m e n t I d = " 1 2 0 4 0 1 6 3 5 2 "   D a t a T y p e = " T e x t " > T o t a l I n c l u d i n g V A T T e x t < / T o t a l I n c l u d i n g V A T T e x t > - 
-             < T o t a l I n v o i c e D i s c o u n t A m o u n t   E l e m e n t T y p e = " C o l u m n "   E l e m e n t I d = " 4 0 2 1 7 7 5 1 "   D a t a T y p e = " D e c i m a l " > T o t a l I n v o i c e D i s c o u n t A m o u n t < / T o t a l I n v o i c e D i s c o u n t A m o u n t > - 
-             < T o t a l N e t A m o u n t   E l e m e n t T y p e = " C o l u m n "   E l e m e n t I d = " 4 8 3 1 9 3 3 7 2 "   D a t a T y p e = " D e c i m a l " > T o t a l N e t A m o u n t < / T o t a l N e t A m o u n t > - 
-             < T o t a l P a y m e n t D i s c o u n t O n V A T   E l e m e n t T y p e = " C o l u m n "   E l e m e n t I d = " 7 3 6 0 4 1 8 8 6 "   D a t a T y p e = " D e c i m a l " > T o t a l P a y m e n t D i s c o u n t O n V A T < / T o t a l P a y m e n t D i s c o u n t O n V A T > - 
-             < T o t a l S u b T o t a l   E l e m e n t T y p e = " C o l u m n "   E l e m e n t I d = " 2 0 9 7 8 7 6 8 0 1 "   D a t a T y p e = " D e c i m a l " > T o t a l S u b T o t a l < / T o t a l S u b T o t a l > - 
-             < T o t a l S u b T o t a l M i n u s I n v o i c e D i s c o u n t   E l e m e n t T y p e = " C o l u m n "   E l e m e n t I d = " 7 6 9 4 3 1 8 8 7 "   D a t a T y p e = " D e c i m a l " > T o t a l S u b T o t a l M i n u s I n v o i c e D i s c o u n t < / T o t a l S u b T o t a l M i n u s I n v o i c e D i s c o u n t > - 
-             < T o t a l T e x t   E l e m e n t T y p e = " C o l u m n "   E l e m e n t I d = " 2 3 1 9 1 0 5 1 8 "   D a t a T y p e = " T e x t " > T o t a l T e x t < / T o t a l T e x t > - 
-             < T o t a l V A T A m o u n t   E l e m e n t T y p e = " C o l u m n "   E l e m e n t I d = " 1 6 2 7 1 0 2 3 2 8 "   D a t a T y p e = " D e c i m a l " > T o t a l V A T A m o u n t < / T o t a l V A T A m o u n t > - 
-             < T o t a l V A T A m o u n t L C Y   E l e m e n t T y p e = " C o l u m n "   E l e m e n t I d = " 1 5 0 6 5 7 0 2 1 8 "   D a t a T y p e = " D e c i m a l " > T o t a l V A T A m o u n t L C Y < / T o t a l V A T A m o u n t L C Y > - 
-             < T o t a l V A T A m o u n t T e x t   E l e m e n t T y p e = " C o l u m n "   E l e m e n t I d = " 9 7 3 6 6 6 3 3 9 "   D a t a T y p e = " T e x t " > T o t a l V A T A m o u n t T e x t < / T o t a l V A T A m o u n t T e x t > - 
-             < T o t a l V A T B a s e L C Y   E l e m e n t T y p e = " C o l u m n "   E l e m e n t I d = " 8 3 4 4 5 0 5 2 1 "   D a t a T y p e = " D e c i m a l " > T o t a l V A T B a s e L C Y < / T o t a l V A T B a s e L C Y > +         < T o t a l s > + 
+             < C u r r e n c y C o d e > C u r r e n c y C o d e < / C u r r e n c y C o d e > + 
+             < C u r r e n c y S y m b o l > C u r r e n c y S y m b o l < / C u r r e n c y S y m b o l > + 
+             < T o t a l A m o u n t I n c l u d i n g V A T > T o t a l A m o u n t I n c l u d i n g V A T < / T o t a l A m o u n t I n c l u d i n g V A T > + 
+             < T o t a l E x c l u d i n g V A T T e x t > T o t a l E x c l u d i n g V A T T e x t < / T o t a l E x c l u d i n g V A T T e x t > + 
+             < T o t a l I n c l u d i n g V A T T e x t > T o t a l I n c l u d i n g V A T T e x t < / T o t a l I n c l u d i n g V A T T e x t > + 
+             < T o t a l I n v o i c e D i s c o u n t A m o u n t > T o t a l I n v o i c e D i s c o u n t A m o u n t < / T o t a l I n v o i c e D i s c o u n t A m o u n t > + 
+             < T o t a l N e t A m o u n t > T o t a l N e t A m o u n t < / T o t a l N e t A m o u n t > + 
+             < T o t a l P a y m e n t D i s c o u n t O n V A T > T o t a l P a y m e n t D i s c o u n t O n V A T < / T o t a l P a y m e n t D i s c o u n t O n V A T > + 
+             < T o t a l S u b T o t a l > T o t a l S u b T o t a l < / T o t a l S u b T o t a l > + 
+             < T o t a l S u b T o t a l M i n u s I n v o i c e D i s c o u n t > T o t a l S u b T o t a l M i n u s I n v o i c e D i s c o u n t < / T o t a l S u b T o t a l M i n u s I n v o i c e D i s c o u n t > + 
+             < T o t a l T e x t > T o t a l T e x t < / T o t a l T e x t > + 
+             < T o t a l V A T A m o u n t > T o t a l V A T A m o u n t < / T o t a l V A T A m o u n t > + 
+             < T o t a l V A T A m o u n t L C Y > T o t a l V A T A m o u n t L C Y < / T o t a l V A T A m o u n t L C Y > + 
+             < T o t a l V A T A m o u n t T e x t > T o t a l V A T A m o u n t T e x t < / T o t a l V A T A m o u n t T e x t > + 
+             < T o t a l V A T B a s e L C Y > T o t a l V A T B a s e L C Y < / T o t a l V A T B a s e L C Y >   
          < / T o t a l s >   
@@ -7447,6 +7068,14 @@
 </file>
 
 <file path=customXml/itemProps1.xml><?xml version="1.0" encoding="utf-8"?>
+<ds:datastoreItem xmlns:ds="http://schemas.openxmlformats.org/officeDocument/2006/customXml" ds:itemID="{59A67189-47D8-4693-AFF4-791AF2067F79}">
+  <ds:schemaRefs>
+    <ds:schemaRef ds:uri="urn:microsoft-dynamics-businesscentral/internal/extended/reports/Standard_Sales_Order_Conf/1305/"/>
+  </ds:schemaRefs>
+</ds:datastoreItem>
+</file>
+
+<file path=customXml/itemProps2.xml><?xml version="1.0" encoding="utf-8"?>
 <ds:datastoreItem xmlns:ds="http://schemas.openxmlformats.org/officeDocument/2006/customXml" ds:itemID="{49E3A5AC-F0FB-44FA-B497-E468622779B9}">
   <ds:schemaRefs>
     <ds:schemaRef ds:uri="urn:microsoft-dynamics-nav/reports/Standard_Sales_Order_Conf/1305/"/>
@@ -7454,10 +7083,8 @@
 </ds:datastoreItem>
 </file>
 
-<file path=customXml/itemProps2.xml><?xml version="1.0" encoding="utf-8"?>
-<ds:datastoreItem xmlns:ds="http://schemas.openxmlformats.org/officeDocument/2006/customXml" ds:itemID="{59A67189-47D8-4693-AFF4-791AF2067F79}">
-  <ds:schemaRefs>
-    <ds:schemaRef ds:uri="urn:microsoft-dynamics-businesscentral/internal/extended/reports/Standard_Sales_Order_Conf/1305/"/>
-  </ds:schemaRefs>
-</ds:datastoreItem>
+<file path=docMetadata/LabelInfo.xml><?xml version="1.0" encoding="utf-8"?>
+<clbl:labelList xmlns:clbl="http://schemas.microsoft.com/office/2020/mipLabelMetadata">
+  <clbl:label id="{f42aa342-8706-4288-bd11-ebb85995028c}" enabled="1" method="Standard" siteId="{72f988bf-86f1-41af-91ab-2d7cd011db47}" contentBits="0" removed="0"/>
+</clbl:labelList>
 </file>
--- a/src/Layers/W1/BaseApp/Sales/Document/StandardSalesOrderConfBody.docx
+++ b/src/Layers/W1/BaseApp/Sales/Document/StandardSalesOrderConfBody.docx
@@ -36,11 +36,6 @@
             <w15:color w:val="808080"/>
             <w:text/>
           </w:sdtPr>
-          <w:sdtEndPr>
-            <w:rPr>
-              <w:rStyle w:val="Strong"/>
-            </w:rPr>
-          </w:sdtEndPr>
           <w:sdtContent>
             <w:tc>
               <w:tcPr>
@@ -93,11 +88,6 @@
             <w15:color w:val="808080"/>
             <w:text/>
           </w:sdtPr>
-          <w:sdtEndPr>
-            <w:rPr>
-              <w:rStyle w:val="Strong"/>
-            </w:rPr>
-          </w:sdtEndPr>
           <w:sdtContent>
             <w:tc>
               <w:tcPr>
@@ -110,7 +100,6 @@
                   <w:jc w:val="right"/>
                   <w:rPr>
                     <w:rStyle w:val="Strong"/>
-                    <w:lang w:val="da-DK"/>
                   </w:rPr>
                 </w:pPr>
                 <w:r>
@@ -141,7 +130,6 @@
             <w15:color w:val="808080"/>
             <w:text/>
           </w:sdtPr>
-          <w:sdtEndPr/>
           <w:sdtContent>
             <w:tc>
               <w:tcPr>
@@ -180,7 +168,6 @@
             <w15:color w:val="808080"/>
             <w:text/>
           </w:sdtPr>
-          <w:sdtEndPr/>
           <w:sdtContent>
             <w:tc>
               <w:tcPr>
@@ -216,7 +203,6 @@
             <w15:color w:val="808080"/>
             <w:text/>
           </w:sdtPr>
-          <w:sdtEndPr/>
           <w:sdtContent>
             <w:tc>
               <w:tcPr>
@@ -255,7 +241,6 @@
             <w15:color w:val="808080"/>
             <w:text/>
           </w:sdtPr>
-          <w:sdtEndPr/>
           <w:sdtContent>
             <w:tc>
               <w:tcPr>
@@ -291,7 +276,6 @@
             <w15:color w:val="808080"/>
             <w:text/>
           </w:sdtPr>
-          <w:sdtEndPr/>
           <w:sdtContent>
             <w:tc>
               <w:tcPr>
@@ -330,7 +314,6 @@
             <w15:color w:val="808080"/>
             <w:text/>
           </w:sdtPr>
-          <w:sdtEndPr/>
           <w:sdtContent>
             <w:tc>
               <w:tcPr>
@@ -366,7 +349,6 @@
             <w15:color w:val="808080"/>
             <w:text/>
           </w:sdtPr>
-          <w:sdtEndPr/>
           <w:sdtContent>
             <w:tc>
               <w:tcPr>
@@ -405,7 +387,6 @@
             <w15:color w:val="808080"/>
             <w:text/>
           </w:sdtPr>
-          <w:sdtEndPr/>
           <w:sdtContent>
             <w:tc>
               <w:tcPr>
@@ -441,7 +422,6 @@
             <w15:color w:val="808080"/>
             <w:text/>
           </w:sdtPr>
-          <w:sdtEndPr/>
           <w:sdtContent>
             <w:tc>
               <w:tcPr>
@@ -480,7 +460,6 @@
             <w15:color w:val="808080"/>
             <w:text/>
           </w:sdtPr>
-          <w:sdtEndPr/>
           <w:sdtContent>
             <w:tc>
               <w:tcPr>
@@ -516,7 +495,6 @@
             <w15:color w:val="808080"/>
             <w:text/>
           </w:sdtPr>
-          <w:sdtEndPr/>
           <w:sdtContent>
             <w:tc>
               <w:tcPr>
@@ -555,7 +533,6 @@
             <w15:color w:val="808080"/>
             <w:text/>
           </w:sdtPr>
-          <w:sdtEndPr/>
           <w:sdtContent>
             <w:tc>
               <w:tcPr>
@@ -591,7 +568,6 @@
             <w15:color w:val="808080"/>
             <w:text/>
           </w:sdtPr>
-          <w:sdtEndPr/>
           <w:sdtContent>
             <w:tc>
               <w:tcPr>
@@ -630,7 +606,6 @@
             <w15:color w:val="808080"/>
             <w:text/>
           </w:sdtPr>
-          <w:sdtEndPr/>
           <w:sdtContent>
             <w:tc>
               <w:tcPr>
@@ -687,7 +662,6 @@
             <w15:color w:val="808080"/>
             <w:text/>
           </w:sdtPr>
-          <w:sdtEndPr/>
           <w:sdtContent>
             <w:tc>
               <w:tcPr>
@@ -717,7 +691,6 @@
             <w15:color w:val="808080"/>
             <w:text/>
           </w:sdtPr>
-          <w:sdtEndPr/>
           <w:sdtContent>
             <w:tc>
               <w:tcPr>
@@ -747,7 +720,6 @@
             <w15:color w:val="808080"/>
             <w:text/>
           </w:sdtPr>
-          <w:sdtEndPr/>
           <w:sdtContent>
             <w:tc>
               <w:tcPr>
@@ -777,7 +749,6 @@
             <w15:color w:val="808080"/>
             <w:text/>
           </w:sdtPr>
-          <w:sdtEndPr/>
           <w:sdtContent>
             <w:tc>
               <w:tcPr>
@@ -813,7 +784,6 @@
             <w15:color w:val="808080"/>
             <w:text/>
           </w:sdtPr>
-          <w:sdtEndPr/>
           <w:sdtContent>
             <w:tc>
               <w:tcPr>
@@ -842,7 +812,6 @@
             <w15:color w:val="808080"/>
             <w:text/>
           </w:sdtPr>
-          <w:sdtEndPr/>
           <w:sdtContent>
             <w:tc>
               <w:tcPr>
@@ -871,7 +840,6 @@
             <w15:color w:val="808080"/>
             <w:text/>
           </w:sdtPr>
-          <w:sdtEndPr/>
           <w:sdtContent>
             <w:tc>
               <w:tcPr>
@@ -900,7 +868,6 @@
             <w15:color w:val="808080"/>
             <w:text/>
           </w:sdtPr>
-          <w:sdtEndPr/>
           <w:sdtContent>
             <w:tc>
               <w:tcPr>
@@ -981,7 +948,6 @@
             <w15:color w:val="808080"/>
             <w:text/>
           </w:sdtPr>
-          <w:sdtEndPr/>
           <w:sdtContent>
             <w:tc>
               <w:tcPr>
@@ -1011,7 +977,6 @@
             <w15:color w:val="808080"/>
             <w:text/>
           </w:sdtPr>
-          <w:sdtEndPr/>
           <w:sdtContent>
             <w:tc>
               <w:tcPr>
@@ -1069,7 +1034,6 @@
             <w15:color w:val="808080"/>
             <w:text/>
           </w:sdtPr>
-          <w:sdtEndPr/>
           <w:sdtContent>
             <w:tc>
               <w:tcPr>
@@ -1098,7 +1062,6 @@
             <w15:color w:val="808080"/>
             <w:text/>
           </w:sdtPr>
-          <w:sdtEndPr/>
           <w:sdtContent>
             <w:tc>
               <w:tcPr>
@@ -1182,7 +1145,6 @@
               <w15:color w:val="808080"/>
               <w:text/>
             </w:sdtPr>
-            <w:sdtEndPr/>
             <w:sdtContent>
               <w:p>
                 <w:pPr>
@@ -1207,7 +1169,6 @@
             <w15:color w:val="808080"/>
             <w:text/>
           </w:sdtPr>
-          <w:sdtEndPr/>
           <w:sdtContent>
             <w:tc>
               <w:tcPr>
@@ -1239,7 +1200,6 @@
             <w15:color w:val="808080"/>
             <w:text/>
           </w:sdtPr>
-          <w:sdtEndPr/>
           <w:sdtContent>
             <w:tc>
               <w:tcPr>
@@ -1272,7 +1232,6 @@
             <w15:color w:val="808080"/>
             <w:text/>
           </w:sdtPr>
-          <w:sdtEndPr/>
           <w:sdtContent>
             <w:tc>
               <w:tcPr>
@@ -1304,7 +1263,6 @@
             <w15:color w:val="808080"/>
             <w:text/>
           </w:sdtPr>
-          <w:sdtEndPr/>
           <w:sdtContent>
             <w:tc>
               <w:tcPr>
@@ -1337,7 +1295,6 @@
             <w15:color w:val="808080"/>
             <w:text/>
           </w:sdtPr>
-          <w:sdtEndPr/>
           <w:sdtContent>
             <w:tc>
               <w:tcPr>
@@ -1370,7 +1327,6 @@
             <w15:color w:val="808080"/>
             <w:text/>
           </w:sdtPr>
-          <w:sdtEndPr/>
           <w:sdtContent>
             <w:tc>
               <w:tcPr>
@@ -1403,7 +1359,6 @@
             <w15:color w:val="808080"/>
             <w:text/>
           </w:sdtPr>
-          <w:sdtEndPr/>
           <w:sdtContent>
             <w:tc>
               <w:tcPr>
@@ -1579,11 +1534,6 @@
           <w15:color w:val="808080"/>
           <w15:repeatingSection/>
         </w:sdtPr>
-        <w:sdtEndPr>
-          <w:rPr>
-            <w:lang/>
-          </w:rPr>
-        </w:sdtEndPr>
         <w:sdtContent>
           <w:sdt>
             <w:sdtPr>
@@ -1595,11 +1545,6 @@
               <w15:color w:val="808080"/>
               <w15:repeatingSectionItem/>
             </w:sdtPr>
-            <w:sdtEndPr>
-              <w:rPr>
-                <w:lang/>
-              </w:rPr>
-            </w:sdtEndPr>
             <w:sdtContent>
               <w:tr>
                 <w:trPr>
@@ -1667,7 +1612,6 @@
                     <w15:color w:val="808080"/>
                     <w:text/>
                   </w:sdtPr>
-                  <w:sdtEndPr/>
                   <w:sdtContent>
                     <w:tc>
                       <w:tcPr>
@@ -1705,7 +1649,6 @@
                     <w15:color w:val="808080"/>
                     <w:text/>
                   </w:sdtPr>
-                  <w:sdtEndPr/>
                   <w:sdtContent>
                     <w:tc>
                       <w:tcPr>
@@ -1743,7 +1686,6 @@
                     <w15:color w:val="808080"/>
                     <w:text/>
                   </w:sdtPr>
-                  <w:sdtEndPr/>
                   <w:sdtContent>
                     <w:tc>
                       <w:tcPr>
@@ -1784,7 +1726,6 @@
                         <w15:color w:val="808080"/>
                         <w:text/>
                       </w:sdtPr>
-                      <w:sdtEndPr/>
                       <w:sdtContent>
                         <w:r>
                           <w:t>UnitPrice</w:t>
@@ -1805,7 +1746,6 @@
                     <w15:color w:val="808080"/>
                     <w:text/>
                   </w:sdtPr>
-                  <w:sdtEndPr/>
                   <w:sdtContent>
                     <w:tc>
                       <w:tcPr>
@@ -1835,7 +1775,6 @@
                     <w15:color w:val="808080"/>
                     <w:text/>
                   </w:sdtPr>
-                  <w:sdtEndPr/>
                   <w:sdtContent>
                     <w:tc>
                       <w:tcPr>
@@ -1877,7 +1816,6 @@
                         <w15:color w:val="808080"/>
                         <w:text/>
                       </w:sdtPr>
-                      <w:sdtEndPr/>
                       <w:sdtContent>
                         <w:r>
                           <w:t>LineAmount_Line</w:t>
@@ -1898,7 +1836,7 @@
     <w:p/>
     <w:tbl>
       <w:tblPr>
-        <w:tblStyle w:val="BCDataTable"/>
+        <w:tblStyle w:val="BCTotalsTable"/>
         <w:tblW w:w="5000" w:type="pct"/>
         <w:tblLook w:val="0460" w:firstRow="1" w:lastRow="1" w:firstColumn="0" w:lastColumn="0" w:noHBand="0" w:noVBand="1"/>
         <w:tblCaption w:val="Regular Totals Block"/>
@@ -1922,7 +1860,6 @@
           <w15:dataBinding w:prefixMappings="&lt;xmlns:ns0='urn:microsoft-dynamics-nav/reports/Standard_Sales_Order_Conf/1305/' " w:xpath="/ns0:NavWordReportXmlPart[1]/ns0:Header[1]/ns0:ReportTotalsLine" w:storeItemID="{49E3A5AC-F0FB-44FA-B497-E468622779B9}"/>
           <w15:repeatingSection/>
         </w:sdtPr>
-        <w:sdtEndPr/>
         <w:sdtContent>
           <w:sdt>
             <w:sdtPr>
@@ -1935,14 +1872,10 @@
               </w:placeholder>
               <w15:repeatingSectionItem/>
             </w:sdtPr>
-            <w:sdtEndPr/>
             <w:sdtContent>
               <w:tr>
                 <w:trPr>
-                  <w:cnfStyle w:val="100000000000" w:firstRow="1" w:lastRow="0" w:firstColumn="0" w:lastColumn="0" w:oddVBand="0" w:evenVBand="0" w:oddHBand="0" w:evenHBand="0" w:firstRowFirstColumn="0" w:firstRowLastColumn="0" w:lastRowFirstColumn="0" w:lastRowLastColumn="0"/>
-                  <w:cantSplit/>
                   <w:trHeight w:val="227"/>
-                  <w:tblHeader/>
                 </w:trPr>
                 <w:tc>
                   <w:tcPr>
@@ -1965,7 +1898,6 @@
                         <w:dataBinding w:prefixMappings="&lt;xmlns:ns0='urn:microsoft-dynamics-nav/reports/Standard_Sales_Order_Conf/1305/' " w:xpath="/ns0:NavWordReportXmlPart[1]/ns0:Header[1]/ns0:ReportTotalsLine[1]/ns0:Description_ReportTotalsLine[1]" w:storeItemID="{49E3A5AC-F0FB-44FA-B497-E468622779B9}"/>
                         <w:text/>
                       </w:sdtPr>
-                      <w:sdtEndPr/>
                       <w:sdtContent>
                         <w:r>
                           <w:t>Description_ReportTotalsLine</w:t>
@@ -1985,15 +1917,11 @@
                     <w:dataBinding w:prefixMappings="&lt;xmlns:ns0='urn:microsoft-dynamics-nav/reports/Standard_Sales_Order_Conf/1305/' " w:xpath="/ns0:NavWordReportXmlPart[1]/ns0:Header[1]/ns0:ReportTotalsLine[1]/ns0:Amount_ReportTotalsLine[1]" w:storeItemID="{49E3A5AC-F0FB-44FA-B497-E468622779B9}"/>
                     <w:text/>
                   </w:sdtPr>
-                  <w:sdtEndPr/>
                   <w:sdtContent>
                     <w:tc>
                       <w:tcPr>
                         <w:tcW w:w="2412" w:type="pct"/>
                         <w:gridSpan w:val="3"/>
-                        <w:tcMar>
-                          <w:right w:w="0" w:type="dxa"/>
-                        </w:tcMar>
                       </w:tcPr>
                       <w:p>
                         <w:pPr>
@@ -2015,16 +1943,11 @@
       <w:tr>
         <w:trPr>
           <w:cnfStyle w:val="010000000000" w:firstRow="0" w:lastRow="1" w:firstColumn="0" w:lastColumn="0" w:oddVBand="0" w:evenVBand="0" w:oddHBand="0" w:evenHBand="0" w:firstRowFirstColumn="0" w:firstRowLastColumn="0" w:lastRowFirstColumn="0" w:lastRowLastColumn="0"/>
-          <w:cantSplit/>
           <w:trHeight w:val="490"/>
         </w:trPr>
         <w:tc>
           <w:tcPr>
             <w:tcW w:w="2285" w:type="pct"/>
-            <w:tcBorders>
-              <w:top w:val="single" w:sz="4" w:space="0" w:color="auto"/>
-              <w:bottom w:val="single" w:sz="8" w:space="0" w:color="auto"/>
-            </w:tcBorders>
           </w:tcPr>
           <w:sdt>
             <w:sdtPr>
@@ -2035,7 +1958,6 @@
               <w15:color w:val="808080"/>
               <w:text/>
             </w:sdtPr>
-            <w:sdtEndPr/>
             <w:sdtContent>
               <w:p>
                 <w:pPr>
@@ -2052,10 +1974,6 @@
         <w:tc>
           <w:tcPr>
             <w:tcW w:w="303" w:type="pct"/>
-            <w:tcBorders>
-              <w:top w:val="single" w:sz="4" w:space="0" w:color="auto"/>
-              <w:bottom w:val="single" w:sz="8" w:space="0" w:color="auto"/>
-            </w:tcBorders>
           </w:tcPr>
           <w:p>
             <w:pPr>
@@ -2070,10 +1988,6 @@
         <w:tc>
           <w:tcPr>
             <w:tcW w:w="160" w:type="pct"/>
-            <w:tcBorders>
-              <w:top w:val="single" w:sz="4" w:space="0" w:color="auto"/>
-              <w:bottom w:val="single" w:sz="8" w:space="0" w:color="auto"/>
-            </w:tcBorders>
           </w:tcPr>
           <w:p>
             <w:pPr>
@@ -2088,10 +2002,6 @@
         <w:tc>
           <w:tcPr>
             <w:tcW w:w="161" w:type="pct"/>
-            <w:tcBorders>
-              <w:top w:val="single" w:sz="4" w:space="0" w:color="auto"/>
-              <w:bottom w:val="single" w:sz="8" w:space="0" w:color="auto"/>
-            </w:tcBorders>
           </w:tcPr>
           <w:p>
             <w:pPr>
@@ -2106,13 +2016,6 @@
         <w:tc>
           <w:tcPr>
             <w:tcW w:w="2091" w:type="pct"/>
-            <w:tcBorders>
-              <w:top w:val="single" w:sz="4" w:space="0" w:color="auto"/>
-              <w:bottom w:val="single" w:sz="8" w:space="0" w:color="auto"/>
-            </w:tcBorders>
-            <w:tcMar>
-              <w:right w:w="0" w:type="dxa"/>
-            </w:tcMar>
           </w:tcPr>
           <w:p>
             <w:pPr>
@@ -2132,7 +2035,6 @@
                 <w15:color w:val="808080"/>
                 <w:text/>
               </w:sdtPr>
-              <w:sdtEndPr/>
               <w:sdtContent>
                 <w:r>
                   <w:t>TotalAmountIncludingVAT</w:t>
@@ -2172,7 +2074,6 @@
             <w15:color w:val="808080"/>
             <w:text/>
           </w:sdtPr>
-          <w:sdtEndPr/>
           <w:sdtContent>
             <w:tc>
               <w:tcPr>
@@ -2206,7 +2107,6 @@
             <w15:color w:val="808080"/>
             <w:text/>
           </w:sdtPr>
-          <w:sdtEndPr/>
           <w:sdtContent>
             <w:tc>
               <w:tcPr>
@@ -2230,13 +2130,7 @@
     <w:p/>
     <w:p/>
     <w:p/>
-    <w:p>
-      <w:pPr>
-        <w:rPr>
-          <w:lang w:val="da-DK"/>
-        </w:rPr>
-      </w:pPr>
-    </w:p>
+    <w:p/>
     <w:sectPr>
       <w:headerReference w:type="even" r:id="rId8"/>
       <w:headerReference w:type="default" r:id="rId9"/>
@@ -2372,7 +2266,7 @@
         <w:kern w:val="2"/>
         <w:sz w:val="24"/>
         <w:szCs w:val="24"/>
-        <w:lang w:bidi="ar-SA"/>
+        <w:lang w:val="da-DK" w:eastAsia="da-DK" w:bidi="ar-SA"/>
         <w14:ligatures w14:val="standardContextual"/>
       </w:rPr>
     </w:rPrDefault>
@@ -4506,6 +4400,7 @@
 <w:settings xmlns:mc="http://schemas.openxmlformats.org/markup-compatibility/2006" xmlns:o="urn:schemas-microsoft-com:office:office" xmlns:r="http://schemas.openxmlformats.org/officeDocument/2006/relationships" xmlns:m="http://schemas.openxmlformats.org/officeDocument/2006/math" xmlns:v="urn:schemas-microsoft-com:vml" xmlns:w10="urn:schemas-microsoft-com:office:word" xmlns:w="http://schemas.openxmlformats.org/wordprocessingml/2006/main" xmlns:w14="http://schemas.microsoft.com/office/word/2010/wordml" xmlns:w15="http://schemas.microsoft.com/office/word/2012/wordml" xmlns:w16cex="http://schemas.microsoft.com/office/word/2018/wordml/cex" xmlns:w16cid="http://schemas.microsoft.com/office/word/2016/wordml/cid" xmlns:w16="http://schemas.microsoft.com/office/word/2018/wordml" xmlns:w16du="http://schemas.microsoft.com/office/word/2023/wordml/word16du" xmlns:w16sdtdh="http://schemas.microsoft.com/office/word/2020/wordml/sdtdatahash" xmlns:w16sdtfl="http://schemas.microsoft.com/office/word/2024/wordml/sdtformatlock" xmlns:w16se="http://schemas.microsoft.com/office/word/2015/wordml/symex" xmlns:sl="http://schemas.openxmlformats.org/schemaLibrary/2006/main" mc:Ignorable="w14 w15 w16se w16cid w16 w16cex w16sdtdh w16sdtfl w16du">
   <w:view w:val="normal"/>
   <w:defaultTabStop w:val="720"/>
+  <w:hyphenationZone w:val="425"/>
   <w:characterSpacingControl w:val="doNotCompress"/>
   <w:compat>
     <w:useFELayout/>
@@ -4524,9 +4419,11 @@
     <w:rsid w:val="001B3A4C"/>
     <w:rsid w:val="0026224A"/>
     <w:rsid w:val="00423637"/>
+    <w:rsid w:val="004669A0"/>
     <w:rsid w:val="00536820"/>
     <w:rsid w:val="005928FA"/>
     <w:rsid w:val="006E25E5"/>
+    <w:rsid w:val="007717EF"/>
     <w:rsid w:val="008E5B21"/>
     <w:rsid w:val="008E7FCD"/>
     <w:rsid w:val="00957FA9"/>
@@ -4554,9 +4451,9 @@
     <m:intLim m:val="subSup"/>
     <m:naryLim m:val="undOvr"/>
   </m:mathPr>
-  <w:themeFontLang/>
+  <w:themeFontLang w:val="da-DK"/>
   <w:clrSchemeMapping w:bg1="light1" w:t1="dark1" w:bg2="light2" w:t2="dark2" w:accent1="accent1" w:accent2="accent2" w:accent3="accent3" w:accent4="accent4" w:accent5="accent5" w:accent6="accent6" w:hyperlink="hyperlink" w:followedHyperlink="followedHyperlink"/>
-  <w:decimalSymbol w:val="."/>
+  <w:decimalSymbol w:val=","/>
   <w:listSeparator w:val=","/>
   <w15:chartTrackingRefBased/>
 </w:settings>
@@ -4571,7 +4468,7 @@
         <w:kern w:val="2"/>
         <w:sz w:val="24"/>
         <w:szCs w:val="24"/>
-        <w:lang w:bidi="ar-SA"/>
+        <w:lang w:val="da-DK" w:eastAsia="da-DK" w:bidi="ar-SA"/>
         <w14:ligatures w14:val="standardContextual"/>
       </w:rPr>
     </w:rPrDefault>

--- a/src/Layers/W1/BaseApp/Sales/Document/StandardSalesOrderConfBody.docx
+++ b/src/Layers/W1/BaseApp/Sales/Document/StandardSalesOrderConfBody.docx
@@ -32,7 +32,7 @@
             <w:placeholder>
               <w:docPart w:val="DBA8D1994BA14EDE983E8BF90D492833"/>
             </w:placeholder>
-            <w:dataBinding w:prefixMappings="&lt;xmlns:ns0='urn:microsoft-dynamics-nav/reports/Standard_Sales_Order_Conf/1305/' " w:xpath="/ns0:NavWordReportXmlPart[1]/ns0:Header[1]/ns0:CustomerAddress1[1]" w:storeItemID="{00000000-0000-0000-0000-000000000000}"/>
+            <w:dataBinding w:prefixMappings="xmlns:ns0='urn:microsoft-dynamics-nav/reports/Standard_Sales_Order_Conf/1305/'" w:xpath="/ns0:NavWordReportXmlPart[1]/ns0:Header[1]/ns0:CustomerAddress1[1]" w:storeItemID="{00000000-0000-0000-0000-000000000000}"/>
             <w15:color w:val="808080"/>
             <w:text/>
           </w:sdtPr>
@@ -84,7 +84,7 @@
             <w:placeholder>
               <w:docPart w:val="EB84971CAE2D446C9496942584011C22"/>
             </w:placeholder>
-            <w:dataBinding w:prefixMappings="&lt;xmlns:ns0='urn:microsoft-dynamics-nav/reports/Standard_Sales_Order_Conf/1305/' " w:xpath="/ns0:NavWordReportXmlPart[1]/ns0:Header[1]/ns0:CompanyAddress1[1]" w:storeItemID="{00000000-0000-0000-0000-000000000000}"/>
+            <w:dataBinding w:prefixMappings="xmlns:ns0='urn:microsoft-dynamics-nav/reports/Standard_Sales_Order_Conf/1305/'" w:xpath="/ns0:NavWordReportXmlPart[1]/ns0:Header[1]/ns0:CompanyAddress1[1]" w:storeItemID="{00000000-0000-0000-0000-000000000000}"/>
             <w15:color w:val="808080"/>
             <w:text/>
           </w:sdtPr>
@@ -126,7 +126,7 @@
             <w:placeholder>
               <w:docPart w:val="DBA8D1994BA14EDE983E8BF90D492833"/>
             </w:placeholder>
-            <w:dataBinding w:prefixMappings="&lt;xmlns:ns0='urn:microsoft-dynamics-nav/reports/Standard_Sales_Order_Conf/1305/' " w:xpath="/ns0:NavWordReportXmlPart[1]/ns0:Header[1]/ns0:CustomerAddress2[1]" w:storeItemID="{00000000-0000-0000-0000-000000000000}"/>
+            <w:dataBinding w:prefixMappings="xmlns:ns0='urn:microsoft-dynamics-nav/reports/Standard_Sales_Order_Conf/1305/'" w:xpath="/ns0:NavWordReportXmlPart[1]/ns0:Header[1]/ns0:CustomerAddress2[1]" w:storeItemID="{00000000-0000-0000-0000-000000000000}"/>
             <w15:color w:val="808080"/>
             <w:text/>
           </w:sdtPr>
@@ -164,7 +164,7 @@
             <w:placeholder>
               <w:docPart w:val="0222551F419C4A0581629C439C20CBB1"/>
             </w:placeholder>
-            <w:dataBinding w:prefixMappings="&lt;xmlns:ns0='urn:microsoft-dynamics-nav/reports/Standard_Sales_Order_Conf/1305/' " w:xpath="/ns0:NavWordReportXmlPart[1]/ns0:Header[1]/ns0:CompanyAddress2[1]" w:storeItemID="{00000000-0000-0000-0000-000000000000}"/>
+            <w:dataBinding w:prefixMappings="xmlns:ns0='urn:microsoft-dynamics-nav/reports/Standard_Sales_Order_Conf/1305/'" w:xpath="/ns0:NavWordReportXmlPart[1]/ns0:Header[1]/ns0:CompanyAddress2[1]" w:storeItemID="{00000000-0000-0000-0000-000000000000}"/>
             <w15:color w:val="808080"/>
             <w:text/>
           </w:sdtPr>
@@ -199,7 +199,7 @@
             <w:placeholder>
               <w:docPart w:val="DBA8D1994BA14EDE983E8BF90D492833"/>
             </w:placeholder>
-            <w:dataBinding w:prefixMappings="&lt;xmlns:ns0='urn:microsoft-dynamics-nav/reports/Standard_Sales_Order_Conf/1305/' " w:xpath="/ns0:NavWordReportXmlPart[1]/ns0:Header[1]/ns0:CustomerAddress3[1]" w:storeItemID="{00000000-0000-0000-0000-000000000000}"/>
+            <w:dataBinding w:prefixMappings="xmlns:ns0='urn:microsoft-dynamics-nav/reports/Standard_Sales_Order_Conf/1305/'" w:xpath="/ns0:NavWordReportXmlPart[1]/ns0:Header[1]/ns0:CustomerAddress3[1]" w:storeItemID="{00000000-0000-0000-0000-000000000000}"/>
             <w15:color w:val="808080"/>
             <w:text/>
           </w:sdtPr>
@@ -237,7 +237,7 @@
             <w:placeholder>
               <w:docPart w:val="F39D0F057CFC43348D17F1E051D2594A"/>
             </w:placeholder>
-            <w:dataBinding w:prefixMappings="&lt;xmlns:ns0='urn:microsoft-dynamics-nav/reports/Standard_Sales_Order_Conf/1305/' " w:xpath="/ns0:NavWordReportXmlPart[1]/ns0:Header[1]/ns0:CompanyAddress3[1]" w:storeItemID="{00000000-0000-0000-0000-000000000000}"/>
+            <w:dataBinding w:prefixMappings="xmlns:ns0='urn:microsoft-dynamics-nav/reports/Standard_Sales_Order_Conf/1305/'" w:xpath="/ns0:NavWordReportXmlPart[1]/ns0:Header[1]/ns0:CompanyAddress3[1]" w:storeItemID="{00000000-0000-0000-0000-000000000000}"/>
             <w15:color w:val="808080"/>
             <w:text/>
           </w:sdtPr>
@@ -272,7 +272,7 @@
             <w:placeholder>
               <w:docPart w:val="DBA8D1994BA14EDE983E8BF90D492833"/>
             </w:placeholder>
-            <w:dataBinding w:prefixMappings="&lt;xmlns:ns0='urn:microsoft-dynamics-nav/reports/Standard_Sales_Order_Conf/1305/' " w:xpath="/ns0:NavWordReportXmlPart[1]/ns0:Header[1]/ns0:CustomerAddress4[1]" w:storeItemID="{00000000-0000-0000-0000-000000000000}"/>
+            <w:dataBinding w:prefixMappings="xmlns:ns0='urn:microsoft-dynamics-nav/reports/Standard_Sales_Order_Conf/1305/'" w:xpath="/ns0:NavWordReportXmlPart[1]/ns0:Header[1]/ns0:CustomerAddress4[1]" w:storeItemID="{00000000-0000-0000-0000-000000000000}"/>
             <w15:color w:val="808080"/>
             <w:text/>
           </w:sdtPr>
@@ -310,7 +310,7 @@
             <w:placeholder>
               <w:docPart w:val="8DE6E81E39A04422B116877A4C0A6D28"/>
             </w:placeholder>
-            <w:dataBinding w:prefixMappings="&lt;xmlns:ns0='urn:microsoft-dynamics-nav/reports/Standard_Sales_Order_Conf/1305/' " w:xpath="/ns0:NavWordReportXmlPart[1]/ns0:Header[1]/ns0:CompanyAddress4[1]" w:storeItemID="{00000000-0000-0000-0000-000000000000}"/>
+            <w:dataBinding w:prefixMappings="xmlns:ns0='urn:microsoft-dynamics-nav/reports/Standard_Sales_Order_Conf/1305/'" w:xpath="/ns0:NavWordReportXmlPart[1]/ns0:Header[1]/ns0:CompanyAddress4[1]" w:storeItemID="{00000000-0000-0000-0000-000000000000}"/>
             <w15:color w:val="808080"/>
             <w:text/>
           </w:sdtPr>
@@ -345,7 +345,7 @@
             <w:placeholder>
               <w:docPart w:val="DBA8D1994BA14EDE983E8BF90D492833"/>
             </w:placeholder>
-            <w:dataBinding w:prefixMappings="&lt;xmlns:ns0='urn:microsoft-dynamics-nav/reports/Standard_Sales_Order_Conf/1305/' " w:xpath="/ns0:NavWordReportXmlPart[1]/ns0:Header[1]/ns0:CustomerAddress5[1]" w:storeItemID="{00000000-0000-0000-0000-000000000000}"/>
+            <w:dataBinding w:prefixMappings="xmlns:ns0='urn:microsoft-dynamics-nav/reports/Standard_Sales_Order_Conf/1305/'" w:xpath="/ns0:NavWordReportXmlPart[1]/ns0:Header[1]/ns0:CustomerAddress5[1]" w:storeItemID="{00000000-0000-0000-0000-000000000000}"/>
             <w15:color w:val="808080"/>
             <w:text/>
           </w:sdtPr>
@@ -383,7 +383,7 @@
             <w:placeholder>
               <w:docPart w:val="87999CDC6E3D491EB063E9B991974AB3"/>
             </w:placeholder>
-            <w:dataBinding w:prefixMappings="&lt;xmlns:ns0='urn:microsoft-dynamics-nav/reports/Standard_Sales_Order_Conf/1305/' " w:xpath="/ns0:NavWordReportXmlPart[1]/ns0:Header[1]/ns0:CompanyAddress5[1]" w:storeItemID="{00000000-0000-0000-0000-000000000000}"/>
+            <w:dataBinding w:prefixMappings="xmlns:ns0='urn:microsoft-dynamics-nav/reports/Standard_Sales_Order_Conf/1305/'" w:xpath="/ns0:NavWordReportXmlPart[1]/ns0:Header[1]/ns0:CompanyAddress5[1]" w:storeItemID="{00000000-0000-0000-0000-000000000000}"/>
             <w15:color w:val="808080"/>
             <w:text/>
           </w:sdtPr>
@@ -418,7 +418,7 @@
             <w:placeholder>
               <w:docPart w:val="DBA8D1994BA14EDE983E8BF90D492833"/>
             </w:placeholder>
-            <w:dataBinding w:prefixMappings="&lt;xmlns:ns0='urn:microsoft-dynamics-nav/reports/Standard_Sales_Order_Conf/1305/' " w:xpath="/ns0:NavWordReportXmlPart[1]/ns0:Header[1]/ns0:CustomerAddress6[1]" w:storeItemID="{00000000-0000-0000-0000-000000000000}"/>
+            <w:dataBinding w:prefixMappings="xmlns:ns0='urn:microsoft-dynamics-nav/reports/Standard_Sales_Order_Conf/1305/'" w:xpath="/ns0:NavWordReportXmlPart[1]/ns0:Header[1]/ns0:CustomerAddress6[1]" w:storeItemID="{00000000-0000-0000-0000-000000000000}"/>
             <w15:color w:val="808080"/>
             <w:text/>
           </w:sdtPr>
@@ -456,7 +456,7 @@
             <w:placeholder>
               <w:docPart w:val="03DA5A8F6D414CF7B026025E0A585944"/>
             </w:placeholder>
-            <w:dataBinding w:prefixMappings="&lt;xmlns:ns0='urn:microsoft-dynamics-nav/reports/Standard_Sales_Order_Conf/1305/' " w:xpath="/ns0:NavWordReportXmlPart[1]/ns0:Header[1]/ns0:CompanyAddress6[1]" w:storeItemID="{00000000-0000-0000-0000-000000000000}"/>
+            <w:dataBinding w:prefixMappings="xmlns:ns0='urn:microsoft-dynamics-nav/reports/Standard_Sales_Order_Conf/1305/'" w:xpath="/ns0:NavWordReportXmlPart[1]/ns0:Header[1]/ns0:CompanyAddress6[1]" w:storeItemID="{00000000-0000-0000-0000-000000000000}"/>
             <w15:color w:val="808080"/>
             <w:text/>
           </w:sdtPr>
@@ -491,7 +491,7 @@
             <w:placeholder>
               <w:docPart w:val="DBA8D1994BA14EDE983E8BF90D492833"/>
             </w:placeholder>
-            <w:dataBinding w:prefixMappings="&lt;xmlns:ns0='urn:microsoft-dynamics-nav/reports/Standard_Sales_Order_Conf/1305/' " w:xpath="/ns0:NavWordReportXmlPart[1]/ns0:Header[1]/ns0:CustomerAddress7[1]" w:storeItemID="{00000000-0000-0000-0000-000000000000}"/>
+            <w:dataBinding w:prefixMappings="xmlns:ns0='urn:microsoft-dynamics-nav/reports/Standard_Sales_Order_Conf/1305/'" w:xpath="/ns0:NavWordReportXmlPart[1]/ns0:Header[1]/ns0:CustomerAddress7[1]" w:storeItemID="{00000000-0000-0000-0000-000000000000}"/>
             <w15:color w:val="808080"/>
             <w:text/>
           </w:sdtPr>
@@ -529,7 +529,7 @@
             <w:placeholder>
               <w:docPart w:val="DAC6490B21CA4214B8E6BACFA12DD1A3"/>
             </w:placeholder>
-            <w:dataBinding w:prefixMappings="&lt;xmlns:ns0='urn:microsoft-dynamics-nav/reports/Standard_Sales_Order_Conf/1305/' " w:xpath="/ns0:NavWordReportXmlPart[1]/ns0:Header[1]/ns0:CompanyLegalOffice_Lbl[1]" w:storeItemID="{00000000-0000-0000-0000-000000000000}"/>
+            <w:dataBinding w:prefixMappings="xmlns:ns0='urn:microsoft-dynamics-nav/reports/Standard_Sales_Order_Conf/1305/'" w:xpath="/ns0:NavWordReportXmlPart[1]/ns0:Header[1]/ns0:CompanyLegalOffice_Lbl[1]" w:storeItemID="{00000000-0000-0000-0000-000000000000}"/>
             <w15:color w:val="808080"/>
             <w:text/>
           </w:sdtPr>
@@ -564,7 +564,7 @@
             <w:placeholder>
               <w:docPart w:val="A21AD53D56754BD3A1054FD44803859F"/>
             </w:placeholder>
-            <w:dataBinding w:prefixMappings="&lt;xmlns:ns0='urn:microsoft-dynamics-nav/reports/Standard_Sales_Order_Conf/1305/' " w:xpath="/ns0:NavWordReportXmlPart[1]/ns0:Header[1]/ns0:CustomerAddress8[1]" w:storeItemID="{00000000-0000-0000-0000-000000000000}"/>
+            <w:dataBinding w:prefixMappings="xmlns:ns0='urn:microsoft-dynamics-nav/reports/Standard_Sales_Order_Conf/1305/'" w:xpath="/ns0:NavWordReportXmlPart[1]/ns0:Header[1]/ns0:CustomerAddress8[1]" w:storeItemID="{00000000-0000-0000-0000-000000000000}"/>
             <w15:color w:val="808080"/>
             <w:text/>
           </w:sdtPr>
@@ -602,7 +602,7 @@
             <w:placeholder>
               <w:docPart w:val="33F694BABBD34C0BB4C23021962CF054"/>
             </w:placeholder>
-            <w:dataBinding w:prefixMappings="&lt;xmlns:ns0='urn:microsoft-dynamics-nav/reports/Standard_Sales_Order_Conf/1305/' " w:xpath="/ns0:NavWordReportXmlPart[1]/ns0:Header[1]/ns0:CompanyLegalOffice[1]" w:storeItemID="{00000000-0000-0000-0000-000000000000}"/>
+            <w:dataBinding w:prefixMappings="xmlns:ns0='urn:microsoft-dynamics-nav/reports/Standard_Sales_Order_Conf/1305/'" w:xpath="/ns0:NavWordReportXmlPart[1]/ns0:Header[1]/ns0:CompanyLegalOffice[1]" w:storeItemID="{00000000-0000-0000-0000-000000000000}"/>
             <w15:color w:val="808080"/>
             <w:text/>
           </w:sdtPr>
@@ -658,7 +658,7 @@
             <w:placeholder>
               <w:docPart w:val="DefaultPlaceholder_-1854013440"/>
             </w:placeholder>
-            <w:dataBinding w:prefixMappings="&lt;xmlns:ns0='urn:microsoft-dynamics-nav/reports/Standard_Sales_Order_Conf/1305/' " w:xpath="/ns0:NavWordReportXmlPart[1]/ns0:Header[1]/ns0:DocumentNo_Lbl[1]" w:storeItemID="{00000000-0000-0000-0000-000000000000}"/>
+            <w:dataBinding w:prefixMappings="xmlns:ns0='urn:microsoft-dynamics-nav/reports/Standard_Sales_Order_Conf/1305/'" w:xpath="/ns0:NavWordReportXmlPart[1]/ns0:Header[1]/ns0:DocumentNo_Lbl[1]" w:storeItemID="{00000000-0000-0000-0000-000000000000}"/>
             <w15:color w:val="808080"/>
             <w:text/>
           </w:sdtPr>
@@ -687,7 +687,7 @@
             <w:placeholder>
               <w:docPart w:val="DefaultPlaceholder_-1854013440"/>
             </w:placeholder>
-            <w:dataBinding w:prefixMappings="&lt;xmlns:ns0='urn:microsoft-dynamics-nav/reports/Standard_Sales_Order_Conf/1305/' " w:xpath="/ns0:NavWordReportXmlPart[1]/ns0:Header[1]/ns0:DocumentDate_Lbl[1]" w:storeItemID="{00000000-0000-0000-0000-000000000000}"/>
+            <w:dataBinding w:prefixMappings="xmlns:ns0='urn:microsoft-dynamics-nav/reports/Standard_Sales_Order_Conf/1305/'" w:xpath="/ns0:NavWordReportXmlPart[1]/ns0:Header[1]/ns0:DocumentDate_Lbl[1]" w:storeItemID="{00000000-0000-0000-0000-000000000000}"/>
             <w15:color w:val="808080"/>
             <w:text/>
           </w:sdtPr>
@@ -716,7 +716,7 @@
             <w:placeholder>
               <w:docPart w:val="45840C3D45084F8D944E5E2F208CC357"/>
             </w:placeholder>
-            <w:dataBinding w:prefixMappings="&lt;xmlns:ns0='urn:microsoft-dynamics-nav/reports/Standard_Sales_Order_Conf/1305/' " w:xpath="/ns0:NavWordReportXmlPart[1]/ns0:Header[1]/ns0:ExtDocNo_SalesHeader_Lbl[1]" w:storeItemID="{00000000-0000-0000-0000-000000000000}"/>
+            <w:dataBinding w:prefixMappings="xmlns:ns0='urn:microsoft-dynamics-nav/reports/Standard_Sales_Order_Conf/1305/'" w:xpath="/ns0:NavWordReportXmlPart[1]/ns0:Header[1]/ns0:ExtDocNo_SalesHeader_Lbl[1]" w:storeItemID="{00000000-0000-0000-0000-000000000000}"/>
             <w15:color w:val="808080"/>
             <w:text/>
           </w:sdtPr>
@@ -745,7 +745,7 @@
             <w:placeholder>
               <w:docPart w:val="CF26B88F3D704B9CACDA01027B532C47"/>
             </w:placeholder>
-            <w:dataBinding w:prefixMappings="&lt;xmlns:ns0='urn:microsoft-dynamics-nav/reports/Standard_Sales_Order_Conf/1305/' " w:xpath="/ns0:NavWordReportXmlPart[1]/ns0:Header[1]/ns0:SalesPersonText_Lbl[1]" w:storeItemID="{00000000-0000-0000-0000-000000000000}"/>
+            <w:dataBinding w:prefixMappings="xmlns:ns0='urn:microsoft-dynamics-nav/reports/Standard_Sales_Order_Conf/1305/'" w:xpath="/ns0:NavWordReportXmlPart[1]/ns0:Header[1]/ns0:SalesPersonText_Lbl[1]" w:storeItemID="{00000000-0000-0000-0000-000000000000}"/>
             <w15:color w:val="808080"/>
             <w:text/>
           </w:sdtPr>
@@ -780,7 +780,7 @@
             <w:placeholder>
               <w:docPart w:val="DefaultPlaceholder_-1854013440"/>
             </w:placeholder>
-            <w:dataBinding w:prefixMappings="&lt;xmlns:ns0='urn:microsoft-dynamics-nav/reports/Standard_Sales_Order_Conf/1305/' " w:xpath="/ns0:NavWordReportXmlPart[1]/ns0:Header[1]/ns0:DocumentNo[1]" w:storeItemID="{00000000-0000-0000-0000-000000000000}"/>
+            <w:dataBinding w:prefixMappings="xmlns:ns0='urn:microsoft-dynamics-nav/reports/Standard_Sales_Order_Conf/1305/'" w:xpath="/ns0:NavWordReportXmlPart[1]/ns0:Header[1]/ns0:DocumentNo[1]" w:storeItemID="{00000000-0000-0000-0000-000000000000}"/>
             <w15:color w:val="808080"/>
             <w:text/>
           </w:sdtPr>
@@ -808,7 +808,7 @@
             <w:placeholder>
               <w:docPart w:val="DefaultPlaceholder_-1854013440"/>
             </w:placeholder>
-            <w:dataBinding w:prefixMappings="&lt;xmlns:ns0='urn:microsoft-dynamics-nav/reports/Standard_Sales_Order_Conf/1305/' " w:xpath="/ns0:NavWordReportXmlPart[1]/ns0:Header[1]/ns0:DocumentDate[1]" w:storeItemID="{00000000-0000-0000-0000-000000000000}"/>
+            <w:dataBinding w:prefixMappings="xmlns:ns0='urn:microsoft-dynamics-nav/reports/Standard_Sales_Order_Conf/1305/'" w:xpath="/ns0:NavWordReportXmlPart[1]/ns0:Header[1]/ns0:DocumentDate[1]" w:storeItemID="{00000000-0000-0000-0000-000000000000}"/>
             <w15:color w:val="808080"/>
             <w:text/>
           </w:sdtPr>
@@ -836,7 +836,7 @@
             <w:placeholder>
               <w:docPart w:val="7C1236F0C37B4E8ABADA06B63CC60EEA"/>
             </w:placeholder>
-            <w:dataBinding w:prefixMappings="&lt;xmlns:ns0='urn:microsoft-dynamics-nav/reports/Standard_Sales_Order_Conf/1305/' " w:xpath="/ns0:NavWordReportXmlPart[1]/ns0:Header[1]/ns0:ExtDocNo_SalesHeader[1]" w:storeItemID="{00000000-0000-0000-0000-000000000000}"/>
+            <w:dataBinding w:prefixMappings="xmlns:ns0='urn:microsoft-dynamics-nav/reports/Standard_Sales_Order_Conf/1305/'" w:xpath="/ns0:NavWordReportXmlPart[1]/ns0:Header[1]/ns0:ExtDocNo_SalesHeader[1]" w:storeItemID="{00000000-0000-0000-0000-000000000000}"/>
             <w15:color w:val="808080"/>
             <w:text/>
           </w:sdtPr>
@@ -864,7 +864,7 @@
             <w:placeholder>
               <w:docPart w:val="942DA50A7A23412FAC67A6E216FD0BDE"/>
             </w:placeholder>
-            <w:dataBinding w:prefixMappings="&lt;xmlns:ns0='urn:microsoft-dynamics-nav/reports/Standard_Sales_Order_Conf/1305/' " w:xpath="/ns0:NavWordReportXmlPart[1]/ns0:Header[1]/ns0:SalesPersonName[1]" w:storeItemID="{00000000-0000-0000-0000-000000000000}"/>
+            <w:dataBinding w:prefixMappings="xmlns:ns0='urn:microsoft-dynamics-nav/reports/Standard_Sales_Order_Conf/1305/'" w:xpath="/ns0:NavWordReportXmlPart[1]/ns0:Header[1]/ns0:SalesPersonName[1]" w:storeItemID="{00000000-0000-0000-0000-000000000000}"/>
             <w15:color w:val="808080"/>
             <w:text/>
           </w:sdtPr>
@@ -944,7 +944,7 @@
             <w:placeholder>
               <w:docPart w:val="79B25190EFEB49D9A787E96769AF0E13"/>
             </w:placeholder>
-            <w:dataBinding w:prefixMappings="&lt;xmlns:ns0='urn:microsoft-dynamics-nav/reports/Standard_Sales_Order_Conf/1305/' " w:xpath="/ns0:NavWordReportXmlPart[1]/ns0:Header[1]/ns0:QuoteNo_Lbl[1]" w:storeItemID="{00000000-0000-0000-0000-000000000000}"/>
+            <w:dataBinding w:prefixMappings="xmlns:ns0='urn:microsoft-dynamics-nav/reports/Standard_Sales_Order_Conf/1305/'" w:xpath="/ns0:NavWordReportXmlPart[1]/ns0:Header[1]/ns0:QuoteNo_Lbl[1]" w:storeItemID="{00000000-0000-0000-0000-000000000000}"/>
             <w15:color w:val="808080"/>
             <w:text/>
           </w:sdtPr>
@@ -973,7 +973,7 @@
             <w:placeholder>
               <w:docPart w:val="2713D954797A4AE6B23C5021A6B92677"/>
             </w:placeholder>
-            <w:dataBinding w:prefixMappings="&lt;xmlns:ns0='urn:microsoft-dynamics-nav/reports/Standard_Sales_Order_Conf/1305/' " w:xpath="/ns0:NavWordReportXmlPart[1]/ns0:Header[1]/ns0:ShipmentMethodDescription_Lbl[1]" w:storeItemID="{00000000-0000-0000-0000-000000000000}"/>
+            <w:dataBinding w:prefixMappings="xmlns:ns0='urn:microsoft-dynamics-nav/reports/Standard_Sales_Order_Conf/1305/'" w:xpath="/ns0:NavWordReportXmlPart[1]/ns0:Header[1]/ns0:ShipmentMethodDescription_Lbl[1]" w:storeItemID="{00000000-0000-0000-0000-000000000000}"/>
             <w15:color w:val="808080"/>
             <w:text/>
           </w:sdtPr>
@@ -1030,7 +1030,7 @@
             <w:placeholder>
               <w:docPart w:val="8A1BEEC72B6A4AA0992456281822A0D6"/>
             </w:placeholder>
-            <w:dataBinding w:prefixMappings="&lt;xmlns:ns0='urn:microsoft-dynamics-nav/reports/Standard_Sales_Order_Conf/1305/' " w:xpath="/ns0:NavWordReportXmlPart[1]/ns0:Header[1]/ns0:QuoteNo[1]" w:storeItemID="{00000000-0000-0000-0000-000000000000}"/>
+            <w:dataBinding w:prefixMappings="xmlns:ns0='urn:microsoft-dynamics-nav/reports/Standard_Sales_Order_Conf/1305/'" w:xpath="/ns0:NavWordReportXmlPart[1]/ns0:Header[1]/ns0:QuoteNo[1]" w:storeItemID="{00000000-0000-0000-0000-000000000000}"/>
             <w15:color w:val="808080"/>
             <w:text/>
           </w:sdtPr>
@@ -1058,7 +1058,7 @@
             <w:placeholder>
               <w:docPart w:val="E606C128492E41BA893346E039055E18"/>
             </w:placeholder>
-            <w:dataBinding w:prefixMappings="&lt;xmlns:ns0='urn:microsoft-dynamics-nav/reports/Standard_Sales_Order_Conf/1305/' " w:xpath="/ns0:NavWordReportXmlPart[1]/ns0:Header[1]/ns0:ShipmentMethodDescription[1]" w:storeItemID="{00000000-0000-0000-0000-000000000000}"/>
+            <w:dataBinding w:prefixMappings="xmlns:ns0='urn:microsoft-dynamics-nav/reports/Standard_Sales_Order_Conf/1305/'" w:xpath="/ns0:NavWordReportXmlPart[1]/ns0:Header[1]/ns0:ShipmentMethodDescription[1]" w:storeItemID="{00000000-0000-0000-0000-000000000000}"/>
             <w15:color w:val="808080"/>
             <w:text/>
           </w:sdtPr>
@@ -1130,7 +1130,7 @@
           <w:tcPr>
             <w:tcW w:w="386" w:type="pct"/>
             <w:tcBorders>
-              <w:bottom w:val="single" w:sz="4" w:space="0" w:color="auto"/>
+              <w:bottom w:val="single" w:color="auto" w:sz="4" w:space="0"/>
             </w:tcBorders>
           </w:tcPr>
           <w:sdt>
@@ -1141,7 +1141,7 @@
               <w:placeholder>
                 <w:docPart w:val="5DD486D1B8CC46A28A53954647564A5D"/>
               </w:placeholder>
-              <w:dataBinding w:prefixMappings="&lt;xmlns:ns0='urn:microsoft-dynamics-nav/reports/Standard_Sales_Order_Conf/1305/' " w:xpath="/ns0:NavWordReportXmlPart[1]/ns0:Header[1]/ns0:Line[1]/ns0:ItemNo_Line_Lbl[1]" w:storeItemID="{00000000-0000-0000-0000-000000000000}"/>
+              <w:dataBinding w:prefixMappings="xmlns:ns0='urn:microsoft-dynamics-nav/reports/Standard_Sales_Order_Conf/1305/'" w:xpath="/ns0:NavWordReportXmlPart[1]/ns0:Header[1]/ns0:Line[1]/ns0:ItemNo_Line_Lbl[1]" w:storeItemID="{00000000-0000-0000-0000-000000000000}"/>
               <w15:color w:val="808080"/>
               <w:text/>
             </w:sdtPr>
@@ -1165,7 +1165,7 @@
             <w:placeholder>
               <w:docPart w:val="E7A34EBB30B24127A6CF5FFC8ECBE643"/>
             </w:placeholder>
-            <w:dataBinding w:prefixMappings="&lt;xmlns:ns0='urn:microsoft-dynamics-nav/reports/Standard_Sales_Order_Conf/1305/' " w:xpath="/ns0:NavWordReportXmlPart[1]/ns0:Header[1]/ns0:Line[1]/ns0:Description_Line_Lbl[1]" w:storeItemID="{00000000-0000-0000-0000-000000000000}"/>
+            <w:dataBinding w:prefixMappings="xmlns:ns0='urn:microsoft-dynamics-nav/reports/Standard_Sales_Order_Conf/1305/'" w:xpath="/ns0:NavWordReportXmlPart[1]/ns0:Header[1]/ns0:Line[1]/ns0:Description_Line_Lbl[1]" w:storeItemID="{00000000-0000-0000-0000-000000000000}"/>
             <w15:color w:val="808080"/>
             <w:text/>
           </w:sdtPr>
@@ -1174,7 +1174,7 @@
               <w:tcPr>
                 <w:tcW w:w="943" w:type="pct"/>
                 <w:tcBorders>
-                  <w:bottom w:val="single" w:sz="4" w:space="0" w:color="auto"/>
+                  <w:bottom w:val="single" w:color="auto" w:sz="4" w:space="0"/>
                 </w:tcBorders>
               </w:tcPr>
               <w:p>
@@ -1196,7 +1196,7 @@
             <w:placeholder>
               <w:docPart w:val="F413184C79F74114B5D1F75CE7A9194D"/>
             </w:placeholder>
-            <w:dataBinding w:prefixMappings="&lt;xmlns:ns0='urn:microsoft-dynamics-nav/reports/Standard_Sales_Order_Conf/1305/' " w:xpath="/ns0:NavWordReportXmlPart[1]/ns0:Header[1]/ns0:Line[1]/ns0:Quantity_Line_Lbl[1]" w:storeItemID="{00000000-0000-0000-0000-000000000000}"/>
+            <w:dataBinding w:prefixMappings="xmlns:ns0='urn:microsoft-dynamics-nav/reports/Standard_Sales_Order_Conf/1305/'" w:xpath="/ns0:NavWordReportXmlPart[1]/ns0:Header[1]/ns0:Line[1]/ns0:Quantity_Line_Lbl[1]" w:storeItemID="{00000000-0000-0000-0000-000000000000}"/>
             <w15:color w:val="808080"/>
             <w:text/>
           </w:sdtPr>
@@ -1205,7 +1205,7 @@
               <w:tcPr>
                 <w:tcW w:w="600" w:type="pct"/>
                 <w:tcBorders>
-                  <w:bottom w:val="single" w:sz="4" w:space="0" w:color="auto"/>
+                  <w:bottom w:val="single" w:color="auto" w:sz="4" w:space="0"/>
                 </w:tcBorders>
               </w:tcPr>
               <w:p>
@@ -1228,7 +1228,7 @@
             <w:placeholder>
               <w:docPart w:val="DefaultPlaceholder_-1854013440"/>
             </w:placeholder>
-            <w:dataBinding w:prefixMappings="&lt;xmlns:ns0='urn:microsoft-dynamics-nav/reports/Standard_Sales_Order_Conf/1305/' " w:xpath="/ns0:NavWordReportXmlPart[1]/ns0:Header[1]/ns0:Line[1]/ns0:UnitOfMeasure_Lbl[1]" w:storeItemID="{00000000-0000-0000-0000-000000000000}"/>
+            <w:dataBinding w:prefixMappings="xmlns:ns0='urn:microsoft-dynamics-nav/reports/Standard_Sales_Order_Conf/1305/'" w:xpath="/ns0:NavWordReportXmlPart[1]/ns0:Header[1]/ns0:Line[1]/ns0:UnitOfMeasure_Lbl[1]" w:storeItemID="{00000000-0000-0000-0000-000000000000}"/>
             <w15:color w:val="808080"/>
             <w:text/>
           </w:sdtPr>
@@ -1237,7 +1237,7 @@
               <w:tcPr>
                 <w:tcW w:w="515" w:type="pct"/>
                 <w:tcBorders>
-                  <w:bottom w:val="single" w:sz="4" w:space="0" w:color="auto"/>
+                  <w:bottom w:val="single" w:color="auto" w:sz="4" w:space="0"/>
                 </w:tcBorders>
               </w:tcPr>
               <w:p>
@@ -1259,7 +1259,7 @@
             <w:placeholder>
               <w:docPart w:val="FAB5222F19994852A52D4D52D227074E"/>
             </w:placeholder>
-            <w:dataBinding w:prefixMappings="&lt;xmlns:ns0='urn:microsoft-dynamics-nav/reports/Standard_Sales_Order_Conf/1305/' " w:xpath="/ns0:NavWordReportXmlPart[1]/ns0:Header[1]/ns0:Line[1]/ns0:UnitPrice_Lbl[1]" w:storeItemID="{00000000-0000-0000-0000-000000000000}"/>
+            <w:dataBinding w:prefixMappings="xmlns:ns0='urn:microsoft-dynamics-nav/reports/Standard_Sales_Order_Conf/1305/'" w:xpath="/ns0:NavWordReportXmlPart[1]/ns0:Header[1]/ns0:Line[1]/ns0:UnitPrice_Lbl[1]" w:storeItemID="{00000000-0000-0000-0000-000000000000}"/>
             <w15:color w:val="808080"/>
             <w:text/>
           </w:sdtPr>
@@ -1268,7 +1268,7 @@
               <w:tcPr>
                 <w:tcW w:w="686" w:type="pct"/>
                 <w:tcBorders>
-                  <w:bottom w:val="single" w:sz="4" w:space="0" w:color="auto"/>
+                  <w:bottom w:val="single" w:color="auto" w:sz="4" w:space="0"/>
                 </w:tcBorders>
               </w:tcPr>
               <w:p>
@@ -1291,7 +1291,7 @@
             <w:placeholder>
               <w:docPart w:val="52339F29FA8E4438A1D3DB3FDAE7EA9D"/>
             </w:placeholder>
-            <w:dataBinding w:prefixMappings="&lt;xmlns:ns0='urn:microsoft-dynamics-nav/reports/Standard_Sales_Order_Conf/1305/' " w:xpath="/ns0:NavWordReportXmlPart[1]/ns0:Header[1]/ns0:SalesInvoiceLineDiscount_Lbl[1]" w:storeItemID="{00000000-0000-0000-0000-000000000000}"/>
+            <w:dataBinding w:prefixMappings="xmlns:ns0='urn:microsoft-dynamics-nav/reports/Standard_Sales_Order_Conf/1305/'" w:xpath="/ns0:NavWordReportXmlPart[1]/ns0:Header[1]/ns0:SalesInvoiceLineDiscount_Lbl[1]" w:storeItemID="{00000000-0000-0000-0000-000000000000}"/>
             <w15:color w:val="808080"/>
             <w:text/>
           </w:sdtPr>
@@ -1300,7 +1300,7 @@
               <w:tcPr>
                 <w:tcW w:w="643" w:type="pct"/>
                 <w:tcBorders>
-                  <w:bottom w:val="single" w:sz="4" w:space="0" w:color="auto"/>
+                  <w:bottom w:val="single" w:color="auto" w:sz="4" w:space="0"/>
                 </w:tcBorders>
               </w:tcPr>
               <w:p>
@@ -1323,7 +1323,7 @@
             <w:placeholder>
               <w:docPart w:val="51E39790D42E4EBDB9163D96AF01660F"/>
             </w:placeholder>
-            <w:dataBinding w:prefixMappings="&lt;xmlns:ns0='urn:microsoft-dynamics-nav/reports/Standard_Sales_Order_Conf/1305/' " w:xpath="/ns0:NavWordReportXmlPart[1]/ns0:Header[1]/ns0:Line[1]/ns0:VATPct_Line_Lbl[1]" w:storeItemID="{00000000-0000-0000-0000-000000000000}"/>
+            <w:dataBinding w:prefixMappings="xmlns:ns0='urn:microsoft-dynamics-nav/reports/Standard_Sales_Order_Conf/1305/'" w:xpath="/ns0:NavWordReportXmlPart[1]/ns0:Header[1]/ns0:Line[1]/ns0:VATPct_Line_Lbl[1]" w:storeItemID="{00000000-0000-0000-0000-000000000000}"/>
             <w15:color w:val="808080"/>
             <w:text/>
           </w:sdtPr>
@@ -1332,7 +1332,7 @@
               <w:tcPr>
                 <w:tcW w:w="472" w:type="pct"/>
                 <w:tcBorders>
-                  <w:bottom w:val="single" w:sz="4" w:space="0" w:color="auto"/>
+                  <w:bottom w:val="single" w:color="auto" w:sz="4" w:space="0"/>
                 </w:tcBorders>
               </w:tcPr>
               <w:p>
@@ -1355,7 +1355,7 @@
             <w:placeholder>
               <w:docPart w:val="0CB7559B72C6445B864180402AF97986"/>
             </w:placeholder>
-            <w:dataBinding w:prefixMappings="&lt;xmlns:ns0='urn:microsoft-dynamics-nav/reports/Standard_Sales_Order_Conf/1305/' " w:xpath="/ns0:NavWordReportXmlPart[1]/ns0:Header[1]/ns0:Line[1]/ns0:LineAmount_Line_Lbl[1]" w:storeItemID="{00000000-0000-0000-0000-000000000000}"/>
+            <w:dataBinding w:prefixMappings="xmlns:ns0='urn:microsoft-dynamics-nav/reports/Standard_Sales_Order_Conf/1305/'" w:xpath="/ns0:NavWordReportXmlPart[1]/ns0:Header[1]/ns0:Line[1]/ns0:LineAmount_Line_Lbl[1]" w:storeItemID="{00000000-0000-0000-0000-000000000000}"/>
             <w15:color w:val="808080"/>
             <w:text/>
           </w:sdtPr>
@@ -1364,7 +1364,7 @@
               <w:tcPr>
                 <w:tcW w:w="755" w:type="pct"/>
                 <w:tcBorders>
-                  <w:bottom w:val="single" w:sz="4" w:space="0" w:color="auto"/>
+                  <w:bottom w:val="single" w:color="auto" w:sz="4" w:space="0"/>
                 </w:tcBorders>
               </w:tcPr>
               <w:p>
@@ -1390,7 +1390,7 @@
           <w:tcPr>
             <w:tcW w:w="386" w:type="pct"/>
             <w:tcBorders>
-              <w:top w:val="single" w:sz="4" w:space="0" w:color="auto"/>
+              <w:top w:val="single" w:color="auto" w:sz="4" w:space="0"/>
             </w:tcBorders>
           </w:tcPr>
           <w:p>
@@ -1406,7 +1406,7 @@
           <w:tcPr>
             <w:tcW w:w="943" w:type="pct"/>
             <w:tcBorders>
-              <w:top w:val="single" w:sz="4" w:space="0" w:color="auto"/>
+              <w:top w:val="single" w:color="auto" w:sz="4" w:space="0"/>
             </w:tcBorders>
           </w:tcPr>
           <w:p>
@@ -1422,7 +1422,7 @@
           <w:tcPr>
             <w:tcW w:w="600" w:type="pct"/>
             <w:tcBorders>
-              <w:top w:val="single" w:sz="4" w:space="0" w:color="auto"/>
+              <w:top w:val="single" w:color="auto" w:sz="4" w:space="0"/>
             </w:tcBorders>
           </w:tcPr>
           <w:p>
@@ -1438,7 +1438,7 @@
           <w:tcPr>
             <w:tcW w:w="515" w:type="pct"/>
             <w:tcBorders>
-              <w:top w:val="single" w:sz="4" w:space="0" w:color="auto"/>
+              <w:top w:val="single" w:color="auto" w:sz="4" w:space="0"/>
             </w:tcBorders>
           </w:tcPr>
           <w:p>
@@ -1454,7 +1454,7 @@
           <w:tcPr>
             <w:tcW w:w="686" w:type="pct"/>
             <w:tcBorders>
-              <w:top w:val="single" w:sz="4" w:space="0" w:color="auto"/>
+              <w:top w:val="single" w:color="auto" w:sz="4" w:space="0"/>
             </w:tcBorders>
           </w:tcPr>
           <w:p>
@@ -1470,7 +1470,7 @@
           <w:tcPr>
             <w:tcW w:w="643" w:type="pct"/>
             <w:tcBorders>
-              <w:top w:val="single" w:sz="4" w:space="0" w:color="auto"/>
+              <w:top w:val="single" w:color="auto" w:sz="4" w:space="0"/>
             </w:tcBorders>
           </w:tcPr>
           <w:p>
@@ -1487,7 +1487,7 @@
           <w:tcPr>
             <w:tcW w:w="472" w:type="pct"/>
             <w:tcBorders>
-              <w:top w:val="single" w:sz="4" w:space="0" w:color="auto"/>
+              <w:top w:val="single" w:color="auto" w:sz="4" w:space="0"/>
             </w:tcBorders>
           </w:tcPr>
           <w:p>
@@ -1504,7 +1504,7 @@
           <w:tcPr>
             <w:tcW w:w="755" w:type="pct"/>
             <w:tcBorders>
-              <w:top w:val="single" w:sz="4" w:space="0" w:color="auto"/>
+              <w:top w:val="single" w:color="auto" w:sz="4" w:space="0"/>
             </w:tcBorders>
           </w:tcPr>
           <w:p>
@@ -1530,7 +1530,7 @@
           <w:placeholder>
             <w:docPart w:val="A991EF7181AE4BBE944C55E4E10A59E5"/>
           </w:placeholder>
-          <w15:dataBinding w:prefixMappings="&lt;xmlns:ns0='urn:microsoft-dynamics-nav/reports/Standard_Sales_Order_Conf/1305/' " w:xpath="/ns0:NavWordReportXmlPart[1]/ns0:Header[1]/ns0:Line" w:storeItemID="{00000000-0000-0000-0000-000000000000}"/>
+          <w15:dataBinding w:prefixMappings="xmlns:ns0='urn:microsoft-dynamics-nav/reports/Standard_Sales_Order_Conf/1305/'" w:xpath="/ns0:NavWordReportXmlPart[1]/ns0:Header[1]/ns0:Line" w:storeItemID="{00000000-0000-0000-0000-000000000000}"/>
           <w15:color w:val="808080"/>
           <w15:repeatingSection/>
         </w:sdtPr>
@@ -1564,7 +1564,7 @@
                     <w:placeholder>
                       <w:docPart w:val="7D0A26A33D8048A4986B48EA24CEF67D"/>
                     </w:placeholder>
-                    <w:dataBinding w:prefixMappings="&lt;xmlns:ns0='urn:microsoft-dynamics-nav/reports/Standard_Sales_Order_Conf/1305/' " w:xpath="/ns0:NavWordReportXmlPart[1]/ns0:Header[1]/ns0:Line[1]/ns0:ItemNo_Line[1]" w:storeItemID="{00000000-0000-0000-0000-000000000000}"/>
+                    <w:dataBinding w:prefixMappings="xmlns:ns0='urn:microsoft-dynamics-nav/reports/Standard_Sales_Order_Conf/1305/'" w:xpath="/ns0:NavWordReportXmlPart[1]/ns0:Header[1]/ns0:Line[1]/ns0:ItemNo_Line[1]" w:storeItemID="{00000000-0000-0000-0000-000000000000}"/>
                     <w15:color w:val="808080"/>
                     <w:text/>
                   </w:sdtPr>
@@ -1608,7 +1608,7 @@
                     <w:placeholder>
                       <w:docPart w:val="C742E700B2AE4B2AA561644CBF42B4CE"/>
                     </w:placeholder>
-                    <w:dataBinding w:prefixMappings="&lt;xmlns:ns0='urn:microsoft-dynamics-nav/reports/Standard_Sales_Order_Conf/1305/' " w:xpath="/ns0:NavWordReportXmlPart[1]/ns0:Header[1]/ns0:Line[1]/ns0:Description_Line[1]" w:storeItemID="{00000000-0000-0000-0000-000000000000}"/>
+                    <w:dataBinding w:prefixMappings="xmlns:ns0='urn:microsoft-dynamics-nav/reports/Standard_Sales_Order_Conf/1305/'" w:xpath="/ns0:NavWordReportXmlPart[1]/ns0:Header[1]/ns0:Line[1]/ns0:Description_Line[1]" w:storeItemID="{00000000-0000-0000-0000-000000000000}"/>
                     <w15:color w:val="808080"/>
                     <w:text/>
                   </w:sdtPr>
@@ -1645,7 +1645,7 @@
                     <w:placeholder>
                       <w:docPart w:val="E90E4A90680A4786BEDBA21F69F9F80A"/>
                     </w:placeholder>
-                    <w:dataBinding w:prefixMappings="&lt;xmlns:ns0='urn:microsoft-dynamics-nav/reports/Standard_Sales_Order_Conf/1305/' " w:xpath="/ns0:NavWordReportXmlPart[1]/ns0:Header[1]/ns0:Line[1]/ns0:Quantity_Line[1]" w:storeItemID="{00000000-0000-0000-0000-000000000000}"/>
+                    <w:dataBinding w:prefixMappings="xmlns:ns0='urn:microsoft-dynamics-nav/reports/Standard_Sales_Order_Conf/1305/'" w:xpath="/ns0:NavWordReportXmlPart[1]/ns0:Header[1]/ns0:Line[1]/ns0:Quantity_Line[1]" w:storeItemID="{00000000-0000-0000-0000-000000000000}"/>
                     <w15:color w:val="808080"/>
                     <w:text/>
                   </w:sdtPr>
@@ -1682,7 +1682,7 @@
                     <w:placeholder>
                       <w:docPart w:val="E44FF7EFE4654F059EFFDEFCE08F09D3"/>
                     </w:placeholder>
-                    <w:dataBinding w:prefixMappings="&lt;xmlns:ns0='urn:microsoft-dynamics-nav/reports/Standard_Sales_Order_Conf/1305/' " w:xpath="/ns0:NavWordReportXmlPart[1]/ns0:Header[1]/ns0:Line[1]/ns0:UnitOfMeasure[1]" w:storeItemID="{00000000-0000-0000-0000-000000000000}"/>
+                    <w:dataBinding w:prefixMappings="xmlns:ns0='urn:microsoft-dynamics-nav/reports/Standard_Sales_Order_Conf/1305/'" w:xpath="/ns0:NavWordReportXmlPart[1]/ns0:Header[1]/ns0:Line[1]/ns0:UnitOfMeasure[1]" w:storeItemID="{00000000-0000-0000-0000-000000000000}"/>
                     <w15:color w:val="808080"/>
                     <w:text/>
                   </w:sdtPr>
@@ -1722,7 +1722,7 @@
                         <w:placeholder>
                           <w:docPart w:val="43D3B60B059743D1949FD0F31B69E98D"/>
                         </w:placeholder>
-                        <w:dataBinding w:prefixMappings="&lt;xmlns:ns0='urn:microsoft-dynamics-nav/reports/Standard_Sales_Order_Conf/1305/' " w:xpath="/ns0:NavWordReportXmlPart[1]/ns0:Header[1]/ns0:Line[1]/ns0:UnitPrice[1]" w:storeItemID="{00000000-0000-0000-0000-000000000000}"/>
+                        <w:dataBinding w:prefixMappings="xmlns:ns0='urn:microsoft-dynamics-nav/reports/Standard_Sales_Order_Conf/1305/'" w:xpath="/ns0:NavWordReportXmlPart[1]/ns0:Header[1]/ns0:Line[1]/ns0:UnitPrice[1]" w:storeItemID="{00000000-0000-0000-0000-000000000000}"/>
                         <w15:color w:val="808080"/>
                         <w:text/>
                       </w:sdtPr>
@@ -1742,7 +1742,7 @@
                     <w:placeholder>
                       <w:docPart w:val="D8A22B1205C24DE7A4DEFF35268D095A"/>
                     </w:placeholder>
-                    <w:dataBinding w:prefixMappings="&lt;xmlns:ns0='urn:microsoft-dynamics-nav/reports/Standard_Sales_Order_Conf/1305/' " w:xpath="/ns0:NavWordReportXmlPart[1]/ns0:Header[1]/ns0:Line[1]/ns0:LineDiscountPercentText_Line[1]" w:storeItemID="{00000000-0000-0000-0000-000000000000}"/>
+                    <w:dataBinding w:prefixMappings="xmlns:ns0='urn:microsoft-dynamics-nav/reports/Standard_Sales_Order_Conf/1305/'" w:xpath="/ns0:NavWordReportXmlPart[1]/ns0:Header[1]/ns0:Line[1]/ns0:LineDiscountPercentText_Line[1]" w:storeItemID="{00000000-0000-0000-0000-000000000000}"/>
                     <w15:color w:val="808080"/>
                     <w:text/>
                   </w:sdtPr>
@@ -1771,7 +1771,7 @@
                     <w:placeholder>
                       <w:docPart w:val="51E39790D42E4EBDB9163D96AF01660F"/>
                     </w:placeholder>
-                    <w:dataBinding w:prefixMappings="&lt;xmlns:ns0='urn:microsoft-dynamics-nav/reports/Standard_Sales_Order_Conf/1305/' " w:xpath="/ns0:NavWordReportXmlPart[1]/ns0:Header[1]/ns0:Line[1]/ns0:VATPct_Line[1]" w:storeItemID="{00000000-0000-0000-0000-000000000000}"/>
+                    <w:dataBinding w:prefixMappings="xmlns:ns0='urn:microsoft-dynamics-nav/reports/Standard_Sales_Order_Conf/1305/'" w:xpath="/ns0:NavWordReportXmlPart[1]/ns0:Header[1]/ns0:Line[1]/ns0:VATPct_Line[1]" w:storeItemID="{00000000-0000-0000-0000-000000000000}"/>
                     <w15:color w:val="808080"/>
                     <w:text/>
                   </w:sdtPr>
@@ -1812,7 +1812,7 @@
                         <w:placeholder>
                           <w:docPart w:val="B113118920574236B31D6A5CE06C8924"/>
                         </w:placeholder>
-                        <w:dataBinding w:prefixMappings="&lt;xmlns:ns0='urn:microsoft-dynamics-nav/reports/Standard_Sales_Order_Conf/1305/' " w:xpath="/ns0:NavWordReportXmlPart[1]/ns0:Header[1]/ns0:Line[1]/ns0:LineAmount_Line[1]" w:storeItemID="{00000000-0000-0000-0000-000000000000}"/>
+                        <w:dataBinding w:prefixMappings="xmlns:ns0='urn:microsoft-dynamics-nav/reports/Standard_Sales_Order_Conf/1305/'" w:xpath="/ns0:NavWordReportXmlPart[1]/ns0:Header[1]/ns0:Line[1]/ns0:LineAmount_Line[1]" w:storeItemID="{00000000-0000-0000-0000-000000000000}"/>
                         <w15:color w:val="808080"/>
                         <w:text/>
                       </w:sdtPr>
@@ -1857,7 +1857,7 @@
           <w:alias w:val="#Nav: /Header/ReportTotalsLine"/>
           <w:tag w:val="#Nav: Standard_Sales_Order_Conf/1305"/>
           <w:id w:val="-1308857820"/>
-          <w15:dataBinding w:prefixMappings="&lt;xmlns:ns0='urn:microsoft-dynamics-nav/reports/Standard_Sales_Order_Conf/1305/' " w:xpath="/ns0:NavWordReportXmlPart[1]/ns0:Header[1]/ns0:ReportTotalsLine" w:storeItemID="{49E3A5AC-F0FB-44FA-B497-E468622779B9}"/>
+          <w15:dataBinding w:prefixMappings="xmlns:ns0='urn:microsoft-dynamics-nav/reports/Standard_Sales_Order_Conf/1305/'" w:xpath="/ns0:NavWordReportXmlPart[1]/ns0:Header[1]/ns0:ReportTotalsLine" w:storeItemID="{49E3A5AC-F0FB-44FA-B497-E468622779B9}"/>
           <w15:repeatingSection/>
         </w:sdtPr>
         <w:sdtContent>
@@ -1895,7 +1895,7 @@
                         <w:placeholder>
                           <w:docPart w:val="D7D8C22094AC421DB2AB5E22475BA53C"/>
                         </w:placeholder>
-                        <w:dataBinding w:prefixMappings="&lt;xmlns:ns0='urn:microsoft-dynamics-nav/reports/Standard_Sales_Order_Conf/1305/' " w:xpath="/ns0:NavWordReportXmlPart[1]/ns0:Header[1]/ns0:ReportTotalsLine[1]/ns0:Description_ReportTotalsLine[1]" w:storeItemID="{49E3A5AC-F0FB-44FA-B497-E468622779B9}"/>
+                        <w:dataBinding w:prefixMappings="xmlns:ns0='urn:microsoft-dynamics-nav/reports/Standard_Sales_Order_Conf/1305/'" w:xpath="/ns0:NavWordReportXmlPart[1]/ns0:Header[1]/ns0:ReportTotalsLine[1]/ns0:Description_ReportTotalsLine[1]" w:storeItemID="{49E3A5AC-F0FB-44FA-B497-E468622779B9}"/>
                         <w:text/>
                       </w:sdtPr>
                       <w:sdtContent>
@@ -1914,7 +1914,7 @@
                     <w:placeholder>
                       <w:docPart w:val="D7D8C22094AC421DB2AB5E22475BA53C"/>
                     </w:placeholder>
-                    <w:dataBinding w:prefixMappings="&lt;xmlns:ns0='urn:microsoft-dynamics-nav/reports/Standard_Sales_Order_Conf/1305/' " w:xpath="/ns0:NavWordReportXmlPart[1]/ns0:Header[1]/ns0:ReportTotalsLine[1]/ns0:Amount_ReportTotalsLine[1]" w:storeItemID="{49E3A5AC-F0FB-44FA-B497-E468622779B9}"/>
+                    <w:dataBinding w:prefixMappings="xmlns:ns0='urn:microsoft-dynamics-nav/reports/Standard_Sales_Order_Conf/1305/'" w:xpath="/ns0:NavWordReportXmlPart[1]/ns0:Header[1]/ns0:ReportTotalsLine[1]/ns0:Amount_ReportTotalsLine[1]" w:storeItemID="{49E3A5AC-F0FB-44FA-B497-E468622779B9}"/>
                     <w:text/>
                   </w:sdtPr>
                   <w:sdtContent>
@@ -1954,7 +1954,7 @@
               <w:alias w:val="TotalIncludingVATText"/>
               <w:tag w:val="#BC:InsertDataItem,DataItems/Header/Totals/TotalIncludingVATText"/>
               <w:id w:val="-1340845080"/>
-              <w:dataBinding w:prefixMappings="&lt;xmlns:ns0='urn:microsoft-dynamics-nav/reports/Standard_Sales_Order_Conf/1305/' " w:xpath="/ns0:NavWordReportXmlPart[1]/ns0:Header[1]/ns0:Totals[1]/ns0:TotalIncludingVATText[1]" w:storeItemID="{00000000-0000-0000-0000-000000000000}"/>
+              <w:dataBinding w:prefixMappings="xmlns:ns0='urn:microsoft-dynamics-nav/reports/Standard_Sales_Order_Conf/1305/'" w:xpath="/ns0:NavWordReportXmlPart[1]/ns0:Header[1]/ns0:Totals[1]/ns0:TotalIncludingVATText[1]" w:storeItemID="{00000000-0000-0000-0000-000000000000}"/>
               <w15:color w:val="808080"/>
               <w:text/>
             </w:sdtPr>
@@ -2031,7 +2031,7 @@
                 <w:alias w:val="TotalAmountIncludingVAT"/>
                 <w:tag w:val="#BC:InsertDataItem,DataItems/Header/Totals/TotalAmountIncludingVAT"/>
                 <w:id w:val="475962551"/>
-                <w:dataBinding w:prefixMappings="&lt;xmlns:ns0='urn:microsoft-dynamics-nav/reports/Standard_Sales_Order_Conf/1305/' " w:xpath="/ns0:NavWordReportXmlPart[1]/ns0:Header[1]/ns0:Totals[1]/ns0:TotalAmountIncludingVAT[1]" w:storeItemID="{00000000-0000-0000-0000-000000000000}"/>
+                <w:dataBinding w:prefixMappings="xmlns:ns0='urn:microsoft-dynamics-nav/reports/Standard_Sales_Order_Conf/1305/'" w:xpath="/ns0:NavWordReportXmlPart[1]/ns0:Header[1]/ns0:Totals[1]/ns0:TotalAmountIncludingVAT[1]" w:storeItemID="{00000000-0000-0000-0000-000000000000}"/>
                 <w15:color w:val="808080"/>
                 <w:text/>
               </w:sdtPr>
@@ -2070,7 +2070,7 @@
             <w:placeholder>
               <w:docPart w:val="040EB39C88C340B6B7A2F569B1AA1C77"/>
             </w:placeholder>
-            <w:dataBinding w:prefixMappings="&lt;xmlns:ns0='urn:microsoft-dynamics-nav/reports/Standard_Sales_Order_Conf/1305/' " w:xpath="/ns0:NavWordReportXmlPart[1]/ns0:Header[1]/ns0:WorkDescriptionLines[1]/ns0:WorkDescriptionLine[1]" w:storeItemID="{00000000-0000-0000-0000-000000000000}"/>
+            <w:dataBinding w:prefixMappings="xmlns:ns0='urn:microsoft-dynamics-nav/reports/Standard_Sales_Order_Conf/1305/'" w:xpath="/ns0:NavWordReportXmlPart[1]/ns0:Header[1]/ns0:WorkDescriptionLines[1]/ns0:WorkDescriptionLine[1]" w:storeItemID="{00000000-0000-0000-0000-000000000000}"/>
             <w15:color w:val="808080"/>
             <w:text/>
           </w:sdtPr>
@@ -5804,7 +5804,9 @@
 </we:webextension>
 </file>
 
-<file path=customXml/item1.xml>��< ? x m l   v e r s i o n = " 1 . 0 "   e n c o d i n g = " u t f - 1 6 " ? > < N a v W o r d R e p o r t X m l P a r t   x m l n s = " u r n : m i c r o s o f t - d y n a m i c s - b u s i n e s s c e n t r a l / i n t e r n a l / e x t e n d e d / r e p o r t s / S t a n d a r d _ S a l e s _ O r d e r _ C o n f / 1 3 0 5 / " > +<file path=customXml/item1.xml>��< ? x m l   v e r s i o n = " 1 . 0 "   e n c o d i n g = " u t f - 1 6 " ? > + 
+ < N a v W o r d R e p o r t X m l P a r t   x m l n s = " u r n : m i c r o s o f t - d y n a m i c s - b u s i n e s s c e n t r a l / i n t e r n a l / e x t e n d e d / r e p o r t s / S t a n d a r d _ S a l e s _ O r d e r _ C o n f / 1 3 0 5 / " >   
      < B C R e p o r t I n f o r m a t i o n >   
@@ -5868,23 +5870,409 @@
  
          < / R e p o r t R e q u e s t >   
+         < C o m p a n y M e t a d a t a > + 
+             < C o m p a n y N a m e > C o m p a n y   N a m e < / C o m p a n y N a m e > + 
+             < C o m p a n y D i s p l a y N a m e > C o m p a n y   D i s p l a y   N a m e < / C o m p a n y D i s p l a y N a m e > + 
+             < C o m p a n y A d d r e s s L i n e s > + 
+                 < C o m p a n y A d d r e s s L i n e > C o m p a n y   A d d r e s s   L i n e   1 < / C o m p a n y A d d r e s s L i n e > + 
+                 < C o m p a n y A d d r e s s L i n e > C o m p a n y   A d d r e s s   L i n e   2 < / C o m p a n y A d d r e s s L i n e > + 
+                 < C o m p a n y A d d r e s s L i n e > C o m p a n y   A d d r e s s   L i n e   3 < / C o m p a n y A d d r e s s L i n e > + 
+                 < C o m p a n y A d d r e s s L i n e > C o m p a n y   A d d r e s s   L i n e   4 < / C o m p a n y A d d r e s s L i n e > + 
+                 < C o m p a n y A d d r e s s L i n e > C o m p a n y   A d d r e s s   L i n e   5 < / C o m p a n y A d d r e s s L i n e > + 
+                 < C o m p a n y A d d r e s s L i n e > C o m p a n y   A d d r e s s   L i n e   6 < / C o m p a n y A d d r e s s L i n e > + 
+                 < C o m p a n y A d d r e s s L i n e > C o m p a n y   A d d r e s s   L i n e   7 < / C o m p a n y A d d r e s s L i n e > + 
+                 < C o m p a n y A d d r e s s L i n e > C o m p a n y   A d d r e s s   L i n e   8 < / C o m p a n y A d d r e s s L i n e > + 
+             < / C o m p a n y A d d r e s s L i n e s > + 
+             < C o m p a n y P h o n e > C o m p a n y   P h o n e < / C o m p a n y P h o n e > + 
+             < C o m p a n y P h o n e C a p t i o n > C o m p a n y   P h o n e   C a p t i o n < / C o m p a n y P h o n e C a p t i o n > + 
+             < C o m p a n y F a x N o > C o m p a n y   F a x   N o . < / C o m p a n y F a x N o > + 
+             < C o m p a n y F a x N o C a p t i o n > C o m p a n y   F a x   N o .   C a p t i o n < / C o m p a n y F a x N o C a p t i o n > + 
+             < C o m p a n y E m a i l > C o m p a n y   E m a i l < / C o m p a n y E m a i l > + 
+             < C o m p a n y E m a i l C a p t i o n > C o m p a n y   E m a i l   C a p t i o n < / C o m p a n y E m a i l C a p t i o n > + 
+             < C o m p a n y H o m e P a g e > C o m p a n y   H o m e   P a g e < / C o m p a n y H o m e P a g e > + 
+             < C o m p a n y H o m e P a g e C a p t i o n > C o m p a n y   H o m e   P a g e   C a p t i o n < / C o m p a n y H o m e P a g e C a p t i o n > + 
+             < C o m p a n y L o g o > C o m p a n y   L o g o < / C o m p a n y L o g o > + 
+             < C o m p a n y V A T R e g i s t r a t i o n N o > C o m p a n y   V A T   R e g i s t r a t i o n   N o . < / C o m p a n y V A T R e g i s t r a t i o n N o > + 
+             < C o m p a n y V A T R e g i s t r a t i o n N o C a p t i o n > C o m p a n y   V A T   R e g i s t r a t i o n   N o .   C a p t i o n < / C o m p a n y V A T R e g i s t r a t i o n N o C a p t i o n > + 
+             < C o m p a n y R e g i s t r a t i o n N o > C o m p a n y   R e g i s t r a t i o n   N o . < / C o m p a n y R e g i s t r a t i o n N o > + 
+             < C o m p a n y R e g i s t r a t i o n N o C a p t i o n > C o m p a n y   R e g i s t r a t i o n   N o .   C a p t i o n < / C o m p a n y R e g i s t r a t i o n N o C a p t i o n > + 
+             < C o m p a n y B a n k N a m e > C o m p a n y   B a n k   N a m e < / C o m p a n y B a n k N a m e > + 
+             < C o m p a n y B a n k N a m e C a p t i o n > C o m p a n y   B a n k   N a m e   C a p t i o n < / C o m p a n y B a n k N a m e C a p t i o n > + 
+             < C o m p a n y B a n k A c c o u n t N o > C o m p a n y   B a n k   A c c o u n t   N o . < / C o m p a n y B a n k A c c o u n t N o > + 
+             < C o m p a n y B a n k A c c o u n t N o C a p t i o n > C o m p a n y   B a n k   A c c o u n t   N o .   C a p t i o n < / C o m p a n y B a n k A c c o u n t N o C a p t i o n > + 
+             < C o m p a n y B a n k B r a n c h N o > C o m p a n y   B a n k   B r a n c h   N o . < / C o m p a n y B a n k B r a n c h N o > + 
+             < C o m p a n y B a n k B r a n c h N o C a p t i o n > C o m p a n y   B a n k   B r a n c h   N o .   C a p t i o n < / C o m p a n y B a n k B r a n c h N o C a p t i o n > + 
+             < C o m p a n y I B A N > C o m p a n y   I B A N < / C o m p a n y I B A N > + 
+             < C o m p a n y I B A N C a p t i o n > C o m p a n y   I B A N   C a p t i o n < / C o m p a n y I B A N C a p t i o n > + 
+             < C o m p a n y B a n k S W I F T > C o m p a n y   B a n k   S W I F T < / C o m p a n y B a n k S W I F T > + 
+             < C o m p a n y B a n k S W I F T C a p t i o n > C o m p a n y   B a n k   S W I F T   C a p t i o n < / C o m p a n y B a n k S W I F T C a p t i o n > + 
+             < C o m p a n y G i r o N o > C o m p a n y   G i r o   N o . < / C o m p a n y G i r o N o > + 
+             < C o m p a n y G i r o N o C a p t i o n > C o m p a n y   G i r o   N o .   C a p t i o n < / C o m p a n y G i r o N o C a p t i o n > + 
+         < / C o m p a n y M e t a d a t a > + 
      < / B C R e p o r t I n f o r m a t i o n >   
-     < T o o l t i p s / > +     < T o o l t i p s > + 
+         < T o o l t i p   c o l u m n = " C o m p a n y H o m e P a g e "   E l e m e n t I d = " 1 9 8 9 1 8 8 7 0 " > + 
+             < T o o l t i p T e x t   l a n g = " e n - U S " > S p e c i f i e s   y o u r   c o m p a n y ' s   w e b   s i t e . < / T o o l t i p T e x t > + 
+         < / T o o l t i p > + 
+         < T o o l t i p   c o l u m n = " C o m p a n y E M a i l "   E l e m e n t I d = " 1 6 7 7 0 7 4 0 5 8 " > + 
+             < T o o l t i p T e x t   l a n g = " e n - U S " > S p e c i f i e s   t h e   c o m p a n y ' s   e m a i l   a d d r e s s . < / T o o l t i p T e x t > + 
+         < / T o o l t i p > + 
+         < T o o l t i p   c o l u m n = " C o m p a n y P i c t u r e "   E l e m e n t I d = " 1 3 9 7 4 1 1 0 7 4 " > + 
+             < T o o l t i p T e x t   l a n g = " e n - U S " > S p e c i f i e s   t h e   p i c t u r e   t h a t   h a s   b e e n   s e t   u p   f o r   t h e   c o m p a n y ,   s u c h   a s   a   c o m p a n y   l o g o . < / T o o l t i p T e x t > + 
+         < / T o o l t i p > + 
+         < T o o l t i p   c o l u m n = " C o m p a n y P h o n e N o "   E l e m e n t I d = " 2 5 0 4 4 0 6 5 5 " > + 
+             < T o o l t i p T e x t   l a n g = " e n - U S " > S p e c i f i e s   t h e   c o m p a n y ' s   t e l e p h o n e   n u m b e r . < / T o o l t i p T e x t > + 
+         < / T o o l t i p > + 
+         < T o o l t i p   c o l u m n = " C o m p a n y G i r o N o "   E l e m e n t I d = " 1 3 6 0 1 9 6 3 2 0 " > + 
+             < T o o l t i p T e x t   l a n g = " e n - U S " > S p e c i f i e s   t h e   c o m p a n y ' s   g i r o   n u m b e r . < / T o o l t i p T e x t > + 
+         < / T o o l t i p > + 
+         < T o o l t i p   c o l u m n = " C o m p a n y B a n k N a m e "   E l e m e n t I d = " 1 5 3 4 9 0 5 6 0 5 " > + 
+             < T o o l t i p T e x t   l a n g = " e n - U S " > S p e c i f i e s   t h e   n a m e   o f   t h e   b a n k   w h e r e   y o u   h a v e   t h e   b a n k   a c c o u n t . < / T o o l t i p T e x t > + 
+         < / T o o l t i p > + 
+         < T o o l t i p   c o l u m n = " C o m p a n y B a n k B r a n c h N o "   E l e m e n t I d = " 7 9 3 1 3 3 0 5 7 " > + 
+             < T o o l t i p T e x t   l a n g = " e n - U S " > S p e c i f i e s   a   n u m b e r   o f   t h e   b a n k   b r a n c h . < / T o o l t i p T e x t > + 
+         < / T o o l t i p > + 
+         < T o o l t i p   c o l u m n = " C o m p a n y B a n k A c c o u n t N o "   E l e m e n t I d = " 3 0 1 4 0 2 0 4 " > + 
+             < T o o l t i p T e x t   l a n g = " e n - U S " > S p e c i f i e s   t h e   n u m b e r   u s e d   b y   t h e   b a n k   f o r   t h e   b a n k   a c c o u n t . < / T o o l t i p T e x t > + 
+         < / T o o l t i p > + 
+         < T o o l t i p   c o l u m n = " C o m p a n y I B A N "   E l e m e n t I d = " 9 0 6 5 4 9 1 8 2 " > + 
+             < T o o l t i p T e x t   l a n g = " e n - U S " > S p e c i f i e s   t h e   b a n k   a c c o u n t ' s   i n t e r n a t i o n a l   b a n k   a c c o u n t   n u m b e r . < / T o o l t i p T e x t > + 
+         < / T o o l t i p > + 
+         < T o o l t i p   c o l u m n = " C o m p a n y S W I F T "   E l e m e n t I d = " 6 6 8 2 5 0 2 4 5 " > + 
+             < T o o l t i p T e x t   l a n g = " e n - U S " > S p e c i f i e s   t h e   i n t e r n a t i o n a l   b a n k   i d e n t i f i e r   c o d e   ( S W I F T )   o f   t h e   b a n k   w h e r e   y o u   h a v e   t h e   a c c o u n t . < / T o o l t i p T e x t > + 
+         < / T o o l t i p > + 
+         < T o o l t i p   c o l u m n = " S e l l T o C o n t a c t P h o n e N o "   E l e m e n t I d = " 1 6 1 3 8 2 2 4 8 3 " > + 
+             < T o o l t i p T e x t   l a n g = " e n - U S " > S p e c i f i e s   t h e   c o n t a c t ' s   p h o n e   n u m b e r . < / T o o l t i p T e x t > + 
+         < / T o o l t i p > + 
+         < T o o l t i p   c o l u m n = " S e l l T o C o n t a c t M o b i l e P h o n e N o "   E l e m e n t I d = " 1 8 4 3 5 8 7 4 7 " > + 
+             < T o o l t i p T e x t   l a n g = " e n - U S " > S p e c i f i e s   t h e   c o n t a c t ' s   m o b i l e   t e l e p h o n e   n u m b e r . < / T o o l t i p T e x t > + 
+         < / T o o l t i p > + 
+         < T o o l t i p   c o l u m n = " S e l l T o C o n t a c t E m a i l "   E l e m e n t I d = " 2 6 2 8 2 4 5 6 4 " > + 
+             < T o o l t i p T e x t   l a n g = " e n - U S " > S p e c i f i e s   t h e   e m a i l   a d d r e s s   o f   t h e   c o n t a c t . < / T o o l t i p T e x t > + 
+         < / T o o l t i p > + 
+         < T o o l t i p   c o l u m n = " B i l l T o C o n t a c t P h o n e N o "   E l e m e n t I d = " 3 6 2 4 7 7 4 8 8 " > + 
+             < T o o l t i p T e x t   l a n g = " e n - U S " > S p e c i f i e s   t h e   c o n t a c t ' s   p h o n e   n u m b e r . < / T o o l t i p T e x t > + 
+         < / T o o l t i p > + 
+         < T o o l t i p   c o l u m n = " B i l l T o C o n t a c t M o b i l e P h o n e N o "   E l e m e n t I d = " 2 4 8 4 8 8 6 9 6 " > + 
+             < T o o l t i p T e x t   l a n g = " e n - U S " > S p e c i f i e s   t h e   c o n t a c t ' s   m o b i l e   t e l e p h o n e   n u m b e r . < / T o o l t i p T e x t > + 
+         < / T o o l t i p > + 
+         < T o o l t i p   c o l u m n = " B i l l T o C o n t a c t E m a i l "   E l e m e n t I d = " 3 3 5 8 2 7 8 9 5 " > + 
+             < T o o l t i p T e x t   l a n g = " e n - U S " > S p e c i f i e s   t h e   e m a i l   a d d r e s s   o f   t h e   c o n t a c t . < / T o o l t i p T e x t > + 
+         < / T o o l t i p > + 
+         < T o o l t i p   c o l u m n = " Y o u r R e f e r e n c e "   E l e m e n t I d = " 1 1 0 3 9 9 5 1 " > + 
+             < T o o l t i p T e x t   l a n g = " e n - U S " > S p e c i f i e s   t h e   c u s t o m e r ' s   r e f e r e n c e .   T h e   c o n t e n t   w i l l   b e   p r i n t e d   o n   s a l e s   d o c u m e n t s . < / T o o l t i p T e x t > + 
+         < / T o o l t i p > + 
+         < T o o l t i p   c o l u m n = " S h i p m e n t M e t h o d D e s c r i p t i o n "   E l e m e n t I d = " 2 0 5 9 4 0 3 2 6 0 " > + 
+             < T o o l t i p T e x t   l a n g = " e n - U S " > S p e c i f i e s   a   d e s c r i p t i o n   o f   t h e   s h i p m e n t   m e t h o d . < / T o o l t i p T e x t > + 
+         < / T o o l t i p > + 
+         < T o o l t i p   c o l u m n = " S h i p T o P h o n e N o "   E l e m e n t I d = " 3 6 9 7 0 2 2 5 5 " > + 
+             < T o o l t i p T e x t   l a n g = " e n - U S " > S p e c i f i e s   t h e   t e l e p h o n e   n u m b e r   o f   t h e   c o m p a n y ' s   s h i p p i n g   a d d r e s s . < / T o o l t i p T e x t > + 
+         < / T o o l t i p > + 
+         < T o o l t i p   c o l u m n = " P a y m e n t T e r m s D e s c r i p t i o n "   E l e m e n t I d = " 2 0 3 8 7 4 2 7 0 0 " > + 
+             < T o o l t i p T e x t   l a n g = " e n - U S " > S p e c i f i e s   a n   e x p l a n a t i o n   o f   t h e   p a y m e n t   t e r m s . < / T o o l t i p T e x t > + 
+         < / T o o l t i p > + 
+         < T o o l t i p   c o l u m n = " P a y m e n t M e t h o d D e s c r i p t i o n "   E l e m e n t I d = " 5 8 5 7 5 7 9 7 4 " > + 
+             < T o o l t i p T e x t   l a n g = " e n - U S " > S p e c i f i e s   a   t e x t   t h a t   d e s c r i b e s   t h e   p a y m e n t   m e t h o d . < / T o o l t i p T e x t > + 
+         < / T o o l t i p > + 
+         < T o o l t i p   c o l u m n = " B i l l t o C u s t u m e r N o "   E l e m e n t I d = " 2 8 0 4 7 3 0 5 8 " > + 
+             < T o o l t i p T e x t   l a n g = " e n - U S " > S p e c i f i e s   t h e   n u m b e r   o f   t h e   c u s t o m e r   t h a t   y o u   s e n d   o r   s e n t   t h e   i n v o i c e   o r   c r e d i t   m e m o   t o . < / T o o l t i p T e x t > + 
+         < / T o o l t i p > + 
+         < T o o l t i p   c o l u m n = " D o c u m e n t N o "   E l e m e n t I d = " 9 7 0 3 5 0 5 3 9 " > + 
+             < T o o l t i p T e x t   l a n g = " e n - U S " > S p e c i f i e s   a   u n i q u e   n u m b e r   t h a t   i d e n t i f i e s   t h e   s a l e s   d o c u m e n t .   T h e   n u m b e r   c a n   b e   g e n e r a t e d   a u t o m a t i c a l l y   f r o m   a   n u m b e r   s e r i e s ,   o r   y o u   c a n   n u m b e r   e a c h   o f   t h e m   m a n u a l l y . < / T o o l t i p T e x t > + 
+         < / T o o l t i p > + 
+         < T o o l t i p   c o l u m n = " Q u o t e N o "   E l e m e n t I d = " 1 5 2 1 5 3 3 0 4 6 " > + 
+             < T o o l t i p T e x t   l a n g = " e n - U S " > S p e c i f i e s   t h e   n u m b e r   o f   t h e   s a l e s   q u o t e   t h a t   t h e   s a l e s   o r d e r   w a s   c r e a t e d   f r o m .   Y o u   c a n   t r a c k   t h e   n u m b e r   t o   s a l e s   q u o t e   d o c u m e n t s   t h a t   y o u   h a v e   p r i n t e d ,   s a v e d ,   o r   e m a i l e d . < / T o o l t i p T e x t > + 
+         < / T o o l t i p > + 
+         < T o o l t i p   c o l u m n = " P r i c e s I n c l u d i n g V A T "   E l e m e n t I d = " 5 1 8 8 1 7 1 6 7 " > + 
+             < T o o l t i p T e x t   l a n g = " e n - U S " > S p e c i f i e s   i f   t h e   U n i t   P r i c e   a n d   L i n e   A m o u n t   f i e l d s   o n   d o c u m e n t   l i n e s   s h o u l d   b e   s h o w n   w i t h   o r   w i t h o u t   V A T . < / T o o l t i p T e x t > + 
+         < / T o o l t i p > + 
+         < T o o l t i p   c o l u m n = " S a l e s P e r s o n N a m e "   E l e m e n t I d = " 8 7 1 4 9 2 9 8 3 " > + 
+             < T o o l t i p T e x t   l a n g = " e n - U S " > S p e c i f i e s   t h e   n a m e   o f   t h e   s a l e s p e r s o n   o r   p u r c h a s e r . < / T o o l t i p T e x t > + 
+         < / T o o l t i p > + 
+         < T o o l t i p   c o l u m n = " S e l l t o C u s t o m e r N o "   E l e m e n t I d = " 2 0 5 0 6 4 7 3 4 9 " > + 
+             < T o o l t i p T e x t   l a n g = " e n - U S " > S p e c i f i e s   t h e   n u m b e r   o f   t h e   c u s t o m e r   t h a t   y o u ' r e   s e l l i n g   t o .   B y   d e f a u l t ,   t h e   s a m e   c u s t o m e r   i s   s u g g e s t e d   a s   t h e   s h i p - t o   c u s t o m e r .   I f   n e e d e d ,   y o u   c a n   s p e c i f y   a   d i f f e r e n t   s h i p - t o   c u s t o m e r   o n   t h e   d o c u m e n t . < / T o o l t i p T e x t > + 
+         < / T o o l t i p > + 
+         < T o o l t i p   c o l u m n = " S e l l T o P h o n e N o "   E l e m e n t I d = " 7 5 1 9 3 1 8 4 3 " > + 
+             < T o o l t i p T e x t   l a n g = " e n - U S " > S p e c i f i e s   t h e   t e l e p h o n e   n u m b e r   o f   t h e   c o n t a c t   p e r s o n   t h a t   t h e   s a l e s   d o c u m e n t   w i l l   b e   s e n t   t o . < / T o o l t i p T e x t > + 
+         < / T o o l t i p > + 
+         < T o o l t i p   c o l u m n = " E x t D o c N o _ S a l e s H e a d e r "   E l e m e n t I d = " 8 3 2 4 5 0 5 2 3 " > + 
+             < T o o l t i p T e x t   l a n g = " e n - U S " > S p e c i f i e s   a   d o c u m e n t   n u m b e r   t h a t   r e f e r s   t o   t h e   c u s t o m e r ' s   o r   v e n d o r ' s   n u m b e r i n g   s y s t e m . < / T o o l t i p T e x t > + 
+         < / T o o l t i p > + 
+         < T o o l t i p   c o l u m n = " L i n e N o _ L i n e "   E l e m e n t I d = " 6 9 8 9 8 5 9 7 9 " > + 
+             < T o o l t i p T e x t   l a n g = " e n - U S " > S p e c i f i e s   t h e   l i n e   n u m b e r . < / T o o l t i p T e x t > + 
+         < / T o o l t i p > + 
+         < T o o l t i p   c o l u m n = " A m o u n t E x c l u d i n g V A T _ L i n e "   E l e m e n t I d = " 1 0 6 2 4 6 0 0 4 0 " > + 
+             < T o o l t i p T e x t   l a n g = " e n - U S " > S p e c i f i e s   t h e   s u m   o f   a m o u n t s   i n   t h e   L i n e   A m o u n t   f i e l d   o n   t h e   s a l e s   r e t u r n   o r d e r   l i n e s . < / T o o l t i p T e x t > + 
+         < / T o o l t i p > + 
+         < T o o l t i p   c o l u m n = " D e s c r i p t i o n _ L i n e "   E l e m e n t I d = " 1 4 0 6 8 2 2 3 1 0 " > + 
+             < T o o l t i p T e x t   l a n g = " e n - U S " > S p e c i f i e s   a   d e s c r i p t i o n   o f   t h e   e n t r y   o f   t h e   p r o d u c t   t o   b e   s o l d .   T o   a d d   a   n o n - t r a n s a c t i o n a l   t e x t   l i n e ,   f i l l   i n   t h e   D e s c r i p t i o n   f i e l d   o n l y . < / T o o l t i p T e x t > + 
+         < / T o o l t i p > + 
+         < T o o l t i p   c o l u m n = " L i n e D i s c o u n t P e r c e n t _ L i n e "   E l e m e n t I d = " 9 0 7 8 2 7 4 3 6 " > + 
+             < T o o l t i p T e x t   l a n g = " e n - U S " > S p e c i f i e s   t h e   d i s c o u n t   p e r c e n t a g e   t h a t   i s   g r a n t e d   f o r   t h e   i t e m   o n   t h e   l i n e . < / T o o l t i p T e x t > + 
+         < / T o o l t i p > + 
+         < T o o l t i p   c o l u m n = " I t e m N o _ L i n e "   E l e m e n t I d = " 1 9 1 0 2 9 6 2 8 8 " > + 
+             < T o o l t i p T e x t   l a n g = " e n - U S " > S p e c i f i e s   t h e   n u m b e r   o f   t h e   i n v o l v e d   e n t r y   o r   r e c o r d ,   a c c o r d i n g   t o   t h e   s p e c i f i e d   n u m b e r   s e r i e s . < / T o o l t i p T e x t > + 
+         < / T o o l t i p > + 
+         < T o o l t i p   c o l u m n = " U n i t O f M e a s u r e "   E l e m e n t I d = " 1 8 0 8 2 2 8 0 1 8 " > + 
+             < T o o l t i p T e x t   l a n g = " e n - U S " > S p e c i f i e s   t h e   u n i t   o f   m e a s u r e   f o r   t h e   i t e m   o r   r e s o u r c e   o n   t h e   s a l e s   l i n e . < / T o o l t i p T e x t > + 
+         < / T o o l t i p > + 
+         < T o o l t i p   c o l u m n = " I t e m R e f e r e n c e N o "   E l e m e n t I d = " 4 7 4 0 7 7 5 6 6 " > + 
+             < T o o l t i p T e x t   l a n g = " e n - U S " > S p e c i f i e s   t h e   r e f e r e n c e d   i t e m   n u m b e r . < / T o o l t i p T e x t > + 
+         < / T o o l t i p > + 
+         < T o o l t i p   c o l u m n = " L i n e N o _ A s s e m b l y L i n e "   E l e m e n t I d = " 6 4 0 5 8 3 8 9 1 " > + 
+             < T o o l t i p T e x t   l a n g = " e n - U S " > S p e c i f i e s   t h e   n u m b e r   o f   t h e   i n v o l v e d   e n t r y   o r   r e c o r d ,   a c c o r d i n g   t o   t h e   s p e c i f i e d   n u m b e r   s e r i e s . < / T o o l t i p T e x t > + 
+         < / T o o l t i p > + 
+         < T o o l t i p   c o l u m n = " D e s c r i p t i o n _ A s s e m b l y L i n e "   E l e m e n t I d = " 2 8 0 7 4 3 7 9 6 " > + 
+             < T o o l t i p T e x t   l a n g = " e n - U S " > S p e c i f i e s   t h e   d e s c r i p t i o n   o f   t h e   a s s e m b l y   c o m p o n e n t . < / T o o l t i p T e x t > + 
+         < / T o o l t i p > + 
+         < T o o l t i p   c o l u m n = " Q u a n t i t y _ A s s e m b l y L i n e "   E l e m e n t I d = " 1 9 5 7 6 4 8 2 3 1 " > + 
+             < T o o l t i p T e x t   l a n g = " e n - U S " > S p e c i f i e s   h o w   m a n y   u n i t s   o f   t h e   a s s e m b l y   c o m p o n e n t   a r e   e x p e c t e d   t o   b e   c o n s u m e d . < / T o o l t i p T e x t > + 
+         < / T o o l t i p > + 
+         < T o o l t i p   c o l u m n = " V a r i a n t C o d e _ A s s e m b l y L i n e "   E l e m e n t I d = " 1 8 6 9 4 0 7 6 7 2 " > + 
+             < T o o l t i p T e x t   l a n g = " e n - U S " > S p e c i f i e s   t h e   v a r i a n t   o f   t h e   i t e m   o n   t h e   l i n e . < / T o o l t i p T e x t > + 
+         < / T o o l t i p > + 
+         < T o o l t i p   c o l u m n = " I n v o i c e D i s c o u n t A m o u n t _ V A T A m o u n t L i n e "   E l e m e n t I d = " 8 2 4 7 3 0 1 4 1 " > + 
+             < T o o l t i p T e x t   l a n g = " e n - U S " > S p e c i f i e s   t h e   i n v o i c e   d i s c o u n t   a m o u n t   f o r   a   s p e c i f i c   V A T   i d e n t i f i e r . < / T o o l t i p T e x t > + 
+         < / T o o l t i p > + 
+         < T o o l t i p   c o l u m n = " I n v o i c e D i s c o u n t B a s e A m o u n t _ V A T A m o u n t L i n e "   E l e m e n t I d = " 2 0 4 0 3 3 2 2 6 6 " > + 
+             < T o o l t i p T e x t   l a n g = " e n - U S " > S p e c i f i e s   t h e   i n v o i c e   d i s c o u n t   b a s e   a m o u n t . < / T o o l t i p T e x t > + 
+         < / T o o l t i p > + 
+         < T o o l t i p   c o l u m n = " L i n e A m o u n t _ V a t A m o u n t L i n e "   E l e m e n t I d = " 2 1 4 6 5 4 0 1 " > + 
+             < T o o l t i p T e x t   l a n g = " e n - U S " > S p e c i f i e s   t h e   t o t a l   a m o u n t   f o r   s a l e s   o r   p u r c h a s e   l i n e s   w i t h   a   s p e c i f i c   V A T   i d e n t i f i e r . < / T o o l t i p T e x t > + 
+         < / T o o l t i p > + 
+         < T o o l t i p   c o l u m n = " V A T A m o u n t _ V a t A m o u n t L i n e "   E l e m e n t I d = " 1 8 9 1 8 2 0 6 2 0 " > + 
+             < T o o l t i p T e x t   l a n g = " e n - U S " > S p e c i f i e s   t h e   a m o u n t   o f   V A T   t h a t   i s   i n c l u d e d   i n   t h e   t o t a l   a m o u n t . < / T o o l t i p T e x t > + 
+         < / T o o l t i p > + 
+         < T o o l t i p   c o l u m n = " V A T B a s e _ V a t A m o u n t L i n e "   E l e m e n t I d = " 1 4 5 8 9 3 7 8 1 9 " > + 
+             < T o o l t i p T e x t   l a n g = " e n - U S " > S p e c i f i e s   t h e   t o t a l   n e t   a m o u n t   ( a m o u n t   e x c l u d i n g   V A T )   f o r   s a l e s   o r   p u r c h a s e   l i n e s   w i t h   a   s p e c i f i c   V A T   I d e n t i f i e r . < / T o o l t i p T e x t > + 
+         < / T o o l t i p > + 
+         < T o o l t i p   c o l u m n = " V A T I d e n t i f i e r _ V a t A m o u n t L i n e "   E l e m e n t I d = " 1 1 4 2 0 7 0 0 3 5 " > + 
+             < T o o l t i p T e x t   l a n g = " e n - U S " > S p e c i f i e s   t h e   V A T   I d e n t i f i e r   v a l u e . < / T o o l t i p T e x t > + 
+         < / T o o l t i p > + 
+         < T o o l t i p   c o l u m n = " V A T P c t _ V a t A m o u n t L i n e "   E l e m e n t I d = " 1 4 5 3 5 4 2 7 7 7 " > + 
+             < T o o l t i p T e x t   l a n g = " e n - U S " > S p e c i f i e s   t h e   V A T   %   t h a t   w a s   u s e d   o n   t h e   s a l e s   o r   p u r c h a s e   l i n e s   w i t h   t h i s   V A T   I d e n t i f i e r . < / T o o l t i p T e x t > + 
+         < / T o o l t i p > + 
+         < T o o l t i p   c o l u m n = " V A T I d e n t i f i e r _ V A T C l a u s e L i n e "   E l e m e n t I d = " 1 4 6 4 4 7 2 4 7 8 " > + 
+             < T o o l t i p T e x t   l a n g = " e n - U S " > S p e c i f i e s   t h e   V A T   I d e n t i f i e r   v a l u e . < / T o o l t i p T e x t > + 
+         < / T o o l t i p > + 
+         < T o o l t i p   c o l u m n = " C o d e _ V A T C l a u s e L i n e "   E l e m e n t I d = " 1 8 2 4 5 8 9 8 4 7 " > + 
+             < T o o l t i p T e x t   l a n g = " e n - U S " > S p e c i f i e s   t h e   c o d e   f o r   a   V A T   c l a u s e ,   w h i c h   i s   u s e d   t o   p r o v i d e   a   V A T   d e s c r i p t i o n   a s s o c i a t e d   w i t h   a   s a l e s   l i n e   o n   a   s a l e s   i n v o i c e ,   c r e d i t   m e m o ,   o r   o t h e r   s a l e s   d o c u m e n t . < / T o o l t i p T e x t > + 
+         < / T o o l t i p > + 
+         < T o o l t i p   c o l u m n = " D e s c r i p t i o n 2 _ V A T C l a u s e L i n e "   E l e m e n t I d = " 1 3 7 9 6 6 7 4 7 0 " > + 
+             < T o o l t i p T e x t   l a n g = " e n - U S " > S p e c i f i e s   a n   a d d i t i o n a l   d e s c r i p t i o n   o f   a   V A T   c l a u s e . < / T o o l t i p T e x t > + 
+         < / T o o l t i p > + 
+         < T o o l t i p   c o l u m n = " V A T A m o u n t _ V A T C l a u s e L i n e "   E l e m e n t I d = " 2 2 2 4 6 9 0 5 9 " > + 
+             < T o o l t i p T e x t   l a n g = " e n - U S " > S p e c i f i e s   t h e   a m o u n t   o f   V A T   t h a t   i s   i n c l u d e d   i n   t h e   t o t a l   a m o u n t . < / T o o l t i p T e x t > + 
+         < / T o o l t i p > + 
+     < / T o o l t i p s >   
      < H e a d e r   E l e m e n t T y p e = " D a t a I t e m "   E l e m e n t I d = " 1 2 4 0 3 7 3 8 8 6 " >   
          < B i l l T o C o n t a c t E m a i l   E l e m e n t T y p e = " C o l u m n "   E l e m e n t I d = " 3 3 5 8 2 7 8 9 5 "   D a t a T y p e = " T e x t " > B i l l T o C o n t a c t E m a i l < / B i l l T o C o n t a c t E m a i l >   
-         < B i l l T o C o n t a c t E m a i l L b l   E l e m e n t T y p e = " C o l u m n "   E l e m e n t I d = " 2 9 6 4 7 8 3 6 5 "   D a t a T y p e = " T e x t C o n s t " > B i l l T o C o n t a c t E m a i l L b l < / B i l l T o C o n t a c t E m a i l L b l > +         < B i l l T o C o n t a c t E m a i l L b l   E l e m e n t T y p e = " C o l u m n "   E l e m e n t I d = " 2 9 6 4 7 8 3 6 5 "   D a t a T y p e = " L a b e l " > B i l l T o C o n t a c t E m a i l L b l < / B i l l T o C o n t a c t E m a i l L b l >   
          < B i l l T o C o n t a c t M o b i l e P h o n e N o   E l e m e n t T y p e = " C o l u m n "   E l e m e n t I d = " 2 4 8 4 8 8 6 9 6 "   D a t a T y p e = " T e x t " > B i l l T o C o n t a c t M o b i l e P h o n e N o < / B i l l T o C o n t a c t M o b i l e P h o n e N o >   
-         < B i l l T o C o n t a c t M o b i l e P h o n e N o L b l   E l e m e n t T y p e = " C o l u m n "   E l e m e n t I d = " 2 7 6 3 1 1 3 3 8 "   D a t a T y p e = " T e x t C o n s t " > B i l l T o C o n t a c t M o b i l e P h o n e N o L b l < / B i l l T o C o n t a c t M o b i l e P h o n e N o L b l > +         < B i l l T o C o n t a c t M o b i l e P h o n e N o L b l   E l e m e n t T y p e = " C o l u m n "   E l e m e n t I d = " 2 7 6 3 1 1 3 3 8 "   D a t a T y p e = " L a b e l " > B i l l T o C o n t a c t M o b i l e P h o n e N o L b l < / B i l l T o C o n t a c t M o b i l e P h o n e N o L b l >   
          < B i l l T o C o n t a c t P h o n e N o   E l e m e n t T y p e = " C o l u m n "   E l e m e n t I d = " 3 6 2 4 7 7 4 8 8 "   D a t a T y p e = " T e x t " > B i l l T o C o n t a c t P h o n e N o < / B i l l T o C o n t a c t P h o n e N o >   
-         < B i l l T o C o n t a c t P h o n e N o L b l   E l e m e n t T y p e = " C o l u m n "   E l e m e n t I d = " 2 1 2 3 3 4 5 9 6 6 "   D a t a T y p e = " T e x t C o n s t " > B i l l T o C o n t a c t P h o n e N o L b l < / B i l l T o C o n t a c t P h o n e N o L b l > +         < B i l l T o C o n t a c t P h o n e N o L b l   E l e m e n t T y p e = " C o l u m n "   E l e m e n t I d = " 2 1 2 3 3 4 5 9 6 6 "   D a t a T y p e = " L a b e l " > B i l l T o C o n t a c t P h o n e N o L b l < / B i l l T o C o n t a c t P h o n e N o L b l >   
          < B i l l t o C u s t o m e r N o _ L b l   E l e m e n t T y p e = " C o l u m n "   E l e m e n t I d = " 3 6 9 3 0 7 8 1 3 "   D a t a T y p e = " S t r i n g " > B i l l t o C u s t o m e r N o _ L b l < / B i l l t o C u s t o m e r N o _ L b l >   
@@ -5908,7 +6296,7 @@
  
          < C o m p a n y B a n k A c c o u n t N o   E l e m e n t T y p e = " C o l u m n "   E l e m e n t I d = " 3 0 1 4 0 2 0 4 "   D a t a T y p e = " T e x t " > C o m p a n y B a n k A c c o u n t N o < / C o m p a n y B a n k A c c o u n t N o >   
-         < C o m p a n y B a n k A c c o u n t N o _ L b l   E l e m e n t T y p e = " C o l u m n "   E l e m e n t I d = " 1 0 9 7 7 4 3 3 4 5 "   D a t a T y p e = " T e x t C o n s t " > C o m p a n y B a n k A c c o u n t N o _ L b l < / C o m p a n y B a n k A c c o u n t N o _ L b l > +         < C o m p a n y B a n k A c c o u n t N o _ L b l   E l e m e n t T y p e = " C o l u m n "   E l e m e n t I d = " 1 0 9 7 7 4 3 3 4 5 "   D a t a T y p e = " L a b e l " > C o m p a n y B a n k A c c o u n t N o _ L b l < / C o m p a n y B a n k A c c o u n t N o _ L b l >   
          < C o m p a n y B a n k B r a n c h N o   E l e m e n t T y p e = " C o l u m n "   E l e m e n t I d = " 7 9 3 1 3 3 0 5 7 "   D a t a T y p e = " T e x t " > C o m p a n y B a n k B r a n c h N o < / C o m p a n y B a n k B r a n c h N o >   
@@ -5916,7 +6304,7 @@
  
          < C o m p a n y B a n k N a m e   E l e m e n t T y p e = " C o l u m n "   E l e m e n t I d = " 1 5 3 4 9 0 5 6 0 5 "   D a t a T y p e = " T e x t " > C o m p a n y B a n k N a m e < / C o m p a n y B a n k N a m e >   
-         < C o m p a n y B a n k N a m e _ L b l   E l e m e n t T y p e = " C o l u m n "   E l e m e n t I d = " 1 2 0 4 3 0 7 0 1 4 "   D a t a T y p e = " T e x t C o n s t " > C o m p a n y B a n k N a m e _ L b l < / C o m p a n y B a n k N a m e _ L b l > +         < C o m p a n y B a n k N a m e _ L b l   E l e m e n t T y p e = " C o l u m n "   E l e m e n t I d = " 1 2 0 4 3 0 7 0 1 4 "   D a t a T y p e = " L a b e l " > C o m p a n y B a n k N a m e _ L b l < / C o m p a n y B a n k N a m e _ L b l >   
          < C o m p a n y C u s t o m G i r o   E l e m e n t T y p e = " C o l u m n "   E l e m e n t I d = " 1 6 7 0 4 7 5 7 9 8 "   D a t a T y p e = " T e x t " > C o m p a n y C u s t o m G i r o < / C o m p a n y C u s t o m G i r o >   
@@ -5926,7 +6314,7 @@
  
          < C o m p a n y G i r o N o   E l e m e n t T y p e = " C o l u m n "   E l e m e n t I d = " 1 3 6 0 1 9 6 3 2 0 "   D a t a T y p e = " T e x t " > C o m p a n y G i r o N o < / C o m p a n y G i r o N o >   
-         < C o m p a n y G i r o N o _ L b l   E l e m e n t T y p e = " C o l u m n "   E l e m e n t I d = " 8 6 1 6 0 2 1 1 5 "   D a t a T y p e = " T e x t C o n s t " > C o m p a n y G i r o N o _ L b l < / C o m p a n y G i r o N o _ L b l > +         < C o m p a n y G i r o N o _ L b l   E l e m e n t T y p e = " C o l u m n "   E l e m e n t I d = " 8 6 1 6 0 2 1 1 5 "   D a t a T y p e = " L a b e l " > C o m p a n y G i r o N o _ L b l < / C o m p a n y G i r o N o _ L b l >   
          < C o m p a n y H o m e P a g e   E l e m e n t T y p e = " C o l u m n "   E l e m e n t I d = " 1 9 8 9 1 8 8 7 0 "   D a t a T y p e = " T e x t " > C o m p a n y H o m e P a g e < / C o m p a n y H o m e P a g e >   
@@ -5944,9 +6332,9 @@
  
          < C o m p a n y P h o n e N o   E l e m e n t T y p e = " C o l u m n "   E l e m e n t I d = " 2 5 0 4 4 0 6 5 5 "   D a t a T y p e = " T e x t " > C o m p a n y P h o n e N o < / C o m p a n y P h o n e N o >   
-         < C o m p a n y P h o n e N o _ L b l   E l e m e n t T y p e = " C o l u m n "   E l e m e n t I d = " 5 5 8 5 9 3 5 8 6 "   D a t a T y p e = " T e x t C o n s t " > C o m p a n y P h o n e N o _ L b l < / C o m p a n y P h o n e N o _ L b l > - 
-         < C o m p a n y P i c t u r e   E l e m e n t T y p e = " C o l u m n "   E l e m e n t I d = " 1 3 9 7 4 1 1 0 7 4 "   D a t a T y p e = " B L O B " / > +         < C o m p a n y P h o n e N o _ L b l   E l e m e n t T y p e = " C o l u m n "   E l e m e n t I d = " 5 5 8 5 9 3 5 8 6 "   D a t a T y p e = " L a b e l " > C o m p a n y P h o n e N o _ L b l < / C o m p a n y P h o n e N o _ L b l > + 
+         < C o m p a n y P i c t u r e   E l e m e n t T y p e = " C o l u m n "   E l e m e n t I d = " 1 3 9 7 4 1 1 0 7 4 "   D a t a T y p e = " B l o b "   / >   
          < C o m p a n y R e g i s t r a t i o n N u m b e r   E l e m e n t T y p e = " C o l u m n "   E l e m e n t I d = " 2 0 2 3 6 3 9 4 2 4 "   D a t a T y p e = " T e x t " > C o m p a n y R e g i s t r a t i o n N u m b e r < / C o m p a n y R e g i s t r a t i o n N u m b e r >   
@@ -5964,7 +6352,7 @@
  
          < C o m p a n y V A T R e g N o _ L b l   E l e m e n t T y p e = " C o l u m n "   E l e m e n t I d = " 7 7 3 2 0 1 5 0 1 "   D a t a T y p e = " T e x t " > C o m p a n y V A T R e g N o _ L b l < / C o m p a n y V A T R e g N o _ L b l >   
-         < C o p y _ L b l   E l e m e n t T y p e = " C o l u m n "   E l e m e n t I d = " 6 0 4 7 8 2 7 8 1 "   D a t a T y p e = " T e x t C o n s t " > C o p y _ L b l < / C o p y _ L b l > +         < C o p y _ L b l   E l e m e n t T y p e = " C o l u m n "   E l e m e n t I d = " 6 0 4 7 8 2 7 8 1 "   D a t a T y p e = " L a b e l " > C o p y _ L b l < / C o p y _ L b l >   
          < C u s t o m e r A d d r e s s 1   E l e m e n t T y p e = " C o l u m n "   E l e m e n t I d = " 1 8 0 1 9 6 6 4 5 4 "   D a t a T y p e = " T e x t " > C u s t o m e r A d d r e s s 1 < / C u s t o m e r A d d r e s s 1 >   
@@ -5992,13 +6380,13 @@
  
          < D o c u m e n t N o   E l e m e n t T y p e = " C o l u m n "   E l e m e n t I d = " 9 7 0 3 5 0 5 3 9 "   D a t a T y p e = " C o d e " > D o c u m e n t N o < / D o c u m e n t N o >   
-         < D o c u m e n t N o _ L b l   E l e m e n t T y p e = " C o l u m n "   E l e m e n t I d = " 7 8 9 7 9 5 9 7 8 "   D a t a T y p e = " T e x t C o n s t " > D o c u m e n t N o _ L b l < / D o c u m e n t N o _ L b l > +         < D o c u m e n t N o _ L b l   E l e m e n t T y p e = " C o l u m n "   E l e m e n t I d = " 7 8 9 7 9 5 9 7 8 "   D a t a T y p e = " L a b e l " > D o c u m e n t N o _ L b l < / D o c u m e n t N o _ L b l >   
          < D u e D a t e   E l e m e n t T y p e = " C o l u m n "   E l e m e n t I d = " 7 4 5 1 7 0 2 0 3 "   D a t a T y p e = " S t r i n g " > D u e D a t e < / D u e D a t e >   
          < D u e D a t e _ L b l   E l e m e n t T y p e = " C o l u m n "   E l e m e n t I d = " 1 6 4 8 2 8 4 6 4 8 "   D a t a T y p e = " S t r i n g " > D u e D a t e _ L b l < / D u e D a t e _ L b l >   
-         < E M a i l _ L b l   E l e m e n t T y p e = " C o l u m n "   E l e m e n t I d = " 1 4 3 8 8 6 8 0 1 2 "   D a t a T y p e = " T e x t C o n s t " > E M a i l _ L b l < / E M a i l _ L b l > +         < E M a i l _ L b l   E l e m e n t T y p e = " C o l u m n "   E l e m e n t I d = " 1 4 3 8 8 6 8 0 1 2 "   D a t a T y p e = " L a b e l " > E M a i l _ L b l < / E M a i l _ L b l >   
          < E x c h a n g e R a t e A s T e x t   E l e m e n t T y p e = " C o l u m n "   E l e m e n t I d = " 5 9 2 9 5 5 8 4 5 "   D a t a T y p e = " T e x t " > E x c h a n g e R a t e A s T e x t < / E x c h a n g e R a t e A s T e x t >   
@@ -6006,61 +6394,61 @@
  
          < E x t D o c N o _ S a l e s H e a d e r _ L b l   E l e m e n t T y p e = " C o l u m n "   E l e m e n t I d = " 3 9 6 6 6 7 4 8 0 "   D a t a T y p e = " S t r i n g " > E x t D o c N o _ S a l e s H e a d e r _ L b l < / E x t D o c N o _ S a l e s H e a d e r _ L b l >   
-         < H o m e P a g e _ L b l   E l e m e n t T y p e = " C o l u m n "   E l e m e n t I d = " 1 4 3 3 5 9 2 3 0 0 "   D a t a T y p e = " T e x t C o n s t " > H o m e P a g e _ L b l < / H o m e P a g e _ L b l > - 
-         < I n v o i c e _ L b l   E l e m e n t T y p e = " C o l u m n "   E l e m e n t I d = " 1 6 2 3 2 0 4 6 6 5 "   D a t a T y p e = " T e x t C o n s t " > I n v o i c e _ L b l < / I n v o i c e _ L b l > - 
-         < I n v o i c e D i s c o u n t A m o u n t _ L b l   E l e m e n t T y p e = " C o l u m n "   E l e m e n t I d = " 1 5 9 3 0 1 2 7 3 6 "   D a t a T y p e = " T e x t C o n s t " > I n v o i c e D i s c o u n t A m o u n t _ L b l < / I n v o i c e D i s c o u n t A m o u n t _ L b l > - 
-         < I n v o i c e D i s c o u n t B a s e A m o u n t _ L b l   E l e m e n t T y p e = " C o l u m n "   E l e m e n t I d = " 2 0 2 9 2 6 6 8 7 5 "   D a t a T y p e = " T e x t C o n s t " > I n v o i c e D i s c o u n t B a s e A m o u n t _ L b l < / I n v o i c e D i s c o u n t B a s e A m o u n t _ L b l > +         < H o m e P a g e _ L b l   E l e m e n t T y p e = " C o l u m n "   E l e m e n t I d = " 1 4 3 3 5 9 2 3 0 0 "   D a t a T y p e = " L a b e l " > H o m e P a g e _ L b l < / H o m e P a g e _ L b l > + 
+         < I n v o i c e D i s c o u n t A m o u n t _ L b l   E l e m e n t T y p e = " C o l u m n "   E l e m e n t I d = " 1 5 9 3 0 1 2 7 3 6 "   D a t a T y p e = " L a b e l " > I n v o i c e D i s c o u n t A m o u n t _ L b l < / I n v o i c e D i s c o u n t A m o u n t _ L b l > + 
+         < I n v o i c e D i s c o u n t B a s e A m o u n t _ L b l   E l e m e n t T y p e = " C o l u m n "   E l e m e n t I d = " 2 0 2 9 2 6 6 8 7 5 "   D a t a T y p e = " L a b e l " > I n v o i c e D i s c o u n t B a s e A m o u n t _ L b l < / I n v o i c e D i s c o u n t B a s e A m o u n t _ L b l > + 
+         < I n v o i c e _ L b l   E l e m e n t T y p e = " C o l u m n "   E l e m e n t I d = " 1 6 2 3 2 0 4 6 6 5 "   D a t a T y p e = " L a b e l " > I n v o i c e _ L b l < / I n v o i c e _ L b l >   
          < L e g a l E n t i t y T y p e   E l e m e n t T y p e = " C o l u m n "   E l e m e n t I d = " 2 0 5 1 8 7 3 5 6 3 "   D a t a T y p e = " T e x t " > L e g a l E n t i t y T y p e < / L e g a l E n t i t y T y p e >   
          < L e g a l E n t i t y T y p e _ L b l   E l e m e n t T y p e = " C o l u m n "   E l e m e n t I d = " 2 0 8 0 2 2 4 7 9 2 "   D a t a T y p e = " T e x t " > L e g a l E n t i t y T y p e _ L b l < / L e g a l E n t i t y T y p e _ L b l >   
-         < L i n e A m o u n t A f t e r I n v o i c e D i s c o u n t _ L b l   E l e m e n t T y p e = " C o l u m n "   E l e m e n t I d = " 6 7 3 7 2 1 0 9 4 "   D a t a T y p e = " T e x t C o n s t " > L i n e A m o u n t A f t e r I n v o i c e D i s c o u n t _ L b l < / L i n e A m o u n t A f t e r I n v o i c e D i s c o u n t _ L b l > - 
-         < L o c a l C u r r e n c y _ L b l   E l e m e n t T y p e = " C o l u m n "   E l e m e n t I d = " 1 5 5 9 6 9 3 4 2 2 "   D a t a T y p e = " T e x t C o n s t " > L o c a l C u r r e n c y _ L b l < / L o c a l C u r r e n c y _ L b l > - 
-         < P a g e _ L b l   E l e m e n t T y p e = " C o l u m n "   E l e m e n t I d = " 6 8 0 6 4 8 0 9 1 "   D a t a T y p e = " T e x t C o n s t " > P a g e _ L b l < / P a g e _ L b l > +         < L i n e A m o u n t A f t e r I n v o i c e D i s c o u n t _ L b l   E l e m e n t T y p e = " C o l u m n "   E l e m e n t I d = " 6 7 3 7 2 1 0 9 4 "   D a t a T y p e = " L a b e l " > L i n e A m o u n t A f t e r I n v o i c e D i s c o u n t _ L b l < / L i n e A m o u n t A f t e r I n v o i c e D i s c o u n t _ L b l > + 
+         < L o c a l C u r r e n c y _ L b l   E l e m e n t T y p e = " C o l u m n "   E l e m e n t I d = " 1 5 5 9 6 9 3 4 2 2 "   D a t a T y p e = " L a b e l " > L o c a l C u r r e n c y _ L b l < / L o c a l C u r r e n c y _ L b l > + 
+         < P a g e _ L b l   E l e m e n t T y p e = " C o l u m n "   E l e m e n t I d = " 6 8 0 6 4 8 0 9 1 "   D a t a T y p e = " L a b e l " > P a g e _ L b l < / P a g e _ L b l >   
          < P a y m e n t M e t h o d D e s c r i p t i o n   E l e m e n t T y p e = " C o l u m n "   E l e m e n t I d = " 5 8 5 7 5 7 9 7 4 "   D a t a T y p e = " T e x t " > P a y m e n t M e t h o d D e s c r i p t i o n < / P a y m e n t M e t h o d D e s c r i p t i o n >   
-         < P a y m e n t M e t h o d D e s c r i p t i o n _ L b l   E l e m e n t T y p e = " C o l u m n "   E l e m e n t I d = " 7 9 7 1 1 7 3 2 3 "   D a t a T y p e = " T e x t C o n s t " > P a y m e n t M e t h o d D e s c r i p t i o n _ L b l < / P a y m e n t M e t h o d D e s c r i p t i o n _ L b l > +         < P a y m e n t M e t h o d D e s c r i p t i o n _ L b l   E l e m e n t T y p e = " C o l u m n "   E l e m e n t I d = " 7 9 7 1 1 7 3 2 3 "   D a t a T y p e = " L a b e l " > P a y m e n t M e t h o d D e s c r i p t i o n _ L b l < / P a y m e n t M e t h o d D e s c r i p t i o n _ L b l >   
          < P a y m e n t T e r m s D e s c r i p t i o n   E l e m e n t T y p e = " C o l u m n "   E l e m e n t I d = " 2 0 3 8 7 4 2 7 0 0 "   D a t a T y p e = " T e x t " > P a y m e n t T e r m s D e s c r i p t i o n < / P a y m e n t T e r m s D e s c r i p t i o n >   
-         < P a y m e n t T e r m s D e s c r i p t i o n _ L b l   E l e m e n t T y p e = " C o l u m n "   E l e m e n t I d = " 1 8 7 4 4 9 4 3 2 1 "   D a t a T y p e = " T e x t C o n s t " > P a y m e n t T e r m s D e s c r i p t i o n _ L b l < / P a y m e n t T e r m s D e s c r i p t i o n _ L b l > +         < P a y m e n t T e r m s D e s c r i p t i o n _ L b l   E l e m e n t T y p e = " C o l u m n "   E l e m e n t I d = " 1 8 7 4 4 9 4 3 2 1 "   D a t a T y p e = " L a b e l " > P a y m e n t T e r m s D e s c r i p t i o n _ L b l < / P a y m e n t T e r m s D e s c r i p t i o n _ L b l >   
          < P r i c e s I n c l u d i n g V A T   E l e m e n t T y p e = " C o l u m n "   E l e m e n t I d = " 5 1 8 8 1 7 1 6 7 "   D a t a T y p e = " B o o l e a n " > P r i c e s I n c l u d i n g V A T < / P r i c e s I n c l u d i n g V A T >   
+         < P r i c e s I n c l u d i n g V A T Y e s N o   E l e m e n t T y p e = " C o l u m n "   E l e m e n t I d = " 1 4 1 1 1 4 7 5 9 9 "   D a t a T y p e = " S t r i n g " > P r i c e s I n c l u d i n g V A T Y e s N o < / P r i c e s I n c l u d i n g V A T Y e s N o > + 
          < P r i c e s I n c l u d i n g V A T _ L b l   E l e m e n t T y p e = " C o l u m n "   E l e m e n t I d = " 1 3 7 7 9 7 9 4 4 4 "   D a t a T y p e = " S t r i n g " > P r i c e s I n c l u d i n g V A T _ L b l < / P r i c e s I n c l u d i n g V A T _ L b l >   
-         < P r i c e s I n c l u d i n g V A T Y e s N o   E l e m e n t T y p e = " C o l u m n "   E l e m e n t I d = " 1 4 1 1 1 4 7 5 9 9 "   D a t a T y p e = " S t r i n g " > P r i c e s I n c l u d i n g V A T Y e s N o < / P r i c e s I n c l u d i n g V A T Y e s N o > - 
          < Q u o t e N o   E l e m e n t T y p e = " C o l u m n "   E l e m e n t I d = " 1 5 2 1 5 3 3 0 4 6 "   D a t a T y p e = " C o d e " > Q u o t e N o < / Q u o t e N o >   
          < Q u o t e N o _ L b l   E l e m e n t T y p e = " C o l u m n "   E l e m e n t I d = " 1 0 3 1 9 0 2 3 5 7 "   D a t a T y p e = " S t r i n g " > Q u o t e N o _ L b l < / Q u o t e N o _ L b l >   
-         < S a l e s I n v o i c e L i n e D i s c o u n t _ L b l   E l e m e n t T y p e = " C o l u m n "   E l e m e n t I d = " 6 6 4 6 0 1 5 8 2 "   D a t a T y p e = " T e x t C o n s t " > S a l e s I n v o i c e L i n e D i s c o u n t _ L b l < / S a l e s I n v o i c e L i n e D i s c o u n t _ L b l > - 
-         < S a l e s P e r s o n _ L b l   E l e m e n t T y p e = " C o l u m n "   E l e m e n t I d = " 1 5 6 4 1 9 6 3 6 5 "   D a t a T y p e = " T e x t C o n s t " > S a l e s P e r s o n _ L b l < / S a l e s P e r s o n _ L b l > +         < S a l e s I n v o i c e L i n e D i s c o u n t _ L b l   E l e m e n t T y p e = " C o l u m n "   E l e m e n t I d = " 6 6 4 6 0 1 5 8 2 "   D a t a T y p e = " L a b e l " > S a l e s I n v o i c e L i n e D i s c o u n t _ L b l < / S a l e s I n v o i c e L i n e D i s c o u n t _ L b l >   
          < S a l e s P e r s o n N a m e   E l e m e n t T y p e = " C o l u m n "   E l e m e n t I d = " 8 7 1 4 9 2 9 8 3 "   D a t a T y p e = " T e x t " > S a l e s P e r s o n N a m e < / S a l e s P e r s o n N a m e >   
          < S a l e s P e r s o n T e x t _ L b l   E l e m e n t T y p e = " C o l u m n "   E l e m e n t I d = " 7 4 6 2 5 9 5 4 4 "   D a t a T y p e = " T e x t " > S a l e s P e r s o n T e x t _ L b l < / S a l e s P e r s o n T e x t _ L b l >   
+         < S a l e s P e r s o n _ L b l   E l e m e n t T y p e = " C o l u m n "   E l e m e n t I d = " 1 5 6 4 1 9 6 3 6 5 "   D a t a T y p e = " L a b e l " > S a l e s P e r s o n _ L b l < / S a l e s P e r s o n _ L b l > + 
          < S e l l T o C o n t a c t E m a i l   E l e m e n t T y p e = " C o l u m n "   E l e m e n t I d = " 2 6 2 8 2 4 5 6 4 "   D a t a T y p e = " T e x t " > S e l l T o C o n t a c t E m a i l < / S e l l T o C o n t a c t E m a i l >   
-         < S e l l T o C o n t a c t E m a i l L b l   E l e m e n t T y p e = " C o l u m n "   E l e m e n t I d = " 3 7 0 9 2 0 3 7 4 "   D a t a T y p e = " T e x t C o n s t " > S e l l T o C o n t a c t E m a i l L b l < / S e l l T o C o n t a c t E m a i l L b l > +         < S e l l T o C o n t a c t E m a i l L b l   E l e m e n t T y p e = " C o l u m n "   E l e m e n t I d = " 3 7 0 9 2 0 3 7 4 "   D a t a T y p e = " L a b e l " > S e l l T o C o n t a c t E m a i l L b l < / S e l l T o C o n t a c t E m a i l L b l >   
          < S e l l T o C o n t a c t M o b i l e P h o n e N o   E l e m e n t T y p e = " C o l u m n "   E l e m e n t I d = " 1 8 4 3 5 8 7 4 7 "   D a t a T y p e = " T e x t " > S e l l T o C o n t a c t M o b i l e P h o n e N o < / S e l l T o C o n t a c t M o b i l e P h o n e N o >   
-         < S e l l T o C o n t a c t M o b i l e P h o n e N o L b l   E l e m e n t T y p e = " C o l u m n "   E l e m e n t I d = " 1 4 5 7 5 2 8 4 1 7 "   D a t a T y p e = " T e x t C o n s t " > S e l l T o C o n t a c t M o b i l e P h o n e N o L b l < / S e l l T o C o n t a c t M o b i l e P h o n e N o L b l > +         < S e l l T o C o n t a c t M o b i l e P h o n e N o L b l   E l e m e n t T y p e = " C o l u m n "   E l e m e n t I d = " 1 4 5 7 5 2 8 4 1 7 "   D a t a T y p e = " L a b e l " > S e l l T o C o n t a c t M o b i l e P h o n e N o L b l < / S e l l T o C o n t a c t M o b i l e P h o n e N o L b l >   
          < S e l l T o C o n t a c t P h o n e N o   E l e m e n t T y p e = " C o l u m n "   E l e m e n t I d = " 1 6 1 3 8 2 2 4 8 3 "   D a t a T y p e = " T e x t " > S e l l T o C o n t a c t P h o n e N o < / S e l l T o C o n t a c t P h o n e N o >   
-         < S e l l T o C o n t a c t P h o n e N o L b l   E l e m e n t T y p e = " C o l u m n "   E l e m e n t I d = " 1 0 5 0 6 8 6 8 0 9 "   D a t a T y p e = " T e x t C o n s t " > S e l l T o C o n t a c t P h o n e N o L b l < / S e l l T o C o n t a c t P h o n e N o L b l > +         < S e l l T o C o n t a c t P h o n e N o L b l   E l e m e n t T y p e = " C o l u m n "   E l e m e n t I d = " 1 0 5 0 6 8 6 8 0 9 "   D a t a T y p e = " L a b e l " > S e l l T o C o n t a c t P h o n e N o L b l < / S e l l T o C o n t a c t P h o n e N o L b l >   
          < S e l l t o C u s t o m e r N o   E l e m e n t T y p e = " C o l u m n "   E l e m e n t I d = " 2 0 5 0 6 4 7 3 4 9 "   D a t a T y p e = " C o d e " > S e l l t o C u s t o m e r N o < / S e l l t o C u s t o m e r N o >   
@@ -6070,17 +6458,15 @@
  
          < S e l l T o P h o n e N o   E l e m e n t T y p e = " C o l u m n "   E l e m e n t I d = " 7 5 1 9 3 1 8 4 3 "   D a t a T y p e = " T e x t " > S e l l T o P h o n e N o < / S e l l T o P h o n e N o >   
-         < S h i p m e n t _ L b l   E l e m e n t T y p e = " C o l u m n "   E l e m e n t I d = " 2 0 8 5 7 6 7 1 2 0 "   D a t a T y p e = " T e x t C o n s t " > S h i p m e n t _ L b l < / S h i p m e n t _ L b l > - 
          < S h i p m e n t D a t e   E l e m e n t T y p e = " C o l u m n "   E l e m e n t I d = " 9 3 1 1 1 1 4 6 5 "   D a t a T y p e = " S t r i n g " > S h i p m e n t D a t e < / S h i p m e n t D a t e >   
          < S h i p m e n t D a t e _ L b l   E l e m e n t T y p e = " C o l u m n "   E l e m e n t I d = " 6 1 4 4 0 0 3 6 4 "   D a t a T y p e = " S t r i n g " > S h i p m e n t D a t e _ L b l < / S h i p m e n t D a t e _ L b l >   
          < S h i p m e n t M e t h o d D e s c r i p t i o n   E l e m e n t T y p e = " C o l u m n "   E l e m e n t I d = " 2 0 5 9 4 0 3 2 6 0 "   D a t a T y p e = " T e x t " > S h i p m e n t M e t h o d D e s c r i p t i o n < / S h i p m e n t M e t h o d D e s c r i p t i o n >   
-         < S h i p m e n t M e t h o d D e s c r i p t i o n _ L b l   E l e m e n t T y p e = " C o l u m n "   E l e m e n t I d = " 1 1 7 9 9 7 8 4 6 5 "   D a t a T y p e = " T e x t C o n s t " > S h i p m e n t M e t h o d D e s c r i p t i o n _ L b l < / S h i p m e n t M e t h o d D e s c r i p t i o n _ L b l > - 
-         < S h i p T o A d d r e s s _ L b l   E l e m e n t T y p e = " C o l u m n "   E l e m e n t I d = " 1 6 5 0 5 0 5 0 1 7 "   D a t a T y p e = " T e x t C o n s t " > S h i p T o A d d r e s s _ L b l < / S h i p T o A d d r e s s _ L b l > +         < S h i p m e n t M e t h o d D e s c r i p t i o n _ L b l   E l e m e n t T y p e = " C o l u m n "   E l e m e n t I d = " 1 1 7 9 9 7 8 4 6 5 "   D a t a T y p e = " L a b e l " > S h i p m e n t M e t h o d D e s c r i p t i o n _ L b l < / S h i p m e n t M e t h o d D e s c r i p t i o n _ L b l > + 
+         < S h i p m e n t _ L b l   E l e m e n t T y p e = " C o l u m n "   E l e m e n t I d = " 2 0 8 5 7 6 7 1 2 0 "   D a t a T y p e = " L a b e l " > S h i p m e n t _ L b l < / S h i p m e n t _ L b l >   
          < S h i p T o A d d r e s s 1   E l e m e n t T y p e = " C o l u m n "   E l e m e n t I d = " 1 3 5 7 6 7 2 8 6 1 "   D a t a T y p e = " T e x t " > S h i p T o A d d r e s s 1 < / S h i p T o A d d r e s s 1 >   
@@ -6098,29 +6484,31 @@
  
          < S h i p T o A d d r e s s 8   E l e m e n t T y p e = " C o l u m n "   E l e m e n t I d = " 1 4 9 2 9 9 2 1 7 8 "   D a t a T y p e = " T e x t " > S h i p T o A d d r e s s 8 < / S h i p T o A d d r e s s 8 >   
+         < S h i p T o A d d r e s s _ L b l   E l e m e n t T y p e = " C o l u m n "   E l e m e n t I d = " 1 6 5 0 5 0 5 0 1 7 "   D a t a T y p e = " L a b e l " > S h i p T o A d d r e s s _ L b l < / S h i p T o A d d r e s s _ L b l > + 
          < S h i p T o P h o n e N o   E l e m e n t T y p e = " C o l u m n "   E l e m e n t I d = " 3 6 9 7 0 2 2 5 5 "   D a t a T y p e = " T e x t " > S h i p T o P h o n e N o < / S h i p T o P h o n e N o >   
          < S h o w S h i p p i n g A d d r e s s   E l e m e n t T y p e = " C o l u m n "   E l e m e n t I d = " 1 1 2 0 0 7 1 2 6 6 "   D a t a T y p e = " B o o l e a n " > S h o w S h i p p i n g A d d r e s s < / S h o w S h i p p i n g A d d r e s s >   
          < S h o w W o r k D e s c r i p t i o n   E l e m e n t T y p e = " C o l u m n "   E l e m e n t I d = " 7 8 5 4 6 8 8 6 5 "   D a t a T y p e = " B o o l e a n " > S h o w W o r k D e s c r i p t i o n < / S h o w W o r k D e s c r i p t i o n >   
-         < S u b t o t a l _ L b l   E l e m e n t T y p e = " C o l u m n "   E l e m e n t I d = " 1 9 6 7 7 9 5 1 4 2 "   D a t a T y p e = " T e x t C o n s t " > S u b t o t a l _ L b l < / S u b t o t a l _ L b l > - 
-         < T o t a l _ L b l   E l e m e n t T y p e = " C o l u m n "   E l e m e n t I d = " 1 2 1 0 1 0 0 8 7 8 "   D a t a T y p e = " T e x t C o n s t " > T o t a l _ L b l < / T o t a l _ L b l > - 
-         < V A T A m o u n t _ L b l   E l e m e n t T y p e = " C o l u m n "   E l e m e n t I d = " 1 0 9 4 6 5 7 2 9 "   D a t a T y p e = " T e x t C o n s t " > V A T A m o u n t _ L b l < / V A T A m o u n t _ L b l > - 
-         < V A T A m o u n t S p e c i f i c a t i o n _ L b l   E l e m e n t T y p e = " C o l u m n "   E l e m e n t I d = " 8 7 8 7 0 6 8 4 6 "   D a t a T y p e = " T e x t C o n s t " > V A T A m o u n t S p e c i f i c a t i o n _ L b l < / V A T A m o u n t S p e c i f i c a t i o n _ L b l > - 
-         < V A T B a s e _ L b l   E l e m e n t T y p e = " C o l u m n "   E l e m e n t I d = " 1 8 6 6 1 5 8 2 7 8 "   D a t a T y p e = " T e x t C o n s t " > V A T B a s e _ L b l < / V A T B a s e _ L b l > +         < S u b t o t a l _ L b l   E l e m e n t T y p e = " C o l u m n "   E l e m e n t I d = " 1 9 6 7 7 9 5 1 4 2 "   D a t a T y p e = " L a b e l " > S u b t o t a l _ L b l < / S u b t o t a l _ L b l > + 
+         < T o t a l _ L b l   E l e m e n t T y p e = " C o l u m n "   E l e m e n t I d = " 1 2 1 0 1 0 0 8 7 8 "   D a t a T y p e = " L a b e l " > T o t a l _ L b l < / T o t a l _ L b l > + 
+         < V A T A m o u n t S p e c i f i c a t i o n _ L b l   E l e m e n t T y p e = " C o l u m n "   E l e m e n t I d = " 8 7 8 7 0 6 8 4 6 "   D a t a T y p e = " L a b e l " > V A T A m o u n t S p e c i f i c a t i o n _ L b l < / V A T A m o u n t S p e c i f i c a t i o n _ L b l > + 
+         < V A T A m o u n t _ L b l   E l e m e n t T y p e = " C o l u m n "   E l e m e n t I d = " 1 0 9 4 6 5 7 2 9 "   D a t a T y p e = " L a b e l " > V A T A m o u n t _ L b l < / V A T A m o u n t _ L b l > + 
+         < V A T B a s e _ L b l   E l e m e n t T y p e = " C o l u m n "   E l e m e n t I d = " 1 8 6 6 1 5 8 2 7 8 "   D a t a T y p e = " L a b e l " > V A T B a s e _ L b l < / V A T B a s e _ L b l > + 
+         < V A T C l a u s e s _ L b l   E l e m e n t T y p e = " C o l u m n "   E l e m e n t I d = " 1 3 8 3 9 2 0 0 1 9 "   D a t a T y p e = " L a b e l " > V A T C l a u s e s _ L b l < / V A T C l a u s e s _ L b l >   
          < V A T C l a u s e _ L b l   E l e m e n t T y p e = " C o l u m n "   E l e m e n t I d = " 1 5 7 0 4 9 5 4 9 0 "   D a t a T y p e = " S t r i n g " > V A T C l a u s e _ L b l < / V A T C l a u s e _ L b l >   
-         < V A T C l a u s e s _ L b l   E l e m e n t T y p e = " C o l u m n "   E l e m e n t I d = " 1 3 8 3 9 2 0 0 1 9 "   D a t a T y p e = " T e x t C o n s t " > V A T C l a u s e s _ L b l < / V A T C l a u s e s _ L b l > - 
-         < V A T I d e n t i f i e r _ L b l   E l e m e n t T y p e = " C o l u m n "   E l e m e n t I d = " 1 6 8 6 6 2 3 9 8 4 "   D a t a T y p e = " T e x t C o n s t " > V A T I d e n t i f i e r _ L b l < / V A T I d e n t i f i e r _ L b l > - 
-         < V A T P e r c e n t a g e _ L b l   E l e m e n t T y p e = " C o l u m n "   E l e m e n t I d = " 6 7 6 6 5 4 5 6 5 "   D a t a T y p e = " T e x t C o n s t " > V A T P e r c e n t a g e _ L b l < / V A T P e r c e n t a g e _ L b l > +         < V A T I d e n t i f i e r _ L b l   E l e m e n t T y p e = " C o l u m n "   E l e m e n t I d = " 1 6 8 6 6 2 3 9 8 4 "   D a t a T y p e = " L a b e l " > V A T I d e n t i f i e r _ L b l < / V A T I d e n t i f i e r _ L b l > + 
+         < V A T P e r c e n t a g e _ L b l   E l e m e n t T y p e = " C o l u m n "   E l e m e n t I d = " 6 7 6 6 5 4 5 6 5 "   D a t a T y p e = " L a b e l " > V A T P e r c e n t a g e _ L b l < / V A T P e r c e n t a g e _ L b l >   
          < V A T R e g i s t r a t i o n N o   E l e m e n t T y p e = " C o l u m n "   E l e m e n t I d = " 1 8 8 9 1 9 5 4 0 2 "   D a t a T y p e = " T e x t " > V A T R e g i s t r a t i o n N o < / V A T R e g i s t r a t i o n N o >   
@@ -6156,10 +6544,10 @@
  
              < L i n e A m o u n t _ L i n e _ L b l   E l e m e n t T y p e = " C o l u m n "   E l e m e n t I d = " 9 9 2 9 0 1 8 4 5 "   D a t a T y p e = " S t r i n g " > L i n e A m o u n t _ L i n e _ L b l < / L i n e A m o u n t _ L i n e _ L b l >   
+             < L i n e D i s c o u n t P e r c e n t T e x t _ L i n e   E l e m e n t T y p e = " C o l u m n "   E l e m e n t I d = " 6 1 3 1 3 5 1 9 "   D a t a T y p e = " T e x t " > L i n e D i s c o u n t P e r c e n t T e x t _ L i n e < / L i n e D i s c o u n t P e r c e n t T e x t _ L i n e > + 
              < L i n e D i s c o u n t P e r c e n t _ L i n e   E l e m e n t T y p e = " C o l u m n "   E l e m e n t I d = " 9 0 7 8 2 7 4 3 6 "   D a t a T y p e = " D e c i m a l " > L i n e D i s c o u n t P e r c e n t _ L i n e < / L i n e D i s c o u n t P e r c e n t _ L i n e >   
-             < L i n e D i s c o u n t P e r c e n t T e x t _ L i n e   E l e m e n t T y p e = " C o l u m n "   E l e m e n t I d = " 6 1 3 1 3 5 1 9 "   D a t a T y p e = " T e x t " > L i n e D i s c o u n t P e r c e n t T e x t _ L i n e < / L i n e D i s c o u n t P e r c e n t T e x t _ L i n e > - 
              < L i n e N o _ L i n e   E l e m e n t T y p e = " C o l u m n "   E l e m e n t I d = " 6 9 8 9 8 5 9 7 9 "   D a t a T y p e = " I n t e g e r " > L i n e N o _ L i n e < / L i n e N o _ L i n e >   
              < P l a n n e d S h i p m e n t D a t e _ L i n e   E l e m e n t T y p e = " C o l u m n "   E l e m e n t I d = " 1 0 4 5 5 7 6 0 9 2 "   D a t a T y p e = " S t r i n g " > P l a n n e d S h i p m e n t D a t e _ L i n e < / P l a n n e d S h i p m e n t D a t e _ L i n e > @@ -6172,7 +6560,7 @@
  
              < S h i p m e n t D a t e _ L i n e   E l e m e n t T y p e = " C o l u m n "   E l e m e n t I d = " 1 6 7 3 3 7 5 4 1 6 "   D a t a T y p e = " S t r i n g " > S h i p m e n t D a t e _ L i n e < / S h i p m e n t D a t e _ L i n e >   
-             < S h i p m e n t D a t e _ L i n e _ L b l   E l e m e n t T y p e = " C o l u m n "   E l e m e n t I d = " 8 5 3 2 2 4 3 6 3 "   D a t a T y p e = " T e x t C o n s t " > S h i p m e n t D a t e _ L i n e _ L b l < / S h i p m e n t D a t e _ L i n e _ L b l > +             < S h i p m e n t D a t e _ L i n e _ L b l   E l e m e n t T y p e = " C o l u m n "   E l e m e n t I d = " 8 5 3 2 2 4 3 6 3 "   D a t a T y p e = " L a b e l " > S h i p m e n t D a t e _ L i n e _ L b l < / S h i p m e n t D a t e _ L i n e _ L b l >   
              < T r a n s H e a d e r A m o u n t   E l e m e n t T y p e = " C o l u m n "   E l e m e n t I d = " 2 0 2 8 3 0 6 2 7 6 "   D a t a T y p e = " D e c i m a l " > T r a n s H e a d e r A m o u n t < / T r a n s H e a d e r A m o u n t >   
@@ -6208,28 +6596,6 @@
  
              < / A s s e m b l y L i n e >   
-             < S e r v i c e C o m m i t m e n t H e a d e r F o r S a l e s L i n e   E l e m e n t T y p e = " D a t a I t e m "   E l e m e n t I d = " 2 6 0 5 7 5 8 7 1 " > - 
-                 < S e r v i c e C o m m i t m e n t F o r L i n e D e s c r i p t i o n _ L b l   E l e m e n t T y p e = " C o l u m n "   E l e m e n t I d = " 1 8 3 9 3 2 6 6 6 7 "   D a t a T y p e = " T e x t " > S e r v i c e C o m m i t m e n t F o r L i n e D e s c r i p t i o n _ L b l < / S e r v i c e C o m m i t m e n t F o r L i n e D e s c r i p t i o n _ L b l > - 
-                 < S e r v i c e C o m m i t m e n t F o r L i n e D i s c o u n t _ L b l   E l e m e n t T y p e = " C o l u m n "   E l e m e n t I d = " 1 8 3 7 0 5 0 1 8 "   D a t a T y p e = " T e x t " > S e r v i c e C o m m i t m e n t F o r L i n e D i s c o u n t _ L b l < / S e r v i c e C o m m i t m e n t F o r L i n e D i s c o u n t _ L b l > - 
-                 < S e r v i c e C o m m i t m e n t F o r L i n e P r i c e _ L b l   E l e m e n t T y p e = " C o l u m n "   E l e m e n t I d = " 6 1 5 0 7 0 4 9 4 "   D a t a T y p e = " T e x t " > S e r v i c e C o m m i t m e n t F o r L i n e P r i c e _ L b l < / S e r v i c e C o m m i t m e n t F o r L i n e P r i c e _ L b l > - 
-                 < S e r v i c e C o m m i t m e n t F o r L i n e   E l e m e n t T y p e = " D a t a I t e m "   E l e m e n t I d = " 1 8 0 1 1 0 3 3 4 6 " > - 
-                     < S e r v i c e C o m m i t m e n t F o r L i n e D e s c r i p t i o n   E l e m e n t T y p e = " C o l u m n "   E l e m e n t I d = " 2 0 7 8 7 8 2 3 2 "   D a t a T y p e = " T e x t " > S e r v i c e C o m m i t m e n t F o r L i n e D e s c r i p t i o n < / S e r v i c e C o m m i t m e n t F o r L i n e D e s c r i p t i o n > - 
-                     < S e r v i c e C o m m i t m e n t F o r L i n e D i s c o u n t   E l e m e n t T y p e = " C o l u m n "   E l e m e n t I d = " 1 7 2 0 3 2 4 3 4 7 "   D a t a T y p e = " T e x t " > S e r v i c e C o m m i t m e n t F o r L i n e D i s c o u n t < / S e r v i c e C o m m i t m e n t F o r L i n e D i s c o u n t > - 
-                     < S e r v i c e C o m m i t m e n t F o r L i n e L i n e N o   E l e m e n t T y p e = " C o l u m n "   E l e m e n t I d = " 3 6 6 2 2 9 7 5 3 "   D a t a T y p e = " I n t e g e r " > S e r v i c e C o m m i t m e n t F o r L i n e L i n e N o < / S e r v i c e C o m m i t m e n t F o r L i n e L i n e N o > - 
-                     < S e r v i c e C o m m i t m e n t F o r L i n e P r i c e   E l e m e n t T y p e = " C o l u m n "   E l e m e n t I d = " 1 6 5 6 4 4 5 1 "   D a t a T y p e = " T e x t " > S e r v i c e C o m m i t m e n t F o r L i n e P r i c e < / S e r v i c e C o m m i t m e n t F o r L i n e P r i c e > - 
-                 < / S e r v i c e C o m m i t m e n t F o r L i n e > - 
-             < / S e r v i c e C o m m i t m e n t H e a d e r F o r S a l e s L i n e > - 
          < / L i n e >   
          < W o r k D e s c r i p t i o n L i n e s   E l e m e n t T y p e = " D a t a I t e m "   E l e m e n t I d = " 2 7 6 8 1 9 4 4 7 " > @@ -6256,22 +6622,22 @@
  
              < N o O f V A T I d e n t i f i e r s   E l e m e n t T y p e = " C o l u m n "   E l e m e n t I d = " 1 1 5 3 2 6 3 0 2 6 "   D a t a T y p e = " I n t e g e r " > N o O f V A T I d e n t i f i e r s < / N o O f V A T I d e n t i f i e r s >   
+             < V A T A m o u n t L C Y _ V A T A m o u n t L i n e   E l e m e n t T y p e = " C o l u m n "   E l e m e n t I d = " 1 5 8 1 9 9 4 3 5 0 "   D a t a T y p e = " D e c i m a l " > V A T A m o u n t L C Y _ V A T A m o u n t L i n e < / V A T A m o u n t L C Y _ V A T A m o u n t L i n e > + 
+             < V A T A m o u n t L C Y _ V A T A m o u n t L i n e _ L b l   E l e m e n t T y p e = " C o l u m n "   E l e m e n t I d = " 9 2 3 0 0 3 3 7 "   D a t a T y p e = " L a b e l " > V A T A m o u n t L C Y _ V A T A m o u n t L i n e _ L b l < / V A T A m o u n t L C Y _ V A T A m o u n t L i n e _ L b l > + 
              < V A T A m o u n t _ V a t A m o u n t L i n e   E l e m e n t T y p e = " C o l u m n "   E l e m e n t I d = " 1 8 9 1 8 2 0 6 2 0 "   D a t a T y p e = " D e c i m a l " > V A T A m o u n t _ V a t A m o u n t L i n e < / V A T A m o u n t _ V a t A m o u n t L i n e >   
              < V A T A m o u n t _ V a t A m o u n t L i n e _ L b l   E l e m e n t T y p e = " C o l u m n "   E l e m e n t I d = " 1 5 1 3 5 5 5 4 7 3 "   D a t a T y p e = " S t r i n g " > V A T A m o u n t _ V a t A m o u n t L i n e _ L b l < / V A T A m o u n t _ V a t A m o u n t L i n e _ L b l >   
-             < V A T A m o u n t L C Y _ V A T A m o u n t L i n e   E l e m e n t T y p e = " C o l u m n "   E l e m e n t I d = " 1 5 8 1 9 9 4 3 5 0 "   D a t a T y p e = " D e c i m a l " > V A T A m o u n t L C Y _ V A T A m o u n t L i n e < / V A T A m o u n t L C Y _ V A T A m o u n t L i n e > - 
-             < V A T A m o u n t L C Y _ V A T A m o u n t L i n e _ L b l   E l e m e n t T y p e = " C o l u m n "   E l e m e n t I d = " 9 2 3 0 0 3 3 7 "   D a t a T y p e = " T e x t C o n s t " > V A T A m o u n t L C Y _ V A T A m o u n t L i n e _ L b l < / V A T A m o u n t L C Y _ V A T A m o u n t L i n e _ L b l > +             < V A T B a s e L C Y _ V A T A m o u n t L i n e   E l e m e n t T y p e = " C o l u m n "   E l e m e n t I d = " 1 8 6 0 9 4 5 6 3 5 "   D a t a T y p e = " D e c i m a l " > V A T B a s e L C Y _ V A T A m o u n t L i n e < / V A T B a s e L C Y _ V A T A m o u n t L i n e > + 
+             < V A T B a s e L C Y _ V A T A m o u n t L i n e _ L b l   E l e m e n t T y p e = " C o l u m n "   E l e m e n t I d = " 1 2 3 6 4 6 7 9 9 8 "   D a t a T y p e = " L a b e l " > V A T B a s e L C Y _ V A T A m o u n t L i n e _ L b l < / V A T B a s e L C Y _ V A T A m o u n t L i n e _ L b l >   
              < V A T B a s e _ V a t A m o u n t L i n e   E l e m e n t T y p e = " C o l u m n "   E l e m e n t I d = " 1 4 5 8 9 3 7 8 1 9 "   D a t a T y p e = " D e c i m a l " > V A T B a s e _ V a t A m o u n t L i n e < / V A T B a s e _ V a t A m o u n t L i n e >   
              < V A T B a s e _ V a t A m o u n t L i n e _ L b l   E l e m e n t T y p e = " C o l u m n "   E l e m e n t I d = " 1 6 9 1 3 0 2 4 8 8 "   D a t a T y p e = " S t r i n g " > V A T B a s e _ V a t A m o u n t L i n e _ L b l < / V A T B a s e _ V a t A m o u n t L i n e _ L b l >   
-             < V A T B a s e L C Y _ V A T A m o u n t L i n e   E l e m e n t T y p e = " C o l u m n "   E l e m e n t I d = " 1 8 6 0 9 4 5 6 3 5 "   D a t a T y p e = " D e c i m a l " > V A T B a s e L C Y _ V A T A m o u n t L i n e < / V A T B a s e L C Y _ V A T A m o u n t L i n e > - 
-             < V A T B a s e L C Y _ V A T A m o u n t L i n e _ L b l   E l e m e n t T y p e = " C o l u m n "   E l e m e n t I d = " 1 2 3 6 4 6 7 9 9 8 "   D a t a T y p e = " T e x t C o n s t " > V A T B a s e L C Y _ V A T A m o u n t L i n e _ L b l < / V A T B a s e L C Y _ V A T A m o u n t L i n e _ L b l > - 
              < V A T I d e n t i f i e r _ V a t A m o u n t L i n e   E l e m e n t T y p e = " C o l u m n "   E l e m e n t I d = " 1 1 4 2 0 7 0 0 3 5 "   D a t a T y p e = " C o d e " > V A T I d e n t i f i e r _ V a t A m o u n t L i n e < / V A T I d e n t i f i e r _ V a t A m o u n t L i n e >   
              < V A T I d e n t i f i e r _ V a t A m o u n t L i n e _ L b l   E l e m e n t T y p e = " C o l u m n "   E l e m e n t I d = " 8 6 4 5 0 4 5 0 "   D a t a T y p e = " S t r i n g " > V A T I d e n t i f i e r _ V a t A m o u n t L i n e _ L b l < / V A T I d e n t i f i e r _ V a t A m o u n t L i n e _ L b l > @@ -6288,10 +6654,10 @@
  
              < C o d e _ V A T C l a u s e L i n e _ L b l   E l e m e n t T y p e = " C o l u m n "   E l e m e n t I d = " 4 6 1 5 3 3 0 2 "   D a t a T y p e = " S t r i n g " > C o d e _ V A T C l a u s e L i n e _ L b l < / C o d e _ V A T C l a u s e L i n e _ L b l >   
+             < D e s c r i p t i o n 2 _ V A T C l a u s e L i n e   E l e m e n t T y p e = " C o l u m n "   E l e m e n t I d = " 1 3 7 9 6 6 7 4 7 0 "   D a t a T y p e = " T e x t " > D e s c r i p t i o n 2 _ V A T C l a u s e L i n e < / D e s c r i p t i o n 2 _ V A T C l a u s e L i n e > + 
              < D e s c r i p t i o n _ V A T C l a u s e L i n e   E l e m e n t T y p e = " C o l u m n "   E l e m e n t I d = " 1 3 0 5 5 4 5 9 2 4 "   D a t a T y p e = " T e x t " > D e s c r i p t i o n _ V A T C l a u s e L i n e < / D e s c r i p t i o n _ V A T C l a u s e L i n e >   
-             < D e s c r i p t i o n 2 _ V A T C l a u s e L i n e   E l e m e n t T y p e = " C o l u m n "   E l e m e n t I d = " 1 3 7 9 6 6 7 4 7 0 "   D a t a T y p e = " T e x t " > D e s c r i p t i o n 2 _ V A T C l a u s e L i n e < / D e s c r i p t i o n 2 _ V A T C l a u s e L i n e > - 
              < N o O f V A T C l a u s e s   E l e m e n t T y p e = " C o l u m n "   E l e m e n t I d = " 7 5 6 4 1 7 3 9 2 "   D a t a T y p e = " I n t e g e r " > N o O f V A T C l a u s e s < / N o O f V A T C l a u s e s >   
              < V A T A m o u n t _ V A T C l a u s e L i n e   E l e m e n t T y p e = " C o l u m n "   E l e m e n t I d = " 2 2 2 4 6 9 0 5 9 "   D a t a T y p e = " D e c i m a l " > V A T A m o u n t _ V A T C l a u s e L i n e < / V A T A m o u n t _ V A T C l a u s e L i n e > @@ -6302,10 +6668,10 @@
  
          < R e p o r t T o t a l s L i n e   E l e m e n t T y p e = " D a t a I t e m "   E l e m e n t I d = " 2 1 2 2 5 4 9 8 3 6 " >   
+             < A m o u n t F o r m a t t e d _ R e p o r t T o t a l s L i n e   E l e m e n t T y p e = " C o l u m n "   E l e m e n t I d = " 1 5 0 6 1 3 6 8 2 5 "   D a t a T y p e = " T e x t " > A m o u n t F o r m a t t e d _ R e p o r t T o t a l s L i n e < / A m o u n t F o r m a t t e d _ R e p o r t T o t a l s L i n e > + 
              < A m o u n t _ R e p o r t T o t a l s L i n e   E l e m e n t T y p e = " C o l u m n "   E l e m e n t I d = " 4 1 9 9 1 8 3 6 9 "   D a t a T y p e = " D e c i m a l " > A m o u n t _ R e p o r t T o t a l s L i n e < / A m o u n t _ R e p o r t T o t a l s L i n e >   
-             < A m o u n t F o r m a t t e d _ R e p o r t T o t a l s L i n e   E l e m e n t T y p e = " C o l u m n "   E l e m e n t I d = " 1 5 0 6 1 3 6 8 2 5 "   D a t a T y p e = " T e x t " > A m o u n t F o r m a t t e d _ R e p o r t T o t a l s L i n e < / A m o u n t F o r m a t t e d _ R e p o r t T o t a l s L i n e > - 
              < D e s c r i p t i o n _ R e p o r t T o t a l s L i n e   E l e m e n t T y p e = " C o l u m n "   E l e m e n t I d = " 5 8 1 9 9 6 0 6 7 "   D a t a T y p e = " T e x t " > D e s c r i p t i o n _ R e p o r t T o t a l s L i n e < / D e s c r i p t i o n _ R e p o r t T o t a l s L i n e >   
              < F o n t B o l d _ R e p o r t T o t a l s L i n e   E l e m e n t T y p e = " C o l u m n "   E l e m e n t I d = " 9 4 6 5 4 0 5 4 9 "   D a t a T y p e = " B o o l e a n " > F o n t B o l d _ R e p o r t T o t a l s L i n e < / F o n t B o l d _ R e p o r t T o t a l s L i n e > @@ -6314,33 +6680,13 @@
  
          < / R e p o r t T o t a l s L i n e >   
-         < S e r v i c e C o m m i t m e n t F o r L i n e C a p t i o n   E l e m e n t T y p e = " D a t a I t e m "   E l e m e n t I d = " 4 5 5 8 5 1 6 0 0 " > - 
-             < S e r v i c e C o m m i t m e n t F o r L i n e T o t a l T e x t _ L b l   E l e m e n t T y p e = " C o l u m n "   E l e m e n t I d = " 9 9 6 5 4 9 8 5 2 "   D a t a T y p e = " T e x t " > S e r v i c e C o m m i t m e n t F o r L i n e T o t a l T e x t _ L b l < / S e r v i c e C o m m i t m e n t F o r L i n e T o t a l T e x t _ L b l > - 
-         < / S e r v i c e C o m m i t m e n t F o r L i n e C a p t i o n > - 
-         < S e r v i c e C o m m i t m e n t s G r o u p   E l e m e n t T y p e = " D a t a I t e m "   E l e m e n t I d = " 1 9 6 6 6 9 4 9 2 7 " > - 
-             < S e r v i c e C o m m i t m e n t s G r o u p P e r P e r i o d   E l e m e n t T y p e = " D a t a I t e m "   E l e m e n t I d = " 1 0 7 5 7 2 7 7 9 7 " > - 
-                 < S e r v i c e C o m m i t m e n t s G r o u p P e r P e r i o d N a m e   E l e m e n t T y p e = " C o l u m n "   E l e m e n t I d = " 1 5 2 1 8 3 1 0 2 2 "   D a t a T y p e = " T e x t " > S e r v i c e C o m m i t m e n t s G r o u p P e r P e r i o d N a m e < / S e r v i c e C o m m i t m e n t s G r o u p P e r P e r i o d N a m e > - 
-                 < S e r v i c e C o m m i t m e n t s G r o u p P e r P e r i o d T y p e   E l e m e n t T y p e = " C o l u m n "   E l e m e n t I d = " 5 0 6 1 5 7 4 8 5 "   D a t a T y p e = " T e x t " > S e r v i c e C o m m i t m e n t s G r o u p P e r P e r i o d T y p e < / S e r v i c e C o m m i t m e n t s G r o u p P e r P e r i o d T y p e > - 
-                 < S e r v i c e C o m m i t m e n t s G r o u p P e r P e r i o d V a l u e   E l e m e n t T y p e = " C o l u m n "   E l e m e n t I d = " 1 3 9 8 4 4 3 7 0 "   D a t a T y p e = " T e x t " > S e r v i c e C o m m i t m e n t s G r o u p P e r P e r i o d V a l u e < / S e r v i c e C o m m i t m e n t s G r o u p P e r P e r i o d V a l u e > - 
-             < / S e r v i c e C o m m i t m e n t s G r o u p P e r P e r i o d > - 
-         < / S e r v i c e C o m m i t m e n t s G r o u p > - 
          < L e t t e r T e x t   E l e m e n t T y p e = " D a t a I t e m "   E l e m e n t I d = " 1 5 1 0 3 5 3 8 3 4 " >   
-             < B o d y T e x t   E l e m e n t T y p e = " C o l u m n "   E l e m e n t I d = " 1 4 9 7 5 9 8 0 8 "   D a t a T y p e = " T e x t C o n s t " > B o d y T e x t < / B o d y T e x t > - 
-             < C l o s i n g T e x t   E l e m e n t T y p e = " C o l u m n "   E l e m e n t I d = " 5 1 2 1 3 5 9 0 9 "   D a t a T y p e = " T e x t C o n s t " > C l o s i n g T e x t < / C l o s i n g T e x t > - 
-             < G r e e t i n g T e x t   E l e m e n t T y p e = " C o l u m n "   E l e m e n t I d = " 1 1 7 5 2 7 9 2 8 9 "   D a t a T y p e = " T e x t C o n s t " > G r e e t i n g T e x t < / G r e e t i n g T e x t > +             < B o d y T e x t   E l e m e n t T y p e = " C o l u m n "   E l e m e n t I d = " 1 4 9 7 5 9 8 0 8 "   D a t a T y p e = " L a b e l " > B o d y T e x t < / B o d y T e x t > + 
+             < C l o s i n g T e x t   E l e m e n t T y p e = " C o l u m n "   E l e m e n t I d = " 5 1 2 1 3 5 9 0 9 "   D a t a T y p e = " L a b e l " > C l o s i n g T e x t < / C l o s i n g T e x t > + 
+             < G r e e t i n g T e x t   E l e m e n t T y p e = " C o l u m n "   E l e m e n t I d = " 1 1 7 5 2 7 9 2 8 9 "   D a t a T y p e = " L a b e l " > G r e e t i n g T e x t < / G r e e t i n g T e x t >   
              < P m t D i s c T e x t   E l e m e n t T y p e = " C o l u m n "   E l e m e n t I d = " 2 0 1 3 8 4 9 9 4 8 "   D a t a T y p e = " T e x t " > P m t D i s c T e x t < / P m t D i s c T e x t >   
@@ -6385,7 +6731,9 @@
  < / N a v W o r d R e p o r t X m l P a r t > 
 </file>
 
-<file path=customXml/item2.xml>��< ? x m l   v e r s i o n = " 1 . 0 "   e n c o d i n g = " u t f - 1 6 " ? > < N a v W o r d R e p o r t X m l P a r t   x m l n s = " u r n : m i c r o s o f t - d y n a m i c s - n a v / r e p o r t s / S t a n d a r d _ S a l e s _ O r d e r _ C o n f / 1 3 0 5 / " > +<file path=customXml/item2.xml>��< ? x m l   v e r s i o n = " 1 . 0 "   e n c o d i n g = " u t f - 1 6 " ? > + 
+ < N a v W o r d R e p o r t X m l P a r t   x m l n s = " u r n : m i c r o s o f t - d y n a m i c s - n a v / r e p o r t s / S t a n d a r d _ S a l e s _ O r d e r _ C o n f / 1 3 0 5 / " >   
      < B C R e p o r t I n f o r m a t i o n >   
@@ -6449,6 +6797,84 @@
  
          < / R e p o r t R e q u e s t >   
+         < C o m p a n y M e t a d a t a > + 
+             < C o m p a n y N a m e > C o m p a n y   N a m e < / C o m p a n y N a m e > + 
+             < C o m p a n y D i s p l a y N a m e > C o m p a n y   D i s p l a y   N a m e < / C o m p a n y D i s p l a y N a m e > + 
+             < C o m p a n y A d d r e s s L i n e s > + 
+                 < C o m p a n y A d d r e s s L i n e > C o m p a n y   A d d r e s s   L i n e   1 < / C o m p a n y A d d r e s s L i n e > + 
+                 < C o m p a n y A d d r e s s L i n e > C o m p a n y   A d d r e s s   L i n e   2 < / C o m p a n y A d d r e s s L i n e > + 
+                 < C o m p a n y A d d r e s s L i n e > C o m p a n y   A d d r e s s   L i n e   3 < / C o m p a n y A d d r e s s L i n e > + 
+                 < C o m p a n y A d d r e s s L i n e > C o m p a n y   A d d r e s s   L i n e   4 < / C o m p a n y A d d r e s s L i n e > + 
+                 < C o m p a n y A d d r e s s L i n e > C o m p a n y   A d d r e s s   L i n e   5 < / C o m p a n y A d d r e s s L i n e > + 
+                 < C o m p a n y A d d r e s s L i n e > C o m p a n y   A d d r e s s   L i n e   6 < / C o m p a n y A d d r e s s L i n e > + 
+                 < C o m p a n y A d d r e s s L i n e > C o m p a n y   A d d r e s s   L i n e   7 < / C o m p a n y A d d r e s s L i n e > + 
+                 < C o m p a n y A d d r e s s L i n e > C o m p a n y   A d d r e s s   L i n e   8 < / C o m p a n y A d d r e s s L i n e > + 
+             < / C o m p a n y A d d r e s s L i n e s > + 
+             < C o m p a n y P h o n e > C o m p a n y   P h o n e < / C o m p a n y P h o n e > + 
+             < C o m p a n y P h o n e C a p t i o n > C o m p a n y   P h o n e   C a p t i o n < / C o m p a n y P h o n e C a p t i o n > + 
+             < C o m p a n y F a x N o > C o m p a n y   F a x   N o . < / C o m p a n y F a x N o > + 
+             < C o m p a n y F a x N o C a p t i o n > C o m p a n y   F a x   N o .   C a p t i o n < / C o m p a n y F a x N o C a p t i o n > + 
+             < C o m p a n y E m a i l > C o m p a n y   E m a i l < / C o m p a n y E m a i l > + 
+             < C o m p a n y E m a i l C a p t i o n > C o m p a n y   E m a i l   C a p t i o n < / C o m p a n y E m a i l C a p t i o n > + 
+             < C o m p a n y H o m e P a g e > C o m p a n y   H o m e   P a g e < / C o m p a n y H o m e P a g e > + 
+             < C o m p a n y H o m e P a g e C a p t i o n > C o m p a n y   H o m e   P a g e   C a p t i o n < / C o m p a n y H o m e P a g e C a p t i o n > + 
+             < C o m p a n y L o g o > C o m p a n y   L o g o < / C o m p a n y L o g o > + 
+             < C o m p a n y V A T R e g i s t r a t i o n N o > C o m p a n y   V A T   R e g i s t r a t i o n   N o . < / C o m p a n y V A T R e g i s t r a t i o n N o > + 
+             < C o m p a n y V A T R e g i s t r a t i o n N o C a p t i o n > C o m p a n y   V A T   R e g i s t r a t i o n   N o .   C a p t i o n < / C o m p a n y V A T R e g i s t r a t i o n N o C a p t i o n > + 
+             < C o m p a n y R e g i s t r a t i o n N o > C o m p a n y   R e g i s t r a t i o n   N o . < / C o m p a n y R e g i s t r a t i o n N o > + 
+             < C o m p a n y R e g i s t r a t i o n N o C a p t i o n > C o m p a n y   R e g i s t r a t i o n   N o .   C a p t i o n < / C o m p a n y R e g i s t r a t i o n N o C a p t i o n > + 
+             < C o m p a n y B a n k N a m e > C o m p a n y   B a n k   N a m e < / C o m p a n y B a n k N a m e > + 
+             < C o m p a n y B a n k N a m e C a p t i o n > C o m p a n y   B a n k   N a m e   C a p t i o n < / C o m p a n y B a n k N a m e C a p t i o n > + 
+             < C o m p a n y B a n k A c c o u n t N o > C o m p a n y   B a n k   A c c o u n t   N o . < / C o m p a n y B a n k A c c o u n t N o > + 
+             < C o m p a n y B a n k A c c o u n t N o C a p t i o n > C o m p a n y   B a n k   A c c o u n t   N o .   C a p t i o n < / C o m p a n y B a n k A c c o u n t N o C a p t i o n > + 
+             < C o m p a n y B a n k B r a n c h N o > C o m p a n y   B a n k   B r a n c h   N o . < / C o m p a n y B a n k B r a n c h N o > + 
+             < C o m p a n y B a n k B r a n c h N o C a p t i o n > C o m p a n y   B a n k   B r a n c h   N o .   C a p t i o n < / C o m p a n y B a n k B r a n c h N o C a p t i o n > + 
+             < C o m p a n y I B A N > C o m p a n y   I B A N < / C o m p a n y I B A N > + 
+             < C o m p a n y I B A N C a p t i o n > C o m p a n y   I B A N   C a p t i o n < / C o m p a n y I B A N C a p t i o n > + 
+             < C o m p a n y B a n k S W I F T > C o m p a n y   B a n k   S W I F T < / C o m p a n y B a n k S W I F T > + 
+             < C o m p a n y B a n k S W I F T C a p t i o n > C o m p a n y   B a n k   S W I F T   C a p t i o n < / C o m p a n y B a n k S W I F T C a p t i o n > + 
+             < C o m p a n y G i r o N o > C o m p a n y   G i r o   N o . < / C o m p a n y G i r o N o > + 
+             < C o m p a n y G i r o N o C a p t i o n > C o m p a n y   G i r o   N o .   C a p t i o n < / C o m p a n y G i r o N o C a p t i o n > + 
+         < / C o m p a n y M e t a d a t a > + 
      < / B C R e p o r t I n f o r m a t i o n >   
      < H e a d e r > @@ -6525,7 +6951,7 @@
  
          < C o m p a n y P h o n e N o _ L b l > C o m p a n y P h o n e N o _ L b l < / C o m p a n y P h o n e N o _ L b l >   
-         < C o m p a n y P i c t u r e / > +         < C o m p a n y P i c t u r e   / >   
          < C o m p a n y R e g i s t r a t i o n N u m b e r > C o m p a n y R e g i s t r a t i o n N u m b e r < / C o m p a n y R e g i s t r a t i o n N u m b e r >   
@@ -6587,12 +7013,12 @@
  
          < H o m e P a g e _ L b l > H o m e P a g e _ L b l < / H o m e P a g e _ L b l >   
+         < I n v o i c e D i s c o u n t A m o u n t _ L b l > I n v o i c e D i s c o u n t A m o u n t _ L b l < / I n v o i c e D i s c o u n t A m o u n t _ L b l > + 
+         < I n v o i c e D i s c o u n t B a s e A m o u n t _ L b l > I n v o i c e D i s c o u n t B a s e A m o u n t _ L b l < / I n v o i c e D i s c o u n t B a s e A m o u n t _ L b l > + 
          < I n v o i c e _ L b l > I n v o i c e _ L b l < / I n v o i c e _ L b l >   
-         < I n v o i c e D i s c o u n t A m o u n t _ L b l > I n v o i c e D i s c o u n t A m o u n t _ L b l < / I n v o i c e D i s c o u n t A m o u n t _ L b l > - 
-         < I n v o i c e D i s c o u n t B a s e A m o u n t _ L b l > I n v o i c e D i s c o u n t B a s e A m o u n t _ L b l < / I n v o i c e D i s c o u n t B a s e A m o u n t _ L b l > - 
          < L e g a l E n t i t y T y p e > L e g a l E n t i t y T y p e < / L e g a l E n t i t y T y p e >   
          < L e g a l E n t i t y T y p e _ L b l > L e g a l E n t i t y T y p e _ L b l < / L e g a l E n t i t y T y p e _ L b l > @@ -6613,22 +7039,22 @@
  
          < P r i c e s I n c l u d i n g V A T > P r i c e s I n c l u d i n g V A T < / P r i c e s I n c l u d i n g V A T >   
+         < P r i c e s I n c l u d i n g V A T Y e s N o > P r i c e s I n c l u d i n g V A T Y e s N o < / P r i c e s I n c l u d i n g V A T Y e s N o > + 
          < P r i c e s I n c l u d i n g V A T _ L b l > P r i c e s I n c l u d i n g V A T _ L b l < / P r i c e s I n c l u d i n g V A T _ L b l >   
-         < P r i c e s I n c l u d i n g V A T Y e s N o > P r i c e s I n c l u d i n g V A T Y e s N o < / P r i c e s I n c l u d i n g V A T Y e s N o > - 
          < Q u o t e N o > Q u o t e N o < / Q u o t e N o >   
          < Q u o t e N o _ L b l > Q u o t e N o _ L b l < / Q u o t e N o _ L b l >   
          < S a l e s I n v o i c e L i n e D i s c o u n t _ L b l > S a l e s I n v o i c e L i n e D i s c o u n t _ L b l < / S a l e s I n v o i c e L i n e D i s c o u n t _ L b l >   
+         < S a l e s P e r s o n N a m e > S a l e s P e r s o n N a m e < / S a l e s P e r s o n N a m e > + 
+         < S a l e s P e r s o n T e x t _ L b l > S a l e s P e r s o n T e x t _ L b l < / S a l e s P e r s o n T e x t _ L b l > + 
          < S a l e s P e r s o n _ L b l > S a l e s P e r s o n _ L b l < / S a l e s P e r s o n _ L b l >   
-         < S a l e s P e r s o n N a m e > S a l e s P e r s o n N a m e < / S a l e s P e r s o n N a m e > - 
-         < S a l e s P e r s o n T e x t _ L b l > S a l e s P e r s o n T e x t _ L b l < / S a l e s P e r s o n T e x t _ L b l > - 
          < S e l l T o C o n t a c t E m a i l > S e l l T o C o n t a c t E m a i l < / S e l l T o C o n t a c t E m a i l >   
          < S e l l T o C o n t a c t E m a i l L b l > S e l l T o C o n t a c t E m a i l L b l < / S e l l T o C o n t a c t E m a i l L b l > @@ -6649,34 +7075,34 @@
  
          < S e l l T o P h o n e N o > S e l l T o P h o n e N o < / S e l l T o P h o n e N o >   
+         < S h i p m e n t D a t e > S h i p m e n t D a t e < / S h i p m e n t D a t e > + 
+         < S h i p m e n t D a t e _ L b l > S h i p m e n t D a t e _ L b l < / S h i p m e n t D a t e _ L b l > + 
+         < S h i p m e n t M e t h o d D e s c r i p t i o n > S h i p m e n t M e t h o d D e s c r i p t i o n < / S h i p m e n t M e t h o d D e s c r i p t i o n > + 
+         < S h i p m e n t M e t h o d D e s c r i p t i o n _ L b l > S h i p m e n t M e t h o d D e s c r i p t i o n _ L b l < / S h i p m e n t M e t h o d D e s c r i p t i o n _ L b l > + 
          < S h i p m e n t _ L b l > S h i p m e n t _ L b l < / S h i p m e n t _ L b l >   
-         < S h i p m e n t D a t e > S h i p m e n t D a t e < / S h i p m e n t D a t e > - 
-         < S h i p m e n t D a t e _ L b l > S h i p m e n t D a t e _ L b l < / S h i p m e n t D a t e _ L b l > - 
-         < S h i p m e n t M e t h o d D e s c r i p t i o n > S h i p m e n t M e t h o d D e s c r i p t i o n < / S h i p m e n t M e t h o d D e s c r i p t i o n > - 
-         < S h i p m e n t M e t h o d D e s c r i p t i o n _ L b l > S h i p m e n t M e t h o d D e s c r i p t i o n _ L b l < / S h i p m e n t M e t h o d D e s c r i p t i o n _ L b l > +         < S h i p T o A d d r e s s 1 > S h i p T o A d d r e s s 1 < / S h i p T o A d d r e s s 1 > + 
+         < S h i p T o A d d r e s s 2 > S h i p T o A d d r e s s 2 < / S h i p T o A d d r e s s 2 > + 
+         < S h i p T o A d d r e s s 3 > S h i p T o A d d r e s s 3 < / S h i p T o A d d r e s s 3 > + 
+         < S h i p T o A d d r e s s 4 > S h i p T o A d d r e s s 4 < / S h i p T o A d d r e s s 4 > + 
+         < S h i p T o A d d r e s s 5 > S h i p T o A d d r e s s 5 < / S h i p T o A d d r e s s 5 > + 
+         < S h i p T o A d d r e s s 6 > S h i p T o A d d r e s s 6 < / S h i p T o A d d r e s s 6 > + 
+         < S h i p T o A d d r e s s 7 > S h i p T o A d d r e s s 7 < / S h i p T o A d d r e s s 7 > + 
+         < S h i p T o A d d r e s s 8 > S h i p T o A d d r e s s 8 < / S h i p T o A d d r e s s 8 >   
          < S h i p T o A d d r e s s _ L b l > S h i p T o A d d r e s s _ L b l < / S h i p T o A d d r e s s _ L b l >   
-         < S h i p T o A d d r e s s 1 > S h i p T o A d d r e s s 1 < / S h i p T o A d d r e s s 1 > - 
-         < S h i p T o A d d r e s s 2 > S h i p T o A d d r e s s 2 < / S h i p T o A d d r e s s 2 > - 
-         < S h i p T o A d d r e s s 3 > S h i p T o A d d r e s s 3 < / S h i p T o A d d r e s s 3 > - 
-         < S h i p T o A d d r e s s 4 > S h i p T o A d d r e s s 4 < / S h i p T o A d d r e s s 4 > - 
-         < S h i p T o A d d r e s s 5 > S h i p T o A d d r e s s 5 < / S h i p T o A d d r e s s 5 > - 
-         < S h i p T o A d d r e s s 6 > S h i p T o A d d r e s s 6 < / S h i p T o A d d r e s s 6 > - 
-         < S h i p T o A d d r e s s 7 > S h i p T o A d d r e s s 7 < / S h i p T o A d d r e s s 7 > - 
-         < S h i p T o A d d r e s s 8 > S h i p T o A d d r e s s 8 < / S h i p T o A d d r e s s 8 > - 
          < S h i p T o P h o n e N o > S h i p T o P h o n e N o < / S h i p T o P h o n e N o >   
          < S h o w S h i p p i n g A d d r e s s > S h o w S h i p p i n g A d d r e s s < / S h o w S h i p p i n g A d d r e s s > @@ -6687,16 +7113,16 @@
  
          < T o t a l _ L b l > T o t a l _ L b l < / T o t a l _ L b l >   
+         < V A T A m o u n t S p e c i f i c a t i o n _ L b l > V A T A m o u n t S p e c i f i c a t i o n _ L b l < / V A T A m o u n t S p e c i f i c a t i o n _ L b l > + 
          < V A T A m o u n t _ L b l > V A T A m o u n t _ L b l < / V A T A m o u n t _ L b l >   
-         < V A T A m o u n t S p e c i f i c a t i o n _ L b l > V A T A m o u n t S p e c i f i c a t i o n _ L b l < / V A T A m o u n t S p e c i f i c a t i o n _ L b l > - 
          < V A T B a s e _ L b l > V A T B a s e _ L b l < / V A T B a s e _ L b l >   
+         < V A T C l a u s e s _ L b l > V A T C l a u s e s _ L b l < / V A T C l a u s e s _ L b l > + 
          < V A T C l a u s e _ L b l > V A T C l a u s e _ L b l < / V A T C l a u s e _ L b l >   
-         < V A T C l a u s e s _ L b l > V A T C l a u s e s _ L b l < / V A T C l a u s e s _ L b l > - 
          < V A T I d e n t i f i e r _ L b l > V A T I d e n t i f i e r _ L b l < / V A T I d e n t i f i e r _ L b l >   
          < V A T P e r c e n t a g e _ L b l > V A T P e r c e n t a g e _ L b l < / V A T P e r c e n t a g e _ L b l > @@ -6735,10 +7161,10 @@
  
              < L i n e A m o u n t _ L i n e _ L b l > L i n e A m o u n t _ L i n e _ L b l < / L i n e A m o u n t _ L i n e _ L b l >   
+             < L i n e D i s c o u n t P e r c e n t T e x t _ L i n e > L i n e D i s c o u n t P e r c e n t T e x t _ L i n e < / L i n e D i s c o u n t P e r c e n t T e x t _ L i n e > + 
              < L i n e D i s c o u n t P e r c e n t _ L i n e > L i n e D i s c o u n t P e r c e n t _ L i n e < / L i n e D i s c o u n t P e r c e n t _ L i n e >   
-             < L i n e D i s c o u n t P e r c e n t T e x t _ L i n e > L i n e D i s c o u n t P e r c e n t T e x t _ L i n e < / L i n e D i s c o u n t P e r c e n t T e x t _ L i n e > - 
              < L i n e N o _ L i n e > L i n e N o _ L i n e < / L i n e N o _ L i n e >   
              < P l a n n e d S h i p m e n t D a t e _ L i n e > P l a n n e d S h i p m e n t D a t e _ L i n e < / P l a n n e d S h i p m e n t D a t e _ L i n e > @@ -6787,28 +7213,6 @@
  
              < / A s s e m b l y L i n e >   
-             < S e r v i c e C o m m i t m e n t H e a d e r F o r S a l e s L i n e > - 
-                 < S e r v i c e C o m m i t m e n t F o r L i n e D e s c r i p t i o n _ L b l > S e r v i c e C o m m i t m e n t F o r L i n e D e s c r i p t i o n _ L b l < / S e r v i c e C o m m i t m e n t F o r L i n e D e s c r i p t i o n _ L b l > - 
-                 < S e r v i c e C o m m i t m e n t F o r L i n e D i s c o u n t _ L b l > S e r v i c e C o m m i t m e n t F o r L i n e D i s c o u n t _ L b l < / S e r v i c e C o m m i t m e n t F o r L i n e D i s c o u n t _ L b l > - 
-                 < S e r v i c e C o m m i t m e n t F o r L i n e P r i c e _ L b l > S e r v i c e C o m m i t m e n t F o r L i n e P r i c e _ L b l < / S e r v i c e C o m m i t m e n t F o r L i n e P r i c e _ L b l > - 
-                 < S e r v i c e C o m m i t m e n t F o r L i n e > - 
-                     < S e r v i c e C o m m i t m e n t F o r L i n e D e s c r i p t i o n > S e r v i c e C o m m i t m e n t F o r L i n e D e s c r i p t i o n < / S e r v i c e C o m m i t m e n t F o r L i n e D e s c r i p t i o n > - 
-                     < S e r v i c e C o m m i t m e n t F o r L i n e D i s c o u n t > S e r v i c e C o m m i t m e n t F o r L i n e D i s c o u n t < / S e r v i c e C o m m i t m e n t F o r L i n e D i s c o u n t > - 
-                     < S e r v i c e C o m m i t m e n t F o r L i n e L i n e N o > S e r v i c e C o m m i t m e n t F o r L i n e L i n e N o < / S e r v i c e C o m m i t m e n t F o r L i n e L i n e N o > - 
-                     < S e r v i c e C o m m i t m e n t F o r L i n e P r i c e > S e r v i c e C o m m i t m e n t F o r L i n e P r i c e < / S e r v i c e C o m m i t m e n t F o r L i n e P r i c e > - 
-                 < / S e r v i c e C o m m i t m e n t F o r L i n e > - 
-             < / S e r v i c e C o m m i t m e n t H e a d e r F o r S a l e s L i n e > - 
          < / L i n e >   
          < W o r k D e s c r i p t i o n L i n e s > @@ -6835,22 +7239,22 @@
  
              < N o O f V A T I d e n t i f i e r s > N o O f V A T I d e n t i f i e r s < / N o O f V A T I d e n t i f i e r s >   
+             < V A T A m o u n t L C Y _ V A T A m o u n t L i n e > V A T A m o u n t L C Y _ V A T A m o u n t L i n e < / V A T A m o u n t L C Y _ V A T A m o u n t L i n e > + 
+             < V A T A m o u n t L C Y _ V A T A m o u n t L i n e _ L b l > V A T A m o u n t L C Y _ V A T A m o u n t L i n e _ L b l < / V A T A m o u n t L C Y _ V A T A m o u n t L i n e _ L b l > + 
              < V A T A m o u n t _ V a t A m o u n t L i n e > V A T A m o u n t _ V a t A m o u n t L i n e < / V A T A m o u n t _ V a t A m o u n t L i n e >   
              < V A T A m o u n t _ V a t A m o u n t L i n e _ L b l > V A T A m o u n t _ V a t A m o u n t L i n e _ L b l < / V A T A m o u n t _ V a t A m o u n t L i n e _ L b l >   
-             < V A T A m o u n t L C Y _ V A T A m o u n t L i n e > V A T A m o u n t L C Y _ V A T A m o u n t L i n e < / V A T A m o u n t L C Y _ V A T A m o u n t L i n e > - 
-             < V A T A m o u n t L C Y _ V A T A m o u n t L i n e _ L b l > V A T A m o u n t L C Y _ V A T A m o u n t L i n e _ L b l < / V A T A m o u n t L C Y _ V A T A m o u n t L i n e _ L b l > +             < V A T B a s e L C Y _ V A T A m o u n t L i n e > V A T B a s e L C Y _ V A T A m o u n t L i n e < / V A T B a s e L C Y _ V A T A m o u n t L i n e > + 
+             < V A T B a s e L C Y _ V A T A m o u n t L i n e _ L b l > V A T B a s e L C Y _ V A T A m o u n t L i n e _ L b l < / V A T B a s e L C Y _ V A T A m o u n t L i n e _ L b l >   
              < V A T B a s e _ V a t A m o u n t L i n e > V A T B a s e _ V a t A m o u n t L i n e < / V A T B a s e _ V a t A m o u n t L i n e >   
              < V A T B a s e _ V a t A m o u n t L i n e _ L b l > V A T B a s e _ V a t A m o u n t L i n e _ L b l < / V A T B a s e _ V a t A m o u n t L i n e _ L b l >   
-             < V A T B a s e L C Y _ V A T A m o u n t L i n e > V A T B a s e L C Y _ V A T A m o u n t L i n e < / V A T B a s e L C Y _ V A T A m o u n t L i n e > - 
-             < V A T B a s e L C Y _ V A T A m o u n t L i n e _ L b l > V A T B a s e L C Y _ V A T A m o u n t L i n e _ L b l < / V A T B a s e L C Y _ V A T A m o u n t L i n e _ L b l > - 
              < V A T I d e n t i f i e r _ V a t A m o u n t L i n e > V A T I d e n t i f i e r _ V a t A m o u n t L i n e < / V A T I d e n t i f i e r _ V a t A m o u n t L i n e >   
              < V A T I d e n t i f i e r _ V a t A m o u n t L i n e _ L b l > V A T I d e n t i f i e r _ V a t A m o u n t L i n e _ L b l < / V A T I d e n t i f i e r _ V a t A m o u n t L i n e _ L b l > @@ -6867,10 +7271,10 @@
  
              < C o d e _ V A T C l a u s e L i n e _ L b l > C o d e _ V A T C l a u s e L i n e _ L b l < / C o d e _ V A T C l a u s e L i n e _ L b l >   
+             < D e s c r i p t i o n 2 _ V A T C l a u s e L i n e > D e s c r i p t i o n 2 _ V A T C l a u s e L i n e < / D e s c r i p t i o n 2 _ V A T C l a u s e L i n e > + 
              < D e s c r i p t i o n _ V A T C l a u s e L i n e > D e s c r i p t i o n _ V A T C l a u s e L i n e < / D e s c r i p t i o n _ V A T C l a u s e L i n e >   
-             < D e s c r i p t i o n 2 _ V A T C l a u s e L i n e > D e s c r i p t i o n 2 _ V A T C l a u s e L i n e < / D e s c r i p t i o n 2 _ V A T C l a u s e L i n e > - 
              < N o O f V A T C l a u s e s > N o O f V A T C l a u s e s < / N o O f V A T C l a u s e s >   
              < V A T A m o u n t _ V A T C l a u s e L i n e > V A T A m o u n t _ V A T C l a u s e L i n e < / V A T A m o u n t _ V A T C l a u s e L i n e > @@ -6881,10 +7285,10 @@
  
          < R e p o r t T o t a l s L i n e >   
+             < A m o u n t F o r m a t t e d _ R e p o r t T o t a l s L i n e > A m o u n t F o r m a t t e d _ R e p o r t T o t a l s L i n e < / A m o u n t F o r m a t t e d _ R e p o r t T o t a l s L i n e > + 
              < A m o u n t _ R e p o r t T o t a l s L i n e > A m o u n t _ R e p o r t T o t a l s L i n e < / A m o u n t _ R e p o r t T o t a l s L i n e >   
-             < A m o u n t F o r m a t t e d _ R e p o r t T o t a l s L i n e > A m o u n t F o r m a t t e d _ R e p o r t T o t a l s L i n e < / A m o u n t F o r m a t t e d _ R e p o r t T o t a l s L i n e > - 
              < D e s c r i p t i o n _ R e p o r t T o t a l s L i n e > D e s c r i p t i o n _ R e p o r t T o t a l s L i n e < / D e s c r i p t i o n _ R e p o r t T o t a l s L i n e >   
              < F o n t B o l d _ R e p o r t T o t a l s L i n e > F o n t B o l d _ R e p o r t T o t a l s L i n e < / F o n t B o l d _ R e p o r t T o t a l s L i n e > @@ -6892,26 +7296,6 @@
              < F o n t U n d e r l i n e _ R e p o r t T o t a l s L i n e > F o n t U n d e r l i n e _ R e p o r t T o t a l s L i n e < / F o n t U n d e r l i n e _ R e p o r t T o t a l s L i n e >   
          < / R e p o r t T o t a l s L i n e > - 
-         < S e r v i c e C o m m i t m e n t F o r L i n e C a p t i o n > - 
-             < S e r v i c e C o m m i t m e n t F o r L i n e T o t a l T e x t _ L b l > S e r v i c e C o m m i t m e n t F o r L i n e T o t a l T e x t _ L b l < / S e r v i c e C o m m i t m e n t F o r L i n e T o t a l T e x t _ L b l > - 
-         < / S e r v i c e C o m m i t m e n t F o r L i n e C a p t i o n > - 
-         < S e r v i c e C o m m i t m e n t s G r o u p > - 
-             < S e r v i c e C o m m i t m e n t s G r o u p P e r P e r i o d > - 
-                 < S e r v i c e C o m m i t m e n t s G r o u p P e r P e r i o d N a m e > S e r v i c e C o m m i t m e n t s G r o u p P e r P e r i o d N a m e < / S e r v i c e C o m m i t m e n t s G r o u p P e r P e r i o d N a m e > - 
-                 < S e r v i c e C o m m i t m e n t s G r o u p P e r P e r i o d T y p e > S e r v i c e C o m m i t m e n t s G r o u p P e r P e r i o d T y p e < / S e r v i c e C o m m i t m e n t s G r o u p P e r P e r i o d T y p e > - 
-                 < S e r v i c e C o m m i t m e n t s G r o u p P e r P e r i o d V a l u e > S e r v i c e C o m m i t m e n t s G r o u p P e r P e r i o d V a l u e < / S e r v i c e C o m m i t m e n t s G r o u p P e r P e r i o d V a l u e > - 
-             < / S e r v i c e C o m m i t m e n t s G r o u p P e r P e r i o d > - 
-         < / S e r v i c e C o m m i t m e n t s G r o u p >   
          < L e t t e r T e x t >   

--- a/src/Layers/W1/BaseApp/Sales/Document/StandardSalesOrderConfBody.docx
+++ b/src/Layers/W1/BaseApp/Sales/Document/StandardSalesOrderConfBody.docx
@@ -1,6 +1,6 @@
 
 <file path=word/document.xml><?xml version="1.0" encoding="utf-8"?>
-<w:document xmlns:wpc="http://schemas.microsoft.com/office/word/2010/wordprocessingCanvas" xmlns:cx="http://schemas.microsoft.com/office/drawing/2014/chartex" xmlns:cx1="http://schemas.microsoft.com/office/drawing/2015/9/8/chartex" xmlns:cx2="http://schemas.microsoft.com/office/drawing/2015/10/21/chartex" xmlns:cx3="http://schemas.microsoft.com/office/drawing/2016/5/9/chartex" xmlns:cx4="http://schemas.microsoft.com/office/drawing/2016/5/10/chartex" xmlns:cx5="http://schemas.microsoft.com/office/drawing/2016/5/11/chartex" xmlns:cx6="http://schemas.microsoft.com/office/drawing/2016/5/12/chartex" xmlns:cx7="http://schemas.microsoft.com/office/drawing/2016/5/13/chartex" xmlns:cx8="http://schemas.microsoft.com/office/drawing/2016/5/14/chartex" xmlns:mc="http://schemas.openxmlformats.org/markup-compatibility/2006" xmlns:aink="http://schemas.microsoft.com/office/drawing/2016/ink" xmlns:am3d="http://schemas.microsoft.com/office/drawing/2017/model3d" xmlns:o="urn:schemas-microsoft-com:office:office" xmlns:oel="http://schemas.microsoft.com/office/2019/extlst" xmlns:r="http://schemas.openxmlformats.org/officeDocument/2006/relationships" xmlns:m="http://schemas.openxmlformats.org/officeDocument/2006/math" xmlns:v="urn:schemas-microsoft-com:vml" xmlns:wp14="http://schemas.microsoft.com/office/word/2010/wordprocessingDrawing" xmlns:wp="http://schemas.openxmlformats.org/drawingml/2006/wordprocessingDrawing" xmlns:w10="urn:schemas-microsoft-com:office:word" xmlns:w="http://schemas.openxmlformats.org/wordprocessingml/2006/main" xmlns:w14="http://schemas.microsoft.com/office/word/2010/wordml" xmlns:w15="http://schemas.microsoft.com/office/word/2012/wordml" xmlns:w16cei="http://schemas.microsoft.com/office/word/2026/wordml/cei" xmlns:w16cex="http://schemas.microsoft.com/office/word/2018/wordml/cex" xmlns:w16cid="http://schemas.microsoft.com/office/word/2016/wordml/cid" xmlns:w16="http://schemas.microsoft.com/office/word/2018/wordml" xmlns:w16du="http://schemas.microsoft.com/office/word/2023/wordml/word16du" xmlns:w16sdtdh="http://schemas.microsoft.com/office/word/2020/wordml/sdtdatahash" xmlns:w16sdtfl="http://schemas.microsoft.com/office/word/2024/wordml/sdtformatlock" xmlns:w16se="http://schemas.microsoft.com/office/word/2015/wordml/symex" xmlns:wpg="http://schemas.microsoft.com/office/word/2010/wordprocessingGroup" xmlns:wpi="http://schemas.microsoft.com/office/word/2010/wordprocessingInk" xmlns:wne="http://schemas.microsoft.com/office/word/2006/wordml" xmlns:wps="http://schemas.microsoft.com/office/word/2010/wordprocessingShape" mc:Ignorable="w14 w15 w16se w16cid w16 w16cex w16sdtdh w16sdtfl w16du wp14">
+<w:document xmlns:wpc="http://schemas.microsoft.com/office/word/2010/wordprocessingCanvas" xmlns:cx="http://schemas.microsoft.com/office/drawing/2014/chartex" xmlns:cx1="http://schemas.microsoft.com/office/drawing/2015/9/8/chartex" xmlns:cx2="http://schemas.microsoft.com/office/drawing/2015/10/21/chartex" xmlns:cx3="http://schemas.microsoft.com/office/drawing/2016/5/9/chartex" xmlns:cx4="http://schemas.microsoft.com/office/drawing/2016/5/10/chartex" xmlns:cx5="http://schemas.microsoft.com/office/drawing/2016/5/11/chartex" xmlns:cx6="http://schemas.microsoft.com/office/drawing/2016/5/12/chartex" xmlns:cx7="http://schemas.microsoft.com/office/drawing/2016/5/13/chartex" xmlns:cx8="http://schemas.microsoft.com/office/drawing/2016/5/14/chartex" xmlns:mc="http://schemas.openxmlformats.org/markup-compatibility/2006" xmlns:aink="http://schemas.microsoft.com/office/drawing/2016/ink" xmlns:am3d="http://schemas.microsoft.com/office/drawing/2017/model3d" xmlns:o="urn:schemas-microsoft-com:office:office" xmlns:oel="http://schemas.microsoft.com/office/2019/extlst" xmlns:r="http://schemas.openxmlformats.org/officeDocument/2006/relationships" xmlns:m="http://schemas.openxmlformats.org/officeDocument/2006/math" xmlns:v="urn:schemas-microsoft-com:vml" xmlns:wp14="http://schemas.microsoft.com/office/word/2010/wordprocessingDrawing" xmlns:wp="http://schemas.openxmlformats.org/drawingml/2006/wordprocessingDrawing" xmlns:w10="urn:schemas-microsoft-com:office:word" xmlns:w="http://schemas.openxmlformats.org/wordprocessingml/2006/main" xmlns:w14="http://schemas.microsoft.com/office/word/2010/wordml" xmlns:w15="http://schemas.microsoft.com/office/word/2012/wordml" xmlns:w16cex="http://schemas.microsoft.com/office/word/2018/wordml/cex" xmlns:w16cid="http://schemas.microsoft.com/office/word/2016/wordml/cid" xmlns:w16="http://schemas.microsoft.com/office/word/2018/wordml" xmlns:w16du="http://schemas.microsoft.com/office/word/2023/wordml/word16du" xmlns:w16sdtdh="http://schemas.microsoft.com/office/word/2020/wordml/sdtdatahash" xmlns:w16sdtfl="http://schemas.microsoft.com/office/word/2024/wordml/sdtformatlock" xmlns:w16se="http://schemas.microsoft.com/office/word/2015/wordml/symex" xmlns:wpg="http://schemas.microsoft.com/office/word/2010/wordprocessingGroup" xmlns:wpi="http://schemas.microsoft.com/office/word/2010/wordprocessingInk" xmlns:wne="http://schemas.microsoft.com/office/word/2006/wordml" xmlns:wps="http://schemas.microsoft.com/office/word/2010/wordprocessingShape" mc:Ignorable="w14 w15 w16se w16cid w16 w16cex w16sdtdh w16sdtfl w16du wp14">
   <w:body>
     <w:tbl>
       <w:tblPr>
@@ -32,7 +32,7 @@
             <w:placeholder>
               <w:docPart w:val="DBA8D1994BA14EDE983E8BF90D492833"/>
             </w:placeholder>
-            <w:dataBinding w:prefixMappings="xmlns:ns0='urn:microsoft-dynamics-nav/reports/Standard_Sales_Order_Conf/1305/'" w:xpath="/ns0:NavWordReportXmlPart[1]/ns0:Header[1]/ns0:CustomerAddress1[1]" w:storeItemID="{00000000-0000-0000-0000-000000000000}"/>
+            <w:dataBinding w:prefixMappings="xmlns:ns0='urn:microsoft-dynamics-nav/reports/Standard_Sales_Order_Conf/1305/'" w:xpath="/ns0:NavWordReportXmlPart[1]/ns0:Header[1]/ns0:CustomerAddress1[1]" w:storeItemID="{49E3A5AC-F0FB-44FA-B497-E468622779B9}"/>
             <w15:color w:val="808080"/>
             <w:text/>
           </w:sdtPr>
@@ -84,7 +84,7 @@
             <w:placeholder>
               <w:docPart w:val="EB84971CAE2D446C9496942584011C22"/>
             </w:placeholder>
-            <w:dataBinding w:prefixMappings="xmlns:ns0='urn:microsoft-dynamics-nav/reports/Standard_Sales_Order_Conf/1305/'" w:xpath="/ns0:NavWordReportXmlPart[1]/ns0:Header[1]/ns0:CompanyAddress1[1]" w:storeItemID="{00000000-0000-0000-0000-000000000000}"/>
+            <w:dataBinding w:prefixMappings="xmlns:ns0='urn:microsoft-dynamics-nav/reports/Standard_Sales_Order_Conf/1305/'" w:xpath="/ns0:NavWordReportXmlPart[1]/ns0:Header[1]/ns0:CompanyAddress1[1]" w:storeItemID="{49E3A5AC-F0FB-44FA-B497-E468622779B9}"/>
             <w15:color w:val="808080"/>
             <w:text/>
           </w:sdtPr>
@@ -126,7 +126,7 @@
             <w:placeholder>
               <w:docPart w:val="DBA8D1994BA14EDE983E8BF90D492833"/>
             </w:placeholder>
-            <w:dataBinding w:prefixMappings="xmlns:ns0='urn:microsoft-dynamics-nav/reports/Standard_Sales_Order_Conf/1305/'" w:xpath="/ns0:NavWordReportXmlPart[1]/ns0:Header[1]/ns0:CustomerAddress2[1]" w:storeItemID="{00000000-0000-0000-0000-000000000000}"/>
+            <w:dataBinding w:prefixMappings="xmlns:ns0='urn:microsoft-dynamics-nav/reports/Standard_Sales_Order_Conf/1305/'" w:xpath="/ns0:NavWordReportXmlPart[1]/ns0:Header[1]/ns0:CustomerAddress2[1]" w:storeItemID="{49E3A5AC-F0FB-44FA-B497-E468622779B9}"/>
             <w15:color w:val="808080"/>
             <w:text/>
           </w:sdtPr>
@@ -164,7 +164,7 @@
             <w:placeholder>
               <w:docPart w:val="0222551F419C4A0581629C439C20CBB1"/>
             </w:placeholder>
-            <w:dataBinding w:prefixMappings="xmlns:ns0='urn:microsoft-dynamics-nav/reports/Standard_Sales_Order_Conf/1305/'" w:xpath="/ns0:NavWordReportXmlPart[1]/ns0:Header[1]/ns0:CompanyAddress2[1]" w:storeItemID="{00000000-0000-0000-0000-000000000000}"/>
+            <w:dataBinding w:prefixMappings="xmlns:ns0='urn:microsoft-dynamics-nav/reports/Standard_Sales_Order_Conf/1305/'" w:xpath="/ns0:NavWordReportXmlPart[1]/ns0:Header[1]/ns0:CompanyAddress2[1]" w:storeItemID="{49E3A5AC-F0FB-44FA-B497-E468622779B9}"/>
             <w15:color w:val="808080"/>
             <w:text/>
           </w:sdtPr>
@@ -199,7 +199,7 @@
             <w:placeholder>
               <w:docPart w:val="DBA8D1994BA14EDE983E8BF90D492833"/>
             </w:placeholder>
-            <w:dataBinding w:prefixMappings="xmlns:ns0='urn:microsoft-dynamics-nav/reports/Standard_Sales_Order_Conf/1305/'" w:xpath="/ns0:NavWordReportXmlPart[1]/ns0:Header[1]/ns0:CustomerAddress3[1]" w:storeItemID="{00000000-0000-0000-0000-000000000000}"/>
+            <w:dataBinding w:prefixMappings="xmlns:ns0='urn:microsoft-dynamics-nav/reports/Standard_Sales_Order_Conf/1305/'" w:xpath="/ns0:NavWordReportXmlPart[1]/ns0:Header[1]/ns0:CustomerAddress3[1]" w:storeItemID="{49E3A5AC-F0FB-44FA-B497-E468622779B9}"/>
             <w15:color w:val="808080"/>
             <w:text/>
           </w:sdtPr>
@@ -237,7 +237,7 @@
             <w:placeholder>
               <w:docPart w:val="F39D0F057CFC43348D17F1E051D2594A"/>
             </w:placeholder>
-            <w:dataBinding w:prefixMappings="xmlns:ns0='urn:microsoft-dynamics-nav/reports/Standard_Sales_Order_Conf/1305/'" w:xpath="/ns0:NavWordReportXmlPart[1]/ns0:Header[1]/ns0:CompanyAddress3[1]" w:storeItemID="{00000000-0000-0000-0000-000000000000}"/>
+            <w:dataBinding w:prefixMappings="xmlns:ns0='urn:microsoft-dynamics-nav/reports/Standard_Sales_Order_Conf/1305/'" w:xpath="/ns0:NavWordReportXmlPart[1]/ns0:Header[1]/ns0:CompanyAddress3[1]" w:storeItemID="{49E3A5AC-F0FB-44FA-B497-E468622779B9}"/>
             <w15:color w:val="808080"/>
             <w:text/>
           </w:sdtPr>
@@ -272,7 +272,7 @@
             <w:placeholder>
               <w:docPart w:val="DBA8D1994BA14EDE983E8BF90D492833"/>
             </w:placeholder>
-            <w:dataBinding w:prefixMappings="xmlns:ns0='urn:microsoft-dynamics-nav/reports/Standard_Sales_Order_Conf/1305/'" w:xpath="/ns0:NavWordReportXmlPart[1]/ns0:Header[1]/ns0:CustomerAddress4[1]" w:storeItemID="{00000000-0000-0000-0000-000000000000}"/>
+            <w:dataBinding w:prefixMappings="xmlns:ns0='urn:microsoft-dynamics-nav/reports/Standard_Sales_Order_Conf/1305/'" w:xpath="/ns0:NavWordReportXmlPart[1]/ns0:Header[1]/ns0:CustomerAddress4[1]" w:storeItemID="{49E3A5AC-F0FB-44FA-B497-E468622779B9}"/>
             <w15:color w:val="808080"/>
             <w:text/>
           </w:sdtPr>
@@ -310,7 +310,7 @@
             <w:placeholder>
               <w:docPart w:val="8DE6E81E39A04422B116877A4C0A6D28"/>
             </w:placeholder>
-            <w:dataBinding w:prefixMappings="xmlns:ns0='urn:microsoft-dynamics-nav/reports/Standard_Sales_Order_Conf/1305/'" w:xpath="/ns0:NavWordReportXmlPart[1]/ns0:Header[1]/ns0:CompanyAddress4[1]" w:storeItemID="{00000000-0000-0000-0000-000000000000}"/>
+            <w:dataBinding w:prefixMappings="xmlns:ns0='urn:microsoft-dynamics-nav/reports/Standard_Sales_Order_Conf/1305/'" w:xpath="/ns0:NavWordReportXmlPart[1]/ns0:Header[1]/ns0:CompanyAddress4[1]" w:storeItemID="{49E3A5AC-F0FB-44FA-B497-E468622779B9}"/>
             <w15:color w:val="808080"/>
             <w:text/>
           </w:sdtPr>
@@ -345,7 +345,7 @@
             <w:placeholder>
               <w:docPart w:val="DBA8D1994BA14EDE983E8BF90D492833"/>
             </w:placeholder>
-            <w:dataBinding w:prefixMappings="xmlns:ns0='urn:microsoft-dynamics-nav/reports/Standard_Sales_Order_Conf/1305/'" w:xpath="/ns0:NavWordReportXmlPart[1]/ns0:Header[1]/ns0:CustomerAddress5[1]" w:storeItemID="{00000000-0000-0000-0000-000000000000}"/>
+            <w:dataBinding w:prefixMappings="xmlns:ns0='urn:microsoft-dynamics-nav/reports/Standard_Sales_Order_Conf/1305/'" w:xpath="/ns0:NavWordReportXmlPart[1]/ns0:Header[1]/ns0:CustomerAddress5[1]" w:storeItemID="{49E3A5AC-F0FB-44FA-B497-E468622779B9}"/>
             <w15:color w:val="808080"/>
             <w:text/>
           </w:sdtPr>
@@ -383,7 +383,7 @@
             <w:placeholder>
               <w:docPart w:val="87999CDC6E3D491EB063E9B991974AB3"/>
             </w:placeholder>
-            <w:dataBinding w:prefixMappings="xmlns:ns0='urn:microsoft-dynamics-nav/reports/Standard_Sales_Order_Conf/1305/'" w:xpath="/ns0:NavWordReportXmlPart[1]/ns0:Header[1]/ns0:CompanyAddress5[1]" w:storeItemID="{00000000-0000-0000-0000-000000000000}"/>
+            <w:dataBinding w:prefixMappings="xmlns:ns0='urn:microsoft-dynamics-nav/reports/Standard_Sales_Order_Conf/1305/'" w:xpath="/ns0:NavWordReportXmlPart[1]/ns0:Header[1]/ns0:CompanyAddress5[1]" w:storeItemID="{49E3A5AC-F0FB-44FA-B497-E468622779B9}"/>
             <w15:color w:val="808080"/>
             <w:text/>
           </w:sdtPr>
@@ -418,7 +418,7 @@
             <w:placeholder>
               <w:docPart w:val="DBA8D1994BA14EDE983E8BF90D492833"/>
             </w:placeholder>
-            <w:dataBinding w:prefixMappings="xmlns:ns0='urn:microsoft-dynamics-nav/reports/Standard_Sales_Order_Conf/1305/'" w:xpath="/ns0:NavWordReportXmlPart[1]/ns0:Header[1]/ns0:CustomerAddress6[1]" w:storeItemID="{00000000-0000-0000-0000-000000000000}"/>
+            <w:dataBinding w:prefixMappings="xmlns:ns0='urn:microsoft-dynamics-nav/reports/Standard_Sales_Order_Conf/1305/'" w:xpath="/ns0:NavWordReportXmlPart[1]/ns0:Header[1]/ns0:CustomerAddress6[1]" w:storeItemID="{49E3A5AC-F0FB-44FA-B497-E468622779B9}"/>
             <w15:color w:val="808080"/>
             <w:text/>
           </w:sdtPr>
@@ -456,7 +456,7 @@
             <w:placeholder>
               <w:docPart w:val="03DA5A8F6D414CF7B026025E0A585944"/>
             </w:placeholder>
-            <w:dataBinding w:prefixMappings="xmlns:ns0='urn:microsoft-dynamics-nav/reports/Standard_Sales_Order_Conf/1305/'" w:xpath="/ns0:NavWordReportXmlPart[1]/ns0:Header[1]/ns0:CompanyAddress6[1]" w:storeItemID="{00000000-0000-0000-0000-000000000000}"/>
+            <w:dataBinding w:prefixMappings="xmlns:ns0='urn:microsoft-dynamics-nav/reports/Standard_Sales_Order_Conf/1305/'" w:xpath="/ns0:NavWordReportXmlPart[1]/ns0:Header[1]/ns0:CompanyAddress6[1]" w:storeItemID="{49E3A5AC-F0FB-44FA-B497-E468622779B9}"/>
             <w15:color w:val="808080"/>
             <w:text/>
           </w:sdtPr>
@@ -491,7 +491,7 @@
             <w:placeholder>
               <w:docPart w:val="DBA8D1994BA14EDE983E8BF90D492833"/>
             </w:placeholder>
-            <w:dataBinding w:prefixMappings="xmlns:ns0='urn:microsoft-dynamics-nav/reports/Standard_Sales_Order_Conf/1305/'" w:xpath="/ns0:NavWordReportXmlPart[1]/ns0:Header[1]/ns0:CustomerAddress7[1]" w:storeItemID="{00000000-0000-0000-0000-000000000000}"/>
+            <w:dataBinding w:prefixMappings="xmlns:ns0='urn:microsoft-dynamics-nav/reports/Standard_Sales_Order_Conf/1305/'" w:xpath="/ns0:NavWordReportXmlPart[1]/ns0:Header[1]/ns0:CustomerAddress7[1]" w:storeItemID="{49E3A5AC-F0FB-44FA-B497-E468622779B9}"/>
             <w15:color w:val="808080"/>
             <w:text/>
           </w:sdtPr>
@@ -529,7 +529,7 @@
             <w:placeholder>
               <w:docPart w:val="DAC6490B21CA4214B8E6BACFA12DD1A3"/>
             </w:placeholder>
-            <w:dataBinding w:prefixMappings="xmlns:ns0='urn:microsoft-dynamics-nav/reports/Standard_Sales_Order_Conf/1305/'" w:xpath="/ns0:NavWordReportXmlPart[1]/ns0:Header[1]/ns0:CompanyLegalOffice_Lbl[1]" w:storeItemID="{00000000-0000-0000-0000-000000000000}"/>
+            <w:dataBinding w:prefixMappings="xmlns:ns0='urn:microsoft-dynamics-nav/reports/Standard_Sales_Order_Conf/1305/'" w:xpath="/ns0:NavWordReportXmlPart[1]/ns0:Header[1]/ns0:CompanyLegalOffice_Lbl[1]" w:storeItemID="{49E3A5AC-F0FB-44FA-B497-E468622779B9}"/>
             <w15:color w:val="808080"/>
             <w:text/>
           </w:sdtPr>
@@ -564,7 +564,7 @@
             <w:placeholder>
               <w:docPart w:val="A21AD53D56754BD3A1054FD44803859F"/>
             </w:placeholder>
-            <w:dataBinding w:prefixMappings="xmlns:ns0='urn:microsoft-dynamics-nav/reports/Standard_Sales_Order_Conf/1305/'" w:xpath="/ns0:NavWordReportXmlPart[1]/ns0:Header[1]/ns0:CustomerAddress8[1]" w:storeItemID="{00000000-0000-0000-0000-000000000000}"/>
+            <w:dataBinding w:prefixMappings="xmlns:ns0='urn:microsoft-dynamics-nav/reports/Standard_Sales_Order_Conf/1305/'" w:xpath="/ns0:NavWordReportXmlPart[1]/ns0:Header[1]/ns0:CustomerAddress8[1]" w:storeItemID="{49E3A5AC-F0FB-44FA-B497-E468622779B9}"/>
             <w15:color w:val="808080"/>
             <w:text/>
           </w:sdtPr>
@@ -602,7 +602,7 @@
             <w:placeholder>
               <w:docPart w:val="33F694BABBD34C0BB4C23021962CF054"/>
             </w:placeholder>
-            <w:dataBinding w:prefixMappings="xmlns:ns0='urn:microsoft-dynamics-nav/reports/Standard_Sales_Order_Conf/1305/'" w:xpath="/ns0:NavWordReportXmlPart[1]/ns0:Header[1]/ns0:CompanyLegalOffice[1]" w:storeItemID="{00000000-0000-0000-0000-000000000000}"/>
+            <w:dataBinding w:prefixMappings="xmlns:ns0='urn:microsoft-dynamics-nav/reports/Standard_Sales_Order_Conf/1305/'" w:xpath="/ns0:NavWordReportXmlPart[1]/ns0:Header[1]/ns0:CompanyLegalOffice[1]" w:storeItemID="{49E3A5AC-F0FB-44FA-B497-E468622779B9}"/>
             <w15:color w:val="808080"/>
             <w:text/>
           </w:sdtPr>
@@ -658,7 +658,7 @@
             <w:placeholder>
               <w:docPart w:val="DefaultPlaceholder_-1854013440"/>
             </w:placeholder>
-            <w:dataBinding w:prefixMappings="xmlns:ns0='urn:microsoft-dynamics-nav/reports/Standard_Sales_Order_Conf/1305/'" w:xpath="/ns0:NavWordReportXmlPart[1]/ns0:Header[1]/ns0:DocumentNo_Lbl[1]" w:storeItemID="{00000000-0000-0000-0000-000000000000}"/>
+            <w:dataBinding w:prefixMappings="xmlns:ns0='urn:microsoft-dynamics-nav/reports/Standard_Sales_Order_Conf/1305/'" w:xpath="/ns0:NavWordReportXmlPart[1]/ns0:Header[1]/ns0:DocumentNo_Lbl[1]" w:storeItemID="{49E3A5AC-F0FB-44FA-B497-E468622779B9}"/>
             <w15:color w:val="808080"/>
             <w:text/>
           </w:sdtPr>
@@ -670,7 +670,6 @@
               <w:p>
                 <w:pPr>
                   <w:pStyle w:val="BCLabel"/>
-                  <w:spacing w:line="276" w:lineRule="auto"/>
                 </w:pPr>
                 <w:r>
                   <w:t>DocumentNo_Lbl</w:t>
@@ -687,7 +686,7 @@
             <w:placeholder>
               <w:docPart w:val="DefaultPlaceholder_-1854013440"/>
             </w:placeholder>
-            <w:dataBinding w:prefixMappings="xmlns:ns0='urn:microsoft-dynamics-nav/reports/Standard_Sales_Order_Conf/1305/'" w:xpath="/ns0:NavWordReportXmlPart[1]/ns0:Header[1]/ns0:DocumentDate_Lbl[1]" w:storeItemID="{00000000-0000-0000-0000-000000000000}"/>
+            <w:dataBinding w:prefixMappings="xmlns:ns0='urn:microsoft-dynamics-nav/reports/Standard_Sales_Order_Conf/1305/'" w:xpath="/ns0:NavWordReportXmlPart[1]/ns0:Header[1]/ns0:DocumentDate_Lbl[1]" w:storeItemID="{49E3A5AC-F0FB-44FA-B497-E468622779B9}"/>
             <w15:color w:val="808080"/>
             <w:text/>
           </w:sdtPr>
@@ -699,7 +698,6 @@
               <w:p>
                 <w:pPr>
                   <w:pStyle w:val="BCLabel"/>
-                  <w:spacing w:line="276" w:lineRule="auto"/>
                 </w:pPr>
                 <w:r>
                   <w:t>DocumentDate_Lbl</w:t>
@@ -716,7 +714,7 @@
             <w:placeholder>
               <w:docPart w:val="45840C3D45084F8D944E5E2F208CC357"/>
             </w:placeholder>
-            <w:dataBinding w:prefixMappings="xmlns:ns0='urn:microsoft-dynamics-nav/reports/Standard_Sales_Order_Conf/1305/'" w:xpath="/ns0:NavWordReportXmlPart[1]/ns0:Header[1]/ns0:ExtDocNo_SalesHeader_Lbl[1]" w:storeItemID="{00000000-0000-0000-0000-000000000000}"/>
+            <w:dataBinding w:prefixMappings="xmlns:ns0='urn:microsoft-dynamics-nav/reports/Standard_Sales_Order_Conf/1305/'" w:xpath="/ns0:NavWordReportXmlPart[1]/ns0:Header[1]/ns0:ExtDocNo_SalesHeader_Lbl[1]" w:storeItemID="{49E3A5AC-F0FB-44FA-B497-E468622779B9}"/>
             <w15:color w:val="808080"/>
             <w:text/>
           </w:sdtPr>
@@ -728,7 +726,6 @@
               <w:p>
                 <w:pPr>
                   <w:pStyle w:val="BCLabel"/>
-                  <w:spacing w:line="276" w:lineRule="auto"/>
                 </w:pPr>
                 <w:r>
                   <w:t>ExtDocNo_SalesHeader_Lbl</w:t>
@@ -745,7 +742,7 @@
             <w:placeholder>
               <w:docPart w:val="CF26B88F3D704B9CACDA01027B532C47"/>
             </w:placeholder>
-            <w:dataBinding w:prefixMappings="xmlns:ns0='urn:microsoft-dynamics-nav/reports/Standard_Sales_Order_Conf/1305/'" w:xpath="/ns0:NavWordReportXmlPart[1]/ns0:Header[1]/ns0:SalesPersonText_Lbl[1]" w:storeItemID="{00000000-0000-0000-0000-000000000000}"/>
+            <w:dataBinding w:prefixMappings="xmlns:ns0='urn:microsoft-dynamics-nav/reports/Standard_Sales_Order_Conf/1305/'" w:xpath="/ns0:NavWordReportXmlPart[1]/ns0:Header[1]/ns0:SalesPersonText_Lbl[1]" w:storeItemID="{49E3A5AC-F0FB-44FA-B497-E468622779B9}"/>
             <w15:color w:val="808080"/>
             <w:text/>
           </w:sdtPr>
@@ -757,7 +754,6 @@
               <w:p>
                 <w:pPr>
                   <w:pStyle w:val="BCLabel"/>
-                  <w:spacing w:line="276" w:lineRule="auto"/>
                 </w:pPr>
                 <w:r>
                   <w:t>SalesPersonText_Lbl</w:t>
@@ -780,7 +776,7 @@
             <w:placeholder>
               <w:docPart w:val="DefaultPlaceholder_-1854013440"/>
             </w:placeholder>
-            <w:dataBinding w:prefixMappings="xmlns:ns0='urn:microsoft-dynamics-nav/reports/Standard_Sales_Order_Conf/1305/'" w:xpath="/ns0:NavWordReportXmlPart[1]/ns0:Header[1]/ns0:DocumentNo[1]" w:storeItemID="{00000000-0000-0000-0000-000000000000}"/>
+            <w:dataBinding w:prefixMappings="xmlns:ns0='urn:microsoft-dynamics-nav/reports/Standard_Sales_Order_Conf/1305/'" w:xpath="/ns0:NavWordReportXmlPart[1]/ns0:Header[1]/ns0:DocumentNo[1]" w:storeItemID="{49E3A5AC-F0FB-44FA-B497-E468622779B9}"/>
             <w15:color w:val="808080"/>
             <w:text/>
           </w:sdtPr>
@@ -808,7 +804,7 @@
             <w:placeholder>
               <w:docPart w:val="DefaultPlaceholder_-1854013440"/>
             </w:placeholder>
-            <w:dataBinding w:prefixMappings="xmlns:ns0='urn:microsoft-dynamics-nav/reports/Standard_Sales_Order_Conf/1305/'" w:xpath="/ns0:NavWordReportXmlPart[1]/ns0:Header[1]/ns0:DocumentDate[1]" w:storeItemID="{00000000-0000-0000-0000-000000000000}"/>
+            <w:dataBinding w:prefixMappings="xmlns:ns0='urn:microsoft-dynamics-nav/reports/Standard_Sales_Order_Conf/1305/'" w:xpath="/ns0:NavWordReportXmlPart[1]/ns0:Header[1]/ns0:DocumentDate[1]" w:storeItemID="{49E3A5AC-F0FB-44FA-B497-E468622779B9}"/>
             <w15:color w:val="808080"/>
             <w:text/>
           </w:sdtPr>
@@ -836,7 +832,7 @@
             <w:placeholder>
               <w:docPart w:val="7C1236F0C37B4E8ABADA06B63CC60EEA"/>
             </w:placeholder>
-            <w:dataBinding w:prefixMappings="xmlns:ns0='urn:microsoft-dynamics-nav/reports/Standard_Sales_Order_Conf/1305/'" w:xpath="/ns0:NavWordReportXmlPart[1]/ns0:Header[1]/ns0:ExtDocNo_SalesHeader[1]" w:storeItemID="{00000000-0000-0000-0000-000000000000}"/>
+            <w:dataBinding w:prefixMappings="xmlns:ns0='urn:microsoft-dynamics-nav/reports/Standard_Sales_Order_Conf/1305/'" w:xpath="/ns0:NavWordReportXmlPart[1]/ns0:Header[1]/ns0:ExtDocNo_SalesHeader[1]" w:storeItemID="{49E3A5AC-F0FB-44FA-B497-E468622779B9}"/>
             <w15:color w:val="808080"/>
             <w:text/>
           </w:sdtPr>
@@ -864,7 +860,7 @@
             <w:placeholder>
               <w:docPart w:val="942DA50A7A23412FAC67A6E216FD0BDE"/>
             </w:placeholder>
-            <w:dataBinding w:prefixMappings="xmlns:ns0='urn:microsoft-dynamics-nav/reports/Standard_Sales_Order_Conf/1305/'" w:xpath="/ns0:NavWordReportXmlPart[1]/ns0:Header[1]/ns0:SalesPersonName[1]" w:storeItemID="{00000000-0000-0000-0000-000000000000}"/>
+            <w:dataBinding w:prefixMappings="xmlns:ns0='urn:microsoft-dynamics-nav/reports/Standard_Sales_Order_Conf/1305/'" w:xpath="/ns0:NavWordReportXmlPart[1]/ns0:Header[1]/ns0:SalesPersonName[1]" w:storeItemID="{49E3A5AC-F0FB-44FA-B497-E468622779B9}"/>
             <w15:color w:val="808080"/>
             <w:text/>
           </w:sdtPr>
@@ -944,7 +940,7 @@
             <w:placeholder>
               <w:docPart w:val="79B25190EFEB49D9A787E96769AF0E13"/>
             </w:placeholder>
-            <w:dataBinding w:prefixMappings="xmlns:ns0='urn:microsoft-dynamics-nav/reports/Standard_Sales_Order_Conf/1305/'" w:xpath="/ns0:NavWordReportXmlPart[1]/ns0:Header[1]/ns0:QuoteNo_Lbl[1]" w:storeItemID="{00000000-0000-0000-0000-000000000000}"/>
+            <w:dataBinding w:prefixMappings="xmlns:ns0='urn:microsoft-dynamics-nav/reports/Standard_Sales_Order_Conf/1305/'" w:xpath="/ns0:NavWordReportXmlPart[1]/ns0:Header[1]/ns0:QuoteNo_Lbl[1]" w:storeItemID="{49E3A5AC-F0FB-44FA-B497-E468622779B9}"/>
             <w15:color w:val="808080"/>
             <w:text/>
           </w:sdtPr>
@@ -956,7 +952,6 @@
               <w:p>
                 <w:pPr>
                   <w:pStyle w:val="BCLabel"/>
-                  <w:spacing w:line="276" w:lineRule="auto"/>
                 </w:pPr>
                 <w:r>
                   <w:t>QuoteNo_Lbl</w:t>
@@ -973,7 +968,7 @@
             <w:placeholder>
               <w:docPart w:val="2713D954797A4AE6B23C5021A6B92677"/>
             </w:placeholder>
-            <w:dataBinding w:prefixMappings="xmlns:ns0='urn:microsoft-dynamics-nav/reports/Standard_Sales_Order_Conf/1305/'" w:xpath="/ns0:NavWordReportXmlPart[1]/ns0:Header[1]/ns0:ShipmentMethodDescription_Lbl[1]" w:storeItemID="{00000000-0000-0000-0000-000000000000}"/>
+            <w:dataBinding w:prefixMappings="xmlns:ns0='urn:microsoft-dynamics-nav/reports/Standard_Sales_Order_Conf/1305/'" w:xpath="/ns0:NavWordReportXmlPart[1]/ns0:Header[1]/ns0:ShipmentMethodDescription_Lbl[1]" w:storeItemID="{49E3A5AC-F0FB-44FA-B497-E468622779B9}"/>
             <w15:color w:val="808080"/>
             <w:text/>
           </w:sdtPr>
@@ -985,7 +980,6 @@
               <w:p>
                 <w:pPr>
                   <w:pStyle w:val="BCLabel"/>
-                  <w:spacing w:line="276" w:lineRule="auto"/>
                 </w:pPr>
                 <w:r>
                   <w:t>ShipmentMethodDescription_Lbl</w:t>
@@ -1030,7 +1024,7 @@
             <w:placeholder>
               <w:docPart w:val="8A1BEEC72B6A4AA0992456281822A0D6"/>
             </w:placeholder>
-            <w:dataBinding w:prefixMappings="xmlns:ns0='urn:microsoft-dynamics-nav/reports/Standard_Sales_Order_Conf/1305/'" w:xpath="/ns0:NavWordReportXmlPart[1]/ns0:Header[1]/ns0:QuoteNo[1]" w:storeItemID="{00000000-0000-0000-0000-000000000000}"/>
+            <w:dataBinding w:prefixMappings="xmlns:ns0='urn:microsoft-dynamics-nav/reports/Standard_Sales_Order_Conf/1305/'" w:xpath="/ns0:NavWordReportXmlPart[1]/ns0:Header[1]/ns0:QuoteNo[1]" w:storeItemID="{49E3A5AC-F0FB-44FA-B497-E468622779B9}"/>
             <w15:color w:val="808080"/>
             <w:text/>
           </w:sdtPr>
@@ -1058,7 +1052,7 @@
             <w:placeholder>
               <w:docPart w:val="E606C128492E41BA893346E039055E18"/>
             </w:placeholder>
-            <w:dataBinding w:prefixMappings="xmlns:ns0='urn:microsoft-dynamics-nav/reports/Standard_Sales_Order_Conf/1305/'" w:xpath="/ns0:NavWordReportXmlPart[1]/ns0:Header[1]/ns0:ShipmentMethodDescription[1]" w:storeItemID="{00000000-0000-0000-0000-000000000000}"/>
+            <w:dataBinding w:prefixMappings="xmlns:ns0='urn:microsoft-dynamics-nav/reports/Standard_Sales_Order_Conf/1305/'" w:xpath="/ns0:NavWordReportXmlPart[1]/ns0:Header[1]/ns0:ShipmentMethodDescription[1]" w:storeItemID="{49E3A5AC-F0FB-44FA-B497-E468622779B9}"/>
             <w15:color w:val="808080"/>
             <w:text/>
           </w:sdtPr>
@@ -1141,7 +1135,7 @@
               <w:placeholder>
                 <w:docPart w:val="5DD486D1B8CC46A28A53954647564A5D"/>
               </w:placeholder>
-              <w:dataBinding w:prefixMappings="xmlns:ns0='urn:microsoft-dynamics-nav/reports/Standard_Sales_Order_Conf/1305/'" w:xpath="/ns0:NavWordReportXmlPart[1]/ns0:Header[1]/ns0:Line[1]/ns0:ItemNo_Line_Lbl[1]" w:storeItemID="{00000000-0000-0000-0000-000000000000}"/>
+              <w:dataBinding w:prefixMappings="xmlns:ns0='urn:microsoft-dynamics-nav/reports/Standard_Sales_Order_Conf/1305/'" w:xpath="/ns0:NavWordReportXmlPart[1]/ns0:Header[1]/ns0:Line[1]/ns0:ItemNo_Line_Lbl[1]" w:storeItemID="{49E3A5AC-F0FB-44FA-B497-E468622779B9}"/>
               <w15:color w:val="808080"/>
               <w:text/>
             </w:sdtPr>
@@ -1165,7 +1159,7 @@
             <w:placeholder>
               <w:docPart w:val="E7A34EBB30B24127A6CF5FFC8ECBE643"/>
             </w:placeholder>
-            <w:dataBinding w:prefixMappings="xmlns:ns0='urn:microsoft-dynamics-nav/reports/Standard_Sales_Order_Conf/1305/'" w:xpath="/ns0:NavWordReportXmlPart[1]/ns0:Header[1]/ns0:Line[1]/ns0:Description_Line_Lbl[1]" w:storeItemID="{00000000-0000-0000-0000-000000000000}"/>
+            <w:dataBinding w:prefixMappings="xmlns:ns0='urn:microsoft-dynamics-nav/reports/Standard_Sales_Order_Conf/1305/'" w:xpath="/ns0:NavWordReportXmlPart[1]/ns0:Header[1]/ns0:Line[1]/ns0:Description_Line_Lbl[1]" w:storeItemID="{49E3A5AC-F0FB-44FA-B497-E468622779B9}"/>
             <w15:color w:val="808080"/>
             <w:text/>
           </w:sdtPr>
@@ -1196,7 +1190,7 @@
             <w:placeholder>
               <w:docPart w:val="F413184C79F74114B5D1F75CE7A9194D"/>
             </w:placeholder>
-            <w:dataBinding w:prefixMappings="xmlns:ns0='urn:microsoft-dynamics-nav/reports/Standard_Sales_Order_Conf/1305/'" w:xpath="/ns0:NavWordReportXmlPart[1]/ns0:Header[1]/ns0:Line[1]/ns0:Quantity_Line_Lbl[1]" w:storeItemID="{00000000-0000-0000-0000-000000000000}"/>
+            <w:dataBinding w:prefixMappings="xmlns:ns0='urn:microsoft-dynamics-nav/reports/Standard_Sales_Order_Conf/1305/'" w:xpath="/ns0:NavWordReportXmlPart[1]/ns0:Header[1]/ns0:Line[1]/ns0:Quantity_Line_Lbl[1]" w:storeItemID="{49E3A5AC-F0FB-44FA-B497-E468622779B9}"/>
             <w15:color w:val="808080"/>
             <w:text/>
           </w:sdtPr>
@@ -1228,7 +1222,7 @@
             <w:placeholder>
               <w:docPart w:val="DefaultPlaceholder_-1854013440"/>
             </w:placeholder>
-            <w:dataBinding w:prefixMappings="xmlns:ns0='urn:microsoft-dynamics-nav/reports/Standard_Sales_Order_Conf/1305/'" w:xpath="/ns0:NavWordReportXmlPart[1]/ns0:Header[1]/ns0:Line[1]/ns0:UnitOfMeasure_Lbl[1]" w:storeItemID="{00000000-0000-0000-0000-000000000000}"/>
+            <w:dataBinding w:prefixMappings="xmlns:ns0='urn:microsoft-dynamics-nav/reports/Standard_Sales_Order_Conf/1305/'" w:xpath="/ns0:NavWordReportXmlPart[1]/ns0:Header[1]/ns0:Line[1]/ns0:UnitOfMeasure_Lbl[1]" w:storeItemID="{49E3A5AC-F0FB-44FA-B497-E468622779B9}"/>
             <w15:color w:val="808080"/>
             <w:text/>
           </w:sdtPr>
@@ -1259,7 +1253,7 @@
             <w:placeholder>
               <w:docPart w:val="FAB5222F19994852A52D4D52D227074E"/>
             </w:placeholder>
-            <w:dataBinding w:prefixMappings="xmlns:ns0='urn:microsoft-dynamics-nav/reports/Standard_Sales_Order_Conf/1305/'" w:xpath="/ns0:NavWordReportXmlPart[1]/ns0:Header[1]/ns0:Line[1]/ns0:UnitPrice_Lbl[1]" w:storeItemID="{00000000-0000-0000-0000-000000000000}"/>
+            <w:dataBinding w:prefixMappings="xmlns:ns0='urn:microsoft-dynamics-nav/reports/Standard_Sales_Order_Conf/1305/'" w:xpath="/ns0:NavWordReportXmlPart[1]/ns0:Header[1]/ns0:Line[1]/ns0:UnitPrice_Lbl[1]" w:storeItemID="{49E3A5AC-F0FB-44FA-B497-E468622779B9}"/>
             <w15:color w:val="808080"/>
             <w:text/>
           </w:sdtPr>
@@ -1291,7 +1285,7 @@
             <w:placeholder>
               <w:docPart w:val="52339F29FA8E4438A1D3DB3FDAE7EA9D"/>
             </w:placeholder>
-            <w:dataBinding w:prefixMappings="xmlns:ns0='urn:microsoft-dynamics-nav/reports/Standard_Sales_Order_Conf/1305/'" w:xpath="/ns0:NavWordReportXmlPart[1]/ns0:Header[1]/ns0:SalesInvoiceLineDiscount_Lbl[1]" w:storeItemID="{00000000-0000-0000-0000-000000000000}"/>
+            <w:dataBinding w:prefixMappings="xmlns:ns0='urn:microsoft-dynamics-nav/reports/Standard_Sales_Order_Conf/1305/'" w:xpath="/ns0:NavWordReportXmlPart[1]/ns0:Header[1]/ns0:SalesInvoiceLineDiscount_Lbl[1]" w:storeItemID="{49E3A5AC-F0FB-44FA-B497-E468622779B9}"/>
             <w15:color w:val="808080"/>
             <w:text/>
           </w:sdtPr>
@@ -1323,7 +1317,7 @@
             <w:placeholder>
               <w:docPart w:val="51E39790D42E4EBDB9163D96AF01660F"/>
             </w:placeholder>
-            <w:dataBinding w:prefixMappings="xmlns:ns0='urn:microsoft-dynamics-nav/reports/Standard_Sales_Order_Conf/1305/'" w:xpath="/ns0:NavWordReportXmlPart[1]/ns0:Header[1]/ns0:Line[1]/ns0:VATPct_Line_Lbl[1]" w:storeItemID="{00000000-0000-0000-0000-000000000000}"/>
+            <w:dataBinding w:prefixMappings="xmlns:ns0='urn:microsoft-dynamics-nav/reports/Standard_Sales_Order_Conf/1305/'" w:xpath="/ns0:NavWordReportXmlPart[1]/ns0:Header[1]/ns0:Line[1]/ns0:VATPct_Line_Lbl[1]" w:storeItemID="{49E3A5AC-F0FB-44FA-B497-E468622779B9}"/>
             <w15:color w:val="808080"/>
             <w:text/>
           </w:sdtPr>
@@ -1355,7 +1349,7 @@
             <w:placeholder>
               <w:docPart w:val="0CB7559B72C6445B864180402AF97986"/>
             </w:placeholder>
-            <w:dataBinding w:prefixMappings="xmlns:ns0='urn:microsoft-dynamics-nav/reports/Standard_Sales_Order_Conf/1305/'" w:xpath="/ns0:NavWordReportXmlPart[1]/ns0:Header[1]/ns0:Line[1]/ns0:LineAmount_Line_Lbl[1]" w:storeItemID="{00000000-0000-0000-0000-000000000000}"/>
+            <w:dataBinding w:prefixMappings="xmlns:ns0='urn:microsoft-dynamics-nav/reports/Standard_Sales_Order_Conf/1305/'" w:xpath="/ns0:NavWordReportXmlPart[1]/ns0:Header[1]/ns0:Line[1]/ns0:LineAmount_Line_Lbl[1]" w:storeItemID="{49E3A5AC-F0FB-44FA-B497-E468622779B9}"/>
             <w15:color w:val="808080"/>
             <w:text/>
           </w:sdtPr>
@@ -1530,7 +1524,7 @@
           <w:placeholder>
             <w:docPart w:val="A991EF7181AE4BBE944C55E4E10A59E5"/>
           </w:placeholder>
-          <w15:dataBinding w:prefixMappings="xmlns:ns0='urn:microsoft-dynamics-nav/reports/Standard_Sales_Order_Conf/1305/'" w:xpath="/ns0:NavWordReportXmlPart[1]/ns0:Header[1]/ns0:Line" w:storeItemID="{00000000-0000-0000-0000-000000000000}"/>
+          <w15:dataBinding w:prefixMappings="xmlns:ns0='urn:microsoft-dynamics-nav/reports/Standard_Sales_Order_Conf/1305/' " w:xpath="/ns0:NavWordReportXmlPart[1]/ns0:Header[1]/ns0:Line" w:storeItemID="{49E3A5AC-F0FB-44FA-B497-E468622779B9}"/>
           <w15:color w:val="808080"/>
           <w15:repeatingSection/>
         </w:sdtPr>
@@ -1564,7 +1558,7 @@
                     <w:placeholder>
                       <w:docPart w:val="7D0A26A33D8048A4986B48EA24CEF67D"/>
                     </w:placeholder>
-                    <w:dataBinding w:prefixMappings="xmlns:ns0='urn:microsoft-dynamics-nav/reports/Standard_Sales_Order_Conf/1305/'" w:xpath="/ns0:NavWordReportXmlPart[1]/ns0:Header[1]/ns0:Line[1]/ns0:ItemNo_Line[1]" w:storeItemID="{00000000-0000-0000-0000-000000000000}"/>
+                    <w:dataBinding w:prefixMappings="xmlns:ns0='urn:microsoft-dynamics-nav/reports/Standard_Sales_Order_Conf/1305/'" w:xpath="/ns0:NavWordReportXmlPart[1]/ns0:Header[1]/ns0:Line[1]/ns0:ItemNo_Line[1]" w:storeItemID="{49E3A5AC-F0FB-44FA-B497-E468622779B9}"/>
                     <w15:color w:val="808080"/>
                     <w:text/>
                   </w:sdtPr>
@@ -1608,7 +1602,7 @@
                     <w:placeholder>
                       <w:docPart w:val="C742E700B2AE4B2AA561644CBF42B4CE"/>
                     </w:placeholder>
-                    <w:dataBinding w:prefixMappings="xmlns:ns0='urn:microsoft-dynamics-nav/reports/Standard_Sales_Order_Conf/1305/'" w:xpath="/ns0:NavWordReportXmlPart[1]/ns0:Header[1]/ns0:Line[1]/ns0:Description_Line[1]" w:storeItemID="{00000000-0000-0000-0000-000000000000}"/>
+                    <w:dataBinding w:prefixMappings="xmlns:ns0='urn:microsoft-dynamics-nav/reports/Standard_Sales_Order_Conf/1305/'" w:xpath="/ns0:NavWordReportXmlPart[1]/ns0:Header[1]/ns0:Line[1]/ns0:Description_Line[1]" w:storeItemID="{49E3A5AC-F0FB-44FA-B497-E468622779B9}"/>
                     <w15:color w:val="808080"/>
                     <w:text/>
                   </w:sdtPr>
@@ -1645,7 +1639,7 @@
                     <w:placeholder>
                       <w:docPart w:val="E90E4A90680A4786BEDBA21F69F9F80A"/>
                     </w:placeholder>
-                    <w:dataBinding w:prefixMappings="xmlns:ns0='urn:microsoft-dynamics-nav/reports/Standard_Sales_Order_Conf/1305/'" w:xpath="/ns0:NavWordReportXmlPart[1]/ns0:Header[1]/ns0:Line[1]/ns0:Quantity_Line[1]" w:storeItemID="{00000000-0000-0000-0000-000000000000}"/>
+                    <w:dataBinding w:prefixMappings="xmlns:ns0='urn:microsoft-dynamics-nav/reports/Standard_Sales_Order_Conf/1305/'" w:xpath="/ns0:NavWordReportXmlPart[1]/ns0:Header[1]/ns0:Line[1]/ns0:Quantity_Line[1]" w:storeItemID="{49E3A5AC-F0FB-44FA-B497-E468622779B9}"/>
                     <w15:color w:val="808080"/>
                     <w:text/>
                   </w:sdtPr>
@@ -1682,7 +1676,7 @@
                     <w:placeholder>
                       <w:docPart w:val="E44FF7EFE4654F059EFFDEFCE08F09D3"/>
                     </w:placeholder>
-                    <w:dataBinding w:prefixMappings="xmlns:ns0='urn:microsoft-dynamics-nav/reports/Standard_Sales_Order_Conf/1305/'" w:xpath="/ns0:NavWordReportXmlPart[1]/ns0:Header[1]/ns0:Line[1]/ns0:UnitOfMeasure[1]" w:storeItemID="{00000000-0000-0000-0000-000000000000}"/>
+                    <w:dataBinding w:prefixMappings="xmlns:ns0='urn:microsoft-dynamics-nav/reports/Standard_Sales_Order_Conf/1305/'" w:xpath="/ns0:NavWordReportXmlPart[1]/ns0:Header[1]/ns0:Line[1]/ns0:UnitOfMeasure[1]" w:storeItemID="{49E3A5AC-F0FB-44FA-B497-E468622779B9}"/>
                     <w15:color w:val="808080"/>
                     <w:text/>
                   </w:sdtPr>
@@ -1722,7 +1716,7 @@
                         <w:placeholder>
                           <w:docPart w:val="43D3B60B059743D1949FD0F31B69E98D"/>
                         </w:placeholder>
-                        <w:dataBinding w:prefixMappings="xmlns:ns0='urn:microsoft-dynamics-nav/reports/Standard_Sales_Order_Conf/1305/'" w:xpath="/ns0:NavWordReportXmlPart[1]/ns0:Header[1]/ns0:Line[1]/ns0:UnitPrice[1]" w:storeItemID="{00000000-0000-0000-0000-000000000000}"/>
+                        <w:dataBinding w:prefixMappings="xmlns:ns0='urn:microsoft-dynamics-nav/reports/Standard_Sales_Order_Conf/1305/'" w:xpath="/ns0:NavWordReportXmlPart[1]/ns0:Header[1]/ns0:Line[1]/ns0:UnitPrice[1]" w:storeItemID="{49E3A5AC-F0FB-44FA-B497-E468622779B9}"/>
                         <w15:color w:val="808080"/>
                         <w:text/>
                       </w:sdtPr>
@@ -1742,7 +1736,7 @@
                     <w:placeholder>
                       <w:docPart w:val="D8A22B1205C24DE7A4DEFF35268D095A"/>
                     </w:placeholder>
-                    <w:dataBinding w:prefixMappings="xmlns:ns0='urn:microsoft-dynamics-nav/reports/Standard_Sales_Order_Conf/1305/'" w:xpath="/ns0:NavWordReportXmlPart[1]/ns0:Header[1]/ns0:Line[1]/ns0:LineDiscountPercentText_Line[1]" w:storeItemID="{00000000-0000-0000-0000-000000000000}"/>
+                    <w:dataBinding w:prefixMappings="xmlns:ns0='urn:microsoft-dynamics-nav/reports/Standard_Sales_Order_Conf/1305/'" w:xpath="/ns0:NavWordReportXmlPart[1]/ns0:Header[1]/ns0:Line[1]/ns0:LineDiscountPercentText_Line[1]" w:storeItemID="{49E3A5AC-F0FB-44FA-B497-E468622779B9}"/>
                     <w15:color w:val="808080"/>
                     <w:text/>
                   </w:sdtPr>
@@ -1771,7 +1765,7 @@
                     <w:placeholder>
                       <w:docPart w:val="51E39790D42E4EBDB9163D96AF01660F"/>
                     </w:placeholder>
-                    <w:dataBinding w:prefixMappings="xmlns:ns0='urn:microsoft-dynamics-nav/reports/Standard_Sales_Order_Conf/1305/'" w:xpath="/ns0:NavWordReportXmlPart[1]/ns0:Header[1]/ns0:Line[1]/ns0:VATPct_Line[1]" w:storeItemID="{00000000-0000-0000-0000-000000000000}"/>
+                    <w:dataBinding w:prefixMappings="xmlns:ns0='urn:microsoft-dynamics-nav/reports/Standard_Sales_Order_Conf/1305/'" w:xpath="/ns0:NavWordReportXmlPart[1]/ns0:Header[1]/ns0:Line[1]/ns0:VATPct_Line[1]" w:storeItemID="{49E3A5AC-F0FB-44FA-B497-E468622779B9}"/>
                     <w15:color w:val="808080"/>
                     <w:text/>
                   </w:sdtPr>
@@ -1812,7 +1806,7 @@
                         <w:placeholder>
                           <w:docPart w:val="B113118920574236B31D6A5CE06C8924"/>
                         </w:placeholder>
-                        <w:dataBinding w:prefixMappings="xmlns:ns0='urn:microsoft-dynamics-nav/reports/Standard_Sales_Order_Conf/1305/'" w:xpath="/ns0:NavWordReportXmlPart[1]/ns0:Header[1]/ns0:Line[1]/ns0:LineAmount_Line[1]" w:storeItemID="{00000000-0000-0000-0000-000000000000}"/>
+                        <w:dataBinding w:prefixMappings="xmlns:ns0='urn:microsoft-dynamics-nav/reports/Standard_Sales_Order_Conf/1305/'" w:xpath="/ns0:NavWordReportXmlPart[1]/ns0:Header[1]/ns0:Line[1]/ns0:LineAmount_Line[1]" w:storeItemID="{49E3A5AC-F0FB-44FA-B497-E468622779B9}"/>
                         <w15:color w:val="808080"/>
                         <w:text/>
                       </w:sdtPr>
@@ -1857,7 +1851,7 @@
           <w:alias w:val="#Nav: /Header/ReportTotalsLine"/>
           <w:tag w:val="#Nav: Standard_Sales_Order_Conf/1305"/>
           <w:id w:val="-1308857820"/>
-          <w15:dataBinding w:prefixMappings="xmlns:ns0='urn:microsoft-dynamics-nav/reports/Standard_Sales_Order_Conf/1305/'" w:xpath="/ns0:NavWordReportXmlPart[1]/ns0:Header[1]/ns0:ReportTotalsLine" w:storeItemID="{49E3A5AC-F0FB-44FA-B497-E468622779B9}"/>
+          <w15:dataBinding w:prefixMappings="xmlns:ns0='urn:microsoft-dynamics-nav/reports/Standard_Sales_Order_Conf/1305/' " w:xpath="/ns0:NavWordReportXmlPart[1]/ns0:Header[1]/ns0:ReportTotalsLine" w:storeItemID="{49E3A5AC-F0FB-44FA-B497-E468622779B9}"/>
           <w15:repeatingSection/>
         </w:sdtPr>
         <w:sdtContent>
@@ -1954,7 +1948,7 @@
               <w:alias w:val="TotalIncludingVATText"/>
               <w:tag w:val="#BC:InsertDataItem,DataItems/Header/Totals/TotalIncludingVATText"/>
               <w:id w:val="-1340845080"/>
-              <w:dataBinding w:prefixMappings="xmlns:ns0='urn:microsoft-dynamics-nav/reports/Standard_Sales_Order_Conf/1305/'" w:xpath="/ns0:NavWordReportXmlPart[1]/ns0:Header[1]/ns0:Totals[1]/ns0:TotalIncludingVATText[1]" w:storeItemID="{00000000-0000-0000-0000-000000000000}"/>
+              <w:dataBinding w:prefixMappings="xmlns:ns0='urn:microsoft-dynamics-nav/reports/Standard_Sales_Order_Conf/1305/'" w:xpath="/ns0:NavWordReportXmlPart[1]/ns0:Header[1]/ns0:Totals[1]/ns0:TotalIncludingVATText[1]" w:storeItemID="{49E3A5AC-F0FB-44FA-B497-E468622779B9}"/>
               <w15:color w:val="808080"/>
               <w:text/>
             </w:sdtPr>
@@ -2031,7 +2025,7 @@
                 <w:alias w:val="TotalAmountIncludingVAT"/>
                 <w:tag w:val="#BC:InsertDataItem,DataItems/Header/Totals/TotalAmountIncludingVAT"/>
                 <w:id w:val="475962551"/>
-                <w:dataBinding w:prefixMappings="xmlns:ns0='urn:microsoft-dynamics-nav/reports/Standard_Sales_Order_Conf/1305/'" w:xpath="/ns0:NavWordReportXmlPart[1]/ns0:Header[1]/ns0:Totals[1]/ns0:TotalAmountIncludingVAT[1]" w:storeItemID="{00000000-0000-0000-0000-000000000000}"/>
+                <w:dataBinding w:prefixMappings="xmlns:ns0='urn:microsoft-dynamics-nav/reports/Standard_Sales_Order_Conf/1305/'" w:xpath="/ns0:NavWordReportXmlPart[1]/ns0:Header[1]/ns0:Totals[1]/ns0:TotalAmountIncludingVAT[1]" w:storeItemID="{49E3A5AC-F0FB-44FA-B497-E468622779B9}"/>
                 <w15:color w:val="808080"/>
                 <w:text/>
               </w:sdtPr>
@@ -2070,7 +2064,7 @@
             <w:placeholder>
               <w:docPart w:val="040EB39C88C340B6B7A2F569B1AA1C77"/>
             </w:placeholder>
-            <w:dataBinding w:prefixMappings="xmlns:ns0='urn:microsoft-dynamics-nav/reports/Standard_Sales_Order_Conf/1305/'" w:xpath="/ns0:NavWordReportXmlPart[1]/ns0:Header[1]/ns0:WorkDescriptionLines[1]/ns0:WorkDescriptionLine[1]" w:storeItemID="{00000000-0000-0000-0000-000000000000}"/>
+            <w:dataBinding w:prefixMappings="xmlns:ns0='urn:microsoft-dynamics-nav/reports/Standard_Sales_Order_Conf/1305/'" w:xpath="/ns0:NavWordReportXmlPart[1]/ns0:Header[1]/ns0:WorkDescriptionLines[1]/ns0:WorkDescriptionLine[1]" w:storeItemID="{49E3A5AC-F0FB-44FA-B497-E468622779B9}"/>
             <w15:color w:val="808080"/>
             <w:text/>
           </w:sdtPr>
@@ -2148,7 +2142,7 @@
 </file>
 
 <file path=word/endnotes.xml><?xml version="1.0" encoding="utf-8"?>
-<w:endnotes xmlns:wpc="http://schemas.microsoft.com/office/word/2010/wordprocessingCanvas" xmlns:cx="http://schemas.microsoft.com/office/drawing/2014/chartex" xmlns:cx1="http://schemas.microsoft.com/office/drawing/2015/9/8/chartex" xmlns:cx2="http://schemas.microsoft.com/office/drawing/2015/10/21/chartex" xmlns:cx3="http://schemas.microsoft.com/office/drawing/2016/5/9/chartex" xmlns:cx4="http://schemas.microsoft.com/office/drawing/2016/5/10/chartex" xmlns:cx5="http://schemas.microsoft.com/office/drawing/2016/5/11/chartex" xmlns:cx6="http://schemas.microsoft.com/office/drawing/2016/5/12/chartex" xmlns:cx7="http://schemas.microsoft.com/office/drawing/2016/5/13/chartex" xmlns:cx8="http://schemas.microsoft.com/office/drawing/2016/5/14/chartex" xmlns:mc="http://schemas.openxmlformats.org/markup-compatibility/2006" xmlns:aink="http://schemas.microsoft.com/office/drawing/2016/ink" xmlns:am3d="http://schemas.microsoft.com/office/drawing/2017/model3d" xmlns:o="urn:schemas-microsoft-com:office:office" xmlns:oel="http://schemas.microsoft.com/office/2019/extlst" xmlns:r="http://schemas.openxmlformats.org/officeDocument/2006/relationships" xmlns:m="http://schemas.openxmlformats.org/officeDocument/2006/math" xmlns:v="urn:schemas-microsoft-com:vml" xmlns:wp14="http://schemas.microsoft.com/office/word/2010/wordprocessingDrawing" xmlns:wp="http://schemas.openxmlformats.org/drawingml/2006/wordprocessingDrawing" xmlns:w10="urn:schemas-microsoft-com:office:word" xmlns:w="http://schemas.openxmlformats.org/wordprocessingml/2006/main" xmlns:w14="http://schemas.microsoft.com/office/word/2010/wordml" xmlns:w15="http://schemas.microsoft.com/office/word/2012/wordml" xmlns:w16cei="http://schemas.microsoft.com/office/word/2026/wordml/cei" xmlns:w16cex="http://schemas.microsoft.com/office/word/2018/wordml/cex" xmlns:w16cid="http://schemas.microsoft.com/office/word/2016/wordml/cid" xmlns:w16="http://schemas.microsoft.com/office/word/2018/wordml" xmlns:w16du="http://schemas.microsoft.com/office/word/2023/wordml/word16du" xmlns:w16sdtdh="http://schemas.microsoft.com/office/word/2020/wordml/sdtdatahash" xmlns:w16sdtfl="http://schemas.microsoft.com/office/word/2024/wordml/sdtformatlock" xmlns:w16se="http://schemas.microsoft.com/office/word/2015/wordml/symex" xmlns:wpg="http://schemas.microsoft.com/office/word/2010/wordprocessingGroup" xmlns:wpi="http://schemas.microsoft.com/office/word/2010/wordprocessingInk" xmlns:wne="http://schemas.microsoft.com/office/word/2006/wordml" xmlns:wps="http://schemas.microsoft.com/office/word/2010/wordprocessingShape" mc:Ignorable="w14 w15 w16se w16cid w16 w16cex w16sdtdh w16sdtfl w16du wp14">
+<w:endnotes xmlns:wpc="http://schemas.microsoft.com/office/word/2010/wordprocessingCanvas" xmlns:cx="http://schemas.microsoft.com/office/drawing/2014/chartex" xmlns:cx1="http://schemas.microsoft.com/office/drawing/2015/9/8/chartex" xmlns:cx2="http://schemas.microsoft.com/office/drawing/2015/10/21/chartex" xmlns:cx3="http://schemas.microsoft.com/office/drawing/2016/5/9/chartex" xmlns:cx4="http://schemas.microsoft.com/office/drawing/2016/5/10/chartex" xmlns:cx5="http://schemas.microsoft.com/office/drawing/2016/5/11/chartex" xmlns:cx6="http://schemas.microsoft.com/office/drawing/2016/5/12/chartex" xmlns:cx7="http://schemas.microsoft.com/office/drawing/2016/5/13/chartex" xmlns:cx8="http://schemas.microsoft.com/office/drawing/2016/5/14/chartex" xmlns:mc="http://schemas.openxmlformats.org/markup-compatibility/2006" xmlns:aink="http://schemas.microsoft.com/office/drawing/2016/ink" xmlns:am3d="http://schemas.microsoft.com/office/drawing/2017/model3d" xmlns:o="urn:schemas-microsoft-com:office:office" xmlns:oel="http://schemas.microsoft.com/office/2019/extlst" xmlns:r="http://schemas.openxmlformats.org/officeDocument/2006/relationships" xmlns:m="http://schemas.openxmlformats.org/officeDocument/2006/math" xmlns:v="urn:schemas-microsoft-com:vml" xmlns:wp14="http://schemas.microsoft.com/office/word/2010/wordprocessingDrawing" xmlns:wp="http://schemas.openxmlformats.org/drawingml/2006/wordprocessingDrawing" xmlns:w10="urn:schemas-microsoft-com:office:word" xmlns:w="http://schemas.openxmlformats.org/wordprocessingml/2006/main" xmlns:w14="http://schemas.microsoft.com/office/word/2010/wordml" xmlns:w15="http://schemas.microsoft.com/office/word/2012/wordml" xmlns:w16cex="http://schemas.microsoft.com/office/word/2018/wordml/cex" xmlns:w16cid="http://schemas.microsoft.com/office/word/2016/wordml/cid" xmlns:w16="http://schemas.microsoft.com/office/word/2018/wordml" xmlns:w16du="http://schemas.microsoft.com/office/word/2023/wordml/word16du" xmlns:w16sdtdh="http://schemas.microsoft.com/office/word/2020/wordml/sdtdatahash" xmlns:w16sdtfl="http://schemas.microsoft.com/office/word/2024/wordml/sdtformatlock" xmlns:w16se="http://schemas.microsoft.com/office/word/2015/wordml/symex" xmlns:wpg="http://schemas.microsoft.com/office/word/2010/wordprocessingGroup" xmlns:wpi="http://schemas.microsoft.com/office/word/2010/wordprocessingInk" xmlns:wne="http://schemas.microsoft.com/office/word/2006/wordml" xmlns:wps="http://schemas.microsoft.com/office/word/2010/wordprocessingShape" mc:Ignorable="w14 w15 w16se w16cid w16 w16cex w16sdtdh w16sdtfl w16du wp14">
   <w:endnote w:type="separator" w:id="-1">
     <w:p>
       <w:pPr>
@@ -2173,7 +2167,7 @@
 </file>
 
 <file path=word/footer1.xml><?xml version="1.0" encoding="utf-8"?>
-<w:ftr xmlns:wpc="http://schemas.microsoft.com/office/word/2010/wordprocessingCanvas" xmlns:cx="http://schemas.microsoft.com/office/drawing/2014/chartex" xmlns:cx1="http://schemas.microsoft.com/office/drawing/2015/9/8/chartex" xmlns:cx2="http://schemas.microsoft.com/office/drawing/2015/10/21/chartex" xmlns:cx3="http://schemas.microsoft.com/office/drawing/2016/5/9/chartex" xmlns:cx4="http://schemas.microsoft.com/office/drawing/2016/5/10/chartex" xmlns:cx5="http://schemas.microsoft.com/office/drawing/2016/5/11/chartex" xmlns:cx6="http://schemas.microsoft.com/office/drawing/2016/5/12/chartex" xmlns:cx7="http://schemas.microsoft.com/office/drawing/2016/5/13/chartex" xmlns:cx8="http://schemas.microsoft.com/office/drawing/2016/5/14/chartex" xmlns:mc="http://schemas.openxmlformats.org/markup-compatibility/2006" xmlns:aink="http://schemas.microsoft.com/office/drawing/2016/ink" xmlns:am3d="http://schemas.microsoft.com/office/drawing/2017/model3d" xmlns:o="urn:schemas-microsoft-com:office:office" xmlns:oel="http://schemas.microsoft.com/office/2019/extlst" xmlns:r="http://schemas.openxmlformats.org/officeDocument/2006/relationships" xmlns:m="http://schemas.openxmlformats.org/officeDocument/2006/math" xmlns:v="urn:schemas-microsoft-com:vml" xmlns:wp14="http://schemas.microsoft.com/office/word/2010/wordprocessingDrawing" xmlns:wp="http://schemas.openxmlformats.org/drawingml/2006/wordprocessingDrawing" xmlns:w10="urn:schemas-microsoft-com:office:word" xmlns:w="http://schemas.openxmlformats.org/wordprocessingml/2006/main" xmlns:w14="http://schemas.microsoft.com/office/word/2010/wordml" xmlns:w15="http://schemas.microsoft.com/office/word/2012/wordml" xmlns:w16cei="http://schemas.microsoft.com/office/word/2026/wordml/cei" xmlns:w16cex="http://schemas.microsoft.com/office/word/2018/wordml/cex" xmlns:w16cid="http://schemas.microsoft.com/office/word/2016/wordml/cid" xmlns:w16="http://schemas.microsoft.com/office/word/2018/wordml" xmlns:w16du="http://schemas.microsoft.com/office/word/2023/wordml/word16du" xmlns:w16sdtdh="http://schemas.microsoft.com/office/word/2020/wordml/sdtdatahash" xmlns:w16sdtfl="http://schemas.microsoft.com/office/word/2024/wordml/sdtformatlock" xmlns:w16se="http://schemas.microsoft.com/office/word/2015/wordml/symex" xmlns:wpg="http://schemas.microsoft.com/office/word/2010/wordprocessingGroup" xmlns:wpi="http://schemas.microsoft.com/office/word/2010/wordprocessingInk" xmlns:wne="http://schemas.microsoft.com/office/word/2006/wordml" xmlns:wps="http://schemas.microsoft.com/office/word/2010/wordprocessingShape" mc:Ignorable="w14 w15 w16se w16cid w16 w16cex w16sdtdh w16sdtfl w16du wp14">
+<w:ftr xmlns:wpc="http://schemas.microsoft.com/office/word/2010/wordprocessingCanvas" xmlns:cx="http://schemas.microsoft.com/office/drawing/2014/chartex" xmlns:cx1="http://schemas.microsoft.com/office/drawing/2015/9/8/chartex" xmlns:cx2="http://schemas.microsoft.com/office/drawing/2015/10/21/chartex" xmlns:cx3="http://schemas.microsoft.com/office/drawing/2016/5/9/chartex" xmlns:cx4="http://schemas.microsoft.com/office/drawing/2016/5/10/chartex" xmlns:cx5="http://schemas.microsoft.com/office/drawing/2016/5/11/chartex" xmlns:cx6="http://schemas.microsoft.com/office/drawing/2016/5/12/chartex" xmlns:cx7="http://schemas.microsoft.com/office/drawing/2016/5/13/chartex" xmlns:cx8="http://schemas.microsoft.com/office/drawing/2016/5/14/chartex" xmlns:mc="http://schemas.openxmlformats.org/markup-compatibility/2006" xmlns:aink="http://schemas.microsoft.com/office/drawing/2016/ink" xmlns:am3d="http://schemas.microsoft.com/office/drawing/2017/model3d" xmlns:o="urn:schemas-microsoft-com:office:office" xmlns:oel="http://schemas.microsoft.com/office/2019/extlst" xmlns:r="http://schemas.openxmlformats.org/officeDocument/2006/relationships" xmlns:m="http://schemas.openxmlformats.org/officeDocument/2006/math" xmlns:v="urn:schemas-microsoft-com:vml" xmlns:wp14="http://schemas.microsoft.com/office/word/2010/wordprocessingDrawing" xmlns:wp="http://schemas.openxmlformats.org/drawingml/2006/wordprocessingDrawing" xmlns:w10="urn:schemas-microsoft-com:office:word" xmlns:w="http://schemas.openxmlformats.org/wordprocessingml/2006/main" xmlns:w14="http://schemas.microsoft.com/office/word/2010/wordml" xmlns:w15="http://schemas.microsoft.com/office/word/2012/wordml" xmlns:w16cex="http://schemas.microsoft.com/office/word/2018/wordml/cex" xmlns:w16cid="http://schemas.microsoft.com/office/word/2016/wordml/cid" xmlns:w16="http://schemas.microsoft.com/office/word/2018/wordml" xmlns:w16du="http://schemas.microsoft.com/office/word/2023/wordml/word16du" xmlns:w16sdtdh="http://schemas.microsoft.com/office/word/2020/wordml/sdtdatahash" xmlns:w16sdtfl="http://schemas.microsoft.com/office/word/2024/wordml/sdtformatlock" xmlns:w16se="http://schemas.microsoft.com/office/word/2015/wordml/symex" xmlns:wpg="http://schemas.microsoft.com/office/word/2010/wordprocessingGroup" xmlns:wpi="http://schemas.microsoft.com/office/word/2010/wordprocessingInk" xmlns:wne="http://schemas.microsoft.com/office/word/2006/wordml" xmlns:wps="http://schemas.microsoft.com/office/word/2010/wordprocessingShape" mc:Ignorable="w14 w15 w16se w16cid w16 w16cex w16sdtdh w16sdtfl w16du wp14">
   <w:p>
     <w:pPr>
       <w:pStyle w:val="Footer"/>
@@ -2183,7 +2177,7 @@
 </file>
 
 <file path=word/footer2.xml><?xml version="1.0" encoding="utf-8"?>
-<w:ftr xmlns:wpc="http://schemas.microsoft.com/office/word/2010/wordprocessingCanvas" xmlns:cx="http://schemas.microsoft.com/office/drawing/2014/chartex" xmlns:cx1="http://schemas.microsoft.com/office/drawing/2015/9/8/chartex" xmlns:cx2="http://schemas.microsoft.com/office/drawing/2015/10/21/chartex" xmlns:cx3="http://schemas.microsoft.com/office/drawing/2016/5/9/chartex" xmlns:cx4="http://schemas.microsoft.com/office/drawing/2016/5/10/chartex" xmlns:cx5="http://schemas.microsoft.com/office/drawing/2016/5/11/chartex" xmlns:cx6="http://schemas.microsoft.com/office/drawing/2016/5/12/chartex" xmlns:cx7="http://schemas.microsoft.com/office/drawing/2016/5/13/chartex" xmlns:cx8="http://schemas.microsoft.com/office/drawing/2016/5/14/chartex" xmlns:mc="http://schemas.openxmlformats.org/markup-compatibility/2006" xmlns:aink="http://schemas.microsoft.com/office/drawing/2016/ink" xmlns:am3d="http://schemas.microsoft.com/office/drawing/2017/model3d" xmlns:o="urn:schemas-microsoft-com:office:office" xmlns:oel="http://schemas.microsoft.com/office/2019/extlst" xmlns:r="http://schemas.openxmlformats.org/officeDocument/2006/relationships" xmlns:m="http://schemas.openxmlformats.org/officeDocument/2006/math" xmlns:v="urn:schemas-microsoft-com:vml" xmlns:wp14="http://schemas.microsoft.com/office/word/2010/wordprocessingDrawing" xmlns:wp="http://schemas.openxmlformats.org/drawingml/2006/wordprocessingDrawing" xmlns:w10="urn:schemas-microsoft-com:office:word" xmlns:w="http://schemas.openxmlformats.org/wordprocessingml/2006/main" xmlns:w14="http://schemas.microsoft.com/office/word/2010/wordml" xmlns:w15="http://schemas.microsoft.com/office/word/2012/wordml" xmlns:w16cei="http://schemas.microsoft.com/office/word/2026/wordml/cei" xmlns:w16cex="http://schemas.microsoft.com/office/word/2018/wordml/cex" xmlns:w16cid="http://schemas.microsoft.com/office/word/2016/wordml/cid" xmlns:w16="http://schemas.microsoft.com/office/word/2018/wordml" xmlns:w16du="http://schemas.microsoft.com/office/word/2023/wordml/word16du" xmlns:w16sdtdh="http://schemas.microsoft.com/office/word/2020/wordml/sdtdatahash" xmlns:w16sdtfl="http://schemas.microsoft.com/office/word/2024/wordml/sdtformatlock" xmlns:w16se="http://schemas.microsoft.com/office/word/2015/wordml/symex" xmlns:wpg="http://schemas.microsoft.com/office/word/2010/wordprocessingGroup" xmlns:wpi="http://schemas.microsoft.com/office/word/2010/wordprocessingInk" xmlns:wne="http://schemas.microsoft.com/office/word/2006/wordml" xmlns:wps="http://schemas.microsoft.com/office/word/2010/wordprocessingShape" mc:Ignorable="w14 w15 w16se w16cid w16 w16cex w16sdtdh w16sdtfl w16du wp14">
+<w:ftr xmlns:wpc="http://schemas.microsoft.com/office/word/2010/wordprocessingCanvas" xmlns:cx="http://schemas.microsoft.com/office/drawing/2014/chartex" xmlns:cx1="http://schemas.microsoft.com/office/drawing/2015/9/8/chartex" xmlns:cx2="http://schemas.microsoft.com/office/drawing/2015/10/21/chartex" xmlns:cx3="http://schemas.microsoft.com/office/drawing/2016/5/9/chartex" xmlns:cx4="http://schemas.microsoft.com/office/drawing/2016/5/10/chartex" xmlns:cx5="http://schemas.microsoft.com/office/drawing/2016/5/11/chartex" xmlns:cx6="http://schemas.microsoft.com/office/drawing/2016/5/12/chartex" xmlns:cx7="http://schemas.microsoft.com/office/drawing/2016/5/13/chartex" xmlns:cx8="http://schemas.microsoft.com/office/drawing/2016/5/14/chartex" xmlns:mc="http://schemas.openxmlformats.org/markup-compatibility/2006" xmlns:aink="http://schemas.microsoft.com/office/drawing/2016/ink" xmlns:am3d="http://schemas.microsoft.com/office/drawing/2017/model3d" xmlns:o="urn:schemas-microsoft-com:office:office" xmlns:oel="http://schemas.microsoft.com/office/2019/extlst" xmlns:r="http://schemas.openxmlformats.org/officeDocument/2006/relationships" xmlns:m="http://schemas.openxmlformats.org/officeDocument/2006/math" xmlns:v="urn:schemas-microsoft-com:vml" xmlns:wp14="http://schemas.microsoft.com/office/word/2010/wordprocessingDrawing" xmlns:wp="http://schemas.openxmlformats.org/drawingml/2006/wordprocessingDrawing" xmlns:w10="urn:schemas-microsoft-com:office:word" xmlns:w="http://schemas.openxmlformats.org/wordprocessingml/2006/main" xmlns:w14="http://schemas.microsoft.com/office/word/2010/wordml" xmlns:w15="http://schemas.microsoft.com/office/word/2012/wordml" xmlns:w16cex="http://schemas.microsoft.com/office/word/2018/wordml/cex" xmlns:w16cid="http://schemas.microsoft.com/office/word/2016/wordml/cid" xmlns:w16="http://schemas.microsoft.com/office/word/2018/wordml" xmlns:w16du="http://schemas.microsoft.com/office/word/2023/wordml/word16du" xmlns:w16sdtdh="http://schemas.microsoft.com/office/word/2020/wordml/sdtdatahash" xmlns:w16sdtfl="http://schemas.microsoft.com/office/word/2024/wordml/sdtformatlock" xmlns:w16se="http://schemas.microsoft.com/office/word/2015/wordml/symex" xmlns:wpg="http://schemas.microsoft.com/office/word/2010/wordprocessingGroup" xmlns:wpi="http://schemas.microsoft.com/office/word/2010/wordprocessingInk" xmlns:wne="http://schemas.microsoft.com/office/word/2006/wordml" xmlns:wps="http://schemas.microsoft.com/office/word/2010/wordprocessingShape" mc:Ignorable="w14 w15 w16se w16cid w16 w16cex w16sdtdh w16sdtfl w16du wp14">
   <w:p>
     <w:pPr>
       <w:pStyle w:val="Footer"/>
@@ -2193,7 +2187,7 @@
 </file>
 
 <file path=word/footer3.xml><?xml version="1.0" encoding="utf-8"?>
-<w:ftr xmlns:wpc="http://schemas.microsoft.com/office/word/2010/wordprocessingCanvas" xmlns:cx="http://schemas.microsoft.com/office/drawing/2014/chartex" xmlns:cx1="http://schemas.microsoft.com/office/drawing/2015/9/8/chartex" xmlns:cx2="http://schemas.microsoft.com/office/drawing/2015/10/21/chartex" xmlns:cx3="http://schemas.microsoft.com/office/drawing/2016/5/9/chartex" xmlns:cx4="http://schemas.microsoft.com/office/drawing/2016/5/10/chartex" xmlns:cx5="http://schemas.microsoft.com/office/drawing/2016/5/11/chartex" xmlns:cx6="http://schemas.microsoft.com/office/drawing/2016/5/12/chartex" xmlns:cx7="http://schemas.microsoft.com/office/drawing/2016/5/13/chartex" xmlns:cx8="http://schemas.microsoft.com/office/drawing/2016/5/14/chartex" xmlns:mc="http://schemas.openxmlformats.org/markup-compatibility/2006" xmlns:aink="http://schemas.microsoft.com/office/drawing/2016/ink" xmlns:am3d="http://schemas.microsoft.com/office/drawing/2017/model3d" xmlns:o="urn:schemas-microsoft-com:office:office" xmlns:oel="http://schemas.microsoft.com/office/2019/extlst" xmlns:r="http://schemas.openxmlformats.org/officeDocument/2006/relationships" xmlns:m="http://schemas.openxmlformats.org/officeDocument/2006/math" xmlns:v="urn:schemas-microsoft-com:vml" xmlns:wp14="http://schemas.microsoft.com/office/word/2010/wordprocessingDrawing" xmlns:wp="http://schemas.openxmlformats.org/drawingml/2006/wordprocessingDrawing" xmlns:w10="urn:schemas-microsoft-com:office:word" xmlns:w="http://schemas.openxmlformats.org/wordprocessingml/2006/main" xmlns:w14="http://schemas.microsoft.com/office/word/2010/wordml" xmlns:w15="http://schemas.microsoft.com/office/word/2012/wordml" xmlns:w16cei="http://schemas.microsoft.com/office/word/2026/wordml/cei" xmlns:w16cex="http://schemas.microsoft.com/office/word/2018/wordml/cex" xmlns:w16cid="http://schemas.microsoft.com/office/word/2016/wordml/cid" xmlns:w16="http://schemas.microsoft.com/office/word/2018/wordml" xmlns:w16du="http://schemas.microsoft.com/office/word/2023/wordml/word16du" xmlns:w16sdtdh="http://schemas.microsoft.com/office/word/2020/wordml/sdtdatahash" xmlns:w16sdtfl="http://schemas.microsoft.com/office/word/2024/wordml/sdtformatlock" xmlns:w16se="http://schemas.microsoft.com/office/word/2015/wordml/symex" xmlns:wpg="http://schemas.microsoft.com/office/word/2010/wordprocessingGroup" xmlns:wpi="http://schemas.microsoft.com/office/word/2010/wordprocessingInk" xmlns:wne="http://schemas.microsoft.com/office/word/2006/wordml" xmlns:wps="http://schemas.microsoft.com/office/word/2010/wordprocessingShape" mc:Ignorable="w14 w15 w16se w16cid w16 w16cex w16sdtdh w16sdtfl w16du wp14">
+<w:ftr xmlns:wpc="http://schemas.microsoft.com/office/word/2010/wordprocessingCanvas" xmlns:cx="http://schemas.microsoft.com/office/drawing/2014/chartex" xmlns:cx1="http://schemas.microsoft.com/office/drawing/2015/9/8/chartex" xmlns:cx2="http://schemas.microsoft.com/office/drawing/2015/10/21/chartex" xmlns:cx3="http://schemas.microsoft.com/office/drawing/2016/5/9/chartex" xmlns:cx4="http://schemas.microsoft.com/office/drawing/2016/5/10/chartex" xmlns:cx5="http://schemas.microsoft.com/office/drawing/2016/5/11/chartex" xmlns:cx6="http://schemas.microsoft.com/office/drawing/2016/5/12/chartex" xmlns:cx7="http://schemas.microsoft.com/office/drawing/2016/5/13/chartex" xmlns:cx8="http://schemas.microsoft.com/office/drawing/2016/5/14/chartex" xmlns:mc="http://schemas.openxmlformats.org/markup-compatibility/2006" xmlns:aink="http://schemas.microsoft.com/office/drawing/2016/ink" xmlns:am3d="http://schemas.microsoft.com/office/drawing/2017/model3d" xmlns:o="urn:schemas-microsoft-com:office:office" xmlns:oel="http://schemas.microsoft.com/office/2019/extlst" xmlns:r="http://schemas.openxmlformats.org/officeDocument/2006/relationships" xmlns:m="http://schemas.openxmlformats.org/officeDocument/2006/math" xmlns:v="urn:schemas-microsoft-com:vml" xmlns:wp14="http://schemas.microsoft.com/office/word/2010/wordprocessingDrawing" xmlns:wp="http://schemas.openxmlformats.org/drawingml/2006/wordprocessingDrawing" xmlns:w10="urn:schemas-microsoft-com:office:word" xmlns:w="http://schemas.openxmlformats.org/wordprocessingml/2006/main" xmlns:w14="http://schemas.microsoft.com/office/word/2010/wordml" xmlns:w15="http://schemas.microsoft.com/office/word/2012/wordml" xmlns:w16cex="http://schemas.microsoft.com/office/word/2018/wordml/cex" xmlns:w16cid="http://schemas.microsoft.com/office/word/2016/wordml/cid" xmlns:w16="http://schemas.microsoft.com/office/word/2018/wordml" xmlns:w16du="http://schemas.microsoft.com/office/word/2023/wordml/word16du" xmlns:w16sdtdh="http://schemas.microsoft.com/office/word/2020/wordml/sdtdatahash" xmlns:w16sdtfl="http://schemas.microsoft.com/office/word/2024/wordml/sdtformatlock" xmlns:w16se="http://schemas.microsoft.com/office/word/2015/wordml/symex" xmlns:wpg="http://schemas.microsoft.com/office/word/2010/wordprocessingGroup" xmlns:wpi="http://schemas.microsoft.com/office/word/2010/wordprocessingInk" xmlns:wne="http://schemas.microsoft.com/office/word/2006/wordml" xmlns:wps="http://schemas.microsoft.com/office/word/2010/wordprocessingShape" mc:Ignorable="w14 w15 w16se w16cid w16 w16cex w16sdtdh w16sdtfl w16du wp14">
   <w:p>
     <w:pPr>
       <w:pStyle w:val="Footer"/>
@@ -2203,7 +2197,7 @@
 </file>
 
 <file path=word/footnotes.xml><?xml version="1.0" encoding="utf-8"?>
-<w:footnotes xmlns:wpc="http://schemas.microsoft.com/office/word/2010/wordprocessingCanvas" xmlns:cx="http://schemas.microsoft.com/office/drawing/2014/chartex" xmlns:cx1="http://schemas.microsoft.com/office/drawing/2015/9/8/chartex" xmlns:cx2="http://schemas.microsoft.com/office/drawing/2015/10/21/chartex" xmlns:cx3="http://schemas.microsoft.com/office/drawing/2016/5/9/chartex" xmlns:cx4="http://schemas.microsoft.com/office/drawing/2016/5/10/chartex" xmlns:cx5="http://schemas.microsoft.com/office/drawing/2016/5/11/chartex" xmlns:cx6="http://schemas.microsoft.com/office/drawing/2016/5/12/chartex" xmlns:cx7="http://schemas.microsoft.com/office/drawing/2016/5/13/chartex" xmlns:cx8="http://schemas.microsoft.com/office/drawing/2016/5/14/chartex" xmlns:mc="http://schemas.openxmlformats.org/markup-compatibility/2006" xmlns:aink="http://schemas.microsoft.com/office/drawing/2016/ink" xmlns:am3d="http://schemas.microsoft.com/office/drawing/2017/model3d" xmlns:o="urn:schemas-microsoft-com:office:office" xmlns:oel="http://schemas.microsoft.com/office/2019/extlst" xmlns:r="http://schemas.openxmlformats.org/officeDocument/2006/relationships" xmlns:m="http://schemas.openxmlformats.org/officeDocument/2006/math" xmlns:v="urn:schemas-microsoft-com:vml" xmlns:wp14="http://schemas.microsoft.com/office/word/2010/wordprocessingDrawing" xmlns:wp="http://schemas.openxmlformats.org/drawingml/2006/wordprocessingDrawing" xmlns:w10="urn:schemas-microsoft-com:office:word" xmlns:w="http://schemas.openxmlformats.org/wordprocessingml/2006/main" xmlns:w14="http://schemas.microsoft.com/office/word/2010/wordml" xmlns:w15="http://schemas.microsoft.com/office/word/2012/wordml" xmlns:w16cei="http://schemas.microsoft.com/office/word/2026/wordml/cei" xmlns:w16cex="http://schemas.microsoft.com/office/word/2018/wordml/cex" xmlns:w16cid="http://schemas.microsoft.com/office/word/2016/wordml/cid" xmlns:w16="http://schemas.microsoft.com/office/word/2018/wordml" xmlns:w16du="http://schemas.microsoft.com/office/word/2023/wordml/word16du" xmlns:w16sdtdh="http://schemas.microsoft.com/office/word/2020/wordml/sdtdatahash" xmlns:w16sdtfl="http://schemas.microsoft.com/office/word/2024/wordml/sdtformatlock" xmlns:w16se="http://schemas.microsoft.com/office/word/2015/wordml/symex" xmlns:wpg="http://schemas.microsoft.com/office/word/2010/wordprocessingGroup" xmlns:wpi="http://schemas.microsoft.com/office/word/2010/wordprocessingInk" xmlns:wne="http://schemas.microsoft.com/office/word/2006/wordml" xmlns:wps="http://schemas.microsoft.com/office/word/2010/wordprocessingShape" mc:Ignorable="w14 w15 w16se w16cid w16 w16cex w16sdtdh w16sdtfl w16du wp14">
+<w:footnotes xmlns:wpc="http://schemas.microsoft.com/office/word/2010/wordprocessingCanvas" xmlns:cx="http://schemas.microsoft.com/office/drawing/2014/chartex" xmlns:cx1="http://schemas.microsoft.com/office/drawing/2015/9/8/chartex" xmlns:cx2="http://schemas.microsoft.com/office/drawing/2015/10/21/chartex" xmlns:cx3="http://schemas.microsoft.com/office/drawing/2016/5/9/chartex" xmlns:cx4="http://schemas.microsoft.com/office/drawing/2016/5/10/chartex" xmlns:cx5="http://schemas.microsoft.com/office/drawing/2016/5/11/chartex" xmlns:cx6="http://schemas.microsoft.com/office/drawing/2016/5/12/chartex" xmlns:cx7="http://schemas.microsoft.com/office/drawing/2016/5/13/chartex" xmlns:cx8="http://schemas.microsoft.com/office/drawing/2016/5/14/chartex" xmlns:mc="http://schemas.openxmlformats.org/markup-compatibility/2006" xmlns:aink="http://schemas.microsoft.com/office/drawing/2016/ink" xmlns:am3d="http://schemas.microsoft.com/office/drawing/2017/model3d" xmlns:o="urn:schemas-microsoft-com:office:office" xmlns:oel="http://schemas.microsoft.com/office/2019/extlst" xmlns:r="http://schemas.openxmlformats.org/officeDocument/2006/relationships" xmlns:m="http://schemas.openxmlformats.org/officeDocument/2006/math" xmlns:v="urn:schemas-microsoft-com:vml" xmlns:wp14="http://schemas.microsoft.com/office/word/2010/wordprocessingDrawing" xmlns:wp="http://schemas.openxmlformats.org/drawingml/2006/wordprocessingDrawing" xmlns:w10="urn:schemas-microsoft-com:office:word" xmlns:w="http://schemas.openxmlformats.org/wordprocessingml/2006/main" xmlns:w14="http://schemas.microsoft.com/office/word/2010/wordml" xmlns:w15="http://schemas.microsoft.com/office/word/2012/wordml" xmlns:w16cex="http://schemas.microsoft.com/office/word/2018/wordml/cex" xmlns:w16cid="http://schemas.microsoft.com/office/word/2016/wordml/cid" xmlns:w16="http://schemas.microsoft.com/office/word/2018/wordml" xmlns:w16du="http://schemas.microsoft.com/office/word/2023/wordml/word16du" xmlns:w16sdtdh="http://schemas.microsoft.com/office/word/2020/wordml/sdtdatahash" xmlns:w16sdtfl="http://schemas.microsoft.com/office/word/2024/wordml/sdtformatlock" xmlns:w16se="http://schemas.microsoft.com/office/word/2015/wordml/symex" xmlns:wpg="http://schemas.microsoft.com/office/word/2010/wordprocessingGroup" xmlns:wpi="http://schemas.microsoft.com/office/word/2010/wordprocessingInk" xmlns:wne="http://schemas.microsoft.com/office/word/2006/wordml" xmlns:wps="http://schemas.microsoft.com/office/word/2010/wordprocessingShape" mc:Ignorable="w14 w15 w16se w16cid w16 w16cex w16sdtdh w16sdtfl w16du wp14">
   <w:footnote w:type="separator" w:id="-1">
     <w:p>
       <w:pPr>
@@ -2228,7 +2222,7 @@
 </file>
 
 <file path=word/header1.xml><?xml version="1.0" encoding="utf-8"?>
-<w:hdr xmlns:wpc="http://schemas.microsoft.com/office/word/2010/wordprocessingCanvas" xmlns:cx="http://schemas.microsoft.com/office/drawing/2014/chartex" xmlns:cx1="http://schemas.microsoft.com/office/drawing/2015/9/8/chartex" xmlns:cx2="http://schemas.microsoft.com/office/drawing/2015/10/21/chartex" xmlns:cx3="http://schemas.microsoft.com/office/drawing/2016/5/9/chartex" xmlns:cx4="http://schemas.microsoft.com/office/drawing/2016/5/10/chartex" xmlns:cx5="http://schemas.microsoft.com/office/drawing/2016/5/11/chartex" xmlns:cx6="http://schemas.microsoft.com/office/drawing/2016/5/12/chartex" xmlns:cx7="http://schemas.microsoft.com/office/drawing/2016/5/13/chartex" xmlns:cx8="http://schemas.microsoft.com/office/drawing/2016/5/14/chartex" xmlns:mc="http://schemas.openxmlformats.org/markup-compatibility/2006" xmlns:aink="http://schemas.microsoft.com/office/drawing/2016/ink" xmlns:am3d="http://schemas.microsoft.com/office/drawing/2017/model3d" xmlns:o="urn:schemas-microsoft-com:office:office" xmlns:oel="http://schemas.microsoft.com/office/2019/extlst" xmlns:r="http://schemas.openxmlformats.org/officeDocument/2006/relationships" xmlns:m="http://schemas.openxmlformats.org/officeDocument/2006/math" xmlns:v="urn:schemas-microsoft-com:vml" xmlns:wp14="http://schemas.microsoft.com/office/word/2010/wordprocessingDrawing" xmlns:wp="http://schemas.openxmlformats.org/drawingml/2006/wordprocessingDrawing" xmlns:w10="urn:schemas-microsoft-com:office:word" xmlns:w="http://schemas.openxmlformats.org/wordprocessingml/2006/main" xmlns:w14="http://schemas.microsoft.com/office/word/2010/wordml" xmlns:w15="http://schemas.microsoft.com/office/word/2012/wordml" xmlns:w16cei="http://schemas.microsoft.com/office/word/2026/wordml/cei" xmlns:w16cex="http://schemas.microsoft.com/office/word/2018/wordml/cex" xmlns:w16cid="http://schemas.microsoft.com/office/word/2016/wordml/cid" xmlns:w16="http://schemas.microsoft.com/office/word/2018/wordml" xmlns:w16du="http://schemas.microsoft.com/office/word/2023/wordml/word16du" xmlns:w16sdtdh="http://schemas.microsoft.com/office/word/2020/wordml/sdtdatahash" xmlns:w16sdtfl="http://schemas.microsoft.com/office/word/2024/wordml/sdtformatlock" xmlns:w16se="http://schemas.microsoft.com/office/word/2015/wordml/symex" xmlns:wpg="http://schemas.microsoft.com/office/word/2010/wordprocessingGroup" xmlns:wpi="http://schemas.microsoft.com/office/word/2010/wordprocessingInk" xmlns:wne="http://schemas.microsoft.com/office/word/2006/wordml" xmlns:wps="http://schemas.microsoft.com/office/word/2010/wordprocessingShape" mc:Ignorable="w14 w15 w16se w16cid w16 w16cex w16sdtdh w16sdtfl w16du wp14">
+<w:hdr xmlns:wpc="http://schemas.microsoft.com/office/word/2010/wordprocessingCanvas" xmlns:cx="http://schemas.microsoft.com/office/drawing/2014/chartex" xmlns:cx1="http://schemas.microsoft.com/office/drawing/2015/9/8/chartex" xmlns:cx2="http://schemas.microsoft.com/office/drawing/2015/10/21/chartex" xmlns:cx3="http://schemas.microsoft.com/office/drawing/2016/5/9/chartex" xmlns:cx4="http://schemas.microsoft.com/office/drawing/2016/5/10/chartex" xmlns:cx5="http://schemas.microsoft.com/office/drawing/2016/5/11/chartex" xmlns:cx6="http://schemas.microsoft.com/office/drawing/2016/5/12/chartex" xmlns:cx7="http://schemas.microsoft.com/office/drawing/2016/5/13/chartex" xmlns:cx8="http://schemas.microsoft.com/office/drawing/2016/5/14/chartex" xmlns:mc="http://schemas.openxmlformats.org/markup-compatibility/2006" xmlns:aink="http://schemas.microsoft.com/office/drawing/2016/ink" xmlns:am3d="http://schemas.microsoft.com/office/drawing/2017/model3d" xmlns:o="urn:schemas-microsoft-com:office:office" xmlns:oel="http://schemas.microsoft.com/office/2019/extlst" xmlns:r="http://schemas.openxmlformats.org/officeDocument/2006/relationships" xmlns:m="http://schemas.openxmlformats.org/officeDocument/2006/math" xmlns:v="urn:schemas-microsoft-com:vml" xmlns:wp14="http://schemas.microsoft.com/office/word/2010/wordprocessingDrawing" xmlns:wp="http://schemas.openxmlformats.org/drawingml/2006/wordprocessingDrawing" xmlns:w10="urn:schemas-microsoft-com:office:word" xmlns:w="http://schemas.openxmlformats.org/wordprocessingml/2006/main" xmlns:w14="http://schemas.microsoft.com/office/word/2010/wordml" xmlns:w15="http://schemas.microsoft.com/office/word/2012/wordml" xmlns:w16cex="http://schemas.microsoft.com/office/word/2018/wordml/cex" xmlns:w16cid="http://schemas.microsoft.com/office/word/2016/wordml/cid" xmlns:w16="http://schemas.microsoft.com/office/word/2018/wordml" xmlns:w16du="http://schemas.microsoft.com/office/word/2023/wordml/word16du" xmlns:w16sdtdh="http://schemas.microsoft.com/office/word/2020/wordml/sdtdatahash" xmlns:w16sdtfl="http://schemas.microsoft.com/office/word/2024/wordml/sdtformatlock" xmlns:w16se="http://schemas.microsoft.com/office/word/2015/wordml/symex" xmlns:wpg="http://schemas.microsoft.com/office/word/2010/wordprocessingGroup" xmlns:wpi="http://schemas.microsoft.com/office/word/2010/wordprocessingInk" xmlns:wne="http://schemas.microsoft.com/office/word/2006/wordml" xmlns:wps="http://schemas.microsoft.com/office/word/2010/wordprocessingShape" mc:Ignorable="w14 w15 w16se w16cid w16 w16cex w16sdtdh w16sdtfl w16du wp14">
   <w:p>
     <w:pPr>
       <w:pStyle w:val="Header"/>
@@ -2238,7 +2232,7 @@
 </file>
 
 <file path=word/header2.xml><?xml version="1.0" encoding="utf-8"?>
-<w:hdr xmlns:wpc="http://schemas.microsoft.com/office/word/2010/wordprocessingCanvas" xmlns:cx="http://schemas.microsoft.com/office/drawing/2014/chartex" xmlns:cx1="http://schemas.microsoft.com/office/drawing/2015/9/8/chartex" xmlns:cx2="http://schemas.microsoft.com/office/drawing/2015/10/21/chartex" xmlns:cx3="http://schemas.microsoft.com/office/drawing/2016/5/9/chartex" xmlns:cx4="http://schemas.microsoft.com/office/drawing/2016/5/10/chartex" xmlns:cx5="http://schemas.microsoft.com/office/drawing/2016/5/11/chartex" xmlns:cx6="http://schemas.microsoft.com/office/drawing/2016/5/12/chartex" xmlns:cx7="http://schemas.microsoft.com/office/drawing/2016/5/13/chartex" xmlns:cx8="http://schemas.microsoft.com/office/drawing/2016/5/14/chartex" xmlns:mc="http://schemas.openxmlformats.org/markup-compatibility/2006" xmlns:aink="http://schemas.microsoft.com/office/drawing/2016/ink" xmlns:am3d="http://schemas.microsoft.com/office/drawing/2017/model3d" xmlns:o="urn:schemas-microsoft-com:office:office" xmlns:oel="http://schemas.microsoft.com/office/2019/extlst" xmlns:r="http://schemas.openxmlformats.org/officeDocument/2006/relationships" xmlns:m="http://schemas.openxmlformats.org/officeDocument/2006/math" xmlns:v="urn:schemas-microsoft-com:vml" xmlns:wp14="http://schemas.microsoft.com/office/word/2010/wordprocessingDrawing" xmlns:wp="http://schemas.openxmlformats.org/drawingml/2006/wordprocessingDrawing" xmlns:w10="urn:schemas-microsoft-com:office:word" xmlns:w="http://schemas.openxmlformats.org/wordprocessingml/2006/main" xmlns:w14="http://schemas.microsoft.com/office/word/2010/wordml" xmlns:w15="http://schemas.microsoft.com/office/word/2012/wordml" xmlns:w16cei="http://schemas.microsoft.com/office/word/2026/wordml/cei" xmlns:w16cex="http://schemas.microsoft.com/office/word/2018/wordml/cex" xmlns:w16cid="http://schemas.microsoft.com/office/word/2016/wordml/cid" xmlns:w16="http://schemas.microsoft.com/office/word/2018/wordml" xmlns:w16du="http://schemas.microsoft.com/office/word/2023/wordml/word16du" xmlns:w16sdtdh="http://schemas.microsoft.com/office/word/2020/wordml/sdtdatahash" xmlns:w16sdtfl="http://schemas.microsoft.com/office/word/2024/wordml/sdtformatlock" xmlns:w16se="http://schemas.microsoft.com/office/word/2015/wordml/symex" xmlns:wpg="http://schemas.microsoft.com/office/word/2010/wordprocessingGroup" xmlns:wpi="http://schemas.microsoft.com/office/word/2010/wordprocessingInk" xmlns:wne="http://schemas.microsoft.com/office/word/2006/wordml" xmlns:wps="http://schemas.microsoft.com/office/word/2010/wordprocessingShape" mc:Ignorable="w14 w15 w16se w16cid w16 w16cex w16sdtdh w16sdtfl w16du wp14">
+<w:hdr xmlns:wpc="http://schemas.microsoft.com/office/word/2010/wordprocessingCanvas" xmlns:cx="http://schemas.microsoft.com/office/drawing/2014/chartex" xmlns:cx1="http://schemas.microsoft.com/office/drawing/2015/9/8/chartex" xmlns:cx2="http://schemas.microsoft.com/office/drawing/2015/10/21/chartex" xmlns:cx3="http://schemas.microsoft.com/office/drawing/2016/5/9/chartex" xmlns:cx4="http://schemas.microsoft.com/office/drawing/2016/5/10/chartex" xmlns:cx5="http://schemas.microsoft.com/office/drawing/2016/5/11/chartex" xmlns:cx6="http://schemas.microsoft.com/office/drawing/2016/5/12/chartex" xmlns:cx7="http://schemas.microsoft.com/office/drawing/2016/5/13/chartex" xmlns:cx8="http://schemas.microsoft.com/office/drawing/2016/5/14/chartex" xmlns:mc="http://schemas.openxmlformats.org/markup-compatibility/2006" xmlns:aink="http://schemas.microsoft.com/office/drawing/2016/ink" xmlns:am3d="http://schemas.microsoft.com/office/drawing/2017/model3d" xmlns:o="urn:schemas-microsoft-com:office:office" xmlns:oel="http://schemas.microsoft.com/office/2019/extlst" xmlns:r="http://schemas.openxmlformats.org/officeDocument/2006/relationships" xmlns:m="http://schemas.openxmlformats.org/officeDocument/2006/math" xmlns:v="urn:schemas-microsoft-com:vml" xmlns:wp14="http://schemas.microsoft.com/office/word/2010/wordprocessingDrawing" xmlns:wp="http://schemas.openxmlformats.org/drawingml/2006/wordprocessingDrawing" xmlns:w10="urn:schemas-microsoft-com:office:word" xmlns:w="http://schemas.openxmlformats.org/wordprocessingml/2006/main" xmlns:w14="http://schemas.microsoft.com/office/word/2010/wordml" xmlns:w15="http://schemas.microsoft.com/office/word/2012/wordml" xmlns:w16cex="http://schemas.microsoft.com/office/word/2018/wordml/cex" xmlns:w16cid="http://schemas.microsoft.com/office/word/2016/wordml/cid" xmlns:w16="http://schemas.microsoft.com/office/word/2018/wordml" xmlns:w16du="http://schemas.microsoft.com/office/word/2023/wordml/word16du" xmlns:w16sdtdh="http://schemas.microsoft.com/office/word/2020/wordml/sdtdatahash" xmlns:w16sdtfl="http://schemas.microsoft.com/office/word/2024/wordml/sdtformatlock" xmlns:w16se="http://schemas.microsoft.com/office/word/2015/wordml/symex" xmlns:wpg="http://schemas.microsoft.com/office/word/2010/wordprocessingGroup" xmlns:wpi="http://schemas.microsoft.com/office/word/2010/wordprocessingInk" xmlns:wne="http://schemas.microsoft.com/office/word/2006/wordml" xmlns:wps="http://schemas.microsoft.com/office/word/2010/wordprocessingShape" mc:Ignorable="w14 w15 w16se w16cid w16 w16cex w16sdtdh w16sdtfl w16du wp14">
   <w:p>
     <w:pPr>
       <w:pStyle w:val="Header"/>
@@ -2248,7 +2242,7 @@
 </file>
 
 <file path=word/header3.xml><?xml version="1.0" encoding="utf-8"?>
-<w:hdr xmlns:wpc="http://schemas.microsoft.com/office/word/2010/wordprocessingCanvas" xmlns:cx="http://schemas.microsoft.com/office/drawing/2014/chartex" xmlns:cx1="http://schemas.microsoft.com/office/drawing/2015/9/8/chartex" xmlns:cx2="http://schemas.microsoft.com/office/drawing/2015/10/21/chartex" xmlns:cx3="http://schemas.microsoft.com/office/drawing/2016/5/9/chartex" xmlns:cx4="http://schemas.microsoft.com/office/drawing/2016/5/10/chartex" xmlns:cx5="http://schemas.microsoft.com/office/drawing/2016/5/11/chartex" xmlns:cx6="http://schemas.microsoft.com/office/drawing/2016/5/12/chartex" xmlns:cx7="http://schemas.microsoft.com/office/drawing/2016/5/13/chartex" xmlns:cx8="http://schemas.microsoft.com/office/drawing/2016/5/14/chartex" xmlns:mc="http://schemas.openxmlformats.org/markup-compatibility/2006" xmlns:aink="http://schemas.microsoft.com/office/drawing/2016/ink" xmlns:am3d="http://schemas.microsoft.com/office/drawing/2017/model3d" xmlns:o="urn:schemas-microsoft-com:office:office" xmlns:oel="http://schemas.microsoft.com/office/2019/extlst" xmlns:r="http://schemas.openxmlformats.org/officeDocument/2006/relationships" xmlns:m="http://schemas.openxmlformats.org/officeDocument/2006/math" xmlns:v="urn:schemas-microsoft-com:vml" xmlns:wp14="http://schemas.microsoft.com/office/word/2010/wordprocessingDrawing" xmlns:wp="http://schemas.openxmlformats.org/drawingml/2006/wordprocessingDrawing" xmlns:w10="urn:schemas-microsoft-com:office:word" xmlns:w="http://schemas.openxmlformats.org/wordprocessingml/2006/main" xmlns:w14="http://schemas.microsoft.com/office/word/2010/wordml" xmlns:w15="http://schemas.microsoft.com/office/word/2012/wordml" xmlns:w16cei="http://schemas.microsoft.com/office/word/2026/wordml/cei" xmlns:w16cex="http://schemas.microsoft.com/office/word/2018/wordml/cex" xmlns:w16cid="http://schemas.microsoft.com/office/word/2016/wordml/cid" xmlns:w16="http://schemas.microsoft.com/office/word/2018/wordml" xmlns:w16du="http://schemas.microsoft.com/office/word/2023/wordml/word16du" xmlns:w16sdtdh="http://schemas.microsoft.com/office/word/2020/wordml/sdtdatahash" xmlns:w16sdtfl="http://schemas.microsoft.com/office/word/2024/wordml/sdtformatlock" xmlns:w16se="http://schemas.microsoft.com/office/word/2015/wordml/symex" xmlns:wpg="http://schemas.microsoft.com/office/word/2010/wordprocessingGroup" xmlns:wpi="http://schemas.microsoft.com/office/word/2010/wordprocessingInk" xmlns:wne="http://schemas.microsoft.com/office/word/2006/wordml" xmlns:wps="http://schemas.microsoft.com/office/word/2010/wordprocessingShape" mc:Ignorable="w14 w15 w16se w16cid w16 w16cex w16sdtdh w16sdtfl w16du wp14">
+<w:hdr xmlns:wpc="http://schemas.microsoft.com/office/word/2010/wordprocessingCanvas" xmlns:cx="http://schemas.microsoft.com/office/drawing/2014/chartex" xmlns:cx1="http://schemas.microsoft.com/office/drawing/2015/9/8/chartex" xmlns:cx2="http://schemas.microsoft.com/office/drawing/2015/10/21/chartex" xmlns:cx3="http://schemas.microsoft.com/office/drawing/2016/5/9/chartex" xmlns:cx4="http://schemas.microsoft.com/office/drawing/2016/5/10/chartex" xmlns:cx5="http://schemas.microsoft.com/office/drawing/2016/5/11/chartex" xmlns:cx6="http://schemas.microsoft.com/office/drawing/2016/5/12/chartex" xmlns:cx7="http://schemas.microsoft.com/office/drawing/2016/5/13/chartex" xmlns:cx8="http://schemas.microsoft.com/office/drawing/2016/5/14/chartex" xmlns:mc="http://schemas.openxmlformats.org/markup-compatibility/2006" xmlns:aink="http://schemas.microsoft.com/office/drawing/2016/ink" xmlns:am3d="http://schemas.microsoft.com/office/drawing/2017/model3d" xmlns:o="urn:schemas-microsoft-com:office:office" xmlns:oel="http://schemas.microsoft.com/office/2019/extlst" xmlns:r="http://schemas.openxmlformats.org/officeDocument/2006/relationships" xmlns:m="http://schemas.openxmlformats.org/officeDocument/2006/math" xmlns:v="urn:schemas-microsoft-com:vml" xmlns:wp14="http://schemas.microsoft.com/office/word/2010/wordprocessingDrawing" xmlns:wp="http://schemas.openxmlformats.org/drawingml/2006/wordprocessingDrawing" xmlns:w10="urn:schemas-microsoft-com:office:word" xmlns:w="http://schemas.openxmlformats.org/wordprocessingml/2006/main" xmlns:w14="http://schemas.microsoft.com/office/word/2010/wordml" xmlns:w15="http://schemas.microsoft.com/office/word/2012/wordml" xmlns:w16cex="http://schemas.microsoft.com/office/word/2018/wordml/cex" xmlns:w16cid="http://schemas.microsoft.com/office/word/2016/wordml/cid" xmlns:w16="http://schemas.microsoft.com/office/word/2018/wordml" xmlns:w16du="http://schemas.microsoft.com/office/word/2023/wordml/word16du" xmlns:w16sdtdh="http://schemas.microsoft.com/office/word/2020/wordml/sdtdatahash" xmlns:w16sdtfl="http://schemas.microsoft.com/office/word/2024/wordml/sdtformatlock" xmlns:w16se="http://schemas.microsoft.com/office/word/2015/wordml/symex" xmlns:wpg="http://schemas.microsoft.com/office/word/2010/wordprocessingGroup" xmlns:wpi="http://schemas.microsoft.com/office/word/2010/wordprocessingInk" xmlns:wne="http://schemas.microsoft.com/office/word/2006/wordml" xmlns:wps="http://schemas.microsoft.com/office/word/2010/wordprocessingShape" mc:Ignorable="w14 w15 w16se w16cid w16 w16cex w16sdtdh w16sdtfl w16du wp14">
   <w:p>
     <w:pPr>
       <w:pStyle w:val="Header"/>
@@ -3268,7 +3262,7 @@
 </file>
 
 <file path=word/glossary/document.xml><?xml version="1.0" encoding="utf-8"?>
-<w:glossaryDocument xmlns:wpc="http://schemas.microsoft.com/office/word/2010/wordprocessingCanvas" xmlns:cx="http://schemas.microsoft.com/office/drawing/2014/chartex" xmlns:cx1="http://schemas.microsoft.com/office/drawing/2015/9/8/chartex" xmlns:cx2="http://schemas.microsoft.com/office/drawing/2015/10/21/chartex" xmlns:cx3="http://schemas.microsoft.com/office/drawing/2016/5/9/chartex" xmlns:cx4="http://schemas.microsoft.com/office/drawing/2016/5/10/chartex" xmlns:cx5="http://schemas.microsoft.com/office/drawing/2016/5/11/chartex" xmlns:cx6="http://schemas.microsoft.com/office/drawing/2016/5/12/chartex" xmlns:cx7="http://schemas.microsoft.com/office/drawing/2016/5/13/chartex" xmlns:cx8="http://schemas.microsoft.com/office/drawing/2016/5/14/chartex" xmlns:mc="http://schemas.openxmlformats.org/markup-compatibility/2006" xmlns:aink="http://schemas.microsoft.com/office/drawing/2016/ink" xmlns:am3d="http://schemas.microsoft.com/office/drawing/2017/model3d" xmlns:o="urn:schemas-microsoft-com:office:office" xmlns:oel="http://schemas.microsoft.com/office/2019/extlst" xmlns:r="http://schemas.openxmlformats.org/officeDocument/2006/relationships" xmlns:m="http://schemas.openxmlformats.org/officeDocument/2006/math" xmlns:v="urn:schemas-microsoft-com:vml" xmlns:wp14="http://schemas.microsoft.com/office/word/2010/wordprocessingDrawing" xmlns:wp="http://schemas.openxmlformats.org/drawingml/2006/wordprocessingDrawing" xmlns:w10="urn:schemas-microsoft-com:office:word" xmlns:w="http://schemas.openxmlformats.org/wordprocessingml/2006/main" xmlns:w14="http://schemas.microsoft.com/office/word/2010/wordml" xmlns:w15="http://schemas.microsoft.com/office/word/2012/wordml" xmlns:w16cei="http://schemas.microsoft.com/office/word/2026/wordml/cei" xmlns:w16cex="http://schemas.microsoft.com/office/word/2018/wordml/cex" xmlns:w16cid="http://schemas.microsoft.com/office/word/2016/wordml/cid" xmlns:w16="http://schemas.microsoft.com/office/word/2018/wordml" xmlns:w16du="http://schemas.microsoft.com/office/word/2023/wordml/word16du" xmlns:w16sdtdh="http://schemas.microsoft.com/office/word/2020/wordml/sdtdatahash" xmlns:w16sdtfl="http://schemas.microsoft.com/office/word/2024/wordml/sdtformatlock" xmlns:w16se="http://schemas.microsoft.com/office/word/2015/wordml/symex" xmlns:wpg="http://schemas.microsoft.com/office/word/2010/wordprocessingGroup" xmlns:wpi="http://schemas.microsoft.com/office/word/2010/wordprocessingInk" xmlns:wne="http://schemas.microsoft.com/office/word/2006/wordml" xmlns:wps="http://schemas.microsoft.com/office/word/2010/wordprocessingShape" mc:Ignorable="w14 w15 w16se w16cid w16 w16cex w16sdtdh w16sdtfl w16du wp14">
+<w:glossaryDocument xmlns:wpc="http://schemas.microsoft.com/office/word/2010/wordprocessingCanvas" xmlns:cx="http://schemas.microsoft.com/office/drawing/2014/chartex" xmlns:cx1="http://schemas.microsoft.com/office/drawing/2015/9/8/chartex" xmlns:cx2="http://schemas.microsoft.com/office/drawing/2015/10/21/chartex" xmlns:cx3="http://schemas.microsoft.com/office/drawing/2016/5/9/chartex" xmlns:cx4="http://schemas.microsoft.com/office/drawing/2016/5/10/chartex" xmlns:cx5="http://schemas.microsoft.com/office/drawing/2016/5/11/chartex" xmlns:cx6="http://schemas.microsoft.com/office/drawing/2016/5/12/chartex" xmlns:cx7="http://schemas.microsoft.com/office/drawing/2016/5/13/chartex" xmlns:cx8="http://schemas.microsoft.com/office/drawing/2016/5/14/chartex" xmlns:mc="http://schemas.openxmlformats.org/markup-compatibility/2006" xmlns:aink="http://schemas.microsoft.com/office/drawing/2016/ink" xmlns:am3d="http://schemas.microsoft.com/office/drawing/2017/model3d" xmlns:o="urn:schemas-microsoft-com:office:office" xmlns:oel="http://schemas.microsoft.com/office/2019/extlst" xmlns:r="http://schemas.openxmlformats.org/officeDocument/2006/relationships" xmlns:m="http://schemas.openxmlformats.org/officeDocument/2006/math" xmlns:v="urn:schemas-microsoft-com:vml" xmlns:wp14="http://schemas.microsoft.com/office/word/2010/wordprocessingDrawing" xmlns:wp="http://schemas.openxmlformats.org/drawingml/2006/wordprocessingDrawing" xmlns:w10="urn:schemas-microsoft-com:office:word" xmlns:w="http://schemas.openxmlformats.org/wordprocessingml/2006/main" xmlns:w14="http://schemas.microsoft.com/office/word/2010/wordml" xmlns:w15="http://schemas.microsoft.com/office/word/2012/wordml" xmlns:w16cex="http://schemas.microsoft.com/office/word/2018/wordml/cex" xmlns:w16cid="http://schemas.microsoft.com/office/word/2016/wordml/cid" xmlns:w16="http://schemas.microsoft.com/office/word/2018/wordml" xmlns:w16du="http://schemas.microsoft.com/office/word/2023/wordml/word16du" xmlns:w16sdtdh="http://schemas.microsoft.com/office/word/2020/wordml/sdtdatahash" xmlns:w16sdtfl="http://schemas.microsoft.com/office/word/2024/wordml/sdtformatlock" xmlns:w16se="http://schemas.microsoft.com/office/word/2015/wordml/symex" xmlns:wpg="http://schemas.microsoft.com/office/word/2010/wordprocessingGroup" xmlns:wpi="http://schemas.microsoft.com/office/word/2010/wordprocessingInk" xmlns:wne="http://schemas.microsoft.com/office/word/2006/wordml" xmlns:wps="http://schemas.microsoft.com/office/word/2010/wordprocessingShape" mc:Ignorable="w14 w15 w16se w16cid w16 w16cex w16sdtdh w16sdtfl w16du wp14">
   <w:docParts>
     <w:docPart>
       <w:docPartPr>
@@ -4422,12 +4416,14 @@
     <w:rsid w:val="004669A0"/>
     <w:rsid w:val="00536820"/>
     <w:rsid w:val="005928FA"/>
+    <w:rsid w:val="005D4EC1"/>
     <w:rsid w:val="006E25E5"/>
     <w:rsid w:val="007717EF"/>
     <w:rsid w:val="008E5B21"/>
     <w:rsid w:val="008E7FCD"/>
     <w:rsid w:val="00957FA9"/>
     <w:rsid w:val="009C49A3"/>
+    <w:rsid w:val="00B16B40"/>
     <w:rsid w:val="00B25253"/>
     <w:rsid w:val="00B748C5"/>
     <w:rsid w:val="00C32919"/>
@@ -4453,7 +4449,7 @@
   </m:mathPr>
   <w:themeFontLang w:val="da-DK"/>
   <w:clrSchemeMapping w:bg1="light1" w:t1="dark1" w:bg2="light2" w:t2="dark2" w:accent1="accent1" w:accent2="accent2" w:accent3="accent3" w:accent4="accent4" w:accent5="accent5" w:accent6="accent6" w:hyperlink="hyperlink" w:followedHyperlink="followedHyperlink"/>
-  <w:decimalSymbol w:val=","/>
+  <w:decimalSymbol w:val="."/>
   <w:listSeparator w:val=","/>
   <w15:chartTrackingRefBased/>
 </w:settings>
@@ -5806,7 +5802,7 @@
 
 <file path=customXml/item1.xml>��< ? x m l   v e r s i o n = " 1 . 0 "   e n c o d i n g = " u t f - 1 6 " ? >   
- < N a v W o r d R e p o r t X m l P a r t   x m l n s = " u r n : m i c r o s o f t - d y n a m i c s - b u s i n e s s c e n t r a l / i n t e r n a l / e x t e n d e d / r e p o r t s / S t a n d a r d _ S a l e s _ O r d e r _ C o n f / 1 3 0 5 / " > + < N a v W o r d R e p o r t X m l P a r t   x m l n s = " u r n : m i c r o s o f t - d y n a m i c s - n a v / r e p o r t s / S t a n d a r d _ S a l e s _ O r d e r _ C o n f / 1 3 0 5 / " >   
      < B C R e p o r t I n f o r m a t i o n >   
@@ -5824,6 +5820,8 @@
  
              < R e p o r t N a m e > R e p o r t   N a m e < / R e p o r t N a m e >   
+             < R e p o r t C a p t i o n > R e p o r t   C a p t i o n < / R e p o r t C a p t i o n > + 
              < A b o u t T h i s R e p o r t T i t l e > A b o u t   T h i s   R e p o r t   T i t l e < / A b o u t T h i s R e p o r t T i t l e >   
              < A b o u t T h i s R e p o r t T e x t > A b o u t   T h i s   R e p o r t   T e x t < / A b o u t T h i s R e p o r t T e x t > @@ -5878,21 +5876,21 @@
  
              < C o m p a n y A d d r e s s L i n e s >   
-                 < C o m p a n y A d d r e s s L i n e > C o m p a n y   A d d r e s s   L i n e   1 < / C o m p a n y A d d r e s s L i n e > - 
-                 < C o m p a n y A d d r e s s L i n e > C o m p a n y   A d d r e s s   L i n e   2 < / C o m p a n y A d d r e s s L i n e > - 
-                 < C o m p a n y A d d r e s s L i n e > C o m p a n y   A d d r e s s   L i n e   3 < / C o m p a n y A d d r e s s L i n e > - 
-                 < C o m p a n y A d d r e s s L i n e > C o m p a n y   A d d r e s s   L i n e   4 < / C o m p a n y A d d r e s s L i n e > - 
-                 < C o m p a n y A d d r e s s L i n e > C o m p a n y   A d d r e s s   L i n e   5 < / C o m p a n y A d d r e s s L i n e > - 
-                 < C o m p a n y A d d r e s s L i n e > C o m p a n y   A d d r e s s   L i n e   6 < / C o m p a n y A d d r e s s L i n e > - 
-                 < C o m p a n y A d d r e s s L i n e > C o m p a n y   A d d r e s s   L i n e   7 < / C o m p a n y A d d r e s s L i n e > - 
-                 < C o m p a n y A d d r e s s L i n e > C o m p a n y   A d d r e s s   L i n e   8 < / C o m p a n y A d d r e s s L i n e > +                 < C o m p a n y A d d r e s s L i n e 1 > C o m p a n y   A d d r e s s   L i n e   1 < / C o m p a n y A d d r e s s L i n e 1 > + 
+                 < C o m p a n y A d d r e s s L i n e 2 > C o m p a n y   A d d r e s s   L i n e   2 < / C o m p a n y A d d r e s s L i n e 2 > + 
+                 < C o m p a n y A d d r e s s L i n e 3 > C o m p a n y   A d d r e s s   L i n e   3 < / C o m p a n y A d d r e s s L i n e 3 > + 
+                 < C o m p a n y A d d r e s s L i n e 4 > C o m p a n y   A d d r e s s   L i n e   4 < / C o m p a n y A d d r e s s L i n e 4 > + 
+                 < C o m p a n y A d d r e s s L i n e 5 > C o m p a n y   A d d r e s s   L i n e   5 < / C o m p a n y A d d r e s s L i n e 5 > + 
+                 < C o m p a n y A d d r e s s L i n e 6 > C o m p a n y   A d d r e s s   L i n e   6 < / C o m p a n y A d d r e s s L i n e 6 > + 
+                 < C o m p a n y A d d r e s s L i n e 7 > C o m p a n y   A d d r e s s   L i n e   7 < / C o m p a n y A d d r e s s L i n e 7 > + 
+                 < C o m p a n y A d d r e s s L i n e 8 > C o m p a n y   A d d r e s s   L i n e   8 < / C o m p a n y A d d r e s s L i n e 8 >   
              < / C o m p a n y A d d r e s s L i n e s >   
@@ -5950,779 +5948,469 @@
  
      < / B C R e p o r t I n f o r m a t i o n >   
-     < T o o l t i p s > - 
-         < T o o l t i p   c o l u m n = " C o m p a n y H o m e P a g e "   E l e m e n t I d = " 1 9 8 9 1 8 8 7 0 " > - 
-             < T o o l t i p T e x t   l a n g = " e n - U S " > S p e c i f i e s   y o u r   c o m p a n y ' s   w e b   s i t e . < / T o o l t i p T e x t > - 
-         < / T o o l t i p > - 
-         < T o o l t i p   c o l u m n = " C o m p a n y E M a i l "   E l e m e n t I d = " 1 6 7 7 0 7 4 0 5 8 " > - 
-             < T o o l t i p T e x t   l a n g = " e n - U S " > S p e c i f i e s   t h e   c o m p a n y ' s   e m a i l   a d d r e s s . < / T o o l t i p T e x t > - 
-         < / T o o l t i p > - 
-         < T o o l t i p   c o l u m n = " C o m p a n y P i c t u r e "   E l e m e n t I d = " 1 3 9 7 4 1 1 0 7 4 " > - 
-             < T o o l t i p T e x t   l a n g = " e n - U S " > S p e c i f i e s   t h e   p i c t u r e   t h a t   h a s   b e e n   s e t   u p   f o r   t h e   c o m p a n y ,   s u c h   a s   a   c o m p a n y   l o g o . < / T o o l t i p T e x t > - 
-         < / T o o l t i p > - 
-         < T o o l t i p   c o l u m n = " C o m p a n y P h o n e N o "   E l e m e n t I d = " 2 5 0 4 4 0 6 5 5 " > - 
-             < T o o l t i p T e x t   l a n g = " e n - U S " > S p e c i f i e s   t h e   c o m p a n y ' s   t e l e p h o n e   n u m b e r . < / T o o l t i p T e x t > - 
-         < / T o o l t i p > - 
-         < T o o l t i p   c o l u m n = " C o m p a n y G i r o N o "   E l e m e n t I d = " 1 3 6 0 1 9 6 3 2 0 " > - 
-             < T o o l t i p T e x t   l a n g = " e n - U S " > S p e c i f i e s   t h e   c o m p a n y ' s   g i r o   n u m b e r . < / T o o l t i p T e x t > - 
-         < / T o o l t i p > - 
-         < T o o l t i p   c o l u m n = " C o m p a n y B a n k N a m e "   E l e m e n t I d = " 1 5 3 4 9 0 5 6 0 5 " > - 
-             < T o o l t i p T e x t   l a n g = " e n - U S " > S p e c i f i e s   t h e   n a m e   o f   t h e   b a n k   w h e r e   y o u   h a v e   t h e   b a n k   a c c o u n t . < / T o o l t i p T e x t > - 
-         < / T o o l t i p > - 
-         < T o o l t i p   c o l u m n = " C o m p a n y B a n k B r a n c h N o "   E l e m e n t I d = " 7 9 3 1 3 3 0 5 7 " > - 
-             < T o o l t i p T e x t   l a n g = " e n - U S " > S p e c i f i e s   a   n u m b e r   o f   t h e   b a n k   b r a n c h . < / T o o l t i p T e x t > - 
-         < / T o o l t i p > - 
-         < T o o l t i p   c o l u m n = " C o m p a n y B a n k A c c o u n t N o "   E l e m e n t I d = " 3 0 1 4 0 2 0 4 " > - 
-             < T o o l t i p T e x t   l a n g = " e n - U S " > S p e c i f i e s   t h e   n u m b e r   u s e d   b y   t h e   b a n k   f o r   t h e   b a n k   a c c o u n t . < / T o o l t i p T e x t > - 
-         < / T o o l t i p > - 
-         < T o o l t i p   c o l u m n = " C o m p a n y I B A N "   E l e m e n t I d = " 9 0 6 5 4 9 1 8 2 " > - 
-             < T o o l t i p T e x t   l a n g = " e n - U S " > S p e c i f i e s   t h e   b a n k   a c c o u n t ' s   i n t e r n a t i o n a l   b a n k   a c c o u n t   n u m b e r . < / T o o l t i p T e x t > - 
-         < / T o o l t i p > - 
-         < T o o l t i p   c o l u m n = " C o m p a n y S W I F T "   E l e m e n t I d = " 6 6 8 2 5 0 2 4 5 " > - 
-             < T o o l t i p T e x t   l a n g = " e n - U S " > S p e c i f i e s   t h e   i n t e r n a t i o n a l   b a n k   i d e n t i f i e r   c o d e   ( S W I F T )   o f   t h e   b a n k   w h e r e   y o u   h a v e   t h e   a c c o u n t . < / T o o l t i p T e x t > - 
-         < / T o o l t i p > - 
-         < T o o l t i p   c o l u m n = " S e l l T o C o n t a c t P h o n e N o "   E l e m e n t I d = " 1 6 1 3 8 2 2 4 8 3 " > - 
-             < T o o l t i p T e x t   l a n g = " e n - U S " > S p e c i f i e s   t h e   c o n t a c t ' s   p h o n e   n u m b e r . < / T o o l t i p T e x t > - 
-         < / T o o l t i p > - 
-         < T o o l t i p   c o l u m n = " S e l l T o C o n t a c t M o b i l e P h o n e N o "   E l e m e n t I d = " 1 8 4 3 5 8 7 4 7 " > - 
-             < T o o l t i p T e x t   l a n g = " e n - U S " > S p e c i f i e s   t h e   c o n t a c t ' s   m o b i l e   t e l e p h o n e   n u m b e r . < / T o o l t i p T e x t > - 
-         < / T o o l t i p > - 
-         < T o o l t i p   c o l u m n = " S e l l T o C o n t a c t E m a i l "   E l e m e n t I d = " 2 6 2 8 2 4 5 6 4 " > - 
-             < T o o l t i p T e x t   l a n g = " e n - U S " > S p e c i f i e s   t h e   e m a i l   a d d r e s s   o f   t h e   c o n t a c t . < / T o o l t i p T e x t > - 
-         < / T o o l t i p > - 
-         < T o o l t i p   c o l u m n = " B i l l T o C o n t a c t P h o n e N o "   E l e m e n t I d = " 3 6 2 4 7 7 4 8 8 " > - 
-             < T o o l t i p T e x t   l a n g = " e n - U S " > S p e c i f i e s   t h e   c o n t a c t ' s   p h o n e   n u m b e r . < / T o o l t i p T e x t > - 
-         < / T o o l t i p > - 
-         < T o o l t i p   c o l u m n = " B i l l T o C o n t a c t M o b i l e P h o n e N o "   E l e m e n t I d = " 2 4 8 4 8 8 6 9 6 " > - 
-             < T o o l t i p T e x t   l a n g = " e n - U S " > S p e c i f i e s   t h e   c o n t a c t ' s   m o b i l e   t e l e p h o n e   n u m b e r . < / T o o l t i p T e x t > - 
-         < / T o o l t i p > - 
-         < T o o l t i p   c o l u m n = " B i l l T o C o n t a c t E m a i l "   E l e m e n t I d = " 3 3 5 8 2 7 8 9 5 " > - 
-             < T o o l t i p T e x t   l a n g = " e n - U S " > S p e c i f i e s   t h e   e m a i l   a d d r e s s   o f   t h e   c o n t a c t . < / T o o l t i p T e x t > - 
-         < / T o o l t i p > - 
-         < T o o l t i p   c o l u m n = " Y o u r R e f e r e n c e "   E l e m e n t I d = " 1 1 0 3 9 9 5 1 " > - 
-             < T o o l t i p T e x t   l a n g = " e n - U S " > S p e c i f i e s   t h e   c u s t o m e r ' s   r e f e r e n c e .   T h e   c o n t e n t   w i l l   b e   p r i n t e d   o n   s a l e s   d o c u m e n t s . < / T o o l t i p T e x t > - 
-         < / T o o l t i p > - 
-         < T o o l t i p   c o l u m n = " S h i p m e n t M e t h o d D e s c r i p t i o n "   E l e m e n t I d = " 2 0 5 9 4 0 3 2 6 0 " > - 
-             < T o o l t i p T e x t   l a n g = " e n - U S " > S p e c i f i e s   a   d e s c r i p t i o n   o f   t h e   s h i p m e n t   m e t h o d . < / T o o l t i p T e x t > - 
-         < / T o o l t i p > - 
-         < T o o l t i p   c o l u m n = " S h i p T o P h o n e N o "   E l e m e n t I d = " 3 6 9 7 0 2 2 5 5 " > - 
-             < T o o l t i p T e x t   l a n g = " e n - U S " > S p e c i f i e s   t h e   t e l e p h o n e   n u m b e r   o f   t h e   c o m p a n y ' s   s h i p p i n g   a d d r e s s . < / T o o l t i p T e x t > - 
-         < / T o o l t i p > - 
-         < T o o l t i p   c o l u m n = " P a y m e n t T e r m s D e s c r i p t i o n "   E l e m e n t I d = " 2 0 3 8 7 4 2 7 0 0 " > - 
-             < T o o l t i p T e x t   l a n g = " e n - U S " > S p e c i f i e s   a n   e x p l a n a t i o n   o f   t h e   p a y m e n t   t e r m s . < / T o o l t i p T e x t > - 
-         < / T o o l t i p > - 
-         < T o o l t i p   c o l u m n = " P a y m e n t M e t h o d D e s c r i p t i o n "   E l e m e n t I d = " 5 8 5 7 5 7 9 7 4 " > - 
-             < T o o l t i p T e x t   l a n g = " e n - U S " > S p e c i f i e s   a   t e x t   t h a t   d e s c r i b e s   t h e   p a y m e n t   m e t h o d . < / T o o l t i p T e x t > - 
-         < / T o o l t i p > - 
-         < T o o l t i p   c o l u m n = " B i l l t o C u s t u m e r N o "   E l e m e n t I d = " 2 8 0 4 7 3 0 5 8 " > - 
-             < T o o l t i p T e x t   l a n g = " e n - U S " > S p e c i f i e s   t h e   n u m b e r   o f   t h e   c u s t o m e r   t h a t   y o u   s e n d   o r   s e n t   t h e   i n v o i c e   o r   c r e d i t   m e m o   t o . < / T o o l t i p T e x t > - 
-         < / T o o l t i p > - 
-         < T o o l t i p   c o l u m n = " D o c u m e n t N o "   E l e m e n t I d = " 9 7 0 3 5 0 5 3 9 " > - 
-             < T o o l t i p T e x t   l a n g = " e n - U S " > S p e c i f i e s   a   u n i q u e   n u m b e r   t h a t   i d e n t i f i e s   t h e   s a l e s   d o c u m e n t .   T h e   n u m b e r   c a n   b e   g e n e r a t e d   a u t o m a t i c a l l y   f r o m   a   n u m b e r   s e r i e s ,   o r   y o u   c a n   n u m b e r   e a c h   o f   t h e m   m a n u a l l y . < / T o o l t i p T e x t > - 
-         < / T o o l t i p > - 
-         < T o o l t i p   c o l u m n = " Q u o t e N o "   E l e m e n t I d = " 1 5 2 1 5 3 3 0 4 6 " > - 
-             < T o o l t i p T e x t   l a n g = " e n - U S " > S p e c i f i e s   t h e   n u m b e r   o f   t h e   s a l e s   q u o t e   t h a t   t h e   s a l e s   o r d e r   w a s   c r e a t e d   f r o m .   Y o u   c a n   t r a c k   t h e   n u m b e r   t o   s a l e s   q u o t e   d o c u m e n t s   t h a t   y o u   h a v e   p r i n t e d ,   s a v e d ,   o r   e m a i l e d . < / T o o l t i p T e x t > - 
-         < / T o o l t i p > - 
-         < T o o l t i p   c o l u m n = " P r i c e s I n c l u d i n g V A T "   E l e m e n t I d = " 5 1 8 8 1 7 1 6 7 " > - 
-             < T o o l t i p T e x t   l a n g = " e n - U S " > S p e c i f i e s   i f   t h e   U n i t   P r i c e   a n d   L i n e   A m o u n t   f i e l d s   o n   d o c u m e n t   l i n e s   s h o u l d   b e   s h o w n   w i t h   o r   w i t h o u t   V A T . < / T o o l t i p T e x t > - 
-         < / T o o l t i p > - 
-         < T o o l t i p   c o l u m n = " S a l e s P e r s o n N a m e "   E l e m e n t I d = " 8 7 1 4 9 2 9 8 3 " > - 
-             < T o o l t i p T e x t   l a n g = " e n - U S " > S p e c i f i e s   t h e   n a m e   o f   t h e   s a l e s p e r s o n   o r   p u r c h a s e r . < / T o o l t i p T e x t > - 
-         < / T o o l t i p > - 
-         < T o o l t i p   c o l u m n = " S e l l t o C u s t o m e r N o "   E l e m e n t I d = " 2 0 5 0 6 4 7 3 4 9 " > - 
-             < T o o l t i p T e x t   l a n g = " e n - U S " > S p e c i f i e s   t h e   n u m b e r   o f   t h e   c u s t o m e r   t h a t   y o u ' r e   s e l l i n g   t o .   B y   d e f a u l t ,   t h e   s a m e   c u s t o m e r   i s   s u g g e s t e d   a s   t h e   s h i p - t o   c u s t o m e r .   I f   n e e d e d ,   y o u   c a n   s p e c i f y   a   d i f f e r e n t   s h i p - t o   c u s t o m e r   o n   t h e   d o c u m e n t . < / T o o l t i p T e x t > - 
-         < / T o o l t i p > - 
-         < T o o l t i p   c o l u m n = " S e l l T o P h o n e N o "   E l e m e n t I d = " 7 5 1 9 3 1 8 4 3 " > - 
-             < T o o l t i p T e x t   l a n g = " e n - U S " > S p e c i f i e s   t h e   t e l e p h o n e   n u m b e r   o f   t h e   c o n t a c t   p e r s o n   t h a t   t h e   s a l e s   d o c u m e n t   w i l l   b e   s e n t   t o . < / T o o l t i p T e x t > - 
-         < / T o o l t i p > - 
-         < T o o l t i p   c o l u m n = " E x t D o c N o _ S a l e s H e a d e r "   E l e m e n t I d = " 8 3 2 4 5 0 5 2 3 " > - 
-             < T o o l t i p T e x t   l a n g = " e n - U S " > S p e c i f i e s   a   d o c u m e n t   n u m b e r   t h a t   r e f e r s   t o   t h e   c u s t o m e r ' s   o r   v e n d o r ' s   n u m b e r i n g   s y s t e m . < / T o o l t i p T e x t > - 
-         < / T o o l t i p > - 
-         < T o o l t i p   c o l u m n = " L i n e N o _ L i n e "   E l e m e n t I d = " 6 9 8 9 8 5 9 7 9 " > - 
-             < T o o l t i p T e x t   l a n g = " e n - U S " > S p e c i f i e s   t h e   l i n e   n u m b e r . < / T o o l t i p T e x t > - 
-         < / T o o l t i p > - 
-         < T o o l t i p   c o l u m n = " A m o u n t E x c l u d i n g V A T _ L i n e "   E l e m e n t I d = " 1 0 6 2 4 6 0 0 4 0 " > - 
-             < T o o l t i p T e x t   l a n g = " e n - U S " > S p e c i f i e s   t h e   s u m   o f   a m o u n t s   i n   t h e   L i n e   A m o u n t   f i e l d   o n   t h e   s a l e s   r e t u r n   o r d e r   l i n e s . < / T o o l t i p T e x t > - 
-         < / T o o l t i p > - 
-         < T o o l t i p   c o l u m n = " D e s c r i p t i o n _ L i n e "   E l e m e n t I d = " 1 4 0 6 8 2 2 3 1 0 " > - 
-             < T o o l t i p T e x t   l a n g = " e n - U S " > S p e c i f i e s   a   d e s c r i p t i o n   o f   t h e   e n t r y   o f   t h e   p r o d u c t   t o   b e   s o l d .   T o   a d d   a   n o n - t r a n s a c t i o n a l   t e x t   l i n e ,   f i l l   i n   t h e   D e s c r i p t i o n   f i e l d   o n l y . < / T o o l t i p T e x t > - 
-         < / T o o l t i p > - 
-         < T o o l t i p   c o l u m n = " L i n e D i s c o u n t P e r c e n t _ L i n e "   E l e m e n t I d = " 9 0 7 8 2 7 4 3 6 " > - 
-             < T o o l t i p T e x t   l a n g = " e n - U S " > S p e c i f i e s   t h e   d i s c o u n t   p e r c e n t a g e   t h a t   i s   g r a n t e d   f o r   t h e   i t e m   o n   t h e   l i n e . < / T o o l t i p T e x t > - 
-         < / T o o l t i p > - 
-         < T o o l t i p   c o l u m n = " I t e m N o _ L i n e "   E l e m e n t I d = " 1 9 1 0 2 9 6 2 8 8 " > - 
-             < T o o l t i p T e x t   l a n g = " e n - U S " > S p e c i f i e s   t h e   n u m b e r   o f   t h e   i n v o l v e d   e n t r y   o r   r e c o r d ,   a c c o r d i n g   t o   t h e   s p e c i f i e d   n u m b e r   s e r i e s . < / T o o l t i p T e x t > - 
-         < / T o o l t i p > - 
-         < T o o l t i p   c o l u m n = " U n i t O f M e a s u r e "   E l e m e n t I d = " 1 8 0 8 2 2 8 0 1 8 " > - 
-             < T o o l t i p T e x t   l a n g = " e n - U S " > S p e c i f i e s   t h e   u n i t   o f   m e a s u r e   f o r   t h e   i t e m   o r   r e s o u r c e   o n   t h e   s a l e s   l i n e . < / T o o l t i p T e x t > - 
-         < / T o o l t i p > - 
-         < T o o l t i p   c o l u m n = " I t e m R e f e r e n c e N o "   E l e m e n t I d = " 4 7 4 0 7 7 5 6 6 " > - 
-             < T o o l t i p T e x t   l a n g = " e n - U S " > S p e c i f i e s   t h e   r e f e r e n c e d   i t e m   n u m b e r . < / T o o l t i p T e x t > - 
-         < / T o o l t i p > - 
-         < T o o l t i p   c o l u m n = " L i n e N o _ A s s e m b l y L i n e "   E l e m e n t I d = " 6 4 0 5 8 3 8 9 1 " > - 
-             < T o o l t i p T e x t   l a n g = " e n - U S " > S p e c i f i e s   t h e   n u m b e r   o f   t h e   i n v o l v e d   e n t r y   o r   r e c o r d ,   a c c o r d i n g   t o   t h e   s p e c i f i e d   n u m b e r   s e r i e s . < / T o o l t i p T e x t > - 
-         < / T o o l t i p > - 
-         < T o o l t i p   c o l u m n = " D e s c r i p t i o n _ A s s e m b l y L i n e "   E l e m e n t I d = " 2 8 0 7 4 3 7 9 6 " > - 
-             < T o o l t i p T e x t   l a n g = " e n - U S " > S p e c i f i e s   t h e   d e s c r i p t i o n   o f   t h e   a s s e m b l y   c o m p o n e n t . < / T o o l t i p T e x t > - 
-         < / T o o l t i p > - 
-         < T o o l t i p   c o l u m n = " Q u a n t i t y _ A s s e m b l y L i n e "   E l e m e n t I d = " 1 9 5 7 6 4 8 2 3 1 " > - 
-             < T o o l t i p T e x t   l a n g = " e n - U S " > S p e c i f i e s   h o w   m a n y   u n i t s   o f   t h e   a s s e m b l y   c o m p o n e n t   a r e   e x p e c t e d   t o   b e   c o n s u m e d . < / T o o l t i p T e x t > - 
-         < / T o o l t i p > - 
-         < T o o l t i p   c o l u m n = " V a r i a n t C o d e _ A s s e m b l y L i n e "   E l e m e n t I d = " 1 8 6 9 4 0 7 6 7 2 " > - 
-             < T o o l t i p T e x t   l a n g = " e n - U S " > S p e c i f i e s   t h e   v a r i a n t   o f   t h e   i t e m   o n   t h e   l i n e . < / T o o l t i p T e x t > - 
-         < / T o o l t i p > - 
-         < T o o l t i p   c o l u m n = " I n v o i c e D i s c o u n t A m o u n t _ V A T A m o u n t L i n e "   E l e m e n t I d = " 8 2 4 7 3 0 1 4 1 " > - 
-             < T o o l t i p T e x t   l a n g = " e n - U S " > S p e c i f i e s   t h e   i n v o i c e   d i s c o u n t   a m o u n t   f o r   a   s p e c i f i c   V A T   i d e n t i f i e r . < / T o o l t i p T e x t > - 
-         < / T o o l t i p > - 
-         < T o o l t i p   c o l u m n = " I n v o i c e D i s c o u n t B a s e A m o u n t _ V A T A m o u n t L i n e "   E l e m e n t I d = " 2 0 4 0 3 3 2 2 6 6 " > - 
-             < T o o l t i p T e x t   l a n g = " e n - U S " > S p e c i f i e s   t h e   i n v o i c e   d i s c o u n t   b a s e   a m o u n t . < / T o o l t i p T e x t > - 
-         < / T o o l t i p > - 
-         < T o o l t i p   c o l u m n = " L i n e A m o u n t _ V a t A m o u n t L i n e "   E l e m e n t I d = " 2 1 4 6 5 4 0 1 " > - 
-             < T o o l t i p T e x t   l a n g = " e n - U S " > S p e c i f i e s   t h e   t o t a l   a m o u n t   f o r   s a l e s   o r   p u r c h a s e   l i n e s   w i t h   a   s p e c i f i c   V A T   i d e n t i f i e r . < / T o o l t i p T e x t > - 
-         < / T o o l t i p > - 
-         < T o o l t i p   c o l u m n = " V A T A m o u n t _ V a t A m o u n t L i n e "   E l e m e n t I d = " 1 8 9 1 8 2 0 6 2 0 " > - 
-             < T o o l t i p T e x t   l a n g = " e n - U S " > S p e c i f i e s   t h e   a m o u n t   o f   V A T   t h a t   i s   i n c l u d e d   i n   t h e   t o t a l   a m o u n t . < / T o o l t i p T e x t > - 
-         < / T o o l t i p > - 
-         < T o o l t i p   c o l u m n = " V A T B a s e _ V a t A m o u n t L i n e "   E l e m e n t I d = " 1 4 5 8 9 3 7 8 1 9 " > - 
-             < T o o l t i p T e x t   l a n g = " e n - U S " > S p e c i f i e s   t h e   t o t a l   n e t   a m o u n t   ( a m o u n t   e x c l u d i n g   V A T )   f o r   s a l e s   o r   p u r c h a s e   l i n e s   w i t h   a   s p e c i f i c   V A T   I d e n t i f i e r . < / T o o l t i p T e x t > - 
-         < / T o o l t i p > - 
-         < T o o l t i p   c o l u m n = " V A T I d e n t i f i e r _ V a t A m o u n t L i n e "   E l e m e n t I d = " 1 1 4 2 0 7 0 0 3 5 " > - 
-             < T o o l t i p T e x t   l a n g = " e n - U S " > S p e c i f i e s   t h e   V A T   I d e n t i f i e r   v a l u e . < / T o o l t i p T e x t > - 
-         < / T o o l t i p > - 
-         < T o o l t i p   c o l u m n = " V A T P c t _ V a t A m o u n t L i n e "   E l e m e n t I d = " 1 4 5 3 5 4 2 7 7 7 " > - 
-             < T o o l t i p T e x t   l a n g = " e n - U S " > S p e c i f i e s   t h e   V A T   %   t h a t   w a s   u s e d   o n   t h e   s a l e s   o r   p u r c h a s e   l i n e s   w i t h   t h i s   V A T   I d e n t i f i e r . < / T o o l t i p T e x t > - 
-         < / T o o l t i p > - 
-         < T o o l t i p   c o l u m n = " V A T I d e n t i f i e r _ V A T C l a u s e L i n e "   E l e m e n t I d = " 1 4 6 4 4 7 2 4 7 8 " > - 
-             < T o o l t i p T e x t   l a n g = " e n - U S " > S p e c i f i e s   t h e   V A T   I d e n t i f i e r   v a l u e . < / T o o l t i p T e x t > - 
-         < / T o o l t i p > - 
-         < T o o l t i p   c o l u m n = " C o d e _ V A T C l a u s e L i n e "   E l e m e n t I d = " 1 8 2 4 5 8 9 8 4 7 " > - 
-             < T o o l t i p T e x t   l a n g = " e n - U S " > S p e c i f i e s   t h e   c o d e   f o r   a   V A T   c l a u s e ,   w h i c h   i s   u s e d   t o   p r o v i d e   a   V A T   d e s c r i p t i o n   a s s o c i a t e d   w i t h   a   s a l e s   l i n e   o n   a   s a l e s   i n v o i c e ,   c r e d i t   m e m o ,   o r   o t h e r   s a l e s   d o c u m e n t . < / T o o l t i p T e x t > - 
-         < / T o o l t i p > - 
-         < T o o l t i p   c o l u m n = " D e s c r i p t i o n 2 _ V A T C l a u s e L i n e "   E l e m e n t I d = " 1 3 7 9 6 6 7 4 7 0 " > - 
-             < T o o l t i p T e x t   l a n g = " e n - U S " > S p e c i f i e s   a n   a d d i t i o n a l   d e s c r i p t i o n   o f   a   V A T   c l a u s e . < / T o o l t i p T e x t > - 
-         < / T o o l t i p > - 
-         < T o o l t i p   c o l u m n = " V A T A m o u n t _ V A T C l a u s e L i n e "   E l e m e n t I d = " 2 2 2 4 6 9 0 5 9 " > - 
-             < T o o l t i p T e x t   l a n g = " e n - U S " > S p e c i f i e s   t h e   a m o u n t   o f   V A T   t h a t   i s   i n c l u d e d   i n   t h e   t o t a l   a m o u n t . < / T o o l t i p T e x t > - 
-         < / T o o l t i p > - 
-     < / T o o l t i p s > - 
-     < H e a d e r   E l e m e n t T y p e = " D a t a I t e m "   E l e m e n t I d = " 1 2 4 0 3 7 3 8 8 6 " > - 
-         < B i l l T o C o n t a c t E m a i l   E l e m e n t T y p e = " C o l u m n "   E l e m e n t I d = " 3 3 5 8 2 7 8 9 5 "   D a t a T y p e = " T e x t " > B i l l T o C o n t a c t E m a i l < / B i l l T o C o n t a c t E m a i l > - 
-         < B i l l T o C o n t a c t E m a i l L b l   E l e m e n t T y p e = " C o l u m n "   E l e m e n t I d = " 2 9 6 4 7 8 3 6 5 "   D a t a T y p e = " L a b e l " > B i l l T o C o n t a c t E m a i l L b l < / B i l l T o C o n t a c t E m a i l L b l > - 
-         < B i l l T o C o n t a c t M o b i l e P h o n e N o   E l e m e n t T y p e = " C o l u m n "   E l e m e n t I d = " 2 4 8 4 8 8 6 9 6 "   D a t a T y p e = " T e x t " > B i l l T o C o n t a c t M o b i l e P h o n e N o < / B i l l T o C o n t a c t M o b i l e P h o n e N o > - 
-         < B i l l T o C o n t a c t M o b i l e P h o n e N o L b l   E l e m e n t T y p e = " C o l u m n "   E l e m e n t I d = " 2 7 6 3 1 1 3 3 8 "   D a t a T y p e = " L a b e l " > B i l l T o C o n t a c t M o b i l e P h o n e N o L b l < / B i l l T o C o n t a c t M o b i l e P h o n e N o L b l > - 
-         < B i l l T o C o n t a c t P h o n e N o   E l e m e n t T y p e = " C o l u m n "   E l e m e n t I d = " 3 6 2 4 7 7 4 8 8 "   D a t a T y p e = " T e x t " > B i l l T o C o n t a c t P h o n e N o < / B i l l T o C o n t a c t P h o n e N o > - 
-         < B i l l T o C o n t a c t P h o n e N o L b l   E l e m e n t T y p e = " C o l u m n "   E l e m e n t I d = " 2 1 2 3 3 4 5 9 6 6 "   D a t a T y p e = " L a b e l " > B i l l T o C o n t a c t P h o n e N o L b l < / B i l l T o C o n t a c t P h o n e N o L b l > - 
-         < B i l l t o C u s t o m e r N o _ L b l   E l e m e n t T y p e = " C o l u m n "   E l e m e n t I d = " 3 6 9 3 0 7 8 1 3 "   D a t a T y p e = " S t r i n g " > B i l l t o C u s t o m e r N o _ L b l < / B i l l t o C u s t o m e r N o _ L b l > - 
-         < B i l l t o C u s t u m e r N o   E l e m e n t T y p e = " C o l u m n "   E l e m e n t I d = " 2 8 0 4 7 3 0 5 8 "   D a t a T y p e = " C o d e " > B i l l t o C u s t u m e r N o < / B i l l t o C u s t u m e r N o > - 
-         < C o m p a n y A d d r e s s 1   E l e m e n t T y p e = " C o l u m n "   E l e m e n t I d = " 1 8 8 4 1 6 4 3 2 3 "   D a t a T y p e = " T e x t " > C o m p a n y A d d r e s s 1 < / C o m p a n y A d d r e s s 1 > - 
-         < C o m p a n y A d d r e s s 2   E l e m e n t T y p e = " C o l u m n "   E l e m e n t I d = " 1 2 4 6 4 6 7 7 0 6 "   D a t a T y p e = " T e x t " > C o m p a n y A d d r e s s 2 < / C o m p a n y A d d r e s s 2 > - 
-         < C o m p a n y A d d r e s s 3   E l e m e n t T y p e = " C o l u m n "   E l e m e n t I d = " 6 0 8 7 7 1 0 8 9 "   D a t a T y p e = " T e x t " > C o m p a n y A d d r e s s 3 < / C o m p a n y A d d r e s s 3 > - 
-         < C o m p a n y A d d r e s s 4   E l e m e n t T y p e = " C o l u m n "   E l e m e n t I d = " 7 7 7 6 8 0 1 1 2 "   D a t a T y p e = " T e x t " > C o m p a n y A d d r e s s 4 < / C o m p a n y A d d r e s s 4 > - 
-         < C o m p a n y A d d r e s s 5   E l e m e n t T y p e = " C o l u m n "   E l e m e n t I d = " 1 3 9 9 8 3 4 9 5 "   D a t a T y p e = " T e x t " > C o m p a n y A d d r e s s 5 < / C o m p a n y A d d r e s s 5 > - 
-         < C o m p a n y A d d r e s s 6   E l e m e n t T y p e = " C o l u m n "   E l e m e n t I d = " 4 9 7 7 1 3 1 2 2 "   D a t a T y p e = " T e x t " > C o m p a n y A d d r e s s 6 < / C o m p a n y A d d r e s s 6 > - 
-         < C o m p a n y A d d r e s s 7   E l e m e n t T y p e = " C o l u m n "   E l e m e n t I d = " 1 1 3 5 4 0 9 7 3 9 "   D a t a T y p e = " T e x t " > C o m p a n y A d d r e s s 7 < / C o m p a n y A d d r e s s 7 > - 
-         < C o m p a n y A d d r e s s 8   E l e m e n t T y p e = " C o l u m n "   E l e m e n t I d = " 1 7 1 5 2 5 5 3 0 0 "   D a t a T y p e = " T e x t " > C o m p a n y A d d r e s s 8 < / C o m p a n y A d d r e s s 8 > - 
-         < C o m p a n y B a n k A c c o u n t N o   E l e m e n t T y p e = " C o l u m n "   E l e m e n t I d = " 3 0 1 4 0 2 0 4 "   D a t a T y p e = " T e x t " > C o m p a n y B a n k A c c o u n t N o < / C o m p a n y B a n k A c c o u n t N o > - 
-         < C o m p a n y B a n k A c c o u n t N o _ L b l   E l e m e n t T y p e = " C o l u m n "   E l e m e n t I d = " 1 0 9 7 7 4 3 3 4 5 "   D a t a T y p e = " L a b e l " > C o m p a n y B a n k A c c o u n t N o _ L b l < / C o m p a n y B a n k A c c o u n t N o _ L b l > - 
-         < C o m p a n y B a n k B r a n c h N o   E l e m e n t T y p e = " C o l u m n "   E l e m e n t I d = " 7 9 3 1 3 3 0 5 7 "   D a t a T y p e = " T e x t " > C o m p a n y B a n k B r a n c h N o < / C o m p a n y B a n k B r a n c h N o > - 
-         < C o m p a n y B a n k B r a n c h N o _ L b l   E l e m e n t T y p e = " C o l u m n "   E l e m e n t I d = " 3 2 7 9 0 6 6 9 2 "   D a t a T y p e = " S t r i n g " > C o m p a n y B a n k B r a n c h N o _ L b l < / C o m p a n y B a n k B r a n c h N o _ L b l > - 
-         < C o m p a n y B a n k N a m e   E l e m e n t T y p e = " C o l u m n "   E l e m e n t I d = " 1 5 3 4 9 0 5 6 0 5 "   D a t a T y p e = " T e x t " > C o m p a n y B a n k N a m e < / C o m p a n y B a n k N a m e > - 
-         < C o m p a n y B a n k N a m e _ L b l   E l e m e n t T y p e = " C o l u m n "   E l e m e n t I d = " 1 2 0 4 3 0 7 0 1 4 "   D a t a T y p e = " L a b e l " > C o m p a n y B a n k N a m e _ L b l < / C o m p a n y B a n k N a m e _ L b l > - 
-         < C o m p a n y C u s t o m G i r o   E l e m e n t T y p e = " C o l u m n "   E l e m e n t I d = " 1 6 7 0 4 7 5 7 9 8 "   D a t a T y p e = " T e x t " > C o m p a n y C u s t o m G i r o < / C o m p a n y C u s t o m G i r o > - 
-         < C o m p a n y C u s t o m G i r o _ L b l   E l e m e n t T y p e = " C o l u m n "   E l e m e n t I d = " 8 9 1 4 3 9 6 2 5 "   D a t a T y p e = " T e x t " > C o m p a n y C u s t o m G i r o _ L b l < / C o m p a n y C u s t o m G i r o _ L b l > - 
-         < C o m p a n y E M a i l   E l e m e n t T y p e = " C o l u m n "   E l e m e n t I d = " 1 6 7 7 0 7 4 0 5 8 "   D a t a T y p e = " T e x t " > C o m p a n y E M a i l < / C o m p a n y E M a i l > - 
-         < C o m p a n y G i r o N o   E l e m e n t T y p e = " C o l u m n "   E l e m e n t I d = " 1 3 6 0 1 9 6 3 2 0 "   D a t a T y p e = " T e x t " > C o m p a n y G i r o N o < / C o m p a n y G i r o N o > - 
-         < C o m p a n y G i r o N o _ L b l   E l e m e n t T y p e = " C o l u m n "   E l e m e n t I d = " 8 6 1 6 0 2 1 1 5 "   D a t a T y p e = " L a b e l " > C o m p a n y G i r o N o _ L b l < / C o m p a n y G i r o N o _ L b l > - 
-         < C o m p a n y H o m e P a g e   E l e m e n t T y p e = " C o l u m n "   E l e m e n t I d = " 1 9 8 9 1 8 8 7 0 "   D a t a T y p e = " T e x t " > C o m p a n y H o m e P a g e < / C o m p a n y H o m e P a g e > - 
-         < C o m p a n y I B A N   E l e m e n t T y p e = " C o l u m n "   E l e m e n t I d = " 9 0 6 5 4 9 1 8 2 "   D a t a T y p e = " C o d e " > C o m p a n y I B A N < / C o m p a n y I B A N > - 
-         < C o m p a n y I B A N _ L b l   E l e m e n t T y p e = " C o l u m n "   E l e m e n t I d = " 1 2 6 7 9 5 2 2 2 7 "   D a t a T y p e = " S t r i n g " > C o m p a n y I B A N _ L b l < / C o m p a n y I B A N _ L b l > - 
-         < C o m p a n y L e g a l O f f i c e   E l e m e n t T y p e = " C o l u m n "   E l e m e n t I d = " 7 1 4 2 5 8 1 1 1 "   D a t a T y p e = " T e x t " > C o m p a n y L e g a l O f f i c e < / C o m p a n y L e g a l O f f i c e > - 
-         < C o m p a n y L e g a l O f f i c e _ L b l   E l e m e n t T y p e = " C o l u m n "   E l e m e n t I d = " 1 5 3 3 1 7 5 1 0 8 "   D a t a T y p e = " T e x t " > C o m p a n y L e g a l O f f i c e _ L b l < / C o m p a n y L e g a l O f f i c e _ L b l > - 
-         < C o m p a n y L e g a l S t a t e m e n t   E l e m e n t T y p e = " C o l u m n "   E l e m e n t I d = " 4 4 8 3 5 8 8 7 6 "   D a t a T y p e = " T e x t " > C o m p a n y L e g a l S t a t e m e n t < / C o m p a n y L e g a l S t a t e m e n t > - 
-         < C o m p a n y L o g o P o s i t i o n   E l e m e n t T y p e = " C o l u m n "   E l e m e n t I d = " 1 4 2 5 2 6 6 6 8 8 "   D a t a T y p e = " I n t e g e r " > C o m p a n y L o g o P o s i t i o n < / C o m p a n y L o g o P o s i t i o n > - 
-         < C o m p a n y P h o n e N o   E l e m e n t T y p e = " C o l u m n "   E l e m e n t I d = " 2 5 0 4 4 0 6 5 5 "   D a t a T y p e = " T e x t " > C o m p a n y P h o n e N o < / C o m p a n y P h o n e N o > - 
-         < C o m p a n y P h o n e N o _ L b l   E l e m e n t T y p e = " C o l u m n "   E l e m e n t I d = " 5 5 8 5 9 3 5 8 6 "   D a t a T y p e = " L a b e l " > C o m p a n y P h o n e N o _ L b l < / C o m p a n y P h o n e N o _ L b l > - 
-         < C o m p a n y P i c t u r e   E l e m e n t T y p e = " C o l u m n "   E l e m e n t I d = " 1 3 9 7 4 1 1 0 7 4 "   D a t a T y p e = " B l o b "   / > - 
-         < C o m p a n y R e g i s t r a t i o n N u m b e r   E l e m e n t T y p e = " C o l u m n "   E l e m e n t I d = " 2 0 2 3 6 3 9 4 2 4 "   D a t a T y p e = " T e x t " > C o m p a n y R e g i s t r a t i o n N u m b e r < / C o m p a n y R e g i s t r a t i o n N u m b e r > - 
-         < C o m p a n y R e g i s t r a t i o n N u m b e r _ L b l   E l e m e n t T y p e = " C o l u m n "   E l e m e n t I d = " 1 8 3 3 1 0 6 6 5 3 "   D a t a T y p e = " T e x t " > C o m p a n y R e g i s t r a t i o n N u m b e r _ L b l < / C o m p a n y R e g i s t r a t i o n N u m b e r _ L b l > - 
-         < C o m p a n y S W I F T   E l e m e n t T y p e = " C o l u m n "   E l e m e n t I d = " 6 6 8 2 5 0 2 4 5 "   D a t a T y p e = " C o d e " > C o m p a n y S W I F T < / C o m p a n y S W I F T > - 
-         < C o m p a n y S W I F T _ L b l   E l e m e n t T y p e = " C o l u m n "   E l e m e n t I d = " 2 0 2 9 5 9 7 3 8 4 "   D a t a T y p e = " S t r i n g " > C o m p a n y S W I F T _ L b l < / C o m p a n y S W I F T _ L b l > - 
-         < C o m p a n y V A T R e g i s t r a t i o n N o   E l e m e n t T y p e = " C o l u m n "   E l e m e n t I d = " 1 9 1 4 0 1 3 6 4 9 "   D a t a T y p e = " T e x t " > C o m p a n y V A T R e g i s t r a t i o n N o < / C o m p a n y V A T R e g i s t r a t i o n N o > - 
-         < C o m p a n y V A T R e g i s t r a t i o n N o _ L b l   E l e m e n t T y p e = " C o l u m n "   E l e m e n t I d = " 9 2 4 5 0 3 1 2 4 "   D a t a T y p e = " T e x t " > C o m p a n y V A T R e g i s t r a t i o n N o _ L b l < / C o m p a n y V A T R e g i s t r a t i o n N o _ L b l > - 
-         < C o m p a n y V A T R e g N o   E l e m e n t T y p e = " C o l u m n "   E l e m e n t I d = " 1 7 1 4 3 1 9 3 6 "   D a t a T y p e = " T e x t " > C o m p a n y V A T R e g N o < / C o m p a n y V A T R e g N o > - 
-         < C o m p a n y V A T R e g N o _ L b l   E l e m e n t T y p e = " C o l u m n "   E l e m e n t I d = " 7 7 3 2 0 1 5 0 1 "   D a t a T y p e = " T e x t " > C o m p a n y V A T R e g N o _ L b l < / C o m p a n y V A T R e g N o _ L b l > - 
-         < C o p y _ L b l   E l e m e n t T y p e = " C o l u m n "   E l e m e n t I d = " 6 0 4 7 8 2 7 8 1 "   D a t a T y p e = " L a b e l " > C o p y _ L b l < / C o p y _ L b l > - 
-         < C u s t o m e r A d d r e s s 1   E l e m e n t T y p e = " C o l u m n "   E l e m e n t I d = " 1 8 0 1 9 6 6 4 5 4 "   D a t a T y p e = " T e x t " > C u s t o m e r A d d r e s s 1 < / C u s t o m e r A d d r e s s 1 > - 
-         < C u s t o m e r A d d r e s s 2   E l e m e n t T y p e = " C o l u m n "   E l e m e n t I d = " 1 1 6 4 2 6 9 8 3 7 "   D a t a T y p e = " T e x t " > C u s t o m e r A d d r e s s 2 < / C u s t o m e r A d d r e s s 2 > - 
-         < C u s t o m e r A d d r e s s 3   E l e m e n t T y p e = " C o l u m n "   E l e m e n t I d = " 5 2 6 5 7 3 2 2 0 "   D a t a T y p e = " T e x t " > C u s t o m e r A d d r e s s 3 < / C u s t o m e r A d d r e s s 3 > - 
-         < C u s t o m e r A d d r e s s 4   E l e m e n t T y p e = " C o l u m n "   E l e m e n t I d = " 1 1 1 1 2 3 3 9 7 "   D a t a T y p e = " T e x t " > C u s t o m e r A d d r e s s 4 < / C u s t o m e r A d d r e s s 4 > - 
-         < C u s t o m e r A d d r e s s 5   E l e m e n t T y p e = " C o l u m n "   E l e m e n t I d = " 7 4 8 8 2 0 0 1 4 "   D a t a T y p e = " T e x t " > C u s t o m e r A d d r e s s 5 < / C u s t o m e r A d d r e s s 5 > - 
-         < C u s t o m e r A d d r e s s 6   E l e m e n t T y p e = " C o l u m n "   E l e m e n t I d = " 1 3 8 6 5 1 6 6 3 1 "   D a t a T y p e = " T e x t " > C u s t o m e r A d d r e s s 6 < / C u s t o m e r A d d r e s s 6 > - 
-         < C u s t o m e r A d d r e s s 7   E l e m e n t T y p e = " C o l u m n "   E l e m e n t I d = " 2 0 2 4 2 1 3 2 4 8 "   D a t a T y p e = " T e x t " > C u s t o m e r A d d r e s s 7 < / C u s t o m e r A d d r e s s 7 > - 
-         < C u s t o m e r A d d r e s s 8   E l e m e n t T y p e = " C o l u m n "   E l e m e n t I d = " 1 0 4 8 6 9 8 5 8 5 "   D a t a T y p e = " T e x t " > C u s t o m e r A d d r e s s 8 < / C u s t o m e r A d d r e s s 8 > - 
-         < C u s t o m e r P o s t a l B a r C o d e   E l e m e n t T y p e = " C o l u m n "   E l e m e n t I d = " 3 9 8 5 8 0 6 8 8 "   D a t a T y p e = " T e x t " > C u s t o m e r P o s t a l B a r C o d e < / C u s t o m e r P o s t a l B a r C o d e > - 
-         < D o c u m e n t C o p y T e x t   E l e m e n t T y p e = " C o l u m n "   E l e m e n t I d = " 1 8 2 4 9 4 6 0 4 6 "   D a t a T y p e = " S t r i n g " > D o c u m e n t C o p y T e x t < / D o c u m e n t C o p y T e x t > - 
-         < D o c u m e n t D a t e   E l e m e n t T y p e = " C o l u m n "   E l e m e n t I d = " 5 5 2 8 7 1 9 1 4 "   D a t a T y p e = " S t r i n g " > D o c u m e n t D a t e < / D o c u m e n t D a t e > - 
-         < D o c u m e n t D a t e _ L b l   E l e m e n t T y p e = " C o l u m n "   E l e m e n t I d = " 1 0 2 6 4 9 4 8 3 "   D a t a T y p e = " S t r i n g " > D o c u m e n t D a t e _ L b l < / D o c u m e n t D a t e _ L b l > - 
-         < D o c u m e n t N o   E l e m e n t T y p e = " C o l u m n "   E l e m e n t I d = " 9 7 0 3 5 0 5 3 9 "   D a t a T y p e = " C o d e " > D o c u m e n t N o < / D o c u m e n t N o > - 
-         < D o c u m e n t N o _ L b l   E l e m e n t T y p e = " C o l u m n "   E l e m e n t I d = " 7 8 9 7 9 5 9 7 8 "   D a t a T y p e = " L a b e l " > D o c u m e n t N o _ L b l < / D o c u m e n t N o _ L b l > - 
-         < D u e D a t e   E l e m e n t T y p e = " C o l u m n "   E l e m e n t I d = " 7 4 5 1 7 0 2 0 3 "   D a t a T y p e = " S t r i n g " > D u e D a t e < / D u e D a t e > - 
-         < D u e D a t e _ L b l   E l e m e n t T y p e = " C o l u m n "   E l e m e n t I d = " 1 6 4 8 2 8 4 6 4 8 "   D a t a T y p e = " S t r i n g " > D u e D a t e _ L b l < / D u e D a t e _ L b l > - 
-         < E M a i l _ L b l   E l e m e n t T y p e = " C o l u m n "   E l e m e n t I d = " 1 4 3 8 8 6 8 0 1 2 "   D a t a T y p e = " L a b e l " > E M a i l _ L b l < / E M a i l _ L b l > - 
-         < E x c h a n g e R a t e A s T e x t   E l e m e n t T y p e = " C o l u m n "   E l e m e n t I d = " 5 9 2 9 5 5 8 4 5 "   D a t a T y p e = " T e x t " > E x c h a n g e R a t e A s T e x t < / E x c h a n g e R a t e A s T e x t > - 
-         < E x t D o c N o _ S a l e s H e a d e r   E l e m e n t T y p e = " C o l u m n "   E l e m e n t I d = " 8 3 2 4 5 0 5 2 3 "   D a t a T y p e = " C o d e " > E x t D o c N o _ S a l e s H e a d e r < / E x t D o c N o _ S a l e s H e a d e r > - 
-         < E x t D o c N o _ S a l e s H e a d e r _ L b l   E l e m e n t T y p e = " C o l u m n "   E l e m e n t I d = " 3 9 6 6 6 7 4 8 0 "   D a t a T y p e = " S t r i n g " > E x t D o c N o _ S a l e s H e a d e r _ L b l < / E x t D o c N o _ S a l e s H e a d e r _ L b l > - 
-         < H o m e P a g e _ L b l   E l e m e n t T y p e = " C o l u m n "   E l e m e n t I d = " 1 4 3 3 5 9 2 3 0 0 "   D a t a T y p e = " L a b e l " > H o m e P a g e _ L b l < / H o m e P a g e _ L b l > - 
-         < I n v o i c e D i s c o u n t A m o u n t _ L b l   E l e m e n t T y p e = " C o l u m n "   E l e m e n t I d = " 1 5 9 3 0 1 2 7 3 6 "   D a t a T y p e = " L a b e l " > I n v o i c e D i s c o u n t A m o u n t _ L b l < / I n v o i c e D i s c o u n t A m o u n t _ L b l > - 
-         < I n v o i c e D i s c o u n t B a s e A m o u n t _ L b l   E l e m e n t T y p e = " C o l u m n "   E l e m e n t I d = " 2 0 2 9 2 6 6 8 7 5 "   D a t a T y p e = " L a b e l " > I n v o i c e D i s c o u n t B a s e A m o u n t _ L b l < / I n v o i c e D i s c o u n t B a s e A m o u n t _ L b l > - 
-         < I n v o i c e _ L b l   E l e m e n t T y p e = " C o l u m n "   E l e m e n t I d = " 1 6 2 3 2 0 4 6 6 5 "   D a t a T y p e = " L a b e l " > I n v o i c e _ L b l < / I n v o i c e _ L b l > - 
-         < L e g a l E n t i t y T y p e   E l e m e n t T y p e = " C o l u m n "   E l e m e n t I d = " 2 0 5 1 8 7 3 5 6 3 "   D a t a T y p e = " T e x t " > L e g a l E n t i t y T y p e < / L e g a l E n t i t y T y p e > - 
-         < L e g a l E n t i t y T y p e _ L b l   E l e m e n t T y p e = " C o l u m n "   E l e m e n t I d = " 2 0 8 0 2 2 4 7 9 2 "   D a t a T y p e = " T e x t " > L e g a l E n t i t y T y p e _ L b l < / L e g a l E n t i t y T y p e _ L b l > - 
-         < L i n e A m o u n t A f t e r I n v o i c e D i s c o u n t _ L b l   E l e m e n t T y p e = " C o l u m n "   E l e m e n t I d = " 6 7 3 7 2 1 0 9 4 "   D a t a T y p e = " L a b e l " > L i n e A m o u n t A f t e r I n v o i c e D i s c o u n t _ L b l < / L i n e A m o u n t A f t e r I n v o i c e D i s c o u n t _ L b l > - 
-         < L o c a l C u r r e n c y _ L b l   E l e m e n t T y p e = " C o l u m n "   E l e m e n t I d = " 1 5 5 9 6 9 3 4 2 2 "   D a t a T y p e = " L a b e l " > L o c a l C u r r e n c y _ L b l < / L o c a l C u r r e n c y _ L b l > - 
-         < P a g e _ L b l   E l e m e n t T y p e = " C o l u m n "   E l e m e n t I d = " 6 8 0 6 4 8 0 9 1 "   D a t a T y p e = " L a b e l " > P a g e _ L b l < / P a g e _ L b l > - 
-         < P a y m e n t M e t h o d D e s c r i p t i o n   E l e m e n t T y p e = " C o l u m n "   E l e m e n t I d = " 5 8 5 7 5 7 9 7 4 "   D a t a T y p e = " T e x t " > P a y m e n t M e t h o d D e s c r i p t i o n < / P a y m e n t M e t h o d D e s c r i p t i o n > - 
-         < P a y m e n t M e t h o d D e s c r i p t i o n _ L b l   E l e m e n t T y p e = " C o l u m n "   E l e m e n t I d = " 7 9 7 1 1 7 3 2 3 "   D a t a T y p e = " L a b e l " > P a y m e n t M e t h o d D e s c r i p t i o n _ L b l < / P a y m e n t M e t h o d D e s c r i p t i o n _ L b l > - 
-         < P a y m e n t T e r m s D e s c r i p t i o n   E l e m e n t T y p e = " C o l u m n "   E l e m e n t I d = " 2 0 3 8 7 4 2 7 0 0 "   D a t a T y p e = " T e x t " > P a y m e n t T e r m s D e s c r i p t i o n < / P a y m e n t T e r m s D e s c r i p t i o n > - 
-         < P a y m e n t T e r m s D e s c r i p t i o n _ L b l   E l e m e n t T y p e = " C o l u m n "   E l e m e n t I d = " 1 8 7 4 4 9 4 3 2 1 "   D a t a T y p e = " L a b e l " > P a y m e n t T e r m s D e s c r i p t i o n _ L b l < / P a y m e n t T e r m s D e s c r i p t i o n _ L b l > - 
-         < P r i c e s I n c l u d i n g V A T   E l e m e n t T y p e = " C o l u m n "   E l e m e n t I d = " 5 1 8 8 1 7 1 6 7 "   D a t a T y p e = " B o o l e a n " > P r i c e s I n c l u d i n g V A T < / P r i c e s I n c l u d i n g V A T > - 
-         < P r i c e s I n c l u d i n g V A T Y e s N o   E l e m e n t T y p e = " C o l u m n "   E l e m e n t I d = " 1 4 1 1 1 4 7 5 9 9 "   D a t a T y p e = " S t r i n g " > P r i c e s I n c l u d i n g V A T Y e s N o < / P r i c e s I n c l u d i n g V A T Y e s N o > - 
-         < P r i c e s I n c l u d i n g V A T _ L b l   E l e m e n t T y p e = " C o l u m n "   E l e m e n t I d = " 1 3 7 7 9 7 9 4 4 4 "   D a t a T y p e = " S t r i n g " > P r i c e s I n c l u d i n g V A T _ L b l < / P r i c e s I n c l u d i n g V A T _ L b l > - 
-         < Q u o t e N o   E l e m e n t T y p e = " C o l u m n "   E l e m e n t I d = " 1 5 2 1 5 3 3 0 4 6 "   D a t a T y p e = " C o d e " > Q u o t e N o < / Q u o t e N o > - 
-         < Q u o t e N o _ L b l   E l e m e n t T y p e = " C o l u m n "   E l e m e n t I d = " 1 0 3 1 9 0 2 3 5 7 "   D a t a T y p e = " S t r i n g " > Q u o t e N o _ L b l < / Q u o t e N o _ L b l > - 
-         < S a l e s I n v o i c e L i n e D i s c o u n t _ L b l   E l e m e n t T y p e = " C o l u m n "   E l e m e n t I d = " 6 6 4 6 0 1 5 8 2 "   D a t a T y p e = " L a b e l " > S a l e s I n v o i c e L i n e D i s c o u n t _ L b l < / S a l e s I n v o i c e L i n e D i s c o u n t _ L b l > - 
-         < S a l e s P e r s o n N a m e   E l e m e n t T y p e = " C o l u m n "   E l e m e n t I d = " 8 7 1 4 9 2 9 8 3 "   D a t a T y p e = " T e x t " > S a l e s P e r s o n N a m e < / S a l e s P e r s o n N a m e > - 
-         < S a l e s P e r s o n T e x t _ L b l   E l e m e n t T y p e = " C o l u m n "   E l e m e n t I d = " 7 4 6 2 5 9 5 4 4 "   D a t a T y p e = " T e x t " > S a l e s P e r s o n T e x t _ L b l < / S a l e s P e r s o n T e x t _ L b l > - 
-         < S a l e s P e r s o n _ L b l   E l e m e n t T y p e = " C o l u m n "   E l e m e n t I d = " 1 5 6 4 1 9 6 3 6 5 "   D a t a T y p e = " L a b e l " > S a l e s P e r s o n _ L b l < / S a l e s P e r s o n _ L b l > - 
-         < S e l l T o C o n t a c t E m a i l   E l e m e n t T y p e = " C o l u m n "   E l e m e n t I d = " 2 6 2 8 2 4 5 6 4 "   D a t a T y p e = " T e x t " > S e l l T o C o n t a c t E m a i l < / S e l l T o C o n t a c t E m a i l > - 
-         < S e l l T o C o n t a c t E m a i l L b l   E l e m e n t T y p e = " C o l u m n "   E l e m e n t I d = " 3 7 0 9 2 0 3 7 4 "   D a t a T y p e = " L a b e l " > S e l l T o C o n t a c t E m a i l L b l < / S e l l T o C o n t a c t E m a i l L b l > - 
-         < S e l l T o C o n t a c t M o b i l e P h o n e N o   E l e m e n t T y p e = " C o l u m n "   E l e m e n t I d = " 1 8 4 3 5 8 7 4 7 "   D a t a T y p e = " T e x t " > S e l l T o C o n t a c t M o b i l e P h o n e N o < / S e l l T o C o n t a c t M o b i l e P h o n e N o > - 
-         < S e l l T o C o n t a c t M o b i l e P h o n e N o L b l   E l e m e n t T y p e = " C o l u m n "   E l e m e n t I d = " 1 4 5 7 5 2 8 4 1 7 "   D a t a T y p e = " L a b e l " > S e l l T o C o n t a c t M o b i l e P h o n e N o L b l < / S e l l T o C o n t a c t M o b i l e P h o n e N o L b l > - 
-         < S e l l T o C o n t a c t P h o n e N o   E l e m e n t T y p e = " C o l u m n "   E l e m e n t I d = " 1 6 1 3 8 2 2 4 8 3 "   D a t a T y p e = " T e x t " > S e l l T o C o n t a c t P h o n e N o < / S e l l T o C o n t a c t P h o n e N o > - 
-         < S e l l T o C o n t a c t P h o n e N o L b l   E l e m e n t T y p e = " C o l u m n "   E l e m e n t I d = " 1 0 5 0 6 8 6 8 0 9 "   D a t a T y p e = " L a b e l " > S e l l T o C o n t a c t P h o n e N o L b l < / S e l l T o C o n t a c t P h o n e N o L b l > - 
-         < S e l l t o C u s t o m e r N o   E l e m e n t T y p e = " C o l u m n "   E l e m e n t I d = " 2 0 5 0 6 4 7 3 4 9 "   D a t a T y p e = " C o d e " > S e l l t o C u s t o m e r N o < / S e l l t o C u s t o m e r N o > - 
-         < S e l l t o C u s t o m e r N o _ L b l   E l e m e n t T y p e = " C o l u m n "   E l e m e n t I d = " 2 9 8 3 8 1 5 1 2 "   D a t a T y p e = " S t r i n g " > S e l l t o C u s t o m e r N o _ L b l < / S e l l t o C u s t o m e r N o _ L b l > - 
-         < S e l l T o F a x N o   E l e m e n t T y p e = " C o l u m n "   E l e m e n t I d = " 8 6 0 8 2 8 4 3 4 "   D a t a T y p e = " T e x t " > S e l l T o F a x N o < / S e l l T o F a x N o > - 
-         < S e l l T o P h o n e N o   E l e m e n t T y p e = " C o l u m n "   E l e m e n t I d = " 7 5 1 9 3 1 8 4 3 "   D a t a T y p e = " T e x t " > S e l l T o P h o n e N o < / S e l l T o P h o n e N o > - 
-         < S h i p m e n t D a t e   E l e m e n t T y p e = " C o l u m n "   E l e m e n t I d = " 9 3 1 1 1 1 4 6 5 "   D a t a T y p e = " S t r i n g " > S h i p m e n t D a t e < / S h i p m e n t D a t e > - 
-         < S h i p m e n t D a t e _ L b l   E l e m e n t T y p e = " C o l u m n "   E l e m e n t I d = " 6 1 4 4 0 0 3 6 4 "   D a t a T y p e = " S t r i n g " > S h i p m e n t D a t e _ L b l < / S h i p m e n t D a t e _ L b l > - 
-         < S h i p m e n t M e t h o d D e s c r i p t i o n   E l e m e n t T y p e = " C o l u m n "   E l e m e n t I d = " 2 0 5 9 4 0 3 2 6 0 "   D a t a T y p e = " T e x t " > S h i p m e n t M e t h o d D e s c r i p t i o n < / S h i p m e n t M e t h o d D e s c r i p t i o n > - 
-         < S h i p m e n t M e t h o d D e s c r i p t i o n _ L b l   E l e m e n t T y p e = " C o l u m n "   E l e m e n t I d = " 1 1 7 9 9 7 8 4 6 5 "   D a t a T y p e = " L a b e l " > S h i p m e n t M e t h o d D e s c r i p t i o n _ L b l < / S h i p m e n t M e t h o d D e s c r i p t i o n _ L b l > - 
-         < S h i p m e n t _ L b l   E l e m e n t T y p e = " C o l u m n "   E l e m e n t I d = " 2 0 8 5 7 6 7 1 2 0 "   D a t a T y p e = " L a b e l " > S h i p m e n t _ L b l < / S h i p m e n t _ L b l > - 
-         < S h i p T o A d d r e s s 1   E l e m e n t T y p e = " C o l u m n "   E l e m e n t I d = " 1 3 5 7 6 7 2 8 6 1 "   D a t a T y p e = " T e x t " > S h i p T o A d d r e s s 1 < / S h i p T o A d d r e s s 1 > - 
-         < S h i p T o A d d r e s s 2   E l e m e n t T y p e = " C o l u m n "   E l e m e n t I d = " 1 0 2 4 2 0 4 5 8 4 "   D a t a T y p e = " T e x t " > S h i p T o A d d r e s s 2 < / S h i p T o A d d r e s s 2 > - 
-         < S h i p T o A d d r e s s 3   E l e m e n t T y p e = " C o l u m n "   E l e m e n t I d = " 1 6 6 1 9 0 1 2 0 1 "   D a t a T y p e = " T e x t " > S h i p T o A d d r e s s 3 < / S h i p T o A d d r e s s 3 > - 
-         < S h i p T o A d d r e s s 4   E l e m e n t T y p e = " C o l u m n "   E l e m e n t I d = " 5 5 5 4 1 6 9 9 0 "   D a t a T y p e = " T e x t " > S h i p T o A d d r e s s 4 < / S h i p T o A d d r e s s 4 > - 
-         < S h i p T o A d d r e s s 5   E l e m e n t T y p e = " C o l u m n "   E l e m e n t I d = " 1 1 9 3 1 1 3 6 0 7 "   D a t a T y p e = " T e x t " > S h i p T o A d d r e s s 5 < / S h i p T o A d d r e s s 5 > - 
-         < S h i p T o A d d r e s s 6   E l e m e n t T y p e = " C o l u m n "   E l e m e n t I d = " 7 1 9 9 7 6 2 4 4 "   D a t a T y p e = " T e x t " > S h i p T o A d d r e s s 6 < / S h i p T o A d d r e s s 6 > - 
-         < S h i p T o A d d r e s s 7   E l e m e n t T y p e = " C o l u m n "   E l e m e n t I d = " 8 2 2 7 9 6 2 7 "   D a t a T y p e = " T e x t " > S h i p T o A d d r e s s 7 < / S h i p T o A d d r e s s 7 > - 
-         < S h i p T o A d d r e s s 8   E l e m e n t T y p e = " C o l u m n "   E l e m e n t I d = " 1 4 9 2 9 9 2 1 7 8 "   D a t a T y p e = " T e x t " > S h i p T o A d d r e s s 8 < / S h i p T o A d d r e s s 8 > - 
-         < S h i p T o A d d r e s s _ L b l   E l e m e n t T y p e = " C o l u m n "   E l e m e n t I d = " 1 6 5 0 5 0 5 0 1 7 "   D a t a T y p e = " L a b e l " > S h i p T o A d d r e s s _ L b l < / S h i p T o A d d r e s s _ L b l > - 
-         < S h i p T o P h o n e N o   E l e m e n t T y p e = " C o l u m n "   E l e m e n t I d = " 3 6 9 7 0 2 2 5 5 "   D a t a T y p e = " T e x t " > S h i p T o P h o n e N o < / S h i p T o P h o n e N o > - 
-         < S h o w S h i p p i n g A d d r e s s   E l e m e n t T y p e = " C o l u m n "   E l e m e n t I d = " 1 1 2 0 0 7 1 2 6 6 "   D a t a T y p e = " B o o l e a n " > S h o w S h i p p i n g A d d r e s s < / S h o w S h i p p i n g A d d r e s s > - 
-         < S h o w W o r k D e s c r i p t i o n   E l e m e n t T y p e = " C o l u m n "   E l e m e n t I d = " 7 8 5 4 6 8 8 6 5 "   D a t a T y p e = " B o o l e a n " > S h o w W o r k D e s c r i p t i o n < / S h o w W o r k D e s c r i p t i o n > - 
-         < S u b t o t a l _ L b l   E l e m e n t T y p e = " C o l u m n "   E l e m e n t I d = " 1 9 6 7 7 9 5 1 4 2 "   D a t a T y p e = " L a b e l " > S u b t o t a l _ L b l < / S u b t o t a l _ L b l > - 
-         < T o t a l _ L b l   E l e m e n t T y p e = " C o l u m n "   E l e m e n t I d = " 1 2 1 0 1 0 0 8 7 8 "   D a t a T y p e = " L a b e l " > T o t a l _ L b l < / T o t a l _ L b l > - 
-         < V A T A m o u n t S p e c i f i c a t i o n _ L b l   E l e m e n t T y p e = " C o l u m n "   E l e m e n t I d = " 8 7 8 7 0 6 8 4 6 "   D a t a T y p e = " L a b e l " > V A T A m o u n t S p e c i f i c a t i o n _ L b l < / V A T A m o u n t S p e c i f i c a t i o n _ L b l > - 
-         < V A T A m o u n t _ L b l   E l e m e n t T y p e = " C o l u m n "   E l e m e n t I d = " 1 0 9 4 6 5 7 2 9 "   D a t a T y p e = " L a b e l " > V A T A m o u n t _ L b l < / V A T A m o u n t _ L b l > - 
-         < V A T B a s e _ L b l   E l e m e n t T y p e = " C o l u m n "   E l e m e n t I d = " 1 8 6 6 1 5 8 2 7 8 "   D a t a T y p e = " L a b e l " > V A T B a s e _ L b l < / V A T B a s e _ L b l > - 
-         < V A T C l a u s e s _ L b l   E l e m e n t T y p e = " C o l u m n "   E l e m e n t I d = " 1 3 8 3 9 2 0 0 1 9 "   D a t a T y p e = " L a b e l " > V A T C l a u s e s _ L b l < / V A T C l a u s e s _ L b l > - 
-         < V A T C l a u s e _ L b l   E l e m e n t T y p e = " C o l u m n "   E l e m e n t I d = " 1 5 7 0 4 9 5 4 9 0 "   D a t a T y p e = " S t r i n g " > V A T C l a u s e _ L b l < / V A T C l a u s e _ L b l > - 
-         < V A T I d e n t i f i e r _ L b l   E l e m e n t T y p e = " C o l u m n "   E l e m e n t I d = " 1 6 8 6 6 2 3 9 8 4 "   D a t a T y p e = " L a b e l " > V A T I d e n t i f i e r _ L b l < / V A T I d e n t i f i e r _ L b l > - 
-         < V A T P e r c e n t a g e _ L b l   E l e m e n t T y p e = " C o l u m n "   E l e m e n t I d = " 6 7 6 6 5 4 5 6 5 "   D a t a T y p e = " L a b e l " > V A T P e r c e n t a g e _ L b l < / V A T P e r c e n t a g e _ L b l > - 
-         < V A T R e g i s t r a t i o n N o   E l e m e n t T y p e = " C o l u m n "   E l e m e n t I d = " 1 8 8 9 1 9 5 4 0 2 "   D a t a T y p e = " T e x t " > V A T R e g i s t r a t i o n N o < / V A T R e g i s t r a t i o n N o > - 
-         < V A T R e g i s t r a t i o n N o _ L b l   E l e m e n t T y p e = " C o l u m n "   E l e m e n t I d = " 1 4 2 4 6 1 6 0 8 5 "   D a t a T y p e = " T e x t " > V A T R e g i s t r a t i o n N o _ L b l < / V A T R e g i s t r a t i o n N o _ L b l > - 
-         < Y o u r R e f e r e n c e   E l e m e n t T y p e = " C o l u m n "   E l e m e n t I d = " 1 1 0 3 9 9 5 1 "   D a t a T y p e = " T e x t " > Y o u r R e f e r e n c e < / Y o u r R e f e r e n c e > - 
-         < Y o u r R e f e r e n c e _ L b l   E l e m e n t T y p e = " C o l u m n "   E l e m e n t I d = " 4 6 5 4 7 7 4 2 6 "   D a t a T y p e = " S t r i n g " > Y o u r R e f e r e n c e _ L b l < / Y o u r R e f e r e n c e _ L b l > - 
-         < L i n e   E l e m e n t T y p e = " D a t a I t e m "   E l e m e n t I d = " 4 1 1 9 7 6 1 3 3 " > - 
-             < A m o u n t E x c l u d i n g V A T _ L i n e   E l e m e n t T y p e = " C o l u m n "   E l e m e n t I d = " 1 0 6 2 4 6 0 0 4 0 "   D a t a T y p e = " D e c i m a l " > A m o u n t E x c l u d i n g V A T _ L i n e < / A m o u n t E x c l u d i n g V A T _ L i n e > - 
-             < A m o u n t E x c l u d i n g V A T _ L i n e _ L b l   E l e m e n t T y p e = " C o l u m n "   E l e m e n t I d = " 2 0 0 2 8 7 4 4 7 5 "   D a t a T y p e = " S t r i n g " > A m o u n t E x c l u d i n g V A T _ L i n e _ L b l < / A m o u n t E x c l u d i n g V A T _ L i n e _ L b l > - 
-             < A m o u n t I n c l u d i n g V A T _ L i n e   E l e m e n t T y p e = " C o l u m n "   E l e m e n t I d = " 7 7 0 9 2 8 4 0 2 "   D a t a T y p e = " D e c i m a l " > A m o u n t I n c l u d i n g V A T _ L i n e < / A m o u n t I n c l u d i n g V A T _ L i n e > - 
-             < A m o u n t I n c l u d i n g V A T _ L i n e _ L b l   E l e m e n t T y p e = " C o l u m n "   E l e m e n t I d = " 9 3 0 7 4 7 3 1 3 "   D a t a T y p e = " S t r i n g " > A m o u n t I n c l u d i n g V A T _ L i n e _ L b l < / A m o u n t I n c l u d i n g V A T _ L i n e _ L b l > - 
-             < D e s c r i p t i o n _ L i n e   E l e m e n t T y p e = " C o l u m n "   E l e m e n t I d = " 1 4 0 6 8 2 2 3 1 0 "   D a t a T y p e = " T e x t " > D e s c r i p t i o n _ L i n e < / D e s c r i p t i o n _ L i n e > - 
-             < D e s c r i p t i o n _ L i n e _ L b l   E l e m e n t T y p e = " C o l u m n "   E l e m e n t I d = " 2 1 1 8 9 5 1 4 9 5 "   D a t a T y p e = " S t r i n g " > D e s c r i p t i o n _ L i n e _ L b l < / D e s c r i p t i o n _ L i n e _ L b l > - 
-             < I t e m N o _ L i n e   E l e m e n t T y p e = " C o l u m n "   E l e m e n t I d = " 1 9 1 0 2 9 6 2 8 8 "   D a t a T y p e = " C o d e " > I t e m N o _ L i n e < / I t e m N o _ L i n e > - 
-             < I t e m N o _ L i n e _ L b l   E l e m e n t T y p e = " C o l u m n "   E l e m e n t I d = " 1 3 4 0 0 7 9 6 1 3 "   D a t a T y p e = " S t r i n g " > I t e m N o _ L i n e _ L b l < / I t e m N o _ L i n e _ L b l > - 
-             < I t e m R e f e r e n c e N o   E l e m e n t T y p e = " C o l u m n "   E l e m e n t I d = " 4 7 4 0 7 7 5 6 6 "   D a t a T y p e = " C o d e " > I t e m R e f e r e n c e N o < / I t e m R e f e r e n c e N o > - 
-             < I t e m R e f e r e n c e N o _ L b l   E l e m e n t T y p e = " C o l u m n "   E l e m e n t I d = " 8 2 6 8 4 0 1 6 1 "   D a t a T y p e = " S t r i n g " > I t e m R e f e r e n c e N o _ L b l < / I t e m R e f e r e n c e N o _ L b l > - 
-             < L i n e A m o u n t _ L i n e   E l e m e n t T y p e = " C o l u m n "   E l e m e n t I d = " 2 6 8 9 3 7 1 6 2 "   D a t a T y p e = " T e x t " > L i n e A m o u n t _ L i n e < / L i n e A m o u n t _ L i n e > - 
-             < L i n e A m o u n t _ L i n e _ L b l   E l e m e n t T y p e = " C o l u m n "   E l e m e n t I d = " 9 9 2 9 0 1 8 4 5 "   D a t a T y p e = " S t r i n g " > L i n e A m o u n t _ L i n e _ L b l < / L i n e A m o u n t _ L i n e _ L b l > - 
-             < L i n e D i s c o u n t P e r c e n t T e x t _ L i n e   E l e m e n t T y p e = " C o l u m n "   E l e m e n t I d = " 6 1 3 1 3 5 1 9 "   D a t a T y p e = " T e x t " > L i n e D i s c o u n t P e r c e n t T e x t _ L i n e < / L i n e D i s c o u n t P e r c e n t T e x t _ L i n e > - 
-             < L i n e D i s c o u n t P e r c e n t _ L i n e   E l e m e n t T y p e = " C o l u m n "   E l e m e n t I d = " 9 0 7 8 2 7 4 3 6 "   D a t a T y p e = " D e c i m a l " > L i n e D i s c o u n t P e r c e n t _ L i n e < / L i n e D i s c o u n t P e r c e n t _ L i n e > - 
-             < L i n e N o _ L i n e   E l e m e n t T y p e = " C o l u m n "   E l e m e n t I d = " 6 9 8 9 8 5 9 7 9 "   D a t a T y p e = " I n t e g e r " > L i n e N o _ L i n e < / L i n e N o _ L i n e > - 
-             < P l a n n e d S h i p m e n t D a t e _ L i n e   E l e m e n t T y p e = " C o l u m n "   E l e m e n t I d = " 1 0 4 5 5 7 6 0 9 2 "   D a t a T y p e = " S t r i n g " > P l a n n e d S h i p m e n t D a t e _ L i n e < / P l a n n e d S h i p m e n t D a t e _ L i n e > - 
-             < P l a n n e d S h i p m e n t D a t e _ L i n e _ L b l   E l e m e n t T y p e = " C o l u m n "   E l e m e n t I d = " 1 3 4 2 8 7 0 6 4 9 "   D a t a T y p e = " S t r i n g " > P l a n n e d S h i p m e n t D a t e _ L i n e _ L b l < / P l a n n e d S h i p m e n t D a t e _ L i n e _ L b l > - 
-             < Q u a n t i t y _ L i n e   E l e m e n t T y p e = " C o l u m n "   E l e m e n t I d = " 1 0 6 8 5 4 3 5 3 7 "   D a t a T y p e = " T e x t " > Q u a n t i t y _ L i n e < / Q u a n t i t y _ L i n e > - 
-             < Q u a n t i t y _ L i n e _ L b l   E l e m e n t T y p e = " C o l u m n "   E l e m e n t I d = " 2 0 3 4 5 0 6 8 0 2 "   D a t a T y p e = " S t r i n g " > Q u a n t i t y _ L i n e _ L b l < / Q u a n t i t y _ L i n e _ L b l > - 
-             < S h i p m e n t D a t e _ L i n e   E l e m e n t T y p e = " C o l u m n "   E l e m e n t I d = " 1 6 7 3 3 7 5 4 1 6 "   D a t a T y p e = " S t r i n g " > S h i p m e n t D a t e _ L i n e < / S h i p m e n t D a t e _ L i n e > - 
-             < S h i p m e n t D a t e _ L i n e _ L b l   E l e m e n t T y p e = " C o l u m n "   E l e m e n t I d = " 8 5 3 2 2 4 3 6 3 "   D a t a T y p e = " L a b e l " > S h i p m e n t D a t e _ L i n e _ L b l < / S h i p m e n t D a t e _ L i n e _ L b l > - 
-             < T r a n s H e a d e r A m o u n t   E l e m e n t T y p e = " C o l u m n "   E l e m e n t I d = " 2 0 2 8 3 0 6 2 7 6 "   D a t a T y p e = " D e c i m a l " > T r a n s H e a d e r A m o u n t < / T r a n s H e a d e r A m o u n t > - 
-             < T y p e _ L i n e   E l e m e n t T y p e = " C o l u m n "   E l e m e n t I d = " 2 7 2 8 0 4 9 2 4 "   D a t a T y p e = " S t r i n g " > T y p e _ L i n e < / T y p e _ L i n e > - 
-             < U n i t O f M e a s u r e   E l e m e n t T y p e = " C o l u m n "   E l e m e n t I d = " 1 8 0 8 2 2 8 0 1 8 "   D a t a T y p e = " T e x t " > U n i t O f M e a s u r e < / U n i t O f M e a s u r e > - 
-             < U n i t O f M e a s u r e _ L b l   E l e m e n t T y p e = " C o l u m n "   E l e m e n t I d = " 9 8 1 9 5 1 2 4 9 "   D a t a T y p e = " S t r i n g " > U n i t O f M e a s u r e _ L b l < / U n i t O f M e a s u r e _ L b l > - 
-             < U n i t P r i c e   E l e m e n t T y p e = " C o l u m n "   E l e m e n t I d = " 1 4 7 8 2 2 1 5 2 6 "   D a t a T y p e = " T e x t " > U n i t P r i c e < / U n i t P r i c e > - 
-             < U n i t P r i c e _ L b l   E l e m e n t T y p e = " C o l u m n "   E l e m e n t I d = " 1 1 6 3 9 2 6 6 0 3 "   D a t a T y p e = " S t r i n g " > U n i t P r i c e _ L b l < / U n i t P r i c e _ L b l > - 
-             < V A T I d e n t i f i e r _ L i n e   E l e m e n t T y p e = " C o l u m n "   E l e m e n t I d = " 1 7 7 3 6 2 2 4 1 2 "   D a t a T y p e = " C o d e " > V A T I d e n t i f i e r _ L i n e < / V A T I d e n t i f i e r _ L i n e > - 
-             < V A T I d e n t i f i e r _ L i n e _ L b l   E l e m e n t T y p e = " C o l u m n "   E l e m e n t I d = " 5 3 3 7 8 2 7 0 3 "   D a t a T y p e = " S t r i n g " > V A T I d e n t i f i e r _ L i n e _ L b l < / V A T I d e n t i f i e r _ L i n e _ L b l > - 
-             < V A T P c t _ L i n e   E l e m e n t T y p e = " C o l u m n "   E l e m e n t I d = " 1 9 7 4 0 0 1 9 4 4 "   D a t a T y p e = " T e x t " > V A T P c t _ L i n e < / V A T P c t _ L i n e > - 
-             < V A T P c t _ L i n e _ L b l   E l e m e n t T y p e = " C o l u m n "   E l e m e n t I d = " 1 2 0 7 5 2 9 9 1 5 "   D a t a T y p e = " S t r i n g " > V A T P c t _ L i n e _ L b l < / V A T P c t _ L i n e _ L b l > - 
-             < A s s e m b l y L i n e   E l e m e n t T y p e = " D a t a I t e m "   E l e m e n t I d = " 1 2 0 5 9 4 2 8 5 " > - 
-                 < D e s c r i p t i o n _ A s s e m b l y L i n e   E l e m e n t T y p e = " C o l u m n "   E l e m e n t I d = " 2 8 0 7 4 3 7 9 6 "   D a t a T y p e = " T e x t " > D e s c r i p t i o n _ A s s e m b l y L i n e < / D e s c r i p t i o n _ A s s e m b l y L i n e > - 
-                 < L i n e N o _ A s s e m b l y L i n e   E l e m e n t T y p e = " C o l u m n "   E l e m e n t I d = " 6 4 0 5 8 3 8 9 1 "   D a t a T y p e = " C o d e " > L i n e N o _ A s s e m b l y L i n e < / L i n e N o _ A s s e m b l y L i n e > - 
-                 < Q u a n t i t y _ A s s e m b l y L i n e   E l e m e n t T y p e = " C o l u m n "   E l e m e n t I d = " 1 9 5 7 6 4 8 2 3 1 "   D a t a T y p e = " D e c i m a l " > Q u a n t i t y _ A s s e m b l y L i n e < / Q u a n t i t y _ A s s e m b l y L i n e > - 
-                 < U n i t O f M e a s u r e _ A s s e m b l y L i n e   E l e m e n t T y p e = " C o l u m n "   E l e m e n t I d = " 1 6 4 9 1 2 3 7 7 3 "   D a t a T y p e = " T e x t " > U n i t O f M e a s u r e _ A s s e m b l y L i n e < / U n i t O f M e a s u r e _ A s s e m b l y L i n e > - 
-                 < V a r i a n t C o d e _ A s s e m b l y L i n e   E l e m e n t T y p e = " C o l u m n "   E l e m e n t I d = " 1 8 6 9 4 0 7 6 7 2 "   D a t a T y p e = " C o d e " > V a r i a n t C o d e _ A s s e m b l y L i n e < / V a r i a n t C o d e _ A s s e m b l y L i n e > +     < H e a d e r > + 
+         < B i l l T o C o n t a c t E m a i l > B i l l T o C o n t a c t E m a i l < / B i l l T o C o n t a c t E m a i l > + 
+         < B i l l T o C o n t a c t E m a i l L b l > B i l l T o C o n t a c t E m a i l L b l < / B i l l T o C o n t a c t E m a i l L b l > + 
+         < B i l l T o C o n t a c t M o b i l e P h o n e N o > B i l l T o C o n t a c t M o b i l e P h o n e N o < / B i l l T o C o n t a c t M o b i l e P h o n e N o > + 
+         < B i l l T o C o n t a c t M o b i l e P h o n e N o L b l > B i l l T o C o n t a c t M o b i l e P h o n e N o L b l < / B i l l T o C o n t a c t M o b i l e P h o n e N o L b l > + 
+         < B i l l T o C o n t a c t P h o n e N o > B i l l T o C o n t a c t P h o n e N o < / B i l l T o C o n t a c t P h o n e N o > + 
+         < B i l l T o C o n t a c t P h o n e N o L b l > B i l l T o C o n t a c t P h o n e N o L b l < / B i l l T o C o n t a c t P h o n e N o L b l > + 
+         < B i l l t o C u s t o m e r N o _ L b l > B i l l t o C u s t o m e r N o _ L b l < / B i l l t o C u s t o m e r N o _ L b l > + 
+         < B i l l t o C u s t u m e r N o > B i l l t o C u s t u m e r N o < / B i l l t o C u s t u m e r N o > + 
+         < C o m p a n y A d d r e s s 1 > C o m p a n y A d d r e s s 1 < / C o m p a n y A d d r e s s 1 > + 
+         < C o m p a n y A d d r e s s 2 > C o m p a n y A d d r e s s 2 < / C o m p a n y A d d r e s s 2 > + 
+         < C o m p a n y A d d r e s s 3 > C o m p a n y A d d r e s s 3 < / C o m p a n y A d d r e s s 3 > + 
+         < C o m p a n y A d d r e s s 4 > C o m p a n y A d d r e s s 4 < / C o m p a n y A d d r e s s 4 > + 
+         < C o m p a n y A d d r e s s 5 > C o m p a n y A d d r e s s 5 < / C o m p a n y A d d r e s s 5 > + 
+         < C o m p a n y A d d r e s s 6 > C o m p a n y A d d r e s s 6 < / C o m p a n y A d d r e s s 6 > + 
+         < C o m p a n y A d d r e s s 7 > C o m p a n y A d d r e s s 7 < / C o m p a n y A d d r e s s 7 > + 
+         < C o m p a n y A d d r e s s 8 > C o m p a n y A d d r e s s 8 < / C o m p a n y A d d r e s s 8 > + 
+         < C o m p a n y B a n k A c c o u n t N o > C o m p a n y B a n k A c c o u n t N o < / C o m p a n y B a n k A c c o u n t N o > + 
+         < C o m p a n y B a n k A c c o u n t N o _ L b l > C o m p a n y B a n k A c c o u n t N o _ L b l < / C o m p a n y B a n k A c c o u n t N o _ L b l > + 
+         < C o m p a n y B a n k B r a n c h N o > C o m p a n y B a n k B r a n c h N o < / C o m p a n y B a n k B r a n c h N o > + 
+         < C o m p a n y B a n k B r a n c h N o _ L b l > C o m p a n y B a n k B r a n c h N o _ L b l < / C o m p a n y B a n k B r a n c h N o _ L b l > + 
+         < C o m p a n y B a n k N a m e > C o m p a n y B a n k N a m e < / C o m p a n y B a n k N a m e > + 
+         < C o m p a n y B a n k N a m e _ L b l > C o m p a n y B a n k N a m e _ L b l < / C o m p a n y B a n k N a m e _ L b l > + 
+         < C o m p a n y C u s t o m G i r o > C o m p a n y C u s t o m G i r o < / C o m p a n y C u s t o m G i r o > + 
+         < C o m p a n y C u s t o m G i r o _ L b l > C o m p a n y C u s t o m G i r o _ L b l < / C o m p a n y C u s t o m G i r o _ L b l > + 
+         < C o m p a n y E M a i l > C o m p a n y E M a i l < / C o m p a n y E M a i l > + 
+         < C o m p a n y G i r o N o > C o m p a n y G i r o N o < / C o m p a n y G i r o N o > + 
+         < C o m p a n y G i r o N o _ L b l > C o m p a n y G i r o N o _ L b l < / C o m p a n y G i r o N o _ L b l > + 
+         < C o m p a n y H o m e P a g e > C o m p a n y H o m e P a g e < / C o m p a n y H o m e P a g e > + 
+         < C o m p a n y I B A N > C o m p a n y I B A N < / C o m p a n y I B A N > + 
+         < C o m p a n y I B A N _ L b l > C o m p a n y I B A N _ L b l < / C o m p a n y I B A N _ L b l > + 
+         < C o m p a n y L e g a l O f f i c e > C o m p a n y L e g a l O f f i c e < / C o m p a n y L e g a l O f f i c e > + 
+         < C o m p a n y L e g a l O f f i c e _ L b l > C o m p a n y L e g a l O f f i c e _ L b l < / C o m p a n y L e g a l O f f i c e _ L b l > + 
+         < C o m p a n y L e g a l S t a t e m e n t > C o m p a n y L e g a l S t a t e m e n t < / C o m p a n y L e g a l S t a t e m e n t > + 
+         < C o m p a n y L o g o P o s i t i o n > C o m p a n y L o g o P o s i t i o n < / C o m p a n y L o g o P o s i t i o n > + 
+         < C o m p a n y P h o n e N o > C o m p a n y P h o n e N o < / C o m p a n y P h o n e N o > + 
+         < C o m p a n y P h o n e N o _ L b l > C o m p a n y P h o n e N o _ L b l < / C o m p a n y P h o n e N o _ L b l > + 
+         < C o m p a n y P i c t u r e   / > + 
+         < C o m p a n y R e g i s t r a t i o n N u m b e r > C o m p a n y R e g i s t r a t i o n N u m b e r < / C o m p a n y R e g i s t r a t i o n N u m b e r > + 
+         < C o m p a n y R e g i s t r a t i o n N u m b e r _ L b l > C o m p a n y R e g i s t r a t i o n N u m b e r _ L b l < / C o m p a n y R e g i s t r a t i o n N u m b e r _ L b l > + 
+         < C o m p a n y S W I F T > C o m p a n y S W I F T < / C o m p a n y S W I F T > + 
+         < C o m p a n y S W I F T _ L b l > C o m p a n y S W I F T _ L b l < / C o m p a n y S W I F T _ L b l > + 
+         < C o m p a n y V A T R e g i s t r a t i o n N o > C o m p a n y V A T R e g i s t r a t i o n N o < / C o m p a n y V A T R e g i s t r a t i o n N o > + 
+         < C o m p a n y V A T R e g i s t r a t i o n N o _ L b l > C o m p a n y V A T R e g i s t r a t i o n N o _ L b l < / C o m p a n y V A T R e g i s t r a t i o n N o _ L b l > + 
+         < C o m p a n y V A T R e g N o > C o m p a n y V A T R e g N o < / C o m p a n y V A T R e g N o > + 
+         < C o m p a n y V A T R e g N o _ L b l > C o m p a n y V A T R e g N o _ L b l < / C o m p a n y V A T R e g N o _ L b l > + 
+         < C o p y _ L b l > C o p y _ L b l < / C o p y _ L b l > + 
+         < C u s t o m e r A d d r e s s 1 > C u s t o m e r A d d r e s s 1 < / C u s t o m e r A d d r e s s 1 > + 
+         < C u s t o m e r A d d r e s s 2 > C u s t o m e r A d d r e s s 2 < / C u s t o m e r A d d r e s s 2 > + 
+         < C u s t o m e r A d d r e s s 3 > C u s t o m e r A d d r e s s 3 < / C u s t o m e r A d d r e s s 3 > + 
+         < C u s t o m e r A d d r e s s 4 > C u s t o m e r A d d r e s s 4 < / C u s t o m e r A d d r e s s 4 > + 
+         < C u s t o m e r A d d r e s s 5 > C u s t o m e r A d d r e s s 5 < / C u s t o m e r A d d r e s s 5 > + 
+         < C u s t o m e r A d d r e s s 6 > C u s t o m e r A d d r e s s 6 < / C u s t o m e r A d d r e s s 6 > + 
+         < C u s t o m e r A d d r e s s 7 > C u s t o m e r A d d r e s s 7 < / C u s t o m e r A d d r e s s 7 > + 
+         < C u s t o m e r A d d r e s s 8 > C u s t o m e r A d d r e s s 8 < / C u s t o m e r A d d r e s s 8 > + 
+         < C u s t o m e r P o s t a l B a r C o d e > C u s t o m e r P o s t a l B a r C o d e < / C u s t o m e r P o s t a l B a r C o d e > + 
+         < D o c u m e n t C o p y T e x t > D o c u m e n t C o p y T e x t < / D o c u m e n t C o p y T e x t > + 
+         < D o c u m e n t D a t e > D o c u m e n t D a t e < / D o c u m e n t D a t e > + 
+         < D o c u m e n t D a t e _ L b l > D o c u m e n t D a t e _ L b l < / D o c u m e n t D a t e _ L b l > + 
+         < D o c u m e n t N o > D o c u m e n t N o < / D o c u m e n t N o > + 
+         < D o c u m e n t N o _ L b l > D o c u m e n t N o _ L b l < / D o c u m e n t N o _ L b l > + 
+         < D u e D a t e > D u e D a t e < / D u e D a t e > + 
+         < D u e D a t e _ L b l > D u e D a t e _ L b l < / D u e D a t e _ L b l > + 
+         < E M a i l _ L b l > E M a i l _ L b l < / E M a i l _ L b l > + 
+         < E x c h a n g e R a t e A s T e x t > E x c h a n g e R a t e A s T e x t < / E x c h a n g e R a t e A s T e x t > + 
+         < E x t D o c N o _ S a l e s H e a d e r > E x t D o c N o _ S a l e s H e a d e r < / E x t D o c N o _ S a l e s H e a d e r > + 
+         < E x t D o c N o _ S a l e s H e a d e r _ L b l > E x t D o c N o _ S a l e s H e a d e r _ L b l < / E x t D o c N o _ S a l e s H e a d e r _ L b l > + 
+         < H o m e P a g e _ L b l > H o m e P a g e _ L b l < / H o m e P a g e _ L b l > + 
+         < I n v o i c e D i s c o u n t A m o u n t _ L b l > I n v o i c e D i s c o u n t A m o u n t _ L b l < / I n v o i c e D i s c o u n t A m o u n t _ L b l > + 
+         < I n v o i c e D i s c o u n t B a s e A m o u n t _ L b l > I n v o i c e D i s c o u n t B a s e A m o u n t _ L b l < / I n v o i c e D i s c o u n t B a s e A m o u n t _ L b l > + 
+         < I n v o i c e _ L b l > I n v o i c e _ L b l < / I n v o i c e _ L b l > + 
+         < L e g a l E n t i t y T y p e > L e g a l E n t i t y T y p e < / L e g a l E n t i t y T y p e > + 
+         < L e g a l E n t i t y T y p e _ L b l > L e g a l E n t i t y T y p e _ L b l < / L e g a l E n t i t y T y p e _ L b l > + 
+         < L i n e A m o u n t A f t e r I n v o i c e D i s c o u n t _ L b l > L i n e A m o u n t A f t e r I n v o i c e D i s c o u n t _ L b l < / L i n e A m o u n t A f t e r I n v o i c e D i s c o u n t _ L b l > + 
+         < L o c a l C u r r e n c y _ L b l > L o c a l C u r r e n c y _ L b l < / L o c a l C u r r e n c y _ L b l > + 
+         < P a g e _ L b l > P a g e _ L b l < / P a g e _ L b l > + 
+         < P a y m e n t M e t h o d D e s c r i p t i o n > P a y m e n t M e t h o d D e s c r i p t i o n < / P a y m e n t M e t h o d D e s c r i p t i o n > + 
+         < P a y m e n t M e t h o d D e s c r i p t i o n _ L b l > P a y m e n t M e t h o d D e s c r i p t i o n _ L b l < / P a y m e n t M e t h o d D e s c r i p t i o n _ L b l > + 
+         < P a y m e n t T e r m s D e s c r i p t i o n > P a y m e n t T e r m s D e s c r i p t i o n < / P a y m e n t T e r m s D e s c r i p t i o n > + 
+         < P a y m e n t T e r m s D e s c r i p t i o n _ L b l > P a y m e n t T e r m s D e s c r i p t i o n _ L b l < / P a y m e n t T e r m s D e s c r i p t i o n _ L b l > + 
+         < P r i c e s I n c l u d i n g V A T > P r i c e s I n c l u d i n g V A T < / P r i c e s I n c l u d i n g V A T > + 
+         < P r i c e s I n c l u d i n g V A T Y e s N o > P r i c e s I n c l u d i n g V A T Y e s N o < / P r i c e s I n c l u d i n g V A T Y e s N o > + 
+         < P r i c e s I n c l u d i n g V A T _ L b l > P r i c e s I n c l u d i n g V A T _ L b l < / P r i c e s I n c l u d i n g V A T _ L b l > + 
+         < Q u o t e N o > Q u o t e N o < / Q u o t e N o > + 
+         < Q u o t e N o _ L b l > Q u o t e N o _ L b l < / Q u o t e N o _ L b l > + 
+         < S a l e s I n v o i c e L i n e D i s c o u n t _ L b l > S a l e s I n v o i c e L i n e D i s c o u n t _ L b l < / S a l e s I n v o i c e L i n e D i s c o u n t _ L b l > + 
+         < S a l e s P e r s o n N a m e > S a l e s P e r s o n N a m e < / S a l e s P e r s o n N a m e > + 
+         < S a l e s P e r s o n T e x t _ L b l > S a l e s P e r s o n T e x t _ L b l < / S a l e s P e r s o n T e x t _ L b l > + 
+         < S a l e s P e r s o n _ L b l > S a l e s P e r s o n _ L b l < / S a l e s P e r s o n _ L b l > + 
+         < S e l l T o C o n t a c t E m a i l > S e l l T o C o n t a c t E m a i l < / S e l l T o C o n t a c t E m a i l > + 
+         < S e l l T o C o n t a c t E m a i l L b l > S e l l T o C o n t a c t E m a i l L b l < / S e l l T o C o n t a c t E m a i l L b l > + 
+         < S e l l T o C o n t a c t M o b i l e P h o n e N o > S e l l T o C o n t a c t M o b i l e P h o n e N o < / S e l l T o C o n t a c t M o b i l e P h o n e N o > + 
+         < S e l l T o C o n t a c t M o b i l e P h o n e N o L b l > S e l l T o C o n t a c t M o b i l e P h o n e N o L b l < / S e l l T o C o n t a c t M o b i l e P h o n e N o L b l > + 
+         < S e l l T o C o n t a c t P h o n e N o > S e l l T o C o n t a c t P h o n e N o < / S e l l T o C o n t a c t P h o n e N o > + 
+         < S e l l T o C o n t a c t P h o n e N o L b l > S e l l T o C o n t a c t P h o n e N o L b l < / S e l l T o C o n t a c t P h o n e N o L b l > + 
+         < S e l l t o C u s t o m e r N o > S e l l t o C u s t o m e r N o < / S e l l t o C u s t o m e r N o > + 
+         < S e l l t o C u s t o m e r N o _ L b l > S e l l t o C u s t o m e r N o _ L b l < / S e l l t o C u s t o m e r N o _ L b l > + 
+         < S e l l T o F a x N o > S e l l T o F a x N o < / S e l l T o F a x N o > + 
+         < S e l l T o P h o n e N o > S e l l T o P h o n e N o < / S e l l T o P h o n e N o > + 
+         < S h i p m e n t D a t e > S h i p m e n t D a t e < / S h i p m e n t D a t e > + 
+         < S h i p m e n t D a t e _ L b l > S h i p m e n t D a t e _ L b l < / S h i p m e n t D a t e _ L b l > + 
+         < S h i p m e n t M e t h o d D e s c r i p t i o n > S h i p m e n t M e t h o d D e s c r i p t i o n < / S h i p m e n t M e t h o d D e s c r i p t i o n > + 
+         < S h i p m e n t M e t h o d D e s c r i p t i o n _ L b l > S h i p m e n t M e t h o d D e s c r i p t i o n _ L b l < / S h i p m e n t M e t h o d D e s c r i p t i o n _ L b l > + 
+         < S h i p m e n t _ L b l > S h i p m e n t _ L b l < / S h i p m e n t _ L b l > + 
+         < S h i p T o A d d r e s s 1 > S h i p T o A d d r e s s 1 < / S h i p T o A d d r e s s 1 > + 
+         < S h i p T o A d d r e s s 2 > S h i p T o A d d r e s s 2 < / S h i p T o A d d r e s s 2 > + 
+         < S h i p T o A d d r e s s 3 > S h i p T o A d d r e s s 3 < / S h i p T o A d d r e s s 3 > + 
+         < S h i p T o A d d r e s s 4 > S h i p T o A d d r e s s 4 < / S h i p T o A d d r e s s 4 > + 
+         < S h i p T o A d d r e s s 5 > S h i p T o A d d r e s s 5 < / S h i p T o A d d r e s s 5 > + 
+         < S h i p T o A d d r e s s 6 > S h i p T o A d d r e s s 6 < / S h i p T o A d d r e s s 6 > + 
+         < S h i p T o A d d r e s s 7 > S h i p T o A d d r e s s 7 < / S h i p T o A d d r e s s 7 > + 
+         < S h i p T o A d d r e s s 8 > S h i p T o A d d r e s s 8 < / S h i p T o A d d r e s s 8 > + 
+         < S h i p T o A d d r e s s _ L b l > S h i p T o A d d r e s s _ L b l < / S h i p T o A d d r e s s _ L b l > + 
+         < S h i p T o P h o n e N o > S h i p T o P h o n e N o < / S h i p T o P h o n e N o > + 
+         < S h o w S h i p p i n g A d d r e s s > S h o w S h i p p i n g A d d r e s s < / S h o w S h i p p i n g A d d r e s s > + 
+         < S h o w W o r k D e s c r i p t i o n > S h o w W o r k D e s c r i p t i o n < / S h o w W o r k D e s c r i p t i o n > + 
+         < S u b t o t a l _ L b l > S u b t o t a l _ L b l < / S u b t o t a l _ L b l > + 
+         < T o t a l _ L b l > T o t a l _ L b l < / T o t a l _ L b l > + 
+         < V A T A m o u n t S p e c i f i c a t i o n _ L b l > V A T A m o u n t S p e c i f i c a t i o n _ L b l < / V A T A m o u n t S p e c i f i c a t i o n _ L b l > + 
+         < V A T A m o u n t _ L b l > V A T A m o u n t _ L b l < / V A T A m o u n t _ L b l > + 
+         < V A T B a s e _ L b l > V A T B a s e _ L b l < / V A T B a s e _ L b l > + 
+         < V A T C l a u s e s _ L b l > V A T C l a u s e s _ L b l < / V A T C l a u s e s _ L b l > + 
+         < V A T C l a u s e _ L b l > V A T C l a u s e _ L b l < / V A T C l a u s e _ L b l > + 
+         < V A T I d e n t i f i e r _ L b l > V A T I d e n t i f i e r _ L b l < / V A T I d e n t i f i e r _ L b l > + 
+         < V A T P e r c e n t a g e _ L b l > V A T P e r c e n t a g e _ L b l < / V A T P e r c e n t a g e _ L b l > + 
+         < V A T R e g i s t r a t i o n N o > V A T R e g i s t r a t i o n N o < / V A T R e g i s t r a t i o n N o > + 
+         < V A T R e g i s t r a t i o n N o _ L b l > V A T R e g i s t r a t i o n N o _ L b l < / V A T R e g i s t r a t i o n N o _ L b l > + 
+         < Y o u r R e f e r e n c e > Y o u r R e f e r e n c e < / Y o u r R e f e r e n c e > + 
+         < Y o u r R e f e r e n c e _ L b l > Y o u r R e f e r e n c e _ L b l < / Y o u r R e f e r e n c e _ L b l > + 
+         < L i n e > + 
+             < A m o u n t E x c l u d i n g V A T _ L i n e > A m o u n t E x c l u d i n g V A T _ L i n e < / A m o u n t E x c l u d i n g V A T _ L i n e > + 
+             < A m o u n t E x c l u d i n g V A T _ L i n e _ L b l > A m o u n t E x c l u d i n g V A T _ L i n e _ L b l < / A m o u n t E x c l u d i n g V A T _ L i n e _ L b l > + 
+             < A m o u n t I n c l u d i n g V A T _ L i n e > A m o u n t I n c l u d i n g V A T _ L i n e < / A m o u n t I n c l u d i n g V A T _ L i n e > + 
+             < A m o u n t I n c l u d i n g V A T _ L i n e _ L b l > A m o u n t I n c l u d i n g V A T _ L i n e _ L b l < / A m o u n t I n c l u d i n g V A T _ L i n e _ L b l > + 
+             < D e s c r i p t i o n _ L i n e > D e s c r i p t i o n _ L i n e < / D e s c r i p t i o n _ L i n e > + 
+             < D e s c r i p t i o n _ L i n e _ L b l > D e s c r i p t i o n _ L i n e _ L b l < / D e s c r i p t i o n _ L i n e _ L b l > + 
+             < I t e m N o _ L i n e > I t e m N o _ L i n e < / I t e m N o _ L i n e > + 
+             < I t e m N o _ L i n e _ L b l > I t e m N o _ L i n e _ L b l < / I t e m N o _ L i n e _ L b l > + 
+             < I t e m R e f e r e n c e N o > I t e m R e f e r e n c e N o < / I t e m R e f e r e n c e N o > + 
+             < I t e m R e f e r e n c e N o _ L b l > I t e m R e f e r e n c e N o _ L b l < / I t e m R e f e r e n c e N o _ L b l > + 
+             < L i n e A m o u n t _ L i n e > L i n e A m o u n t _ L i n e < / L i n e A m o u n t _ L i n e > + 
+             < L i n e A m o u n t _ L i n e _ L b l > L i n e A m o u n t _ L i n e _ L b l < / L i n e A m o u n t _ L i n e _ L b l > + 
+             < L i n e D i s c o u n t P e r c e n t T e x t _ L i n e > L i n e D i s c o u n t P e r c e n t T e x t _ L i n e < / L i n e D i s c o u n t P e r c e n t T e x t _ L i n e > + 
+             < L i n e D i s c o u n t P e r c e n t _ L i n e > L i n e D i s c o u n t P e r c e n t _ L i n e < / L i n e D i s c o u n t P e r c e n t _ L i n e > + 
+             < L i n e N o _ L i n e > L i n e N o _ L i n e < / L i n e N o _ L i n e > + 
+             < P l a n n e d S h i p m e n t D a t e _ L i n e > P l a n n e d S h i p m e n t D a t e _ L i n e < / P l a n n e d S h i p m e n t D a t e _ L i n e > + 
+             < P l a n n e d S h i p m e n t D a t e _ L i n e _ L b l > P l a n n e d S h i p m e n t D a t e _ L i n e _ L b l < / P l a n n e d S h i p m e n t D a t e _ L i n e _ L b l > + 
+             < Q u a n t i t y _ L i n e > Q u a n t i t y _ L i n e < / Q u a n t i t y _ L i n e > + 
+             < Q u a n t i t y _ L i n e _ L b l > Q u a n t i t y _ L i n e _ L b l < / Q u a n t i t y _ L i n e _ L b l > + 
+             < S h i p m e n t D a t e _ L i n e > S h i p m e n t D a t e _ L i n e < / S h i p m e n t D a t e _ L i n e > + 
+             < S h i p m e n t D a t e _ L i n e _ L b l > S h i p m e n t D a t e _ L i n e _ L b l < / S h i p m e n t D a t e _ L i n e _ L b l > + 
+             < T r a n s H e a d e r A m o u n t > T r a n s H e a d e r A m o u n t < / T r a n s H e a d e r A m o u n t > + 
+             < T y p e _ L i n e > T y p e _ L i n e < / T y p e _ L i n e > + 
+             < U n i t O f M e a s u r e > U n i t O f M e a s u r e < / U n i t O f M e a s u r e > + 
+             < U n i t O f M e a s u r e _ L b l > U n i t O f M e a s u r e _ L b l < / U n i t O f M e a s u r e _ L b l > + 
+             < U n i t P r i c e > U n i t P r i c e < / U n i t P r i c e > + 
+             < U n i t P r i c e _ L b l > U n i t P r i c e _ L b l < / U n i t P r i c e _ L b l > + 
+             < V A T I d e n t i f i e r _ L i n e > V A T I d e n t i f i e r _ L i n e < / V A T I d e n t i f i e r _ L i n e > + 
+             < V A T I d e n t i f i e r _ L i n e _ L b l > V A T I d e n t i f i e r _ L i n e _ L b l < / V A T I d e n t i f i e r _ L i n e _ L b l > + 
+             < V A T P c t _ L i n e > V A T P c t _ L i n e < / V A T P c t _ L i n e > + 
+             < V A T P c t _ L i n e _ L b l > V A T P c t _ L i n e _ L b l < / V A T P c t _ L i n e _ L b l > + 
+             < A s s e m b l y L i n e > + 
+                 < D e s c r i p t i o n _ A s s e m b l y L i n e > D e s c r i p t i o n _ A s s e m b l y L i n e < / D e s c r i p t i o n _ A s s e m b l y L i n e > + 
+                 < L i n e N o _ A s s e m b l y L i n e > L i n e N o _ A s s e m b l y L i n e < / L i n e N o _ A s s e m b l y L i n e > + 
+                 < Q u a n t i t y _ A s s e m b l y L i n e > Q u a n t i t y _ A s s e m b l y L i n e < / Q u a n t i t y _ A s s e m b l y L i n e > + 
+                 < U n i t O f M e a s u r e _ A s s e m b l y L i n e > U n i t O f M e a s u r e _ A s s e m b l y L i n e < / U n i t O f M e a s u r e _ A s s e m b l y L i n e > + 
+                 < V a r i a n t C o d e _ A s s e m b l y L i n e > V a r i a n t C o d e _ A s s e m b l y L i n e < / V a r i a n t C o d e _ A s s e m b l y L i n e >   
              < / A s s e m b l y L i n e >   
          < / L i n e >   
-         < W o r k D e s c r i p t i o n L i n e s   E l e m e n t T y p e = " D a t a I t e m "   E l e m e n t I d = " 2 7 6 8 1 9 4 4 7 " > - 
-             < W o r k D e s c r i p t i o n L i n e   E l e m e n t T y p e = " C o l u m n "   E l e m e n t I d = " 1 9 4 7 6 2 1 6 7 6 "   D a t a T y p e = " T e x t " > W o r k D e s c r i p t i o n L i n e < / W o r k D e s c r i p t i o n L i n e > - 
-             < W o r k D e s c r i p t i o n L i n e N u m b e r   E l e m e n t T y p e = " C o l u m n "   E l e m e n t I d = " 7 9 7 3 0 7 2 2 3 "   D a t a T y p e = " I n t e g e r " > W o r k D e s c r i p t i o n L i n e N u m b e r < / W o r k D e s c r i p t i o n L i n e N u m b e r > +         < W o r k D e s c r i p t i o n L i n e s > + 
+             < W o r k D e s c r i p t i o n L i n e > W o r k D e s c r i p t i o n L i n e < / W o r k D e s c r i p t i o n L i n e > + 
+             < W o r k D e s c r i p t i o n L i n e N u m b e r > W o r k D e s c r i p t i o n L i n e N u m b e r < / W o r k D e s c r i p t i o n L i n e N u m b e r >   
          < / W o r k D e s c r i p t i o n L i n e s >   
-         < V A T A m o u n t L i n e   E l e m e n t T y p e = " D a t a I t e m "   E l e m e n t I d = " 8 2 7 5 3 4 3 4 8 " > - 
-             < I n v o i c e D i s c o u n t A m o u n t _ V A T A m o u n t L i n e   E l e m e n t T y p e = " C o l u m n "   E l e m e n t I d = " 8 2 4 7 3 0 1 4 1 "   D a t a T y p e = " D e c i m a l " > I n v o i c e D i s c o u n t A m o u n t _ V A T A m o u n t L i n e < / I n v o i c e D i s c o u n t A m o u n t _ V A T A m o u n t L i n e > - 
-             < I n v o i c e D i s c o u n t A m o u n t _ V A T A m o u n t L i n e _ L b l   E l e m e n t T y p e = " C o l u m n "   E l e m e n t I d = " 1 5 6 2 2 0 0 0 3 4 "   D a t a T y p e = " S t r i n g " > I n v o i c e D i s c o u n t A m o u n t _ V A T A m o u n t L i n e _ L b l < / I n v o i c e D i s c o u n t A m o u n t _ V A T A m o u n t L i n e _ L b l > - 
-             < I n v o i c e D i s c o u n t B a s e A m o u n t _ V A T A m o u n t L i n e   E l e m e n t T y p e = " C o l u m n "   E l e m e n t I d = " 2 0 4 0 3 3 2 2 6 6 "   D a t a T y p e = " D e c i m a l " > I n v o i c e D i s c o u n t B a s e A m o u n t _ V A T A m o u n t L i n e < / I n v o i c e D i s c o u n t B a s e A m o u n t _ V A T A m o u n t L i n e > - 
-             < I n v o i c e D i s c o u n t B a s e A m o u n t _ V A T A m o u n t L i n e _ L b l   E l e m e n t T y p e = " C o l u m n "   E l e m e n t I d = " 4 0 5 9 6 0 3 3 1 "   D a t a T y p e = " S t r i n g " > I n v o i c e D i s c o u n t B a s e A m o u n t _ V A T A m o u n t L i n e _ L b l < / I n v o i c e D i s c o u n t B a s e A m o u n t _ V A T A m o u n t L i n e _ L b l > - 
-             < L i n e A m o u n t _ V a t A m o u n t L i n e   E l e m e n t T y p e = " C o l u m n "   E l e m e n t I d = " 2 1 4 6 5 4 0 1 "   D a t a T y p e = " D e c i m a l " > L i n e A m o u n t _ V a t A m o u n t L i n e < / L i n e A m o u n t _ V a t A m o u n t L i n e > - 
-             < L i n e A m o u n t _ V a t A m o u n t L i n e _ L b l   E l e m e n t T y p e = " C o l u m n "   E l e m e n t I d = " 1 1 1 0 9 1 2 1 2 4 "   D a t a T y p e = " S t r i n g " > L i n e A m o u n t _ V a t A m o u n t L i n e _ L b l < / L i n e A m o u n t _ V a t A m o u n t L i n e _ L b l > - 
-             < N o O f V A T I d e n t i f i e r s   E l e m e n t T y p e = " C o l u m n "   E l e m e n t I d = " 1 1 5 3 2 6 3 0 2 6 "   D a t a T y p e = " I n t e g e r " > N o O f V A T I d e n t i f i e r s < / N o O f V A T I d e n t i f i e r s > - 
-             < V A T A m o u n t L C Y _ V A T A m o u n t L i n e   E l e m e n t T y p e = " C o l u m n "   E l e m e n t I d = " 1 5 8 1 9 9 4 3 5 0 "   D a t a T y p e = " D e c i m a l " > V A T A m o u n t L C Y _ V A T A m o u n t L i n e < / V A T A m o u n t L C Y _ V A T A m o u n t L i n e > - 
-             < V A T A m o u n t L C Y _ V A T A m o u n t L i n e _ L b l   E l e m e n t T y p e = " C o l u m n "   E l e m e n t I d = " 9 2 3 0 0 3 3 7 "   D a t a T y p e = " L a b e l " > V A T A m o u n t L C Y _ V A T A m o u n t L i n e _ L b l < / V A T A m o u n t L C Y _ V A T A m o u n t L i n e _ L b l > - 
-             < V A T A m o u n t _ V a t A m o u n t L i n e   E l e m e n t T y p e = " C o l u m n "   E l e m e n t I d = " 1 8 9 1 8 2 0 6 2 0 "   D a t a T y p e = " D e c i m a l " > V A T A m o u n t _ V a t A m o u n t L i n e < / V A T A m o u n t _ V a t A m o u n t L i n e > - 
-             < V A T A m o u n t _ V a t A m o u n t L i n e _ L b l   E l e m e n t T y p e = " C o l u m n "   E l e m e n t I d = " 1 5 1 3 5 5 5 4 7 3 "   D a t a T y p e = " S t r i n g " > V A T A m o u n t _ V a t A m o u n t L i n e _ L b l < / V A T A m o u n t _ V a t A m o u n t L i n e _ L b l > - 
-             < V A T B a s e L C Y _ V A T A m o u n t L i n e   E l e m e n t T y p e = " C o l u m n "   E l e m e n t I d = " 1 8 6 0 9 4 5 6 3 5 "   D a t a T y p e = " D e c i m a l " > V A T B a s e L C Y _ V A T A m o u n t L i n e < / V A T B a s e L C Y _ V A T A m o u n t L i n e > - 
-             < V A T B a s e L C Y _ V A T A m o u n t L i n e _ L b l   E l e m e n t T y p e = " C o l u m n "   E l e m e n t I d = " 1 2 3 6 4 6 7 9 9 8 "   D a t a T y p e = " L a b e l " > V A T B a s e L C Y _ V A T A m o u n t L i n e _ L b l < / V A T B a s e L C Y _ V A T A m o u n t L i n e _ L b l > - 
-             < V A T B a s e _ V a t A m o u n t L i n e   E l e m e n t T y p e = " C o l u m n "   E l e m e n t I d = " 1 4 5 8 9 3 7 8 1 9 "   D a t a T y p e = " D e c i m a l " > V A T B a s e _ V a t A m o u n t L i n e < / V A T B a s e _ V a t A m o u n t L i n e > - 
-             < V A T B a s e _ V a t A m o u n t L i n e _ L b l   E l e m e n t T y p e = " C o l u m n "   E l e m e n t I d = " 1 6 9 1 3 0 2 4 8 8 "   D a t a T y p e = " S t r i n g " > V A T B a s e _ V a t A m o u n t L i n e _ L b l < / V A T B a s e _ V a t A m o u n t L i n e _ L b l > - 
-             < V A T I d e n t i f i e r _ V a t A m o u n t L i n e   E l e m e n t T y p e = " C o l u m n "   E l e m e n t I d = " 1 1 4 2 0 7 0 0 3 5 "   D a t a T y p e = " C o d e " > V A T I d e n t i f i e r _ V a t A m o u n t L i n e < / V A T I d e n t i f i e r _ V a t A m o u n t L i n e > - 
-             < V A T I d e n t i f i e r _ V a t A m o u n t L i n e _ L b l   E l e m e n t T y p e = " C o l u m n "   E l e m e n t I d = " 8 6 4 5 0 4 5 0 "   D a t a T y p e = " S t r i n g " > V A T I d e n t i f i e r _ V a t A m o u n t L i n e _ L b l < / V A T I d e n t i f i e r _ V a t A m o u n t L i n e _ L b l > - 
-             < V A T P c t _ V a t A m o u n t L i n e   E l e m e n t T y p e = " C o l u m n "   E l e m e n t I d = " 1 4 5 3 5 4 2 7 7 7 "   D a t a T y p e = " D e c i m a l " > V A T P c t _ V a t A m o u n t L i n e < / V A T P c t _ V a t A m o u n t L i n e > - 
-             < V A T P c t _ V a t A m o u n t L i n e _ L b l   E l e m e n t T y p e = " C o l u m n "   E l e m e n t I d = " 6 7 6 3 2 3 7 8 "   D a t a T y p e = " S t r i n g " > V A T P c t _ V a t A m o u n t L i n e _ L b l < / V A T P c t _ V a t A m o u n t L i n e _ L b l > +         < V A T A m o u n t L i n e > + 
+             < I n v o i c e D i s c o u n t A m o u n t _ V A T A m o u n t L i n e > I n v o i c e D i s c o u n t A m o u n t _ V A T A m o u n t L i n e < / I n v o i c e D i s c o u n t A m o u n t _ V A T A m o u n t L i n e > + 
+             < I n v o i c e D i s c o u n t A m o u n t _ V A T A m o u n t L i n e _ L b l > I n v o i c e D i s c o u n t A m o u n t _ V A T A m o u n t L i n e _ L b l < / I n v o i c e D i s c o u n t A m o u n t _ V A T A m o u n t L i n e _ L b l > + 
+             < I n v o i c e D i s c o u n t B a s e A m o u n t _ V A T A m o u n t L i n e > I n v o i c e D i s c o u n t B a s e A m o u n t _ V A T A m o u n t L i n e < / I n v o i c e D i s c o u n t B a s e A m o u n t _ V A T A m o u n t L i n e > + 
+             < I n v o i c e D i s c o u n t B a s e A m o u n t _ V A T A m o u n t L i n e _ L b l > I n v o i c e D i s c o u n t B a s e A m o u n t _ V A T A m o u n t L i n e _ L b l < / I n v o i c e D i s c o u n t B a s e A m o u n t _ V A T A m o u n t L i n e _ L b l > + 
+             < L i n e A m o u n t _ V a t A m o u n t L i n e > L i n e A m o u n t _ V a t A m o u n t L i n e < / L i n e A m o u n t _ V a t A m o u n t L i n e > + 
+             < L i n e A m o u n t _ V a t A m o u n t L i n e _ L b l > L i n e A m o u n t _ V a t A m o u n t L i n e _ L b l < / L i n e A m o u n t _ V a t A m o u n t L i n e _ L b l > + 
+             < N o O f V A T I d e n t i f i e r s > N o O f V A T I d e n t i f i e r s < / N o O f V A T I d e n t i f i e r s > + 
+             < V A T A m o u n t L C Y _ V A T A m o u n t L i n e > V A T A m o u n t L C Y _ V A T A m o u n t L i n e < / V A T A m o u n t L C Y _ V A T A m o u n t L i n e > + 
+             < V A T A m o u n t L C Y _ V A T A m o u n t L i n e _ L b l > V A T A m o u n t L C Y _ V A T A m o u n t L i n e _ L b l < / V A T A m o u n t L C Y _ V A T A m o u n t L i n e _ L b l > + 
+             < V A T A m o u n t _ V a t A m o u n t L i n e > V A T A m o u n t _ V a t A m o u n t L i n e < / V A T A m o u n t _ V a t A m o u n t L i n e > + 
+             < V A T A m o u n t _ V a t A m o u n t L i n e _ L b l > V A T A m o u n t _ V a t A m o u n t L i n e _ L b l < / V A T A m o u n t _ V a t A m o u n t L i n e _ L b l > + 
+             < V A T B a s e L C Y _ V A T A m o u n t L i n e > V A T B a s e L C Y _ V A T A m o u n t L i n e < / V A T B a s e L C Y _ V A T A m o u n t L i n e > + 
+             < V A T B a s e L C Y _ V A T A m o u n t L i n e _ L b l > V A T B a s e L C Y _ V A T A m o u n t L i n e _ L b l < / V A T B a s e L C Y _ V A T A m o u n t L i n e _ L b l > + 
+             < V A T B a s e _ V a t A m o u n t L i n e > V A T B a s e _ V a t A m o u n t L i n e < / V A T B a s e _ V a t A m o u n t L i n e > + 
+             < V A T B a s e _ V a t A m o u n t L i n e _ L b l > V A T B a s e _ V a t A m o u n t L i n e _ L b l < / V A T B a s e _ V a t A m o u n t L i n e _ L b l > + 
+             < V A T I d e n t i f i e r _ V a t A m o u n t L i n e > V A T I d e n t i f i e r _ V a t A m o u n t L i n e < / V A T I d e n t i f i e r _ V a t A m o u n t L i n e > + 
+             < V A T I d e n t i f i e r _ V a t A m o u n t L i n e _ L b l > V A T I d e n t i f i e r _ V a t A m o u n t L i n e _ L b l < / V A T I d e n t i f i e r _ V a t A m o u n t L i n e _ L b l > + 
+             < V A T P c t _ V a t A m o u n t L i n e > V A T P c t _ V a t A m o u n t L i n e < / V A T P c t _ V a t A m o u n t L i n e > + 
+             < V A T P c t _ V a t A m o u n t L i n e _ L b l > V A T P c t _ V a t A m o u n t L i n e _ L b l < / V A T P c t _ V a t A m o u n t L i n e _ L b l >   
          < / V A T A m o u n t L i n e >   
-         < V A T C l a u s e L i n e   E l e m e n t T y p e = " D a t a I t e m "   E l e m e n t I d = " 1 6 6 5 5 0 0 1 6 3 " > - 
-             < C o d e _ V A T C l a u s e L i n e   E l e m e n t T y p e = " C o l u m n "   E l e m e n t I d = " 1 8 2 4 5 8 9 8 4 7 "   D a t a T y p e = " C o d e " > C o d e _ V A T C l a u s e L i n e < / C o d e _ V A T C l a u s e L i n e > - 
-             < C o d e _ V A T C l a u s e L i n e _ L b l   E l e m e n t T y p e = " C o l u m n "   E l e m e n t I d = " 4 6 1 5 3 3 0 2 "   D a t a T y p e = " S t r i n g " > C o d e _ V A T C l a u s e L i n e _ L b l < / C o d e _ V A T C l a u s e L i n e _ L b l > - 
-             < D e s c r i p t i o n 2 _ V A T C l a u s e L i n e   E l e m e n t T y p e = " C o l u m n "   E l e m e n t I d = " 1 3 7 9 6 6 7 4 7 0 "   D a t a T y p e = " T e x t " > D e s c r i p t i o n 2 _ V A T C l a u s e L i n e < / D e s c r i p t i o n 2 _ V A T C l a u s e L i n e > - 
-             < D e s c r i p t i o n _ V A T C l a u s e L i n e   E l e m e n t T y p e = " C o l u m n "   E l e m e n t I d = " 1 3 0 5 5 4 5 9 2 4 "   D a t a T y p e = " T e x t " > D e s c r i p t i o n _ V A T C l a u s e L i n e < / D e s c r i p t i o n _ V A T C l a u s e L i n e > - 
-             < N o O f V A T C l a u s e s   E l e m e n t T y p e = " C o l u m n "   E l e m e n t I d = " 7 5 6 4 1 7 3 9 2 "   D a t a T y p e = " I n t e g e r " > N o O f V A T C l a u s e s < / N o O f V A T C l a u s e s > - 
-             < V A T A m o u n t _ V A T C l a u s e L i n e   E l e m e n t T y p e = " C o l u m n "   E l e m e n t I d = " 2 2 2 4 6 9 0 5 9 "   D a t a T y p e = " D e c i m a l " > V A T A m o u n t _ V A T C l a u s e L i n e < / V A T A m o u n t _ V A T C l a u s e L i n e > - 
-             < V A T I d e n t i f i e r _ V A T C l a u s e L i n e   E l e m e n t T y p e = " C o l u m n "   E l e m e n t I d = " 1 4 6 4 4 7 2 4 7 8 "   D a t a T y p e = " C o d e " > V A T I d e n t i f i e r _ V A T C l a u s e L i n e < / V A T I d e n t i f i e r _ V A T C l a u s e L i n e > +         < V A T C l a u s e L i n e > + 
+             < C o d e _ V A T C l a u s e L i n e > C o d e _ V A T C l a u s e L i n e < / C o d e _ V A T C l a u s e L i n e > + 
+             < C o d e _ V A T C l a u s e L i n e _ L b l > C o d e _ V A T C l a u s e L i n e _ L b l < / C o d e _ V A T C l a u s e L i n e _ L b l > + 
+             < D e s c r i p t i o n 2 _ V A T C l a u s e L i n e > D e s c r i p t i o n 2 _ V A T C l a u s e L i n e < / D e s c r i p t i o n 2 _ V A T C l a u s e L i n e > + 
+             < D e s c r i p t i o n _ V A T C l a u s e L i n e > D e s c r i p t i o n _ V A T C l a u s e L i n e < / D e s c r i p t i o n _ V A T C l a u s e L i n e > + 
+             < N o O f V A T C l a u s e s > N o O f V A T C l a u s e s < / N o O f V A T C l a u s e s > + 
+             < V A T A m o u n t _ V A T C l a u s e L i n e > V A T A m o u n t _ V A T C l a u s e L i n e < / V A T A m o u n t _ V A T C l a u s e L i n e > + 
+             < V A T I d e n t i f i e r _ V A T C l a u s e L i n e > V A T I d e n t i f i e r _ V A T C l a u s e L i n e < / V A T I d e n t i f i e r _ V A T C l a u s e L i n e >   
          < / V A T C l a u s e L i n e >   
-         < R e p o r t T o t a l s L i n e   E l e m e n t T y p e = " D a t a I t e m "   E l e m e n t I d = " 2 1 2 2 5 4 9 8 3 6 " > - 
-             < A m o u n t F o r m a t t e d _ R e p o r t T o t a l s L i n e   E l e m e n t T y p e = " C o l u m n "   E l e m e n t I d = " 1 5 0 6 1 3 6 8 2 5 "   D a t a T y p e = " T e x t " > A m o u n t F o r m a t t e d _ R e p o r t T o t a l s L i n e < / A m o u n t F o r m a t t e d _ R e p o r t T o t a l s L i n e > - 
-             < A m o u n t _ R e p o r t T o t a l s L i n e   E l e m e n t T y p e = " C o l u m n "   E l e m e n t I d = " 4 1 9 9 1 8 3 6 9 "   D a t a T y p e = " D e c i m a l " > A m o u n t _ R e p o r t T o t a l s L i n e < / A m o u n t _ R e p o r t T o t a l s L i n e > - 
-             < D e s c r i p t i o n _ R e p o r t T o t a l s L i n e   E l e m e n t T y p e = " C o l u m n "   E l e m e n t I d = " 5 8 1 9 9 6 0 6 7 "   D a t a T y p e = " T e x t " > D e s c r i p t i o n _ R e p o r t T o t a l s L i n e < / D e s c r i p t i o n _ R e p o r t T o t a l s L i n e > - 
-             < F o n t B o l d _ R e p o r t T o t a l s L i n e   E l e m e n t T y p e = " C o l u m n "   E l e m e n t I d = " 9 4 6 5 4 0 5 4 9 "   D a t a T y p e = " B o o l e a n " > F o n t B o l d _ R e p o r t T o t a l s L i n e < / F o n t B o l d _ R e p o r t T o t a l s L i n e > - 
-             < F o n t U n d e r l i n e _ R e p o r t T o t a l s L i n e   E l e m e n t T y p e = " C o l u m n "   E l e m e n t I d = " 2 0 2 1 5 3 3 6 9 4 "   D a t a T y p e = " B o o l e a n " > F o n t U n d e r l i n e _ R e p o r t T o t a l s L i n e < / F o n t U n d e r l i n e _ R e p o r t T o t a l s L i n e > +         < R e p o r t T o t a l s L i n e > + 
+             < A m o u n t F o r m a t t e d _ R e p o r t T o t a l s L i n e > A m o u n t F o r m a t t e d _ R e p o r t T o t a l s L i n e < / A m o u n t F o r m a t t e d _ R e p o r t T o t a l s L i n e > + 
+             < A m o u n t _ R e p o r t T o t a l s L i n e > A m o u n t _ R e p o r t T o t a l s L i n e < / A m o u n t _ R e p o r t T o t a l s L i n e > + 
+             < D e s c r i p t i o n _ R e p o r t T o t a l s L i n e > D e s c r i p t i o n _ R e p o r t T o t a l s L i n e < / D e s c r i p t i o n _ R e p o r t T o t a l s L i n e > + 
+             < F o n t B o l d _ R e p o r t T o t a l s L i n e > F o n t B o l d _ R e p o r t T o t a l s L i n e < / F o n t B o l d _ R e p o r t T o t a l s L i n e > + 
+             < F o n t U n d e r l i n e _ R e p o r t T o t a l s L i n e > F o n t U n d e r l i n e _ R e p o r t T o t a l s L i n e < / F o n t U n d e r l i n e _ R e p o r t T o t a l s L i n e >   
          < / R e p o r t T o t a l s L i n e >   
-         < L e t t e r T e x t   E l e m e n t T y p e = " D a t a I t e m "   E l e m e n t I d = " 1 5 1 0 3 5 3 8 3 4 " > - 
-             < B o d y T e x t   E l e m e n t T y p e = " C o l u m n "   E l e m e n t I d = " 1 4 9 7 5 9 8 0 8 "   D a t a T y p e = " L a b e l " > B o d y T e x t < / B o d y T e x t > - 
-             < C l o s i n g T e x t   E l e m e n t T y p e = " C o l u m n "   E l e m e n t I d = " 5 1 2 1 3 5 9 0 9 "   D a t a T y p e = " L a b e l " > C l o s i n g T e x t < / C l o s i n g T e x t > - 
-             < G r e e t i n g T e x t   E l e m e n t T y p e = " C o l u m n "   E l e m e n t I d = " 1 1 7 5 2 7 9 2 8 9 "   D a t a T y p e = " L a b e l " > G r e e t i n g T e x t < / G r e e t i n g T e x t > - 
-             < P m t D i s c T e x t   E l e m e n t T y p e = " C o l u m n "   E l e m e n t I d = " 2 0 1 3 8 4 9 9 4 8 "   D a t a T y p e = " T e x t " > P m t D i s c T e x t < / P m t D i s c T e x t > +         < L e t t e r T e x t > + 
+             < B o d y T e x t > B o d y T e x t < / B o d y T e x t > + 
+             < C l o s i n g T e x t > C l o s i n g T e x t < / C l o s i n g T e x t > + 
+             < G r e e t i n g T e x t > G r e e t i n g T e x t < / G r e e t i n g T e x t > + 
+             < P m t D i s c T e x t > P m t D i s c T e x t < / P m t D i s c T e x t >   
          < / L e t t e r T e x t >   
-         < T o t a l s   E l e m e n t T y p e = " D a t a I t e m "   E l e m e n t I d = " 1 8 2 3 9 5 0 0 4 4 " > - 
-             < C u r r e n c y C o d e   E l e m e n t T y p e = " C o l u m n "   E l e m e n t I d = " 1 5 7 9 5 9 5 9 2 1 "   D a t a T y p e = " T e x t " > C u r r e n c y C o d e < / C u r r e n c y C o d e > - 
-             < C u r r e n c y S y m b o l   E l e m e n t T y p e = " C o l u m n "   E l e m e n t I d = " 1 1 6 2 5 1 0 7 4 8 "   D a t a T y p e = " T e x t " > C u r r e n c y S y m b o l < / C u r r e n c y S y m b o l > - 
-             < T o t a l A m o u n t I n c l u d i n g V A T   E l e m e n t T y p e = " C o l u m n "   E l e m e n t I d = " 9 1 0 5 1 1 5 7 5 "   D a t a T y p e = " S t r i n g " > T o t a l A m o u n t I n c l u d i n g V A T < / T o t a l A m o u n t I n c l u d i n g V A T > - 
-             < T o t a l E x c l u d i n g V A T T e x t   E l e m e n t T y p e = " C o l u m n "   E l e m e n t I d = " 1 9 2 2 9 4 6 3 1 0 "   D a t a T y p e = " T e x t " > T o t a l E x c l u d i n g V A T T e x t < / T o t a l E x c l u d i n g V A T T e x t > - 
-             < T o t a l I n c l u d i n g V A T T e x t   E l e m e n t T y p e = " C o l u m n "   E l e m e n t I d = " 1 2 0 4 0 1 6 3 5 2 "   D a t a T y p e = " T e x t " > T o t a l I n c l u d i n g V A T T e x t < / T o t a l I n c l u d i n g V A T T e x t > - 
-             < T o t a l I n v o i c e D i s c o u n t A m o u n t   E l e m e n t T y p e = " C o l u m n "   E l e m e n t I d = " 4 0 2 1 7 7 5 1 "   D a t a T y p e = " D e c i m a l " > T o t a l I n v o i c e D i s c o u n t A m o u n t < / T o t a l I n v o i c e D i s c o u n t A m o u n t > - 
-             < T o t a l N e t A m o u n t   E l e m e n t T y p e = " C o l u m n "   E l e m e n t I d = " 4 8 3 1 9 3 3 7 2 "   D a t a T y p e = " D e c i m a l " > T o t a l N e t A m o u n t < / T o t a l N e t A m o u n t > - 
-             < T o t a l P a y m e n t D i s c o u n t O n V A T   E l e m e n t T y p e = " C o l u m n "   E l e m e n t I d = " 7 3 6 0 4 1 8 8 6 "   D a t a T y p e = " D e c i m a l " > T o t a l P a y m e n t D i s c o u n t O n V A T < / T o t a l P a y m e n t D i s c o u n t O n V A T > - 
-             < T o t a l S u b T o t a l   E l e m e n t T y p e = " C o l u m n "   E l e m e n t I d = " 2 0 9 7 8 7 6 8 0 1 "   D a t a T y p e = " D e c i m a l " > T o t a l S u b T o t a l < / T o t a l S u b T o t a l > - 
-             < T o t a l S u b T o t a l M i n u s I n v o i c e D i s c o u n t   E l e m e n t T y p e = " C o l u m n "   E l e m e n t I d = " 7 6 9 4 3 1 8 8 7 "   D a t a T y p e = " D e c i m a l " > T o t a l S u b T o t a l M i n u s I n v o i c e D i s c o u n t < / T o t a l S u b T o t a l M i n u s I n v o i c e D i s c o u n t > - 
-             < T o t a l T e x t   E l e m e n t T y p e = " C o l u m n "   E l e m e n t I d = " 2 3 1 9 1 0 5 1 8 "   D a t a T y p e = " T e x t " > T o t a l T e x t < / T o t a l T e x t > - 
-             < T o t a l V A T A m o u n t   E l e m e n t T y p e = " C o l u m n "   E l e m e n t I d = " 1 6 2 7 1 0 2 3 2 8 "   D a t a T y p e = " D e c i m a l " > T o t a l V A T A m o u n t < / T o t a l V A T A m o u n t > - 
-             < T o t a l V A T A m o u n t L C Y   E l e m e n t T y p e = " C o l u m n "   E l e m e n t I d = " 1 5 0 6 5 7 0 2 1 8 "   D a t a T y p e = " D e c i m a l " > T o t a l V A T A m o u n t L C Y < / T o t a l V A T A m o u n t L C Y > - 
-             < T o t a l V A T A m o u n t T e x t   E l e m e n t T y p e = " C o l u m n "   E l e m e n t I d = " 9 7 3 6 6 6 3 3 9 "   D a t a T y p e = " T e x t " > T o t a l V A T A m o u n t T e x t < / T o t a l V A T A m o u n t T e x t > - 
-             < T o t a l V A T B a s e L C Y   E l e m e n t T y p e = " C o l u m n "   E l e m e n t I d = " 8 3 4 4 5 0 5 2 1 "   D a t a T y p e = " D e c i m a l " > T o t a l V A T B a s e L C Y < / T o t a l V A T B a s e L C Y > +         < T o t a l s > + 
+             < C u r r e n c y C o d e > C u r r e n c y C o d e < / C u r r e n c y C o d e > + 
+             < C u r r e n c y S y m b o l > C u r r e n c y S y m b o l < / C u r r e n c y S y m b o l > + 
+             < T o t a l A m o u n t I n c l u d i n g V A T > T o t a l A m o u n t I n c l u d i n g V A T < / T o t a l A m o u n t I n c l u d i n g V A T > + 
+             < T o t a l E x c l u d i n g V A T T e x t > T o t a l E x c l u d i n g V A T T e x t < / T o t a l E x c l u d i n g V A T T e x t > + 
+             < T o t a l I n c l u d i n g V A T T e x t > T o t a l I n c l u d i n g V A T T e x t < / T o t a l I n c l u d i n g V A T T e x t > + 
+             < T o t a l I n v o i c e D i s c o u n t A m o u n t > T o t a l I n v o i c e D i s c o u n t A m o u n t < / T o t a l I n v o i c e D i s c o u n t A m o u n t > + 
+             < T o t a l N e t A m o u n t > T o t a l N e t A m o u n t < / T o t a l N e t A m o u n t > + 
+             < T o t a l P a y m e n t D i s c o u n t O n V A T > T o t a l P a y m e n t D i s c o u n t O n V A T < / T o t a l P a y m e n t D i s c o u n t O n V A T > + 
+             < T o t a l S u b T o t a l > T o t a l S u b T o t a l < / T o t a l S u b T o t a l > + 
+             < T o t a l S u b T o t a l M i n u s I n v o i c e D i s c o u n t > T o t a l S u b T o t a l M i n u s I n v o i c e D i s c o u n t < / T o t a l S u b T o t a l M i n u s I n v o i c e D i s c o u n t > + 
+             < T o t a l T e x t > T o t a l T e x t < / T o t a l T e x t > + 
+             < T o t a l V A T A m o u n t > T o t a l V A T A m o u n t < / T o t a l V A T A m o u n t > + 
+             < T o t a l V A T A m o u n t L C Y > T o t a l V A T A m o u n t L C Y < / T o t a l V A T A m o u n t L C Y > + 
+             < T o t a l V A T A m o u n t T e x t > T o t a l V A T A m o u n t T e x t < / T o t a l V A T A m o u n t T e x t > + 
+             < T o t a l V A T B a s e L C Y > T o t a l V A T B a s e L C Y < / T o t a l V A T B a s e L C Y >   
          < / T o t a l s >   
@@ -6733,7 +6421,7 @@
 
 <file path=customXml/item2.xml>��< ? x m l   v e r s i o n = " 1 . 0 "   e n c o d i n g = " u t f - 1 6 " ? >   
- < N a v W o r d R e p o r t X m l P a r t   x m l n s = " u r n : m i c r o s o f t - d y n a m i c s - n a v / r e p o r t s / S t a n d a r d _ S a l e s _ O r d e r _ C o n f / 1 3 0 5 / " > + < N a v W o r d R e p o r t X m l P a r t   x m l n s = " u r n : m i c r o s o f t - d y n a m i c s - b u s i n e s s c e n t r a l / i n t e r n a l / e x t e n d e d / r e p o r t s / S t a n d a r d _ S a l e s _ O r d e r _ C o n f / 1 3 0 5 / " >   
      < B C R e p o r t I n f o r m a t i o n >   
@@ -6751,6 +6439,8 @@
  
              < R e p o r t N a m e > R e p o r t   N a m e < / R e p o r t N a m e >   
+             < R e p o r t C a p t i o n > R e p o r t   C a p t i o n < / R e p o r t C a p t i o n > + 
              < A b o u t T h i s R e p o r t T i t l e > A b o u t   T h i s   R e p o r t   T i t l e < / A b o u t T h i s R e p o r t T i t l e >   
              < A b o u t T h i s R e p o r t T e x t > A b o u t   T h i s   R e p o r t   T e x t < / A b o u t T h i s R e p o r t T e x t > @@ -6805,21 +6495,21 @@
  
              < C o m p a n y A d d r e s s L i n e s >   
-                 < C o m p a n y A d d r e s s L i n e > C o m p a n y   A d d r e s s   L i n e   1 < / C o m p a n y A d d r e s s L i n e > - 
-                 < C o m p a n y A d d r e s s L i n e > C o m p a n y   A d d r e s s   L i n e   2 < / C o m p a n y A d d r e s s L i n e > - 
-                 < C o m p a n y A d d r e s s L i n e > C o m p a n y   A d d r e s s   L i n e   3 < / C o m p a n y A d d r e s s L i n e > - 
-                 < C o m p a n y A d d r e s s L i n e > C o m p a n y   A d d r e s s   L i n e   4 < / C o m p a n y A d d r e s s L i n e > - 
-                 < C o m p a n y A d d r e s s L i n e > C o m p a n y   A d d r e s s   L i n e   5 < / C o m p a n y A d d r e s s L i n e > - 
-                 < C o m p a n y A d d r e s s L i n e > C o m p a n y   A d d r e s s   L i n e   6 < / C o m p a n y A d d r e s s L i n e > - 
-                 < C o m p a n y A d d r e s s L i n e > C o m p a n y   A d d r e s s   L i n e   7 < / C o m p a n y A d d r e s s L i n e > - 
-                 < C o m p a n y A d d r e s s L i n e > C o m p a n y   A d d r e s s   L i n e   8 < / C o m p a n y A d d r e s s L i n e > +                 < C o m p a n y A d d r e s s L i n e 1 > C o m p a n y   A d d r e s s   L i n e   1 < / C o m p a n y A d d r e s s L i n e 1 > + 
+                 < C o m p a n y A d d r e s s L i n e 2 > C o m p a n y   A d d r e s s   L i n e   2 < / C o m p a n y A d d r e s s L i n e 2 > + 
+                 < C o m p a n y A d d r e s s L i n e 3 > C o m p a n y   A d d r e s s   L i n e   3 < / C o m p a n y A d d r e s s L i n e 3 > + 
+                 < C o m p a n y A d d r e s s L i n e 4 > C o m p a n y   A d d r e s s   L i n e   4 < / C o m p a n y A d d r e s s L i n e 4 > + 
+                 < C o m p a n y A d d r e s s L i n e 5 > C o m p a n y   A d d r e s s   L i n e   5 < / C o m p a n y A d d r e s s L i n e 5 > + 
+                 < C o m p a n y A d d r e s s L i n e 6 > C o m p a n y   A d d r e s s   L i n e   6 < / C o m p a n y A d d r e s s L i n e 6 > + 
+                 < C o m p a n y A d d r e s s L i n e 7 > C o m p a n y   A d d r e s s   L i n e   7 < / C o m p a n y A d d r e s s L i n e 7 > + 
+                 < C o m p a n y A d d r e s s L i n e 8 > C o m p a n y   A d d r e s s   L i n e   8 < / C o m p a n y A d d r e s s L i n e 8 >   
              < / C o m p a n y A d d r e s s L i n e s >   
@@ -6877,469 +6567,779 @@
  
      < / B C R e p o r t I n f o r m a t i o n >   
-     < H e a d e r > - 
-         < B i l l T o C o n t a c t E m a i l > B i l l T o C o n t a c t E m a i l < / B i l l T o C o n t a c t E m a i l > - 
-         < B i l l T o C o n t a c t E m a i l L b l > B i l l T o C o n t a c t E m a i l L b l < / B i l l T o C o n t a c t E m a i l L b l > - 
-         < B i l l T o C o n t a c t M o b i l e P h o n e N o > B i l l T o C o n t a c t M o b i l e P h o n e N o < / B i l l T o C o n t a c t M o b i l e P h o n e N o > - 
-         < B i l l T o C o n t a c t M o b i l e P h o n e N o L b l > B i l l T o C o n t a c t M o b i l e P h o n e N o L b l < / B i l l T o C o n t a c t M o b i l e P h o n e N o L b l > - 
-         < B i l l T o C o n t a c t P h o n e N o > B i l l T o C o n t a c t P h o n e N o < / B i l l T o C o n t a c t P h o n e N o > - 
-         < B i l l T o C o n t a c t P h o n e N o L b l > B i l l T o C o n t a c t P h o n e N o L b l < / B i l l T o C o n t a c t P h o n e N o L b l > - 
-         < B i l l t o C u s t o m e r N o _ L b l > B i l l t o C u s t o m e r N o _ L b l < / B i l l t o C u s t o m e r N o _ L b l > - 
-         < B i l l t o C u s t u m e r N o > B i l l t o C u s t u m e r N o < / B i l l t o C u s t u m e r N o > - 
-         < C o m p a n y A d d r e s s 1 > C o m p a n y A d d r e s s 1 < / C o m p a n y A d d r e s s 1 > - 
-         < C o m p a n y A d d r e s s 2 > C o m p a n y A d d r e s s 2 < / C o m p a n y A d d r e s s 2 > - 
-         < C o m p a n y A d d r e s s 3 > C o m p a n y A d d r e s s 3 < / C o m p a n y A d d r e s s 3 > - 
-         < C o m p a n y A d d r e s s 4 > C o m p a n y A d d r e s s 4 < / C o m p a n y A d d r e s s 4 > - 
-         < C o m p a n y A d d r e s s 5 > C o m p a n y A d d r e s s 5 < / C o m p a n y A d d r e s s 5 > - 
-         < C o m p a n y A d d r e s s 6 > C o m p a n y A d d r e s s 6 < / C o m p a n y A d d r e s s 6 > - 
-         < C o m p a n y A d d r e s s 7 > C o m p a n y A d d r e s s 7 < / C o m p a n y A d d r e s s 7 > - 
-         < C o m p a n y A d d r e s s 8 > C o m p a n y A d d r e s s 8 < / C o m p a n y A d d r e s s 8 > - 
-         < C o m p a n y B a n k A c c o u n t N o > C o m p a n y B a n k A c c o u n t N o < / C o m p a n y B a n k A c c o u n t N o > - 
-         < C o m p a n y B a n k A c c o u n t N o _ L b l > C o m p a n y B a n k A c c o u n t N o _ L b l < / C o m p a n y B a n k A c c o u n t N o _ L b l > - 
-         < C o m p a n y B a n k B r a n c h N o > C o m p a n y B a n k B r a n c h N o < / C o m p a n y B a n k B r a n c h N o > - 
-         < C o m p a n y B a n k B r a n c h N o _ L b l > C o m p a n y B a n k B r a n c h N o _ L b l < / C o m p a n y B a n k B r a n c h N o _ L b l > - 
-         < C o m p a n y B a n k N a m e > C o m p a n y B a n k N a m e < / C o m p a n y B a n k N a m e > - 
-         < C o m p a n y B a n k N a m e _ L b l > C o m p a n y B a n k N a m e _ L b l < / C o m p a n y B a n k N a m e _ L b l > - 
-         < C o m p a n y C u s t o m G i r o > C o m p a n y C u s t o m G i r o < / C o m p a n y C u s t o m G i r o > - 
-         < C o m p a n y C u s t o m G i r o _ L b l > C o m p a n y C u s t o m G i r o _ L b l < / C o m p a n y C u s t o m G i r o _ L b l > - 
-         < C o m p a n y E M a i l > C o m p a n y E M a i l < / C o m p a n y E M a i l > - 
-         < C o m p a n y G i r o N o > C o m p a n y G i r o N o < / C o m p a n y G i r o N o > - 
-         < C o m p a n y G i r o N o _ L b l > C o m p a n y G i r o N o _ L b l < / C o m p a n y G i r o N o _ L b l > - 
-         < C o m p a n y H o m e P a g e > C o m p a n y H o m e P a g e < / C o m p a n y H o m e P a g e > - 
-         < C o m p a n y I B A N > C o m p a n y I B A N < / C o m p a n y I B A N > - 
-         < C o m p a n y I B A N _ L b l > C o m p a n y I B A N _ L b l < / C o m p a n y I B A N _ L b l > - 
-         < C o m p a n y L e g a l O f f i c e > C o m p a n y L e g a l O f f i c e < / C o m p a n y L e g a l O f f i c e > - 
-         < C o m p a n y L e g a l O f f i c e _ L b l > C o m p a n y L e g a l O f f i c e _ L b l < / C o m p a n y L e g a l O f f i c e _ L b l > - 
-         < C o m p a n y L e g a l S t a t e m e n t > C o m p a n y L e g a l S t a t e m e n t < / C o m p a n y L e g a l S t a t e m e n t > - 
-         < C o m p a n y L o g o P o s i t i o n > C o m p a n y L o g o P o s i t i o n < / C o m p a n y L o g o P o s i t i o n > - 
-         < C o m p a n y P h o n e N o > C o m p a n y P h o n e N o < / C o m p a n y P h o n e N o > - 
-         < C o m p a n y P h o n e N o _ L b l > C o m p a n y P h o n e N o _ L b l < / C o m p a n y P h o n e N o _ L b l > - 
-         < C o m p a n y P i c t u r e   / > - 
-         < C o m p a n y R e g i s t r a t i o n N u m b e r > C o m p a n y R e g i s t r a t i o n N u m b e r < / C o m p a n y R e g i s t r a t i o n N u m b e r > - 
-         < C o m p a n y R e g i s t r a t i o n N u m b e r _ L b l > C o m p a n y R e g i s t r a t i o n N u m b e r _ L b l < / C o m p a n y R e g i s t r a t i o n N u m b e r _ L b l > - 
-         < C o m p a n y S W I F T > C o m p a n y S W I F T < / C o m p a n y S W I F T > - 
-         < C o m p a n y S W I F T _ L b l > C o m p a n y S W I F T _ L b l < / C o m p a n y S W I F T _ L b l > - 
-         < C o m p a n y V A T R e g i s t r a t i o n N o > C o m p a n y V A T R e g i s t r a t i o n N o < / C o m p a n y V A T R e g i s t r a t i o n N o > - 
-         < C o m p a n y V A T R e g i s t r a t i o n N o _ L b l > C o m p a n y V A T R e g i s t r a t i o n N o _ L b l < / C o m p a n y V A T R e g i s t r a t i o n N o _ L b l > - 
-         < C o m p a n y V A T R e g N o > C o m p a n y V A T R e g N o < / C o m p a n y V A T R e g N o > - 
-         < C o m p a n y V A T R e g N o _ L b l > C o m p a n y V A T R e g N o _ L b l < / C o m p a n y V A T R e g N o _ L b l > - 
-         < C o p y _ L b l > C o p y _ L b l < / C o p y _ L b l > - 
-         < C u s t o m e r A d d r e s s 1 > C u s t o m e r A d d r e s s 1 < / C u s t o m e r A d d r e s s 1 > - 
-         < C u s t o m e r A d d r e s s 2 > C u s t o m e r A d d r e s s 2 < / C u s t o m e r A d d r e s s 2 > - 
-         < C u s t o m e r A d d r e s s 3 > C u s t o m e r A d d r e s s 3 < / C u s t o m e r A d d r e s s 3 > - 
-         < C u s t o m e r A d d r e s s 4 > C u s t o m e r A d d r e s s 4 < / C u s t o m e r A d d r e s s 4 > - 
-         < C u s t o m e r A d d r e s s 5 > C u s t o m e r A d d r e s s 5 < / C u s t o m e r A d d r e s s 5 > - 
-         < C u s t o m e r A d d r e s s 6 > C u s t o m e r A d d r e s s 6 < / C u s t o m e r A d d r e s s 6 > - 
-         < C u s t o m e r A d d r e s s 7 > C u s t o m e r A d d r e s s 7 < / C u s t o m e r A d d r e s s 7 > - 
-         < C u s t o m e r A d d r e s s 8 > C u s t o m e r A d d r e s s 8 < / C u s t o m e r A d d r e s s 8 > - 
-         < C u s t o m e r P o s t a l B a r C o d e > C u s t o m e r P o s t a l B a r C o d e < / C u s t o m e r P o s t a l B a r C o d e > - 
-         < D o c u m e n t C o p y T e x t > D o c u m e n t C o p y T e x t < / D o c u m e n t C o p y T e x t > - 
-         < D o c u m e n t D a t e > D o c u m e n t D a t e < / D o c u m e n t D a t e > - 
-         < D o c u m e n t D a t e _ L b l > D o c u m e n t D a t e _ L b l < / D o c u m e n t D a t e _ L b l > - 
-         < D o c u m e n t N o > D o c u m e n t N o < / D o c u m e n t N o > - 
-         < D o c u m e n t N o _ L b l > D o c u m e n t N o _ L b l < / D o c u m e n t N o _ L b l > - 
-         < D u e D a t e > D u e D a t e < / D u e D a t e > - 
-         < D u e D a t e _ L b l > D u e D a t e _ L b l < / D u e D a t e _ L b l > - 
-         < E M a i l _ L b l > E M a i l _ L b l < / E M a i l _ L b l > - 
-         < E x c h a n g e R a t e A s T e x t > E x c h a n g e R a t e A s T e x t < / E x c h a n g e R a t e A s T e x t > - 
-         < E x t D o c N o _ S a l e s H e a d e r > E x t D o c N o _ S a l e s H e a d e r < / E x t D o c N o _ S a l e s H e a d e r > - 
-         < E x t D o c N o _ S a l e s H e a d e r _ L b l > E x t D o c N o _ S a l e s H e a d e r _ L b l < / E x t D o c N o _ S a l e s H e a d e r _ L b l > - 
-         < H o m e P a g e _ L b l > H o m e P a g e _ L b l < / H o m e P a g e _ L b l > - 
-         < I n v o i c e D i s c o u n t A m o u n t _ L b l > I n v o i c e D i s c o u n t A m o u n t _ L b l < / I n v o i c e D i s c o u n t A m o u n t _ L b l > - 
-         < I n v o i c e D i s c o u n t B a s e A m o u n t _ L b l > I n v o i c e D i s c o u n t B a s e A m o u n t _ L b l < / I n v o i c e D i s c o u n t B a s e A m o u n t _ L b l > - 
-         < I n v o i c e _ L b l > I n v o i c e _ L b l < / I n v o i c e _ L b l > - 
-         < L e g a l E n t i t y T y p e > L e g a l E n t i t y T y p e < / L e g a l E n t i t y T y p e > - 
-         < L e g a l E n t i t y T y p e _ L b l > L e g a l E n t i t y T y p e _ L b l < / L e g a l E n t i t y T y p e _ L b l > - 
-         < L i n e A m o u n t A f t e r I n v o i c e D i s c o u n t _ L b l > L i n e A m o u n t A f t e r I n v o i c e D i s c o u n t _ L b l < / L i n e A m o u n t A f t e r I n v o i c e D i s c o u n t _ L b l > - 
-         < L o c a l C u r r e n c y _ L b l > L o c a l C u r r e n c y _ L b l < / L o c a l C u r r e n c y _ L b l > - 
-         < P a g e _ L b l > P a g e _ L b l < / P a g e _ L b l > - 
-         < P a y m e n t M e t h o d D e s c r i p t i o n > P a y m e n t M e t h o d D e s c r i p t i o n < / P a y m e n t M e t h o d D e s c r i p t i o n > - 
-         < P a y m e n t M e t h o d D e s c r i p t i o n _ L b l > P a y m e n t M e t h o d D e s c r i p t i o n _ L b l < / P a y m e n t M e t h o d D e s c r i p t i o n _ L b l > - 
-         < P a y m e n t T e r m s D e s c r i p t i o n > P a y m e n t T e r m s D e s c r i p t i o n < / P a y m e n t T e r m s D e s c r i p t i o n > - 
-         < P a y m e n t T e r m s D e s c r i p t i o n _ L b l > P a y m e n t T e r m s D e s c r i p t i o n _ L b l < / P a y m e n t T e r m s D e s c r i p t i o n _ L b l > - 
-         < P r i c e s I n c l u d i n g V A T > P r i c e s I n c l u d i n g V A T < / P r i c e s I n c l u d i n g V A T > - 
-         < P r i c e s I n c l u d i n g V A T Y e s N o > P r i c e s I n c l u d i n g V A T Y e s N o < / P r i c e s I n c l u d i n g V A T Y e s N o > - 
-         < P r i c e s I n c l u d i n g V A T _ L b l > P r i c e s I n c l u d i n g V A T _ L b l < / P r i c e s I n c l u d i n g V A T _ L b l > - 
-         < Q u o t e N o > Q u o t e N o < / Q u o t e N o > - 
-         < Q u o t e N o _ L b l > Q u o t e N o _ L b l < / Q u o t e N o _ L b l > - 
-         < S a l e s I n v o i c e L i n e D i s c o u n t _ L b l > S a l e s I n v o i c e L i n e D i s c o u n t _ L b l < / S a l e s I n v o i c e L i n e D i s c o u n t _ L b l > - 
-         < S a l e s P e r s o n N a m e > S a l e s P e r s o n N a m e < / S a l e s P e r s o n N a m e > - 
-         < S a l e s P e r s o n T e x t _ L b l > S a l e s P e r s o n T e x t _ L b l < / S a l e s P e r s o n T e x t _ L b l > - 
-         < S a l e s P e r s o n _ L b l > S a l e s P e r s o n _ L b l < / S a l e s P e r s o n _ L b l > - 
-         < S e l l T o C o n t a c t E m a i l > S e l l T o C o n t a c t E m a i l < / S e l l T o C o n t a c t E m a i l > - 
-         < S e l l T o C o n t a c t E m a i l L b l > S e l l T o C o n t a c t E m a i l L b l < / S e l l T o C o n t a c t E m a i l L b l > - 
-         < S e l l T o C o n t a c t M o b i l e P h o n e N o > S e l l T o C o n t a c t M o b i l e P h o n e N o < / S e l l T o C o n t a c t M o b i l e P h o n e N o > - 
-         < S e l l T o C o n t a c t M o b i l e P h o n e N o L b l > S e l l T o C o n t a c t M o b i l e P h o n e N o L b l < / S e l l T o C o n t a c t M o b i l e P h o n e N o L b l > - 
-         < S e l l T o C o n t a c t P h o n e N o > S e l l T o C o n t a c t P h o n e N o < / S e l l T o C o n t a c t P h o n e N o > - 
-         < S e l l T o C o n t a c t P h o n e N o L b l > S e l l T o C o n t a c t P h o n e N o L b l < / S e l l T o C o n t a c t P h o n e N o L b l > - 
-         < S e l l t o C u s t o m e r N o > S e l l t o C u s t o m e r N o < / S e l l t o C u s t o m e r N o > - 
-         < S e l l t o C u s t o m e r N o _ L b l > S e l l t o C u s t o m e r N o _ L b l < / S e l l t o C u s t o m e r N o _ L b l > - 
-         < S e l l T o F a x N o > S e l l T o F a x N o < / S e l l T o F a x N o > - 
-         < S e l l T o P h o n e N o > S e l l T o P h o n e N o < / S e l l T o P h o n e N o > - 
-         < S h i p m e n t D a t e > S h i p m e n t D a t e < / S h i p m e n t D a t e > - 
-         < S h i p m e n t D a t e _ L b l > S h i p m e n t D a t e _ L b l < / S h i p m e n t D a t e _ L b l > - 
-         < S h i p m e n t M e t h o d D e s c r i p t i o n > S h i p m e n t M e t h o d D e s c r i p t i o n < / S h i p m e n t M e t h o d D e s c r i p t i o n > - 
-         < S h i p m e n t M e t h o d D e s c r i p t i o n _ L b l > S h i p m e n t M e t h o d D e s c r i p t i o n _ L b l < / S h i p m e n t M e t h o d D e s c r i p t i o n _ L b l > - 
-         < S h i p m e n t _ L b l > S h i p m e n t _ L b l < / S h i p m e n t _ L b l > - 
-         < S h i p T o A d d r e s s 1 > S h i p T o A d d r e s s 1 < / S h i p T o A d d r e s s 1 > - 
-         < S h i p T o A d d r e s s 2 > S h i p T o A d d r e s s 2 < / S h i p T o A d d r e s s 2 > - 
-         < S h i p T o A d d r e s s 3 > S h i p T o A d d r e s s 3 < / S h i p T o A d d r e s s 3 > - 
-         < S h i p T o A d d r e s s 4 > S h i p T o A d d r e s s 4 < / S h i p T o A d d r e s s 4 > - 
-         < S h i p T o A d d r e s s 5 > S h i p T o A d d r e s s 5 < / S h i p T o A d d r e s s 5 > - 
-         < S h i p T o A d d r e s s 6 > S h i p T o A d d r e s s 6 < / S h i p T o A d d r e s s 6 > - 
-         < S h i p T o A d d r e s s 7 > S h i p T o A d d r e s s 7 < / S h i p T o A d d r e s s 7 > - 
-         < S h i p T o A d d r e s s 8 > S h i p T o A d d r e s s 8 < / S h i p T o A d d r e s s 8 > - 
-         < S h i p T o A d d r e s s _ L b l > S h i p T o A d d r e s s _ L b l < / S h i p T o A d d r e s s _ L b l > - 
-         < S h i p T o P h o n e N o > S h i p T o P h o n e N o < / S h i p T o P h o n e N o > - 
-         < S h o w S h i p p i n g A d d r e s s > S h o w S h i p p i n g A d d r e s s < / S h o w S h i p p i n g A d d r e s s > - 
-         < S h o w W o r k D e s c r i p t i o n > S h o w W o r k D e s c r i p t i o n < / S h o w W o r k D e s c r i p t i o n > - 
-         < S u b t o t a l _ L b l > S u b t o t a l _ L b l < / S u b t o t a l _ L b l > - 
-         < T o t a l _ L b l > T o t a l _ L b l < / T o t a l _ L b l > - 
-         < V A T A m o u n t S p e c i f i c a t i o n _ L b l > V A T A m o u n t S p e c i f i c a t i o n _ L b l < / V A T A m o u n t S p e c i f i c a t i o n _ L b l > - 
-         < V A T A m o u n t _ L b l > V A T A m o u n t _ L b l < / V A T A m o u n t _ L b l > - 
-         < V A T B a s e _ L b l > V A T B a s e _ L b l < / V A T B a s e _ L b l > - 
-         < V A T C l a u s e s _ L b l > V A T C l a u s e s _ L b l < / V A T C l a u s e s _ L b l > - 
-         < V A T C l a u s e _ L b l > V A T C l a u s e _ L b l < / V A T C l a u s e _ L b l > - 
-         < V A T I d e n t i f i e r _ L b l > V A T I d e n t i f i e r _ L b l < / V A T I d e n t i f i e r _ L b l > - 
-         < V A T P e r c e n t a g e _ L b l > V A T P e r c e n t a g e _ L b l < / V A T P e r c e n t a g e _ L b l > - 
-         < V A T R e g i s t r a t i o n N o > V A T R e g i s t r a t i o n N o < / V A T R e g i s t r a t i o n N o > - 
-         < V A T R e g i s t r a t i o n N o _ L b l > V A T R e g i s t r a t i o n N o _ L b l < / V A T R e g i s t r a t i o n N o _ L b l > - 
-         < Y o u r R e f e r e n c e > Y o u r R e f e r e n c e < / Y o u r R e f e r e n c e > - 
-         < Y o u r R e f e r e n c e _ L b l > Y o u r R e f e r e n c e _ L b l < / Y o u r R e f e r e n c e _ L b l > - 
-         < L i n e > - 
-             < A m o u n t E x c l u d i n g V A T _ L i n e > A m o u n t E x c l u d i n g V A T _ L i n e < / A m o u n t E x c l u d i n g V A T _ L i n e > - 
-             < A m o u n t E x c l u d i n g V A T _ L i n e _ L b l > A m o u n t E x c l u d i n g V A T _ L i n e _ L b l < / A m o u n t E x c l u d i n g V A T _ L i n e _ L b l > - 
-             < A m o u n t I n c l u d i n g V A T _ L i n e > A m o u n t I n c l u d i n g V A T _ L i n e < / A m o u n t I n c l u d i n g V A T _ L i n e > - 
-             < A m o u n t I n c l u d i n g V A T _ L i n e _ L b l > A m o u n t I n c l u d i n g V A T _ L i n e _ L b l < / A m o u n t I n c l u d i n g V A T _ L i n e _ L b l > - 
-             < D e s c r i p t i o n _ L i n e > D e s c r i p t i o n _ L i n e < / D e s c r i p t i o n _ L i n e > - 
-             < D e s c r i p t i o n _ L i n e _ L b l > D e s c r i p t i o n _ L i n e _ L b l < / D e s c r i p t i o n _ L i n e _ L b l > - 
-             < I t e m N o _ L i n e > I t e m N o _ L i n e < / I t e m N o _ L i n e > - 
-             < I t e m N o _ L i n e _ L b l > I t e m N o _ L i n e _ L b l < / I t e m N o _ L i n e _ L b l > - 
-             < I t e m R e f e r e n c e N o > I t e m R e f e r e n c e N o < / I t e m R e f e r e n c e N o > - 
-             < I t e m R e f e r e n c e N o _ L b l > I t e m R e f e r e n c e N o _ L b l < / I t e m R e f e r e n c e N o _ L b l > - 
-             < L i n e A m o u n t _ L i n e > L i n e A m o u n t _ L i n e < / L i n e A m o u n t _ L i n e > - 
-             < L i n e A m o u n t _ L i n e _ L b l > L i n e A m o u n t _ L i n e _ L b l < / L i n e A m o u n t _ L i n e _ L b l > - 
-             < L i n e D i s c o u n t P e r c e n t T e x t _ L i n e > L i n e D i s c o u n t P e r c e n t T e x t _ L i n e < / L i n e D i s c o u n t P e r c e n t T e x t _ L i n e > - 
-             < L i n e D i s c o u n t P e r c e n t _ L i n e > L i n e D i s c o u n t P e r c e n t _ L i n e < / L i n e D i s c o u n t P e r c e n t _ L i n e > - 
-             < L i n e N o _ L i n e > L i n e N o _ L i n e < / L i n e N o _ L i n e > - 
-             < P l a n n e d S h i p m e n t D a t e _ L i n e > P l a n n e d S h i p m e n t D a t e _ L i n e < / P l a n n e d S h i p m e n t D a t e _ L i n e > - 
-             < P l a n n e d S h i p m e n t D a t e _ L i n e _ L b l > P l a n n e d S h i p m e n t D a t e _ L i n e _ L b l < / P l a n n e d S h i p m e n t D a t e _ L i n e _ L b l > - 
-             < Q u a n t i t y _ L i n e > Q u a n t i t y _ L i n e < / Q u a n t i t y _ L i n e > - 
-             < Q u a n t i t y _ L i n e _ L b l > Q u a n t i t y _ L i n e _ L b l < / Q u a n t i t y _ L i n e _ L b l > - 
-             < S h i p m e n t D a t e _ L i n e > S h i p m e n t D a t e _ L i n e < / S h i p m e n t D a t e _ L i n e > - 
-             < S h i p m e n t D a t e _ L i n e _ L b l > S h i p m e n t D a t e _ L i n e _ L b l < / S h i p m e n t D a t e _ L i n e _ L b l > - 
-             < T r a n s H e a d e r A m o u n t > T r a n s H e a d e r A m o u n t < / T r a n s H e a d e r A m o u n t > - 
-             < T y p e _ L i n e > T y p e _ L i n e < / T y p e _ L i n e > - 
-             < U n i t O f M e a s u r e > U n i t O f M e a s u r e < / U n i t O f M e a s u r e > - 
-             < U n i t O f M e a s u r e _ L b l > U n i t O f M e a s u r e _ L b l < / U n i t O f M e a s u r e _ L b l > - 
-             < U n i t P r i c e > U n i t P r i c e < / U n i t P r i c e > - 
-             < U n i t P r i c e _ L b l > U n i t P r i c e _ L b l < / U n i t P r i c e _ L b l > - 
-             < V A T I d e n t i f i e r _ L i n e > V A T I d e n t i f i e r _ L i n e < / V A T I d e n t i f i e r _ L i n e > - 
-             < V A T I d e n t i f i e r _ L i n e _ L b l > V A T I d e n t i f i e r _ L i n e _ L b l < / V A T I d e n t i f i e r _ L i n e _ L b l > - 
-             < V A T P c t _ L i n e > V A T P c t _ L i n e < / V A T P c t _ L i n e > - 
-             < V A T P c t _ L i n e _ L b l > V A T P c t _ L i n e _ L b l < / V A T P c t _ L i n e _ L b l > - 
-             < A s s e m b l y L i n e > - 
-                 < D e s c r i p t i o n _ A s s e m b l y L i n e > D e s c r i p t i o n _ A s s e m b l y L i n e < / D e s c r i p t i o n _ A s s e m b l y L i n e > - 
-                 < L i n e N o _ A s s e m b l y L i n e > L i n e N o _ A s s e m b l y L i n e < / L i n e N o _ A s s e m b l y L i n e > - 
-                 < Q u a n t i t y _ A s s e m b l y L i n e > Q u a n t i t y _ A s s e m b l y L i n e < / Q u a n t i t y _ A s s e m b l y L i n e > - 
-                 < U n i t O f M e a s u r e _ A s s e m b l y L i n e > U n i t O f M e a s u r e _ A s s e m b l y L i n e < / U n i t O f M e a s u r e _ A s s e m b l y L i n e > - 
-                 < V a r i a n t C o d e _ A s s e m b l y L i n e > V a r i a n t C o d e _ A s s e m b l y L i n e < / V a r i a n t C o d e _ A s s e m b l y L i n e > +     < T o o l t i p s > + 
+         < T o o l t i p   c o l u m n = " C o m p a n y H o m e P a g e "   E l e m e n t I d = " 1 9 8 9 1 8 8 7 0 " > + 
+             < T o o l t i p T e x t   l a n g = " e n - U S " > S p e c i f i e s   y o u r   c o m p a n y ' s   w e b   s i t e . < / T o o l t i p T e x t > + 
+         < / T o o l t i p > + 
+         < T o o l t i p   c o l u m n = " C o m p a n y E M a i l "   E l e m e n t I d = " 1 6 7 7 0 7 4 0 5 8 " > + 
+             < T o o l t i p T e x t   l a n g = " e n - U S " > S p e c i f i e s   t h e   c o m p a n y ' s   e m a i l   a d d r e s s . < / T o o l t i p T e x t > + 
+         < / T o o l t i p > + 
+         < T o o l t i p   c o l u m n = " C o m p a n y P i c t u r e "   E l e m e n t I d = " 1 3 9 7 4 1 1 0 7 4 " > + 
+             < T o o l t i p T e x t   l a n g = " e n - U S " > S p e c i f i e s   t h e   p i c t u r e   t h a t   h a s   b e e n   s e t   u p   f o r   t h e   c o m p a n y ,   s u c h   a s   a   c o m p a n y   l o g o . < / T o o l t i p T e x t > + 
+         < / T o o l t i p > + 
+         < T o o l t i p   c o l u m n = " C o m p a n y P h o n e N o "   E l e m e n t I d = " 2 5 0 4 4 0 6 5 5 " > + 
+             < T o o l t i p T e x t   l a n g = " e n - U S " > S p e c i f i e s   t h e   c o m p a n y ' s   t e l e p h o n e   n u m b e r . < / T o o l t i p T e x t > + 
+         < / T o o l t i p > + 
+         < T o o l t i p   c o l u m n = " C o m p a n y G i r o N o "   E l e m e n t I d = " 1 3 6 0 1 9 6 3 2 0 " > + 
+             < T o o l t i p T e x t   l a n g = " e n - U S " > S p e c i f i e s   t h e   c o m p a n y ' s   g i r o   n u m b e r . < / T o o l t i p T e x t > + 
+         < / T o o l t i p > + 
+         < T o o l t i p   c o l u m n = " C o m p a n y B a n k N a m e "   E l e m e n t I d = " 1 5 3 4 9 0 5 6 0 5 " > + 
+             < T o o l t i p T e x t   l a n g = " e n - U S " > S p e c i f i e s   t h e   n a m e   o f   t h e   b a n k   w h e r e   y o u   h a v e   t h e   b a n k   a c c o u n t . < / T o o l t i p T e x t > + 
+         < / T o o l t i p > + 
+         < T o o l t i p   c o l u m n = " C o m p a n y B a n k B r a n c h N o "   E l e m e n t I d = " 7 9 3 1 3 3 0 5 7 " > + 
+             < T o o l t i p T e x t   l a n g = " e n - U S " > S p e c i f i e s   a   n u m b e r   o f   t h e   b a n k   b r a n c h . < / T o o l t i p T e x t > + 
+         < / T o o l t i p > + 
+         < T o o l t i p   c o l u m n = " C o m p a n y B a n k A c c o u n t N o "   E l e m e n t I d = " 3 0 1 4 0 2 0 4 " > + 
+             < T o o l t i p T e x t   l a n g = " e n - U S " > S p e c i f i e s   t h e   n u m b e r   u s e d   b y   t h e   b a n k   f o r   t h e   b a n k   a c c o u n t . < / T o o l t i p T e x t > + 
+         < / T o o l t i p > + 
+         < T o o l t i p   c o l u m n = " C o m p a n y I B A N "   E l e m e n t I d = " 9 0 6 5 4 9 1 8 2 " > + 
+             < T o o l t i p T e x t   l a n g = " e n - U S " > S p e c i f i e s   t h e   b a n k   a c c o u n t ' s   i n t e r n a t i o n a l   b a n k   a c c o u n t   n u m b e r . < / T o o l t i p T e x t > + 
+         < / T o o l t i p > + 
+         < T o o l t i p   c o l u m n = " C o m p a n y S W I F T "   E l e m e n t I d = " 6 6 8 2 5 0 2 4 5 " > + 
+             < T o o l t i p T e x t   l a n g = " e n - U S " > S p e c i f i e s   t h e   i n t e r n a t i o n a l   b a n k   i d e n t i f i e r   c o d e   ( S W I F T )   o f   t h e   b a n k   w h e r e   y o u   h a v e   t h e   a c c o u n t . < / T o o l t i p T e x t > + 
+         < / T o o l t i p > + 
+         < T o o l t i p   c o l u m n = " S e l l T o C o n t a c t P h o n e N o "   E l e m e n t I d = " 1 6 1 3 8 2 2 4 8 3 " > + 
+             < T o o l t i p T e x t   l a n g = " e n - U S " > S p e c i f i e s   t h e   c o n t a c t ' s   p h o n e   n u m b e r . < / T o o l t i p T e x t > + 
+         < / T o o l t i p > + 
+         < T o o l t i p   c o l u m n = " S e l l T o C o n t a c t M o b i l e P h o n e N o "   E l e m e n t I d = " 1 8 4 3 5 8 7 4 7 " > + 
+             < T o o l t i p T e x t   l a n g = " e n - U S " > S p e c i f i e s   t h e   c o n t a c t ' s   m o b i l e   t e l e p h o n e   n u m b e r . < / T o o l t i p T e x t > + 
+         < / T o o l t i p > + 
+         < T o o l t i p   c o l u m n = " S e l l T o C o n t a c t E m a i l "   E l e m e n t I d = " 2 6 2 8 2 4 5 6 4 " > + 
+             < T o o l t i p T e x t   l a n g = " e n - U S " > S p e c i f i e s   t h e   e m a i l   a d d r e s s   o f   t h e   c o n t a c t . < / T o o l t i p T e x t > + 
+         < / T o o l t i p > + 
+         < T o o l t i p   c o l u m n = " B i l l T o C o n t a c t P h o n e N o "   E l e m e n t I d = " 3 6 2 4 7 7 4 8 8 " > + 
+             < T o o l t i p T e x t   l a n g = " e n - U S " > S p e c i f i e s   t h e   c o n t a c t ' s   p h o n e   n u m b e r . < / T o o l t i p T e x t > + 
+         < / T o o l t i p > + 
+         < T o o l t i p   c o l u m n = " B i l l T o C o n t a c t M o b i l e P h o n e N o "   E l e m e n t I d = " 2 4 8 4 8 8 6 9 6 " > + 
+             < T o o l t i p T e x t   l a n g = " e n - U S " > S p e c i f i e s   t h e   c o n t a c t ' s   m o b i l e   t e l e p h o n e   n u m b e r . < / T o o l t i p T e x t > + 
+         < / T o o l t i p > + 
+         < T o o l t i p   c o l u m n = " B i l l T o C o n t a c t E m a i l "   E l e m e n t I d = " 3 3 5 8 2 7 8 9 5 " > + 
+             < T o o l t i p T e x t   l a n g = " e n - U S " > S p e c i f i e s   t h e   e m a i l   a d d r e s s   o f   t h e   c o n t a c t . < / T o o l t i p T e x t > + 
+         < / T o o l t i p > + 
+         < T o o l t i p   c o l u m n = " Y o u r R e f e r e n c e "   E l e m e n t I d = " 1 1 0 3 9 9 5 1 " > + 
+             < T o o l t i p T e x t   l a n g = " e n - U S " > S p e c i f i e s   t h e   c u s t o m e r ' s   r e f e r e n c e .   T h e   c o n t e n t   w i l l   b e   p r i n t e d   o n   s a l e s   d o c u m e n t s . < / T o o l t i p T e x t > + 
+         < / T o o l t i p > + 
+         < T o o l t i p   c o l u m n = " S h i p m e n t M e t h o d D e s c r i p t i o n "   E l e m e n t I d = " 2 0 5 9 4 0 3 2 6 0 " > + 
+             < T o o l t i p T e x t   l a n g = " e n - U S " > S p e c i f i e s   a   d e s c r i p t i o n   o f   t h e   s h i p m e n t   m e t h o d . < / T o o l t i p T e x t > + 
+         < / T o o l t i p > + 
+         < T o o l t i p   c o l u m n = " S h i p T o P h o n e N o "   E l e m e n t I d = " 3 6 9 7 0 2 2 5 5 " > + 
+             < T o o l t i p T e x t   l a n g = " e n - U S " > S p e c i f i e s   t h e   t e l e p h o n e   n u m b e r   o f   t h e   c o m p a n y ' s   s h i p p i n g   a d d r e s s . < / T o o l t i p T e x t > + 
+         < / T o o l t i p > + 
+         < T o o l t i p   c o l u m n = " P a y m e n t T e r m s D e s c r i p t i o n "   E l e m e n t I d = " 2 0 3 8 7 4 2 7 0 0 " > + 
+             < T o o l t i p T e x t   l a n g = " e n - U S " > S p e c i f i e s   a n   e x p l a n a t i o n   o f   t h e   p a y m e n t   t e r m s . < / T o o l t i p T e x t > + 
+         < / T o o l t i p > + 
+         < T o o l t i p   c o l u m n = " P a y m e n t M e t h o d D e s c r i p t i o n "   E l e m e n t I d = " 5 8 5 7 5 7 9 7 4 " > + 
+             < T o o l t i p T e x t   l a n g = " e n - U S " > S p e c i f i e s   a   t e x t   t h a t   d e s c r i b e s   t h e   p a y m e n t   m e t h o d . < / T o o l t i p T e x t > + 
+         < / T o o l t i p > + 
+         < T o o l t i p   c o l u m n = " B i l l t o C u s t u m e r N o "   E l e m e n t I d = " 2 8 0 4 7 3 0 5 8 " > + 
+             < T o o l t i p T e x t   l a n g = " e n - U S " > S p e c i f i e s   t h e   n u m b e r   o f   t h e   c u s t o m e r   t h a t   y o u   s e n d   o r   s e n t   t h e   i n v o i c e   o r   c r e d i t   m e m o   t o . < / T o o l t i p T e x t > + 
+         < / T o o l t i p > + 
+         < T o o l t i p   c o l u m n = " D o c u m e n t N o "   E l e m e n t I d = " 9 7 0 3 5 0 5 3 9 " > + 
+             < T o o l t i p T e x t   l a n g = " e n - U S " > S p e c i f i e s   a   u n i q u e   n u m b e r   t h a t   i d e n t i f i e s   t h e   s a l e s   d o c u m e n t .   T h e   n u m b e r   c a n   b e   g e n e r a t e d   a u t o m a t i c a l l y   f r o m   a   n u m b e r   s e r i e s ,   o r   y o u   c a n   n u m b e r   e a c h   o f   t h e m   m a n u a l l y . < / T o o l t i p T e x t > + 
+         < / T o o l t i p > + 
+         < T o o l t i p   c o l u m n = " Q u o t e N o "   E l e m e n t I d = " 1 5 2 1 5 3 3 0 4 6 " > + 
+             < T o o l t i p T e x t   l a n g = " e n - U S " > S p e c i f i e s   t h e   n u m b e r   o f   t h e   s a l e s   q u o t e   t h a t   t h e   s a l e s   o r d e r   w a s   c r e a t e d   f r o m .   Y o u   c a n   t r a c k   t h e   n u m b e r   t o   s a l e s   q u o t e   d o c u m e n t s   t h a t   y o u   h a v e   p r i n t e d ,   s a v e d ,   o r   e m a i l e d . < / T o o l t i p T e x t > + 
+         < / T o o l t i p > + 
+         < T o o l t i p   c o l u m n = " P r i c e s I n c l u d i n g V A T "   E l e m e n t I d = " 5 1 8 8 1 7 1 6 7 " > + 
+             < T o o l t i p T e x t   l a n g = " e n - U S " > S p e c i f i e s   i f   t h e   U n i t   P r i c e   a n d   L i n e   A m o u n t   f i e l d s   o n   d o c u m e n t   l i n e s   s h o u l d   b e   s h o w n   w i t h   o r   w i t h o u t   V A T . < / T o o l t i p T e x t > + 
+         < / T o o l t i p > + 
+         < T o o l t i p   c o l u m n = " S a l e s P e r s o n N a m e "   E l e m e n t I d = " 8 7 1 4 9 2 9 8 3 " > + 
+             < T o o l t i p T e x t   l a n g = " e n - U S " > S p e c i f i e s   t h e   n a m e   o f   t h e   s a l e s p e r s o n   o r   p u r c h a s e r . < / T o o l t i p T e x t > + 
+         < / T o o l t i p > + 
+         < T o o l t i p   c o l u m n = " S e l l t o C u s t o m e r N o "   E l e m e n t I d = " 2 0 5 0 6 4 7 3 4 9 " > + 
+             < T o o l t i p T e x t   l a n g = " e n - U S " > S p e c i f i e s   t h e   n u m b e r   o f   t h e   c u s t o m e r   t h a t   y o u ' r e   s e l l i n g   t o .   B y   d e f a u l t ,   t h e   s a m e   c u s t o m e r   i s   s u g g e s t e d   a s   t h e   s h i p - t o   c u s t o m e r .   I f   n e e d e d ,   y o u   c a n   s p e c i f y   a   d i f f e r e n t   s h i p - t o   c u s t o m e r   o n   t h e   d o c u m e n t . < / T o o l t i p T e x t > + 
+         < / T o o l t i p > + 
+         < T o o l t i p   c o l u m n = " S e l l T o P h o n e N o "   E l e m e n t I d = " 7 5 1 9 3 1 8 4 3 " > + 
+             < T o o l t i p T e x t   l a n g = " e n - U S " > S p e c i f i e s   t h e   t e l e p h o n e   n u m b e r   o f   t h e   c o n t a c t   p e r s o n   t h a t   t h e   s a l e s   d o c u m e n t   w i l l   b e   s e n t   t o . < / T o o l t i p T e x t > + 
+         < / T o o l t i p > + 
+         < T o o l t i p   c o l u m n = " E x t D o c N o _ S a l e s H e a d e r "   E l e m e n t I d = " 8 3 2 4 5 0 5 2 3 " > + 
+             < T o o l t i p T e x t   l a n g = " e n - U S " > S p e c i f i e s   a   d o c u m e n t   n u m b e r   t h a t   r e f e r s   t o   t h e   c u s t o m e r ' s   o r   v e n d o r ' s   n u m b e r i n g   s y s t e m . < / T o o l t i p T e x t > + 
+         < / T o o l t i p > + 
+         < T o o l t i p   c o l u m n = " L i n e N o _ L i n e "   E l e m e n t I d = " 6 9 8 9 8 5 9 7 9 " > + 
+             < T o o l t i p T e x t   l a n g = " e n - U S " > S p e c i f i e s   t h e   l i n e   n u m b e r . < / T o o l t i p T e x t > + 
+         < / T o o l t i p > + 
+         < T o o l t i p   c o l u m n = " A m o u n t E x c l u d i n g V A T _ L i n e "   E l e m e n t I d = " 1 0 6 2 4 6 0 0 4 0 " > + 
+             < T o o l t i p T e x t   l a n g = " e n - U S " > S p e c i f i e s   t h e   s u m   o f   a m o u n t s   i n   t h e   L i n e   A m o u n t   f i e l d   o n   t h e   s a l e s   r e t u r n   o r d e r   l i n e s . < / T o o l t i p T e x t > + 
+         < / T o o l t i p > + 
+         < T o o l t i p   c o l u m n = " D e s c r i p t i o n _ L i n e "   E l e m e n t I d = " 1 4 0 6 8 2 2 3 1 0 " > + 
+             < T o o l t i p T e x t   l a n g = " e n - U S " > S p e c i f i e s   a   d e s c r i p t i o n   o f   t h e   e n t r y   o f   t h e   p r o d u c t   t o   b e   s o l d .   T o   a d d   a   n o n - t r a n s a c t i o n a l   t e x t   l i n e ,   f i l l   i n   t h e   D e s c r i p t i o n   f i e l d   o n l y . < / T o o l t i p T e x t > + 
+         < / T o o l t i p > + 
+         < T o o l t i p   c o l u m n = " L i n e D i s c o u n t P e r c e n t _ L i n e "   E l e m e n t I d = " 9 0 7 8 2 7 4 3 6 " > + 
+             < T o o l t i p T e x t   l a n g = " e n - U S " > S p e c i f i e s   t h e   d i s c o u n t   p e r c e n t a g e   t h a t   i s   g r a n t e d   f o r   t h e   i t e m   o n   t h e   l i n e . < / T o o l t i p T e x t > + 
+         < / T o o l t i p > + 
+         < T o o l t i p   c o l u m n = " I t e m N o _ L i n e "   E l e m e n t I d = " 1 9 1 0 2 9 6 2 8 8 " > + 
+             < T o o l t i p T e x t   l a n g = " e n - U S " > S p e c i f i e s   t h e   n u m b e r   o f   t h e   i n v o l v e d   e n t r y   o r   r e c o r d ,   a c c o r d i n g   t o   t h e   s p e c i f i e d   n u m b e r   s e r i e s . < / T o o l t i p T e x t > + 
+         < / T o o l t i p > + 
+         < T o o l t i p   c o l u m n = " U n i t O f M e a s u r e "   E l e m e n t I d = " 1 8 0 8 2 2 8 0 1 8 " > + 
+             < T o o l t i p T e x t   l a n g = " e n - U S " > S p e c i f i e s   t h e   u n i t   o f   m e a s u r e   f o r   t h e   i t e m   o r   r e s o u r c e   o n   t h e   s a l e s   l i n e . < / T o o l t i p T e x t > + 
+         < / T o o l t i p > + 
+         < T o o l t i p   c o l u m n = " I t e m R e f e r e n c e N o "   E l e m e n t I d = " 4 7 4 0 7 7 5 6 6 " > + 
+             < T o o l t i p T e x t   l a n g = " e n - U S " > S p e c i f i e s   t h e   r e f e r e n c e d   i t e m   n u m b e r . < / T o o l t i p T e x t > + 
+         < / T o o l t i p > + 
+         < T o o l t i p   c o l u m n = " L i n e N o _ A s s e m b l y L i n e "   E l e m e n t I d = " 6 4 0 5 8 3 8 9 1 " > + 
+             < T o o l t i p T e x t   l a n g = " e n - U S " > S p e c i f i e s   t h e   n u m b e r   o f   t h e   i n v o l v e d   e n t r y   o r   r e c o r d ,   a c c o r d i n g   t o   t h e   s p e c i f i e d   n u m b e r   s e r i e s . < / T o o l t i p T e x t > + 
+         < / T o o l t i p > + 
+         < T o o l t i p   c o l u m n = " D e s c r i p t i o n _ A s s e m b l y L i n e "   E l e m e n t I d = " 2 8 0 7 4 3 7 9 6 " > + 
+             < T o o l t i p T e x t   l a n g = " e n - U S " > S p e c i f i e s   t h e   d e s c r i p t i o n   o f   t h e   a s s e m b l y   c o m p o n e n t . < / T o o l t i p T e x t > + 
+         < / T o o l t i p > + 
+         < T o o l t i p   c o l u m n = " Q u a n t i t y _ A s s e m b l y L i n e "   E l e m e n t I d = " 1 9 5 7 6 4 8 2 3 1 " > + 
+             < T o o l t i p T e x t   l a n g = " e n - U S " > S p e c i f i e s   h o w   m a n y   u n i t s   o f   t h e   a s s e m b l y   c o m p o n e n t   a r e   e x p e c t e d   t o   b e   c o n s u m e d . < / T o o l t i p T e x t > + 
+         < / T o o l t i p > + 
+         < T o o l t i p   c o l u m n = " V a r i a n t C o d e _ A s s e m b l y L i n e "   E l e m e n t I d = " 1 8 6 9 4 0 7 6 7 2 " > + 
+             < T o o l t i p T e x t   l a n g = " e n - U S " > S p e c i f i e s   t h e   v a r i a n t   o f   t h e   i t e m   o n   t h e   l i n e . < / T o o l t i p T e x t > + 
+         < / T o o l t i p > + 
+         < T o o l t i p   c o l u m n = " I n v o i c e D i s c o u n t A m o u n t _ V A T A m o u n t L i n e "   E l e m e n t I d = " 8 2 4 7 3 0 1 4 1 " > + 
+             < T o o l t i p T e x t   l a n g = " e n - U S " > S p e c i f i e s   t h e   i n v o i c e   d i s c o u n t   a m o u n t   f o r   a   s p e c i f i c   V A T   i d e n t i f i e r . < / T o o l t i p T e x t > + 
+         < / T o o l t i p > + 
+         < T o o l t i p   c o l u m n = " I n v o i c e D i s c o u n t B a s e A m o u n t _ V A T A m o u n t L i n e "   E l e m e n t I d = " 2 0 4 0 3 3 2 2 6 6 " > + 
+             < T o o l t i p T e x t   l a n g = " e n - U S " > S p e c i f i e s   t h e   i n v o i c e   d i s c o u n t   b a s e   a m o u n t . < / T o o l t i p T e x t > + 
+         < / T o o l t i p > + 
+         < T o o l t i p   c o l u m n = " L i n e A m o u n t _ V a t A m o u n t L i n e "   E l e m e n t I d = " 2 1 4 6 5 4 0 1 " > + 
+             < T o o l t i p T e x t   l a n g = " e n - U S " > S p e c i f i e s   t h e   t o t a l   a m o u n t   f o r   s a l e s   o r   p u r c h a s e   l i n e s   w i t h   a   s p e c i f i c   V A T   i d e n t i f i e r . < / T o o l t i p T e x t > + 
+         < / T o o l t i p > + 
+         < T o o l t i p   c o l u m n = " V A T A m o u n t _ V a t A m o u n t L i n e "   E l e m e n t I d = " 1 8 9 1 8 2 0 6 2 0 " > + 
+             < T o o l t i p T e x t   l a n g = " e n - U S " > S p e c i f i e s   t h e   a m o u n t   o f   V A T   t h a t   i s   i n c l u d e d   i n   t h e   t o t a l   a m o u n t . < / T o o l t i p T e x t > + 
+         < / T o o l t i p > + 
+         < T o o l t i p   c o l u m n = " V A T B a s e _ V a t A m o u n t L i n e "   E l e m e n t I d = " 1 4 5 8 9 3 7 8 1 9 " > + 
+             < T o o l t i p T e x t   l a n g = " e n - U S " > S p e c i f i e s   t h e   t o t a l   n e t   a m o u n t   ( a m o u n t   e x c l u d i n g   V A T )   f o r   s a l e s   o r   p u r c h a s e   l i n e s   w i t h   a   s p e c i f i c   V A T   I d e n t i f i e r . < / T o o l t i p T e x t > + 
+         < / T o o l t i p > + 
+         < T o o l t i p   c o l u m n = " V A T I d e n t i f i e r _ V a t A m o u n t L i n e "   E l e m e n t I d = " 1 1 4 2 0 7 0 0 3 5 " > + 
+             < T o o l t i p T e x t   l a n g = " e n - U S " > S p e c i f i e s   t h e   V A T   I d e n t i f i e r   v a l u e . < / T o o l t i p T e x t > + 
+         < / T o o l t i p > + 
+         < T o o l t i p   c o l u m n = " V A T P c t _ V a t A m o u n t L i n e "   E l e m e n t I d = " 1 4 5 3 5 4 2 7 7 7 " > + 
+             < T o o l t i p T e x t   l a n g = " e n - U S " > S p e c i f i e s   t h e   V A T   %   t h a t   w a s   u s e d   o n   t h e   s a l e s   o r   p u r c h a s e   l i n e s   w i t h   t h i s   V A T   I d e n t i f i e r . < / T o o l t i p T e x t > + 
+         < / T o o l t i p > + 
+         < T o o l t i p   c o l u m n = " V A T I d e n t i f i e r _ V A T C l a u s e L i n e "   E l e m e n t I d = " 1 4 6 4 4 7 2 4 7 8 " > + 
+             < T o o l t i p T e x t   l a n g = " e n - U S " > S p e c i f i e s   t h e   V A T   I d e n t i f i e r   v a l u e . < / T o o l t i p T e x t > + 
+         < / T o o l t i p > + 
+         < T o o l t i p   c o l u m n = " C o d e _ V A T C l a u s e L i n e "   E l e m e n t I d = " 1 8 2 4 5 8 9 8 4 7 " > + 
+             < T o o l t i p T e x t   l a n g = " e n - U S " > S p e c i f i e s   t h e   c o d e   f o r   a   V A T   c l a u s e ,   w h i c h   i s   u s e d   t o   p r o v i d e   a   V A T   d e s c r i p t i o n   a s s o c i a t e d   w i t h   a   s a l e s   l i n e   o n   a   s a l e s   i n v o i c e ,   c r e d i t   m e m o ,   o r   o t h e r   s a l e s   d o c u m e n t . < / T o o l t i p T e x t > + 
+         < / T o o l t i p > + 
+         < T o o l t i p   c o l u m n = " D e s c r i p t i o n 2 _ V A T C l a u s e L i n e "   E l e m e n t I d = " 1 3 7 9 6 6 7 4 7 0 " > + 
+             < T o o l t i p T e x t   l a n g = " e n - U S " > S p e c i f i e s   a n   a d d i t i o n a l   d e s c r i p t i o n   o f   a   V A T   c l a u s e . < / T o o l t i p T e x t > + 
+         < / T o o l t i p > + 
+         < T o o l t i p   c o l u m n = " V A T A m o u n t _ V A T C l a u s e L i n e "   E l e m e n t I d = " 2 2 2 4 6 9 0 5 9 " > + 
+             < T o o l t i p T e x t   l a n g = " e n - U S " > S p e c i f i e s   t h e   a m o u n t   o f   V A T   t h a t   i s   i n c l u d e d   i n   t h e   t o t a l   a m o u n t . < / T o o l t i p T e x t > + 
+         < / T o o l t i p > + 
+     < / T o o l t i p s > + 
+     < H e a d e r   E l e m e n t T y p e = " D a t a I t e m "   E l e m e n t I d = " 1 2 4 0 3 7 3 8 8 6 " > + 
+         < B i l l T o C o n t a c t E m a i l   E l e m e n t T y p e = " C o l u m n "   E l e m e n t I d = " 3 3 5 8 2 7 8 9 5 "   D a t a T y p e = " T e x t " > B i l l T o C o n t a c t E m a i l < / B i l l T o C o n t a c t E m a i l > + 
+         < B i l l T o C o n t a c t E m a i l L b l   E l e m e n t T y p e = " C o l u m n "   E l e m e n t I d = " 2 9 6 4 7 8 3 6 5 "   D a t a T y p e = " L a b e l " > B i l l T o C o n t a c t E m a i l L b l < / B i l l T o C o n t a c t E m a i l L b l > + 
+         < B i l l T o C o n t a c t M o b i l e P h o n e N o   E l e m e n t T y p e = " C o l u m n "   E l e m e n t I d = " 2 4 8 4 8 8 6 9 6 "   D a t a T y p e = " T e x t " > B i l l T o C o n t a c t M o b i l e P h o n e N o < / B i l l T o C o n t a c t M o b i l e P h o n e N o > + 
+         < B i l l T o C o n t a c t M o b i l e P h o n e N o L b l   E l e m e n t T y p e = " C o l u m n "   E l e m e n t I d = " 2 7 6 3 1 1 3 3 8 "   D a t a T y p e = " L a b e l " > B i l l T o C o n t a c t M o b i l e P h o n e N o L b l < / B i l l T o C o n t a c t M o b i l e P h o n e N o L b l > + 
+         < B i l l T o C o n t a c t P h o n e N o   E l e m e n t T y p e = " C o l u m n "   E l e m e n t I d = " 3 6 2 4 7 7 4 8 8 "   D a t a T y p e = " T e x t " > B i l l T o C o n t a c t P h o n e N o < / B i l l T o C o n t a c t P h o n e N o > + 
+         < B i l l T o C o n t a c t P h o n e N o L b l   E l e m e n t T y p e = " C o l u m n "   E l e m e n t I d = " 2 1 2 3 3 4 5 9 6 6 "   D a t a T y p e = " L a b e l " > B i l l T o C o n t a c t P h o n e N o L b l < / B i l l T o C o n t a c t P h o n e N o L b l > + 
+         < B i l l t o C u s t o m e r N o _ L b l   E l e m e n t T y p e = " C o l u m n "   E l e m e n t I d = " 3 6 9 3 0 7 8 1 3 "   D a t a T y p e = " S t r i n g " > B i l l t o C u s t o m e r N o _ L b l < / B i l l t o C u s t o m e r N o _ L b l > + 
+         < B i l l t o C u s t u m e r N o   E l e m e n t T y p e = " C o l u m n "   E l e m e n t I d = " 2 8 0 4 7 3 0 5 8 "   D a t a T y p e = " C o d e " > B i l l t o C u s t u m e r N o < / B i l l t o C u s t u m e r N o > + 
+         < C o m p a n y A d d r e s s 1   E l e m e n t T y p e = " C o l u m n "   E l e m e n t I d = " 1 8 8 4 1 6 4 3 2 3 "   D a t a T y p e = " T e x t " > C o m p a n y A d d r e s s 1 < / C o m p a n y A d d r e s s 1 > + 
+         < C o m p a n y A d d r e s s 2   E l e m e n t T y p e = " C o l u m n "   E l e m e n t I d = " 1 2 4 6 4 6 7 7 0 6 "   D a t a T y p e = " T e x t " > C o m p a n y A d d r e s s 2 < / C o m p a n y A d d r e s s 2 > + 
+         < C o m p a n y A d d r e s s 3   E l e m e n t T y p e = " C o l u m n "   E l e m e n t I d = " 6 0 8 7 7 1 0 8 9 "   D a t a T y p e = " T e x t " > C o m p a n y A d d r e s s 3 < / C o m p a n y A d d r e s s 3 > + 
+         < C o m p a n y A d d r e s s 4   E l e m e n t T y p e = " C o l u m n "   E l e m e n t I d = " 7 7 7 6 8 0 1 1 2 "   D a t a T y p e = " T e x t " > C o m p a n y A d d r e s s 4 < / C o m p a n y A d d r e s s 4 > + 
+         < C o m p a n y A d d r e s s 5   E l e m e n t T y p e = " C o l u m n "   E l e m e n t I d = " 1 3 9 9 8 3 4 9 5 "   D a t a T y p e = " T e x t " > C o m p a n y A d d r e s s 5 < / C o m p a n y A d d r e s s 5 > + 
+         < C o m p a n y A d d r e s s 6   E l e m e n t T y p e = " C o l u m n "   E l e m e n t I d = " 4 9 7 7 1 3 1 2 2 "   D a t a T y p e = " T e x t " > C o m p a n y A d d r e s s 6 < / C o m p a n y A d d r e s s 6 > + 
+         < C o m p a n y A d d r e s s 7   E l e m e n t T y p e = " C o l u m n "   E l e m e n t I d = " 1 1 3 5 4 0 9 7 3 9 "   D a t a T y p e = " T e x t " > C o m p a n y A d d r e s s 7 < / C o m p a n y A d d r e s s 7 > + 
+         < C o m p a n y A d d r e s s 8   E l e m e n t T y p e = " C o l u m n "   E l e m e n t I d = " 1 7 1 5 2 5 5 3 0 0 "   D a t a T y p e = " T e x t " > C o m p a n y A d d r e s s 8 < / C o m p a n y A d d r e s s 8 > + 
+         < C o m p a n y B a n k A c c o u n t N o   E l e m e n t T y p e = " C o l u m n "   E l e m e n t I d = " 3 0 1 4 0 2 0 4 "   D a t a T y p e = " T e x t " > C o m p a n y B a n k A c c o u n t N o < / C o m p a n y B a n k A c c o u n t N o > + 
+         < C o m p a n y B a n k A c c o u n t N o _ L b l   E l e m e n t T y p e = " C o l u m n "   E l e m e n t I d = " 1 0 9 7 7 4 3 3 4 5 "   D a t a T y p e = " L a b e l " > C o m p a n y B a n k A c c o u n t N o _ L b l < / C o m p a n y B a n k A c c o u n t N o _ L b l > + 
+         < C o m p a n y B a n k B r a n c h N o   E l e m e n t T y p e = " C o l u m n "   E l e m e n t I d = " 7 9 3 1 3 3 0 5 7 "   D a t a T y p e = " T e x t " > C o m p a n y B a n k B r a n c h N o < / C o m p a n y B a n k B r a n c h N o > + 
+         < C o m p a n y B a n k B r a n c h N o _ L b l   E l e m e n t T y p e = " C o l u m n "   E l e m e n t I d = " 3 2 7 9 0 6 6 9 2 "   D a t a T y p e = " S t r i n g " > C o m p a n y B a n k B r a n c h N o _ L b l < / C o m p a n y B a n k B r a n c h N o _ L b l > + 
+         < C o m p a n y B a n k N a m e   E l e m e n t T y p e = " C o l u m n "   E l e m e n t I d = " 1 5 3 4 9 0 5 6 0 5 "   D a t a T y p e = " T e x t " > C o m p a n y B a n k N a m e < / C o m p a n y B a n k N a m e > + 
+         < C o m p a n y B a n k N a m e _ L b l   E l e m e n t T y p e = " C o l u m n "   E l e m e n t I d = " 1 2 0 4 3 0 7 0 1 4 "   D a t a T y p e = " L a b e l " > C o m p a n y B a n k N a m e _ L b l < / C o m p a n y B a n k N a m e _ L b l > + 
+         < C o m p a n y C u s t o m G i r o   E l e m e n t T y p e = " C o l u m n "   E l e m e n t I d = " 1 6 7 0 4 7 5 7 9 8 "   D a t a T y p e = " T e x t " > C o m p a n y C u s t o m G i r o < / C o m p a n y C u s t o m G i r o > + 
+         < C o m p a n y C u s t o m G i r o _ L b l   E l e m e n t T y p e = " C o l u m n "   E l e m e n t I d = " 8 9 1 4 3 9 6 2 5 "   D a t a T y p e = " T e x t " > C o m p a n y C u s t o m G i r o _ L b l < / C o m p a n y C u s t o m G i r o _ L b l > + 
+         < C o m p a n y E M a i l   E l e m e n t T y p e = " C o l u m n "   E l e m e n t I d = " 1 6 7 7 0 7 4 0 5 8 "   D a t a T y p e = " T e x t " > C o m p a n y E M a i l < / C o m p a n y E M a i l > + 
+         < C o m p a n y G i r o N o   E l e m e n t T y p e = " C o l u m n "   E l e m e n t I d = " 1 3 6 0 1 9 6 3 2 0 "   D a t a T y p e = " T e x t " > C o m p a n y G i r o N o < / C o m p a n y G i r o N o > + 
+         < C o m p a n y G i r o N o _ L b l   E l e m e n t T y p e = " C o l u m n "   E l e m e n t I d = " 8 6 1 6 0 2 1 1 5 "   D a t a T y p e = " L a b e l " > C o m p a n y G i r o N o _ L b l < / C o m p a n y G i r o N o _ L b l > + 
+         < C o m p a n y H o m e P a g e   E l e m e n t T y p e = " C o l u m n "   E l e m e n t I d = " 1 9 8 9 1 8 8 7 0 "   D a t a T y p e = " T e x t " > C o m p a n y H o m e P a g e < / C o m p a n y H o m e P a g e > + 
+         < C o m p a n y I B A N   E l e m e n t T y p e = " C o l u m n "   E l e m e n t I d = " 9 0 6 5 4 9 1 8 2 "   D a t a T y p e = " C o d e " > C o m p a n y I B A N < / C o m p a n y I B A N > + 
+         < C o m p a n y I B A N _ L b l   E l e m e n t T y p e = " C o l u m n "   E l e m e n t I d = " 1 2 6 7 9 5 2 2 2 7 "   D a t a T y p e = " S t r i n g " > C o m p a n y I B A N _ L b l < / C o m p a n y I B A N _ L b l > + 
+         < C o m p a n y L e g a l O f f i c e   E l e m e n t T y p e = " C o l u m n "   E l e m e n t I d = " 7 1 4 2 5 8 1 1 1 "   D a t a T y p e = " T e x t " > C o m p a n y L e g a l O f f i c e < / C o m p a n y L e g a l O f f i c e > + 
+         < C o m p a n y L e g a l O f f i c e _ L b l   E l e m e n t T y p e = " C o l u m n "   E l e m e n t I d = " 1 5 3 3 1 7 5 1 0 8 "   D a t a T y p e = " T e x t " > C o m p a n y L e g a l O f f i c e _ L b l < / C o m p a n y L e g a l O f f i c e _ L b l > + 
+         < C o m p a n y L e g a l S t a t e m e n t   E l e m e n t T y p e = " C o l u m n "   E l e m e n t I d = " 4 4 8 3 5 8 8 7 6 "   D a t a T y p e = " T e x t " > C o m p a n y L e g a l S t a t e m e n t < / C o m p a n y L e g a l S t a t e m e n t > + 
+         < C o m p a n y L o g o P o s i t i o n   E l e m e n t T y p e = " C o l u m n "   E l e m e n t I d = " 1 4 2 5 2 6 6 6 8 8 "   D a t a T y p e = " I n t e g e r " > C o m p a n y L o g o P o s i t i o n < / C o m p a n y L o g o P o s i t i o n > + 
+         < C o m p a n y P h o n e N o   E l e m e n t T y p e = " C o l u m n "   E l e m e n t I d = " 2 5 0 4 4 0 6 5 5 "   D a t a T y p e = " T e x t " > C o m p a n y P h o n e N o < / C o m p a n y P h o n e N o > + 
+         < C o m p a n y P h o n e N o _ L b l   E l e m e n t T y p e = " C o l u m n "   E l e m e n t I d = " 5 5 8 5 9 3 5 8 6 "   D a t a T y p e = " L a b e l " > C o m p a n y P h o n e N o _ L b l < / C o m p a n y P h o n e N o _ L b l > + 
+         < C o m p a n y P i c t u r e   E l e m e n t T y p e = " C o l u m n "   E l e m e n t I d = " 1 3 9 7 4 1 1 0 7 4 "   D a t a T y p e = " B l o b "   / > + 
+         < C o m p a n y R e g i s t r a t i o n N u m b e r   E l e m e n t T y p e = " C o l u m n "   E l e m e n t I d = " 2 0 2 3 6 3 9 4 2 4 "   D a t a T y p e = " T e x t " > C o m p a n y R e g i s t r a t i o n N u m b e r < / C o m p a n y R e g i s t r a t i o n N u m b e r > + 
+         < C o m p a n y R e g i s t r a t i o n N u m b e r _ L b l   E l e m e n t T y p e = " C o l u m n "   E l e m e n t I d = " 1 8 3 3 1 0 6 6 5 3 "   D a t a T y p e = " T e x t " > C o m p a n y R e g i s t r a t i o n N u m b e r _ L b l < / C o m p a n y R e g i s t r a t i o n N u m b e r _ L b l > + 
+         < C o m p a n y S W I F T   E l e m e n t T y p e = " C o l u m n "   E l e m e n t I d = " 6 6 8 2 5 0 2 4 5 "   D a t a T y p e = " C o d e " > C o m p a n y S W I F T < / C o m p a n y S W I F T > + 
+         < C o m p a n y S W I F T _ L b l   E l e m e n t T y p e = " C o l u m n "   E l e m e n t I d = " 2 0 2 9 5 9 7 3 8 4 "   D a t a T y p e = " S t r i n g " > C o m p a n y S W I F T _ L b l < / C o m p a n y S W I F T _ L b l > + 
+         < C o m p a n y V A T R e g i s t r a t i o n N o   E l e m e n t T y p e = " C o l u m n "   E l e m e n t I d = " 1 9 1 4 0 1 3 6 4 9 "   D a t a T y p e = " T e x t " > C o m p a n y V A T R e g i s t r a t i o n N o < / C o m p a n y V A T R e g i s t r a t i o n N o > + 
+         < C o m p a n y V A T R e g i s t r a t i o n N o _ L b l   E l e m e n t T y p e = " C o l u m n "   E l e m e n t I d = " 9 2 4 5 0 3 1 2 4 "   D a t a T y p e = " T e x t " > C o m p a n y V A T R e g i s t r a t i o n N o _ L b l < / C o m p a n y V A T R e g i s t r a t i o n N o _ L b l > + 
+         < C o m p a n y V A T R e g N o   E l e m e n t T y p e = " C o l u m n "   E l e m e n t I d = " 1 7 1 4 3 1 9 3 6 "   D a t a T y p e = " T e x t " > C o m p a n y V A T R e g N o < / C o m p a n y V A T R e g N o > + 
+         < C o m p a n y V A T R e g N o _ L b l   E l e m e n t T y p e = " C o l u m n "   E l e m e n t I d = " 7 7 3 2 0 1 5 0 1 "   D a t a T y p e = " T e x t " > C o m p a n y V A T R e g N o _ L b l < / C o m p a n y V A T R e g N o _ L b l > + 
+         < C o p y _ L b l   E l e m e n t T y p e = " C o l u m n "   E l e m e n t I d = " 6 0 4 7 8 2 7 8 1 "   D a t a T y p e = " L a b e l " > C o p y _ L b l < / C o p y _ L b l > + 
+         < C u s t o m e r A d d r e s s 1   E l e m e n t T y p e = " C o l u m n "   E l e m e n t I d = " 1 8 0 1 9 6 6 4 5 4 "   D a t a T y p e = " T e x t " > C u s t o m e r A d d r e s s 1 < / C u s t o m e r A d d r e s s 1 > + 
+         < C u s t o m e r A d d r e s s 2   E l e m e n t T y p e = " C o l u m n "   E l e m e n t I d = " 1 1 6 4 2 6 9 8 3 7 "   D a t a T y p e = " T e x t " > C u s t o m e r A d d r e s s 2 < / C u s t o m e r A d d r e s s 2 > + 
+         < C u s t o m e r A d d r e s s 3   E l e m e n t T y p e = " C o l u m n "   E l e m e n t I d = " 5 2 6 5 7 3 2 2 0 "   D a t a T y p e = " T e x t " > C u s t o m e r A d d r e s s 3 < / C u s t o m e r A d d r e s s 3 > + 
+         < C u s t o m e r A d d r e s s 4   E l e m e n t T y p e = " C o l u m n "   E l e m e n t I d = " 1 1 1 1 2 3 3 9 7 "   D a t a T y p e = " T e x t " > C u s t o m e r A d d r e s s 4 < / C u s t o m e r A d d r e s s 4 > + 
+         < C u s t o m e r A d d r e s s 5   E l e m e n t T y p e = " C o l u m n "   E l e m e n t I d = " 7 4 8 8 2 0 0 1 4 "   D a t a T y p e = " T e x t " > C u s t o m e r A d d r e s s 5 < / C u s t o m e r A d d r e s s 5 > + 
+         < C u s t o m e r A d d r e s s 6   E l e m e n t T y p e = " C o l u m n "   E l e m e n t I d = " 1 3 8 6 5 1 6 6 3 1 "   D a t a T y p e = " T e x t " > C u s t o m e r A d d r e s s 6 < / C u s t o m e r A d d r e s s 6 > + 
+         < C u s t o m e r A d d r e s s 7   E l e m e n t T y p e = " C o l u m n "   E l e m e n t I d = " 2 0 2 4 2 1 3 2 4 8 "   D a t a T y p e = " T e x t " > C u s t o m e r A d d r e s s 7 < / C u s t o m e r A d d r e s s 7 > + 
+         < C u s t o m e r A d d r e s s 8   E l e m e n t T y p e = " C o l u m n "   E l e m e n t I d = " 1 0 4 8 6 9 8 5 8 5 "   D a t a T y p e = " T e x t " > C u s t o m e r A d d r e s s 8 < / C u s t o m e r A d d r e s s 8 > + 
+         < C u s t o m e r P o s t a l B a r C o d e   E l e m e n t T y p e = " C o l u m n "   E l e m e n t I d = " 3 9 8 5 8 0 6 8 8 "   D a t a T y p e = " T e x t " > C u s t o m e r P o s t a l B a r C o d e < / C u s t o m e r P o s t a l B a r C o d e > + 
+         < D o c u m e n t C o p y T e x t   E l e m e n t T y p e = " C o l u m n "   E l e m e n t I d = " 1 8 2 4 9 4 6 0 4 6 "   D a t a T y p e = " S t r i n g " > D o c u m e n t C o p y T e x t < / D o c u m e n t C o p y T e x t > + 
+         < D o c u m e n t D a t e   E l e m e n t T y p e = " C o l u m n "   E l e m e n t I d = " 5 5 2 8 7 1 9 1 4 "   D a t a T y p e = " S t r i n g " > D o c u m e n t D a t e < / D o c u m e n t D a t e > + 
+         < D o c u m e n t D a t e _ L b l   E l e m e n t T y p e = " C o l u m n "   E l e m e n t I d = " 1 0 2 6 4 9 4 8 3 "   D a t a T y p e = " S t r i n g " > D o c u m e n t D a t e _ L b l < / D o c u m e n t D a t e _ L b l > + 
+         < D o c u m e n t N o   E l e m e n t T y p e = " C o l u m n "   E l e m e n t I d = " 9 7 0 3 5 0 5 3 9 "   D a t a T y p e = " C o d e " > D o c u m e n t N o < / D o c u m e n t N o > + 
+         < D o c u m e n t N o _ L b l   E l e m e n t T y p e = " C o l u m n "   E l e m e n t I d = " 7 8 9 7 9 5 9 7 8 "   D a t a T y p e = " L a b e l " > D o c u m e n t N o _ L b l < / D o c u m e n t N o _ L b l > + 
+         < D u e D a t e   E l e m e n t T y p e = " C o l u m n "   E l e m e n t I d = " 7 4 5 1 7 0 2 0 3 "   D a t a T y p e = " S t r i n g " > D u e D a t e < / D u e D a t e > + 
+         < D u e D a t e _ L b l   E l e m e n t T y p e = " C o l u m n "   E l e m e n t I d = " 1 6 4 8 2 8 4 6 4 8 "   D a t a T y p e = " S t r i n g " > D u e D a t e _ L b l < / D u e D a t e _ L b l > + 
+         < E M a i l _ L b l   E l e m e n t T y p e = " C o l u m n "   E l e m e n t I d = " 1 4 3 8 8 6 8 0 1 2 "   D a t a T y p e = " L a b e l " > E M a i l _ L b l < / E M a i l _ L b l > + 
+         < E x c h a n g e R a t e A s T e x t   E l e m e n t T y p e = " C o l u m n "   E l e m e n t I d = " 5 9 2 9 5 5 8 4 5 "   D a t a T y p e = " T e x t " > E x c h a n g e R a t e A s T e x t < / E x c h a n g e R a t e A s T e x t > + 
+         < E x t D o c N o _ S a l e s H e a d e r   E l e m e n t T y p e = " C o l u m n "   E l e m e n t I d = " 8 3 2 4 5 0 5 2 3 "   D a t a T y p e = " C o d e " > E x t D o c N o _ S a l e s H e a d e r < / E x t D o c N o _ S a l e s H e a d e r > + 
+         < E x t D o c N o _ S a l e s H e a d e r _ L b l   E l e m e n t T y p e = " C o l u m n "   E l e m e n t I d = " 3 9 6 6 6 7 4 8 0 "   D a t a T y p e = " S t r i n g " > E x t D o c N o _ S a l e s H e a d e r _ L b l < / E x t D o c N o _ S a l e s H e a d e r _ L b l > + 
+         < H o m e P a g e _ L b l   E l e m e n t T y p e = " C o l u m n "   E l e m e n t I d = " 1 4 3 3 5 9 2 3 0 0 "   D a t a T y p e = " L a b e l " > H o m e P a g e _ L b l < / H o m e P a g e _ L b l > + 
+         < I n v o i c e D i s c o u n t A m o u n t _ L b l   E l e m e n t T y p e = " C o l u m n "   E l e m e n t I d = " 1 5 9 3 0 1 2 7 3 6 "   D a t a T y p e = " L a b e l " > I n v o i c e D i s c o u n t A m o u n t _ L b l < / I n v o i c e D i s c o u n t A m o u n t _ L b l > + 
+         < I n v o i c e D i s c o u n t B a s e A m o u n t _ L b l   E l e m e n t T y p e = " C o l u m n "   E l e m e n t I d = " 2 0 2 9 2 6 6 8 7 5 "   D a t a T y p e = " L a b e l " > I n v o i c e D i s c o u n t B a s e A m o u n t _ L b l < / I n v o i c e D i s c o u n t B a s e A m o u n t _ L b l > + 
+         < I n v o i c e _ L b l   E l e m e n t T y p e = " C o l u m n "   E l e m e n t I d = " 1 6 2 3 2 0 4 6 6 5 "   D a t a T y p e = " L a b e l " > I n v o i c e _ L b l < / I n v o i c e _ L b l > + 
+         < L e g a l E n t i t y T y p e   E l e m e n t T y p e = " C o l u m n "   E l e m e n t I d = " 2 0 5 1 8 7 3 5 6 3 "   D a t a T y p e = " T e x t " > L e g a l E n t i t y T y p e < / L e g a l E n t i t y T y p e > + 
+         < L e g a l E n t i t y T y p e _ L b l   E l e m e n t T y p e = " C o l u m n "   E l e m e n t I d = " 2 0 8 0 2 2 4 7 9 2 "   D a t a T y p e = " T e x t " > L e g a l E n t i t y T y p e _ L b l < / L e g a l E n t i t y T y p e _ L b l > + 
+         < L i n e A m o u n t A f t e r I n v o i c e D i s c o u n t _ L b l   E l e m e n t T y p e = " C o l u m n "   E l e m e n t I d = " 6 7 3 7 2 1 0 9 4 "   D a t a T y p e = " L a b e l " > L i n e A m o u n t A f t e r I n v o i c e D i s c o u n t _ L b l < / L i n e A m o u n t A f t e r I n v o i c e D i s c o u n t _ L b l > + 
+         < L o c a l C u r r e n c y _ L b l   E l e m e n t T y p e = " C o l u m n "   E l e m e n t I d = " 1 5 5 9 6 9 3 4 2 2 "   D a t a T y p e = " L a b e l " > L o c a l C u r r e n c y _ L b l < / L o c a l C u r r e n c y _ L b l > + 
+         < P a g e _ L b l   E l e m e n t T y p e = " C o l u m n "   E l e m e n t I d = " 6 8 0 6 4 8 0 9 1 "   D a t a T y p e = " L a b e l " > P a g e _ L b l < / P a g e _ L b l > + 
+         < P a y m e n t M e t h o d D e s c r i p t i o n   E l e m e n t T y p e = " C o l u m n "   E l e m e n t I d = " 5 8 5 7 5 7 9 7 4 "   D a t a T y p e = " T e x t " > P a y m e n t M e t h o d D e s c r i p t i o n < / P a y m e n t M e t h o d D e s c r i p t i o n > + 
+         < P a y m e n t M e t h o d D e s c r i p t i o n _ L b l   E l e m e n t T y p e = " C o l u m n "   E l e m e n t I d = " 7 9 7 1 1 7 3 2 3 "   D a t a T y p e = " L a b e l " > P a y m e n t M e t h o d D e s c r i p t i o n _ L b l < / P a y m e n t M e t h o d D e s c r i p t i o n _ L b l > + 
+         < P a y m e n t T e r m s D e s c r i p t i o n   E l e m e n t T y p e = " C o l u m n "   E l e m e n t I d = " 2 0 3 8 7 4 2 7 0 0 "   D a t a T y p e = " T e x t " > P a y m e n t T e r m s D e s c r i p t i o n < / P a y m e n t T e r m s D e s c r i p t i o n > + 
+         < P a y m e n t T e r m s D e s c r i p t i o n _ L b l   E l e m e n t T y p e = " C o l u m n "   E l e m e n t I d = " 1 8 7 4 4 9 4 3 2 1 "   D a t a T y p e = " L a b e l " > P a y m e n t T e r m s D e s c r i p t i o n _ L b l < / P a y m e n t T e r m s D e s c r i p t i o n _ L b l > + 
+         < P r i c e s I n c l u d i n g V A T   E l e m e n t T y p e = " C o l u m n "   E l e m e n t I d = " 5 1 8 8 1 7 1 6 7 "   D a t a T y p e = " B o o l e a n " > P r i c e s I n c l u d i n g V A T < / P r i c e s I n c l u d i n g V A T > + 
+         < P r i c e s I n c l u d i n g V A T Y e s N o   E l e m e n t T y p e = " C o l u m n "   E l e m e n t I d = " 1 4 1 1 1 4 7 5 9 9 "   D a t a T y p e = " S t r i n g " > P r i c e s I n c l u d i n g V A T Y e s N o < / P r i c e s I n c l u d i n g V A T Y e s N o > + 
+         < P r i c e s I n c l u d i n g V A T _ L b l   E l e m e n t T y p e = " C o l u m n "   E l e m e n t I d = " 1 3 7 7 9 7 9 4 4 4 "   D a t a T y p e = " S t r i n g " > P r i c e s I n c l u d i n g V A T _ L b l < / P r i c e s I n c l u d i n g V A T _ L b l > + 
+         < Q u o t e N o   E l e m e n t T y p e = " C o l u m n "   E l e m e n t I d = " 1 5 2 1 5 3 3 0 4 6 "   D a t a T y p e = " C o d e " > Q u o t e N o < / Q u o t e N o > + 
+         < Q u o t e N o _ L b l   E l e m e n t T y p e = " C o l u m n "   E l e m e n t I d = " 1 0 3 1 9 0 2 3 5 7 "   D a t a T y p e = " S t r i n g " > Q u o t e N o _ L b l < / Q u o t e N o _ L b l > + 
+         < S a l e s I n v o i c e L i n e D i s c o u n t _ L b l   E l e m e n t T y p e = " C o l u m n "   E l e m e n t I d = " 6 6 4 6 0 1 5 8 2 "   D a t a T y p e = " L a b e l " > S a l e s I n v o i c e L i n e D i s c o u n t _ L b l < / S a l e s I n v o i c e L i n e D i s c o u n t _ L b l > + 
+         < S a l e s P e r s o n N a m e   E l e m e n t T y p e = " C o l u m n "   E l e m e n t I d = " 8 7 1 4 9 2 9 8 3 "   D a t a T y p e = " T e x t " > S a l e s P e r s o n N a m e < / S a l e s P e r s o n N a m e > + 
+         < S a l e s P e r s o n T e x t _ L b l   E l e m e n t T y p e = " C o l u m n "   E l e m e n t I d = " 7 4 6 2 5 9 5 4 4 "   D a t a T y p e = " T e x t " > S a l e s P e r s o n T e x t _ L b l < / S a l e s P e r s o n T e x t _ L b l > + 
+         < S a l e s P e r s o n _ L b l   E l e m e n t T y p e = " C o l u m n "   E l e m e n t I d = " 1 5 6 4 1 9 6 3 6 5 "   D a t a T y p e = " L a b e l " > S a l e s P e r s o n _ L b l < / S a l e s P e r s o n _ L b l > + 
+         < S e l l T o C o n t a c t E m a i l   E l e m e n t T y p e = " C o l u m n "   E l e m e n t I d = " 2 6 2 8 2 4 5 6 4 "   D a t a T y p e = " T e x t " > S e l l T o C o n t a c t E m a i l < / S e l l T o C o n t a c t E m a i l > + 
+         < S e l l T o C o n t a c t E m a i l L b l   E l e m e n t T y p e = " C o l u m n "   E l e m e n t I d = " 3 7 0 9 2 0 3 7 4 "   D a t a T y p e = " L a b e l " > S e l l T o C o n t a c t E m a i l L b l < / S e l l T o C o n t a c t E m a i l L b l > + 
+         < S e l l T o C o n t a c t M o b i l e P h o n e N o   E l e m e n t T y p e = " C o l u m n "   E l e m e n t I d = " 1 8 4 3 5 8 7 4 7 "   D a t a T y p e = " T e x t " > S e l l T o C o n t a c t M o b i l e P h o n e N o < / S e l l T o C o n t a c t M o b i l e P h o n e N o > + 
+         < S e l l T o C o n t a c t M o b i l e P h o n e N o L b l   E l e m e n t T y p e = " C o l u m n "   E l e m e n t I d = " 1 4 5 7 5 2 8 4 1 7 "   D a t a T y p e = " L a b e l " > S e l l T o C o n t a c t M o b i l e P h o n e N o L b l < / S e l l T o C o n t a c t M o b i l e P h o n e N o L b l > + 
+         < S e l l T o C o n t a c t P h o n e N o   E l e m e n t T y p e = " C o l u m n "   E l e m e n t I d = " 1 6 1 3 8 2 2 4 8 3 "   D a t a T y p e = " T e x t " > S e l l T o C o n t a c t P h o n e N o < / S e l l T o C o n t a c t P h o n e N o > + 
+         < S e l l T o C o n t a c t P h o n e N o L b l   E l e m e n t T y p e = " C o l u m n "   E l e m e n t I d = " 1 0 5 0 6 8 6 8 0 9 "   D a t a T y p e = " L a b e l " > S e l l T o C o n t a c t P h o n e N o L b l < / S e l l T o C o n t a c t P h o n e N o L b l > + 
+         < S e l l t o C u s t o m e r N o   E l e m e n t T y p e = " C o l u m n "   E l e m e n t I d = " 2 0 5 0 6 4 7 3 4 9 "   D a t a T y p e = " C o d e " > S e l l t o C u s t o m e r N o < / S e l l t o C u s t o m e r N o > + 
+         < S e l l t o C u s t o m e r N o _ L b l   E l e m e n t T y p e = " C o l u m n "   E l e m e n t I d = " 2 9 8 3 8 1 5 1 2 "   D a t a T y p e = " S t r i n g " > S e l l t o C u s t o m e r N o _ L b l < / S e l l t o C u s t o m e r N o _ L b l > + 
+         < S e l l T o F a x N o   E l e m e n t T y p e = " C o l u m n "   E l e m e n t I d = " 8 6 0 8 2 8 4 3 4 "   D a t a T y p e = " T e x t " > S e l l T o F a x N o < / S e l l T o F a x N o > + 
+         < S e l l T o P h o n e N o   E l e m e n t T y p e = " C o l u m n "   E l e m e n t I d = " 7 5 1 9 3 1 8 4 3 "   D a t a T y p e = " T e x t " > S e l l T o P h o n e N o < / S e l l T o P h o n e N o > + 
+         < S h i p m e n t D a t e   E l e m e n t T y p e = " C o l u m n "   E l e m e n t I d = " 9 3 1 1 1 1 4 6 5 "   D a t a T y p e = " S t r i n g " > S h i p m e n t D a t e < / S h i p m e n t D a t e > + 
+         < S h i p m e n t D a t e _ L b l   E l e m e n t T y p e = " C o l u m n "   E l e m e n t I d = " 6 1 4 4 0 0 3 6 4 "   D a t a T y p e = " S t r i n g " > S h i p m e n t D a t e _ L b l < / S h i p m e n t D a t e _ L b l > + 
+         < S h i p m e n t M e t h o d D e s c r i p t i o n   E l e m e n t T y p e = " C o l u m n "   E l e m e n t I d = " 2 0 5 9 4 0 3 2 6 0 "   D a t a T y p e = " T e x t " > S h i p m e n t M e t h o d D e s c r i p t i o n < / S h i p m e n t M e t h o d D e s c r i p t i o n > + 
+         < S h i p m e n t M e t h o d D e s c r i p t i o n _ L b l   E l e m e n t T y p e = " C o l u m n "   E l e m e n t I d = " 1 1 7 9 9 7 8 4 6 5 "   D a t a T y p e = " L a b e l " > S h i p m e n t M e t h o d D e s c r i p t i o n _ L b l < / S h i p m e n t M e t h o d D e s c r i p t i o n _ L b l > + 
+         < S h i p m e n t _ L b l   E l e m e n t T y p e = " C o l u m n "   E l e m e n t I d = " 2 0 8 5 7 6 7 1 2 0 "   D a t a T y p e = " L a b e l " > S h i p m e n t _ L b l < / S h i p m e n t _ L b l > + 
+         < S h i p T o A d d r e s s 1   E l e m e n t T y p e = " C o l u m n "   E l e m e n t I d = " 1 3 5 7 6 7 2 8 6 1 "   D a t a T y p e = " T e x t " > S h i p T o A d d r e s s 1 < / S h i p T o A d d r e s s 1 > + 
+         < S h i p T o A d d r e s s 2   E l e m e n t T y p e = " C o l u m n "   E l e m e n t I d = " 1 0 2 4 2 0 4 5 8 4 "   D a t a T y p e = " T e x t " > S h i p T o A d d r e s s 2 < / S h i p T o A d d r e s s 2 > + 
+         < S h i p T o A d d r e s s 3   E l e m e n t T y p e = " C o l u m n "   E l e m e n t I d = " 1 6 6 1 9 0 1 2 0 1 "   D a t a T y p e = " T e x t " > S h i p T o A d d r e s s 3 < / S h i p T o A d d r e s s 3 > + 
+         < S h i p T o A d d r e s s 4   E l e m e n t T y p e = " C o l u m n "   E l e m e n t I d = " 5 5 5 4 1 6 9 9 0 "   D a t a T y p e = " T e x t " > S h i p T o A d d r e s s 4 < / S h i p T o A d d r e s s 4 > + 
+         < S h i p T o A d d r e s s 5   E l e m e n t T y p e = " C o l u m n "   E l e m e n t I d = " 1 1 9 3 1 1 3 6 0 7 "   D a t a T y p e = " T e x t " > S h i p T o A d d r e s s 5 < / S h i p T o A d d r e s s 5 > + 
+         < S h i p T o A d d r e s s 6   E l e m e n t T y p e = " C o l u m n "   E l e m e n t I d = " 7 1 9 9 7 6 2 4 4 "   D a t a T y p e = " T e x t " > S h i p T o A d d r e s s 6 < / S h i p T o A d d r e s s 6 > + 
+         < S h i p T o A d d r e s s 7   E l e m e n t T y p e = " C o l u m n "   E l e m e n t I d = " 8 2 2 7 9 6 2 7 "   D a t a T y p e = " T e x t " > S h i p T o A d d r e s s 7 < / S h i p T o A d d r e s s 7 > + 
+         < S h i p T o A d d r e s s 8   E l e m e n t T y p e = " C o l u m n "   E l e m e n t I d = " 1 4 9 2 9 9 2 1 7 8 "   D a t a T y p e = " T e x t " > S h i p T o A d d r e s s 8 < / S h i p T o A d d r e s s 8 > + 
+         < S h i p T o A d d r e s s _ L b l   E l e m e n t T y p e = " C o l u m n "   E l e m e n t I d = " 1 6 5 0 5 0 5 0 1 7 "   D a t a T y p e = " L a b e l " > S h i p T o A d d r e s s _ L b l < / S h i p T o A d d r e s s _ L b l > + 
+         < S h i p T o P h o n e N o   E l e m e n t T y p e = " C o l u m n "   E l e m e n t I d = " 3 6 9 7 0 2 2 5 5 "   D a t a T y p e = " T e x t " > S h i p T o P h o n e N o < / S h i p T o P h o n e N o > + 
+         < S h o w S h i p p i n g A d d r e s s   E l e m e n t T y p e = " C o l u m n "   E l e m e n t I d = " 1 1 2 0 0 7 1 2 6 6 "   D a t a T y p e = " B o o l e a n " > S h o w S h i p p i n g A d d r e s s < / S h o w S h i p p i n g A d d r e s s > + 
+         < S h o w W o r k D e s c r i p t i o n   E l e m e n t T y p e = " C o l u m n "   E l e m e n t I d = " 7 8 5 4 6 8 8 6 5 "   D a t a T y p e = " B o o l e a n " > S h o w W o r k D e s c r i p t i o n < / S h o w W o r k D e s c r i p t i o n > + 
+         < S u b t o t a l _ L b l   E l e m e n t T y p e = " C o l u m n "   E l e m e n t I d = " 1 9 6 7 7 9 5 1 4 2 "   D a t a T y p e = " L a b e l " > S u b t o t a l _ L b l < / S u b t o t a l _ L b l > + 
+         < T o t a l _ L b l   E l e m e n t T y p e = " C o l u m n "   E l e m e n t I d = " 1 2 1 0 1 0 0 8 7 8 "   D a t a T y p e = " L a b e l " > T o t a l _ L b l < / T o t a l _ L b l > + 
+         < V A T A m o u n t S p e c i f i c a t i o n _ L b l   E l e m e n t T y p e = " C o l u m n "   E l e m e n t I d = " 8 7 8 7 0 6 8 4 6 "   D a t a T y p e = " L a b e l " > V A T A m o u n t S p e c i f i c a t i o n _ L b l < / V A T A m o u n t S p e c i f i c a t i o n _ L b l > + 
+         < V A T A m o u n t _ L b l   E l e m e n t T y p e = " C o l u m n "   E l e m e n t I d = " 1 0 9 4 6 5 7 2 9 "   D a t a T y p e = " L a b e l " > V A T A m o u n t _ L b l < / V A T A m o u n t _ L b l > + 
+         < V A T B a s e _ L b l   E l e m e n t T y p e = " C o l u m n "   E l e m e n t I d = " 1 8 6 6 1 5 8 2 7 8 "   D a t a T y p e = " L a b e l " > V A T B a s e _ L b l < / V A T B a s e _ L b l > + 
+         < V A T C l a u s e s _ L b l   E l e m e n t T y p e = " C o l u m n "   E l e m e n t I d = " 1 3 8 3 9 2 0 0 1 9 "   D a t a T y p e = " L a b e l " > V A T C l a u s e s _ L b l < / V A T C l a u s e s _ L b l > + 
+         < V A T C l a u s e _ L b l   E l e m e n t T y p e = " C o l u m n "   E l e m e n t I d = " 1 5 7 0 4 9 5 4 9 0 "   D a t a T y p e = " S t r i n g " > V A T C l a u s e _ L b l < / V A T C l a u s e _ L b l > + 
+         < V A T I d e n t i f i e r _ L b l   E l e m e n t T y p e = " C o l u m n "   E l e m e n t I d = " 1 6 8 6 6 2 3 9 8 4 "   D a t a T y p e = " L a b e l " > V A T I d e n t i f i e r _ L b l < / V A T I d e n t i f i e r _ L b l > + 
+         < V A T P e r c e n t a g e _ L b l   E l e m e n t T y p e = " C o l u m n "   E l e m e n t I d = " 6 7 6 6 5 4 5 6 5 "   D a t a T y p e = " L a b e l " > V A T P e r c e n t a g e _ L b l < / V A T P e r c e n t a g e _ L b l > + 
+         < V A T R e g i s t r a t i o n N o   E l e m e n t T y p e = " C o l u m n "   E l e m e n t I d = " 1 8 8 9 1 9 5 4 0 2 "   D a t a T y p e = " T e x t " > V A T R e g i s t r a t i o n N o < / V A T R e g i s t r a t i o n N o > + 
+         < V A T R e g i s t r a t i o n N o _ L b l   E l e m e n t T y p e = " C o l u m n "   E l e m e n t I d = " 1 4 2 4 6 1 6 0 8 5 "   D a t a T y p e = " T e x t " > V A T R e g i s t r a t i o n N o _ L b l < / V A T R e g i s t r a t i o n N o _ L b l > + 
+         < Y o u r R e f e r e n c e   E l e m e n t T y p e = " C o l u m n "   E l e m e n t I d = " 1 1 0 3 9 9 5 1 "   D a t a T y p e = " T e x t " > Y o u r R e f e r e n c e < / Y o u r R e f e r e n c e > + 
+         < Y o u r R e f e r e n c e _ L b l   E l e m e n t T y p e = " C o l u m n "   E l e m e n t I d = " 4 6 5 4 7 7 4 2 6 "   D a t a T y p e = " S t r i n g " > Y o u r R e f e r e n c e _ L b l < / Y o u r R e f e r e n c e _ L b l > + 
+         < L i n e   E l e m e n t T y p e = " D a t a I t e m "   E l e m e n t I d = " 4 1 1 9 7 6 1 3 3 " > + 
+             < A m o u n t E x c l u d i n g V A T _ L i n e   E l e m e n t T y p e = " C o l u m n "   E l e m e n t I d = " 1 0 6 2 4 6 0 0 4 0 "   D a t a T y p e = " D e c i m a l " > A m o u n t E x c l u d i n g V A T _ L i n e < / A m o u n t E x c l u d i n g V A T _ L i n e > + 
+             < A m o u n t E x c l u d i n g V A T _ L i n e _ L b l   E l e m e n t T y p e = " C o l u m n "   E l e m e n t I d = " 2 0 0 2 8 7 4 4 7 5 "   D a t a T y p e = " S t r i n g " > A m o u n t E x c l u d i n g V A T _ L i n e _ L b l < / A m o u n t E x c l u d i n g V A T _ L i n e _ L b l > + 
+             < A m o u n t I n c l u d i n g V A T _ L i n e   E l e m e n t T y p e = " C o l u m n "   E l e m e n t I d = " 7 7 0 9 2 8 4 0 2 "   D a t a T y p e = " D e c i m a l " > A m o u n t I n c l u d i n g V A T _ L i n e < / A m o u n t I n c l u d i n g V A T _ L i n e > + 
+             < A m o u n t I n c l u d i n g V A T _ L i n e _ L b l   E l e m e n t T y p e = " C o l u m n "   E l e m e n t I d = " 9 3 0 7 4 7 3 1 3 "   D a t a T y p e = " S t r i n g " > A m o u n t I n c l u d i n g V A T _ L i n e _ L b l < / A m o u n t I n c l u d i n g V A T _ L i n e _ L b l > + 
+             < D e s c r i p t i o n _ L i n e   E l e m e n t T y p e = " C o l u m n "   E l e m e n t I d = " 1 4 0 6 8 2 2 3 1 0 "   D a t a T y p e = " T e x t " > D e s c r i p t i o n _ L i n e < / D e s c r i p t i o n _ L i n e > + 
+             < D e s c r i p t i o n _ L i n e _ L b l   E l e m e n t T y p e = " C o l u m n "   E l e m e n t I d = " 2 1 1 8 9 5 1 4 9 5 "   D a t a T y p e = " S t r i n g " > D e s c r i p t i o n _ L i n e _ L b l < / D e s c r i p t i o n _ L i n e _ L b l > + 
+             < I t e m N o _ L i n e   E l e m e n t T y p e = " C o l u m n "   E l e m e n t I d = " 1 9 1 0 2 9 6 2 8 8 "   D a t a T y p e = " C o d e " > I t e m N o _ L i n e < / I t e m N o _ L i n e > + 
+             < I t e m N o _ L i n e _ L b l   E l e m e n t T y p e = " C o l u m n "   E l e m e n t I d = " 1 3 4 0 0 7 9 6 1 3 "   D a t a T y p e = " S t r i n g " > I t e m N o _ L i n e _ L b l < / I t e m N o _ L i n e _ L b l > + 
+             < I t e m R e f e r e n c e N o   E l e m e n t T y p e = " C o l u m n "   E l e m e n t I d = " 4 7 4 0 7 7 5 6 6 "   D a t a T y p e = " C o d e " > I t e m R e f e r e n c e N o < / I t e m R e f e r e n c e N o > + 
+             < I t e m R e f e r e n c e N o _ L b l   E l e m e n t T y p e = " C o l u m n "   E l e m e n t I d = " 8 2 6 8 4 0 1 6 1 "   D a t a T y p e = " S t r i n g " > I t e m R e f e r e n c e N o _ L b l < / I t e m R e f e r e n c e N o _ L b l > + 
+             < L i n e A m o u n t _ L i n e   E l e m e n t T y p e = " C o l u m n "   E l e m e n t I d = " 2 6 8 9 3 7 1 6 2 "   D a t a T y p e = " T e x t " > L i n e A m o u n t _ L i n e < / L i n e A m o u n t _ L i n e > + 
+             < L i n e A m o u n t _ L i n e _ L b l   E l e m e n t T y p e = " C o l u m n "   E l e m e n t I d = " 9 9 2 9 0 1 8 4 5 "   D a t a T y p e = " S t r i n g " > L i n e A m o u n t _ L i n e _ L b l < / L i n e A m o u n t _ L i n e _ L b l > + 
+             < L i n e D i s c o u n t P e r c e n t T e x t _ L i n e   E l e m e n t T y p e = " C o l u m n "   E l e m e n t I d = " 6 1 3 1 3 5 1 9 "   D a t a T y p e = " T e x t " > L i n e D i s c o u n t P e r c e n t T e x t _ L i n e < / L i n e D i s c o u n t P e r c e n t T e x t _ L i n e > + 
+             < L i n e D i s c o u n t P e r c e n t _ L i n e   E l e m e n t T y p e = " C o l u m n "   E l e m e n t I d = " 9 0 7 8 2 7 4 3 6 "   D a t a T y p e = " D e c i m a l " > L i n e D i s c o u n t P e r c e n t _ L i n e < / L i n e D i s c o u n t P e r c e n t _ L i n e > + 
+             < L i n e N o _ L i n e   E l e m e n t T y p e = " C o l u m n "   E l e m e n t I d = " 6 9 8 9 8 5 9 7 9 "   D a t a T y p e = " I n t e g e r " > L i n e N o _ L i n e < / L i n e N o _ L i n e > + 
+             < P l a n n e d S h i p m e n t D a t e _ L i n e   E l e m e n t T y p e = " C o l u m n "   E l e m e n t I d = " 1 0 4 5 5 7 6 0 9 2 "   D a t a T y p e = " S t r i n g " > P l a n n e d S h i p m e n t D a t e _ L i n e < / P l a n n e d S h i p m e n t D a t e _ L i n e > + 
+             < P l a n n e d S h i p m e n t D a t e _ L i n e _ L b l   E l e m e n t T y p e = " C o l u m n "   E l e m e n t I d = " 1 3 4 2 8 7 0 6 4 9 "   D a t a T y p e = " S t r i n g " > P l a n n e d S h i p m e n t D a t e _ L i n e _ L b l < / P l a n n e d S h i p m e n t D a t e _ L i n e _ L b l > + 
+             < Q u a n t i t y _ L i n e   E l e m e n t T y p e = " C o l u m n "   E l e m e n t I d = " 1 0 6 8 5 4 3 5 3 7 "   D a t a T y p e = " T e x t " > Q u a n t i t y _ L i n e < / Q u a n t i t y _ L i n e > + 
+             < Q u a n t i t y _ L i n e _ L b l   E l e m e n t T y p e = " C o l u m n "   E l e m e n t I d = " 2 0 3 4 5 0 6 8 0 2 "   D a t a T y p e = " S t r i n g " > Q u a n t i t y _ L i n e _ L b l < / Q u a n t i t y _ L i n e _ L b l > + 
+             < S h i p m e n t D a t e _ L i n e   E l e m e n t T y p e = " C o l u m n "   E l e m e n t I d = " 1 6 7 3 3 7 5 4 1 6 "   D a t a T y p e = " S t r i n g " > S h i p m e n t D a t e _ L i n e < / S h i p m e n t D a t e _ L i n e > + 
+             < S h i p m e n t D a t e _ L i n e _ L b l   E l e m e n t T y p e = " C o l u m n "   E l e m e n t I d = " 8 5 3 2 2 4 3 6 3 "   D a t a T y p e = " L a b e l " > S h i p m e n t D a t e _ L i n e _ L b l < / S h i p m e n t D a t e _ L i n e _ L b l > + 
+             < T r a n s H e a d e r A m o u n t   E l e m e n t T y p e = " C o l u m n "   E l e m e n t I d = " 2 0 2 8 3 0 6 2 7 6 "   D a t a T y p e = " D e c i m a l " > T r a n s H e a d e r A m o u n t < / T r a n s H e a d e r A m o u n t > + 
+             < T y p e _ L i n e   E l e m e n t T y p e = " C o l u m n "   E l e m e n t I d = " 2 7 2 8 0 4 9 2 4 "   D a t a T y p e = " S t r i n g " > T y p e _ L i n e < / T y p e _ L i n e > + 
+             < U n i t O f M e a s u r e   E l e m e n t T y p e = " C o l u m n "   E l e m e n t I d = " 1 8 0 8 2 2 8 0 1 8 "   D a t a T y p e = " T e x t " > U n i t O f M e a s u r e < / U n i t O f M e a s u r e > + 
+             < U n i t O f M e a s u r e _ L b l   E l e m e n t T y p e = " C o l u m n "   E l e m e n t I d = " 9 8 1 9 5 1 2 4 9 "   D a t a T y p e = " S t r i n g " > U n i t O f M e a s u r e _ L b l < / U n i t O f M e a s u r e _ L b l > + 
+             < U n i t P r i c e   E l e m e n t T y p e = " C o l u m n "   E l e m e n t I d = " 1 4 7 8 2 2 1 5 2 6 "   D a t a T y p e = " T e x t " > U n i t P r i c e < / U n i t P r i c e > + 
+             < U n i t P r i c e _ L b l   E l e m e n t T y p e = " C o l u m n "   E l e m e n t I d = " 1 1 6 3 9 2 6 6 0 3 "   D a t a T y p e = " S t r i n g " > U n i t P r i c e _ L b l < / U n i t P r i c e _ L b l > + 
+             < V A T I d e n t i f i e r _ L i n e   E l e m e n t T y p e = " C o l u m n "   E l e m e n t I d = " 1 7 7 3 6 2 2 4 1 2 "   D a t a T y p e = " C o d e " > V A T I d e n t i f i e r _ L i n e < / V A T I d e n t i f i e r _ L i n e > + 
+             < V A T I d e n t i f i e r _ L i n e _ L b l   E l e m e n t T y p e = " C o l u m n "   E l e m e n t I d = " 5 3 3 7 8 2 7 0 3 "   D a t a T y p e = " S t r i n g " > V A T I d e n t i f i e r _ L i n e _ L b l < / V A T I d e n t i f i e r _ L i n e _ L b l > + 
+             < V A T P c t _ L i n e   E l e m e n t T y p e = " C o l u m n "   E l e m e n t I d = " 1 9 7 4 0 0 1 9 4 4 "   D a t a T y p e = " T e x t " > V A T P c t _ L i n e < / V A T P c t _ L i n e > + 
+             < V A T P c t _ L i n e _ L b l   E l e m e n t T y p e = " C o l u m n "   E l e m e n t I d = " 1 2 0 7 5 2 9 9 1 5 "   D a t a T y p e = " S t r i n g " > V A T P c t _ L i n e _ L b l < / V A T P c t _ L i n e _ L b l > + 
+             < A s s e m b l y L i n e   E l e m e n t T y p e = " D a t a I t e m "   E l e m e n t I d = " 1 2 0 5 9 4 2 8 5 " > + 
+                 < D e s c r i p t i o n _ A s s e m b l y L i n e   E l e m e n t T y p e = " C o l u m n "   E l e m e n t I d = " 2 8 0 7 4 3 7 9 6 "   D a t a T y p e = " T e x t " > D e s c r i p t i o n _ A s s e m b l y L i n e < / D e s c r i p t i o n _ A s s e m b l y L i n e > + 
+                 < L i n e N o _ A s s e m b l y L i n e   E l e m e n t T y p e = " C o l u m n "   E l e m e n t I d = " 6 4 0 5 8 3 8 9 1 "   D a t a T y p e = " C o d e " > L i n e N o _ A s s e m b l y L i n e < / L i n e N o _ A s s e m b l y L i n e > + 
+                 < Q u a n t i t y _ A s s e m b l y L i n e   E l e m e n t T y p e = " C o l u m n "   E l e m e n t I d = " 1 9 5 7 6 4 8 2 3 1 "   D a t a T y p e = " D e c i m a l " > Q u a n t i t y _ A s s e m b l y L i n e < / Q u a n t i t y _ A s s e m b l y L i n e > + 
+                 < U n i t O f M e a s u r e _ A s s e m b l y L i n e   E l e m e n t T y p e = " C o l u m n "   E l e m e n t I d = " 1 6 4 9 1 2 3 7 7 3 "   D a t a T y p e = " T e x t " > U n i t O f M e a s u r e _ A s s e m b l y L i n e < / U n i t O f M e a s u r e _ A s s e m b l y L i n e > + 
+                 < V a r i a n t C o d e _ A s s e m b l y L i n e   E l e m e n t T y p e = " C o l u m n "   E l e m e n t I d = " 1 8 6 9 4 0 7 6 7 2 "   D a t a T y p e = " C o d e " > V a r i a n t C o d e _ A s s e m b l y L i n e < / V a r i a n t C o d e _ A s s e m b l y L i n e >   
              < / A s s e m b l y L i n e >   
          < / L i n e >   
-         < W o r k D e s c r i p t i o n L i n e s > - 
-             < W o r k D e s c r i p t i o n L i n e > W o r k D e s c r i p t i o n L i n e < / W o r k D e s c r i p t i o n L i n e > - 
-             < W o r k D e s c r i p t i o n L i n e N u m b e r > W o r k D e s c r i p t i o n L i n e N u m b e r < / W o r k D e s c r i p t i o n L i n e N u m b e r > +         < W o r k D e s c r i p t i o n L i n e s   E l e m e n t T y p e = " D a t a I t e m "   E l e m e n t I d = " 2 7 6 8 1 9 4 4 7 " > + 
+             < W o r k D e s c r i p t i o n L i n e   E l e m e n t T y p e = " C o l u m n "   E l e m e n t I d = " 1 9 4 7 6 2 1 6 7 6 "   D a t a T y p e = " T e x t " > W o r k D e s c r i p t i o n L i n e < / W o r k D e s c r i p t i o n L i n e > + 
+             < W o r k D e s c r i p t i o n L i n e N u m b e r   E l e m e n t T y p e = " C o l u m n "   E l e m e n t I d = " 7 9 7 3 0 7 2 2 3 "   D a t a T y p e = " I n t e g e r " > W o r k D e s c r i p t i o n L i n e N u m b e r < / W o r k D e s c r i p t i o n L i n e N u m b e r >   
          < / W o r k D e s c r i p t i o n L i n e s >   
-         < V A T A m o u n t L i n e > - 
-             < I n v o i c e D i s c o u n t A m o u n t _ V A T A m o u n t L i n e > I n v o i c e D i s c o u n t A m o u n t _ V A T A m o u n t L i n e < / I n v o i c e D i s c o u n t A m o u n t _ V A T A m o u n t L i n e > - 
-             < I n v o i c e D i s c o u n t A m o u n t _ V A T A m o u n t L i n e _ L b l > I n v o i c e D i s c o u n t A m o u n t _ V A T A m o u n t L i n e _ L b l < / I n v o i c e D i s c o u n t A m o u n t _ V A T A m o u n t L i n e _ L b l > - 
-             < I n v o i c e D i s c o u n t B a s e A m o u n t _ V A T A m o u n t L i n e > I n v o i c e D i s c o u n t B a s e A m o u n t _ V A T A m o u n t L i n e < / I n v o i c e D i s c o u n t B a s e A m o u n t _ V A T A m o u n t L i n e > - 
-             < I n v o i c e D i s c o u n t B a s e A m o u n t _ V A T A m o u n t L i n e _ L b l > I n v o i c e D i s c o u n t B a s e A m o u n t _ V A T A m o u n t L i n e _ L b l < / I n v o i c e D i s c o u n t B a s e A m o u n t _ V A T A m o u n t L i n e _ L b l > - 
-             < L i n e A m o u n t _ V a t A m o u n t L i n e > L i n e A m o u n t _ V a t A m o u n t L i n e < / L i n e A m o u n t _ V a t A m o u n t L i n e > - 
-             < L i n e A m o u n t _ V a t A m o u n t L i n e _ L b l > L i n e A m o u n t _ V a t A m o u n t L i n e _ L b l < / L i n e A m o u n t _ V a t A m o u n t L i n e _ L b l > - 
-             < N o O f V A T I d e n t i f i e r s > N o O f V A T I d e n t i f i e r s < / N o O f V A T I d e n t i f i e r s > - 
-             < V A T A m o u n t L C Y _ V A T A m o u n t L i n e > V A T A m o u n t L C Y _ V A T A m o u n t L i n e < / V A T A m o u n t L C Y _ V A T A m o u n t L i n e > - 
-             < V A T A m o u n t L C Y _ V A T A m o u n t L i n e _ L b l > V A T A m o u n t L C Y _ V A T A m o u n t L i n e _ L b l < / V A T A m o u n t L C Y _ V A T A m o u n t L i n e _ L b l > - 
-             < V A T A m o u n t _ V a t A m o u n t L i n e > V A T A m o u n t _ V a t A m o u n t L i n e < / V A T A m o u n t _ V a t A m o u n t L i n e > - 
-             < V A T A m o u n t _ V a t A m o u n t L i n e _ L b l > V A T A m o u n t _ V a t A m o u n t L i n e _ L b l < / V A T A m o u n t _ V a t A m o u n t L i n e _ L b l > - 
-             < V A T B a s e L C Y _ V A T A m o u n t L i n e > V A T B a s e L C Y _ V A T A m o u n t L i n e < / V A T B a s e L C Y _ V A T A m o u n t L i n e > - 
-             < V A T B a s e L C Y _ V A T A m o u n t L i n e _ L b l > V A T B a s e L C Y _ V A T A m o u n t L i n e _ L b l < / V A T B a s e L C Y _ V A T A m o u n t L i n e _ L b l > - 
-             < V A T B a s e _ V a t A m o u n t L i n e > V A T B a s e _ V a t A m o u n t L i n e < / V A T B a s e _ V a t A m o u n t L i n e > - 
-             < V A T B a s e _ V a t A m o u n t L i n e _ L b l > V A T B a s e _ V a t A m o u n t L i n e _ L b l < / V A T B a s e _ V a t A m o u n t L i n e _ L b l > - 
-             < V A T I d e n t i f i e r _ V a t A m o u n t L i n e > V A T I d e n t i f i e r _ V a t A m o u n t L i n e < / V A T I d e n t i f i e r _ V a t A m o u n t L i n e > - 
-             < V A T I d e n t i f i e r _ V a t A m o u n t L i n e _ L b l > V A T I d e n t i f i e r _ V a t A m o u n t L i n e _ L b l < / V A T I d e n t i f i e r _ V a t A m o u n t L i n e _ L b l > - 
-             < V A T P c t _ V a t A m o u n t L i n e > V A T P c t _ V a t A m o u n t L i n e < / V A T P c t _ V a t A m o u n t L i n e > - 
-             < V A T P c t _ V a t A m o u n t L i n e _ L b l > V A T P c t _ V a t A m o u n t L i n e _ L b l < / V A T P c t _ V a t A m o u n t L i n e _ L b l > +         < V A T A m o u n t L i n e   E l e m e n t T y p e = " D a t a I t e m "   E l e m e n t I d = " 8 2 7 5 3 4 3 4 8 " > + 
+             < I n v o i c e D i s c o u n t A m o u n t _ V A T A m o u n t L i n e   E l e m e n t T y p e = " C o l u m n "   E l e m e n t I d = " 8 2 4 7 3 0 1 4 1 "   D a t a T y p e = " D e c i m a l " > I n v o i c e D i s c o u n t A m o u n t _ V A T A m o u n t L i n e < / I n v o i c e D i s c o u n t A m o u n t _ V A T A m o u n t L i n e > + 
+             < I n v o i c e D i s c o u n t A m o u n t _ V A T A m o u n t L i n e _ L b l   E l e m e n t T y p e = " C o l u m n "   E l e m e n t I d = " 1 5 6 2 2 0 0 0 3 4 "   D a t a T y p e = " S t r i n g " > I n v o i c e D i s c o u n t A m o u n t _ V A T A m o u n t L i n e _ L b l < / I n v o i c e D i s c o u n t A m o u n t _ V A T A m o u n t L i n e _ L b l > + 
+             < I n v o i c e D i s c o u n t B a s e A m o u n t _ V A T A m o u n t L i n e   E l e m e n t T y p e = " C o l u m n "   E l e m e n t I d = " 2 0 4 0 3 3 2 2 6 6 "   D a t a T y p e = " D e c i m a l " > I n v o i c e D i s c o u n t B a s e A m o u n t _ V A T A m o u n t L i n e < / I n v o i c e D i s c o u n t B a s e A m o u n t _ V A T A m o u n t L i n e > + 
+             < I n v o i c e D i s c o u n t B a s e A m o u n t _ V A T A m o u n t L i n e _ L b l   E l e m e n t T y p e = " C o l u m n "   E l e m e n t I d = " 4 0 5 9 6 0 3 3 1 "   D a t a T y p e = " S t r i n g " > I n v o i c e D i s c o u n t B a s e A m o u n t _ V A T A m o u n t L i n e _ L b l < / I n v o i c e D i s c o u n t B a s e A m o u n t _ V A T A m o u n t L i n e _ L b l > + 
+             < L i n e A m o u n t _ V a t A m o u n t L i n e   E l e m e n t T y p e = " C o l u m n "   E l e m e n t I d = " 2 1 4 6 5 4 0 1 "   D a t a T y p e = " D e c i m a l " > L i n e A m o u n t _ V a t A m o u n t L i n e < / L i n e A m o u n t _ V a t A m o u n t L i n e > + 
+             < L i n e A m o u n t _ V a t A m o u n t L i n e _ L b l   E l e m e n t T y p e = " C o l u m n "   E l e m e n t I d = " 1 1 1 0 9 1 2 1 2 4 "   D a t a T y p e = " S t r i n g " > L i n e A m o u n t _ V a t A m o u n t L i n e _ L b l < / L i n e A m o u n t _ V a t A m o u n t L i n e _ L b l > + 
+             < N o O f V A T I d e n t i f i e r s   E l e m e n t T y p e = " C o l u m n "   E l e m e n t I d = " 1 1 5 3 2 6 3 0 2 6 "   D a t a T y p e = " I n t e g e r " > N o O f V A T I d e n t i f i e r s < / N o O f V A T I d e n t i f i e r s > + 
+             < V A T A m o u n t L C Y _ V A T A m o u n t L i n e   E l e m e n t T y p e = " C o l u m n "   E l e m e n t I d = " 1 5 8 1 9 9 4 3 5 0 "   D a t a T y p e = " D e c i m a l " > V A T A m o u n t L C Y _ V A T A m o u n t L i n e < / V A T A m o u n t L C Y _ V A T A m o u n t L i n e > + 
+             < V A T A m o u n t L C Y _ V A T A m o u n t L i n e _ L b l   E l e m e n t T y p e = " C o l u m n "   E l e m e n t I d = " 9 2 3 0 0 3 3 7 "   D a t a T y p e = " L a b e l " > V A T A m o u n t L C Y _ V A T A m o u n t L i n e _ L b l < / V A T A m o u n t L C Y _ V A T A m o u n t L i n e _ L b l > + 
+             < V A T A m o u n t _ V a t A m o u n t L i n e   E l e m e n t T y p e = " C o l u m n "   E l e m e n t I d = " 1 8 9 1 8 2 0 6 2 0 "   D a t a T y p e = " D e c i m a l " > V A T A m o u n t _ V a t A m o u n t L i n e < / V A T A m o u n t _ V a t A m o u n t L i n e > + 
+             < V A T A m o u n t _ V a t A m o u n t L i n e _ L b l   E l e m e n t T y p e = " C o l u m n "   E l e m e n t I d = " 1 5 1 3 5 5 5 4 7 3 "   D a t a T y p e = " S t r i n g " > V A T A m o u n t _ V a t A m o u n t L i n e _ L b l < / V A T A m o u n t _ V a t A m o u n t L i n e _ L b l > + 
+             < V A T B a s e L C Y _ V A T A m o u n t L i n e   E l e m e n t T y p e = " C o l u m n "   E l e m e n t I d = " 1 8 6 0 9 4 5 6 3 5 "   D a t a T y p e = " D e c i m a l " > V A T B a s e L C Y _ V A T A m o u n t L i n e < / V A T B a s e L C Y _ V A T A m o u n t L i n e > + 
+             < V A T B a s e L C Y _ V A T A m o u n t L i n e _ L b l   E l e m e n t T y p e = " C o l u m n "   E l e m e n t I d = " 1 2 3 6 4 6 7 9 9 8 "   D a t a T y p e = " L a b e l " > V A T B a s e L C Y _ V A T A m o u n t L i n e _ L b l < / V A T B a s e L C Y _ V A T A m o u n t L i n e _ L b l > + 
+             < V A T B a s e _ V a t A m o u n t L i n e   E l e m e n t T y p e = " C o l u m n "   E l e m e n t I d = " 1 4 5 8 9 3 7 8 1 9 "   D a t a T y p e = " D e c i m a l " > V A T B a s e _ V a t A m o u n t L i n e < / V A T B a s e _ V a t A m o u n t L i n e > + 
+             < V A T B a s e _ V a t A m o u n t L i n e _ L b l   E l e m e n t T y p e = " C o l u m n "   E l e m e n t I d = " 1 6 9 1 3 0 2 4 8 8 "   D a t a T y p e = " S t r i n g " > V A T B a s e _ V a t A m o u n t L i n e _ L b l < / V A T B a s e _ V a t A m o u n t L i n e _ L b l > + 
+             < V A T I d e n t i f i e r _ V a t A m o u n t L i n e   E l e m e n t T y p e = " C o l u m n "   E l e m e n t I d = " 1 1 4 2 0 7 0 0 3 5 "   D a t a T y p e = " C o d e " > V A T I d e n t i f i e r _ V a t A m o u n t L i n e < / V A T I d e n t i f i e r _ V a t A m o u n t L i n e > + 
+             < V A T I d e n t i f i e r _ V a t A m o u n t L i n e _ L b l   E l e m e n t T y p e = " C o l u m n "   E l e m e n t I d = " 8 6 4 5 0 4 5 0 "   D a t a T y p e = " S t r i n g " > V A T I d e n t i f i e r _ V a t A m o u n t L i n e _ L b l < / V A T I d e n t i f i e r _ V a t A m o u n t L i n e _ L b l > + 
+             < V A T P c t _ V a t A m o u n t L i n e   E l e m e n t T y p e = " C o l u m n "   E l e m e n t I d = " 1 4 5 3 5 4 2 7 7 7 "   D a t a T y p e = " D e c i m a l " > V A T P c t _ V a t A m o u n t L i n e < / V A T P c t _ V a t A m o u n t L i n e > + 
+             < V A T P c t _ V a t A m o u n t L i n e _ L b l   E l e m e n t T y p e = " C o l u m n "   E l e m e n t I d = " 6 7 6 3 2 3 7 8 "   D a t a T y p e = " S t r i n g " > V A T P c t _ V a t A m o u n t L i n e _ L b l < / V A T P c t _ V a t A m o u n t L i n e _ L b l >   
          < / V A T A m o u n t L i n e >   
-         < V A T C l a u s e L i n e > - 
-             < C o d e _ V A T C l a u s e L i n e > C o d e _ V A T C l a u s e L i n e < / C o d e _ V A T C l a u s e L i n e > - 
-             < C o d e _ V A T C l a u s e L i n e _ L b l > C o d e _ V A T C l a u s e L i n e _ L b l < / C o d e _ V A T C l a u s e L i n e _ L b l > - 
-             < D e s c r i p t i o n 2 _ V A T C l a u s e L i n e > D e s c r i p t i o n 2 _ V A T C l a u s e L i n e < / D e s c r i p t i o n 2 _ V A T C l a u s e L i n e > - 
-             < D e s c r i p t i o n _ V A T C l a u s e L i n e > D e s c r i p t i o n _ V A T C l a u s e L i n e < / D e s c r i p t i o n _ V A T C l a u s e L i n e > - 
-             < N o O f V A T C l a u s e s > N o O f V A T C l a u s e s < / N o O f V A T C l a u s e s > - 
-             < V A T A m o u n t _ V A T C l a u s e L i n e > V A T A m o u n t _ V A T C l a u s e L i n e < / V A T A m o u n t _ V A T C l a u s e L i n e > - 
-             < V A T I d e n t i f i e r _ V A T C l a u s e L i n e > V A T I d e n t i f i e r _ V A T C l a u s e L i n e < / V A T I d e n t i f i e r _ V A T C l a u s e L i n e > +         < V A T C l a u s e L i n e   E l e m e n t T y p e = " D a t a I t e m "   E l e m e n t I d = " 1 6 6 5 5 0 0 1 6 3 " > + 
+             < C o d e _ V A T C l a u s e L i n e   E l e m e n t T y p e = " C o l u m n "   E l e m e n t I d = " 1 8 2 4 5 8 9 8 4 7 "   D a t a T y p e = " C o d e " > C o d e _ V A T C l a u s e L i n e < / C o d e _ V A T C l a u s e L i n e > + 
+             < C o d e _ V A T C l a u s e L i n e _ L b l   E l e m e n t T y p e = " C o l u m n "   E l e m e n t I d = " 4 6 1 5 3 3 0 2 "   D a t a T y p e = " S t r i n g " > C o d e _ V A T C l a u s e L i n e _ L b l < / C o d e _ V A T C l a u s e L i n e _ L b l > + 
+             < D e s c r i p t i o n 2 _ V A T C l a u s e L i n e   E l e m e n t T y p e = " C o l u m n "   E l e m e n t I d = " 1 3 7 9 6 6 7 4 7 0 "   D a t a T y p e = " T e x t " > D e s c r i p t i o n 2 _ V A T C l a u s e L i n e < / D e s c r i p t i o n 2 _ V A T C l a u s e L i n e > + 
+             < D e s c r i p t i o n _ V A T C l a u s e L i n e   E l e m e n t T y p e = " C o l u m n "   E l e m e n t I d = " 1 3 0 5 5 4 5 9 2 4 "   D a t a T y p e = " T e x t " > D e s c r i p t i o n _ V A T C l a u s e L i n e < / D e s c r i p t i o n _ V A T C l a u s e L i n e > + 
+             < N o O f V A T C l a u s e s   E l e m e n t T y p e = " C o l u m n "   E l e m e n t I d = " 7 5 6 4 1 7 3 9 2 "   D a t a T y p e = " I n t e g e r " > N o O f V A T C l a u s e s < / N o O f V A T C l a u s e s > + 
+             < V A T A m o u n t _ V A T C l a u s e L i n e   E l e m e n t T y p e = " C o l u m n "   E l e m e n t I d = " 2 2 2 4 6 9 0 5 9 "   D a t a T y p e = " D e c i m a l " > V A T A m o u n t _ V A T C l a u s e L i n e < / V A T A m o u n t _ V A T C l a u s e L i n e > + 
+             < V A T I d e n t i f i e r _ V A T C l a u s e L i n e   E l e m e n t T y p e = " C o l u m n "   E l e m e n t I d = " 1 4 6 4 4 7 2 4 7 8 "   D a t a T y p e = " C o d e " > V A T I d e n t i f i e r _ V A T C l a u s e L i n e < / V A T I d e n t i f i e r _ V A T C l a u s e L i n e >   
          < / V A T C l a u s e L i n e >   
-         < R e p o r t T o t a l s L i n e > - 
-             < A m o u n t F o r m a t t e d _ R e p o r t T o t a l s L i n e > A m o u n t F o r m a t t e d _ R e p o r t T o t a l s L i n e < / A m o u n t F o r m a t t e d _ R e p o r t T o t a l s L i n e > - 
-             < A m o u n t _ R e p o r t T o t a l s L i n e > A m o u n t _ R e p o r t T o t a l s L i n e < / A m o u n t _ R e p o r t T o t a l s L i n e > - 
-             < D e s c r i p t i o n _ R e p o r t T o t a l s L i n e > D e s c r i p t i o n _ R e p o r t T o t a l s L i n e < / D e s c r i p t i o n _ R e p o r t T o t a l s L i n e > - 
-             < F o n t B o l d _ R e p o r t T o t a l s L i n e > F o n t B o l d _ R e p o r t T o t a l s L i n e < / F o n t B o l d _ R e p o r t T o t a l s L i n e > - 
-             < F o n t U n d e r l i n e _ R e p o r t T o t a l s L i n e > F o n t U n d e r l i n e _ R e p o r t T o t a l s L i n e < / F o n t U n d e r l i n e _ R e p o r t T o t a l s L i n e > +         < R e p o r t T o t a l s L i n e   E l e m e n t T y p e = " D a t a I t e m "   E l e m e n t I d = " 2 1 2 2 5 4 9 8 3 6 " > + 
+             < A m o u n t F o r m a t t e d _ R e p o r t T o t a l s L i n e   E l e m e n t T y p e = " C o l u m n "   E l e m e n t I d = " 1 5 0 6 1 3 6 8 2 5 "   D a t a T y p e = " T e x t " > A m o u n t F o r m a t t e d _ R e p o r t T o t a l s L i n e < / A m o u n t F o r m a t t e d _ R e p o r t T o t a l s L i n e > + 
+             < A m o u n t _ R e p o r t T o t a l s L i n e   E l e m e n t T y p e = " C o l u m n "   E l e m e n t I d = " 4 1 9 9 1 8 3 6 9 "   D a t a T y p e = " D e c i m a l " > A m o u n t _ R e p o r t T o t a l s L i n e < / A m o u n t _ R e p o r t T o t a l s L i n e > + 
+             < D e s c r i p t i o n _ R e p o r t T o t a l s L i n e   E l e m e n t T y p e = " C o l u m n "   E l e m e n t I d = " 5 8 1 9 9 6 0 6 7 "   D a t a T y p e = " T e x t " > D e s c r i p t i o n _ R e p o r t T o t a l s L i n e < / D e s c r i p t i o n _ R e p o r t T o t a l s L i n e > + 
+             < F o n t B o l d _ R e p o r t T o t a l s L i n e   E l e m e n t T y p e = " C o l u m n "   E l e m e n t I d = " 9 4 6 5 4 0 5 4 9 "   D a t a T y p e = " B o o l e a n " > F o n t B o l d _ R e p o r t T o t a l s L i n e < / F o n t B o l d _ R e p o r t T o t a l s L i n e > + 
+             < F o n t U n d e r l i n e _ R e p o r t T o t a l s L i n e   E l e m e n t T y p e = " C o l u m n "   E l e m e n t I d = " 2 0 2 1 5 3 3 6 9 4 "   D a t a T y p e = " B o o l e a n " > F o n t U n d e r l i n e _ R e p o r t T o t a l s L i n e < / F o n t U n d e r l i n e _ R e p o r t T o t a l s L i n e >   
          < / R e p o r t T o t a l s L i n e >   
-         < L e t t e r T e x t > - 
-             < B o d y T e x t > B o d y T e x t < / B o d y T e x t > - 
-             < C l o s i n g T e x t > C l o s i n g T e x t < / C l o s i n g T e x t > - 
-             < G r e e t i n g T e x t > G r e e t i n g T e x t < / G r e e t i n g T e x t > - 
-             < P m t D i s c T e x t > P m t D i s c T e x t < / P m t D i s c T e x t > +         < L e t t e r T e x t   E l e m e n t T y p e = " D a t a I t e m "   E l e m e n t I d = " 1 5 1 0 3 5 3 8 3 4 " > + 
+             < B o d y T e x t   E l e m e n t T y p e = " C o l u m n "   E l e m e n t I d = " 1 4 9 7 5 9 8 0 8 "   D a t a T y p e = " L a b e l " > B o d y T e x t < / B o d y T e x t > + 
+             < C l o s i n g T e x t   E l e m e n t T y p e = " C o l u m n "   E l e m e n t I d = " 5 1 2 1 3 5 9 0 9 "   D a t a T y p e = " L a b e l " > C l o s i n g T e x t < / C l o s i n g T e x t > + 
+             < G r e e t i n g T e x t   E l e m e n t T y p e = " C o l u m n "   E l e m e n t I d = " 1 1 7 5 2 7 9 2 8 9 "   D a t a T y p e = " L a b e l " > G r e e t i n g T e x t < / G r e e t i n g T e x t > + 
+             < P m t D i s c T e x t   E l e m e n t T y p e = " C o l u m n "   E l e m e n t I d = " 2 0 1 3 8 4 9 9 4 8 "   D a t a T y p e = " T e x t " > P m t D i s c T e x t < / P m t D i s c T e x t >   
          < / L e t t e r T e x t >   
-         < T o t a l s > - 
-             < C u r r e n c y C o d e > C u r r e n c y C o d e < / C u r r e n c y C o d e > - 
-             < C u r r e n c y S y m b o l > C u r r e n c y S y m b o l < / C u r r e n c y S y m b o l > - 
-             < T o t a l A m o u n t I n c l u d i n g V A T > T o t a l A m o u n t I n c l u d i n g V A T < / T o t a l A m o u n t I n c l u d i n g V A T > - 
-             < T o t a l E x c l u d i n g V A T T e x t > T o t a l E x c l u d i n g V A T T e x t < / T o t a l E x c l u d i n g V A T T e x t > - 
-             < T o t a l I n c l u d i n g V A T T e x t > T o t a l I n c l u d i n g V A T T e x t < / T o t a l I n c l u d i n g V A T T e x t > - 
-             < T o t a l I n v o i c e D i s c o u n t A m o u n t > T o t a l I n v o i c e D i s c o u n t A m o u n t < / T o t a l I n v o i c e D i s c o u n t A m o u n t > - 
-             < T o t a l N e t A m o u n t > T o t a l N e t A m o u n t < / T o t a l N e t A m o u n t > - 
-             < T o t a l P a y m e n t D i s c o u n t O n V A T > T o t a l P a y m e n t D i s c o u n t O n V A T < / T o t a l P a y m e n t D i s c o u n t O n V A T > - 
-             < T o t a l S u b T o t a l > T o t a l S u b T o t a l < / T o t a l S u b T o t a l > - 
-             < T o t a l S u b T o t a l M i n u s I n v o i c e D i s c o u n t > T o t a l S u b T o t a l M i n u s I n v o i c e D i s c o u n t < / T o t a l S u b T o t a l M i n u s I n v o i c e D i s c o u n t > - 
-             < T o t a l T e x t > T o t a l T e x t < / T o t a l T e x t > - 
-             < T o t a l V A T A m o u n t > T o t a l V A T A m o u n t < / T o t a l V A T A m o u n t > - 
-             < T o t a l V A T A m o u n t L C Y > T o t a l V A T A m o u n t L C Y < / T o t a l V A T A m o u n t L C Y > - 
-             < T o t a l V A T A m o u n t T e x t > T o t a l V A T A m o u n t T e x t < / T o t a l V A T A m o u n t T e x t > - 
-             < T o t a l V A T B a s e L C Y > T o t a l V A T B a s e L C Y < / T o t a l V A T B a s e L C Y > +         < T o t a l s   E l e m e n t T y p e = " D a t a I t e m "   E l e m e n t I d = " 1 8 2 3 9 5 0 0 4 4 " > + 
+             < C u r r e n c y C o d e   E l e m e n t T y p e = " C o l u m n "   E l e m e n t I d = " 1 5 7 9 5 9 5 9 2 1 "   D a t a T y p e = " T e x t " > C u r r e n c y C o d e < / C u r r e n c y C o d e > + 
+             < C u r r e n c y S y m b o l   E l e m e n t T y p e = " C o l u m n "   E l e m e n t I d = " 1 1 6 2 5 1 0 7 4 8 "   D a t a T y p e = " T e x t " > C u r r e n c y S y m b o l < / C u r r e n c y S y m b o l > + 
+             < T o t a l A m o u n t I n c l u d i n g V A T   E l e m e n t T y p e = " C o l u m n "   E l e m e n t I d = " 9 1 0 5 1 1 5 7 5 "   D a t a T y p e = " S t r i n g " > T o t a l A m o u n t I n c l u d i n g V A T < / T o t a l A m o u n t I n c l u d i n g V A T > + 
+             < T o t a l E x c l u d i n g V A T T e x t   E l e m e n t T y p e = " C o l u m n "   E l e m e n t I d = " 1 9 2 2 9 4 6 3 1 0 "   D a t a T y p e = " T e x t " > T o t a l E x c l u d i n g V A T T e x t < / T o t a l E x c l u d i n g V A T T e x t > + 
+             < T o t a l I n c l u d i n g V A T T e x t   E l e m e n t T y p e = " C o l u m n "   E l e m e n t I d = " 1 2 0 4 0 1 6 3 5 2 "   D a t a T y p e = " T e x t " > T o t a l I n c l u d i n g V A T T e x t < / T o t a l I n c l u d i n g V A T T e x t > + 
+             < T o t a l I n v o i c e D i s c o u n t A m o u n t   E l e m e n t T y p e = " C o l u m n "   E l e m e n t I d = " 4 0 2 1 7 7 5 1 "   D a t a T y p e = " D e c i m a l " > T o t a l I n v o i c e D i s c o u n t A m o u n t < / T o t a l I n v o i c e D i s c o u n t A m o u n t > + 
+             < T o t a l N e t A m o u n t   E l e m e n t T y p e = " C o l u m n "   E l e m e n t I d = " 4 8 3 1 9 3 3 7 2 "   D a t a T y p e = " D e c i m a l " > T o t a l N e t A m o u n t < / T o t a l N e t A m o u n t > + 
+             < T o t a l P a y m e n t D i s c o u n t O n V A T   E l e m e n t T y p e = " C o l u m n "   E l e m e n t I d = " 7 3 6 0 4 1 8 8 6 "   D a t a T y p e = " D e c i m a l " > T o t a l P a y m e n t D i s c o u n t O n V A T < / T o t a l P a y m e n t D i s c o u n t O n V A T > + 
+             < T o t a l S u b T o t a l   E l e m e n t T y p e = " C o l u m n "   E l e m e n t I d = " 2 0 9 7 8 7 6 8 0 1 "   D a t a T y p e = " D e c i m a l " > T o t a l S u b T o t a l < / T o t a l S u b T o t a l > + 
+             < T o t a l S u b T o t a l M i n u s I n v o i c e D i s c o u n t   E l e m e n t T y p e = " C o l u m n "   E l e m e n t I d = " 7 6 9 4 3 1 8 8 7 "   D a t a T y p e = " D e c i m a l " > T o t a l S u b T o t a l M i n u s I n v o i c e D i s c o u n t < / T o t a l S u b T o t a l M i n u s I n v o i c e D i s c o u n t > + 
+             < T o t a l T e x t   E l e m e n t T y p e = " C o l u m n "   E l e m e n t I d = " 2 3 1 9 1 0 5 1 8 "   D a t a T y p e = " T e x t " > T o t a l T e x t < / T o t a l T e x t > + 
+             < T o t a l V A T A m o u n t   E l e m e n t T y p e = " C o l u m n "   E l e m e n t I d = " 1 6 2 7 1 0 2 3 2 8 "   D a t a T y p e = " D e c i m a l " > T o t a l V A T A m o u n t < / T o t a l V A T A m o u n t > + 
+             < T o t a l V A T A m o u n t L C Y   E l e m e n t T y p e = " C o l u m n "   E l e m e n t I d = " 1 5 0 6 5 7 0 2 1 8 "   D a t a T y p e = " D e c i m a l " > T o t a l V A T A m o u n t L C Y < / T o t a l V A T A m o u n t L C Y > + 
+             < T o t a l V A T A m o u n t T e x t   E l e m e n t T y p e = " C o l u m n "   E l e m e n t I d = " 9 7 3 6 6 6 3 3 9 "   D a t a T y p e = " T e x t " > T o t a l V A T A m o u n t T e x t < / T o t a l V A T A m o u n t T e x t > + 
+             < T o t a l V A T B a s e L C Y   E l e m e n t T y p e = " C o l u m n "   E l e m e n t I d = " 8 3 4 4 5 0 5 2 1 "   D a t a T y p e = " D e c i m a l " > T o t a l V A T B a s e L C Y < / T o t a l V A T B a s e L C Y >   
          < / T o t a l s >   
@@ -7349,17 +7349,17 @@
 </file>
 
 <file path=customXml/itemProps1.xml><?xml version="1.0" encoding="utf-8"?>
-<ds:datastoreItem xmlns:ds="http://schemas.openxmlformats.org/officeDocument/2006/customXml" ds:itemID="{59A67189-47D8-4693-AFF4-791AF2067F79}">
+<ds:datastoreItem xmlns:ds="http://schemas.openxmlformats.org/officeDocument/2006/customXml" ds:itemID="{49E3A5AC-F0FB-44FA-B497-E468622779B9}">
   <ds:schemaRefs>
-    <ds:schemaRef ds:uri="urn:microsoft-dynamics-businesscentral/internal/extended/reports/Standard_Sales_Order_Conf/1305/"/>
+    <ds:schemaRef ds:uri="urn:microsoft-dynamics-nav/reports/Standard_Sales_Order_Conf/1305/"/>
   </ds:schemaRefs>
 </ds:datastoreItem>
 </file>
 
 <file path=customXml/itemProps2.xml><?xml version="1.0" encoding="utf-8"?>
-<ds:datastoreItem xmlns:ds="http://schemas.openxmlformats.org/officeDocument/2006/customXml" ds:itemID="{49E3A5AC-F0FB-44FA-B497-E468622779B9}">
+<ds:datastoreItem xmlns:ds="http://schemas.openxmlformats.org/officeDocument/2006/customXml" ds:itemID="{59A67189-47D8-4693-AFF4-791AF2067F79}">
   <ds:schemaRefs>
-    <ds:schemaRef ds:uri="urn:microsoft-dynamics-nav/reports/Standard_Sales_Order_Conf/1305/"/>
+    <ds:schemaRef ds:uri="urn:microsoft-dynamics-businesscentral/internal/extended/reports/Standard_Sales_Order_Conf/1305/"/>
   </ds:schemaRefs>
 </ds:datastoreItem>
 </file>

--- a/src/Layers/W1/BaseApp/Sales/Document/StandardSalesOrderConfBody.docx
+++ b/src/Layers/W1/BaseApp/Sales/Document/StandardSalesOrderConfBody.docx
@@ -1,6 +1,6 @@
 
 <file path=word/document.xml><?xml version="1.0" encoding="utf-8"?>
-<w:document xmlns:wpc="http://schemas.microsoft.com/office/word/2010/wordprocessingCanvas" xmlns:cx="http://schemas.microsoft.com/office/drawing/2014/chartex" xmlns:cx1="http://schemas.microsoft.com/office/drawing/2015/9/8/chartex" xmlns:cx2="http://schemas.microsoft.com/office/drawing/2015/10/21/chartex" xmlns:cx3="http://schemas.microsoft.com/office/drawing/2016/5/9/chartex" xmlns:cx4="http://schemas.microsoft.com/office/drawing/2016/5/10/chartex" xmlns:cx5="http://schemas.microsoft.com/office/drawing/2016/5/11/chartex" xmlns:cx6="http://schemas.microsoft.com/office/drawing/2016/5/12/chartex" xmlns:cx7="http://schemas.microsoft.com/office/drawing/2016/5/13/chartex" xmlns:cx8="http://schemas.microsoft.com/office/drawing/2016/5/14/chartex" xmlns:mc="http://schemas.openxmlformats.org/markup-compatibility/2006" xmlns:aink="http://schemas.microsoft.com/office/drawing/2016/ink" xmlns:am3d="http://schemas.microsoft.com/office/drawing/2017/model3d" xmlns:o="urn:schemas-microsoft-com:office:office" xmlns:oel="http://schemas.microsoft.com/office/2019/extlst" xmlns:r="http://schemas.openxmlformats.org/officeDocument/2006/relationships" xmlns:m="http://schemas.openxmlformats.org/officeDocument/2006/math" xmlns:v="urn:schemas-microsoft-com:vml" xmlns:wp14="http://schemas.microsoft.com/office/word/2010/wordprocessingDrawing" xmlns:wp="http://schemas.openxmlformats.org/drawingml/2006/wordprocessingDrawing" xmlns:w10="urn:schemas-microsoft-com:office:word" xmlns:w="http://schemas.openxmlformats.org/wordprocessingml/2006/main" xmlns:w14="http://schemas.microsoft.com/office/word/2010/wordml" xmlns:w15="http://schemas.microsoft.com/office/word/2012/wordml" xmlns:w16cex="http://schemas.microsoft.com/office/word/2018/wordml/cex" xmlns:w16cid="http://schemas.microsoft.com/office/word/2016/wordml/cid" xmlns:w16="http://schemas.microsoft.com/office/word/2018/wordml" xmlns:w16du="http://schemas.microsoft.com/office/word/2023/wordml/word16du" xmlns:w16sdtdh="http://schemas.microsoft.com/office/word/2020/wordml/sdtdatahash" xmlns:w16sdtfl="http://schemas.microsoft.com/office/word/2024/wordml/sdtformatlock" xmlns:w16se="http://schemas.microsoft.com/office/word/2015/wordml/symex" xmlns:wpg="http://schemas.microsoft.com/office/word/2010/wordprocessingGroup" xmlns:wpi="http://schemas.microsoft.com/office/word/2010/wordprocessingInk" xmlns:wne="http://schemas.microsoft.com/office/word/2006/wordml" xmlns:wps="http://schemas.microsoft.com/office/word/2010/wordprocessingShape" mc:Ignorable="w14 w15 w16se w16cid w16 w16cex w16sdtdh w16sdtfl w16du wp14">
+<w:document xmlns:wpc="http://schemas.microsoft.com/office/word/2010/wordprocessingCanvas" xmlns:cx="http://schemas.microsoft.com/office/drawing/2014/chartex" xmlns:cx1="http://schemas.microsoft.com/office/drawing/2015/9/8/chartex" xmlns:cx2="http://schemas.microsoft.com/office/drawing/2015/10/21/chartex" xmlns:cx3="http://schemas.microsoft.com/office/drawing/2016/5/9/chartex" xmlns:cx4="http://schemas.microsoft.com/office/drawing/2016/5/10/chartex" xmlns:cx5="http://schemas.microsoft.com/office/drawing/2016/5/11/chartex" xmlns:cx6="http://schemas.microsoft.com/office/drawing/2016/5/12/chartex" xmlns:cx7="http://schemas.microsoft.com/office/drawing/2016/5/13/chartex" xmlns:cx8="http://schemas.microsoft.com/office/drawing/2016/5/14/chartex" xmlns:mc="http://schemas.openxmlformats.org/markup-compatibility/2006" xmlns:aink="http://schemas.microsoft.com/office/drawing/2016/ink" xmlns:am3d="http://schemas.microsoft.com/office/drawing/2017/model3d" xmlns:o="urn:schemas-microsoft-com:office:office" xmlns:oel="http://schemas.microsoft.com/office/2019/extlst" xmlns:r="http://schemas.openxmlformats.org/officeDocument/2006/relationships" xmlns:m="http://schemas.openxmlformats.org/officeDocument/2006/math" xmlns:v="urn:schemas-microsoft-com:vml" xmlns:wp14="http://schemas.microsoft.com/office/word/2010/wordprocessingDrawing" xmlns:wp="http://schemas.openxmlformats.org/drawingml/2006/wordprocessingDrawing" xmlns:w10="urn:schemas-microsoft-com:office:word" xmlns:w="http://schemas.openxmlformats.org/wordprocessingml/2006/main" xmlns:w14="http://schemas.microsoft.com/office/word/2010/wordml" xmlns:w15="http://schemas.microsoft.com/office/word/2012/wordml" xmlns:w16cei="http://schemas.microsoft.com/office/word/2026/wordml/cei" xmlns:w16cex="http://schemas.microsoft.com/office/word/2018/wordml/cex" xmlns:w16cid="http://schemas.microsoft.com/office/word/2016/wordml/cid" xmlns:w16="http://schemas.microsoft.com/office/word/2018/wordml" xmlns:w16du="http://schemas.microsoft.com/office/word/2023/wordml/word16du" xmlns:w16sdtdh="http://schemas.microsoft.com/office/word/2020/wordml/sdtdatahash" xmlns:w16sdtfl="http://schemas.microsoft.com/office/word/2024/wordml/sdtformatlock" xmlns:w16se="http://schemas.microsoft.com/office/word/2015/wordml/symex" xmlns:wpg="http://schemas.microsoft.com/office/word/2010/wordprocessingGroup" xmlns:wpi="http://schemas.microsoft.com/office/word/2010/wordprocessingInk" xmlns:wne="http://schemas.microsoft.com/office/word/2006/wordml" xmlns:wps="http://schemas.microsoft.com/office/word/2010/wordprocessingShape" mc:Ignorable="w14 w15 w16se w16cid w16 w16cex w16sdtdh w16sdtfl w16du wp14">
   <w:body>
     <w:tbl>
       <w:tblPr>
@@ -1124,7 +1124,7 @@
           <w:tcPr>
             <w:tcW w:w="386" w:type="pct"/>
             <w:tcBorders>
-              <w:bottom w:val="single" w:color="auto" w:sz="4" w:space="0"/>
+              <w:bottom w:val="single" w:sz="4" w:space="0" w:color="auto"/>
             </w:tcBorders>
           </w:tcPr>
           <w:sdt>
@@ -1168,7 +1168,7 @@
               <w:tcPr>
                 <w:tcW w:w="943" w:type="pct"/>
                 <w:tcBorders>
-                  <w:bottom w:val="single" w:color="auto" w:sz="4" w:space="0"/>
+                  <w:bottom w:val="single" w:sz="4" w:space="0" w:color="auto"/>
                 </w:tcBorders>
               </w:tcPr>
               <w:p>
@@ -1199,7 +1199,7 @@
               <w:tcPr>
                 <w:tcW w:w="600" w:type="pct"/>
                 <w:tcBorders>
-                  <w:bottom w:val="single" w:color="auto" w:sz="4" w:space="0"/>
+                  <w:bottom w:val="single" w:sz="4" w:space="0" w:color="auto"/>
                 </w:tcBorders>
               </w:tcPr>
               <w:p>
@@ -1231,7 +1231,7 @@
               <w:tcPr>
                 <w:tcW w:w="515" w:type="pct"/>
                 <w:tcBorders>
-                  <w:bottom w:val="single" w:color="auto" w:sz="4" w:space="0"/>
+                  <w:bottom w:val="single" w:sz="4" w:space="0" w:color="auto"/>
                 </w:tcBorders>
               </w:tcPr>
               <w:p>
@@ -1262,7 +1262,7 @@
               <w:tcPr>
                 <w:tcW w:w="686" w:type="pct"/>
                 <w:tcBorders>
-                  <w:bottom w:val="single" w:color="auto" w:sz="4" w:space="0"/>
+                  <w:bottom w:val="single" w:sz="4" w:space="0" w:color="auto"/>
                 </w:tcBorders>
               </w:tcPr>
               <w:p>
@@ -1294,7 +1294,7 @@
               <w:tcPr>
                 <w:tcW w:w="643" w:type="pct"/>
                 <w:tcBorders>
-                  <w:bottom w:val="single" w:color="auto" w:sz="4" w:space="0"/>
+                  <w:bottom w:val="single" w:sz="4" w:space="0" w:color="auto"/>
                 </w:tcBorders>
               </w:tcPr>
               <w:p>
@@ -1326,7 +1326,7 @@
               <w:tcPr>
                 <w:tcW w:w="472" w:type="pct"/>
                 <w:tcBorders>
-                  <w:bottom w:val="single" w:color="auto" w:sz="4" w:space="0"/>
+                  <w:bottom w:val="single" w:sz="4" w:space="0" w:color="auto"/>
                 </w:tcBorders>
               </w:tcPr>
               <w:p>
@@ -1358,7 +1358,7 @@
               <w:tcPr>
                 <w:tcW w:w="755" w:type="pct"/>
                 <w:tcBorders>
-                  <w:bottom w:val="single" w:color="auto" w:sz="4" w:space="0"/>
+                  <w:bottom w:val="single" w:sz="4" w:space="0" w:color="auto"/>
                 </w:tcBorders>
               </w:tcPr>
               <w:p>
@@ -1384,7 +1384,7 @@
           <w:tcPr>
             <w:tcW w:w="386" w:type="pct"/>
             <w:tcBorders>
-              <w:top w:val="single" w:color="auto" w:sz="4" w:space="0"/>
+              <w:top w:val="single" w:sz="4" w:space="0" w:color="auto"/>
             </w:tcBorders>
           </w:tcPr>
           <w:p>
@@ -1400,7 +1400,7 @@
           <w:tcPr>
             <w:tcW w:w="943" w:type="pct"/>
             <w:tcBorders>
-              <w:top w:val="single" w:color="auto" w:sz="4" w:space="0"/>
+              <w:top w:val="single" w:sz="4" w:space="0" w:color="auto"/>
             </w:tcBorders>
           </w:tcPr>
           <w:p>
@@ -1416,7 +1416,7 @@
           <w:tcPr>
             <w:tcW w:w="600" w:type="pct"/>
             <w:tcBorders>
-              <w:top w:val="single" w:color="auto" w:sz="4" w:space="0"/>
+              <w:top w:val="single" w:sz="4" w:space="0" w:color="auto"/>
             </w:tcBorders>
           </w:tcPr>
           <w:p>
@@ -1432,7 +1432,7 @@
           <w:tcPr>
             <w:tcW w:w="515" w:type="pct"/>
             <w:tcBorders>
-              <w:top w:val="single" w:color="auto" w:sz="4" w:space="0"/>
+              <w:top w:val="single" w:sz="4" w:space="0" w:color="auto"/>
             </w:tcBorders>
           </w:tcPr>
           <w:p>
@@ -1448,7 +1448,7 @@
           <w:tcPr>
             <w:tcW w:w="686" w:type="pct"/>
             <w:tcBorders>
-              <w:top w:val="single" w:color="auto" w:sz="4" w:space="0"/>
+              <w:top w:val="single" w:sz="4" w:space="0" w:color="auto"/>
             </w:tcBorders>
           </w:tcPr>
           <w:p>
@@ -1464,7 +1464,7 @@
           <w:tcPr>
             <w:tcW w:w="643" w:type="pct"/>
             <w:tcBorders>
-              <w:top w:val="single" w:color="auto" w:sz="4" w:space="0"/>
+              <w:top w:val="single" w:sz="4" w:space="0" w:color="auto"/>
             </w:tcBorders>
           </w:tcPr>
           <w:p>
@@ -1481,7 +1481,7 @@
           <w:tcPr>
             <w:tcW w:w="472" w:type="pct"/>
             <w:tcBorders>
-              <w:top w:val="single" w:color="auto" w:sz="4" w:space="0"/>
+              <w:top w:val="single" w:sz="4" w:space="0" w:color="auto"/>
             </w:tcBorders>
           </w:tcPr>
           <w:p>
@@ -1498,7 +1498,7 @@
           <w:tcPr>
             <w:tcW w:w="755" w:type="pct"/>
             <w:tcBorders>
-              <w:top w:val="single" w:color="auto" w:sz="4" w:space="0"/>
+              <w:top w:val="single" w:sz="4" w:space="0" w:color="auto"/>
             </w:tcBorders>
           </w:tcPr>
           <w:p>
@@ -2142,7 +2142,7 @@
 </file>
 
 <file path=word/endnotes.xml><?xml version="1.0" encoding="utf-8"?>
-<w:endnotes xmlns:wpc="http://schemas.microsoft.com/office/word/2010/wordprocessingCanvas" xmlns:cx="http://schemas.microsoft.com/office/drawing/2014/chartex" xmlns:cx1="http://schemas.microsoft.com/office/drawing/2015/9/8/chartex" xmlns:cx2="http://schemas.microsoft.com/office/drawing/2015/10/21/chartex" xmlns:cx3="http://schemas.microsoft.com/office/drawing/2016/5/9/chartex" xmlns:cx4="http://schemas.microsoft.com/office/drawing/2016/5/10/chartex" xmlns:cx5="http://schemas.microsoft.com/office/drawing/2016/5/11/chartex" xmlns:cx6="http://schemas.microsoft.com/office/drawing/2016/5/12/chartex" xmlns:cx7="http://schemas.microsoft.com/office/drawing/2016/5/13/chartex" xmlns:cx8="http://schemas.microsoft.com/office/drawing/2016/5/14/chartex" xmlns:mc="http://schemas.openxmlformats.org/markup-compatibility/2006" xmlns:aink="http://schemas.microsoft.com/office/drawing/2016/ink" xmlns:am3d="http://schemas.microsoft.com/office/drawing/2017/model3d" xmlns:o="urn:schemas-microsoft-com:office:office" xmlns:oel="http://schemas.microsoft.com/office/2019/extlst" xmlns:r="http://schemas.openxmlformats.org/officeDocument/2006/relationships" xmlns:m="http://schemas.openxmlformats.org/officeDocument/2006/math" xmlns:v="urn:schemas-microsoft-com:vml" xmlns:wp14="http://schemas.microsoft.com/office/word/2010/wordprocessingDrawing" xmlns:wp="http://schemas.openxmlformats.org/drawingml/2006/wordprocessingDrawing" xmlns:w10="urn:schemas-microsoft-com:office:word" xmlns:w="http://schemas.openxmlformats.org/wordprocessingml/2006/main" xmlns:w14="http://schemas.microsoft.com/office/word/2010/wordml" xmlns:w15="http://schemas.microsoft.com/office/word/2012/wordml" xmlns:w16cex="http://schemas.microsoft.com/office/word/2018/wordml/cex" xmlns:w16cid="http://schemas.microsoft.com/office/word/2016/wordml/cid" xmlns:w16="http://schemas.microsoft.com/office/word/2018/wordml" xmlns:w16du="http://schemas.microsoft.com/office/word/2023/wordml/word16du" xmlns:w16sdtdh="http://schemas.microsoft.com/office/word/2020/wordml/sdtdatahash" xmlns:w16sdtfl="http://schemas.microsoft.com/office/word/2024/wordml/sdtformatlock" xmlns:w16se="http://schemas.microsoft.com/office/word/2015/wordml/symex" xmlns:wpg="http://schemas.microsoft.com/office/word/2010/wordprocessingGroup" xmlns:wpi="http://schemas.microsoft.com/office/word/2010/wordprocessingInk" xmlns:wne="http://schemas.microsoft.com/office/word/2006/wordml" xmlns:wps="http://schemas.microsoft.com/office/word/2010/wordprocessingShape" mc:Ignorable="w14 w15 w16se w16cid w16 w16cex w16sdtdh w16sdtfl w16du wp14">
+<w:endnotes xmlns:wpc="http://schemas.microsoft.com/office/word/2010/wordprocessingCanvas" xmlns:cx="http://schemas.microsoft.com/office/drawing/2014/chartex" xmlns:cx1="http://schemas.microsoft.com/office/drawing/2015/9/8/chartex" xmlns:cx2="http://schemas.microsoft.com/office/drawing/2015/10/21/chartex" xmlns:cx3="http://schemas.microsoft.com/office/drawing/2016/5/9/chartex" xmlns:cx4="http://schemas.microsoft.com/office/drawing/2016/5/10/chartex" xmlns:cx5="http://schemas.microsoft.com/office/drawing/2016/5/11/chartex" xmlns:cx6="http://schemas.microsoft.com/office/drawing/2016/5/12/chartex" xmlns:cx7="http://schemas.microsoft.com/office/drawing/2016/5/13/chartex" xmlns:cx8="http://schemas.microsoft.com/office/drawing/2016/5/14/chartex" xmlns:mc="http://schemas.openxmlformats.org/markup-compatibility/2006" xmlns:aink="http://schemas.microsoft.com/office/drawing/2016/ink" xmlns:am3d="http://schemas.microsoft.com/office/drawing/2017/model3d" xmlns:o="urn:schemas-microsoft-com:office:office" xmlns:oel="http://schemas.microsoft.com/office/2019/extlst" xmlns:r="http://schemas.openxmlformats.org/officeDocument/2006/relationships" xmlns:m="http://schemas.openxmlformats.org/officeDocument/2006/math" xmlns:v="urn:schemas-microsoft-com:vml" xmlns:wp14="http://schemas.microsoft.com/office/word/2010/wordprocessingDrawing" xmlns:wp="http://schemas.openxmlformats.org/drawingml/2006/wordprocessingDrawing" xmlns:w10="urn:schemas-microsoft-com:office:word" xmlns:w="http://schemas.openxmlformats.org/wordprocessingml/2006/main" xmlns:w14="http://schemas.microsoft.com/office/word/2010/wordml" xmlns:w15="http://schemas.microsoft.com/office/word/2012/wordml" xmlns:w16cei="http://schemas.microsoft.com/office/word/2026/wordml/cei" xmlns:w16cex="http://schemas.microsoft.com/office/word/2018/wordml/cex" xmlns:w16cid="http://schemas.microsoft.com/office/word/2016/wordml/cid" xmlns:w16="http://schemas.microsoft.com/office/word/2018/wordml" xmlns:w16du="http://schemas.microsoft.com/office/word/2023/wordml/word16du" xmlns:w16sdtdh="http://schemas.microsoft.com/office/word/2020/wordml/sdtdatahash" xmlns:w16sdtfl="http://schemas.microsoft.com/office/word/2024/wordml/sdtformatlock" xmlns:w16se="http://schemas.microsoft.com/office/word/2015/wordml/symex" xmlns:wpg="http://schemas.microsoft.com/office/word/2010/wordprocessingGroup" xmlns:wpi="http://schemas.microsoft.com/office/word/2010/wordprocessingInk" xmlns:wne="http://schemas.microsoft.com/office/word/2006/wordml" xmlns:wps="http://schemas.microsoft.com/office/word/2010/wordprocessingShape" mc:Ignorable="w14 w15 w16se w16cid w16 w16cex w16sdtdh w16sdtfl w16du wp14">
   <w:endnote w:type="separator" w:id="-1">
     <w:p>
       <w:pPr>
@@ -2167,7 +2167,7 @@
 </file>
 
 <file path=word/footer1.xml><?xml version="1.0" encoding="utf-8"?>
-<w:ftr xmlns:wpc="http://schemas.microsoft.com/office/word/2010/wordprocessingCanvas" xmlns:cx="http://schemas.microsoft.com/office/drawing/2014/chartex" xmlns:cx1="http://schemas.microsoft.com/office/drawing/2015/9/8/chartex" xmlns:cx2="http://schemas.microsoft.com/office/drawing/2015/10/21/chartex" xmlns:cx3="http://schemas.microsoft.com/office/drawing/2016/5/9/chartex" xmlns:cx4="http://schemas.microsoft.com/office/drawing/2016/5/10/chartex" xmlns:cx5="http://schemas.microsoft.com/office/drawing/2016/5/11/chartex" xmlns:cx6="http://schemas.microsoft.com/office/drawing/2016/5/12/chartex" xmlns:cx7="http://schemas.microsoft.com/office/drawing/2016/5/13/chartex" xmlns:cx8="http://schemas.microsoft.com/office/drawing/2016/5/14/chartex" xmlns:mc="http://schemas.openxmlformats.org/markup-compatibility/2006" xmlns:aink="http://schemas.microsoft.com/office/drawing/2016/ink" xmlns:am3d="http://schemas.microsoft.com/office/drawing/2017/model3d" xmlns:o="urn:schemas-microsoft-com:office:office" xmlns:oel="http://schemas.microsoft.com/office/2019/extlst" xmlns:r="http://schemas.openxmlformats.org/officeDocument/2006/relationships" xmlns:m="http://schemas.openxmlformats.org/officeDocument/2006/math" xmlns:v="urn:schemas-microsoft-com:vml" xmlns:wp14="http://schemas.microsoft.com/office/word/2010/wordprocessingDrawing" xmlns:wp="http://schemas.openxmlformats.org/drawingml/2006/wordprocessingDrawing" xmlns:w10="urn:schemas-microsoft-com:office:word" xmlns:w="http://schemas.openxmlformats.org/wordprocessingml/2006/main" xmlns:w14="http://schemas.microsoft.com/office/word/2010/wordml" xmlns:w15="http://schemas.microsoft.com/office/word/2012/wordml" xmlns:w16cex="http://schemas.microsoft.com/office/word/2018/wordml/cex" xmlns:w16cid="http://schemas.microsoft.com/office/word/2016/wordml/cid" xmlns:w16="http://schemas.microsoft.com/office/word/2018/wordml" xmlns:w16du="http://schemas.microsoft.com/office/word/2023/wordml/word16du" xmlns:w16sdtdh="http://schemas.microsoft.com/office/word/2020/wordml/sdtdatahash" xmlns:w16sdtfl="http://schemas.microsoft.com/office/word/2024/wordml/sdtformatlock" xmlns:w16se="http://schemas.microsoft.com/office/word/2015/wordml/symex" xmlns:wpg="http://schemas.microsoft.com/office/word/2010/wordprocessingGroup" xmlns:wpi="http://schemas.microsoft.com/office/word/2010/wordprocessingInk" xmlns:wne="http://schemas.microsoft.com/office/word/2006/wordml" xmlns:wps="http://schemas.microsoft.com/office/word/2010/wordprocessingShape" mc:Ignorable="w14 w15 w16se w16cid w16 w16cex w16sdtdh w16sdtfl w16du wp14">
+<w:ftr xmlns:wpc="http://schemas.microsoft.com/office/word/2010/wordprocessingCanvas" xmlns:cx="http://schemas.microsoft.com/office/drawing/2014/chartex" xmlns:cx1="http://schemas.microsoft.com/office/drawing/2015/9/8/chartex" xmlns:cx2="http://schemas.microsoft.com/office/drawing/2015/10/21/chartex" xmlns:cx3="http://schemas.microsoft.com/office/drawing/2016/5/9/chartex" xmlns:cx4="http://schemas.microsoft.com/office/drawing/2016/5/10/chartex" xmlns:cx5="http://schemas.microsoft.com/office/drawing/2016/5/11/chartex" xmlns:cx6="http://schemas.microsoft.com/office/drawing/2016/5/12/chartex" xmlns:cx7="http://schemas.microsoft.com/office/drawing/2016/5/13/chartex" xmlns:cx8="http://schemas.microsoft.com/office/drawing/2016/5/14/chartex" xmlns:mc="http://schemas.openxmlformats.org/markup-compatibility/2006" xmlns:aink="http://schemas.microsoft.com/office/drawing/2016/ink" xmlns:am3d="http://schemas.microsoft.com/office/drawing/2017/model3d" xmlns:o="urn:schemas-microsoft-com:office:office" xmlns:oel="http://schemas.microsoft.com/office/2019/extlst" xmlns:r="http://schemas.openxmlformats.org/officeDocument/2006/relationships" xmlns:m="http://schemas.openxmlformats.org/officeDocument/2006/math" xmlns:v="urn:schemas-microsoft-com:vml" xmlns:wp14="http://schemas.microsoft.com/office/word/2010/wordprocessingDrawing" xmlns:wp="http://schemas.openxmlformats.org/drawingml/2006/wordprocessingDrawing" xmlns:w10="urn:schemas-microsoft-com:office:word" xmlns:w="http://schemas.openxmlformats.org/wordprocessingml/2006/main" xmlns:w14="http://schemas.microsoft.com/office/word/2010/wordml" xmlns:w15="http://schemas.microsoft.com/office/word/2012/wordml" xmlns:w16cei="http://schemas.microsoft.com/office/word/2026/wordml/cei" xmlns:w16cex="http://schemas.microsoft.com/office/word/2018/wordml/cex" xmlns:w16cid="http://schemas.microsoft.com/office/word/2016/wordml/cid" xmlns:w16="http://schemas.microsoft.com/office/word/2018/wordml" xmlns:w16du="http://schemas.microsoft.com/office/word/2023/wordml/word16du" xmlns:w16sdtdh="http://schemas.microsoft.com/office/word/2020/wordml/sdtdatahash" xmlns:w16sdtfl="http://schemas.microsoft.com/office/word/2024/wordml/sdtformatlock" xmlns:w16se="http://schemas.microsoft.com/office/word/2015/wordml/symex" xmlns:wpg="http://schemas.microsoft.com/office/word/2010/wordprocessingGroup" xmlns:wpi="http://schemas.microsoft.com/office/word/2010/wordprocessingInk" xmlns:wne="http://schemas.microsoft.com/office/word/2006/wordml" xmlns:wps="http://schemas.microsoft.com/office/word/2010/wordprocessingShape" mc:Ignorable="w14 w15 w16se w16cid w16 w16cex w16sdtdh w16sdtfl w16du wp14">
   <w:p>
     <w:pPr>
       <w:pStyle w:val="Footer"/>
@@ -2177,7 +2177,7 @@
 </file>
 
 <file path=word/footer2.xml><?xml version="1.0" encoding="utf-8"?>
-<w:ftr xmlns:wpc="http://schemas.microsoft.com/office/word/2010/wordprocessingCanvas" xmlns:cx="http://schemas.microsoft.com/office/drawing/2014/chartex" xmlns:cx1="http://schemas.microsoft.com/office/drawing/2015/9/8/chartex" xmlns:cx2="http://schemas.microsoft.com/office/drawing/2015/10/21/chartex" xmlns:cx3="http://schemas.microsoft.com/office/drawing/2016/5/9/chartex" xmlns:cx4="http://schemas.microsoft.com/office/drawing/2016/5/10/chartex" xmlns:cx5="http://schemas.microsoft.com/office/drawing/2016/5/11/chartex" xmlns:cx6="http://schemas.microsoft.com/office/drawing/2016/5/12/chartex" xmlns:cx7="http://schemas.microsoft.com/office/drawing/2016/5/13/chartex" xmlns:cx8="http://schemas.microsoft.com/office/drawing/2016/5/14/chartex" xmlns:mc="http://schemas.openxmlformats.org/markup-compatibility/2006" xmlns:aink="http://schemas.microsoft.com/office/drawing/2016/ink" xmlns:am3d="http://schemas.microsoft.com/office/drawing/2017/model3d" xmlns:o="urn:schemas-microsoft-com:office:office" xmlns:oel="http://schemas.microsoft.com/office/2019/extlst" xmlns:r="http://schemas.openxmlformats.org/officeDocument/2006/relationships" xmlns:m="http://schemas.openxmlformats.org/officeDocument/2006/math" xmlns:v="urn:schemas-microsoft-com:vml" xmlns:wp14="http://schemas.microsoft.com/office/word/2010/wordprocessingDrawing" xmlns:wp="http://schemas.openxmlformats.org/drawingml/2006/wordprocessingDrawing" xmlns:w10="urn:schemas-microsoft-com:office:word" xmlns:w="http://schemas.openxmlformats.org/wordprocessingml/2006/main" xmlns:w14="http://schemas.microsoft.com/office/word/2010/wordml" xmlns:w15="http://schemas.microsoft.com/office/word/2012/wordml" xmlns:w16cex="http://schemas.microsoft.com/office/word/2018/wordml/cex" xmlns:w16cid="http://schemas.microsoft.com/office/word/2016/wordml/cid" xmlns:w16="http://schemas.microsoft.com/office/word/2018/wordml" xmlns:w16du="http://schemas.microsoft.com/office/word/2023/wordml/word16du" xmlns:w16sdtdh="http://schemas.microsoft.com/office/word/2020/wordml/sdtdatahash" xmlns:w16sdtfl="http://schemas.microsoft.com/office/word/2024/wordml/sdtformatlock" xmlns:w16se="http://schemas.microsoft.com/office/word/2015/wordml/symex" xmlns:wpg="http://schemas.microsoft.com/office/word/2010/wordprocessingGroup" xmlns:wpi="http://schemas.microsoft.com/office/word/2010/wordprocessingInk" xmlns:wne="http://schemas.microsoft.com/office/word/2006/wordml" xmlns:wps="http://schemas.microsoft.com/office/word/2010/wordprocessingShape" mc:Ignorable="w14 w15 w16se w16cid w16 w16cex w16sdtdh w16sdtfl w16du wp14">
+<w:ftr xmlns:wpc="http://schemas.microsoft.com/office/word/2010/wordprocessingCanvas" xmlns:cx="http://schemas.microsoft.com/office/drawing/2014/chartex" xmlns:cx1="http://schemas.microsoft.com/office/drawing/2015/9/8/chartex" xmlns:cx2="http://schemas.microsoft.com/office/drawing/2015/10/21/chartex" xmlns:cx3="http://schemas.microsoft.com/office/drawing/2016/5/9/chartex" xmlns:cx4="http://schemas.microsoft.com/office/drawing/2016/5/10/chartex" xmlns:cx5="http://schemas.microsoft.com/office/drawing/2016/5/11/chartex" xmlns:cx6="http://schemas.microsoft.com/office/drawing/2016/5/12/chartex" xmlns:cx7="http://schemas.microsoft.com/office/drawing/2016/5/13/chartex" xmlns:cx8="http://schemas.microsoft.com/office/drawing/2016/5/14/chartex" xmlns:mc="http://schemas.openxmlformats.org/markup-compatibility/2006" xmlns:aink="http://schemas.microsoft.com/office/drawing/2016/ink" xmlns:am3d="http://schemas.microsoft.com/office/drawing/2017/model3d" xmlns:o="urn:schemas-microsoft-com:office:office" xmlns:oel="http://schemas.microsoft.com/office/2019/extlst" xmlns:r="http://schemas.openxmlformats.org/officeDocument/2006/relationships" xmlns:m="http://schemas.openxmlformats.org/officeDocument/2006/math" xmlns:v="urn:schemas-microsoft-com:vml" xmlns:wp14="http://schemas.microsoft.com/office/word/2010/wordprocessingDrawing" xmlns:wp="http://schemas.openxmlformats.org/drawingml/2006/wordprocessingDrawing" xmlns:w10="urn:schemas-microsoft-com:office:word" xmlns:w="http://schemas.openxmlformats.org/wordprocessingml/2006/main" xmlns:w14="http://schemas.microsoft.com/office/word/2010/wordml" xmlns:w15="http://schemas.microsoft.com/office/word/2012/wordml" xmlns:w16cei="http://schemas.microsoft.com/office/word/2026/wordml/cei" xmlns:w16cex="http://schemas.microsoft.com/office/word/2018/wordml/cex" xmlns:w16cid="http://schemas.microsoft.com/office/word/2016/wordml/cid" xmlns:w16="http://schemas.microsoft.com/office/word/2018/wordml" xmlns:w16du="http://schemas.microsoft.com/office/word/2023/wordml/word16du" xmlns:w16sdtdh="http://schemas.microsoft.com/office/word/2020/wordml/sdtdatahash" xmlns:w16sdtfl="http://schemas.microsoft.com/office/word/2024/wordml/sdtformatlock" xmlns:w16se="http://schemas.microsoft.com/office/word/2015/wordml/symex" xmlns:wpg="http://schemas.microsoft.com/office/word/2010/wordprocessingGroup" xmlns:wpi="http://schemas.microsoft.com/office/word/2010/wordprocessingInk" xmlns:wne="http://schemas.microsoft.com/office/word/2006/wordml" xmlns:wps="http://schemas.microsoft.com/office/word/2010/wordprocessingShape" mc:Ignorable="w14 w15 w16se w16cid w16 w16cex w16sdtdh w16sdtfl w16du wp14">
   <w:p>
     <w:pPr>
       <w:pStyle w:val="Footer"/>
@@ -2187,7 +2187,7 @@
 </file>
 
 <file path=word/footer3.xml><?xml version="1.0" encoding="utf-8"?>
-<w:ftr xmlns:wpc="http://schemas.microsoft.com/office/word/2010/wordprocessingCanvas" xmlns:cx="http://schemas.microsoft.com/office/drawing/2014/chartex" xmlns:cx1="http://schemas.microsoft.com/office/drawing/2015/9/8/chartex" xmlns:cx2="http://schemas.microsoft.com/office/drawing/2015/10/21/chartex" xmlns:cx3="http://schemas.microsoft.com/office/drawing/2016/5/9/chartex" xmlns:cx4="http://schemas.microsoft.com/office/drawing/2016/5/10/chartex" xmlns:cx5="http://schemas.microsoft.com/office/drawing/2016/5/11/chartex" xmlns:cx6="http://schemas.microsoft.com/office/drawing/2016/5/12/chartex" xmlns:cx7="http://schemas.microsoft.com/office/drawing/2016/5/13/chartex" xmlns:cx8="http://schemas.microsoft.com/office/drawing/2016/5/14/chartex" xmlns:mc="http://schemas.openxmlformats.org/markup-compatibility/2006" xmlns:aink="http://schemas.microsoft.com/office/drawing/2016/ink" xmlns:am3d="http://schemas.microsoft.com/office/drawing/2017/model3d" xmlns:o="urn:schemas-microsoft-com:office:office" xmlns:oel="http://schemas.microsoft.com/office/2019/extlst" xmlns:r="http://schemas.openxmlformats.org/officeDocument/2006/relationships" xmlns:m="http://schemas.openxmlformats.org/officeDocument/2006/math" xmlns:v="urn:schemas-microsoft-com:vml" xmlns:wp14="http://schemas.microsoft.com/office/word/2010/wordprocessingDrawing" xmlns:wp="http://schemas.openxmlformats.org/drawingml/2006/wordprocessingDrawing" xmlns:w10="urn:schemas-microsoft-com:office:word" xmlns:w="http://schemas.openxmlformats.org/wordprocessingml/2006/main" xmlns:w14="http://schemas.microsoft.com/office/word/2010/wordml" xmlns:w15="http://schemas.microsoft.com/office/word/2012/wordml" xmlns:w16cex="http://schemas.microsoft.com/office/word/2018/wordml/cex" xmlns:w16cid="http://schemas.microsoft.com/office/word/2016/wordml/cid" xmlns:w16="http://schemas.microsoft.com/office/word/2018/wordml" xmlns:w16du="http://schemas.microsoft.com/office/word/2023/wordml/word16du" xmlns:w16sdtdh="http://schemas.microsoft.com/office/word/2020/wordml/sdtdatahash" xmlns:w16sdtfl="http://schemas.microsoft.com/office/word/2024/wordml/sdtformatlock" xmlns:w16se="http://schemas.microsoft.com/office/word/2015/wordml/symex" xmlns:wpg="http://schemas.microsoft.com/office/word/2010/wordprocessingGroup" xmlns:wpi="http://schemas.microsoft.com/office/word/2010/wordprocessingInk" xmlns:wne="http://schemas.microsoft.com/office/word/2006/wordml" xmlns:wps="http://schemas.microsoft.com/office/word/2010/wordprocessingShape" mc:Ignorable="w14 w15 w16se w16cid w16 w16cex w16sdtdh w16sdtfl w16du wp14">
+<w:ftr xmlns:wpc="http://schemas.microsoft.com/office/word/2010/wordprocessingCanvas" xmlns:cx="http://schemas.microsoft.com/office/drawing/2014/chartex" xmlns:cx1="http://schemas.microsoft.com/office/drawing/2015/9/8/chartex" xmlns:cx2="http://schemas.microsoft.com/office/drawing/2015/10/21/chartex" xmlns:cx3="http://schemas.microsoft.com/office/drawing/2016/5/9/chartex" xmlns:cx4="http://schemas.microsoft.com/office/drawing/2016/5/10/chartex" xmlns:cx5="http://schemas.microsoft.com/office/drawing/2016/5/11/chartex" xmlns:cx6="http://schemas.microsoft.com/office/drawing/2016/5/12/chartex" xmlns:cx7="http://schemas.microsoft.com/office/drawing/2016/5/13/chartex" xmlns:cx8="http://schemas.microsoft.com/office/drawing/2016/5/14/chartex" xmlns:mc="http://schemas.openxmlformats.org/markup-compatibility/2006" xmlns:aink="http://schemas.microsoft.com/office/drawing/2016/ink" xmlns:am3d="http://schemas.microsoft.com/office/drawing/2017/model3d" xmlns:o="urn:schemas-microsoft-com:office:office" xmlns:oel="http://schemas.microsoft.com/office/2019/extlst" xmlns:r="http://schemas.openxmlformats.org/officeDocument/2006/relationships" xmlns:m="http://schemas.openxmlformats.org/officeDocument/2006/math" xmlns:v="urn:schemas-microsoft-com:vml" xmlns:wp14="http://schemas.microsoft.com/office/word/2010/wordprocessingDrawing" xmlns:wp="http://schemas.openxmlformats.org/drawingml/2006/wordprocessingDrawing" xmlns:w10="urn:schemas-microsoft-com:office:word" xmlns:w="http://schemas.openxmlformats.org/wordprocessingml/2006/main" xmlns:w14="http://schemas.microsoft.com/office/word/2010/wordml" xmlns:w15="http://schemas.microsoft.com/office/word/2012/wordml" xmlns:w16cei="http://schemas.microsoft.com/office/word/2026/wordml/cei" xmlns:w16cex="http://schemas.microsoft.com/office/word/2018/wordml/cex" xmlns:w16cid="http://schemas.microsoft.com/office/word/2016/wordml/cid" xmlns:w16="http://schemas.microsoft.com/office/word/2018/wordml" xmlns:w16du="http://schemas.microsoft.com/office/word/2023/wordml/word16du" xmlns:w16sdtdh="http://schemas.microsoft.com/office/word/2020/wordml/sdtdatahash" xmlns:w16sdtfl="http://schemas.microsoft.com/office/word/2024/wordml/sdtformatlock" xmlns:w16se="http://schemas.microsoft.com/office/word/2015/wordml/symex" xmlns:wpg="http://schemas.microsoft.com/office/word/2010/wordprocessingGroup" xmlns:wpi="http://schemas.microsoft.com/office/word/2010/wordprocessingInk" xmlns:wne="http://schemas.microsoft.com/office/word/2006/wordml" xmlns:wps="http://schemas.microsoft.com/office/word/2010/wordprocessingShape" mc:Ignorable="w14 w15 w16se w16cid w16 w16cex w16sdtdh w16sdtfl w16du wp14">
   <w:p>
     <w:pPr>
       <w:pStyle w:val="Footer"/>
@@ -2197,7 +2197,7 @@
 </file>
 
 <file path=word/footnotes.xml><?xml version="1.0" encoding="utf-8"?>
-<w:footnotes xmlns:wpc="http://schemas.microsoft.com/office/word/2010/wordprocessingCanvas" xmlns:cx="http://schemas.microsoft.com/office/drawing/2014/chartex" xmlns:cx1="http://schemas.microsoft.com/office/drawing/2015/9/8/chartex" xmlns:cx2="http://schemas.microsoft.com/office/drawing/2015/10/21/chartex" xmlns:cx3="http://schemas.microsoft.com/office/drawing/2016/5/9/chartex" xmlns:cx4="http://schemas.microsoft.com/office/drawing/2016/5/10/chartex" xmlns:cx5="http://schemas.microsoft.com/office/drawing/2016/5/11/chartex" xmlns:cx6="http://schemas.microsoft.com/office/drawing/2016/5/12/chartex" xmlns:cx7="http://schemas.microsoft.com/office/drawing/2016/5/13/chartex" xmlns:cx8="http://schemas.microsoft.com/office/drawing/2016/5/14/chartex" xmlns:mc="http://schemas.openxmlformats.org/markup-compatibility/2006" xmlns:aink="http://schemas.microsoft.com/office/drawing/2016/ink" xmlns:am3d="http://schemas.microsoft.com/office/drawing/2017/model3d" xmlns:o="urn:schemas-microsoft-com:office:office" xmlns:oel="http://schemas.microsoft.com/office/2019/extlst" xmlns:r="http://schemas.openxmlformats.org/officeDocument/2006/relationships" xmlns:m="http://schemas.openxmlformats.org/officeDocument/2006/math" xmlns:v="urn:schemas-microsoft-com:vml" xmlns:wp14="http://schemas.microsoft.com/office/word/2010/wordprocessingDrawing" xmlns:wp="http://schemas.openxmlformats.org/drawingml/2006/wordprocessingDrawing" xmlns:w10="urn:schemas-microsoft-com:office:word" xmlns:w="http://schemas.openxmlformats.org/wordprocessingml/2006/main" xmlns:w14="http://schemas.microsoft.com/office/word/2010/wordml" xmlns:w15="http://schemas.microsoft.com/office/word/2012/wordml" xmlns:w16cex="http://schemas.microsoft.com/office/word/2018/wordml/cex" xmlns:w16cid="http://schemas.microsoft.com/office/word/2016/wordml/cid" xmlns:w16="http://schemas.microsoft.com/office/word/2018/wordml" xmlns:w16du="http://schemas.microsoft.com/office/word/2023/wordml/word16du" xmlns:w16sdtdh="http://schemas.microsoft.com/office/word/2020/wordml/sdtdatahash" xmlns:w16sdtfl="http://schemas.microsoft.com/office/word/2024/wordml/sdtformatlock" xmlns:w16se="http://schemas.microsoft.com/office/word/2015/wordml/symex" xmlns:wpg="http://schemas.microsoft.com/office/word/2010/wordprocessingGroup" xmlns:wpi="http://schemas.microsoft.com/office/word/2010/wordprocessingInk" xmlns:wne="http://schemas.microsoft.com/office/word/2006/wordml" xmlns:wps="http://schemas.microsoft.com/office/word/2010/wordprocessingShape" mc:Ignorable="w14 w15 w16se w16cid w16 w16cex w16sdtdh w16sdtfl w16du wp14">
+<w:footnotes xmlns:wpc="http://schemas.microsoft.com/office/word/2010/wordprocessingCanvas" xmlns:cx="http://schemas.microsoft.com/office/drawing/2014/chartex" xmlns:cx1="http://schemas.microsoft.com/office/drawing/2015/9/8/chartex" xmlns:cx2="http://schemas.microsoft.com/office/drawing/2015/10/21/chartex" xmlns:cx3="http://schemas.microsoft.com/office/drawing/2016/5/9/chartex" xmlns:cx4="http://schemas.microsoft.com/office/drawing/2016/5/10/chartex" xmlns:cx5="http://schemas.microsoft.com/office/drawing/2016/5/11/chartex" xmlns:cx6="http://schemas.microsoft.com/office/drawing/2016/5/12/chartex" xmlns:cx7="http://schemas.microsoft.com/office/drawing/2016/5/13/chartex" xmlns:cx8="http://schemas.microsoft.com/office/drawing/2016/5/14/chartex" xmlns:mc="http://schemas.openxmlformats.org/markup-compatibility/2006" xmlns:aink="http://schemas.microsoft.com/office/drawing/2016/ink" xmlns:am3d="http://schemas.microsoft.com/office/drawing/2017/model3d" xmlns:o="urn:schemas-microsoft-com:office:office" xmlns:oel="http://schemas.microsoft.com/office/2019/extlst" xmlns:r="http://schemas.openxmlformats.org/officeDocument/2006/relationships" xmlns:m="http://schemas.openxmlformats.org/officeDocument/2006/math" xmlns:v="urn:schemas-microsoft-com:vml" xmlns:wp14="http://schemas.microsoft.com/office/word/2010/wordprocessingDrawing" xmlns:wp="http://schemas.openxmlformats.org/drawingml/2006/wordprocessingDrawing" xmlns:w10="urn:schemas-microsoft-com:office:word" xmlns:w="http://schemas.openxmlformats.org/wordprocessingml/2006/main" xmlns:w14="http://schemas.microsoft.com/office/word/2010/wordml" xmlns:w15="http://schemas.microsoft.com/office/word/2012/wordml" xmlns:w16cei="http://schemas.microsoft.com/office/word/2026/wordml/cei" xmlns:w16cex="http://schemas.microsoft.com/office/word/2018/wordml/cex" xmlns:w16cid="http://schemas.microsoft.com/office/word/2016/wordml/cid" xmlns:w16="http://schemas.microsoft.com/office/word/2018/wordml" xmlns:w16du="http://schemas.microsoft.com/office/word/2023/wordml/word16du" xmlns:w16sdtdh="http://schemas.microsoft.com/office/word/2020/wordml/sdtdatahash" xmlns:w16sdtfl="http://schemas.microsoft.com/office/word/2024/wordml/sdtformatlock" xmlns:w16se="http://schemas.microsoft.com/office/word/2015/wordml/symex" xmlns:wpg="http://schemas.microsoft.com/office/word/2010/wordprocessingGroup" xmlns:wpi="http://schemas.microsoft.com/office/word/2010/wordprocessingInk" xmlns:wne="http://schemas.microsoft.com/office/word/2006/wordml" xmlns:wps="http://schemas.microsoft.com/office/word/2010/wordprocessingShape" mc:Ignorable="w14 w15 w16se w16cid w16 w16cex w16sdtdh w16sdtfl w16du wp14">
   <w:footnote w:type="separator" w:id="-1">
     <w:p>
       <w:pPr>
@@ -2222,7 +2222,7 @@
 </file>
 
 <file path=word/header1.xml><?xml version="1.0" encoding="utf-8"?>
-<w:hdr xmlns:wpc="http://schemas.microsoft.com/office/word/2010/wordprocessingCanvas" xmlns:cx="http://schemas.microsoft.com/office/drawing/2014/chartex" xmlns:cx1="http://schemas.microsoft.com/office/drawing/2015/9/8/chartex" xmlns:cx2="http://schemas.microsoft.com/office/drawing/2015/10/21/chartex" xmlns:cx3="http://schemas.microsoft.com/office/drawing/2016/5/9/chartex" xmlns:cx4="http://schemas.microsoft.com/office/drawing/2016/5/10/chartex" xmlns:cx5="http://schemas.microsoft.com/office/drawing/2016/5/11/chartex" xmlns:cx6="http://schemas.microsoft.com/office/drawing/2016/5/12/chartex" xmlns:cx7="http://schemas.microsoft.com/office/drawing/2016/5/13/chartex" xmlns:cx8="http://schemas.microsoft.com/office/drawing/2016/5/14/chartex" xmlns:mc="http://schemas.openxmlformats.org/markup-compatibility/2006" xmlns:aink="http://schemas.microsoft.com/office/drawing/2016/ink" xmlns:am3d="http://schemas.microsoft.com/office/drawing/2017/model3d" xmlns:o="urn:schemas-microsoft-com:office:office" xmlns:oel="http://schemas.microsoft.com/office/2019/extlst" xmlns:r="http://schemas.openxmlformats.org/officeDocument/2006/relationships" xmlns:m="http://schemas.openxmlformats.org/officeDocument/2006/math" xmlns:v="urn:schemas-microsoft-com:vml" xmlns:wp14="http://schemas.microsoft.com/office/word/2010/wordprocessingDrawing" xmlns:wp="http://schemas.openxmlformats.org/drawingml/2006/wordprocessingDrawing" xmlns:w10="urn:schemas-microsoft-com:office:word" xmlns:w="http://schemas.openxmlformats.org/wordprocessingml/2006/main" xmlns:w14="http://schemas.microsoft.com/office/word/2010/wordml" xmlns:w15="http://schemas.microsoft.com/office/word/2012/wordml" xmlns:w16cex="http://schemas.microsoft.com/office/word/2018/wordml/cex" xmlns:w16cid="http://schemas.microsoft.com/office/word/2016/wordml/cid" xmlns:w16="http://schemas.microsoft.com/office/word/2018/wordml" xmlns:w16du="http://schemas.microsoft.com/office/word/2023/wordml/word16du" xmlns:w16sdtdh="http://schemas.microsoft.com/office/word/2020/wordml/sdtdatahash" xmlns:w16sdtfl="http://schemas.microsoft.com/office/word/2024/wordml/sdtformatlock" xmlns:w16se="http://schemas.microsoft.com/office/word/2015/wordml/symex" xmlns:wpg="http://schemas.microsoft.com/office/word/2010/wordprocessingGroup" xmlns:wpi="http://schemas.microsoft.com/office/word/2010/wordprocessingInk" xmlns:wne="http://schemas.microsoft.com/office/word/2006/wordml" xmlns:wps="http://schemas.microsoft.com/office/word/2010/wordprocessingShape" mc:Ignorable="w14 w15 w16se w16cid w16 w16cex w16sdtdh w16sdtfl w16du wp14">
+<w:hdr xmlns:wpc="http://schemas.microsoft.com/office/word/2010/wordprocessingCanvas" xmlns:cx="http://schemas.microsoft.com/office/drawing/2014/chartex" xmlns:cx1="http://schemas.microsoft.com/office/drawing/2015/9/8/chartex" xmlns:cx2="http://schemas.microsoft.com/office/drawing/2015/10/21/chartex" xmlns:cx3="http://schemas.microsoft.com/office/drawing/2016/5/9/chartex" xmlns:cx4="http://schemas.microsoft.com/office/drawing/2016/5/10/chartex" xmlns:cx5="http://schemas.microsoft.com/office/drawing/2016/5/11/chartex" xmlns:cx6="http://schemas.microsoft.com/office/drawing/2016/5/12/chartex" xmlns:cx7="http://schemas.microsoft.com/office/drawing/2016/5/13/chartex" xmlns:cx8="http://schemas.microsoft.com/office/drawing/2016/5/14/chartex" xmlns:mc="http://schemas.openxmlformats.org/markup-compatibility/2006" xmlns:aink="http://schemas.microsoft.com/office/drawing/2016/ink" xmlns:am3d="http://schemas.microsoft.com/office/drawing/2017/model3d" xmlns:o="urn:schemas-microsoft-com:office:office" xmlns:oel="http://schemas.microsoft.com/office/2019/extlst" xmlns:r="http://schemas.openxmlformats.org/officeDocument/2006/relationships" xmlns:m="http://schemas.openxmlformats.org/officeDocument/2006/math" xmlns:v="urn:schemas-microsoft-com:vml" xmlns:wp14="http://schemas.microsoft.com/office/word/2010/wordprocessingDrawing" xmlns:wp="http://schemas.openxmlformats.org/drawingml/2006/wordprocessingDrawing" xmlns:w10="urn:schemas-microsoft-com:office:word" xmlns:w="http://schemas.openxmlformats.org/wordprocessingml/2006/main" xmlns:w14="http://schemas.microsoft.com/office/word/2010/wordml" xmlns:w15="http://schemas.microsoft.com/office/word/2012/wordml" xmlns:w16cei="http://schemas.microsoft.com/office/word/2026/wordml/cei" xmlns:w16cex="http://schemas.microsoft.com/office/word/2018/wordml/cex" xmlns:w16cid="http://schemas.microsoft.com/office/word/2016/wordml/cid" xmlns:w16="http://schemas.microsoft.com/office/word/2018/wordml" xmlns:w16du="http://schemas.microsoft.com/office/word/2023/wordml/word16du" xmlns:w16sdtdh="http://schemas.microsoft.com/office/word/2020/wordml/sdtdatahash" xmlns:w16sdtfl="http://schemas.microsoft.com/office/word/2024/wordml/sdtformatlock" xmlns:w16se="http://schemas.microsoft.com/office/word/2015/wordml/symex" xmlns:wpg="http://schemas.microsoft.com/office/word/2010/wordprocessingGroup" xmlns:wpi="http://schemas.microsoft.com/office/word/2010/wordprocessingInk" xmlns:wne="http://schemas.microsoft.com/office/word/2006/wordml" xmlns:wps="http://schemas.microsoft.com/office/word/2010/wordprocessingShape" mc:Ignorable="w14 w15 w16se w16cid w16 w16cex w16sdtdh w16sdtfl w16du wp14">
   <w:p>
     <w:pPr>
       <w:pStyle w:val="Header"/>
@@ -2232,7 +2232,7 @@
 </file>
 
 <file path=word/header2.xml><?xml version="1.0" encoding="utf-8"?>
-<w:hdr xmlns:wpc="http://schemas.microsoft.com/office/word/2010/wordprocessingCanvas" xmlns:cx="http://schemas.microsoft.com/office/drawing/2014/chartex" xmlns:cx1="http://schemas.microsoft.com/office/drawing/2015/9/8/chartex" xmlns:cx2="http://schemas.microsoft.com/office/drawing/2015/10/21/chartex" xmlns:cx3="http://schemas.microsoft.com/office/drawing/2016/5/9/chartex" xmlns:cx4="http://schemas.microsoft.com/office/drawing/2016/5/10/chartex" xmlns:cx5="http://schemas.microsoft.com/office/drawing/2016/5/11/chartex" xmlns:cx6="http://schemas.microsoft.com/office/drawing/2016/5/12/chartex" xmlns:cx7="http://schemas.microsoft.com/office/drawing/2016/5/13/chartex" xmlns:cx8="http://schemas.microsoft.com/office/drawing/2016/5/14/chartex" xmlns:mc="http://schemas.openxmlformats.org/markup-compatibility/2006" xmlns:aink="http://schemas.microsoft.com/office/drawing/2016/ink" xmlns:am3d="http://schemas.microsoft.com/office/drawing/2017/model3d" xmlns:o="urn:schemas-microsoft-com:office:office" xmlns:oel="http://schemas.microsoft.com/office/2019/extlst" xmlns:r="http://schemas.openxmlformats.org/officeDocument/2006/relationships" xmlns:m="http://schemas.openxmlformats.org/officeDocument/2006/math" xmlns:v="urn:schemas-microsoft-com:vml" xmlns:wp14="http://schemas.microsoft.com/office/word/2010/wordprocessingDrawing" xmlns:wp="http://schemas.openxmlformats.org/drawingml/2006/wordprocessingDrawing" xmlns:w10="urn:schemas-microsoft-com:office:word" xmlns:w="http://schemas.openxmlformats.org/wordprocessingml/2006/main" xmlns:w14="http://schemas.microsoft.com/office/word/2010/wordml" xmlns:w15="http://schemas.microsoft.com/office/word/2012/wordml" xmlns:w16cex="http://schemas.microsoft.com/office/word/2018/wordml/cex" xmlns:w16cid="http://schemas.microsoft.com/office/word/2016/wordml/cid" xmlns:w16="http://schemas.microsoft.com/office/word/2018/wordml" xmlns:w16du="http://schemas.microsoft.com/office/word/2023/wordml/word16du" xmlns:w16sdtdh="http://schemas.microsoft.com/office/word/2020/wordml/sdtdatahash" xmlns:w16sdtfl="http://schemas.microsoft.com/office/word/2024/wordml/sdtformatlock" xmlns:w16se="http://schemas.microsoft.com/office/word/2015/wordml/symex" xmlns:wpg="http://schemas.microsoft.com/office/word/2010/wordprocessingGroup" xmlns:wpi="http://schemas.microsoft.com/office/word/2010/wordprocessingInk" xmlns:wne="http://schemas.microsoft.com/office/word/2006/wordml" xmlns:wps="http://schemas.microsoft.com/office/word/2010/wordprocessingShape" mc:Ignorable="w14 w15 w16se w16cid w16 w16cex w16sdtdh w16sdtfl w16du wp14">
+<w:hdr xmlns:wpc="http://schemas.microsoft.com/office/word/2010/wordprocessingCanvas" xmlns:cx="http://schemas.microsoft.com/office/drawing/2014/chartex" xmlns:cx1="http://schemas.microsoft.com/office/drawing/2015/9/8/chartex" xmlns:cx2="http://schemas.microsoft.com/office/drawing/2015/10/21/chartex" xmlns:cx3="http://schemas.microsoft.com/office/drawing/2016/5/9/chartex" xmlns:cx4="http://schemas.microsoft.com/office/drawing/2016/5/10/chartex" xmlns:cx5="http://schemas.microsoft.com/office/drawing/2016/5/11/chartex" xmlns:cx6="http://schemas.microsoft.com/office/drawing/2016/5/12/chartex" xmlns:cx7="http://schemas.microsoft.com/office/drawing/2016/5/13/chartex" xmlns:cx8="http://schemas.microsoft.com/office/drawing/2016/5/14/chartex" xmlns:mc="http://schemas.openxmlformats.org/markup-compatibility/2006" xmlns:aink="http://schemas.microsoft.com/office/drawing/2016/ink" xmlns:am3d="http://schemas.microsoft.com/office/drawing/2017/model3d" xmlns:o="urn:schemas-microsoft-com:office:office" xmlns:oel="http://schemas.microsoft.com/office/2019/extlst" xmlns:r="http://schemas.openxmlformats.org/officeDocument/2006/relationships" xmlns:m="http://schemas.openxmlformats.org/officeDocument/2006/math" xmlns:v="urn:schemas-microsoft-com:vml" xmlns:wp14="http://schemas.microsoft.com/office/word/2010/wordprocessingDrawing" xmlns:wp="http://schemas.openxmlformats.org/drawingml/2006/wordprocessingDrawing" xmlns:w10="urn:schemas-microsoft-com:office:word" xmlns:w="http://schemas.openxmlformats.org/wordprocessingml/2006/main" xmlns:w14="http://schemas.microsoft.com/office/word/2010/wordml" xmlns:w15="http://schemas.microsoft.com/office/word/2012/wordml" xmlns:w16cei="http://schemas.microsoft.com/office/word/2026/wordml/cei" xmlns:w16cex="http://schemas.microsoft.com/office/word/2018/wordml/cex" xmlns:w16cid="http://schemas.microsoft.com/office/word/2016/wordml/cid" xmlns:w16="http://schemas.microsoft.com/office/word/2018/wordml" xmlns:w16du="http://schemas.microsoft.com/office/word/2023/wordml/word16du" xmlns:w16sdtdh="http://schemas.microsoft.com/office/word/2020/wordml/sdtdatahash" xmlns:w16sdtfl="http://schemas.microsoft.com/office/word/2024/wordml/sdtformatlock" xmlns:w16se="http://schemas.microsoft.com/office/word/2015/wordml/symex" xmlns:wpg="http://schemas.microsoft.com/office/word/2010/wordprocessingGroup" xmlns:wpi="http://schemas.microsoft.com/office/word/2010/wordprocessingInk" xmlns:wne="http://schemas.microsoft.com/office/word/2006/wordml" xmlns:wps="http://schemas.microsoft.com/office/word/2010/wordprocessingShape" mc:Ignorable="w14 w15 w16se w16cid w16 w16cex w16sdtdh w16sdtfl w16du wp14">
   <w:p>
     <w:pPr>
       <w:pStyle w:val="Header"/>
@@ -2242,7 +2242,7 @@
 </file>
 
 <file path=word/header3.xml><?xml version="1.0" encoding="utf-8"?>
-<w:hdr xmlns:wpc="http://schemas.microsoft.com/office/word/2010/wordprocessingCanvas" xmlns:cx="http://schemas.microsoft.com/office/drawing/2014/chartex" xmlns:cx1="http://schemas.microsoft.com/office/drawing/2015/9/8/chartex" xmlns:cx2="http://schemas.microsoft.com/office/drawing/2015/10/21/chartex" xmlns:cx3="http://schemas.microsoft.com/office/drawing/2016/5/9/chartex" xmlns:cx4="http://schemas.microsoft.com/office/drawing/2016/5/10/chartex" xmlns:cx5="http://schemas.microsoft.com/office/drawing/2016/5/11/chartex" xmlns:cx6="http://schemas.microsoft.com/office/drawing/2016/5/12/chartex" xmlns:cx7="http://schemas.microsoft.com/office/drawing/2016/5/13/chartex" xmlns:cx8="http://schemas.microsoft.com/office/drawing/2016/5/14/chartex" xmlns:mc="http://schemas.openxmlformats.org/markup-compatibility/2006" xmlns:aink="http://schemas.microsoft.com/office/drawing/2016/ink" xmlns:am3d="http://schemas.microsoft.com/office/drawing/2017/model3d" xmlns:o="urn:schemas-microsoft-com:office:office" xmlns:oel="http://schemas.microsoft.com/office/2019/extlst" xmlns:r="http://schemas.openxmlformats.org/officeDocument/2006/relationships" xmlns:m="http://schemas.openxmlformats.org/officeDocument/2006/math" xmlns:v="urn:schemas-microsoft-com:vml" xmlns:wp14="http://schemas.microsoft.com/office/word/2010/wordprocessingDrawing" xmlns:wp="http://schemas.openxmlformats.org/drawingml/2006/wordprocessingDrawing" xmlns:w10="urn:schemas-microsoft-com:office:word" xmlns:w="http://schemas.openxmlformats.org/wordprocessingml/2006/main" xmlns:w14="http://schemas.microsoft.com/office/word/2010/wordml" xmlns:w15="http://schemas.microsoft.com/office/word/2012/wordml" xmlns:w16cex="http://schemas.microsoft.com/office/word/2018/wordml/cex" xmlns:w16cid="http://schemas.microsoft.com/office/word/2016/wordml/cid" xmlns:w16="http://schemas.microsoft.com/office/word/2018/wordml" xmlns:w16du="http://schemas.microsoft.com/office/word/2023/wordml/word16du" xmlns:w16sdtdh="http://schemas.microsoft.com/office/word/2020/wordml/sdtdatahash" xmlns:w16sdtfl="http://schemas.microsoft.com/office/word/2024/wordml/sdtformatlock" xmlns:w16se="http://schemas.microsoft.com/office/word/2015/wordml/symex" xmlns:wpg="http://schemas.microsoft.com/office/word/2010/wordprocessingGroup" xmlns:wpi="http://schemas.microsoft.com/office/word/2010/wordprocessingInk" xmlns:wne="http://schemas.microsoft.com/office/word/2006/wordml" xmlns:wps="http://schemas.microsoft.com/office/word/2010/wordprocessingShape" mc:Ignorable="w14 w15 w16se w16cid w16 w16cex w16sdtdh w16sdtfl w16du wp14">
+<w:hdr xmlns:wpc="http://schemas.microsoft.com/office/word/2010/wordprocessingCanvas" xmlns:cx="http://schemas.microsoft.com/office/drawing/2014/chartex" xmlns:cx1="http://schemas.microsoft.com/office/drawing/2015/9/8/chartex" xmlns:cx2="http://schemas.microsoft.com/office/drawing/2015/10/21/chartex" xmlns:cx3="http://schemas.microsoft.com/office/drawing/2016/5/9/chartex" xmlns:cx4="http://schemas.microsoft.com/office/drawing/2016/5/10/chartex" xmlns:cx5="http://schemas.microsoft.com/office/drawing/2016/5/11/chartex" xmlns:cx6="http://schemas.microsoft.com/office/drawing/2016/5/12/chartex" xmlns:cx7="http://schemas.microsoft.com/office/drawing/2016/5/13/chartex" xmlns:cx8="http://schemas.microsoft.com/office/drawing/2016/5/14/chartex" xmlns:mc="http://schemas.openxmlformats.org/markup-compatibility/2006" xmlns:aink="http://schemas.microsoft.com/office/drawing/2016/ink" xmlns:am3d="http://schemas.microsoft.com/office/drawing/2017/model3d" xmlns:o="urn:schemas-microsoft-com:office:office" xmlns:oel="http://schemas.microsoft.com/office/2019/extlst" xmlns:r="http://schemas.openxmlformats.org/officeDocument/2006/relationships" xmlns:m="http://schemas.openxmlformats.org/officeDocument/2006/math" xmlns:v="urn:schemas-microsoft-com:vml" xmlns:wp14="http://schemas.microsoft.com/office/word/2010/wordprocessingDrawing" xmlns:wp="http://schemas.openxmlformats.org/drawingml/2006/wordprocessingDrawing" xmlns:w10="urn:schemas-microsoft-com:office:word" xmlns:w="http://schemas.openxmlformats.org/wordprocessingml/2006/main" xmlns:w14="http://schemas.microsoft.com/office/word/2010/wordml" xmlns:w15="http://schemas.microsoft.com/office/word/2012/wordml" xmlns:w16cei="http://schemas.microsoft.com/office/word/2026/wordml/cei" xmlns:w16cex="http://schemas.microsoft.com/office/word/2018/wordml/cex" xmlns:w16cid="http://schemas.microsoft.com/office/word/2016/wordml/cid" xmlns:w16="http://schemas.microsoft.com/office/word/2018/wordml" xmlns:w16du="http://schemas.microsoft.com/office/word/2023/wordml/word16du" xmlns:w16sdtdh="http://schemas.microsoft.com/office/word/2020/wordml/sdtdatahash" xmlns:w16sdtfl="http://schemas.microsoft.com/office/word/2024/wordml/sdtformatlock" xmlns:w16se="http://schemas.microsoft.com/office/word/2015/wordml/symex" xmlns:wpg="http://schemas.microsoft.com/office/word/2010/wordprocessingGroup" xmlns:wpi="http://schemas.microsoft.com/office/word/2010/wordprocessingInk" xmlns:wne="http://schemas.microsoft.com/office/word/2006/wordml" xmlns:wps="http://schemas.microsoft.com/office/word/2010/wordprocessingShape" mc:Ignorable="w14 w15 w16se w16cid w16 w16cex w16sdtdh w16sdtfl w16du wp14">
   <w:p>
     <w:pPr>
       <w:pStyle w:val="Header"/>
@@ -3262,7 +3262,7 @@
 </file>
 
 <file path=word/glossary/document.xml><?xml version="1.0" encoding="utf-8"?>
-<w:glossaryDocument xmlns:wpc="http://schemas.microsoft.com/office/word/2010/wordprocessingCanvas" xmlns:cx="http://schemas.microsoft.com/office/drawing/2014/chartex" xmlns:cx1="http://schemas.microsoft.com/office/drawing/2015/9/8/chartex" xmlns:cx2="http://schemas.microsoft.com/office/drawing/2015/10/21/chartex" xmlns:cx3="http://schemas.microsoft.com/office/drawing/2016/5/9/chartex" xmlns:cx4="http://schemas.microsoft.com/office/drawing/2016/5/10/chartex" xmlns:cx5="http://schemas.microsoft.com/office/drawing/2016/5/11/chartex" xmlns:cx6="http://schemas.microsoft.com/office/drawing/2016/5/12/chartex" xmlns:cx7="http://schemas.microsoft.com/office/drawing/2016/5/13/chartex" xmlns:cx8="http://schemas.microsoft.com/office/drawing/2016/5/14/chartex" xmlns:mc="http://schemas.openxmlformats.org/markup-compatibility/2006" xmlns:aink="http://schemas.microsoft.com/office/drawing/2016/ink" xmlns:am3d="http://schemas.microsoft.com/office/drawing/2017/model3d" xmlns:o="urn:schemas-microsoft-com:office:office" xmlns:oel="http://schemas.microsoft.com/office/2019/extlst" xmlns:r="http://schemas.openxmlformats.org/officeDocument/2006/relationships" xmlns:m="http://schemas.openxmlformats.org/officeDocument/2006/math" xmlns:v="urn:schemas-microsoft-com:vml" xmlns:wp14="http://schemas.microsoft.com/office/word/2010/wordprocessingDrawing" xmlns:wp="http://schemas.openxmlformats.org/drawingml/2006/wordprocessingDrawing" xmlns:w10="urn:schemas-microsoft-com:office:word" xmlns:w="http://schemas.openxmlformats.org/wordprocessingml/2006/main" xmlns:w14="http://schemas.microsoft.com/office/word/2010/wordml" xmlns:w15="http://schemas.microsoft.com/office/word/2012/wordml" xmlns:w16cex="http://schemas.microsoft.com/office/word/2018/wordml/cex" xmlns:w16cid="http://schemas.microsoft.com/office/word/2016/wordml/cid" xmlns:w16="http://schemas.microsoft.com/office/word/2018/wordml" xmlns:w16du="http://schemas.microsoft.com/office/word/2023/wordml/word16du" xmlns:w16sdtdh="http://schemas.microsoft.com/office/word/2020/wordml/sdtdatahash" xmlns:w16sdtfl="http://schemas.microsoft.com/office/word/2024/wordml/sdtformatlock" xmlns:w16se="http://schemas.microsoft.com/office/word/2015/wordml/symex" xmlns:wpg="http://schemas.microsoft.com/office/word/2010/wordprocessingGroup" xmlns:wpi="http://schemas.microsoft.com/office/word/2010/wordprocessingInk" xmlns:wne="http://schemas.microsoft.com/office/word/2006/wordml" xmlns:wps="http://schemas.microsoft.com/office/word/2010/wordprocessingShape" mc:Ignorable="w14 w15 w16se w16cid w16 w16cex w16sdtdh w16sdtfl w16du wp14">
+<w:glossaryDocument xmlns:wpc="http://schemas.microsoft.com/office/word/2010/wordprocessingCanvas" xmlns:cx="http://schemas.microsoft.com/office/drawing/2014/chartex" xmlns:cx1="http://schemas.microsoft.com/office/drawing/2015/9/8/chartex" xmlns:cx2="http://schemas.microsoft.com/office/drawing/2015/10/21/chartex" xmlns:cx3="http://schemas.microsoft.com/office/drawing/2016/5/9/chartex" xmlns:cx4="http://schemas.microsoft.com/office/drawing/2016/5/10/chartex" xmlns:cx5="http://schemas.microsoft.com/office/drawing/2016/5/11/chartex" xmlns:cx6="http://schemas.microsoft.com/office/drawing/2016/5/12/chartex" xmlns:cx7="http://schemas.microsoft.com/office/drawing/2016/5/13/chartex" xmlns:cx8="http://schemas.microsoft.com/office/drawing/2016/5/14/chartex" xmlns:mc="http://schemas.openxmlformats.org/markup-compatibility/2006" xmlns:aink="http://schemas.microsoft.com/office/drawing/2016/ink" xmlns:am3d="http://schemas.microsoft.com/office/drawing/2017/model3d" xmlns:o="urn:schemas-microsoft-com:office:office" xmlns:oel="http://schemas.microsoft.com/office/2019/extlst" xmlns:r="http://schemas.openxmlformats.org/officeDocument/2006/relationships" xmlns:m="http://schemas.openxmlformats.org/officeDocument/2006/math" xmlns:v="urn:schemas-microsoft-com:vml" xmlns:wp14="http://schemas.microsoft.com/office/word/2010/wordprocessingDrawing" xmlns:wp="http://schemas.openxmlformats.org/drawingml/2006/wordprocessingDrawing" xmlns:w10="urn:schemas-microsoft-com:office:word" xmlns:w="http://schemas.openxmlformats.org/wordprocessingml/2006/main" xmlns:w14="http://schemas.microsoft.com/office/word/2010/wordml" xmlns:w15="http://schemas.microsoft.com/office/word/2012/wordml" xmlns:w16cei="http://schemas.microsoft.com/office/word/2026/wordml/cei" xmlns:w16cex="http://schemas.microsoft.com/office/word/2018/wordml/cex" xmlns:w16cid="http://schemas.microsoft.com/office/word/2016/wordml/cid" xmlns:w16="http://schemas.microsoft.com/office/word/2018/wordml" xmlns:w16du="http://schemas.microsoft.com/office/word/2023/wordml/word16du" xmlns:w16sdtdh="http://schemas.microsoft.com/office/word/2020/wordml/sdtdatahash" xmlns:w16sdtfl="http://schemas.microsoft.com/office/word/2024/wordml/sdtformatlock" xmlns:w16se="http://schemas.microsoft.com/office/word/2015/wordml/symex" xmlns:wpg="http://schemas.microsoft.com/office/word/2010/wordprocessingGroup" xmlns:wpi="http://schemas.microsoft.com/office/word/2010/wordprocessingInk" xmlns:wne="http://schemas.microsoft.com/office/word/2006/wordml" xmlns:wps="http://schemas.microsoft.com/office/word/2010/wordprocessingShape" mc:Ignorable="w14 w15 w16se w16cid w16 w16cex w16sdtdh w16sdtfl w16du wp14">
   <w:docParts>
     <w:docPart>
       <w:docPartPr>
@@ -4430,9 +4430,11 @@
     <w:rsid w:val="00C3410E"/>
     <w:rsid w:val="00C6452B"/>
     <w:rsid w:val="00CD525D"/>
+    <w:rsid w:val="00D9523F"/>
     <w:rsid w:val="00DD4377"/>
     <w:rsid w:val="00E5711F"/>
     <w:rsid w:val="00E5765A"/>
+    <w:rsid w:val="00F74E8E"/>
   </w:rsids>
   <m:mathPr>
     <m:mathFont m:val="Cambria Math"/>
@@ -4449,7 +4451,7 @@
   </m:mathPr>
   <w:themeFontLang w:val="da-DK"/>
   <w:clrSchemeMapping w:bg1="light1" w:t1="dark1" w:bg2="light2" w:t2="dark2" w:accent1="accent1" w:accent2="accent2" w:accent3="accent3" w:accent4="accent4" w:accent5="accent5" w:accent6="accent6" w:hyperlink="hyperlink" w:followedHyperlink="followedHyperlink"/>
-  <w:decimalSymbol w:val="."/>
+  <w:decimalSymbol w:val=","/>
   <w:listSeparator w:val=","/>
   <w15:chartTrackingRefBased/>
 </w:settings>
@@ -5761,6 +5763,9 @@
   <wetp:taskpane dockstate="right" visibility="0" width="350" row="1">
     <wetp:webextensionref xmlns:r="http://schemas.openxmlformats.org/officeDocument/2006/relationships" r:id="rId3"/>
   </wetp:taskpane>
+  <wetp:taskpane dockstate="right" visibility="0" width="0" row="0">
+    <wetp:webextensionref xmlns:r="http://schemas.openxmlformats.org/officeDocument/2006/relationships" r:id="rId4"/>
+  </wetp:taskpane>
 </wetp:taskpanes>
 </file>
 
@@ -5800,9 +5805,19 @@
 </we:webextension>
 </file>
 
-<file path=customXml/item1.xml>��< ? x m l   v e r s i o n = " 1 . 0 "   e n c o d i n g = " u t f - 1 6 " ? > - 
- < N a v W o r d R e p o r t X m l P a r t   x m l n s = " u r n : m i c r o s o f t - d y n a m i c s - n a v / r e p o r t s / S t a n d a r d _ S a l e s _ O r d e r _ C o n f / 1 3 0 5 / " > +<file path=word/webextensions/webextension4.xml><?xml version="1.0" encoding="utf-8"?>
+<we:webextension xmlns:we="http://schemas.microsoft.com/office/webextensions/webextension/2010/11" id="{7F0E2E6F-B3DF-4DE8-B53B-CD4C9C04A3EF}">
+  <we:reference id="WA200007356" version="2.0.0.1" store="Omex" storeType="OMEX"/>
+  <we:alternateReferences>
+    <we:reference id="WA200007356" version="2.0.0.1" store="WA200007356" storeType="OMEX"/>
+  </we:alternateReferences>
+  <we:properties/>
+  <we:bindings/>
+  <we:snapshot xmlns:r="http://schemas.openxmlformats.org/officeDocument/2006/relationships"/>
+</we:webextension>
+</file>
+
+<file path=customXml/item1.xml>��< ? x m l   v e r s i o n = " 1 . 0 "   e n c o d i n g = " u t f - 1 6 " ? > < N a v W o r d R e p o r t X m l P a r t   x m l n s = " u r n : m i c r o s o f t - d y n a m i c s - b u s i n e s s c e n t r a l / i n t e r n a l / e x t e n d e d / r e p o r t s / S t a n d a r d _ S a l e s _ O r d e r _ C o n f / 1 3 0 5 / " >   
      < B C R e p o r t I n f o r m a t i o n >   
@@ -5948,469 +5963,779 @@
  
      < / B C R e p o r t I n f o r m a t i o n >   
-     < H e a d e r > - 
-         < B i l l T o C o n t a c t E m a i l > B i l l T o C o n t a c t E m a i l < / B i l l T o C o n t a c t E m a i l > - 
-         < B i l l T o C o n t a c t E m a i l L b l > B i l l T o C o n t a c t E m a i l L b l < / B i l l T o C o n t a c t E m a i l L b l > - 
-         < B i l l T o C o n t a c t M o b i l e P h o n e N o > B i l l T o C o n t a c t M o b i l e P h o n e N o < / B i l l T o C o n t a c t M o b i l e P h o n e N o > - 
-         < B i l l T o C o n t a c t M o b i l e P h o n e N o L b l > B i l l T o C o n t a c t M o b i l e P h o n e N o L b l < / B i l l T o C o n t a c t M o b i l e P h o n e N o L b l > - 
-         < B i l l T o C o n t a c t P h o n e N o > B i l l T o C o n t a c t P h o n e N o < / B i l l T o C o n t a c t P h o n e N o > - 
-         < B i l l T o C o n t a c t P h o n e N o L b l > B i l l T o C o n t a c t P h o n e N o L b l < / B i l l T o C o n t a c t P h o n e N o L b l > - 
-         < B i l l t o C u s t o m e r N o _ L b l > B i l l t o C u s t o m e r N o _ L b l < / B i l l t o C u s t o m e r N o _ L b l > - 
-         < B i l l t o C u s t u m e r N o > B i l l t o C u s t u m e r N o < / B i l l t o C u s t u m e r N o > - 
-         < C o m p a n y A d d r e s s 1 > C o m p a n y A d d r e s s 1 < / C o m p a n y A d d r e s s 1 > - 
-         < C o m p a n y A d d r e s s 2 > C o m p a n y A d d r e s s 2 < / C o m p a n y A d d r e s s 2 > - 
-         < C o m p a n y A d d r e s s 3 > C o m p a n y A d d r e s s 3 < / C o m p a n y A d d r e s s 3 > - 
-         < C o m p a n y A d d r e s s 4 > C o m p a n y A d d r e s s 4 < / C o m p a n y A d d r e s s 4 > - 
-         < C o m p a n y A d d r e s s 5 > C o m p a n y A d d r e s s 5 < / C o m p a n y A d d r e s s 5 > - 
-         < C o m p a n y A d d r e s s 6 > C o m p a n y A d d r e s s 6 < / C o m p a n y A d d r e s s 6 > - 
-         < C o m p a n y A d d r e s s 7 > C o m p a n y A d d r e s s 7 < / C o m p a n y A d d r e s s 7 > - 
-         < C o m p a n y A d d r e s s 8 > C o m p a n y A d d r e s s 8 < / C o m p a n y A d d r e s s 8 > - 
-         < C o m p a n y B a n k A c c o u n t N o > C o m p a n y B a n k A c c o u n t N o < / C o m p a n y B a n k A c c o u n t N o > - 
-         < C o m p a n y B a n k A c c o u n t N o _ L b l > C o m p a n y B a n k A c c o u n t N o _ L b l < / C o m p a n y B a n k A c c o u n t N o _ L b l > - 
-         < C o m p a n y B a n k B r a n c h N o > C o m p a n y B a n k B r a n c h N o < / C o m p a n y B a n k B r a n c h N o > - 
-         < C o m p a n y B a n k B r a n c h N o _ L b l > C o m p a n y B a n k B r a n c h N o _ L b l < / C o m p a n y B a n k B r a n c h N o _ L b l > - 
-         < C o m p a n y B a n k N a m e > C o m p a n y B a n k N a m e < / C o m p a n y B a n k N a m e > - 
-         < C o m p a n y B a n k N a m e _ L b l > C o m p a n y B a n k N a m e _ L b l < / C o m p a n y B a n k N a m e _ L b l > - 
-         < C o m p a n y C u s t o m G i r o > C o m p a n y C u s t o m G i r o < / C o m p a n y C u s t o m G i r o > - 
-         < C o m p a n y C u s t o m G i r o _ L b l > C o m p a n y C u s t o m G i r o _ L b l < / C o m p a n y C u s t o m G i r o _ L b l > - 
-         < C o m p a n y E M a i l > C o m p a n y E M a i l < / C o m p a n y E M a i l > - 
-         < C o m p a n y G i r o N o > C o m p a n y G i r o N o < / C o m p a n y G i r o N o > - 
-         < C o m p a n y G i r o N o _ L b l > C o m p a n y G i r o N o _ L b l < / C o m p a n y G i r o N o _ L b l > - 
-         < C o m p a n y H o m e P a g e > C o m p a n y H o m e P a g e < / C o m p a n y H o m e P a g e > - 
-         < C o m p a n y I B A N > C o m p a n y I B A N < / C o m p a n y I B A N > - 
-         < C o m p a n y I B A N _ L b l > C o m p a n y I B A N _ L b l < / C o m p a n y I B A N _ L b l > - 
-         < C o m p a n y L e g a l O f f i c e > C o m p a n y L e g a l O f f i c e < / C o m p a n y L e g a l O f f i c e > - 
-         < C o m p a n y L e g a l O f f i c e _ L b l > C o m p a n y L e g a l O f f i c e _ L b l < / C o m p a n y L e g a l O f f i c e _ L b l > - 
-         < C o m p a n y L e g a l S t a t e m e n t > C o m p a n y L e g a l S t a t e m e n t < / C o m p a n y L e g a l S t a t e m e n t > - 
-         < C o m p a n y L o g o P o s i t i o n > C o m p a n y L o g o P o s i t i o n < / C o m p a n y L o g o P o s i t i o n > - 
-         < C o m p a n y P h o n e N o > C o m p a n y P h o n e N o < / C o m p a n y P h o n e N o > - 
-         < C o m p a n y P h o n e N o _ L b l > C o m p a n y P h o n e N o _ L b l < / C o m p a n y P h o n e N o _ L b l > - 
-         < C o m p a n y P i c t u r e   / > - 
-         < C o m p a n y R e g i s t r a t i o n N u m b e r > C o m p a n y R e g i s t r a t i o n N u m b e r < / C o m p a n y R e g i s t r a t i o n N u m b e r > - 
-         < C o m p a n y R e g i s t r a t i o n N u m b e r _ L b l > C o m p a n y R e g i s t r a t i o n N u m b e r _ L b l < / C o m p a n y R e g i s t r a t i o n N u m b e r _ L b l > - 
-         < C o m p a n y S W I F T > C o m p a n y S W I F T < / C o m p a n y S W I F T > - 
-         < C o m p a n y S W I F T _ L b l > C o m p a n y S W I F T _ L b l < / C o m p a n y S W I F T _ L b l > - 
-         < C o m p a n y V A T R e g i s t r a t i o n N o > C o m p a n y V A T R e g i s t r a t i o n N o < / C o m p a n y V A T R e g i s t r a t i o n N o > - 
-         < C o m p a n y V A T R e g i s t r a t i o n N o _ L b l > C o m p a n y V A T R e g i s t r a t i o n N o _ L b l < / C o m p a n y V A T R e g i s t r a t i o n N o _ L b l > - 
-         < C o m p a n y V A T R e g N o > C o m p a n y V A T R e g N o < / C o m p a n y V A T R e g N o > - 
-         < C o m p a n y V A T R e g N o _ L b l > C o m p a n y V A T R e g N o _ L b l < / C o m p a n y V A T R e g N o _ L b l > - 
-         < C o p y _ L b l > C o p y _ L b l < / C o p y _ L b l > - 
-         < C u s t o m e r A d d r e s s 1 > C u s t o m e r A d d r e s s 1 < / C u s t o m e r A d d r e s s 1 > - 
-         < C u s t o m e r A d d r e s s 2 > C u s t o m e r A d d r e s s 2 < / C u s t o m e r A d d r e s s 2 > - 
-         < C u s t o m e r A d d r e s s 3 > C u s t o m e r A d d r e s s 3 < / C u s t o m e r A d d r e s s 3 > - 
-         < C u s t o m e r A d d r e s s 4 > C u s t o m e r A d d r e s s 4 < / C u s t o m e r A d d r e s s 4 > - 
-         < C u s t o m e r A d d r e s s 5 > C u s t o m e r A d d r e s s 5 < / C u s t o m e r A d d r e s s 5 > - 
-         < C u s t o m e r A d d r e s s 6 > C u s t o m e r A d d r e s s 6 < / C u s t o m e r A d d r e s s 6 > - 
-         < C u s t o m e r A d d r e s s 7 > C u s t o m e r A d d r e s s 7 < / C u s t o m e r A d d r e s s 7 > - 
-         < C u s t o m e r A d d r e s s 8 > C u s t o m e r A d d r e s s 8 < / C u s t o m e r A d d r e s s 8 > - 
-         < C u s t o m e r P o s t a l B a r C o d e > C u s t o m e r P o s t a l B a r C o d e < / C u s t o m e r P o s t a l B a r C o d e > - 
-         < D o c u m e n t C o p y T e x t > D o c u m e n t C o p y T e x t < / D o c u m e n t C o p y T e x t > - 
-         < D o c u m e n t D a t e > D o c u m e n t D a t e < / D o c u m e n t D a t e > - 
-         < D o c u m e n t D a t e _ L b l > D o c u m e n t D a t e _ L b l < / D o c u m e n t D a t e _ L b l > - 
-         < D o c u m e n t N o > D o c u m e n t N o < / D o c u m e n t N o > - 
-         < D o c u m e n t N o _ L b l > D o c u m e n t N o _ L b l < / D o c u m e n t N o _ L b l > - 
-         < D u e D a t e > D u e D a t e < / D u e D a t e > - 
-         < D u e D a t e _ L b l > D u e D a t e _ L b l < / D u e D a t e _ L b l > - 
-         < E M a i l _ L b l > E M a i l _ L b l < / E M a i l _ L b l > - 
-         < E x c h a n g e R a t e A s T e x t > E x c h a n g e R a t e A s T e x t < / E x c h a n g e R a t e A s T e x t > - 
-         < E x t D o c N o _ S a l e s H e a d e r > E x t D o c N o _ S a l e s H e a d e r < / E x t D o c N o _ S a l e s H e a d e r > - 
-         < E x t D o c N o _ S a l e s H e a d e r _ L b l > E x t D o c N o _ S a l e s H e a d e r _ L b l < / E x t D o c N o _ S a l e s H e a d e r _ L b l > - 
-         < H o m e P a g e _ L b l > H o m e P a g e _ L b l < / H o m e P a g e _ L b l > - 
-         < I n v o i c e D i s c o u n t A m o u n t _ L b l > I n v o i c e D i s c o u n t A m o u n t _ L b l < / I n v o i c e D i s c o u n t A m o u n t _ L b l > - 
-         < I n v o i c e D i s c o u n t B a s e A m o u n t _ L b l > I n v o i c e D i s c o u n t B a s e A m o u n t _ L b l < / I n v o i c e D i s c o u n t B a s e A m o u n t _ L b l > - 
-         < I n v o i c e _ L b l > I n v o i c e _ L b l < / I n v o i c e _ L b l > - 
-         < L e g a l E n t i t y T y p e > L e g a l E n t i t y T y p e < / L e g a l E n t i t y T y p e > - 
-         < L e g a l E n t i t y T y p e _ L b l > L e g a l E n t i t y T y p e _ L b l < / L e g a l E n t i t y T y p e _ L b l > - 
-         < L i n e A m o u n t A f t e r I n v o i c e D i s c o u n t _ L b l > L i n e A m o u n t A f t e r I n v o i c e D i s c o u n t _ L b l < / L i n e A m o u n t A f t e r I n v o i c e D i s c o u n t _ L b l > - 
-         < L o c a l C u r r e n c y _ L b l > L o c a l C u r r e n c y _ L b l < / L o c a l C u r r e n c y _ L b l > - 
-         < P a g e _ L b l > P a g e _ L b l < / P a g e _ L b l > - 
-         < P a y m e n t M e t h o d D e s c r i p t i o n > P a y m e n t M e t h o d D e s c r i p t i o n < / P a y m e n t M e t h o d D e s c r i p t i o n > - 
-         < P a y m e n t M e t h o d D e s c r i p t i o n _ L b l > P a y m e n t M e t h o d D e s c r i p t i o n _ L b l < / P a y m e n t M e t h o d D e s c r i p t i o n _ L b l > - 
-         < P a y m e n t T e r m s D e s c r i p t i o n > P a y m e n t T e r m s D e s c r i p t i o n < / P a y m e n t T e r m s D e s c r i p t i o n > - 
-         < P a y m e n t T e r m s D e s c r i p t i o n _ L b l > P a y m e n t T e r m s D e s c r i p t i o n _ L b l < / P a y m e n t T e r m s D e s c r i p t i o n _ L b l > - 
-         < P r i c e s I n c l u d i n g V A T > P r i c e s I n c l u d i n g V A T < / P r i c e s I n c l u d i n g V A T > - 
-         < P r i c e s I n c l u d i n g V A T Y e s N o > P r i c e s I n c l u d i n g V A T Y e s N o < / P r i c e s I n c l u d i n g V A T Y e s N o > - 
-         < P r i c e s I n c l u d i n g V A T _ L b l > P r i c e s I n c l u d i n g V A T _ L b l < / P r i c e s I n c l u d i n g V A T _ L b l > - 
-         < Q u o t e N o > Q u o t e N o < / Q u o t e N o > - 
-         < Q u o t e N o _ L b l > Q u o t e N o _ L b l < / Q u o t e N o _ L b l > - 
-         < S a l e s I n v o i c e L i n e D i s c o u n t _ L b l > S a l e s I n v o i c e L i n e D i s c o u n t _ L b l < / S a l e s I n v o i c e L i n e D i s c o u n t _ L b l > - 
-         < S a l e s P e r s o n N a m e > S a l e s P e r s o n N a m e < / S a l e s P e r s o n N a m e > - 
-         < S a l e s P e r s o n T e x t _ L b l > S a l e s P e r s o n T e x t _ L b l < / S a l e s P e r s o n T e x t _ L b l > - 
-         < S a l e s P e r s o n _ L b l > S a l e s P e r s o n _ L b l < / S a l e s P e r s o n _ L b l > - 
-         < S e l l T o C o n t a c t E m a i l > S e l l T o C o n t a c t E m a i l < / S e l l T o C o n t a c t E m a i l > - 
-         < S e l l T o C o n t a c t E m a i l L b l > S e l l T o C o n t a c t E m a i l L b l < / S e l l T o C o n t a c t E m a i l L b l > - 
-         < S e l l T o C o n t a c t M o b i l e P h o n e N o > S e l l T o C o n t a c t M o b i l e P h o n e N o < / S e l l T o C o n t a c t M o b i l e P h o n e N o > - 
-         < S e l l T o C o n t a c t M o b i l e P h o n e N o L b l > S e l l T o C o n t a c t M o b i l e P h o n e N o L b l < / S e l l T o C o n t a c t M o b i l e P h o n e N o L b l > - 
-         < S e l l T o C o n t a c t P h o n e N o > S e l l T o C o n t a c t P h o n e N o < / S e l l T o C o n t a c t P h o n e N o > - 
-         < S e l l T o C o n t a c t P h o n e N o L b l > S e l l T o C o n t a c t P h o n e N o L b l < / S e l l T o C o n t a c t P h o n e N o L b l > - 
-         < S e l l t o C u s t o m e r N o > S e l l t o C u s t o m e r N o < / S e l l t o C u s t o m e r N o > - 
-         < S e l l t o C u s t o m e r N o _ L b l > S e l l t o C u s t o m e r N o _ L b l < / S e l l t o C u s t o m e r N o _ L b l > - 
-         < S e l l T o F a x N o > S e l l T o F a x N o < / S e l l T o F a x N o > - 
-         < S e l l T o P h o n e N o > S e l l T o P h o n e N o < / S e l l T o P h o n e N o > - 
-         < S h i p m e n t D a t e > S h i p m e n t D a t e < / S h i p m e n t D a t e > - 
-         < S h i p m e n t D a t e _ L b l > S h i p m e n t D a t e _ L b l < / S h i p m e n t D a t e _ L b l > - 
-         < S h i p m e n t M e t h o d D e s c r i p t i o n > S h i p m e n t M e t h o d D e s c r i p t i o n < / S h i p m e n t M e t h o d D e s c r i p t i o n > - 
-         < S h i p m e n t M e t h o d D e s c r i p t i o n _ L b l > S h i p m e n t M e t h o d D e s c r i p t i o n _ L b l < / S h i p m e n t M e t h o d D e s c r i p t i o n _ L b l > - 
-         < S h i p m e n t _ L b l > S h i p m e n t _ L b l < / S h i p m e n t _ L b l > - 
-         < S h i p T o A d d r e s s 1 > S h i p T o A d d r e s s 1 < / S h i p T o A d d r e s s 1 > - 
-         < S h i p T o A d d r e s s 2 > S h i p T o A d d r e s s 2 < / S h i p T o A d d r e s s 2 > - 
-         < S h i p T o A d d r e s s 3 > S h i p T o A d d r e s s 3 < / S h i p T o A d d r e s s 3 > - 
-         < S h i p T o A d d r e s s 4 > S h i p T o A d d r e s s 4 < / S h i p T o A d d r e s s 4 > - 
-         < S h i p T o A d d r e s s 5 > S h i p T o A d d r e s s 5 < / S h i p T o A d d r e s s 5 > - 
-         < S h i p T o A d d r e s s 6 > S h i p T o A d d r e s s 6 < / S h i p T o A d d r e s s 6 > - 
-         < S h i p T o A d d r e s s 7 > S h i p T o A d d r e s s 7 < / S h i p T o A d d r e s s 7 > - 
-         < S h i p T o A d d r e s s 8 > S h i p T o A d d r e s s 8 < / S h i p T o A d d r e s s 8 > - 
-         < S h i p T o A d d r e s s _ L b l > S h i p T o A d d r e s s _ L b l < / S h i p T o A d d r e s s _ L b l > - 
-         < S h i p T o P h o n e N o > S h i p T o P h o n e N o < / S h i p T o P h o n e N o > - 
-         < S h o w S h i p p i n g A d d r e s s > S h o w S h i p p i n g A d d r e s s < / S h o w S h i p p i n g A d d r e s s > - 
-         < S h o w W o r k D e s c r i p t i o n > S h o w W o r k D e s c r i p t i o n < / S h o w W o r k D e s c r i p t i o n > - 
-         < S u b t o t a l _ L b l > S u b t o t a l _ L b l < / S u b t o t a l _ L b l > - 
-         < T o t a l _ L b l > T o t a l _ L b l < / T o t a l _ L b l > - 
-         < V A T A m o u n t S p e c i f i c a t i o n _ L b l > V A T A m o u n t S p e c i f i c a t i o n _ L b l < / V A T A m o u n t S p e c i f i c a t i o n _ L b l > - 
-         < V A T A m o u n t _ L b l > V A T A m o u n t _ L b l < / V A T A m o u n t _ L b l > - 
-         < V A T B a s e _ L b l > V A T B a s e _ L b l < / V A T B a s e _ L b l > - 
-         < V A T C l a u s e s _ L b l > V A T C l a u s e s _ L b l < / V A T C l a u s e s _ L b l > - 
-         < V A T C l a u s e _ L b l > V A T C l a u s e _ L b l < / V A T C l a u s e _ L b l > - 
-         < V A T I d e n t i f i e r _ L b l > V A T I d e n t i f i e r _ L b l < / V A T I d e n t i f i e r _ L b l > - 
-         < V A T P e r c e n t a g e _ L b l > V A T P e r c e n t a g e _ L b l < / V A T P e r c e n t a g e _ L b l > - 
-         < V A T R e g i s t r a t i o n N o > V A T R e g i s t r a t i o n N o < / V A T R e g i s t r a t i o n N o > - 
-         < V A T R e g i s t r a t i o n N o _ L b l > V A T R e g i s t r a t i o n N o _ L b l < / V A T R e g i s t r a t i o n N o _ L b l > - 
-         < Y o u r R e f e r e n c e > Y o u r R e f e r e n c e < / Y o u r R e f e r e n c e > - 
-         < Y o u r R e f e r e n c e _ L b l > Y o u r R e f e r e n c e _ L b l < / Y o u r R e f e r e n c e _ L b l > - 
-         < L i n e > - 
-             < A m o u n t E x c l u d i n g V A T _ L i n e > A m o u n t E x c l u d i n g V A T _ L i n e < / A m o u n t E x c l u d i n g V A T _ L i n e > - 
-             < A m o u n t E x c l u d i n g V A T _ L i n e _ L b l > A m o u n t E x c l u d i n g V A T _ L i n e _ L b l < / A m o u n t E x c l u d i n g V A T _ L i n e _ L b l > - 
-             < A m o u n t I n c l u d i n g V A T _ L i n e > A m o u n t I n c l u d i n g V A T _ L i n e < / A m o u n t I n c l u d i n g V A T _ L i n e > - 
-             < A m o u n t I n c l u d i n g V A T _ L i n e _ L b l > A m o u n t I n c l u d i n g V A T _ L i n e _ L b l < / A m o u n t I n c l u d i n g V A T _ L i n e _ L b l > - 
-             < D e s c r i p t i o n _ L i n e > D e s c r i p t i o n _ L i n e < / D e s c r i p t i o n _ L i n e > - 
-             < D e s c r i p t i o n _ L i n e _ L b l > D e s c r i p t i o n _ L i n e _ L b l < / D e s c r i p t i o n _ L i n e _ L b l > - 
-             < I t e m N o _ L i n e > I t e m N o _ L i n e < / I t e m N o _ L i n e > - 
-             < I t e m N o _ L i n e _ L b l > I t e m N o _ L i n e _ L b l < / I t e m N o _ L i n e _ L b l > - 
-             < I t e m R e f e r e n c e N o > I t e m R e f e r e n c e N o < / I t e m R e f e r e n c e N o > - 
-             < I t e m R e f e r e n c e N o _ L b l > I t e m R e f e r e n c e N o _ L b l < / I t e m R e f e r e n c e N o _ L b l > - 
-             < L i n e A m o u n t _ L i n e > L i n e A m o u n t _ L i n e < / L i n e A m o u n t _ L i n e > - 
-             < L i n e A m o u n t _ L i n e _ L b l > L i n e A m o u n t _ L i n e _ L b l < / L i n e A m o u n t _ L i n e _ L b l > - 
-             < L i n e D i s c o u n t P e r c e n t T e x t _ L i n e > L i n e D i s c o u n t P e r c e n t T e x t _ L i n e < / L i n e D i s c o u n t P e r c e n t T e x t _ L i n e > - 
-             < L i n e D i s c o u n t P e r c e n t _ L i n e > L i n e D i s c o u n t P e r c e n t _ L i n e < / L i n e D i s c o u n t P e r c e n t _ L i n e > - 
-             < L i n e N o _ L i n e > L i n e N o _ L i n e < / L i n e N o _ L i n e > - 
-             < P l a n n e d S h i p m e n t D a t e _ L i n e > P l a n n e d S h i p m e n t D a t e _ L i n e < / P l a n n e d S h i p m e n t D a t e _ L i n e > - 
-             < P l a n n e d S h i p m e n t D a t e _ L i n e _ L b l > P l a n n e d S h i p m e n t D a t e _ L i n e _ L b l < / P l a n n e d S h i p m e n t D a t e _ L i n e _ L b l > - 
-             < Q u a n t i t y _ L i n e > Q u a n t i t y _ L i n e < / Q u a n t i t y _ L i n e > - 
-             < Q u a n t i t y _ L i n e _ L b l > Q u a n t i t y _ L i n e _ L b l < / Q u a n t i t y _ L i n e _ L b l > - 
-             < S h i p m e n t D a t e _ L i n e > S h i p m e n t D a t e _ L i n e < / S h i p m e n t D a t e _ L i n e > - 
-             < S h i p m e n t D a t e _ L i n e _ L b l > S h i p m e n t D a t e _ L i n e _ L b l < / S h i p m e n t D a t e _ L i n e _ L b l > - 
-             < T r a n s H e a d e r A m o u n t > T r a n s H e a d e r A m o u n t < / T r a n s H e a d e r A m o u n t > - 
-             < T y p e _ L i n e > T y p e _ L i n e < / T y p e _ L i n e > - 
-             < U n i t O f M e a s u r e > U n i t O f M e a s u r e < / U n i t O f M e a s u r e > - 
-             < U n i t O f M e a s u r e _ L b l > U n i t O f M e a s u r e _ L b l < / U n i t O f M e a s u r e _ L b l > - 
-             < U n i t P r i c e > U n i t P r i c e < / U n i t P r i c e > - 
-             < U n i t P r i c e _ L b l > U n i t P r i c e _ L b l < / U n i t P r i c e _ L b l > - 
-             < V A T I d e n t i f i e r _ L i n e > V A T I d e n t i f i e r _ L i n e < / V A T I d e n t i f i e r _ L i n e > - 
-             < V A T I d e n t i f i e r _ L i n e _ L b l > V A T I d e n t i f i e r _ L i n e _ L b l < / V A T I d e n t i f i e r _ L i n e _ L b l > - 
-             < V A T P c t _ L i n e > V A T P c t _ L i n e < / V A T P c t _ L i n e > - 
-             < V A T P c t _ L i n e _ L b l > V A T P c t _ L i n e _ L b l < / V A T P c t _ L i n e _ L b l > - 
-             < A s s e m b l y L i n e > - 
-                 < D e s c r i p t i o n _ A s s e m b l y L i n e > D e s c r i p t i o n _ A s s e m b l y L i n e < / D e s c r i p t i o n _ A s s e m b l y L i n e > - 
-                 < L i n e N o _ A s s e m b l y L i n e > L i n e N o _ A s s e m b l y L i n e < / L i n e N o _ A s s e m b l y L i n e > - 
-                 < Q u a n t i t y _ A s s e m b l y L i n e > Q u a n t i t y _ A s s e m b l y L i n e < / Q u a n t i t y _ A s s e m b l y L i n e > - 
-                 < U n i t O f M e a s u r e _ A s s e m b l y L i n e > U n i t O f M e a s u r e _ A s s e m b l y L i n e < / U n i t O f M e a s u r e _ A s s e m b l y L i n e > - 
-                 < V a r i a n t C o d e _ A s s e m b l y L i n e > V a r i a n t C o d e _ A s s e m b l y L i n e < / V a r i a n t C o d e _ A s s e m b l y L i n e > +     < T o o l t i p s > + 
+         < T o o l t i p   c o l u m n = " C o m p a n y H o m e P a g e "   E l e m e n t I d = " 1 9 8 9 1 8 8 7 0 " > + 
+             < T o o l t i p T e x t   l a n g = " e n - U S " > S p e c i f i e s   y o u r   c o m p a n y ' s   w e b   s i t e . < / T o o l t i p T e x t > + 
+         < / T o o l t i p > + 
+         < T o o l t i p   c o l u m n = " C o m p a n y E M a i l "   E l e m e n t I d = " 1 6 7 7 0 7 4 0 5 8 " > + 
+             < T o o l t i p T e x t   l a n g = " e n - U S " > S p e c i f i e s   t h e   c o m p a n y ' s   e m a i l   a d d r e s s . < / T o o l t i p T e x t > + 
+         < / T o o l t i p > + 
+         < T o o l t i p   c o l u m n = " C o m p a n y P i c t u r e "   E l e m e n t I d = " 1 3 9 7 4 1 1 0 7 4 " > + 
+             < T o o l t i p T e x t   l a n g = " e n - U S " > S p e c i f i e s   t h e   p i c t u r e   t h a t   h a s   b e e n   s e t   u p   f o r   t h e   c o m p a n y ,   s u c h   a s   a   c o m p a n y   l o g o . < / T o o l t i p T e x t > + 
+         < / T o o l t i p > + 
+         < T o o l t i p   c o l u m n = " C o m p a n y P h o n e N o "   E l e m e n t I d = " 2 5 0 4 4 0 6 5 5 " > + 
+             < T o o l t i p T e x t   l a n g = " e n - U S " > S p e c i f i e s   t h e   c o m p a n y ' s   t e l e p h o n e   n u m b e r . < / T o o l t i p T e x t > + 
+         < / T o o l t i p > + 
+         < T o o l t i p   c o l u m n = " C o m p a n y G i r o N o "   E l e m e n t I d = " 1 3 6 0 1 9 6 3 2 0 " > + 
+             < T o o l t i p T e x t   l a n g = " e n - U S " > S p e c i f i e s   t h e   c o m p a n y ' s   g i r o   n u m b e r . < / T o o l t i p T e x t > + 
+         < / T o o l t i p > + 
+         < T o o l t i p   c o l u m n = " C o m p a n y B a n k N a m e "   E l e m e n t I d = " 1 5 3 4 9 0 5 6 0 5 " > + 
+             < T o o l t i p T e x t   l a n g = " e n - U S " > S p e c i f i e s   t h e   n a m e   o f   t h e   b a n k   w h e r e   y o u   h a v e   t h e   b a n k   a c c o u n t . < / T o o l t i p T e x t > + 
+         < / T o o l t i p > + 
+         < T o o l t i p   c o l u m n = " C o m p a n y B a n k B r a n c h N o "   E l e m e n t I d = " 7 9 3 1 3 3 0 5 7 " > + 
+             < T o o l t i p T e x t   l a n g = " e n - U S " > S p e c i f i e s   a   n u m b e r   o f   t h e   b a n k   b r a n c h . < / T o o l t i p T e x t > + 
+         < / T o o l t i p > + 
+         < T o o l t i p   c o l u m n = " C o m p a n y B a n k A c c o u n t N o "   E l e m e n t I d = " 3 0 1 4 0 2 0 4 " > + 
+             < T o o l t i p T e x t   l a n g = " e n - U S " > S p e c i f i e s   t h e   n u m b e r   u s e d   b y   t h e   b a n k   f o r   t h e   b a n k   a c c o u n t . < / T o o l t i p T e x t > + 
+         < / T o o l t i p > + 
+         < T o o l t i p   c o l u m n = " C o m p a n y I B A N "   E l e m e n t I d = " 9 0 6 5 4 9 1 8 2 " > + 
+             < T o o l t i p T e x t   l a n g = " e n - U S " > S p e c i f i e s   t h e   b a n k   a c c o u n t ' s   i n t e r n a t i o n a l   b a n k   a c c o u n t   n u m b e r . < / T o o l t i p T e x t > + 
+         < / T o o l t i p > + 
+         < T o o l t i p   c o l u m n = " C o m p a n y S W I F T "   E l e m e n t I d = " 6 6 8 2 5 0 2 4 5 " > + 
+             < T o o l t i p T e x t   l a n g = " e n - U S " > S p e c i f i e s   t h e   i n t e r n a t i o n a l   b a n k   i d e n t i f i e r   c o d e   ( S W I F T )   o f   t h e   b a n k   w h e r e   y o u   h a v e   t h e   a c c o u n t . < / T o o l t i p T e x t > + 
+         < / T o o l t i p > + 
+         < T o o l t i p   c o l u m n = " S e l l T o C o n t a c t P h o n e N o "   E l e m e n t I d = " 1 6 1 3 8 2 2 4 8 3 " > + 
+             < T o o l t i p T e x t   l a n g = " e n - U S " > S p e c i f i e s   t h e   c o n t a c t ' s   p h o n e   n u m b e r . < / T o o l t i p T e x t > + 
+         < / T o o l t i p > + 
+         < T o o l t i p   c o l u m n = " S e l l T o C o n t a c t M o b i l e P h o n e N o "   E l e m e n t I d = " 1 8 4 3 5 8 7 4 7 " > + 
+             < T o o l t i p T e x t   l a n g = " e n - U S " > S p e c i f i e s   t h e   c o n t a c t ' s   m o b i l e   t e l e p h o n e   n u m b e r . < / T o o l t i p T e x t > + 
+         < / T o o l t i p > + 
+         < T o o l t i p   c o l u m n = " S e l l T o C o n t a c t E m a i l "   E l e m e n t I d = " 2 6 2 8 2 4 5 6 4 " > + 
+             < T o o l t i p T e x t   l a n g = " e n - U S " > S p e c i f i e s   t h e   e m a i l   a d d r e s s   o f   t h e   c o n t a c t . < / T o o l t i p T e x t > + 
+         < / T o o l t i p > + 
+         < T o o l t i p   c o l u m n = " B i l l T o C o n t a c t P h o n e N o "   E l e m e n t I d = " 3 6 2 4 7 7 4 8 8 " > + 
+             < T o o l t i p T e x t   l a n g = " e n - U S " > S p e c i f i e s   t h e   c o n t a c t ' s   p h o n e   n u m b e r . < / T o o l t i p T e x t > + 
+         < / T o o l t i p > + 
+         < T o o l t i p   c o l u m n = " B i l l T o C o n t a c t M o b i l e P h o n e N o "   E l e m e n t I d = " 2 4 8 4 8 8 6 9 6 " > + 
+             < T o o l t i p T e x t   l a n g = " e n - U S " > S p e c i f i e s   t h e   c o n t a c t ' s   m o b i l e   t e l e p h o n e   n u m b e r . < / T o o l t i p T e x t > + 
+         < / T o o l t i p > + 
+         < T o o l t i p   c o l u m n = " B i l l T o C o n t a c t E m a i l "   E l e m e n t I d = " 3 3 5 8 2 7 8 9 5 " > + 
+             < T o o l t i p T e x t   l a n g = " e n - U S " > S p e c i f i e s   t h e   e m a i l   a d d r e s s   o f   t h e   c o n t a c t . < / T o o l t i p T e x t > + 
+         < / T o o l t i p > + 
+         < T o o l t i p   c o l u m n = " Y o u r R e f e r e n c e "   E l e m e n t I d = " 1 1 0 3 9 9 5 1 " > + 
+             < T o o l t i p T e x t   l a n g = " e n - U S " > S p e c i f i e s   t h e   c u s t o m e r ' s   r e f e r e n c e .   T h e   c o n t e n t   w i l l   b e   p r i n t e d   o n   s a l e s   d o c u m e n t s . < / T o o l t i p T e x t > + 
+         < / T o o l t i p > + 
+         < T o o l t i p   c o l u m n = " S h i p m e n t M e t h o d D e s c r i p t i o n "   E l e m e n t I d = " 2 0 5 9 4 0 3 2 6 0 " > + 
+             < T o o l t i p T e x t   l a n g = " e n - U S " > S p e c i f i e s   a   d e s c r i p t i o n   o f   t h e   s h i p m e n t   m e t h o d . < / T o o l t i p T e x t > + 
+         < / T o o l t i p > + 
+         < T o o l t i p   c o l u m n = " S h i p T o P h o n e N o "   E l e m e n t I d = " 3 6 9 7 0 2 2 5 5 " > + 
+             < T o o l t i p T e x t   l a n g = " e n - U S " > S p e c i f i e s   t h e   t e l e p h o n e   n u m b e r   o f   t h e   c o m p a n y ' s   s h i p p i n g   a d d r e s s . < / T o o l t i p T e x t > + 
+         < / T o o l t i p > + 
+         < T o o l t i p   c o l u m n = " P a y m e n t T e r m s D e s c r i p t i o n "   E l e m e n t I d = " 2 0 3 8 7 4 2 7 0 0 " > + 
+             < T o o l t i p T e x t   l a n g = " e n - U S " > S p e c i f i e s   a n   e x p l a n a t i o n   o f   t h e   p a y m e n t   t e r m s . < / T o o l t i p T e x t > + 
+         < / T o o l t i p > + 
+         < T o o l t i p   c o l u m n = " P a y m e n t M e t h o d D e s c r i p t i o n "   E l e m e n t I d = " 5 8 5 7 5 7 9 7 4 " > + 
+             < T o o l t i p T e x t   l a n g = " e n - U S " > S p e c i f i e s   a   t e x t   t h a t   d e s c r i b e s   t h e   p a y m e n t   m e t h o d . < / T o o l t i p T e x t > + 
+         < / T o o l t i p > + 
+         < T o o l t i p   c o l u m n = " B i l l t o C u s t u m e r N o "   E l e m e n t I d = " 2 8 0 4 7 3 0 5 8 " > + 
+             < T o o l t i p T e x t   l a n g = " e n - U S " > S p e c i f i e s   t h e   n u m b e r   o f   t h e   c u s t o m e r   t h a t   y o u   s e n d   o r   s e n t   t h e   i n v o i c e   o r   c r e d i t   m e m o   t o . < / T o o l t i p T e x t > + 
+         < / T o o l t i p > + 
+         < T o o l t i p   c o l u m n = " D o c u m e n t N o "   E l e m e n t I d = " 9 7 0 3 5 0 5 3 9 " > + 
+             < T o o l t i p T e x t   l a n g = " e n - U S " > S p e c i f i e s   a   u n i q u e   n u m b e r   t h a t   i d e n t i f i e s   t h e   s a l e s   d o c u m e n t .   T h e   n u m b e r   c a n   b e   g e n e r a t e d   a u t o m a t i c a l l y   f r o m   a   n u m b e r   s e r i e s ,   o r   y o u   c a n   n u m b e r   e a c h   o f   t h e m   m a n u a l l y . < / T o o l t i p T e x t > + 
+         < / T o o l t i p > + 
+         < T o o l t i p   c o l u m n = " Q u o t e N o "   E l e m e n t I d = " 1 5 2 1 5 3 3 0 4 6 " > + 
+             < T o o l t i p T e x t   l a n g = " e n - U S " > S p e c i f i e s   t h e   n u m b e r   o f   t h e   s a l e s   q u o t e   t h a t   t h e   s a l e s   o r d e r   w a s   c r e a t e d   f r o m .   Y o u   c a n   t r a c k   t h e   n u m b e r   t o   s a l e s   q u o t e   d o c u m e n t s   t h a t   y o u   h a v e   p r i n t e d ,   s a v e d ,   o r   e m a i l e d . < / T o o l t i p T e x t > + 
+         < / T o o l t i p > + 
+         < T o o l t i p   c o l u m n = " P r i c e s I n c l u d i n g V A T "   E l e m e n t I d = " 5 1 8 8 1 7 1 6 7 " > + 
+             < T o o l t i p T e x t   l a n g = " e n - U S " > S p e c i f i e s   i f   t h e   U n i t   P r i c e   a n d   L i n e   A m o u n t   f i e l d s   o n   d o c u m e n t   l i n e s   s h o u l d   b e   s h o w n   w i t h   o r   w i t h o u t   V A T . < / T o o l t i p T e x t > + 
+         < / T o o l t i p > + 
+         < T o o l t i p   c o l u m n = " S a l e s P e r s o n N a m e "   E l e m e n t I d = " 8 7 1 4 9 2 9 8 3 " > + 
+             < T o o l t i p T e x t   l a n g = " e n - U S " > S p e c i f i e s   t h e   n a m e   o f   t h e   s a l e s p e r s o n   o r   p u r c h a s e r . < / T o o l t i p T e x t > + 
+         < / T o o l t i p > + 
+         < T o o l t i p   c o l u m n = " S e l l t o C u s t o m e r N o "   E l e m e n t I d = " 2 0 5 0 6 4 7 3 4 9 " > + 
+             < T o o l t i p T e x t   l a n g = " e n - U S " > S p e c i f i e s   t h e   n u m b e r   o f   t h e   c u s t o m e r   t h a t   y o u ' r e   s e l l i n g   t o .   B y   d e f a u l t ,   t h e   s a m e   c u s t o m e r   i s   s u g g e s t e d   a s   t h e   s h i p - t o   c u s t o m e r .   I f   n e e d e d ,   y o u   c a n   s p e c i f y   a   d i f f e r e n t   s h i p - t o   c u s t o m e r   o n   t h e   d o c u m e n t . < / T o o l t i p T e x t > + 
+         < / T o o l t i p > + 
+         < T o o l t i p   c o l u m n = " S e l l T o P h o n e N o "   E l e m e n t I d = " 7 5 1 9 3 1 8 4 3 " > + 
+             < T o o l t i p T e x t   l a n g = " e n - U S " > S p e c i f i e s   t h e   t e l e p h o n e   n u m b e r   o f   t h e   c o n t a c t   p e r s o n   t h a t   t h e   s a l e s   d o c u m e n t   w i l l   b e   s e n t   t o . < / T o o l t i p T e x t > + 
+         < / T o o l t i p > + 
+         < T o o l t i p   c o l u m n = " E x t D o c N o _ S a l e s H e a d e r "   E l e m e n t I d = " 8 3 2 4 5 0 5 2 3 " > + 
+             < T o o l t i p T e x t   l a n g = " e n - U S " > S p e c i f i e s   a   d o c u m e n t   n u m b e r   t h a t   r e f e r s   t o   t h e   c u s t o m e r ' s   o r   v e n d o r ' s   n u m b e r i n g   s y s t e m . < / T o o l t i p T e x t > + 
+         < / T o o l t i p > + 
+         < T o o l t i p   c o l u m n = " L i n e N o _ L i n e "   E l e m e n t I d = " 6 9 8 9 8 5 9 7 9 " > + 
+             < T o o l t i p T e x t   l a n g = " e n - U S " > S p e c i f i e s   t h e   l i n e   n u m b e r . < / T o o l t i p T e x t > + 
+         < / T o o l t i p > + 
+         < T o o l t i p   c o l u m n = " A m o u n t E x c l u d i n g V A T _ L i n e "   E l e m e n t I d = " 1 0 6 2 4 6 0 0 4 0 " > + 
+             < T o o l t i p T e x t   l a n g = " e n - U S " > S p e c i f i e s   t h e   s u m   o f   a m o u n t s   i n   t h e   L i n e   A m o u n t   f i e l d   o n   t h e   s a l e s   r e t u r n   o r d e r   l i n e s . < / T o o l t i p T e x t > + 
+         < / T o o l t i p > + 
+         < T o o l t i p   c o l u m n = " D e s c r i p t i o n _ L i n e "   E l e m e n t I d = " 1 4 0 6 8 2 2 3 1 0 " > + 
+             < T o o l t i p T e x t   l a n g = " e n - U S " > S p e c i f i e s   a   d e s c r i p t i o n   o f   t h e   e n t r y   o f   t h e   p r o d u c t   t o   b e   s o l d .   T o   a d d   a   n o n - t r a n s a c t i o n a l   t e x t   l i n e ,   f i l l   i n   t h e   D e s c r i p t i o n   f i e l d   o n l y . < / T o o l t i p T e x t > + 
+         < / T o o l t i p > + 
+         < T o o l t i p   c o l u m n = " L i n e D i s c o u n t P e r c e n t _ L i n e "   E l e m e n t I d = " 9 0 7 8 2 7 4 3 6 " > + 
+             < T o o l t i p T e x t   l a n g = " e n - U S " > S p e c i f i e s   t h e   d i s c o u n t   p e r c e n t a g e   t h a t   i s   g r a n t e d   f o r   t h e   i t e m   o n   t h e   l i n e . < / T o o l t i p T e x t > + 
+         < / T o o l t i p > + 
+         < T o o l t i p   c o l u m n = " I t e m N o _ L i n e "   E l e m e n t I d = " 1 9 1 0 2 9 6 2 8 8 " > + 
+             < T o o l t i p T e x t   l a n g = " e n - U S " > S p e c i f i e s   t h e   n u m b e r   o f   t h e   i n v o l v e d   e n t r y   o r   r e c o r d ,   a c c o r d i n g   t o   t h e   s p e c i f i e d   n u m b e r   s e r i e s . < / T o o l t i p T e x t > + 
+         < / T o o l t i p > + 
+         < T o o l t i p   c o l u m n = " U n i t O f M e a s u r e "   E l e m e n t I d = " 1 8 0 8 2 2 8 0 1 8 " > + 
+             < T o o l t i p T e x t   l a n g = " e n - U S " > S p e c i f i e s   t h e   u n i t   o f   m e a s u r e   f o r   t h e   i t e m   o r   r e s o u r c e   o n   t h e   s a l e s   l i n e . < / T o o l t i p T e x t > + 
+         < / T o o l t i p > + 
+         < T o o l t i p   c o l u m n = " I t e m R e f e r e n c e N o "   E l e m e n t I d = " 4 7 4 0 7 7 5 6 6 " > + 
+             < T o o l t i p T e x t   l a n g = " e n - U S " > S p e c i f i e s   t h e   r e f e r e n c e d   i t e m   n u m b e r . < / T o o l t i p T e x t > + 
+         < / T o o l t i p > + 
+         < T o o l t i p   c o l u m n = " L i n e N o _ A s s e m b l y L i n e "   E l e m e n t I d = " 6 4 0 5 8 3 8 9 1 " > + 
+             < T o o l t i p T e x t   l a n g = " e n - U S " > S p e c i f i e s   t h e   n u m b e r   o f   t h e   i n v o l v e d   e n t r y   o r   r e c o r d ,   a c c o r d i n g   t o   t h e   s p e c i f i e d   n u m b e r   s e r i e s . < / T o o l t i p T e x t > + 
+         < / T o o l t i p > + 
+         < T o o l t i p   c o l u m n = " D e s c r i p t i o n _ A s s e m b l y L i n e "   E l e m e n t I d = " 2 8 0 7 4 3 7 9 6 " > + 
+             < T o o l t i p T e x t   l a n g = " e n - U S " > S p e c i f i e s   t h e   d e s c r i p t i o n   o f   t h e   a s s e m b l y   c o m p o n e n t . < / T o o l t i p T e x t > + 
+         < / T o o l t i p > + 
+         < T o o l t i p   c o l u m n = " Q u a n t i t y _ A s s e m b l y L i n e "   E l e m e n t I d = " 1 9 5 7 6 4 8 2 3 1 " > + 
+             < T o o l t i p T e x t   l a n g = " e n - U S " > S p e c i f i e s   h o w   m a n y   u n i t s   o f   t h e   a s s e m b l y   c o m p o n e n t   a r e   e x p e c t e d   t o   b e   c o n s u m e d . < / T o o l t i p T e x t > + 
+         < / T o o l t i p > + 
+         < T o o l t i p   c o l u m n = " V a r i a n t C o d e _ A s s e m b l y L i n e "   E l e m e n t I d = " 1 8 6 9 4 0 7 6 7 2 " > + 
+             < T o o l t i p T e x t   l a n g = " e n - U S " > S p e c i f i e s   t h e   v a r i a n t   o f   t h e   i t e m   o n   t h e   l i n e . < / T o o l t i p T e x t > + 
+         < / T o o l t i p > + 
+         < T o o l t i p   c o l u m n = " I n v o i c e D i s c o u n t A m o u n t _ V A T A m o u n t L i n e "   E l e m e n t I d = " 8 2 4 7 3 0 1 4 1 " > + 
+             < T o o l t i p T e x t   l a n g = " e n - U S " > S p e c i f i e s   t h e   i n v o i c e   d i s c o u n t   a m o u n t   f o r   a   s p e c i f i c   V A T   i d e n t i f i e r . < / T o o l t i p T e x t > + 
+         < / T o o l t i p > + 
+         < T o o l t i p   c o l u m n = " I n v o i c e D i s c o u n t B a s e A m o u n t _ V A T A m o u n t L i n e "   E l e m e n t I d = " 2 0 4 0 3 3 2 2 6 6 " > + 
+             < T o o l t i p T e x t   l a n g = " e n - U S " > S p e c i f i e s   t h e   i n v o i c e   d i s c o u n t   b a s e   a m o u n t . < / T o o l t i p T e x t > + 
+         < / T o o l t i p > + 
+         < T o o l t i p   c o l u m n = " L i n e A m o u n t _ V a t A m o u n t L i n e "   E l e m e n t I d = " 2 1 4 6 5 4 0 1 " > + 
+             < T o o l t i p T e x t   l a n g = " e n - U S " > S p e c i f i e s   t h e   t o t a l   a m o u n t   f o r   s a l e s   o r   p u r c h a s e   l i n e s   w i t h   a   s p e c i f i c   V A T   i d e n t i f i e r . < / T o o l t i p T e x t > + 
+         < / T o o l t i p > + 
+         < T o o l t i p   c o l u m n = " V A T A m o u n t _ V a t A m o u n t L i n e "   E l e m e n t I d = " 1 8 9 1 8 2 0 6 2 0 " > + 
+             < T o o l t i p T e x t   l a n g = " e n - U S " > S p e c i f i e s   t h e   a m o u n t   o f   V A T   t h a t   i s   i n c l u d e d   i n   t h e   t o t a l   a m o u n t . < / T o o l t i p T e x t > + 
+         < / T o o l t i p > + 
+         < T o o l t i p   c o l u m n = " V A T B a s e _ V a t A m o u n t L i n e "   E l e m e n t I d = " 1 4 5 8 9 3 7 8 1 9 " > + 
+             < T o o l t i p T e x t   l a n g = " e n - U S " > S p e c i f i e s   t h e   t o t a l   n e t   a m o u n t   ( a m o u n t   e x c l u d i n g   V A T )   f o r   s a l e s   o r   p u r c h a s e   l i n e s   w i t h   a   s p e c i f i c   V A T   I d e n t i f i e r . < / T o o l t i p T e x t > + 
+         < / T o o l t i p > + 
+         < T o o l t i p   c o l u m n = " V A T I d e n t i f i e r _ V a t A m o u n t L i n e "   E l e m e n t I d = " 1 1 4 2 0 7 0 0 3 5 " > + 
+             < T o o l t i p T e x t   l a n g = " e n - U S " > S p e c i f i e s   t h e   V A T   I d e n t i f i e r   v a l u e . < / T o o l t i p T e x t > + 
+         < / T o o l t i p > + 
+         < T o o l t i p   c o l u m n = " V A T P c t _ V a t A m o u n t L i n e "   E l e m e n t I d = " 1 4 5 3 5 4 2 7 7 7 " > + 
+             < T o o l t i p T e x t   l a n g = " e n - U S " > S p e c i f i e s   t h e   V A T   %   t h a t   w a s   u s e d   o n   t h e   s a l e s   o r   p u r c h a s e   l i n e s   w i t h   t h i s   V A T   I d e n t i f i e r . < / T o o l t i p T e x t > + 
+         < / T o o l t i p > + 
+         < T o o l t i p   c o l u m n = " V A T I d e n t i f i e r _ V A T C l a u s e L i n e "   E l e m e n t I d = " 1 4 6 4 4 7 2 4 7 8 " > + 
+             < T o o l t i p T e x t   l a n g = " e n - U S " > S p e c i f i e s   t h e   V A T   I d e n t i f i e r   v a l u e . < / T o o l t i p T e x t > + 
+         < / T o o l t i p > + 
+         < T o o l t i p   c o l u m n = " C o d e _ V A T C l a u s e L i n e "   E l e m e n t I d = " 1 8 2 4 5 8 9 8 4 7 " > + 
+             < T o o l t i p T e x t   l a n g = " e n - U S " > S p e c i f i e s   t h e   c o d e   f o r   a   V A T   c l a u s e ,   w h i c h   i s   u s e d   t o   p r o v i d e   a   V A T   d e s c r i p t i o n   a s s o c i a t e d   w i t h   a   s a l e s   l i n e   o n   a   s a l e s   i n v o i c e ,   c r e d i t   m e m o ,   o r   o t h e r   s a l e s   d o c u m e n t . < / T o o l t i p T e x t > + 
+         < / T o o l t i p > + 
+         < T o o l t i p   c o l u m n = " D e s c r i p t i o n 2 _ V A T C l a u s e L i n e "   E l e m e n t I d = " 1 3 7 9 6 6 7 4 7 0 " > + 
+             < T o o l t i p T e x t   l a n g = " e n - U S " > S p e c i f i e s   a n   a d d i t i o n a l   d e s c r i p t i o n   o f   a   V A T   c l a u s e . < / T o o l t i p T e x t > + 
+         < / T o o l t i p > + 
+         < T o o l t i p   c o l u m n = " V A T A m o u n t _ V A T C l a u s e L i n e "   E l e m e n t I d = " 2 2 2 4 6 9 0 5 9 " > + 
+             < T o o l t i p T e x t   l a n g = " e n - U S " > S p e c i f i e s   t h e   a m o u n t   o f   V A T   t h a t   i s   i n c l u d e d   i n   t h e   t o t a l   a m o u n t . < / T o o l t i p T e x t > + 
+         < / T o o l t i p > + 
+     < / T o o l t i p s > + 
+     < H e a d e r   E l e m e n t T y p e = " D a t a I t e m "   E l e m e n t I d = " 1 2 4 0 3 7 3 8 8 6 " > + 
+         < B i l l T o C o n t a c t E m a i l   E l e m e n t T y p e = " C o l u m n "   E l e m e n t I d = " 3 3 5 8 2 7 8 9 5 "   D a t a T y p e = " T e x t " > B i l l T o C o n t a c t E m a i l < / B i l l T o C o n t a c t E m a i l > + 
+         < B i l l T o C o n t a c t E m a i l L b l   E l e m e n t T y p e = " C o l u m n "   E l e m e n t I d = " 2 9 6 4 7 8 3 6 5 "   D a t a T y p e = " L a b e l " > B i l l T o C o n t a c t E m a i l L b l < / B i l l T o C o n t a c t E m a i l L b l > + 
+         < B i l l T o C o n t a c t M o b i l e P h o n e N o   E l e m e n t T y p e = " C o l u m n "   E l e m e n t I d = " 2 4 8 4 8 8 6 9 6 "   D a t a T y p e = " T e x t " > B i l l T o C o n t a c t M o b i l e P h o n e N o < / B i l l T o C o n t a c t M o b i l e P h o n e N o > + 
+         < B i l l T o C o n t a c t M o b i l e P h o n e N o L b l   E l e m e n t T y p e = " C o l u m n "   E l e m e n t I d = " 2 7 6 3 1 1 3 3 8 "   D a t a T y p e = " L a b e l " > B i l l T o C o n t a c t M o b i l e P h o n e N o L b l < / B i l l T o C o n t a c t M o b i l e P h o n e N o L b l > + 
+         < B i l l T o C o n t a c t P h o n e N o   E l e m e n t T y p e = " C o l u m n "   E l e m e n t I d = " 3 6 2 4 7 7 4 8 8 "   D a t a T y p e = " T e x t " > B i l l T o C o n t a c t P h o n e N o < / B i l l T o C o n t a c t P h o n e N o > + 
+         < B i l l T o C o n t a c t P h o n e N o L b l   E l e m e n t T y p e = " C o l u m n "   E l e m e n t I d = " 2 1 2 3 3 4 5 9 6 6 "   D a t a T y p e = " L a b e l " > B i l l T o C o n t a c t P h o n e N o L b l < / B i l l T o C o n t a c t P h o n e N o L b l > + 
+         < B i l l t o C u s t o m e r N o _ L b l   E l e m e n t T y p e = " C o l u m n "   E l e m e n t I d = " 3 6 9 3 0 7 8 1 3 "   D a t a T y p e = " S t r i n g " > B i l l t o C u s t o m e r N o _ L b l < / B i l l t o C u s t o m e r N o _ L b l > + 
+         < B i l l t o C u s t u m e r N o   E l e m e n t T y p e = " C o l u m n "   E l e m e n t I d = " 2 8 0 4 7 3 0 5 8 "   D a t a T y p e = " C o d e " > B i l l t o C u s t u m e r N o < / B i l l t o C u s t u m e r N o > + 
+         < C o m p a n y A d d r e s s 1   E l e m e n t T y p e = " C o l u m n "   E l e m e n t I d = " 1 8 8 4 1 6 4 3 2 3 "   D a t a T y p e = " T e x t " > C o m p a n y A d d r e s s 1 < / C o m p a n y A d d r e s s 1 > + 
+         < C o m p a n y A d d r e s s 2   E l e m e n t T y p e = " C o l u m n "   E l e m e n t I d = " 1 2 4 6 4 6 7 7 0 6 "   D a t a T y p e = " T e x t " > C o m p a n y A d d r e s s 2 < / C o m p a n y A d d r e s s 2 > + 
+         < C o m p a n y A d d r e s s 3   E l e m e n t T y p e = " C o l u m n "   E l e m e n t I d = " 6 0 8 7 7 1 0 8 9 "   D a t a T y p e = " T e x t " > C o m p a n y A d d r e s s 3 < / C o m p a n y A d d r e s s 3 > + 
+         < C o m p a n y A d d r e s s 4   E l e m e n t T y p e = " C o l u m n "   E l e m e n t I d = " 7 7 7 6 8 0 1 1 2 "   D a t a T y p e = " T e x t " > C o m p a n y A d d r e s s 4 < / C o m p a n y A d d r e s s 4 > + 
+         < C o m p a n y A d d r e s s 5   E l e m e n t T y p e = " C o l u m n "   E l e m e n t I d = " 1 3 9 9 8 3 4 9 5 "   D a t a T y p e = " T e x t " > C o m p a n y A d d r e s s 5 < / C o m p a n y A d d r e s s 5 > + 
+         < C o m p a n y A d d r e s s 6   E l e m e n t T y p e = " C o l u m n "   E l e m e n t I d = " 4 9 7 7 1 3 1 2 2 "   D a t a T y p e = " T e x t " > C o m p a n y A d d r e s s 6 < / C o m p a n y A d d r e s s 6 > + 
+         < C o m p a n y A d d r e s s 7   E l e m e n t T y p e = " C o l u m n "   E l e m e n t I d = " 1 1 3 5 4 0 9 7 3 9 "   D a t a T y p e = " T e x t " > C o m p a n y A d d r e s s 7 < / C o m p a n y A d d r e s s 7 > + 
+         < C o m p a n y A d d r e s s 8   E l e m e n t T y p e = " C o l u m n "   E l e m e n t I d = " 1 7 1 5 2 5 5 3 0 0 "   D a t a T y p e = " T e x t " > C o m p a n y A d d r e s s 8 < / C o m p a n y A d d r e s s 8 > + 
+         < C o m p a n y B a n k A c c o u n t N o   E l e m e n t T y p e = " C o l u m n "   E l e m e n t I d = " 3 0 1 4 0 2 0 4 "   D a t a T y p e = " T e x t " > C o m p a n y B a n k A c c o u n t N o < / C o m p a n y B a n k A c c o u n t N o > + 
+         < C o m p a n y B a n k A c c o u n t N o _ L b l   E l e m e n t T y p e = " C o l u m n "   E l e m e n t I d = " 1 0 9 7 7 4 3 3 4 5 "   D a t a T y p e = " L a b e l " > C o m p a n y B a n k A c c o u n t N o _ L b l < / C o m p a n y B a n k A c c o u n t N o _ L b l > + 
+         < C o m p a n y B a n k B r a n c h N o   E l e m e n t T y p e = " C o l u m n "   E l e m e n t I d = " 7 9 3 1 3 3 0 5 7 "   D a t a T y p e = " T e x t " > C o m p a n y B a n k B r a n c h N o < / C o m p a n y B a n k B r a n c h N o > + 
+         < C o m p a n y B a n k B r a n c h N o _ L b l   E l e m e n t T y p e = " C o l u m n "   E l e m e n t I d = " 3 2 7 9 0 6 6 9 2 "   D a t a T y p e = " S t r i n g " > C o m p a n y B a n k B r a n c h N o _ L b l < / C o m p a n y B a n k B r a n c h N o _ L b l > + 
+         < C o m p a n y B a n k N a m e   E l e m e n t T y p e = " C o l u m n "   E l e m e n t I d = " 1 5 3 4 9 0 5 6 0 5 "   D a t a T y p e = " T e x t " > C o m p a n y B a n k N a m e < / C o m p a n y B a n k N a m e > + 
+         < C o m p a n y B a n k N a m e _ L b l   E l e m e n t T y p e = " C o l u m n "   E l e m e n t I d = " 1 2 0 4 3 0 7 0 1 4 "   D a t a T y p e = " L a b e l " > C o m p a n y B a n k N a m e _ L b l < / C o m p a n y B a n k N a m e _ L b l > + 
+         < C o m p a n y C u s t o m G i r o   E l e m e n t T y p e = " C o l u m n "   E l e m e n t I d = " 1 6 7 0 4 7 5 7 9 8 "   D a t a T y p e = " T e x t " > C o m p a n y C u s t o m G i r o < / C o m p a n y C u s t o m G i r o > + 
+         < C o m p a n y C u s t o m G i r o _ L b l   E l e m e n t T y p e = " C o l u m n "   E l e m e n t I d = " 8 9 1 4 3 9 6 2 5 "   D a t a T y p e = " T e x t " > C o m p a n y C u s t o m G i r o _ L b l < / C o m p a n y C u s t o m G i r o _ L b l > + 
+         < C o m p a n y E M a i l   E l e m e n t T y p e = " C o l u m n "   E l e m e n t I d = " 1 6 7 7 0 7 4 0 5 8 "   D a t a T y p e = " T e x t " > C o m p a n y E M a i l < / C o m p a n y E M a i l > + 
+         < C o m p a n y G i r o N o   E l e m e n t T y p e = " C o l u m n "   E l e m e n t I d = " 1 3 6 0 1 9 6 3 2 0 "   D a t a T y p e = " T e x t " > C o m p a n y G i r o N o < / C o m p a n y G i r o N o > + 
+         < C o m p a n y G i r o N o _ L b l   E l e m e n t T y p e = " C o l u m n "   E l e m e n t I d = " 8 6 1 6 0 2 1 1 5 "   D a t a T y p e = " L a b e l " > C o m p a n y G i r o N o _ L b l < / C o m p a n y G i r o N o _ L b l > + 
+         < C o m p a n y H o m e P a g e   E l e m e n t T y p e = " C o l u m n "   E l e m e n t I d = " 1 9 8 9 1 8 8 7 0 "   D a t a T y p e = " T e x t " > C o m p a n y H o m e P a g e < / C o m p a n y H o m e P a g e > + 
+         < C o m p a n y I B A N   E l e m e n t T y p e = " C o l u m n "   E l e m e n t I d = " 9 0 6 5 4 9 1 8 2 "   D a t a T y p e = " C o d e " > C o m p a n y I B A N < / C o m p a n y I B A N > + 
+         < C o m p a n y I B A N _ L b l   E l e m e n t T y p e = " C o l u m n "   E l e m e n t I d = " 1 2 6 7 9 5 2 2 2 7 "   D a t a T y p e = " S t r i n g " > C o m p a n y I B A N _ L b l < / C o m p a n y I B A N _ L b l > + 
+         < C o m p a n y L e g a l O f f i c e   E l e m e n t T y p e = " C o l u m n "   E l e m e n t I d = " 7 1 4 2 5 8 1 1 1 "   D a t a T y p e = " T e x t " > C o m p a n y L e g a l O f f i c e < / C o m p a n y L e g a l O f f i c e > + 
+         < C o m p a n y L e g a l O f f i c e _ L b l   E l e m e n t T y p e = " C o l u m n "   E l e m e n t I d = " 1 5 3 3 1 7 5 1 0 8 "   D a t a T y p e = " T e x t " > C o m p a n y L e g a l O f f i c e _ L b l < / C o m p a n y L e g a l O f f i c e _ L b l > + 
+         < C o m p a n y L e g a l S t a t e m e n t   E l e m e n t T y p e = " C o l u m n "   E l e m e n t I d = " 4 4 8 3 5 8 8 7 6 "   D a t a T y p e = " T e x t " > C o m p a n y L e g a l S t a t e m e n t < / C o m p a n y L e g a l S t a t e m e n t > + 
+         < C o m p a n y L o g o P o s i t i o n   E l e m e n t T y p e = " C o l u m n "   E l e m e n t I d = " 1 4 2 5 2 6 6 6 8 8 "   D a t a T y p e = " I n t e g e r " > C o m p a n y L o g o P o s i t i o n < / C o m p a n y L o g o P o s i t i o n > + 
+         < C o m p a n y P h o n e N o   E l e m e n t T y p e = " C o l u m n "   E l e m e n t I d = " 2 5 0 4 4 0 6 5 5 "   D a t a T y p e = " T e x t " > C o m p a n y P h o n e N o < / C o m p a n y P h o n e N o > + 
+         < C o m p a n y P h o n e N o _ L b l   E l e m e n t T y p e = " C o l u m n "   E l e m e n t I d = " 5 5 8 5 9 3 5 8 6 "   D a t a T y p e = " L a b e l " > C o m p a n y P h o n e N o _ L b l < / C o m p a n y P h o n e N o _ L b l > + 
+         < C o m p a n y P i c t u r e   E l e m e n t T y p e = " C o l u m n "   E l e m e n t I d = " 1 3 9 7 4 1 1 0 7 4 "   D a t a T y p e = " B l o b " / > + 
+         < C o m p a n y R e g i s t r a t i o n N u m b e r   E l e m e n t T y p e = " C o l u m n "   E l e m e n t I d = " 2 0 2 3 6 3 9 4 2 4 "   D a t a T y p e = " T e x t " > C o m p a n y R e g i s t r a t i o n N u m b e r < / C o m p a n y R e g i s t r a t i o n N u m b e r > + 
+         < C o m p a n y R e g i s t r a t i o n N u m b e r _ L b l   E l e m e n t T y p e = " C o l u m n "   E l e m e n t I d = " 1 8 3 3 1 0 6 6 5 3 "   D a t a T y p e = " T e x t " > C o m p a n y R e g i s t r a t i o n N u m b e r _ L b l < / C o m p a n y R e g i s t r a t i o n N u m b e r _ L b l > + 
+         < C o m p a n y S W I F T   E l e m e n t T y p e = " C o l u m n "   E l e m e n t I d = " 6 6 8 2 5 0 2 4 5 "   D a t a T y p e = " C o d e " > C o m p a n y S W I F T < / C o m p a n y S W I F T > + 
+         < C o m p a n y S W I F T _ L b l   E l e m e n t T y p e = " C o l u m n "   E l e m e n t I d = " 2 0 2 9 5 9 7 3 8 4 "   D a t a T y p e = " S t r i n g " > C o m p a n y S W I F T _ L b l < / C o m p a n y S W I F T _ L b l > + 
+         < C o m p a n y V A T R e g i s t r a t i o n N o   E l e m e n t T y p e = " C o l u m n "   E l e m e n t I d = " 1 9 1 4 0 1 3 6 4 9 "   D a t a T y p e = " T e x t " > C o m p a n y V A T R e g i s t r a t i o n N o < / C o m p a n y V A T R e g i s t r a t i o n N o > + 
+         < C o m p a n y V A T R e g i s t r a t i o n N o _ L b l   E l e m e n t T y p e = " C o l u m n "   E l e m e n t I d = " 9 2 4 5 0 3 1 2 4 "   D a t a T y p e = " T e x t " > C o m p a n y V A T R e g i s t r a t i o n N o _ L b l < / C o m p a n y V A T R e g i s t r a t i o n N o _ L b l > + 
+         < C o m p a n y V A T R e g N o   E l e m e n t T y p e = " C o l u m n "   E l e m e n t I d = " 1 7 1 4 3 1 9 3 6 "   D a t a T y p e = " T e x t " > C o m p a n y V A T R e g N o < / C o m p a n y V A T R e g N o > + 
+         < C o m p a n y V A T R e g N o _ L b l   E l e m e n t T y p e = " C o l u m n "   E l e m e n t I d = " 7 7 3 2 0 1 5 0 1 "   D a t a T y p e = " T e x t " > C o m p a n y V A T R e g N o _ L b l < / C o m p a n y V A T R e g N o _ L b l > + 
+         < C o p y _ L b l   E l e m e n t T y p e = " C o l u m n "   E l e m e n t I d = " 6 0 4 7 8 2 7 8 1 "   D a t a T y p e = " L a b e l " > C o p y _ L b l < / C o p y _ L b l > + 
+         < C u s t o m e r A d d r e s s 1   E l e m e n t T y p e = " C o l u m n "   E l e m e n t I d = " 1 8 0 1 9 6 6 4 5 4 "   D a t a T y p e = " T e x t " > C u s t o m e r A d d r e s s 1 < / C u s t o m e r A d d r e s s 1 > + 
+         < C u s t o m e r A d d r e s s 2   E l e m e n t T y p e = " C o l u m n "   E l e m e n t I d = " 1 1 6 4 2 6 9 8 3 7 "   D a t a T y p e = " T e x t " > C u s t o m e r A d d r e s s 2 < / C u s t o m e r A d d r e s s 2 > + 
+         < C u s t o m e r A d d r e s s 3   E l e m e n t T y p e = " C o l u m n "   E l e m e n t I d = " 5 2 6 5 7 3 2 2 0 "   D a t a T y p e = " T e x t " > C u s t o m e r A d d r e s s 3 < / C u s t o m e r A d d r e s s 3 > + 
+         < C u s t o m e r A d d r e s s 4   E l e m e n t T y p e = " C o l u m n "   E l e m e n t I d = " 1 1 1 1 2 3 3 9 7 "   D a t a T y p e = " T e x t " > C u s t o m e r A d d r e s s 4 < / C u s t o m e r A d d r e s s 4 > + 
+         < C u s t o m e r A d d r e s s 5   E l e m e n t T y p e = " C o l u m n "   E l e m e n t I d = " 7 4 8 8 2 0 0 1 4 "   D a t a T y p e = " T e x t " > C u s t o m e r A d d r e s s 5 < / C u s t o m e r A d d r e s s 5 > + 
+         < C u s t o m e r A d d r e s s 6   E l e m e n t T y p e = " C o l u m n "   E l e m e n t I d = " 1 3 8 6 5 1 6 6 3 1 "   D a t a T y p e = " T e x t " > C u s t o m e r A d d r e s s 6 < / C u s t o m e r A d d r e s s 6 > + 
+         < C u s t o m e r A d d r e s s 7   E l e m e n t T y p e = " C o l u m n "   E l e m e n t I d = " 2 0 2 4 2 1 3 2 4 8 "   D a t a T y p e = " T e x t " > C u s t o m e r A d d r e s s 7 < / C u s t o m e r A d d r e s s 7 > + 
+         < C u s t o m e r A d d r e s s 8   E l e m e n t T y p e = " C o l u m n "   E l e m e n t I d = " 1 0 4 8 6 9 8 5 8 5 "   D a t a T y p e = " T e x t " > C u s t o m e r A d d r e s s 8 < / C u s t o m e r A d d r e s s 8 > + 
+         < C u s t o m e r P o s t a l B a r C o d e   E l e m e n t T y p e = " C o l u m n "   E l e m e n t I d = " 3 9 8 5 8 0 6 8 8 "   D a t a T y p e = " T e x t " > C u s t o m e r P o s t a l B a r C o d e < / C u s t o m e r P o s t a l B a r C o d e > + 
+         < D o c u m e n t C o p y T e x t   E l e m e n t T y p e = " C o l u m n "   E l e m e n t I d = " 1 8 2 4 9 4 6 0 4 6 "   D a t a T y p e = " S t r i n g " > D o c u m e n t C o p y T e x t < / D o c u m e n t C o p y T e x t > + 
+         < D o c u m e n t D a t e   E l e m e n t T y p e = " C o l u m n "   E l e m e n t I d = " 5 5 2 8 7 1 9 1 4 "   D a t a T y p e = " S t r i n g " > D o c u m e n t D a t e < / D o c u m e n t D a t e > + 
+         < D o c u m e n t D a t e _ L b l   E l e m e n t T y p e = " C o l u m n "   E l e m e n t I d = " 1 0 2 6 4 9 4 8 3 "   D a t a T y p e = " S t r i n g " > D o c u m e n t D a t e _ L b l < / D o c u m e n t D a t e _ L b l > + 
+         < D o c u m e n t N o   E l e m e n t T y p e = " C o l u m n "   E l e m e n t I d = " 9 7 0 3 5 0 5 3 9 "   D a t a T y p e = " C o d e " > D o c u m e n t N o < / D o c u m e n t N o > + 
+         < D o c u m e n t N o _ L b l   E l e m e n t T y p e = " C o l u m n "   E l e m e n t I d = " 7 8 9 7 9 5 9 7 8 "   D a t a T y p e = " L a b e l " > D o c u m e n t N o _ L b l < / D o c u m e n t N o _ L b l > + 
+         < D u e D a t e   E l e m e n t T y p e = " C o l u m n "   E l e m e n t I d = " 7 4 5 1 7 0 2 0 3 "   D a t a T y p e = " S t r i n g " > D u e D a t e < / D u e D a t e > + 
+         < D u e D a t e _ L b l   E l e m e n t T y p e = " C o l u m n "   E l e m e n t I d = " 1 6 4 8 2 8 4 6 4 8 "   D a t a T y p e = " S t r i n g " > D u e D a t e _ L b l < / D u e D a t e _ L b l > + 
+         < E M a i l _ L b l   E l e m e n t T y p e = " C o l u m n "   E l e m e n t I d = " 1 4 3 8 8 6 8 0 1 2 "   D a t a T y p e = " L a b e l " > E M a i l _ L b l < / E M a i l _ L b l > + 
+         < E x c h a n g e R a t e A s T e x t   E l e m e n t T y p e = " C o l u m n "   E l e m e n t I d = " 5 9 2 9 5 5 8 4 5 "   D a t a T y p e = " T e x t " > E x c h a n g e R a t e A s T e x t < / E x c h a n g e R a t e A s T e x t > + 
+         < E x t D o c N o _ S a l e s H e a d e r   E l e m e n t T y p e = " C o l u m n "   E l e m e n t I d = " 8 3 2 4 5 0 5 2 3 "   D a t a T y p e = " C o d e " > E x t D o c N o _ S a l e s H e a d e r < / E x t D o c N o _ S a l e s H e a d e r > + 
+         < E x t D o c N o _ S a l e s H e a d e r _ L b l   E l e m e n t T y p e = " C o l u m n "   E l e m e n t I d = " 3 9 6 6 6 7 4 8 0 "   D a t a T y p e = " S t r i n g " > E x t D o c N o _ S a l e s H e a d e r _ L b l < / E x t D o c N o _ S a l e s H e a d e r _ L b l > + 
+         < H o m e P a g e _ L b l   E l e m e n t T y p e = " C o l u m n "   E l e m e n t I d = " 1 4 3 3 5 9 2 3 0 0 "   D a t a T y p e = " L a b e l " > H o m e P a g e _ L b l < / H o m e P a g e _ L b l > + 
+         < I n v o i c e D i s c o u n t A m o u n t _ L b l   E l e m e n t T y p e = " C o l u m n "   E l e m e n t I d = " 1 5 9 3 0 1 2 7 3 6 "   D a t a T y p e = " L a b e l " > I n v o i c e D i s c o u n t A m o u n t _ L b l < / I n v o i c e D i s c o u n t A m o u n t _ L b l > + 
+         < I n v o i c e D i s c o u n t B a s e A m o u n t _ L b l   E l e m e n t T y p e = " C o l u m n "   E l e m e n t I d = " 2 0 2 9 2 6 6 8 7 5 "   D a t a T y p e = " L a b e l " > I n v o i c e D i s c o u n t B a s e A m o u n t _ L b l < / I n v o i c e D i s c o u n t B a s e A m o u n t _ L b l > + 
+         < I n v o i c e _ L b l   E l e m e n t T y p e = " C o l u m n "   E l e m e n t I d = " 1 6 2 3 2 0 4 6 6 5 "   D a t a T y p e = " L a b e l " > I n v o i c e _ L b l < / I n v o i c e _ L b l > + 
+         < L e g a l E n t i t y T y p e   E l e m e n t T y p e = " C o l u m n "   E l e m e n t I d = " 2 0 5 1 8 7 3 5 6 3 "   D a t a T y p e = " T e x t " > L e g a l E n t i t y T y p e < / L e g a l E n t i t y T y p e > + 
+         < L e g a l E n t i t y T y p e _ L b l   E l e m e n t T y p e = " C o l u m n "   E l e m e n t I d = " 2 0 8 0 2 2 4 7 9 2 "   D a t a T y p e = " T e x t " > L e g a l E n t i t y T y p e _ L b l < / L e g a l E n t i t y T y p e _ L b l > + 
+         < L i n e A m o u n t A f t e r I n v o i c e D i s c o u n t _ L b l   E l e m e n t T y p e = " C o l u m n "   E l e m e n t I d = " 6 7 3 7 2 1 0 9 4 "   D a t a T y p e = " L a b e l " > L i n e A m o u n t A f t e r I n v o i c e D i s c o u n t _ L b l < / L i n e A m o u n t A f t e r I n v o i c e D i s c o u n t _ L b l > + 
+         < L o c a l C u r r e n c y _ L b l   E l e m e n t T y p e = " C o l u m n "   E l e m e n t I d = " 1 5 5 9 6 9 3 4 2 2 "   D a t a T y p e = " L a b e l " > L o c a l C u r r e n c y _ L b l < / L o c a l C u r r e n c y _ L b l > + 
+         < P a g e _ L b l   E l e m e n t T y p e = " C o l u m n "   E l e m e n t I d = " 6 8 0 6 4 8 0 9 1 "   D a t a T y p e = " L a b e l " > P a g e _ L b l < / P a g e _ L b l > + 
+         < P a y m e n t M e t h o d D e s c r i p t i o n   E l e m e n t T y p e = " C o l u m n "   E l e m e n t I d = " 5 8 5 7 5 7 9 7 4 "   D a t a T y p e = " T e x t " > P a y m e n t M e t h o d D e s c r i p t i o n < / P a y m e n t M e t h o d D e s c r i p t i o n > + 
+         < P a y m e n t M e t h o d D e s c r i p t i o n _ L b l   E l e m e n t T y p e = " C o l u m n "   E l e m e n t I d = " 7 9 7 1 1 7 3 2 3 "   D a t a T y p e = " L a b e l " > P a y m e n t M e t h o d D e s c r i p t i o n _ L b l < / P a y m e n t M e t h o d D e s c r i p t i o n _ L b l > + 
+         < P a y m e n t T e r m s D e s c r i p t i o n   E l e m e n t T y p e = " C o l u m n "   E l e m e n t I d = " 2 0 3 8 7 4 2 7 0 0 "   D a t a T y p e = " T e x t " > P a y m e n t T e r m s D e s c r i p t i o n < / P a y m e n t T e r m s D e s c r i p t i o n > + 
+         < P a y m e n t T e r m s D e s c r i p t i o n _ L b l   E l e m e n t T y p e = " C o l u m n "   E l e m e n t I d = " 1 8 7 4 4 9 4 3 2 1 "   D a t a T y p e = " L a b e l " > P a y m e n t T e r m s D e s c r i p t i o n _ L b l < / P a y m e n t T e r m s D e s c r i p t i o n _ L b l > + 
+         < P r i c e s I n c l u d i n g V A T   E l e m e n t T y p e = " C o l u m n "   E l e m e n t I d = " 5 1 8 8 1 7 1 6 7 "   D a t a T y p e = " B o o l e a n " > P r i c e s I n c l u d i n g V A T < / P r i c e s I n c l u d i n g V A T > + 
+         < P r i c e s I n c l u d i n g V A T Y e s N o   E l e m e n t T y p e = " C o l u m n "   E l e m e n t I d = " 1 4 1 1 1 4 7 5 9 9 "   D a t a T y p e = " S t r i n g " > P r i c e s I n c l u d i n g V A T Y e s N o < / P r i c e s I n c l u d i n g V A T Y e s N o > + 
+         < P r i c e s I n c l u d i n g V A T _ L b l   E l e m e n t T y p e = " C o l u m n "   E l e m e n t I d = " 1 3 7 7 9 7 9 4 4 4 "   D a t a T y p e = " S t r i n g " > P r i c e s I n c l u d i n g V A T _ L b l < / P r i c e s I n c l u d i n g V A T _ L b l > + 
+         < Q u o t e N o   E l e m e n t T y p e = " C o l u m n "   E l e m e n t I d = " 1 5 2 1 5 3 3 0 4 6 "   D a t a T y p e = " C o d e " > Q u o t e N o < / Q u o t e N o > + 
+         < Q u o t e N o _ L b l   E l e m e n t T y p e = " C o l u m n "   E l e m e n t I d = " 1 0 3 1 9 0 2 3 5 7 "   D a t a T y p e = " S t r i n g " > Q u o t e N o _ L b l < / Q u o t e N o _ L b l > + 
+         < S a l e s I n v o i c e L i n e D i s c o u n t _ L b l   E l e m e n t T y p e = " C o l u m n "   E l e m e n t I d = " 6 6 4 6 0 1 5 8 2 "   D a t a T y p e = " L a b e l " > S a l e s I n v o i c e L i n e D i s c o u n t _ L b l < / S a l e s I n v o i c e L i n e D i s c o u n t _ L b l > + 
+         < S a l e s P e r s o n N a m e   E l e m e n t T y p e = " C o l u m n "   E l e m e n t I d = " 8 7 1 4 9 2 9 8 3 "   D a t a T y p e = " T e x t " > S a l e s P e r s o n N a m e < / S a l e s P e r s o n N a m e > + 
+         < S a l e s P e r s o n T e x t _ L b l   E l e m e n t T y p e = " C o l u m n "   E l e m e n t I d = " 7 4 6 2 5 9 5 4 4 "   D a t a T y p e = " T e x t " > S a l e s P e r s o n T e x t _ L b l < / S a l e s P e r s o n T e x t _ L b l > + 
+         < S a l e s P e r s o n _ L b l   E l e m e n t T y p e = " C o l u m n "   E l e m e n t I d = " 1 5 6 4 1 9 6 3 6 5 "   D a t a T y p e = " L a b e l " > S a l e s P e r s o n _ L b l < / S a l e s P e r s o n _ L b l > + 
+         < S e l l T o C o n t a c t E m a i l   E l e m e n t T y p e = " C o l u m n "   E l e m e n t I d = " 2 6 2 8 2 4 5 6 4 "   D a t a T y p e = " T e x t " > S e l l T o C o n t a c t E m a i l < / S e l l T o C o n t a c t E m a i l > + 
+         < S e l l T o C o n t a c t E m a i l L b l   E l e m e n t T y p e = " C o l u m n "   E l e m e n t I d = " 3 7 0 9 2 0 3 7 4 "   D a t a T y p e = " L a b e l " > S e l l T o C o n t a c t E m a i l L b l < / S e l l T o C o n t a c t E m a i l L b l > + 
+         < S e l l T o C o n t a c t M o b i l e P h o n e N o   E l e m e n t T y p e = " C o l u m n "   E l e m e n t I d = " 1 8 4 3 5 8 7 4 7 "   D a t a T y p e = " T e x t " > S e l l T o C o n t a c t M o b i l e P h o n e N o < / S e l l T o C o n t a c t M o b i l e P h o n e N o > + 
+         < S e l l T o C o n t a c t M o b i l e P h o n e N o L b l   E l e m e n t T y p e = " C o l u m n "   E l e m e n t I d = " 1 4 5 7 5 2 8 4 1 7 "   D a t a T y p e = " L a b e l " > S e l l T o C o n t a c t M o b i l e P h o n e N o L b l < / S e l l T o C o n t a c t M o b i l e P h o n e N o L b l > + 
+         < S e l l T o C o n t a c t P h o n e N o   E l e m e n t T y p e = " C o l u m n "   E l e m e n t I d = " 1 6 1 3 8 2 2 4 8 3 "   D a t a T y p e = " T e x t " > S e l l T o C o n t a c t P h o n e N o < / S e l l T o C o n t a c t P h o n e N o > + 
+         < S e l l T o C o n t a c t P h o n e N o L b l   E l e m e n t T y p e = " C o l u m n "   E l e m e n t I d = " 1 0 5 0 6 8 6 8 0 9 "   D a t a T y p e = " L a b e l " > S e l l T o C o n t a c t P h o n e N o L b l < / S e l l T o C o n t a c t P h o n e N o L b l > + 
+         < S e l l t o C u s t o m e r N o   E l e m e n t T y p e = " C o l u m n "   E l e m e n t I d = " 2 0 5 0 6 4 7 3 4 9 "   D a t a T y p e = " C o d e " > S e l l t o C u s t o m e r N o < / S e l l t o C u s t o m e r N o > + 
+         < S e l l t o C u s t o m e r N o _ L b l   E l e m e n t T y p e = " C o l u m n "   E l e m e n t I d = " 2 9 8 3 8 1 5 1 2 "   D a t a T y p e = " S t r i n g " > S e l l t o C u s t o m e r N o _ L b l < / S e l l t o C u s t o m e r N o _ L b l > + 
+         < S e l l T o F a x N o   E l e m e n t T y p e = " C o l u m n "   E l e m e n t I d = " 8 6 0 8 2 8 4 3 4 "   D a t a T y p e = " T e x t " > S e l l T o F a x N o < / S e l l T o F a x N o > + 
+         < S e l l T o P h o n e N o   E l e m e n t T y p e = " C o l u m n "   E l e m e n t I d = " 7 5 1 9 3 1 8 4 3 "   D a t a T y p e = " T e x t " > S e l l T o P h o n e N o < / S e l l T o P h o n e N o > + 
+         < S h i p m e n t D a t e   E l e m e n t T y p e = " C o l u m n "   E l e m e n t I d = " 9 3 1 1 1 1 4 6 5 "   D a t a T y p e = " S t r i n g " > S h i p m e n t D a t e < / S h i p m e n t D a t e > + 
+         < S h i p m e n t D a t e _ L b l   E l e m e n t T y p e = " C o l u m n "   E l e m e n t I d = " 6 1 4 4 0 0 3 6 4 "   D a t a T y p e = " S t r i n g " > S h i p m e n t D a t e _ L b l < / S h i p m e n t D a t e _ L b l > + 
+         < S h i p m e n t M e t h o d D e s c r i p t i o n   E l e m e n t T y p e = " C o l u m n "   E l e m e n t I d = " 2 0 5 9 4 0 3 2 6 0 "   D a t a T y p e = " T e x t " > S h i p m e n t M e t h o d D e s c r i p t i o n < / S h i p m e n t M e t h o d D e s c r i p t i o n > + 
+         < S h i p m e n t M e t h o d D e s c r i p t i o n _ L b l   E l e m e n t T y p e = " C o l u m n "   E l e m e n t I d = " 1 1 7 9 9 7 8 4 6 5 "   D a t a T y p e = " L a b e l " > S h i p m e n t M e t h o d D e s c r i p t i o n _ L b l < / S h i p m e n t M e t h o d D e s c r i p t i o n _ L b l > + 
+         < S h i p m e n t _ L b l   E l e m e n t T y p e = " C o l u m n "   E l e m e n t I d = " 2 0 8 5 7 6 7 1 2 0 "   D a t a T y p e = " L a b e l " > S h i p m e n t _ L b l < / S h i p m e n t _ L b l > + 
+         < S h i p T o A d d r e s s 1   E l e m e n t T y p e = " C o l u m n "   E l e m e n t I d = " 1 3 5 7 6 7 2 8 6 1 "   D a t a T y p e = " T e x t " > S h i p T o A d d r e s s 1 < / S h i p T o A d d r e s s 1 > + 
+         < S h i p T o A d d r e s s 2   E l e m e n t T y p e = " C o l u m n "   E l e m e n t I d = " 1 0 2 4 2 0 4 5 8 4 "   D a t a T y p e = " T e x t " > S h i p T o A d d r e s s 2 < / S h i p T o A d d r e s s 2 > + 
+         < S h i p T o A d d r e s s 3   E l e m e n t T y p e = " C o l u m n "   E l e m e n t I d = " 1 6 6 1 9 0 1 2 0 1 "   D a t a T y p e = " T e x t " > S h i p T o A d d r e s s 3 < / S h i p T o A d d r e s s 3 > + 
+         < S h i p T o A d d r e s s 4   E l e m e n t T y p e = " C o l u m n "   E l e m e n t I d = " 5 5 5 4 1 6 9 9 0 "   D a t a T y p e = " T e x t " > S h i p T o A d d r e s s 4 < / S h i p T o A d d r e s s 4 > + 
+         < S h i p T o A d d r e s s 5   E l e m e n t T y p e = " C o l u m n "   E l e m e n t I d = " 1 1 9 3 1 1 3 6 0 7 "   D a t a T y p e = " T e x t " > S h i p T o A d d r e s s 5 < / S h i p T o A d d r e s s 5 > + 
+         < S h i p T o A d d r e s s 6   E l e m e n t T y p e = " C o l u m n "   E l e m e n t I d = " 7 1 9 9 7 6 2 4 4 "   D a t a T y p e = " T e x t " > S h i p T o A d d r e s s 6 < / S h i p T o A d d r e s s 6 > + 
+         < S h i p T o A d d r e s s 7   E l e m e n t T y p e = " C o l u m n "   E l e m e n t I d = " 8 2 2 7 9 6 2 7 "   D a t a T y p e = " T e x t " > S h i p T o A d d r e s s 7 < / S h i p T o A d d r e s s 7 > + 
+         < S h i p T o A d d r e s s 8   E l e m e n t T y p e = " C o l u m n "   E l e m e n t I d = " 1 4 9 2 9 9 2 1 7 8 "   D a t a T y p e = " T e x t " > S h i p T o A d d r e s s 8 < / S h i p T o A d d r e s s 8 > + 
+         < S h i p T o A d d r e s s _ L b l   E l e m e n t T y p e = " C o l u m n "   E l e m e n t I d = " 1 6 5 0 5 0 5 0 1 7 "   D a t a T y p e = " L a b e l " > S h i p T o A d d r e s s _ L b l < / S h i p T o A d d r e s s _ L b l > + 
+         < S h i p T o P h o n e N o   E l e m e n t T y p e = " C o l u m n "   E l e m e n t I d = " 3 6 9 7 0 2 2 5 5 "   D a t a T y p e = " T e x t " > S h i p T o P h o n e N o < / S h i p T o P h o n e N o > + 
+         < S h o w S h i p p i n g A d d r e s s   E l e m e n t T y p e = " C o l u m n "   E l e m e n t I d = " 1 1 2 0 0 7 1 2 6 6 "   D a t a T y p e = " B o o l e a n " > S h o w S h i p p i n g A d d r e s s < / S h o w S h i p p i n g A d d r e s s > + 
+         < S h o w W o r k D e s c r i p t i o n   E l e m e n t T y p e = " C o l u m n "   E l e m e n t I d = " 7 8 5 4 6 8 8 6 5 "   D a t a T y p e = " B o o l e a n " > S h o w W o r k D e s c r i p t i o n < / S h o w W o r k D e s c r i p t i o n > + 
+         < S u b t o t a l _ L b l   E l e m e n t T y p e = " C o l u m n "   E l e m e n t I d = " 1 9 6 7 7 9 5 1 4 2 "   D a t a T y p e = " L a b e l " > S u b t o t a l _ L b l < / S u b t o t a l _ L b l > + 
+         < T o t a l _ L b l   E l e m e n t T y p e = " C o l u m n "   E l e m e n t I d = " 1 2 1 0 1 0 0 8 7 8 "   D a t a T y p e = " L a b e l " > T o t a l _ L b l < / T o t a l _ L b l > + 
+         < V A T A m o u n t S p e c i f i c a t i o n _ L b l   E l e m e n t T y p e = " C o l u m n "   E l e m e n t I d = " 8 7 8 7 0 6 8 4 6 "   D a t a T y p e = " L a b e l " > V A T A m o u n t S p e c i f i c a t i o n _ L b l < / V A T A m o u n t S p e c i f i c a t i o n _ L b l > + 
+         < V A T A m o u n t _ L b l   E l e m e n t T y p e = " C o l u m n "   E l e m e n t I d = " 1 0 9 4 6 5 7 2 9 "   D a t a T y p e = " L a b e l " > V A T A m o u n t _ L b l < / V A T A m o u n t _ L b l > + 
+         < V A T B a s e _ L b l   E l e m e n t T y p e = " C o l u m n "   E l e m e n t I d = " 1 8 6 6 1 5 8 2 7 8 "   D a t a T y p e = " L a b e l " > V A T B a s e _ L b l < / V A T B a s e _ L b l > + 
+         < V A T C l a u s e s _ L b l   E l e m e n t T y p e = " C o l u m n "   E l e m e n t I d = " 1 3 8 3 9 2 0 0 1 9 "   D a t a T y p e = " L a b e l " > V A T C l a u s e s _ L b l < / V A T C l a u s e s _ L b l > + 
+         < V A T C l a u s e _ L b l   E l e m e n t T y p e = " C o l u m n "   E l e m e n t I d = " 1 5 7 0 4 9 5 4 9 0 "   D a t a T y p e = " S t r i n g " > V A T C l a u s e _ L b l < / V A T C l a u s e _ L b l > + 
+         < V A T I d e n t i f i e r _ L b l   E l e m e n t T y p e = " C o l u m n "   E l e m e n t I d = " 1 6 8 6 6 2 3 9 8 4 "   D a t a T y p e = " L a b e l " > V A T I d e n t i f i e r _ L b l < / V A T I d e n t i f i e r _ L b l > + 
+         < V A T P e r c e n t a g e _ L b l   E l e m e n t T y p e = " C o l u m n "   E l e m e n t I d = " 6 7 6 6 5 4 5 6 5 "   D a t a T y p e = " L a b e l " > V A T P e r c e n t a g e _ L b l < / V A T P e r c e n t a g e _ L b l > + 
+         < V A T R e g i s t r a t i o n N o   E l e m e n t T y p e = " C o l u m n "   E l e m e n t I d = " 1 8 8 9 1 9 5 4 0 2 "   D a t a T y p e = " T e x t " > V A T R e g i s t r a t i o n N o < / V A T R e g i s t r a t i o n N o > + 
+         < V A T R e g i s t r a t i o n N o _ L b l   E l e m e n t T y p e = " C o l u m n "   E l e m e n t I d = " 1 4 2 4 6 1 6 0 8 5 "   D a t a T y p e = " T e x t " > V A T R e g i s t r a t i o n N o _ L b l < / V A T R e g i s t r a t i o n N o _ L b l > + 
+         < Y o u r R e f e r e n c e   E l e m e n t T y p e = " C o l u m n "   E l e m e n t I d = " 1 1 0 3 9 9 5 1 "   D a t a T y p e = " T e x t " > Y o u r R e f e r e n c e < / Y o u r R e f e r e n c e > + 
+         < Y o u r R e f e r e n c e _ L b l   E l e m e n t T y p e = " C o l u m n "   E l e m e n t I d = " 4 6 5 4 7 7 4 2 6 "   D a t a T y p e = " S t r i n g " > Y o u r R e f e r e n c e _ L b l < / Y o u r R e f e r e n c e _ L b l > + 
+         < L i n e   E l e m e n t T y p e = " D a t a I t e m "   E l e m e n t I d = " 4 1 1 9 7 6 1 3 3 " > + 
+             < A m o u n t E x c l u d i n g V A T _ L i n e   E l e m e n t T y p e = " C o l u m n "   E l e m e n t I d = " 1 0 6 2 4 6 0 0 4 0 "   D a t a T y p e = " D e c i m a l " > A m o u n t E x c l u d i n g V A T _ L i n e < / A m o u n t E x c l u d i n g V A T _ L i n e > + 
+             < A m o u n t E x c l u d i n g V A T _ L i n e _ L b l   E l e m e n t T y p e = " C o l u m n "   E l e m e n t I d = " 2 0 0 2 8 7 4 4 7 5 "   D a t a T y p e = " S t r i n g " > A m o u n t E x c l u d i n g V A T _ L i n e _ L b l < / A m o u n t E x c l u d i n g V A T _ L i n e _ L b l > + 
+             < A m o u n t I n c l u d i n g V A T _ L i n e   E l e m e n t T y p e = " C o l u m n "   E l e m e n t I d = " 7 7 0 9 2 8 4 0 2 "   D a t a T y p e = " D e c i m a l " > A m o u n t I n c l u d i n g V A T _ L i n e < / A m o u n t I n c l u d i n g V A T _ L i n e > + 
+             < A m o u n t I n c l u d i n g V A T _ L i n e _ L b l   E l e m e n t T y p e = " C o l u m n "   E l e m e n t I d = " 9 3 0 7 4 7 3 1 3 "   D a t a T y p e = " S t r i n g " > A m o u n t I n c l u d i n g V A T _ L i n e _ L b l < / A m o u n t I n c l u d i n g V A T _ L i n e _ L b l > + 
+             < D e s c r i p t i o n _ L i n e   E l e m e n t T y p e = " C o l u m n "   E l e m e n t I d = " 1 4 0 6 8 2 2 3 1 0 "   D a t a T y p e = " T e x t " > D e s c r i p t i o n _ L i n e < / D e s c r i p t i o n _ L i n e > + 
+             < D e s c r i p t i o n _ L i n e _ L b l   E l e m e n t T y p e = " C o l u m n "   E l e m e n t I d = " 2 1 1 8 9 5 1 4 9 5 "   D a t a T y p e = " S t r i n g " > D e s c r i p t i o n _ L i n e _ L b l < / D e s c r i p t i o n _ L i n e _ L b l > + 
+             < I t e m N o _ L i n e   E l e m e n t T y p e = " C o l u m n "   E l e m e n t I d = " 1 9 1 0 2 9 6 2 8 8 "   D a t a T y p e = " C o d e " > I t e m N o _ L i n e < / I t e m N o _ L i n e > + 
+             < I t e m N o _ L i n e _ L b l   E l e m e n t T y p e = " C o l u m n "   E l e m e n t I d = " 1 3 4 0 0 7 9 6 1 3 "   D a t a T y p e = " S t r i n g " > I t e m N o _ L i n e _ L b l < / I t e m N o _ L i n e _ L b l > + 
+             < I t e m R e f e r e n c e N o   E l e m e n t T y p e = " C o l u m n "   E l e m e n t I d = " 4 7 4 0 7 7 5 6 6 "   D a t a T y p e = " C o d e " > I t e m R e f e r e n c e N o < / I t e m R e f e r e n c e N o > + 
+             < I t e m R e f e r e n c e N o _ L b l   E l e m e n t T y p e = " C o l u m n "   E l e m e n t I d = " 8 2 6 8 4 0 1 6 1 "   D a t a T y p e = " S t r i n g " > I t e m R e f e r e n c e N o _ L b l < / I t e m R e f e r e n c e N o _ L b l > + 
+             < L i n e A m o u n t _ L i n e   E l e m e n t T y p e = " C o l u m n "   E l e m e n t I d = " 2 6 8 9 3 7 1 6 2 "   D a t a T y p e = " T e x t " > L i n e A m o u n t _ L i n e < / L i n e A m o u n t _ L i n e > + 
+             < L i n e A m o u n t _ L i n e _ L b l   E l e m e n t T y p e = " C o l u m n "   E l e m e n t I d = " 9 9 2 9 0 1 8 4 5 "   D a t a T y p e = " S t r i n g " > L i n e A m o u n t _ L i n e _ L b l < / L i n e A m o u n t _ L i n e _ L b l > + 
+             < L i n e D i s c o u n t P e r c e n t T e x t _ L i n e   E l e m e n t T y p e = " C o l u m n "   E l e m e n t I d = " 6 1 3 1 3 5 1 9 "   D a t a T y p e = " T e x t " > L i n e D i s c o u n t P e r c e n t T e x t _ L i n e < / L i n e D i s c o u n t P e r c e n t T e x t _ L i n e > + 
+             < L i n e D i s c o u n t P e r c e n t _ L i n e   E l e m e n t T y p e = " C o l u m n "   E l e m e n t I d = " 9 0 7 8 2 7 4 3 6 "   D a t a T y p e = " D e c i m a l " > L i n e D i s c o u n t P e r c e n t _ L i n e < / L i n e D i s c o u n t P e r c e n t _ L i n e > + 
+             < L i n e N o _ L i n e   E l e m e n t T y p e = " C o l u m n "   E l e m e n t I d = " 6 9 8 9 8 5 9 7 9 "   D a t a T y p e = " I n t e g e r " > L i n e N o _ L i n e < / L i n e N o _ L i n e > + 
+             < P l a n n e d S h i p m e n t D a t e _ L i n e   E l e m e n t T y p e = " C o l u m n "   E l e m e n t I d = " 1 0 4 5 5 7 6 0 9 2 "   D a t a T y p e = " S t r i n g " > P l a n n e d S h i p m e n t D a t e _ L i n e < / P l a n n e d S h i p m e n t D a t e _ L i n e > + 
+             < P l a n n e d S h i p m e n t D a t e _ L i n e _ L b l   E l e m e n t T y p e = " C o l u m n "   E l e m e n t I d = " 1 3 4 2 8 7 0 6 4 9 "   D a t a T y p e = " S t r i n g " > P l a n n e d S h i p m e n t D a t e _ L i n e _ L b l < / P l a n n e d S h i p m e n t D a t e _ L i n e _ L b l > + 
+             < Q u a n t i t y _ L i n e   E l e m e n t T y p e = " C o l u m n "   E l e m e n t I d = " 1 0 6 8 5 4 3 5 3 7 "   D a t a T y p e = " T e x t " > Q u a n t i t y _ L i n e < / Q u a n t i t y _ L i n e > + 
+             < Q u a n t i t y _ L i n e _ L b l   E l e m e n t T y p e = " C o l u m n "   E l e m e n t I d = " 2 0 3 4 5 0 6 8 0 2 "   D a t a T y p e = " S t r i n g " > Q u a n t i t y _ L i n e _ L b l < / Q u a n t i t y _ L i n e _ L b l > + 
+             < S h i p m e n t D a t e _ L i n e   E l e m e n t T y p e = " C o l u m n "   E l e m e n t I d = " 1 6 7 3 3 7 5 4 1 6 "   D a t a T y p e = " S t r i n g " > S h i p m e n t D a t e _ L i n e < / S h i p m e n t D a t e _ L i n e > + 
+             < S h i p m e n t D a t e _ L i n e _ L b l   E l e m e n t T y p e = " C o l u m n "   E l e m e n t I d = " 8 5 3 2 2 4 3 6 3 "   D a t a T y p e = " L a b e l " > S h i p m e n t D a t e _ L i n e _ L b l < / S h i p m e n t D a t e _ L i n e _ L b l > + 
+             < T r a n s H e a d e r A m o u n t   E l e m e n t T y p e = " C o l u m n "   E l e m e n t I d = " 2 0 2 8 3 0 6 2 7 6 "   D a t a T y p e = " D e c i m a l " > T r a n s H e a d e r A m o u n t < / T r a n s H e a d e r A m o u n t > + 
+             < T y p e _ L i n e   E l e m e n t T y p e = " C o l u m n "   E l e m e n t I d = " 2 7 2 8 0 4 9 2 4 "   D a t a T y p e = " S t r i n g " > T y p e _ L i n e < / T y p e _ L i n e > + 
+             < U n i t O f M e a s u r e   E l e m e n t T y p e = " C o l u m n "   E l e m e n t I d = " 1 8 0 8 2 2 8 0 1 8 "   D a t a T y p e = " T e x t " > U n i t O f M e a s u r e < / U n i t O f M e a s u r e > + 
+             < U n i t O f M e a s u r e _ L b l   E l e m e n t T y p e = " C o l u m n "   E l e m e n t I d = " 9 8 1 9 5 1 2 4 9 "   D a t a T y p e = " S t r i n g " > U n i t O f M e a s u r e _ L b l < / U n i t O f M e a s u r e _ L b l > + 
+             < U n i t P r i c e   E l e m e n t T y p e = " C o l u m n "   E l e m e n t I d = " 1 4 7 8 2 2 1 5 2 6 "   D a t a T y p e = " T e x t " > U n i t P r i c e < / U n i t P r i c e > + 
+             < U n i t P r i c e _ L b l   E l e m e n t T y p e = " C o l u m n "   E l e m e n t I d = " 1 1 6 3 9 2 6 6 0 3 "   D a t a T y p e = " S t r i n g " > U n i t P r i c e _ L b l < / U n i t P r i c e _ L b l > + 
+             < V A T I d e n t i f i e r _ L i n e   E l e m e n t T y p e = " C o l u m n "   E l e m e n t I d = " 1 7 7 3 6 2 2 4 1 2 "   D a t a T y p e = " C o d e " > V A T I d e n t i f i e r _ L i n e < / V A T I d e n t i f i e r _ L i n e > + 
+             < V A T I d e n t i f i e r _ L i n e _ L b l   E l e m e n t T y p e = " C o l u m n "   E l e m e n t I d = " 5 3 3 7 8 2 7 0 3 "   D a t a T y p e = " S t r i n g " > V A T I d e n t i f i e r _ L i n e _ L b l < / V A T I d e n t i f i e r _ L i n e _ L b l > + 
+             < V A T P c t _ L i n e   E l e m e n t T y p e = " C o l u m n "   E l e m e n t I d = " 1 9 7 4 0 0 1 9 4 4 "   D a t a T y p e = " T e x t " > V A T P c t _ L i n e < / V A T P c t _ L i n e > + 
+             < V A T P c t _ L i n e _ L b l   E l e m e n t T y p e = " C o l u m n "   E l e m e n t I d = " 1 2 0 7 5 2 9 9 1 5 "   D a t a T y p e = " S t r i n g " > V A T P c t _ L i n e _ L b l < / V A T P c t _ L i n e _ L b l > + 
+             < A s s e m b l y L i n e   E l e m e n t T y p e = " D a t a I t e m "   E l e m e n t I d = " 1 2 0 5 9 4 2 8 5 " > + 
+                 < D e s c r i p t i o n _ A s s e m b l y L i n e   E l e m e n t T y p e = " C o l u m n "   E l e m e n t I d = " 2 8 0 7 4 3 7 9 6 "   D a t a T y p e = " T e x t " > D e s c r i p t i o n _ A s s e m b l y L i n e < / D e s c r i p t i o n _ A s s e m b l y L i n e > + 
+                 < L i n e N o _ A s s e m b l y L i n e   E l e m e n t T y p e = " C o l u m n "   E l e m e n t I d = " 6 4 0 5 8 3 8 9 1 "   D a t a T y p e = " C o d e " > L i n e N o _ A s s e m b l y L i n e < / L i n e N o _ A s s e m b l y L i n e > + 
+                 < Q u a n t i t y _ A s s e m b l y L i n e   E l e m e n t T y p e = " C o l u m n "   E l e m e n t I d = " 1 9 5 7 6 4 8 2 3 1 "   D a t a T y p e = " D e c i m a l " > Q u a n t i t y _ A s s e m b l y L i n e < / Q u a n t i t y _ A s s e m b l y L i n e > + 
+                 < U n i t O f M e a s u r e _ A s s e m b l y L i n e   E l e m e n t T y p e = " C o l u m n "   E l e m e n t I d = " 1 6 4 9 1 2 3 7 7 3 "   D a t a T y p e = " T e x t " > U n i t O f M e a s u r e _ A s s e m b l y L i n e < / U n i t O f M e a s u r e _ A s s e m b l y L i n e > + 
+                 < V a r i a n t C o d e _ A s s e m b l y L i n e   E l e m e n t T y p e = " C o l u m n "   E l e m e n t I d = " 1 8 6 9 4 0 7 6 7 2 "   D a t a T y p e = " C o d e " > V a r i a n t C o d e _ A s s e m b l y L i n e < / V a r i a n t C o d e _ A s s e m b l y L i n e >   
              < / A s s e m b l y L i n e >   
          < / L i n e >   
-         < W o r k D e s c r i p t i o n L i n e s > - 
-             < W o r k D e s c r i p t i o n L i n e > W o r k D e s c r i p t i o n L i n e < / W o r k D e s c r i p t i o n L i n e > - 
-             < W o r k D e s c r i p t i o n L i n e N u m b e r > W o r k D e s c r i p t i o n L i n e N u m b e r < / W o r k D e s c r i p t i o n L i n e N u m b e r > +         < W o r k D e s c r i p t i o n L i n e s   E l e m e n t T y p e = " D a t a I t e m "   E l e m e n t I d = " 2 7 6 8 1 9 4 4 7 " > + 
+             < W o r k D e s c r i p t i o n L i n e   E l e m e n t T y p e = " C o l u m n "   E l e m e n t I d = " 1 9 4 7 6 2 1 6 7 6 "   D a t a T y p e = " T e x t " > W o r k D e s c r i p t i o n L i n e < / W o r k D e s c r i p t i o n L i n e > + 
+             < W o r k D e s c r i p t i o n L i n e N u m b e r   E l e m e n t T y p e = " C o l u m n "   E l e m e n t I d = " 7 9 7 3 0 7 2 2 3 "   D a t a T y p e = " I n t e g e r " > W o r k D e s c r i p t i o n L i n e N u m b e r < / W o r k D e s c r i p t i o n L i n e N u m b e r >   
          < / W o r k D e s c r i p t i o n L i n e s >   
-         < V A T A m o u n t L i n e > - 
-             < I n v o i c e D i s c o u n t A m o u n t _ V A T A m o u n t L i n e > I n v o i c e D i s c o u n t A m o u n t _ V A T A m o u n t L i n e < / I n v o i c e D i s c o u n t A m o u n t _ V A T A m o u n t L i n e > - 
-             < I n v o i c e D i s c o u n t A m o u n t _ V A T A m o u n t L i n e _ L b l > I n v o i c e D i s c o u n t A m o u n t _ V A T A m o u n t L i n e _ L b l < / I n v o i c e D i s c o u n t A m o u n t _ V A T A m o u n t L i n e _ L b l > - 
-             < I n v o i c e D i s c o u n t B a s e A m o u n t _ V A T A m o u n t L i n e > I n v o i c e D i s c o u n t B a s e A m o u n t _ V A T A m o u n t L i n e < / I n v o i c e D i s c o u n t B a s e A m o u n t _ V A T A m o u n t L i n e > - 
-             < I n v o i c e D i s c o u n t B a s e A m o u n t _ V A T A m o u n t L i n e _ L b l > I n v o i c e D i s c o u n t B a s e A m o u n t _ V A T A m o u n t L i n e _ L b l < / I n v o i c e D i s c o u n t B a s e A m o u n t _ V A T A m o u n t L i n e _ L b l > - 
-             < L i n e A m o u n t _ V a t A m o u n t L i n e > L i n e A m o u n t _ V a t A m o u n t L i n e < / L i n e A m o u n t _ V a t A m o u n t L i n e > - 
-             < L i n e A m o u n t _ V a t A m o u n t L i n e _ L b l > L i n e A m o u n t _ V a t A m o u n t L i n e _ L b l < / L i n e A m o u n t _ V a t A m o u n t L i n e _ L b l > - 
-             < N o O f V A T I d e n t i f i e r s > N o O f V A T I d e n t i f i e r s < / N o O f V A T I d e n t i f i e r s > - 
-             < V A T A m o u n t L C Y _ V A T A m o u n t L i n e > V A T A m o u n t L C Y _ V A T A m o u n t L i n e < / V A T A m o u n t L C Y _ V A T A m o u n t L i n e > - 
-             < V A T A m o u n t L C Y _ V A T A m o u n t L i n e _ L b l > V A T A m o u n t L C Y _ V A T A m o u n t L i n e _ L b l < / V A T A m o u n t L C Y _ V A T A m o u n t L i n e _ L b l > - 
-             < V A T A m o u n t _ V a t A m o u n t L i n e > V A T A m o u n t _ V a t A m o u n t L i n e < / V A T A m o u n t _ V a t A m o u n t L i n e > - 
-             < V A T A m o u n t _ V a t A m o u n t L i n e _ L b l > V A T A m o u n t _ V a t A m o u n t L i n e _ L b l < / V A T A m o u n t _ V a t A m o u n t L i n e _ L b l > - 
-             < V A T B a s e L C Y _ V A T A m o u n t L i n e > V A T B a s e L C Y _ V A T A m o u n t L i n e < / V A T B a s e L C Y _ V A T A m o u n t L i n e > - 
-             < V A T B a s e L C Y _ V A T A m o u n t L i n e _ L b l > V A T B a s e L C Y _ V A T A m o u n t L i n e _ L b l < / V A T B a s e L C Y _ V A T A m o u n t L i n e _ L b l > - 
-             < V A T B a s e _ V a t A m o u n t L i n e > V A T B a s e _ V a t A m o u n t L i n e < / V A T B a s e _ V a t A m o u n t L i n e > - 
-             < V A T B a s e _ V a t A m o u n t L i n e _ L b l > V A T B a s e _ V a t A m o u n t L i n e _ L b l < / V A T B a s e _ V a t A m o u n t L i n e _ L b l > - 
-             < V A T I d e n t i f i e r _ V a t A m o u n t L i n e > V A T I d e n t i f i e r _ V a t A m o u n t L i n e < / V A T I d e n t i f i e r _ V a t A m o u n t L i n e > - 
-             < V A T I d e n t i f i e r _ V a t A m o u n t L i n e _ L b l > V A T I d e n t i f i e r _ V a t A m o u n t L i n e _ L b l < / V A T I d e n t i f i e r _ V a t A m o u n t L i n e _ L b l > - 
-             < V A T P c t _ V a t A m o u n t L i n e > V A T P c t _ V a t A m o u n t L i n e < / V A T P c t _ V a t A m o u n t L i n e > - 
-             < V A T P c t _ V a t A m o u n t L i n e _ L b l > V A T P c t _ V a t A m o u n t L i n e _ L b l < / V A T P c t _ V a t A m o u n t L i n e _ L b l > +         < V A T A m o u n t L i n e   E l e m e n t T y p e = " D a t a I t e m "   E l e m e n t I d = " 8 2 7 5 3 4 3 4 8 " > + 
+             < I n v o i c e D i s c o u n t A m o u n t _ V A T A m o u n t L i n e   E l e m e n t T y p e = " C o l u m n "   E l e m e n t I d = " 8 2 4 7 3 0 1 4 1 "   D a t a T y p e = " D e c i m a l " > I n v o i c e D i s c o u n t A m o u n t _ V A T A m o u n t L i n e < / I n v o i c e D i s c o u n t A m o u n t _ V A T A m o u n t L i n e > + 
+             < I n v o i c e D i s c o u n t A m o u n t _ V A T A m o u n t L i n e _ L b l   E l e m e n t T y p e = " C o l u m n "   E l e m e n t I d = " 1 5 6 2 2 0 0 0 3 4 "   D a t a T y p e = " S t r i n g " > I n v o i c e D i s c o u n t A m o u n t _ V A T A m o u n t L i n e _ L b l < / I n v o i c e D i s c o u n t A m o u n t _ V A T A m o u n t L i n e _ L b l > + 
+             < I n v o i c e D i s c o u n t B a s e A m o u n t _ V A T A m o u n t L i n e   E l e m e n t T y p e = " C o l u m n "   E l e m e n t I d = " 2 0 4 0 3 3 2 2 6 6 "   D a t a T y p e = " D e c i m a l " > I n v o i c e D i s c o u n t B a s e A m o u n t _ V A T A m o u n t L i n e < / I n v o i c e D i s c o u n t B a s e A m o u n t _ V A T A m o u n t L i n e > + 
+             < I n v o i c e D i s c o u n t B a s e A m o u n t _ V A T A m o u n t L i n e _ L b l   E l e m e n t T y p e = " C o l u m n "   E l e m e n t I d = " 4 0 5 9 6 0 3 3 1 "   D a t a T y p e = " S t r i n g " > I n v o i c e D i s c o u n t B a s e A m o u n t _ V A T A m o u n t L i n e _ L b l < / I n v o i c e D i s c o u n t B a s e A m o u n t _ V A T A m o u n t L i n e _ L b l > + 
+             < L i n e A m o u n t _ V a t A m o u n t L i n e   E l e m e n t T y p e = " C o l u m n "   E l e m e n t I d = " 2 1 4 6 5 4 0 1 "   D a t a T y p e = " D e c i m a l " > L i n e A m o u n t _ V a t A m o u n t L i n e < / L i n e A m o u n t _ V a t A m o u n t L i n e > + 
+             < L i n e A m o u n t _ V a t A m o u n t L i n e _ L b l   E l e m e n t T y p e = " C o l u m n "   E l e m e n t I d = " 1 1 1 0 9 1 2 1 2 4 "   D a t a T y p e = " S t r i n g " > L i n e A m o u n t _ V a t A m o u n t L i n e _ L b l < / L i n e A m o u n t _ V a t A m o u n t L i n e _ L b l > + 
+             < N o O f V A T I d e n t i f i e r s   E l e m e n t T y p e = " C o l u m n "   E l e m e n t I d = " 1 1 5 3 2 6 3 0 2 6 "   D a t a T y p e = " I n t e g e r " > N o O f V A T I d e n t i f i e r s < / N o O f V A T I d e n t i f i e r s > + 
+             < V A T A m o u n t L C Y _ V A T A m o u n t L i n e   E l e m e n t T y p e = " C o l u m n "   E l e m e n t I d = " 1 5 8 1 9 9 4 3 5 0 "   D a t a T y p e = " D e c i m a l " > V A T A m o u n t L C Y _ V A T A m o u n t L i n e < / V A T A m o u n t L C Y _ V A T A m o u n t L i n e > + 
+             < V A T A m o u n t L C Y _ V A T A m o u n t L i n e _ L b l   E l e m e n t T y p e = " C o l u m n "   E l e m e n t I d = " 9 2 3 0 0 3 3 7 "   D a t a T y p e = " L a b e l " > V A T A m o u n t L C Y _ V A T A m o u n t L i n e _ L b l < / V A T A m o u n t L C Y _ V A T A m o u n t L i n e _ L b l > + 
+             < V A T A m o u n t _ V a t A m o u n t L i n e   E l e m e n t T y p e = " C o l u m n "   E l e m e n t I d = " 1 8 9 1 8 2 0 6 2 0 "   D a t a T y p e = " D e c i m a l " > V A T A m o u n t _ V a t A m o u n t L i n e < / V A T A m o u n t _ V a t A m o u n t L i n e > + 
+             < V A T A m o u n t _ V a t A m o u n t L i n e _ L b l   E l e m e n t T y p e = " C o l u m n "   E l e m e n t I d = " 1 5 1 3 5 5 5 4 7 3 "   D a t a T y p e = " S t r i n g " > V A T A m o u n t _ V a t A m o u n t L i n e _ L b l < / V A T A m o u n t _ V a t A m o u n t L i n e _ L b l > + 
+             < V A T B a s e L C Y _ V A T A m o u n t L i n e   E l e m e n t T y p e = " C o l u m n "   E l e m e n t I d = " 1 8 6 0 9 4 5 6 3 5 "   D a t a T y p e = " D e c i m a l " > V A T B a s e L C Y _ V A T A m o u n t L i n e < / V A T B a s e L C Y _ V A T A m o u n t L i n e > + 
+             < V A T B a s e L C Y _ V A T A m o u n t L i n e _ L b l   E l e m e n t T y p e = " C o l u m n "   E l e m e n t I d = " 1 2 3 6 4 6 7 9 9 8 "   D a t a T y p e = " L a b e l " > V A T B a s e L C Y _ V A T A m o u n t L i n e _ L b l < / V A T B a s e L C Y _ V A T A m o u n t L i n e _ L b l > + 
+             < V A T B a s e _ V a t A m o u n t L i n e   E l e m e n t T y p e = " C o l u m n "   E l e m e n t I d = " 1 4 5 8 9 3 7 8 1 9 "   D a t a T y p e = " D e c i m a l " > V A T B a s e _ V a t A m o u n t L i n e < / V A T B a s e _ V a t A m o u n t L i n e > + 
+             < V A T B a s e _ V a t A m o u n t L i n e _ L b l   E l e m e n t T y p e = " C o l u m n "   E l e m e n t I d = " 1 6 9 1 3 0 2 4 8 8 "   D a t a T y p e = " S t r i n g " > V A T B a s e _ V a t A m o u n t L i n e _ L b l < / V A T B a s e _ V a t A m o u n t L i n e _ L b l > + 
+             < V A T I d e n t i f i e r _ V a t A m o u n t L i n e   E l e m e n t T y p e = " C o l u m n "   E l e m e n t I d = " 1 1 4 2 0 7 0 0 3 5 "   D a t a T y p e = " C o d e " > V A T I d e n t i f i e r _ V a t A m o u n t L i n e < / V A T I d e n t i f i e r _ V a t A m o u n t L i n e > + 
+             < V A T I d e n t i f i e r _ V a t A m o u n t L i n e _ L b l   E l e m e n t T y p e = " C o l u m n "   E l e m e n t I d = " 8 6 4 5 0 4 5 0 "   D a t a T y p e = " S t r i n g " > V A T I d e n t i f i e r _ V a t A m o u n t L i n e _ L b l < / V A T I d e n t i f i e r _ V a t A m o u n t L i n e _ L b l > + 
+             < V A T P c t _ V a t A m o u n t L i n e   E l e m e n t T y p e = " C o l u m n "   E l e m e n t I d = " 1 4 5 3 5 4 2 7 7 7 "   D a t a T y p e = " D e c i m a l " > V A T P c t _ V a t A m o u n t L i n e < / V A T P c t _ V a t A m o u n t L i n e > + 
+             < V A T P c t _ V a t A m o u n t L i n e _ L b l   E l e m e n t T y p e = " C o l u m n "   E l e m e n t I d = " 6 7 6 3 2 3 7 8 "   D a t a T y p e = " S t r i n g " > V A T P c t _ V a t A m o u n t L i n e _ L b l < / V A T P c t _ V a t A m o u n t L i n e _ L b l >   
          < / V A T A m o u n t L i n e >   
-         < V A T C l a u s e L i n e > - 
-             < C o d e _ V A T C l a u s e L i n e > C o d e _ V A T C l a u s e L i n e < / C o d e _ V A T C l a u s e L i n e > - 
-             < C o d e _ V A T C l a u s e L i n e _ L b l > C o d e _ V A T C l a u s e L i n e _ L b l < / C o d e _ V A T C l a u s e L i n e _ L b l > - 
-             < D e s c r i p t i o n 2 _ V A T C l a u s e L i n e > D e s c r i p t i o n 2 _ V A T C l a u s e L i n e < / D e s c r i p t i o n 2 _ V A T C l a u s e L i n e > - 
-             < D e s c r i p t i o n _ V A T C l a u s e L i n e > D e s c r i p t i o n _ V A T C l a u s e L i n e < / D e s c r i p t i o n _ V A T C l a u s e L i n e > - 
-             < N o O f V A T C l a u s e s > N o O f V A T C l a u s e s < / N o O f V A T C l a u s e s > - 
-             < V A T A m o u n t _ V A T C l a u s e L i n e > V A T A m o u n t _ V A T C l a u s e L i n e < / V A T A m o u n t _ V A T C l a u s e L i n e > - 
-             < V A T I d e n t i f i e r _ V A T C l a u s e L i n e > V A T I d e n t i f i e r _ V A T C l a u s e L i n e < / V A T I d e n t i f i e r _ V A T C l a u s e L i n e > +         < V A T C l a u s e L i n e   E l e m e n t T y p e = " D a t a I t e m "   E l e m e n t I d = " 1 6 6 5 5 0 0 1 6 3 " > + 
+             < C o d e _ V A T C l a u s e L i n e   E l e m e n t T y p e = " C o l u m n "   E l e m e n t I d = " 1 8 2 4 5 8 9 8 4 7 "   D a t a T y p e = " C o d e " > C o d e _ V A T C l a u s e L i n e < / C o d e _ V A T C l a u s e L i n e > + 
+             < C o d e _ V A T C l a u s e L i n e _ L b l   E l e m e n t T y p e = " C o l u m n "   E l e m e n t I d = " 4 6 1 5 3 3 0 2 "   D a t a T y p e = " S t r i n g " > C o d e _ V A T C l a u s e L i n e _ L b l < / C o d e _ V A T C l a u s e L i n e _ L b l > + 
+             < D e s c r i p t i o n 2 _ V A T C l a u s e L i n e   E l e m e n t T y p e = " C o l u m n "   E l e m e n t I d = " 1 3 7 9 6 6 7 4 7 0 "   D a t a T y p e = " T e x t " > D e s c r i p t i o n 2 _ V A T C l a u s e L i n e < / D e s c r i p t i o n 2 _ V A T C l a u s e L i n e > + 
+             < D e s c r i p t i o n _ V A T C l a u s e L i n e   E l e m e n t T y p e = " C o l u m n "   E l e m e n t I d = " 1 3 0 5 5 4 5 9 2 4 "   D a t a T y p e = " T e x t " > D e s c r i p t i o n _ V A T C l a u s e L i n e < / D e s c r i p t i o n _ V A T C l a u s e L i n e > + 
+             < N o O f V A T C l a u s e s   E l e m e n t T y p e = " C o l u m n "   E l e m e n t I d = " 7 5 6 4 1 7 3 9 2 "   D a t a T y p e = " I n t e g e r " > N o O f V A T C l a u s e s < / N o O f V A T C l a u s e s > + 
+             < V A T A m o u n t _ V A T C l a u s e L i n e   E l e m e n t T y p e = " C o l u m n "   E l e m e n t I d = " 2 2 2 4 6 9 0 5 9 "   D a t a T y p e = " D e c i m a l " > V A T A m o u n t _ V A T C l a u s e L i n e < / V A T A m o u n t _ V A T C l a u s e L i n e > + 
+             < V A T I d e n t i f i e r _ V A T C l a u s e L i n e   E l e m e n t T y p e = " C o l u m n "   E l e m e n t I d = " 1 4 6 4 4 7 2 4 7 8 "   D a t a T y p e = " C o d e " > V A T I d e n t i f i e r _ V A T C l a u s e L i n e < / V A T I d e n t i f i e r _ V A T C l a u s e L i n e >   
          < / V A T C l a u s e L i n e >   
-         < R e p o r t T o t a l s L i n e > - 
-             < A m o u n t F o r m a t t e d _ R e p o r t T o t a l s L i n e > A m o u n t F o r m a t t e d _ R e p o r t T o t a l s L i n e < / A m o u n t F o r m a t t e d _ R e p o r t T o t a l s L i n e > - 
-             < A m o u n t _ R e p o r t T o t a l s L i n e > A m o u n t _ R e p o r t T o t a l s L i n e < / A m o u n t _ R e p o r t T o t a l s L i n e > - 
-             < D e s c r i p t i o n _ R e p o r t T o t a l s L i n e > D e s c r i p t i o n _ R e p o r t T o t a l s L i n e < / D e s c r i p t i o n _ R e p o r t T o t a l s L i n e > - 
-             < F o n t B o l d _ R e p o r t T o t a l s L i n e > F o n t B o l d _ R e p o r t T o t a l s L i n e < / F o n t B o l d _ R e p o r t T o t a l s L i n e > - 
-             < F o n t U n d e r l i n e _ R e p o r t T o t a l s L i n e > F o n t U n d e r l i n e _ R e p o r t T o t a l s L i n e < / F o n t U n d e r l i n e _ R e p o r t T o t a l s L i n e > +         < R e p o r t T o t a l s L i n e   E l e m e n t T y p e = " D a t a I t e m "   E l e m e n t I d = " 2 1 2 2 5 4 9 8 3 6 " > + 
+             < A m o u n t F o r m a t t e d _ R e p o r t T o t a l s L i n e   E l e m e n t T y p e = " C o l u m n "   E l e m e n t I d = " 1 5 0 6 1 3 6 8 2 5 "   D a t a T y p e = " T e x t " > A m o u n t F o r m a t t e d _ R e p o r t T o t a l s L i n e < / A m o u n t F o r m a t t e d _ R e p o r t T o t a l s L i n e > + 
+             < A m o u n t _ R e p o r t T o t a l s L i n e   E l e m e n t T y p e = " C o l u m n "   E l e m e n t I d = " 4 1 9 9 1 8 3 6 9 "   D a t a T y p e = " D e c i m a l " > A m o u n t _ R e p o r t T o t a l s L i n e < / A m o u n t _ R e p o r t T o t a l s L i n e > + 
+             < D e s c r i p t i o n _ R e p o r t T o t a l s L i n e   E l e m e n t T y p e = " C o l u m n "   E l e m e n t I d = " 5 8 1 9 9 6 0 6 7 "   D a t a T y p e = " T e x t " > D e s c r i p t i o n _ R e p o r t T o t a l s L i n e < / D e s c r i p t i o n _ R e p o r t T o t a l s L i n e > + 
+             < F o n t B o l d _ R e p o r t T o t a l s L i n e   E l e m e n t T y p e = " C o l u m n "   E l e m e n t I d = " 9 4 6 5 4 0 5 4 9 "   D a t a T y p e = " B o o l e a n " > F o n t B o l d _ R e p o r t T o t a l s L i n e < / F o n t B o l d _ R e p o r t T o t a l s L i n e > + 
+             < F o n t U n d e r l i n e _ R e p o r t T o t a l s L i n e   E l e m e n t T y p e = " C o l u m n "   E l e m e n t I d = " 2 0 2 1 5 3 3 6 9 4 "   D a t a T y p e = " B o o l e a n " > F o n t U n d e r l i n e _ R e p o r t T o t a l s L i n e < / F o n t U n d e r l i n e _ R e p o r t T o t a l s L i n e >   
          < / R e p o r t T o t a l s L i n e >   
-         < L e t t e r T e x t > - 
-             < B o d y T e x t > B o d y T e x t < / B o d y T e x t > - 
-             < C l o s i n g T e x t > C l o s i n g T e x t < / C l o s i n g T e x t > - 
-             < G r e e t i n g T e x t > G r e e t i n g T e x t < / G r e e t i n g T e x t > - 
-             < P m t D i s c T e x t > P m t D i s c T e x t < / P m t D i s c T e x t > +         < L e t t e r T e x t   E l e m e n t T y p e = " D a t a I t e m "   E l e m e n t I d = " 1 5 1 0 3 5 3 8 3 4 " > + 
+             < B o d y T e x t   E l e m e n t T y p e = " C o l u m n "   E l e m e n t I d = " 1 4 9 7 5 9 8 0 8 "   D a t a T y p e = " L a b e l " > B o d y T e x t < / B o d y T e x t > + 
+             < C l o s i n g T e x t   E l e m e n t T y p e = " C o l u m n "   E l e m e n t I d = " 5 1 2 1 3 5 9 0 9 "   D a t a T y p e = " L a b e l " > C l o s i n g T e x t < / C l o s i n g T e x t > + 
+             < G r e e t i n g T e x t   E l e m e n t T y p e = " C o l u m n "   E l e m e n t I d = " 1 1 7 5 2 7 9 2 8 9 "   D a t a T y p e = " L a b e l " > G r e e t i n g T e x t < / G r e e t i n g T e x t > + 
+             < P m t D i s c T e x t   E l e m e n t T y p e = " C o l u m n "   E l e m e n t I d = " 2 0 1 3 8 4 9 9 4 8 "   D a t a T y p e = " T e x t " > P m t D i s c T e x t < / P m t D i s c T e x t >   
          < / L e t t e r T e x t >   
-         < T o t a l s > - 
-             < C u r r e n c y C o d e > C u r r e n c y C o d e < / C u r r e n c y C o d e > - 
-             < C u r r e n c y S y m b o l > C u r r e n c y S y m b o l < / C u r r e n c y S y m b o l > - 
-             < T o t a l A m o u n t I n c l u d i n g V A T > T o t a l A m o u n t I n c l u d i n g V A T < / T o t a l A m o u n t I n c l u d i n g V A T > - 
-             < T o t a l E x c l u d i n g V A T T e x t > T o t a l E x c l u d i n g V A T T e x t < / T o t a l E x c l u d i n g V A T T e x t > - 
-             < T o t a l I n c l u d i n g V A T T e x t > T o t a l I n c l u d i n g V A T T e x t < / T o t a l I n c l u d i n g V A T T e x t > - 
-             < T o t a l I n v o i c e D i s c o u n t A m o u n t > T o t a l I n v o i c e D i s c o u n t A m o u n t < / T o t a l I n v o i c e D i s c o u n t A m o u n t > - 
-             < T o t a l N e t A m o u n t > T o t a l N e t A m o u n t < / T o t a l N e t A m o u n t > - 
-             < T o t a l P a y m e n t D i s c o u n t O n V A T > T o t a l P a y m e n t D i s c o u n t O n V A T < / T o t a l P a y m e n t D i s c o u n t O n V A T > - 
-             < T o t a l S u b T o t a l > T o t a l S u b T o t a l < / T o t a l S u b T o t a l > - 
-             < T o t a l S u b T o t a l M i n u s I n v o i c e D i s c o u n t > T o t a l S u b T o t a l M i n u s I n v o i c e D i s c o u n t < / T o t a l S u b T o t a l M i n u s I n v o i c e D i s c o u n t > - 
-             < T o t a l T e x t > T o t a l T e x t < / T o t a l T e x t > - 
-             < T o t a l V A T A m o u n t > T o t a l V A T A m o u n t < / T o t a l V A T A m o u n t > - 
-             < T o t a l V A T A m o u n t L C Y > T o t a l V A T A m o u n t L C Y < / T o t a l V A T A m o u n t L C Y > - 
-             < T o t a l V A T A m o u n t T e x t > T o t a l V A T A m o u n t T e x t < / T o t a l V A T A m o u n t T e x t > - 
-             < T o t a l V A T B a s e L C Y > T o t a l V A T B a s e L C Y < / T o t a l V A T B a s e L C Y > +         < T o t a l s   E l e m e n t T y p e = " D a t a I t e m "   E l e m e n t I d = " 1 8 2 3 9 5 0 0 4 4 " > + 
+             < C u r r e n c y C o d e   E l e m e n t T y p e = " C o l u m n "   E l e m e n t I d = " 1 5 7 9 5 9 5 9 2 1 "   D a t a T y p e = " T e x t " > C u r r e n c y C o d e < / C u r r e n c y C o d e > + 
+             < C u r r e n c y S y m b o l   E l e m e n t T y p e = " C o l u m n "   E l e m e n t I d = " 1 1 6 2 5 1 0 7 4 8 "   D a t a T y p e = " T e x t " > C u r r e n c y S y m b o l < / C u r r e n c y S y m b o l > + 
+             < T o t a l A m o u n t I n c l u d i n g V A T   E l e m e n t T y p e = " C o l u m n "   E l e m e n t I d = " 9 1 0 5 1 1 5 7 5 "   D a t a T y p e = " S t r i n g " > T o t a l A m o u n t I n c l u d i n g V A T < / T o t a l A m o u n t I n c l u d i n g V A T > + 
+             < T o t a l E x c l u d i n g V A T T e x t   E l e m e n t T y p e = " C o l u m n "   E l e m e n t I d = " 1 9 2 2 9 4 6 3 1 0 "   D a t a T y p e = " T e x t " > T o t a l E x c l u d i n g V A T T e x t < / T o t a l E x c l u d i n g V A T T e x t > + 
+             < T o t a l I n c l u d i n g V A T T e x t   E l e m e n t T y p e = " C o l u m n "   E l e m e n t I d = " 1 2 0 4 0 1 6 3 5 2 "   D a t a T y p e = " T e x t " > T o t a l I n c l u d i n g V A T T e x t < / T o t a l I n c l u d i n g V A T T e x t > + 
+             < T o t a l I n v o i c e D i s c o u n t A m o u n t   E l e m e n t T y p e = " C o l u m n "   E l e m e n t I d = " 4 0 2 1 7 7 5 1 "   D a t a T y p e = " D e c i m a l " > T o t a l I n v o i c e D i s c o u n t A m o u n t < / T o t a l I n v o i c e D i s c o u n t A m o u n t > + 
+             < T o t a l N e t A m o u n t   E l e m e n t T y p e = " C o l u m n "   E l e m e n t I d = " 4 8 3 1 9 3 3 7 2 "   D a t a T y p e = " D e c i m a l " > T o t a l N e t A m o u n t < / T o t a l N e t A m o u n t > + 
+             < T o t a l P a y m e n t D i s c o u n t O n V A T   E l e m e n t T y p e = " C o l u m n "   E l e m e n t I d = " 7 3 6 0 4 1 8 8 6 "   D a t a T y p e = " D e c i m a l " > T o t a l P a y m e n t D i s c o u n t O n V A T < / T o t a l P a y m e n t D i s c o u n t O n V A T > + 
+             < T o t a l S u b T o t a l   E l e m e n t T y p e = " C o l u m n "   E l e m e n t I d = " 2 0 9 7 8 7 6 8 0 1 "   D a t a T y p e = " D e c i m a l " > T o t a l S u b T o t a l < / T o t a l S u b T o t a l > + 
+             < T o t a l S u b T o t a l M i n u s I n v o i c e D i s c o u n t   E l e m e n t T y p e = " C o l u m n "   E l e m e n t I d = " 7 6 9 4 3 1 8 8 7 "   D a t a T y p e = " D e c i m a l " > T o t a l S u b T o t a l M i n u s I n v o i c e D i s c o u n t < / T o t a l S u b T o t a l M i n u s I n v o i c e D i s c o u n t > + 
+             < T o t a l T e x t   E l e m e n t T y p e = " C o l u m n "   E l e m e n t I d = " 2 3 1 9 1 0 5 1 8 "   D a t a T y p e = " T e x t " > T o t a l T e x t < / T o t a l T e x t > + 
+             < T o t a l V A T A m o u n t   E l e m e n t T y p e = " C o l u m n "   E l e m e n t I d = " 1 6 2 7 1 0 2 3 2 8 "   D a t a T y p e = " D e c i m a l " > T o t a l V A T A m o u n t < / T o t a l V A T A m o u n t > + 
+             < T o t a l V A T A m o u n t L C Y   E l e m e n t T y p e = " C o l u m n "   E l e m e n t I d = " 1 5 0 6 5 7 0 2 1 8 "   D a t a T y p e = " D e c i m a l " > T o t a l V A T A m o u n t L C Y < / T o t a l V A T A m o u n t L C Y > + 
+             < T o t a l V A T A m o u n t T e x t   E l e m e n t T y p e = " C o l u m n "   E l e m e n t I d = " 9 7 3 6 6 6 3 3 9 "   D a t a T y p e = " T e x t " > T o t a l V A T A m o u n t T e x t < / T o t a l V A T A m o u n t T e x t > + 
+             < T o t a l V A T B a s e L C Y   E l e m e n t T y p e = " C o l u m n "   E l e m e n t I d = " 8 3 4 4 5 0 5 2 1 "   D a t a T y p e = " D e c i m a l " > T o t a l V A T B a s e L C Y < / T o t a l V A T B a s e L C Y >   
          < / T o t a l s >   
@@ -6419,9 +6744,7 @@
  < / N a v W o r d R e p o r t X m l P a r t > 
 </file>
 
-<file path=customXml/item2.xml>��< ? x m l   v e r s i o n = " 1 . 0 "   e n c o d i n g = " u t f - 1 6 " ? > - 
- < N a v W o r d R e p o r t X m l P a r t   x m l n s = " u r n : m i c r o s o f t - d y n a m i c s - b u s i n e s s c e n t r a l / i n t e r n a l / e x t e n d e d / r e p o r t s / S t a n d a r d _ S a l e s _ O r d e r _ C o n f / 1 3 0 5 / " > +<file path=customXml/item2.xml>��< ? x m l   v e r s i o n = " 1 . 0 "   e n c o d i n g = " u t f - 1 6 " ? > < N a v W o r d R e p o r t X m l P a r t   x m l n s = " u r n : m i c r o s o f t - d y n a m i c s - n a v / r e p o r t s / S t a n d a r d _ S a l e s _ O r d e r _ C o n f / 1 3 0 5 / " >   
      < B C R e p o r t I n f o r m a t i o n >   
@@ -6567,779 +6890,469 @@
  
      < / B C R e p o r t I n f o r m a t i o n >   
-     < T o o l t i p s > - 
-         < T o o l t i p   c o l u m n = " C o m p a n y H o m e P a g e "   E l e m e n t I d = " 1 9 8 9 1 8 8 7 0 " > - 
-             < T o o l t i p T e x t   l a n g = " e n - U S " > S p e c i f i e s   y o u r   c o m p a n y ' s   w e b   s i t e . < / T o o l t i p T e x t > - 
-         < / T o o l t i p > - 
-         < T o o l t i p   c o l u m n = " C o m p a n y E M a i l "   E l e m e n t I d = " 1 6 7 7 0 7 4 0 5 8 " > - 
-             < T o o l t i p T e x t   l a n g = " e n - U S " > S p e c i f i e s   t h e   c o m p a n y ' s   e m a i l   a d d r e s s . < / T o o l t i p T e x t > - 
-         < / T o o l t i p > - 
-         < T o o l t i p   c o l u m n = " C o m p a n y P i c t u r e "   E l e m e n t I d = " 1 3 9 7 4 1 1 0 7 4 " > - 
-             < T o o l t i p T e x t   l a n g = " e n - U S " > S p e c i f i e s   t h e   p i c t u r e   t h a t   h a s   b e e n   s e t   u p   f o r   t h e   c o m p a n y ,   s u c h   a s   a   c o m p a n y   l o g o . < / T o o l t i p T e x t > - 
-         < / T o o l t i p > - 
-         < T o o l t i p   c o l u m n = " C o m p a n y P h o n e N o "   E l e m e n t I d = " 2 5 0 4 4 0 6 5 5 " > - 
-             < T o o l t i p T e x t   l a n g = " e n - U S " > S p e c i f i e s   t h e   c o m p a n y ' s   t e l e p h o n e   n u m b e r . < / T o o l t i p T e x t > - 
-         < / T o o l t i p > - 
-         < T o o l t i p   c o l u m n = " C o m p a n y G i r o N o "   E l e m e n t I d = " 1 3 6 0 1 9 6 3 2 0 " > - 
-             < T o o l t i p T e x t   l a n g = " e n - U S " > S p e c i f i e s   t h e   c o m p a n y ' s   g i r o   n u m b e r . < / T o o l t i p T e x t > - 
-         < / T o o l t i p > - 
-         < T o o l t i p   c o l u m n = " C o m p a n y B a n k N a m e "   E l e m e n t I d = " 1 5 3 4 9 0 5 6 0 5 " > - 
-             < T o o l t i p T e x t   l a n g = " e n - U S " > S p e c i f i e s   t h e   n a m e   o f   t h e   b a n k   w h e r e   y o u   h a v e   t h e   b a n k   a c c o u n t . < / T o o l t i p T e x t > - 
-         < / T o o l t i p > - 
-         < T o o l t i p   c o l u m n = " C o m p a n y B a n k B r a n c h N o "   E l e m e n t I d = " 7 9 3 1 3 3 0 5 7 " > - 
-             < T o o l t i p T e x t   l a n g = " e n - U S " > S p e c i f i e s   a   n u m b e r   o f   t h e   b a n k   b r a n c h . < / T o o l t i p T e x t > - 
-         < / T o o l t i p > - 
-         < T o o l t i p   c o l u m n = " C o m p a n y B a n k A c c o u n t N o "   E l e m e n t I d = " 3 0 1 4 0 2 0 4 " > - 
-             < T o o l t i p T e x t   l a n g = " e n - U S " > S p e c i f i e s   t h e   n u m b e r   u s e d   b y   t h e   b a n k   f o r   t h e   b a n k   a c c o u n t . < / T o o l t i p T e x t > - 
-         < / T o o l t i p > - 
-         < T o o l t i p   c o l u m n = " C o m p a n y I B A N "   E l e m e n t I d = " 9 0 6 5 4 9 1 8 2 " > - 
-             < T o o l t i p T e x t   l a n g = " e n - U S " > S p e c i f i e s   t h e   b a n k   a c c o u n t ' s   i n t e r n a t i o n a l   b a n k   a c c o u n t   n u m b e r . < / T o o l t i p T e x t > - 
-         < / T o o l t i p > - 
-         < T o o l t i p   c o l u m n = " C o m p a n y S W I F T "   E l e m e n t I d = " 6 6 8 2 5 0 2 4 5 " > - 
-             < T o o l t i p T e x t   l a n g = " e n - U S " > S p e c i f i e s   t h e   i n t e r n a t i o n a l   b a n k   i d e n t i f i e r   c o d e   ( S W I F T )   o f   t h e   b a n k   w h e r e   y o u   h a v e   t h e   a c c o u n t . < / T o o l t i p T e x t > - 
-         < / T o o l t i p > - 
-         < T o o l t i p   c o l u m n = " S e l l T o C o n t a c t P h o n e N o "   E l e m e n t I d = " 1 6 1 3 8 2 2 4 8 3 " > - 
-             < T o o l t i p T e x t   l a n g = " e n - U S " > S p e c i f i e s   t h e   c o n t a c t ' s   p h o n e   n u m b e r . < / T o o l t i p T e x t > - 
-         < / T o o l t i p > - 
-         < T o o l t i p   c o l u m n = " S e l l T o C o n t a c t M o b i l e P h o n e N o "   E l e m e n t I d = " 1 8 4 3 5 8 7 4 7 " > - 
-             < T o o l t i p T e x t   l a n g = " e n - U S " > S p e c i f i e s   t h e   c o n t a c t ' s   m o b i l e   t e l e p h o n e   n u m b e r . < / T o o l t i p T e x t > - 
-         < / T o o l t i p > - 
-         < T o o l t i p   c o l u m n = " S e l l T o C o n t a c t E m a i l "   E l e m e n t I d = " 2 6 2 8 2 4 5 6 4 " > - 
-             < T o o l t i p T e x t   l a n g = " e n - U S " > S p e c i f i e s   t h e   e m a i l   a d d r e s s   o f   t h e   c o n t a c t . < / T o o l t i p T e x t > - 
-         < / T o o l t i p > - 
-         < T o o l t i p   c o l u m n = " B i l l T o C o n t a c t P h o n e N o "   E l e m e n t I d = " 3 6 2 4 7 7 4 8 8 " > - 
-             < T o o l t i p T e x t   l a n g = " e n - U S " > S p e c i f i e s   t h e   c o n t a c t ' s   p h o n e   n u m b e r . < / T o o l t i p T e x t > - 
-         < / T o o l t i p > - 
-         < T o o l t i p   c o l u m n = " B i l l T o C o n t a c t M o b i l e P h o n e N o "   E l e m e n t I d = " 2 4 8 4 8 8 6 9 6 " > - 
-             < T o o l t i p T e x t   l a n g = " e n - U S " > S p e c i f i e s   t h e   c o n t a c t ' s   m o b i l e   t e l e p h o n e   n u m b e r . < / T o o l t i p T e x t > - 
-         < / T o o l t i p > - 
-         < T o o l t i p   c o l u m n = " B i l l T o C o n t a c t E m a i l "   E l e m e n t I d = " 3 3 5 8 2 7 8 9 5 " > - 
-             < T o o l t i p T e x t   l a n g = " e n - U S " > S p e c i f i e s   t h e   e m a i l   a d d r e s s   o f   t h e   c o n t a c t . < / T o o l t i p T e x t > - 
-         < / T o o l t i p > - 
-         < T o o l t i p   c o l u m n = " Y o u r R e f e r e n c e "   E l e m e n t I d = " 1 1 0 3 9 9 5 1 " > - 
-             < T o o l t i p T e x t   l a n g = " e n - U S " > S p e c i f i e s   t h e   c u s t o m e r ' s   r e f e r e n c e .   T h e   c o n t e n t   w i l l   b e   p r i n t e d   o n   s a l e s   d o c u m e n t s . < / T o o l t i p T e x t > - 
-         < / T o o l t i p > - 
-         < T o o l t i p   c o l u m n = " S h i p m e n t M e t h o d D e s c r i p t i o n "   E l e m e n t I d = " 2 0 5 9 4 0 3 2 6 0 " > - 
-             < T o o l t i p T e x t   l a n g = " e n - U S " > S p e c i f i e s   a   d e s c r i p t i o n   o f   t h e   s h i p m e n t   m e t h o d . < / T o o l t i p T e x t > - 
-         < / T o o l t i p > - 
-         < T o o l t i p   c o l u m n = " S h i p T o P h o n e N o "   E l e m e n t I d = " 3 6 9 7 0 2 2 5 5 " > - 
-             < T o o l t i p T e x t   l a n g = " e n - U S " > S p e c i f i e s   t h e   t e l e p h o n e   n u m b e r   o f   t h e   c o m p a n y ' s   s h i p p i n g   a d d r e s s . < / T o o l t i p T e x t > - 
-         < / T o o l t i p > - 
-         < T o o l t i p   c o l u m n = " P a y m e n t T e r m s D e s c r i p t i o n "   E l e m e n t I d = " 2 0 3 8 7 4 2 7 0 0 " > - 
-             < T o o l t i p T e x t   l a n g = " e n - U S " > S p e c i f i e s   a n   e x p l a n a t i o n   o f   t h e   p a y m e n t   t e r m s . < / T o o l t i p T e x t > - 
-         < / T o o l t i p > - 
-         < T o o l t i p   c o l u m n = " P a y m e n t M e t h o d D e s c r i p t i o n "   E l e m e n t I d = " 5 8 5 7 5 7 9 7 4 " > - 
-             < T o o l t i p T e x t   l a n g = " e n - U S " > S p e c i f i e s   a   t e x t   t h a t   d e s c r i b e s   t h e   p a y m e n t   m e t h o d . < / T o o l t i p T e x t > - 
-         < / T o o l t i p > - 
-         < T o o l t i p   c o l u m n = " B i l l t o C u s t u m e r N o "   E l e m e n t I d = " 2 8 0 4 7 3 0 5 8 " > - 
-             < T o o l t i p T e x t   l a n g = " e n - U S " > S p e c i f i e s   t h e   n u m b e r   o f   t h e   c u s t o m e r   t h a t   y o u   s e n d   o r   s e n t   t h e   i n v o i c e   o r   c r e d i t   m e m o   t o . < / T o o l t i p T e x t > - 
-         < / T o o l t i p > - 
-         < T o o l t i p   c o l u m n = " D o c u m e n t N o "   E l e m e n t I d = " 9 7 0 3 5 0 5 3 9 " > - 
-             < T o o l t i p T e x t   l a n g = " e n - U S " > S p e c i f i e s   a   u n i q u e   n u m b e r   t h a t   i d e n t i f i e s   t h e   s a l e s   d o c u m e n t .   T h e   n u m b e r   c a n   b e   g e n e r a t e d   a u t o m a t i c a l l y   f r o m   a   n u m b e r   s e r i e s ,   o r   y o u   c a n   n u m b e r   e a c h   o f   t h e m   m a n u a l l y . < / T o o l t i p T e x t > - 
-         < / T o o l t i p > - 
-         < T o o l t i p   c o l u m n = " Q u o t e N o "   E l e m e n t I d = " 1 5 2 1 5 3 3 0 4 6 " > - 
-             < T o o l t i p T e x t   l a n g = " e n - U S " > S p e c i f i e s   t h e   n u m b e r   o f   t h e   s a l e s   q u o t e   t h a t   t h e   s a l e s   o r d e r   w a s   c r e a t e d   f r o m .   Y o u   c a n   t r a c k   t h e   n u m b e r   t o   s a l e s   q u o t e   d o c u m e n t s   t h a t   y o u   h a v e   p r i n t e d ,   s a v e d ,   o r   e m a i l e d . < / T o o l t i p T e x t > - 
-         < / T o o l t i p > - 
-         < T o o l t i p   c o l u m n = " P r i c e s I n c l u d i n g V A T "   E l e m e n t I d = " 5 1 8 8 1 7 1 6 7 " > - 
-             < T o o l t i p T e x t   l a n g = " e n - U S " > S p e c i f i e s   i f   t h e   U n i t   P r i c e   a n d   L i n e   A m o u n t   f i e l d s   o n   d o c u m e n t   l i n e s   s h o u l d   b e   s h o w n   w i t h   o r   w i t h o u t   V A T . < / T o o l t i p T e x t > - 
-         < / T o o l t i p > - 
-         < T o o l t i p   c o l u m n = " S a l e s P e r s o n N a m e "   E l e m e n t I d = " 8 7 1 4 9 2 9 8 3 " > - 
-             < T o o l t i p T e x t   l a n g = " e n - U S " > S p e c i f i e s   t h e   n a m e   o f   t h e   s a l e s p e r s o n   o r   p u r c h a s e r . < / T o o l t i p T e x t > - 
-         < / T o o l t i p > - 
-         < T o o l t i p   c o l u m n = " S e l l t o C u s t o m e r N o "   E l e m e n t I d = " 2 0 5 0 6 4 7 3 4 9 " > - 
-             < T o o l t i p T e x t   l a n g = " e n - U S " > S p e c i f i e s   t h e   n u m b e r   o f   t h e   c u s t o m e r   t h a t   y o u ' r e   s e l l i n g   t o .   B y   d e f a u l t ,   t h e   s a m e   c u s t o m e r   i s   s u g g e s t e d   a s   t h e   s h i p - t o   c u s t o m e r .   I f   n e e d e d ,   y o u   c a n   s p e c i f y   a   d i f f e r e n t   s h i p - t o   c u s t o m e r   o n   t h e   d o c u m e n t . < / T o o l t i p T e x t > - 
-         < / T o o l t i p > - 
-         < T o o l t i p   c o l u m n = " S e l l T o P h o n e N o "   E l e m e n t I d = " 7 5 1 9 3 1 8 4 3 " > - 
-             < T o o l t i p T e x t   l a n g = " e n - U S " > S p e c i f i e s   t h e   t e l e p h o n e   n u m b e r   o f   t h e   c o n t a c t   p e r s o n   t h a t   t h e   s a l e s   d o c u m e n t   w i l l   b e   s e n t   t o . < / T o o l t i p T e x t > - 
-         < / T o o l t i p > - 
-         < T o o l t i p   c o l u m n = " E x t D o c N o _ S a l e s H e a d e r "   E l e m e n t I d = " 8 3 2 4 5 0 5 2 3 " > - 
-             < T o o l t i p T e x t   l a n g = " e n - U S " > S p e c i f i e s   a   d o c u m e n t   n u m b e r   t h a t   r e f e r s   t o   t h e   c u s t o m e r ' s   o r   v e n d o r ' s   n u m b e r i n g   s y s t e m . < / T o o l t i p T e x t > - 
-         < / T o o l t i p > - 
-         < T o o l t i p   c o l u m n = " L i n e N o _ L i n e "   E l e m e n t I d = " 6 9 8 9 8 5 9 7 9 " > - 
-             < T o o l t i p T e x t   l a n g = " e n - U S " > S p e c i f i e s   t h e   l i n e   n u m b e r . < / T o o l t i p T e x t > - 
-         < / T o o l t i p > - 
-         < T o o l t i p   c o l u m n = " A m o u n t E x c l u d i n g V A T _ L i n e "   E l e m e n t I d = " 1 0 6 2 4 6 0 0 4 0 " > - 
-             < T o o l t i p T e x t   l a n g = " e n - U S " > S p e c i f i e s   t h e   s u m   o f   a m o u n t s   i n   t h e   L i n e   A m o u n t   f i e l d   o n   t h e   s a l e s   r e t u r n   o r d e r   l i n e s . < / T o o l t i p T e x t > - 
-         < / T o o l t i p > - 
-         < T o o l t i p   c o l u m n = " D e s c r i p t i o n _ L i n e "   E l e m e n t I d = " 1 4 0 6 8 2 2 3 1 0 " > - 
-             < T o o l t i p T e x t   l a n g = " e n - U S " > S p e c i f i e s   a   d e s c r i p t i o n   o f   t h e   e n t r y   o f   t h e   p r o d u c t   t o   b e   s o l d .   T o   a d d   a   n o n - t r a n s a c t i o n a l   t e x t   l i n e ,   f i l l   i n   t h e   D e s c r i p t i o n   f i e l d   o n l y . < / T o o l t i p T e x t > - 
-         < / T o o l t i p > - 
-         < T o o l t i p   c o l u m n = " L i n e D i s c o u n t P e r c e n t _ L i n e "   E l e m e n t I d = " 9 0 7 8 2 7 4 3 6 " > - 
-             < T o o l t i p T e x t   l a n g = " e n - U S " > S p e c i f i e s   t h e   d i s c o u n t   p e r c e n t a g e   t h a t   i s   g r a n t e d   f o r   t h e   i t e m   o n   t h e   l i n e . < / T o o l t i p T e x t > - 
-         < / T o o l t i p > - 
-         < T o o l t i p   c o l u m n = " I t e m N o _ L i n e "   E l e m e n t I d = " 1 9 1 0 2 9 6 2 8 8 " > - 
-             < T o o l t i p T e x t   l a n g = " e n - U S " > S p e c i f i e s   t h e   n u m b e r   o f   t h e   i n v o l v e d   e n t r y   o r   r e c o r d ,   a c c o r d i n g   t o   t h e   s p e c i f i e d   n u m b e r   s e r i e s . < / T o o l t i p T e x t > - 
-         < / T o o l t i p > - 
-         < T o o l t i p   c o l u m n = " U n i t O f M e a s u r e "   E l e m e n t I d = " 1 8 0 8 2 2 8 0 1 8 " > - 
-             < T o o l t i p T e x t   l a n g = " e n - U S " > S p e c i f i e s   t h e   u n i t   o f   m e a s u r e   f o r   t h e   i t e m   o r   r e s o u r c e   o n   t h e   s a l e s   l i n e . < / T o o l t i p T e x t > - 
-         < / T o o l t i p > - 
-         < T o o l t i p   c o l u m n = " I t e m R e f e r e n c e N o "   E l e m e n t I d = " 4 7 4 0 7 7 5 6 6 " > - 
-             < T o o l t i p T e x t   l a n g = " e n - U S " > S p e c i f i e s   t h e   r e f e r e n c e d   i t e m   n u m b e r . < / T o o l t i p T e x t > - 
-         < / T o o l t i p > - 
-         < T o o l t i p   c o l u m n = " L i n e N o _ A s s e m b l y L i n e "   E l e m e n t I d = " 6 4 0 5 8 3 8 9 1 " > - 
-             < T o o l t i p T e x t   l a n g = " e n - U S " > S p e c i f i e s   t h e   n u m b e r   o f   t h e   i n v o l v e d   e n t r y   o r   r e c o r d ,   a c c o r d i n g   t o   t h e   s p e c i f i e d   n u m b e r   s e r i e s . < / T o o l t i p T e x t > - 
-         < / T o o l t i p > - 
-         < T o o l t i p   c o l u m n = " D e s c r i p t i o n _ A s s e m b l y L i n e "   E l e m e n t I d = " 2 8 0 7 4 3 7 9 6 " > - 
-             < T o o l t i p T e x t   l a n g = " e n - U S " > S p e c i f i e s   t h e   d e s c r i p t i o n   o f   t h e   a s s e m b l y   c o m p o n e n t . < / T o o l t i p T e x t > - 
-         < / T o o l t i p > - 
-         < T o o l t i p   c o l u m n = " Q u a n t i t y _ A s s e m b l y L i n e "   E l e m e n t I d = " 1 9 5 7 6 4 8 2 3 1 " > - 
-             < T o o l t i p T e x t   l a n g = " e n - U S " > S p e c i f i e s   h o w   m a n y   u n i t s   o f   t h e   a s s e m b l y   c o m p o n e n t   a r e   e x p e c t e d   t o   b e   c o n s u m e d . < / T o o l t i p T e x t > - 
-         < / T o o l t i p > - 
-         < T o o l t i p   c o l u m n = " V a r i a n t C o d e _ A s s e m b l y L i n e "   E l e m e n t I d = " 1 8 6 9 4 0 7 6 7 2 " > - 
-             < T o o l t i p T e x t   l a n g = " e n - U S " > S p e c i f i e s   t h e   v a r i a n t   o f   t h e   i t e m   o n   t h e   l i n e . < / T o o l t i p T e x t > - 
-         < / T o o l t i p > - 
-         < T o o l t i p   c o l u m n = " I n v o i c e D i s c o u n t A m o u n t _ V A T A m o u n t L i n e "   E l e m e n t I d = " 8 2 4 7 3 0 1 4 1 " > - 
-             < T o o l t i p T e x t   l a n g = " e n - U S " > S p e c i f i e s   t h e   i n v o i c e   d i s c o u n t   a m o u n t   f o r   a   s p e c i f i c   V A T   i d e n t i f i e r . < / T o o l t i p T e x t > - 
-         < / T o o l t i p > - 
-         < T o o l t i p   c o l u m n = " I n v o i c e D i s c o u n t B a s e A m o u n t _ V A T A m o u n t L i n e "   E l e m e n t I d = " 2 0 4 0 3 3 2 2 6 6 " > - 
-             < T o o l t i p T e x t   l a n g = " e n - U S " > S p e c i f i e s   t h e   i n v o i c e   d i s c o u n t   b a s e   a m o u n t . < / T o o l t i p T e x t > - 
-         < / T o o l t i p > - 
-         < T o o l t i p   c o l u m n = " L i n e A m o u n t _ V a t A m o u n t L i n e "   E l e m e n t I d = " 2 1 4 6 5 4 0 1 " > - 
-             < T o o l t i p T e x t   l a n g = " e n - U S " > S p e c i f i e s   t h e   t o t a l   a m o u n t   f o r   s a l e s   o r   p u r c h a s e   l i n e s   w i t h   a   s p e c i f i c   V A T   i d e n t i f i e r . < / T o o l t i p T e x t > - 
-         < / T o o l t i p > - 
-         < T o o l t i p   c o l u m n = " V A T A m o u n t _ V a t A m o u n t L i n e "   E l e m e n t I d = " 1 8 9 1 8 2 0 6 2 0 " > - 
-             < T o o l t i p T e x t   l a n g = " e n - U S " > S p e c i f i e s   t h e   a m o u n t   o f   V A T   t h a t   i s   i n c l u d e d   i n   t h e   t o t a l   a m o u n t . < / T o o l t i p T e x t > - 
-         < / T o o l t i p > - 
-         < T o o l t i p   c o l u m n = " V A T B a s e _ V a t A m o u n t L i n e "   E l e m e n t I d = " 1 4 5 8 9 3 7 8 1 9 " > - 
-             < T o o l t i p T e x t   l a n g = " e n - U S " > S p e c i f i e s   t h e   t o t a l   n e t   a m o u n t   ( a m o u n t   e x c l u d i n g   V A T )   f o r   s a l e s   o r   p u r c h a s e   l i n e s   w i t h   a   s p e c i f i c   V A T   I d e n t i f i e r . < / T o o l t i p T e x t > - 
-         < / T o o l t i p > - 
-         < T o o l t i p   c o l u m n = " V A T I d e n t i f i e r _ V a t A m o u n t L i n e "   E l e m e n t I d = " 1 1 4 2 0 7 0 0 3 5 " > - 
-             < T o o l t i p T e x t   l a n g = " e n - U S " > S p e c i f i e s   t h e   V A T   I d e n t i f i e r   v a l u e . < / T o o l t i p T e x t > - 
-         < / T o o l t i p > - 
-         < T o o l t i p   c o l u m n = " V A T P c t _ V a t A m o u n t L i n e "   E l e m e n t I d = " 1 4 5 3 5 4 2 7 7 7 " > - 
-             < T o o l t i p T e x t   l a n g = " e n - U S " > S p e c i f i e s   t h e   V A T   %   t h a t   w a s   u s e d   o n   t h e   s a l e s   o r   p u r c h a s e   l i n e s   w i t h   t h i s   V A T   I d e n t i f i e r . < / T o o l t i p T e x t > - 
-         < / T o o l t i p > - 
-         < T o o l t i p   c o l u m n = " V A T I d e n t i f i e r _ V A T C l a u s e L i n e "   E l e m e n t I d = " 1 4 6 4 4 7 2 4 7 8 " > - 
-             < T o o l t i p T e x t   l a n g = " e n - U S " > S p e c i f i e s   t h e   V A T   I d e n t i f i e r   v a l u e . < / T o o l t i p T e x t > - 
-         < / T o o l t i p > - 
-         < T o o l t i p   c o l u m n = " C o d e _ V A T C l a u s e L i n e "   E l e m e n t I d = " 1 8 2 4 5 8 9 8 4 7 " > - 
-             < T o o l t i p T e x t   l a n g = " e n - U S " > S p e c i f i e s   t h e   c o d e   f o r   a   V A T   c l a u s e ,   w h i c h   i s   u s e d   t o   p r o v i d e   a   V A T   d e s c r i p t i o n   a s s o c i a t e d   w i t h   a   s a l e s   l i n e   o n   a   s a l e s   i n v o i c e ,   c r e d i t   m e m o ,   o r   o t h e r   s a l e s   d o c u m e n t . < / T o o l t i p T e x t > - 
-         < / T o o l t i p > - 
-         < T o o l t i p   c o l u m n = " D e s c r i p t i o n 2 _ V A T C l a u s e L i n e "   E l e m e n t I d = " 1 3 7 9 6 6 7 4 7 0 " > - 
-             < T o o l t i p T e x t   l a n g = " e n - U S " > S p e c i f i e s   a n   a d d i t i o n a l   d e s c r i p t i o n   o f   a   V A T   c l a u s e . < / T o o l t i p T e x t > - 
-         < / T o o l t i p > - 
-         < T o o l t i p   c o l u m n = " V A T A m o u n t _ V A T C l a u s e L i n e "   E l e m e n t I d = " 2 2 2 4 6 9 0 5 9 " > - 
-             < T o o l t i p T e x t   l a n g = " e n - U S " > S p e c i f i e s   t h e   a m o u n t   o f   V A T   t h a t   i s   i n c l u d e d   i n   t h e   t o t a l   a m o u n t . < / T o o l t i p T e x t > - 
-         < / T o o l t i p > - 
-     < / T o o l t i p s > - 
-     < H e a d e r   E l e m e n t T y p e = " D a t a I t e m "   E l e m e n t I d = " 1 2 4 0 3 7 3 8 8 6 " > - 
-         < B i l l T o C o n t a c t E m a i l   E l e m e n t T y p e = " C o l u m n "   E l e m e n t I d = " 3 3 5 8 2 7 8 9 5 "   D a t a T y p e = " T e x t " > B i l l T o C o n t a c t E m a i l < / B i l l T o C o n t a c t E m a i l > - 
-         < B i l l T o C o n t a c t E m a i l L b l   E l e m e n t T y p e = " C o l u m n "   E l e m e n t I d = " 2 9 6 4 7 8 3 6 5 "   D a t a T y p e = " L a b e l " > B i l l T o C o n t a c t E m a i l L b l < / B i l l T o C o n t a c t E m a i l L b l > - 
-         < B i l l T o C o n t a c t M o b i l e P h o n e N o   E l e m e n t T y p e = " C o l u m n "   E l e m e n t I d = " 2 4 8 4 8 8 6 9 6 "   D a t a T y p e = " T e x t " > B i l l T o C o n t a c t M o b i l e P h o n e N o < / B i l l T o C o n t a c t M o b i l e P h o n e N o > - 
-         < B i l l T o C o n t a c t M o b i l e P h o n e N o L b l   E l e m e n t T y p e = " C o l u m n "   E l e m e n t I d = " 2 7 6 3 1 1 3 3 8 "   D a t a T y p e = " L a b e l " > B i l l T o C o n t a c t M o b i l e P h o n e N o L b l < / B i l l T o C o n t a c t M o b i l e P h o n e N o L b l > - 
-         < B i l l T o C o n t a c t P h o n e N o   E l e m e n t T y p e = " C o l u m n "   E l e m e n t I d = " 3 6 2 4 7 7 4 8 8 "   D a t a T y p e = " T e x t " > B i l l T o C o n t a c t P h o n e N o < / B i l l T o C o n t a c t P h o n e N o > - 
-         < B i l l T o C o n t a c t P h o n e N o L b l   E l e m e n t T y p e = " C o l u m n "   E l e m e n t I d = " 2 1 2 3 3 4 5 9 6 6 "   D a t a T y p e = " L a b e l " > B i l l T o C o n t a c t P h o n e N o L b l < / B i l l T o C o n t a c t P h o n e N o L b l > - 
-         < B i l l t o C u s t o m e r N o _ L b l   E l e m e n t T y p e = " C o l u m n "   E l e m e n t I d = " 3 6 9 3 0 7 8 1 3 "   D a t a T y p e = " S t r i n g " > B i l l t o C u s t o m e r N o _ L b l < / B i l l t o C u s t o m e r N o _ L b l > - 
-         < B i l l t o C u s t u m e r N o   E l e m e n t T y p e = " C o l u m n "   E l e m e n t I d = " 2 8 0 4 7 3 0 5 8 "   D a t a T y p e = " C o d e " > B i l l t o C u s t u m e r N o < / B i l l t o C u s t u m e r N o > - 
-         < C o m p a n y A d d r e s s 1   E l e m e n t T y p e = " C o l u m n "   E l e m e n t I d = " 1 8 8 4 1 6 4 3 2 3 "   D a t a T y p e = " T e x t " > C o m p a n y A d d r e s s 1 < / C o m p a n y A d d r e s s 1 > - 
-         < C o m p a n y A d d r e s s 2   E l e m e n t T y p e = " C o l u m n "   E l e m e n t I d = " 1 2 4 6 4 6 7 7 0 6 "   D a t a T y p e = " T e x t " > C o m p a n y A d d r e s s 2 < / C o m p a n y A d d r e s s 2 > - 
-         < C o m p a n y A d d r e s s 3   E l e m e n t T y p e = " C o l u m n "   E l e m e n t I d = " 6 0 8 7 7 1 0 8 9 "   D a t a T y p e = " T e x t " > C o m p a n y A d d r e s s 3 < / C o m p a n y A d d r e s s 3 > - 
-         < C o m p a n y A d d r e s s 4   E l e m e n t T y p e = " C o l u m n "   E l e m e n t I d = " 7 7 7 6 8 0 1 1 2 "   D a t a T y p e = " T e x t " > C o m p a n y A d d r e s s 4 < / C o m p a n y A d d r e s s 4 > - 
-         < C o m p a n y A d d r e s s 5   E l e m e n t T y p e = " C o l u m n "   E l e m e n t I d = " 1 3 9 9 8 3 4 9 5 "   D a t a T y p e = " T e x t " > C o m p a n y A d d r e s s 5 < / C o m p a n y A d d r e s s 5 > - 
-         < C o m p a n y A d d r e s s 6   E l e m e n t T y p e = " C o l u m n "   E l e m e n t I d = " 4 9 7 7 1 3 1 2 2 "   D a t a T y p e = " T e x t " > C o m p a n y A d d r e s s 6 < / C o m p a n y A d d r e s s 6 > - 
-         < C o m p a n y A d d r e s s 7   E l e m e n t T y p e = " C o l u m n "   E l e m e n t I d = " 1 1 3 5 4 0 9 7 3 9 "   D a t a T y p e = " T e x t " > C o m p a n y A d d r e s s 7 < / C o m p a n y A d d r e s s 7 > - 
-         < C o m p a n y A d d r e s s 8   E l e m e n t T y p e = " C o l u m n "   E l e m e n t I d = " 1 7 1 5 2 5 5 3 0 0 "   D a t a T y p e = " T e x t " > C o m p a n y A d d r e s s 8 < / C o m p a n y A d d r e s s 8 > - 
-         < C o m p a n y B a n k A c c o u n t N o   E l e m e n t T y p e = " C o l u m n "   E l e m e n t I d = " 3 0 1 4 0 2 0 4 "   D a t a T y p e = " T e x t " > C o m p a n y B a n k A c c o u n t N o < / C o m p a n y B a n k A c c o u n t N o > - 
-         < C o m p a n y B a n k A c c o u n t N o _ L b l   E l e m e n t T y p e = " C o l u m n "   E l e m e n t I d = " 1 0 9 7 7 4 3 3 4 5 "   D a t a T y p e = " L a b e l " > C o m p a n y B a n k A c c o u n t N o _ L b l < / C o m p a n y B a n k A c c o u n t N o _ L b l > - 
-         < C o m p a n y B a n k B r a n c h N o   E l e m e n t T y p e = " C o l u m n "   E l e m e n t I d = " 7 9 3 1 3 3 0 5 7 "   D a t a T y p e = " T e x t " > C o m p a n y B a n k B r a n c h N o < / C o m p a n y B a n k B r a n c h N o > - 
-         < C o m p a n y B a n k B r a n c h N o _ L b l   E l e m e n t T y p e = " C o l u m n "   E l e m e n t I d = " 3 2 7 9 0 6 6 9 2 "   D a t a T y p e = " S t r i n g " > C o m p a n y B a n k B r a n c h N o _ L b l < / C o m p a n y B a n k B r a n c h N o _ L b l > - 
-         < C o m p a n y B a n k N a m e   E l e m e n t T y p e = " C o l u m n "   E l e m e n t I d = " 1 5 3 4 9 0 5 6 0 5 "   D a t a T y p e = " T e x t " > C o m p a n y B a n k N a m e < / C o m p a n y B a n k N a m e > - 
-         < C o m p a n y B a n k N a m e _ L b l   E l e m e n t T y p e = " C o l u m n "   E l e m e n t I d = " 1 2 0 4 3 0 7 0 1 4 "   D a t a T y p e = " L a b e l " > C o m p a n y B a n k N a m e _ L b l < / C o m p a n y B a n k N a m e _ L b l > - 
-         < C o m p a n y C u s t o m G i r o   E l e m e n t T y p e = " C o l u m n "   E l e m e n t I d = " 1 6 7 0 4 7 5 7 9 8 "   D a t a T y p e = " T e x t " > C o m p a n y C u s t o m G i r o < / C o m p a n y C u s t o m G i r o > - 
-         < C o m p a n y C u s t o m G i r o _ L b l   E l e m e n t T y p e = " C o l u m n "   E l e m e n t I d = " 8 9 1 4 3 9 6 2 5 "   D a t a T y p e = " T e x t " > C o m p a n y C u s t o m G i r o _ L b l < / C o m p a n y C u s t o m G i r o _ L b l > - 
-         < C o m p a n y E M a i l   E l e m e n t T y p e = " C o l u m n "   E l e m e n t I d = " 1 6 7 7 0 7 4 0 5 8 "   D a t a T y p e = " T e x t " > C o m p a n y E M a i l < / C o m p a n y E M a i l > - 
-         < C o m p a n y G i r o N o   E l e m e n t T y p e = " C o l u m n "   E l e m e n t I d = " 1 3 6 0 1 9 6 3 2 0 "   D a t a T y p e = " T e x t " > C o m p a n y G i r o N o < / C o m p a n y G i r o N o > - 
-         < C o m p a n y G i r o N o _ L b l   E l e m e n t T y p e = " C o l u m n "   E l e m e n t I d = " 8 6 1 6 0 2 1 1 5 "   D a t a T y p e = " L a b e l " > C o m p a n y G i r o N o _ L b l < / C o m p a n y G i r o N o _ L b l > - 
-         < C o m p a n y H o m e P a g e   E l e m e n t T y p e = " C o l u m n "   E l e m e n t I d = " 1 9 8 9 1 8 8 7 0 "   D a t a T y p e = " T e x t " > C o m p a n y H o m e P a g e < / C o m p a n y H o m e P a g e > - 
-         < C o m p a n y I B A N   E l e m e n t T y p e = " C o l u m n "   E l e m e n t I d = " 9 0 6 5 4 9 1 8 2 "   D a t a T y p e = " C o d e " > C o m p a n y I B A N < / C o m p a n y I B A N > - 
-         < C o m p a n y I B A N _ L b l   E l e m e n t T y p e = " C o l u m n "   E l e m e n t I d = " 1 2 6 7 9 5 2 2 2 7 "   D a t a T y p e = " S t r i n g " > C o m p a n y I B A N _ L b l < / C o m p a n y I B A N _ L b l > - 
-         < C o m p a n y L e g a l O f f i c e   E l e m e n t T y p e = " C o l u m n "   E l e m e n t I d = " 7 1 4 2 5 8 1 1 1 "   D a t a T y p e = " T e x t " > C o m p a n y L e g a l O f f i c e < / C o m p a n y L e g a l O f f i c e > - 
-         < C o m p a n y L e g a l O f f i c e _ L b l   E l e m e n t T y p e = " C o l u m n "   E l e m e n t I d = " 1 5 3 3 1 7 5 1 0 8 "   D a t a T y p e = " T e x t " > C o m p a n y L e g a l O f f i c e _ L b l < / C o m p a n y L e g a l O f f i c e _ L b l > - 
-         < C o m p a n y L e g a l S t a t e m e n t   E l e m e n t T y p e = " C o l u m n "   E l e m e n t I d = " 4 4 8 3 5 8 8 7 6 "   D a t a T y p e = " T e x t " > C o m p a n y L e g a l S t a t e m e n t < / C o m p a n y L e g a l S t a t e m e n t > - 
-         < C o m p a n y L o g o P o s i t i o n   E l e m e n t T y p e = " C o l u m n "   E l e m e n t I d = " 1 4 2 5 2 6 6 6 8 8 "   D a t a T y p e = " I n t e g e r " > C o m p a n y L o g o P o s i t i o n < / C o m p a n y L o g o P o s i t i o n > - 
-         < C o m p a n y P h o n e N o   E l e m e n t T y p e = " C o l u m n "   E l e m e n t I d = " 2 5 0 4 4 0 6 5 5 "   D a t a T y p e = " T e x t " > C o m p a n y P h o n e N o < / C o m p a n y P h o n e N o > - 
-         < C o m p a n y P h o n e N o _ L b l   E l e m e n t T y p e = " C o l u m n "   E l e m e n t I d = " 5 5 8 5 9 3 5 8 6 "   D a t a T y p e = " L a b e l " > C o m p a n y P h o n e N o _ L b l < / C o m p a n y P h o n e N o _ L b l > - 
-         < C o m p a n y P i c t u r e   E l e m e n t T y p e = " C o l u m n "   E l e m e n t I d = " 1 3 9 7 4 1 1 0 7 4 "   D a t a T y p e = " B l o b "   / > - 
-         < C o m p a n y R e g i s t r a t i o n N u m b e r   E l e m e n t T y p e = " C o l u m n "   E l e m e n t I d = " 2 0 2 3 6 3 9 4 2 4 "   D a t a T y p e = " T e x t " > C o m p a n y R e g i s t r a t i o n N u m b e r < / C o m p a n y R e g i s t r a t i o n N u m b e r > - 
-         < C o m p a n y R e g i s t r a t i o n N u m b e r _ L b l   E l e m e n t T y p e = " C o l u m n "   E l e m e n t I d = " 1 8 3 3 1 0 6 6 5 3 "   D a t a T y p e = " T e x t " > C o m p a n y R e g i s t r a t i o n N u m b e r _ L b l < / C o m p a n y R e g i s t r a t i o n N u m b e r _ L b l > - 
-         < C o m p a n y S W I F T   E l e m e n t T y p e = " C o l u m n "   E l e m e n t I d = " 6 6 8 2 5 0 2 4 5 "   D a t a T y p e = " C o d e " > C o m p a n y S W I F T < / C o m p a n y S W I F T > - 
-         < C o m p a n y S W I F T _ L b l   E l e m e n t T y p e = " C o l u m n "   E l e m e n t I d = " 2 0 2 9 5 9 7 3 8 4 "   D a t a T y p e = " S t r i n g " > C o m p a n y S W I F T _ L b l < / C o m p a n y S W I F T _ L b l > - 
-         < C o m p a n y V A T R e g i s t r a t i o n N o   E l e m e n t T y p e = " C o l u m n "   E l e m e n t I d = " 1 9 1 4 0 1 3 6 4 9 "   D a t a T y p e = " T e x t " > C o m p a n y V A T R e g i s t r a t i o n N o < / C o m p a n y V A T R e g i s t r a t i o n N o > - 
-         < C o m p a n y V A T R e g i s t r a t i o n N o _ L b l   E l e m e n t T y p e = " C o l u m n "   E l e m e n t I d = " 9 2 4 5 0 3 1 2 4 "   D a t a T y p e = " T e x t " > C o m p a n y V A T R e g i s t r a t i o n N o _ L b l < / C o m p a n y V A T R e g i s t r a t i o n N o _ L b l > - 
-         < C o m p a n y V A T R e g N o   E l e m e n t T y p e = " C o l u m n "   E l e m e n t I d = " 1 7 1 4 3 1 9 3 6 "   D a t a T y p e = " T e x t " > C o m p a n y V A T R e g N o < / C o m p a n y V A T R e g N o > - 
-         < C o m p a n y V A T R e g N o _ L b l   E l e m e n t T y p e = " C o l u m n "   E l e m e n t I d = " 7 7 3 2 0 1 5 0 1 "   D a t a T y p e = " T e x t " > C o m p a n y V A T R e g N o _ L b l < / C o m p a n y V A T R e g N o _ L b l > - 
-         < C o p y _ L b l   E l e m e n t T y p e = " C o l u m n "   E l e m e n t I d = " 6 0 4 7 8 2 7 8 1 "   D a t a T y p e = " L a b e l " > C o p y _ L b l < / C o p y _ L b l > - 
-         < C u s t o m e r A d d r e s s 1   E l e m e n t T y p e = " C o l u m n "   E l e m e n t I d = " 1 8 0 1 9 6 6 4 5 4 "   D a t a T y p e = " T e x t " > C u s t o m e r A d d r e s s 1 < / C u s t o m e r A d d r e s s 1 > - 
-         < C u s t o m e r A d d r e s s 2   E l e m e n t T y p e = " C o l u m n "   E l e m e n t I d = " 1 1 6 4 2 6 9 8 3 7 "   D a t a T y p e = " T e x t " > C u s t o m e r A d d r e s s 2 < / C u s t o m e r A d d r e s s 2 > - 
-         < C u s t o m e r A d d r e s s 3   E l e m e n t T y p e = " C o l u m n "   E l e m e n t I d = " 5 2 6 5 7 3 2 2 0 "   D a t a T y p e = " T e x t " > C u s t o m e r A d d r e s s 3 < / C u s t o m e r A d d r e s s 3 > - 
-         < C u s t o m e r A d d r e s s 4   E l e m e n t T y p e = " C o l u m n "   E l e m e n t I d = " 1 1 1 1 2 3 3 9 7 "   D a t a T y p e = " T e x t " > C u s t o m e r A d d r e s s 4 < / C u s t o m e r A d d r e s s 4 > - 
-         < C u s t o m e r A d d r e s s 5   E l e m e n t T y p e = " C o l u m n "   E l e m e n t I d = " 7 4 8 8 2 0 0 1 4 "   D a t a T y p e = " T e x t " > C u s t o m e r A d d r e s s 5 < / C u s t o m e r A d d r e s s 5 > - 
-         < C u s t o m e r A d d r e s s 6   E l e m e n t T y p e = " C o l u m n "   E l e m e n t I d = " 1 3 8 6 5 1 6 6 3 1 "   D a t a T y p e = " T e x t " > C u s t o m e r A d d r e s s 6 < / C u s t o m e r A d d r e s s 6 > - 
-         < C u s t o m e r A d d r e s s 7   E l e m e n t T y p e = " C o l u m n "   E l e m e n t I d = " 2 0 2 4 2 1 3 2 4 8 "   D a t a T y p e = " T e x t " > C u s t o m e r A d d r e s s 7 < / C u s t o m e r A d d r e s s 7 > - 
-         < C u s t o m e r A d d r e s s 8   E l e m e n t T y p e = " C o l u m n "   E l e m e n t I d = " 1 0 4 8 6 9 8 5 8 5 "   D a t a T y p e = " T e x t " > C u s t o m e r A d d r e s s 8 < / C u s t o m e r A d d r e s s 8 > - 
-         < C u s t o m e r P o s t a l B a r C o d e   E l e m e n t T y p e = " C o l u m n "   E l e m e n t I d = " 3 9 8 5 8 0 6 8 8 "   D a t a T y p e = " T e x t " > C u s t o m e r P o s t a l B a r C o d e < / C u s t o m e r P o s t a l B a r C o d e > - 
-         < D o c u m e n t C o p y T e x t   E l e m e n t T y p e = " C o l u m n "   E l e m e n t I d = " 1 8 2 4 9 4 6 0 4 6 "   D a t a T y p e = " S t r i n g " > D o c u m e n t C o p y T e x t < / D o c u m e n t C o p y T e x t > - 
-         < D o c u m e n t D a t e   E l e m e n t T y p e = " C o l u m n "   E l e m e n t I d = " 5 5 2 8 7 1 9 1 4 "   D a t a T y p e = " S t r i n g " > D o c u m e n t D a t e < / D o c u m e n t D a t e > - 
-         < D o c u m e n t D a t e _ L b l   E l e m e n t T y p e = " C o l u m n "   E l e m e n t I d = " 1 0 2 6 4 9 4 8 3 "   D a t a T y p e = " S t r i n g " > D o c u m e n t D a t e _ L b l < / D o c u m e n t D a t e _ L b l > - 
-         < D o c u m e n t N o   E l e m e n t T y p e = " C o l u m n "   E l e m e n t I d = " 9 7 0 3 5 0 5 3 9 "   D a t a T y p e = " C o d e " > D o c u m e n t N o < / D o c u m e n t N o > - 
-         < D o c u m e n t N o _ L b l   E l e m e n t T y p e = " C o l u m n "   E l e m e n t I d = " 7 8 9 7 9 5 9 7 8 "   D a t a T y p e = " L a b e l " > D o c u m e n t N o _ L b l < / D o c u m e n t N o _ L b l > - 
-         < D u e D a t e   E l e m e n t T y p e = " C o l u m n "   E l e m e n t I d = " 7 4 5 1 7 0 2 0 3 "   D a t a T y p e = " S t r i n g " > D u e D a t e < / D u e D a t e > - 
-         < D u e D a t e _ L b l   E l e m e n t T y p e = " C o l u m n "   E l e m e n t I d = " 1 6 4 8 2 8 4 6 4 8 "   D a t a T y p e = " S t r i n g " > D u e D a t e _ L b l < / D u e D a t e _ L b l > - 
-         < E M a i l _ L b l   E l e m e n t T y p e = " C o l u m n "   E l e m e n t I d = " 1 4 3 8 8 6 8 0 1 2 "   D a t a T y p e = " L a b e l " > E M a i l _ L b l < / E M a i l _ L b l > - 
-         < E x c h a n g e R a t e A s T e x t   E l e m e n t T y p e = " C o l u m n "   E l e m e n t I d = " 5 9 2 9 5 5 8 4 5 "   D a t a T y p e = " T e x t " > E x c h a n g e R a t e A s T e x t < / E x c h a n g e R a t e A s T e x t > - 
-         < E x t D o c N o _ S a l e s H e a d e r   E l e m e n t T y p e = " C o l u m n "   E l e m e n t I d = " 8 3 2 4 5 0 5 2 3 "   D a t a T y p e = " C o d e " > E x t D o c N o _ S a l e s H e a d e r < / E x t D o c N o _ S a l e s H e a d e r > - 
-         < E x t D o c N o _ S a l e s H e a d e r _ L b l   E l e m e n t T y p e = " C o l u m n "   E l e m e n t I d = " 3 9 6 6 6 7 4 8 0 "   D a t a T y p e = " S t r i n g " > E x t D o c N o _ S a l e s H e a d e r _ L b l < / E x t D o c N o _ S a l e s H e a d e r _ L b l > - 
-         < H o m e P a g e _ L b l   E l e m e n t T y p e = " C o l u m n "   E l e m e n t I d = " 1 4 3 3 5 9 2 3 0 0 "   D a t a T y p e = " L a b e l " > H o m e P a g e _ L b l < / H o m e P a g e _ L b l > - 
-         < I n v o i c e D i s c o u n t A m o u n t _ L b l   E l e m e n t T y p e = " C o l u m n "   E l e m e n t I d = " 1 5 9 3 0 1 2 7 3 6 "   D a t a T y p e = " L a b e l " > I n v o i c e D i s c o u n t A m o u n t _ L b l < / I n v o i c e D i s c o u n t A m o u n t _ L b l > - 
-         < I n v o i c e D i s c o u n t B a s e A m o u n t _ L b l   E l e m e n t T y p e = " C o l u m n "   E l e m e n t I d = " 2 0 2 9 2 6 6 8 7 5 "   D a t a T y p e = " L a b e l " > I n v o i c e D i s c o u n t B a s e A m o u n t _ L b l < / I n v o i c e D i s c o u n t B a s e A m o u n t _ L b l > - 
-         < I n v o i c e _ L b l   E l e m e n t T y p e = " C o l u m n "   E l e m e n t I d = " 1 6 2 3 2 0 4 6 6 5 "   D a t a T y p e = " L a b e l " > I n v o i c e _ L b l < / I n v o i c e _ L b l > - 
-         < L e g a l E n t i t y T y p e   E l e m e n t T y p e = " C o l u m n "   E l e m e n t I d = " 2 0 5 1 8 7 3 5 6 3 "   D a t a T y p e = " T e x t " > L e g a l E n t i t y T y p e < / L e g a l E n t i t y T y p e > - 
-         < L e g a l E n t i t y T y p e _ L b l   E l e m e n t T y p e = " C o l u m n "   E l e m e n t I d = " 2 0 8 0 2 2 4 7 9 2 "   D a t a T y p e = " T e x t " > L e g a l E n t i t y T y p e _ L b l < / L e g a l E n t i t y T y p e _ L b l > - 
-         < L i n e A m o u n t A f t e r I n v o i c e D i s c o u n t _ L b l   E l e m e n t T y p e = " C o l u m n "   E l e m e n t I d = " 6 7 3 7 2 1 0 9 4 "   D a t a T y p e = " L a b e l " > L i n e A m o u n t A f t e r I n v o i c e D i s c o u n t _ L b l < / L i n e A m o u n t A f t e r I n v o i c e D i s c o u n t _ L b l > - 
-         < L o c a l C u r r e n c y _ L b l   E l e m e n t T y p e = " C o l u m n "   E l e m e n t I d = " 1 5 5 9 6 9 3 4 2 2 "   D a t a T y p e = " L a b e l " > L o c a l C u r r e n c y _ L b l < / L o c a l C u r r e n c y _ L b l > - 
-         < P a g e _ L b l   E l e m e n t T y p e = " C o l u m n "   E l e m e n t I d = " 6 8 0 6 4 8 0 9 1 "   D a t a T y p e = " L a b e l " > P a g e _ L b l < / P a g e _ L b l > - 
-         < P a y m e n t M e t h o d D e s c r i p t i o n   E l e m e n t T y p e = " C o l u m n "   E l e m e n t I d = " 5 8 5 7 5 7 9 7 4 "   D a t a T y p e = " T e x t " > P a y m e n t M e t h o d D e s c r i p t i o n < / P a y m e n t M e t h o d D e s c r i p t i o n > - 
-         < P a y m e n t M e t h o d D e s c r i p t i o n _ L b l   E l e m e n t T y p e = " C o l u m n "   E l e m e n t I d = " 7 9 7 1 1 7 3 2 3 "   D a t a T y p e = " L a b e l " > P a y m e n t M e t h o d D e s c r i p t i o n _ L b l < / P a y m e n t M e t h o d D e s c r i p t i o n _ L b l > - 
-         < P a y m e n t T e r m s D e s c r i p t i o n   E l e m e n t T y p e = " C o l u m n "   E l e m e n t I d = " 2 0 3 8 7 4 2 7 0 0 "   D a t a T y p e = " T e x t " > P a y m e n t T e r m s D e s c r i p t i o n < / P a y m e n t T e r m s D e s c r i p t i o n > - 
-         < P a y m e n t T e r m s D e s c r i p t i o n _ L b l   E l e m e n t T y p e = " C o l u m n "   E l e m e n t I d = " 1 8 7 4 4 9 4 3 2 1 "   D a t a T y p e = " L a b e l " > P a y m e n t T e r m s D e s c r i p t i o n _ L b l < / P a y m e n t T e r m s D e s c r i p t i o n _ L b l > - 
-         < P r i c e s I n c l u d i n g V A T   E l e m e n t T y p e = " C o l u m n "   E l e m e n t I d = " 5 1 8 8 1 7 1 6 7 "   D a t a T y p e = " B o o l e a n " > P r i c e s I n c l u d i n g V A T < / P r i c e s I n c l u d i n g V A T > - 
-         < P r i c e s I n c l u d i n g V A T Y e s N o   E l e m e n t T y p e = " C o l u m n "   E l e m e n t I d = " 1 4 1 1 1 4 7 5 9 9 "   D a t a T y p e = " S t r i n g " > P r i c e s I n c l u d i n g V A T Y e s N o < / P r i c e s I n c l u d i n g V A T Y e s N o > - 
-         < P r i c e s I n c l u d i n g V A T _ L b l   E l e m e n t T y p e = " C o l u m n "   E l e m e n t I d = " 1 3 7 7 9 7 9 4 4 4 "   D a t a T y p e = " S t r i n g " > P r i c e s I n c l u d i n g V A T _ L b l < / P r i c e s I n c l u d i n g V A T _ L b l > - 
-         < Q u o t e N o   E l e m e n t T y p e = " C o l u m n "   E l e m e n t I d = " 1 5 2 1 5 3 3 0 4 6 "   D a t a T y p e = " C o d e " > Q u o t e N o < / Q u o t e N o > - 
-         < Q u o t e N o _ L b l   E l e m e n t T y p e = " C o l u m n "   E l e m e n t I d = " 1 0 3 1 9 0 2 3 5 7 "   D a t a T y p e = " S t r i n g " > Q u o t e N o _ L b l < / Q u o t e N o _ L b l > - 
-         < S a l e s I n v o i c e L i n e D i s c o u n t _ L b l   E l e m e n t T y p e = " C o l u m n "   E l e m e n t I d = " 6 6 4 6 0 1 5 8 2 "   D a t a T y p e = " L a b e l " > S a l e s I n v o i c e L i n e D i s c o u n t _ L b l < / S a l e s I n v o i c e L i n e D i s c o u n t _ L b l > - 
-         < S a l e s P e r s o n N a m e   E l e m e n t T y p e = " C o l u m n "   E l e m e n t I d = " 8 7 1 4 9 2 9 8 3 "   D a t a T y p e = " T e x t " > S a l e s P e r s o n N a m e < / S a l e s P e r s o n N a m e > - 
-         < S a l e s P e r s o n T e x t _ L b l   E l e m e n t T y p e = " C o l u m n "   E l e m e n t I d = " 7 4 6 2 5 9 5 4 4 "   D a t a T y p e = " T e x t " > S a l e s P e r s o n T e x t _ L b l < / S a l e s P e r s o n T e x t _ L b l > - 
-         < S a l e s P e r s o n _ L b l   E l e m e n t T y p e = " C o l u m n "   E l e m e n t I d = " 1 5 6 4 1 9 6 3 6 5 "   D a t a T y p e = " L a b e l " > S a l e s P e r s o n _ L b l < / S a l e s P e r s o n _ L b l > - 
-         < S e l l T o C o n t a c t E m a i l   E l e m e n t T y p e = " C o l u m n "   E l e m e n t I d = " 2 6 2 8 2 4 5 6 4 "   D a t a T y p e = " T e x t " > S e l l T o C o n t a c t E m a i l < / S e l l T o C o n t a c t E m a i l > - 
-         < S e l l T o C o n t a c t E m a i l L b l   E l e m e n t T y p e = " C o l u m n "   E l e m e n t I d = " 3 7 0 9 2 0 3 7 4 "   D a t a T y p e = " L a b e l " > S e l l T o C o n t a c t E m a i l L b l < / S e l l T o C o n t a c t E m a i l L b l > - 
-         < S e l l T o C o n t a c t M o b i l e P h o n e N o   E l e m e n t T y p e = " C o l u m n "   E l e m e n t I d = " 1 8 4 3 5 8 7 4 7 "   D a t a T y p e = " T e x t " > S e l l T o C o n t a c t M o b i l e P h o n e N o < / S e l l T o C o n t a c t M o b i l e P h o n e N o > - 
-         < S e l l T o C o n t a c t M o b i l e P h o n e N o L b l   E l e m e n t T y p e = " C o l u m n "   E l e m e n t I d = " 1 4 5 7 5 2 8 4 1 7 "   D a t a T y p e = " L a b e l " > S e l l T o C o n t a c t M o b i l e P h o n e N o L b l < / S e l l T o C o n t a c t M o b i l e P h o n e N o L b l > - 
-         < S e l l T o C o n t a c t P h o n e N o   E l e m e n t T y p e = " C o l u m n "   E l e m e n t I d = " 1 6 1 3 8 2 2 4 8 3 "   D a t a T y p e = " T e x t " > S e l l T o C o n t a c t P h o n e N o < / S e l l T o C o n t a c t P h o n e N o > - 
-         < S e l l T o C o n t a c t P h o n e N o L b l   E l e m e n t T y p e = " C o l u m n "   E l e m e n t I d = " 1 0 5 0 6 8 6 8 0 9 "   D a t a T y p e = " L a b e l " > S e l l T o C o n t a c t P h o n e N o L b l < / S e l l T o C o n t a c t P h o n e N o L b l > - 
-         < S e l l t o C u s t o m e r N o   E l e m e n t T y p e = " C o l u m n "   E l e m e n t I d = " 2 0 5 0 6 4 7 3 4 9 "   D a t a T y p e = " C o d e " > S e l l t o C u s t o m e r N o < / S e l l t o C u s t o m e r N o > - 
-         < S e l l t o C u s t o m e r N o _ L b l   E l e m e n t T y p e = " C o l u m n "   E l e m e n t I d = " 2 9 8 3 8 1 5 1 2 "   D a t a T y p e = " S t r i n g " > S e l l t o C u s t o m e r N o _ L b l < / S e l l t o C u s t o m e r N o _ L b l > - 
-         < S e l l T o F a x N o   E l e m e n t T y p e = " C o l u m n "   E l e m e n t I d = " 8 6 0 8 2 8 4 3 4 "   D a t a T y p e = " T e x t " > S e l l T o F a x N o < / S e l l T o F a x N o > - 
-         < S e l l T o P h o n e N o   E l e m e n t T y p e = " C o l u m n "   E l e m e n t I d = " 7 5 1 9 3 1 8 4 3 "   D a t a T y p e = " T e x t " > S e l l T o P h o n e N o < / S e l l T o P h o n e N o > - 
-         < S h i p m e n t D a t e   E l e m e n t T y p e = " C o l u m n "   E l e m e n t I d = " 9 3 1 1 1 1 4 6 5 "   D a t a T y p e = " S t r i n g " > S h i p m e n t D a t e < / S h i p m e n t D a t e > - 
-         < S h i p m e n t D a t e _ L b l   E l e m e n t T y p e = " C o l u m n "   E l e m e n t I d = " 6 1 4 4 0 0 3 6 4 "   D a t a T y p e = " S t r i n g " > S h i p m e n t D a t e _ L b l < / S h i p m e n t D a t e _ L b l > - 
-         < S h i p m e n t M e t h o d D e s c r i p t i o n   E l e m e n t T y p e = " C o l u m n "   E l e m e n t I d = " 2 0 5 9 4 0 3 2 6 0 "   D a t a T y p e = " T e x t " > S h i p m e n t M e t h o d D e s c r i p t i o n < / S h i p m e n t M e t h o d D e s c r i p t i o n > - 
-         < S h i p m e n t M e t h o d D e s c r i p t i o n _ L b l   E l e m e n t T y p e = " C o l u m n "   E l e m e n t I d = " 1 1 7 9 9 7 8 4 6 5 "   D a t a T y p e = " L a b e l " > S h i p m e n t M e t h o d D e s c r i p t i o n _ L b l < / S h i p m e n t M e t h o d D e s c r i p t i o n _ L b l > - 
-         < S h i p m e n t _ L b l   E l e m e n t T y p e = " C o l u m n "   E l e m e n t I d = " 2 0 8 5 7 6 7 1 2 0 "   D a t a T y p e = " L a b e l " > S h i p m e n t _ L b l < / S h i p m e n t _ L b l > - 
-         < S h i p T o A d d r e s s 1   E l e m e n t T y p e = " C o l u m n "   E l e m e n t I d = " 1 3 5 7 6 7 2 8 6 1 "   D a t a T y p e = " T e x t " > S h i p T o A d d r e s s 1 < / S h i p T o A d d r e s s 1 > - 
-         < S h i p T o A d d r e s s 2   E l e m e n t T y p e = " C o l u m n "   E l e m e n t I d = " 1 0 2 4 2 0 4 5 8 4 "   D a t a T y p e = " T e x t " > S h i p T o A d d r e s s 2 < / S h i p T o A d d r e s s 2 > - 
-         < S h i p T o A d d r e s s 3   E l e m e n t T y p e = " C o l u m n "   E l e m e n t I d = " 1 6 6 1 9 0 1 2 0 1 "   D a t a T y p e = " T e x t " > S h i p T o A d d r e s s 3 < / S h i p T o A d d r e s s 3 > - 
-         < S h i p T o A d d r e s s 4   E l e m e n t T y p e = " C o l u m n "   E l e m e n t I d = " 5 5 5 4 1 6 9 9 0 "   D a t a T y p e = " T e x t " > S h i p T o A d d r e s s 4 < / S h i p T o A d d r e s s 4 > - 
-         < S h i p T o A d d r e s s 5   E l e m e n t T y p e = " C o l u m n "   E l e m e n t I d = " 1 1 9 3 1 1 3 6 0 7 "   D a t a T y p e = " T e x t " > S h i p T o A d d r e s s 5 < / S h i p T o A d d r e s s 5 > - 
-         < S h i p T o A d d r e s s 6   E l e m e n t T y p e = " C o l u m n "   E l e m e n t I d = " 7 1 9 9 7 6 2 4 4 "   D a t a T y p e = " T e x t " > S h i p T o A d d r e s s 6 < / S h i p T o A d d r e s s 6 > - 
-         < S h i p T o A d d r e s s 7   E l e m e n t T y p e = " C o l u m n "   E l e m e n t I d = " 8 2 2 7 9 6 2 7 "   D a t a T y p e = " T e x t " > S h i p T o A d d r e s s 7 < / S h i p T o A d d r e s s 7 > - 
-         < S h i p T o A d d r e s s 8   E l e m e n t T y p e = " C o l u m n "   E l e m e n t I d = " 1 4 9 2 9 9 2 1 7 8 "   D a t a T y p e = " T e x t " > S h i p T o A d d r e s s 8 < / S h i p T o A d d r e s s 8 > - 
-         < S h i p T o A d d r e s s _ L b l   E l e m e n t T y p e = " C o l u m n "   E l e m e n t I d = " 1 6 5 0 5 0 5 0 1 7 "   D a t a T y p e = " L a b e l " > S h i p T o A d d r e s s _ L b l < / S h i p T o A d d r e s s _ L b l > - 
-         < S h i p T o P h o n e N o   E l e m e n t T y p e = " C o l u m n "   E l e m e n t I d = " 3 6 9 7 0 2 2 5 5 "   D a t a T y p e = " T e x t " > S h i p T o P h o n e N o < / S h i p T o P h o n e N o > - 
-         < S h o w S h i p p i n g A d d r e s s   E l e m e n t T y p e = " C o l u m n "   E l e m e n t I d = " 1 1 2 0 0 7 1 2 6 6 "   D a t a T y p e = " B o o l e a n " > S h o w S h i p p i n g A d d r e s s < / S h o w S h i p p i n g A d d r e s s > - 
-         < S h o w W o r k D e s c r i p t i o n   E l e m e n t T y p e = " C o l u m n "   E l e m e n t I d = " 7 8 5 4 6 8 8 6 5 "   D a t a T y p e = " B o o l e a n " > S h o w W o r k D e s c r i p t i o n < / S h o w W o r k D e s c r i p t i o n > - 
-         < S u b t o t a l _ L b l   E l e m e n t T y p e = " C o l u m n "   E l e m e n t I d = " 1 9 6 7 7 9 5 1 4 2 "   D a t a T y p e = " L a b e l " > S u b t o t a l _ L b l < / S u b t o t a l _ L b l > - 
-         < T o t a l _ L b l   E l e m e n t T y p e = " C o l u m n "   E l e m e n t I d = " 1 2 1 0 1 0 0 8 7 8 "   D a t a T y p e = " L a b e l " > T o t a l _ L b l < / T o t a l _ L b l > - 
-         < V A T A m o u n t S p e c i f i c a t i o n _ L b l   E l e m e n t T y p e = " C o l u m n "   E l e m e n t I d = " 8 7 8 7 0 6 8 4 6 "   D a t a T y p e = " L a b e l " > V A T A m o u n t S p e c i f i c a t i o n _ L b l < / V A T A m o u n t S p e c i f i c a t i o n _ L b l > - 
-         < V A T A m o u n t _ L b l   E l e m e n t T y p e = " C o l u m n "   E l e m e n t I d = " 1 0 9 4 6 5 7 2 9 "   D a t a T y p e = " L a b e l " > V A T A m o u n t _ L b l < / V A T A m o u n t _ L b l > - 
-         < V A T B a s e _ L b l   E l e m e n t T y p e = " C o l u m n "   E l e m e n t I d = " 1 8 6 6 1 5 8 2 7 8 "   D a t a T y p e = " L a b e l " > V A T B a s e _ L b l < / V A T B a s e _ L b l > - 
-         < V A T C l a u s e s _ L b l   E l e m e n t T y p e = " C o l u m n "   E l e m e n t I d = " 1 3 8 3 9 2 0 0 1 9 "   D a t a T y p e = " L a b e l " > V A T C l a u s e s _ L b l < / V A T C l a u s e s _ L b l > - 
-         < V A T C l a u s e _ L b l   E l e m e n t T y p e = " C o l u m n "   E l e m e n t I d = " 1 5 7 0 4 9 5 4 9 0 "   D a t a T y p e = " S t r i n g " > V A T C l a u s e _ L b l < / V A T C l a u s e _ L b l > - 
-         < V A T I d e n t i f i e r _ L b l   E l e m e n t T y p e = " C o l u m n "   E l e m e n t I d = " 1 6 8 6 6 2 3 9 8 4 "   D a t a T y p e = " L a b e l " > V A T I d e n t i f i e r _ L b l < / V A T I d e n t i f i e r _ L b l > - 
-         < V A T P e r c e n t a g e _ L b l   E l e m e n t T y p e = " C o l u m n "   E l e m e n t I d = " 6 7 6 6 5 4 5 6 5 "   D a t a T y p e = " L a b e l " > V A T P e r c e n t a g e _ L b l < / V A T P e r c e n t a g e _ L b l > - 
-         < V A T R e g i s t r a t i o n N o   E l e m e n t T y p e = " C o l u m n "   E l e m e n t I d = " 1 8 8 9 1 9 5 4 0 2 "   D a t a T y p e = " T e x t " > V A T R e g i s t r a t i o n N o < / V A T R e g i s t r a t i o n N o > - 
-         < V A T R e g i s t r a t i o n N o _ L b l   E l e m e n t T y p e = " C o l u m n "   E l e m e n t I d = " 1 4 2 4 6 1 6 0 8 5 "   D a t a T y p e = " T e x t " > V A T R e g i s t r a t i o n N o _ L b l < / V A T R e g i s t r a t i o n N o _ L b l > - 
-         < Y o u r R e f e r e n c e   E l e m e n t T y p e = " C o l u m n "   E l e m e n t I d = " 1 1 0 3 9 9 5 1 "   D a t a T y p e = " T e x t " > Y o u r R e f e r e n c e < / Y o u r R e f e r e n c e > - 
-         < Y o u r R e f e r e n c e _ L b l   E l e m e n t T y p e = " C o l u m n "   E l e m e n t I d = " 4 6 5 4 7 7 4 2 6 "   D a t a T y p e = " S t r i n g " > Y o u r R e f e r e n c e _ L b l < / Y o u r R e f e r e n c e _ L b l > - 
-         < L i n e   E l e m e n t T y p e = " D a t a I t e m "   E l e m e n t I d = " 4 1 1 9 7 6 1 3 3 " > - 
-             < A m o u n t E x c l u d i n g V A T _ L i n e   E l e m e n t T y p e = " C o l u m n "   E l e m e n t I d = " 1 0 6 2 4 6 0 0 4 0 "   D a t a T y p e = " D e c i m a l " > A m o u n t E x c l u d i n g V A T _ L i n e < / A m o u n t E x c l u d i n g V A T _ L i n e > - 
-             < A m o u n t E x c l u d i n g V A T _ L i n e _ L b l   E l e m e n t T y p e = " C o l u m n "   E l e m e n t I d = " 2 0 0 2 8 7 4 4 7 5 "   D a t a T y p e = " S t r i n g " > A m o u n t E x c l u d i n g V A T _ L i n e _ L b l < / A m o u n t E x c l u d i n g V A T _ L i n e _ L b l > - 
-             < A m o u n t I n c l u d i n g V A T _ L i n e   E l e m e n t T y p e = " C o l u m n "   E l e m e n t I d = " 7 7 0 9 2 8 4 0 2 "   D a t a T y p e = " D e c i m a l " > A m o u n t I n c l u d i n g V A T _ L i n e < / A m o u n t I n c l u d i n g V A T _ L i n e > - 
-             < A m o u n t I n c l u d i n g V A T _ L i n e _ L b l   E l e m e n t T y p e = " C o l u m n "   E l e m e n t I d = " 9 3 0 7 4 7 3 1 3 "   D a t a T y p e = " S t r i n g " > A m o u n t I n c l u d i n g V A T _ L i n e _ L b l < / A m o u n t I n c l u d i n g V A T _ L i n e _ L b l > - 
-             < D e s c r i p t i o n _ L i n e   E l e m e n t T y p e = " C o l u m n "   E l e m e n t I d = " 1 4 0 6 8 2 2 3 1 0 "   D a t a T y p e = " T e x t " > D e s c r i p t i o n _ L i n e < / D e s c r i p t i o n _ L i n e > - 
-             < D e s c r i p t i o n _ L i n e _ L b l   E l e m e n t T y p e = " C o l u m n "   E l e m e n t I d = " 2 1 1 8 9 5 1 4 9 5 "   D a t a T y p e = " S t r i n g " > D e s c r i p t i o n _ L i n e _ L b l < / D e s c r i p t i o n _ L i n e _ L b l > - 
-             < I t e m N o _ L i n e   E l e m e n t T y p e = " C o l u m n "   E l e m e n t I d = " 1 9 1 0 2 9 6 2 8 8 "   D a t a T y p e = " C o d e " > I t e m N o _ L i n e < / I t e m N o _ L i n e > - 
-             < I t e m N o _ L i n e _ L b l   E l e m e n t T y p e = " C o l u m n "   E l e m e n t I d = " 1 3 4 0 0 7 9 6 1 3 "   D a t a T y p e = " S t r i n g " > I t e m N o _ L i n e _ L b l < / I t e m N o _ L i n e _ L b l > - 
-             < I t e m R e f e r e n c e N o   E l e m e n t T y p e = " C o l u m n "   E l e m e n t I d = " 4 7 4 0 7 7 5 6 6 "   D a t a T y p e = " C o d e " > I t e m R e f e r e n c e N o < / I t e m R e f e r e n c e N o > - 
-             < I t e m R e f e r e n c e N o _ L b l   E l e m e n t T y p e = " C o l u m n "   E l e m e n t I d = " 8 2 6 8 4 0 1 6 1 "   D a t a T y p e = " S t r i n g " > I t e m R e f e r e n c e N o _ L b l < / I t e m R e f e r e n c e N o _ L b l > - 
-             < L i n e A m o u n t _ L i n e   E l e m e n t T y p e = " C o l u m n "   E l e m e n t I d = " 2 6 8 9 3 7 1 6 2 "   D a t a T y p e = " T e x t " > L i n e A m o u n t _ L i n e < / L i n e A m o u n t _ L i n e > - 
-             < L i n e A m o u n t _ L i n e _ L b l   E l e m e n t T y p e = " C o l u m n "   E l e m e n t I d = " 9 9 2 9 0 1 8 4 5 "   D a t a T y p e = " S t r i n g " > L i n e A m o u n t _ L i n e _ L b l < / L i n e A m o u n t _ L i n e _ L b l > - 
-             < L i n e D i s c o u n t P e r c e n t T e x t _ L i n e   E l e m e n t T y p e = " C o l u m n "   E l e m e n t I d = " 6 1 3 1 3 5 1 9 "   D a t a T y p e = " T e x t " > L i n e D i s c o u n t P e r c e n t T e x t _ L i n e < / L i n e D i s c o u n t P e r c e n t T e x t _ L i n e > - 
-             < L i n e D i s c o u n t P e r c e n t _ L i n e   E l e m e n t T y p e = " C o l u m n "   E l e m e n t I d = " 9 0 7 8 2 7 4 3 6 "   D a t a T y p e = " D e c i m a l " > L i n e D i s c o u n t P e r c e n t _ L i n e < / L i n e D i s c o u n t P e r c e n t _ L i n e > - 
-             < L i n e N o _ L i n e   E l e m e n t T y p e = " C o l u m n "   E l e m e n t I d = " 6 9 8 9 8 5 9 7 9 "   D a t a T y p e = " I n t e g e r " > L i n e N o _ L i n e < / L i n e N o _ L i n e > - 
-             < P l a n n e d S h i p m e n t D a t e _ L i n e   E l e m e n t T y p e = " C o l u m n "   E l e m e n t I d = " 1 0 4 5 5 7 6 0 9 2 "   D a t a T y p e = " S t r i n g " > P l a n n e d S h i p m e n t D a t e _ L i n e < / P l a n n e d S h i p m e n t D a t e _ L i n e > - 
-             < P l a n n e d S h i p m e n t D a t e _ L i n e _ L b l   E l e m e n t T y p e = " C o l u m n "   E l e m e n t I d = " 1 3 4 2 8 7 0 6 4 9 "   D a t a T y p e = " S t r i n g " > P l a n n e d S h i p m e n t D a t e _ L i n e _ L b l < / P l a n n e d S h i p m e n t D a t e _ L i n e _ L b l > - 
-             < Q u a n t i t y _ L i n e   E l e m e n t T y p e = " C o l u m n "   E l e m e n t I d = " 1 0 6 8 5 4 3 5 3 7 "   D a t a T y p e = " T e x t " > Q u a n t i t y _ L i n e < / Q u a n t i t y _ L i n e > - 
-             < Q u a n t i t y _ L i n e _ L b l   E l e m e n t T y p e = " C o l u m n "   E l e m e n t I d = " 2 0 3 4 5 0 6 8 0 2 "   D a t a T y p e = " S t r i n g " > Q u a n t i t y _ L i n e _ L b l < / Q u a n t i t y _ L i n e _ L b l > - 
-             < S h i p m e n t D a t e _ L i n e   E l e m e n t T y p e = " C o l u m n "   E l e m e n t I d = " 1 6 7 3 3 7 5 4 1 6 "   D a t a T y p e = " S t r i n g " > S h i p m e n t D a t e _ L i n e < / S h i p m e n t D a t e _ L i n e > - 
-             < S h i p m e n t D a t e _ L i n e _ L b l   E l e m e n t T y p e = " C o l u m n "   E l e m e n t I d = " 8 5 3 2 2 4 3 6 3 "   D a t a T y p e = " L a b e l " > S h i p m e n t D a t e _ L i n e _ L b l < / S h i p m e n t D a t e _ L i n e _ L b l > - 
-             < T r a n s H e a d e r A m o u n t   E l e m e n t T y p e = " C o l u m n "   E l e m e n t I d = " 2 0 2 8 3 0 6 2 7 6 "   D a t a T y p e = " D e c i m a l " > T r a n s H e a d e r A m o u n t < / T r a n s H e a d e r A m o u n t > - 
-             < T y p e _ L i n e   E l e m e n t T y p e = " C o l u m n "   E l e m e n t I d = " 2 7 2 8 0 4 9 2 4 "   D a t a T y p e = " S t r i n g " > T y p e _ L i n e < / T y p e _ L i n e > - 
-             < U n i t O f M e a s u r e   E l e m e n t T y p e = " C o l u m n "   E l e m e n t I d = " 1 8 0 8 2 2 8 0 1 8 "   D a t a T y p e = " T e x t " > U n i t O f M e a s u r e < / U n i t O f M e a s u r e > - 
-             < U n i t O f M e a s u r e _ L b l   E l e m e n t T y p e = " C o l u m n "   E l e m e n t I d = " 9 8 1 9 5 1 2 4 9 "   D a t a T y p e = " S t r i n g " > U n i t O f M e a s u r e _ L b l < / U n i t O f M e a s u r e _ L b l > - 
-             < U n i t P r i c e   E l e m e n t T y p e = " C o l u m n "   E l e m e n t I d = " 1 4 7 8 2 2 1 5 2 6 "   D a t a T y p e = " T e x t " > U n i t P r i c e < / U n i t P r i c e > - 
-             < U n i t P r i c e _ L b l   E l e m e n t T y p e = " C o l u m n "   E l e m e n t I d = " 1 1 6 3 9 2 6 6 0 3 "   D a t a T y p e = " S t r i n g " > U n i t P r i c e _ L b l < / U n i t P r i c e _ L b l > - 
-             < V A T I d e n t i f i e r _ L i n e   E l e m e n t T y p e = " C o l u m n "   E l e m e n t I d = " 1 7 7 3 6 2 2 4 1 2 "   D a t a T y p e = " C o d e " > V A T I d e n t i f i e r _ L i n e < / V A T I d e n t i f i e r _ L i n e > - 
-             < V A T I d e n t i f i e r _ L i n e _ L b l   E l e m e n t T y p e = " C o l u m n "   E l e m e n t I d = " 5 3 3 7 8 2 7 0 3 "   D a t a T y p e = " S t r i n g " > V A T I d e n t i f i e r _ L i n e _ L b l < / V A T I d e n t i f i e r _ L i n e _ L b l > - 
-             < V A T P c t _ L i n e   E l e m e n t T y p e = " C o l u m n "   E l e m e n t I d = " 1 9 7 4 0 0 1 9 4 4 "   D a t a T y p e = " T e x t " > V A T P c t _ L i n e < / V A T P c t _ L i n e > - 
-             < V A T P c t _ L i n e _ L b l   E l e m e n t T y p e = " C o l u m n "   E l e m e n t I d = " 1 2 0 7 5 2 9 9 1 5 "   D a t a T y p e = " S t r i n g " > V A T P c t _ L i n e _ L b l < / V A T P c t _ L i n e _ L b l > - 
-             < A s s e m b l y L i n e   E l e m e n t T y p e = " D a t a I t e m "   E l e m e n t I d = " 1 2 0 5 9 4 2 8 5 " > - 
-                 < D e s c r i p t i o n _ A s s e m b l y L i n e   E l e m e n t T y p e = " C o l u m n "   E l e m e n t I d = " 2 8 0 7 4 3 7 9 6 "   D a t a T y p e = " T e x t " > D e s c r i p t i o n _ A s s e m b l y L i n e < / D e s c r i p t i o n _ A s s e m b l y L i n e > - 
-                 < L i n e N o _ A s s e m b l y L i n e   E l e m e n t T y p e = " C o l u m n "   E l e m e n t I d = " 6 4 0 5 8 3 8 9 1 "   D a t a T y p e = " C o d e " > L i n e N o _ A s s e m b l y L i n e < / L i n e N o _ A s s e m b l y L i n e > - 
-                 < Q u a n t i t y _ A s s e m b l y L i n e   E l e m e n t T y p e = " C o l u m n "   E l e m e n t I d = " 1 9 5 7 6 4 8 2 3 1 "   D a t a T y p e = " D e c i m a l " > Q u a n t i t y _ A s s e m b l y L i n e < / Q u a n t i t y _ A s s e m b l y L i n e > - 
-                 < U n i t O f M e a s u r e _ A s s e m b l y L i n e   E l e m e n t T y p e = " C o l u m n "   E l e m e n t I d = " 1 6 4 9 1 2 3 7 7 3 "   D a t a T y p e = " T e x t " > U n i t O f M e a s u r e _ A s s e m b l y L i n e < / U n i t O f M e a s u r e _ A s s e m b l y L i n e > - 
-                 < V a r i a n t C o d e _ A s s e m b l y L i n e   E l e m e n t T y p e = " C o l u m n "   E l e m e n t I d = " 1 8 6 9 4 0 7 6 7 2 "   D a t a T y p e = " C o d e " > V a r i a n t C o d e _ A s s e m b l y L i n e < / V a r i a n t C o d e _ A s s e m b l y L i n e > +     < H e a d e r > + 
+         < B i l l T o C o n t a c t E m a i l > B i l l T o C o n t a c t E m a i l < / B i l l T o C o n t a c t E m a i l > + 
+         < B i l l T o C o n t a c t E m a i l L b l > B i l l T o C o n t a c t E m a i l L b l < / B i l l T o C o n t a c t E m a i l L b l > + 
+         < B i l l T o C o n t a c t M o b i l e P h o n e N o > B i l l T o C o n t a c t M o b i l e P h o n e N o < / B i l l T o C o n t a c t M o b i l e P h o n e N o > + 
+         < B i l l T o C o n t a c t M o b i l e P h o n e N o L b l > B i l l T o C o n t a c t M o b i l e P h o n e N o L b l < / B i l l T o C o n t a c t M o b i l e P h o n e N o L b l > + 
+         < B i l l T o C o n t a c t P h o n e N o > B i l l T o C o n t a c t P h o n e N o < / B i l l T o C o n t a c t P h o n e N o > + 
+         < B i l l T o C o n t a c t P h o n e N o L b l > B i l l T o C o n t a c t P h o n e N o L b l < / B i l l T o C o n t a c t P h o n e N o L b l > + 
+         < B i l l t o C u s t o m e r N o _ L b l > B i l l t o C u s t o m e r N o _ L b l < / B i l l t o C u s t o m e r N o _ L b l > + 
+         < B i l l t o C u s t u m e r N o > B i l l t o C u s t u m e r N o < / B i l l t o C u s t u m e r N o > + 
+         < C o m p a n y A d d r e s s 1 > C o m p a n y A d d r e s s 1 < / C o m p a n y A d d r e s s 1 > + 
+         < C o m p a n y A d d r e s s 2 > C o m p a n y A d d r e s s 2 < / C o m p a n y A d d r e s s 2 > + 
+         < C o m p a n y A d d r e s s 3 > C o m p a n y A d d r e s s 3 < / C o m p a n y A d d r e s s 3 > + 
+         < C o m p a n y A d d r e s s 4 > C o m p a n y A d d r e s s 4 < / C o m p a n y A d d r e s s 4 > + 
+         < C o m p a n y A d d r e s s 5 > C o m p a n y A d d r e s s 5 < / C o m p a n y A d d r e s s 5 > + 
+         < C o m p a n y A d d r e s s 6 > C o m p a n y A d d r e s s 6 < / C o m p a n y A d d r e s s 6 > + 
+         < C o m p a n y A d d r e s s 7 > C o m p a n y A d d r e s s 7 < / C o m p a n y A d d r e s s 7 > + 
+         < C o m p a n y A d d r e s s 8 > C o m p a n y A d d r e s s 8 < / C o m p a n y A d d r e s s 8 > + 
+         < C o m p a n y B a n k A c c o u n t N o > C o m p a n y B a n k A c c o u n t N o < / C o m p a n y B a n k A c c o u n t N o > + 
+         < C o m p a n y B a n k A c c o u n t N o _ L b l > C o m p a n y B a n k A c c o u n t N o _ L b l < / C o m p a n y B a n k A c c o u n t N o _ L b l > + 
+         < C o m p a n y B a n k B r a n c h N o > C o m p a n y B a n k B r a n c h N o < / C o m p a n y B a n k B r a n c h N o > + 
+         < C o m p a n y B a n k B r a n c h N o _ L b l > C o m p a n y B a n k B r a n c h N o _ L b l < / C o m p a n y B a n k B r a n c h N o _ L b l > + 
+         < C o m p a n y B a n k N a m e > C o m p a n y B a n k N a m e < / C o m p a n y B a n k N a m e > + 
+         < C o m p a n y B a n k N a m e _ L b l > C o m p a n y B a n k N a m e _ L b l < / C o m p a n y B a n k N a m e _ L b l > + 
+         < C o m p a n y C u s t o m G i r o > C o m p a n y C u s t o m G i r o < / C o m p a n y C u s t o m G i r o > + 
+         < C o m p a n y C u s t o m G i r o _ L b l > C o m p a n y C u s t o m G i r o _ L b l < / C o m p a n y C u s t o m G i r o _ L b l > + 
+         < C o m p a n y E M a i l > C o m p a n y E M a i l < / C o m p a n y E M a i l > + 
+         < C o m p a n y G i r o N o > C o m p a n y G i r o N o < / C o m p a n y G i r o N o > + 
+         < C o m p a n y G i r o N o _ L b l > C o m p a n y G i r o N o _ L b l < / C o m p a n y G i r o N o _ L b l > + 
+         < C o m p a n y H o m e P a g e > C o m p a n y H o m e P a g e < / C o m p a n y H o m e P a g e > + 
+         < C o m p a n y I B A N > C o m p a n y I B A N < / C o m p a n y I B A N > + 
+         < C o m p a n y I B A N _ L b l > C o m p a n y I B A N _ L b l < / C o m p a n y I B A N _ L b l > + 
+         < C o m p a n y L e g a l O f f i c e > C o m p a n y L e g a l O f f i c e < / C o m p a n y L e g a l O f f i c e > + 
+         < C o m p a n y L e g a l O f f i c e _ L b l > C o m p a n y L e g a l O f f i c e _ L b l < / C o m p a n y L e g a l O f f i c e _ L b l > + 
+         < C o m p a n y L e g a l S t a t e m e n t > C o m p a n y L e g a l S t a t e m e n t < / C o m p a n y L e g a l S t a t e m e n t > + 
+         < C o m p a n y L o g o P o s i t i o n > C o m p a n y L o g o P o s i t i o n < / C o m p a n y L o g o P o s i t i o n > + 
+         < C o m p a n y P h o n e N o > C o m p a n y P h o n e N o < / C o m p a n y P h o n e N o > + 
+         < C o m p a n y P h o n e N o _ L b l > C o m p a n y P h o n e N o _ L b l < / C o m p a n y P h o n e N o _ L b l > + 
+         < C o m p a n y P i c t u r e / > + 
+         < C o m p a n y R e g i s t r a t i o n N u m b e r > C o m p a n y R e g i s t r a t i o n N u m b e r < / C o m p a n y R e g i s t r a t i o n N u m b e r > + 
+         < C o m p a n y R e g i s t r a t i o n N u m b e r _ L b l > C o m p a n y R e g i s t r a t i o n N u m b e r _ L b l < / C o m p a n y R e g i s t r a t i o n N u m b e r _ L b l > + 
+         < C o m p a n y S W I F T > C o m p a n y S W I F T < / C o m p a n y S W I F T > + 
+         < C o m p a n y S W I F T _ L b l > C o m p a n y S W I F T _ L b l < / C o m p a n y S W I F T _ L b l > + 
+         < C o m p a n y V A T R e g i s t r a t i o n N o > C o m p a n y V A T R e g i s t r a t i o n N o < / C o m p a n y V A T R e g i s t r a t i o n N o > + 
+         < C o m p a n y V A T R e g i s t r a t i o n N o _ L b l > C o m p a n y V A T R e g i s t r a t i o n N o _ L b l < / C o m p a n y V A T R e g i s t r a t i o n N o _ L b l > + 
+         < C o m p a n y V A T R e g N o > C o m p a n y V A T R e g N o < / C o m p a n y V A T R e g N o > + 
+         < C o m p a n y V A T R e g N o _ L b l > C o m p a n y V A T R e g N o _ L b l < / C o m p a n y V A T R e g N o _ L b l > + 
+         < C o p y _ L b l > C o p y _ L b l < / C o p y _ L b l > + 
+         < C u s t o m e r A d d r e s s 1 > C u s t o m e r A d d r e s s 1 < / C u s t o m e r A d d r e s s 1 > + 
+         < C u s t o m e r A d d r e s s 2 > C u s t o m e r A d d r e s s 2 < / C u s t o m e r A d d r e s s 2 > + 
+         < C u s t o m e r A d d r e s s 3 > C u s t o m e r A d d r e s s 3 < / C u s t o m e r A d d r e s s 3 > + 
+         < C u s t o m e r A d d r e s s 4 > C u s t o m e r A d d r e s s 4 < / C u s t o m e r A d d r e s s 4 > + 
+         < C u s t o m e r A d d r e s s 5 > C u s t o m e r A d d r e s s 5 < / C u s t o m e r A d d r e s s 5 > + 
+         < C u s t o m e r A d d r e s s 6 > C u s t o m e r A d d r e s s 6 < / C u s t o m e r A d d r e s s 6 > + 
+         < C u s t o m e r A d d r e s s 7 > C u s t o m e r A d d r e s s 7 < / C u s t o m e r A d d r e s s 7 > + 
+         < C u s t o m e r A d d r e s s 8 > C u s t o m e r A d d r e s s 8 < / C u s t o m e r A d d r e s s 8 > + 
+         < C u s t o m e r P o s t a l B a r C o d e > C u s t o m e r P o s t a l B a r C o d e < / C u s t o m e r P o s t a l B a r C o d e > + 
+         < D o c u m e n t C o p y T e x t > D o c u m e n t C o p y T e x t < / D o c u m e n t C o p y T e x t > + 
+         < D o c u m e n t D a t e > D o c u m e n t D a t e < / D o c u m e n t D a t e > + 
+         < D o c u m e n t D a t e _ L b l > D o c u m e n t D a t e _ L b l < / D o c u m e n t D a t e _ L b l > + 
+         < D o c u m e n t N o > D o c u m e n t N o < / D o c u m e n t N o > + 
+         < D o c u m e n t N o _ L b l > D o c u m e n t N o _ L b l < / D o c u m e n t N o _ L b l > + 
+         < D u e D a t e > D u e D a t e < / D u e D a t e > + 
+         < D u e D a t e _ L b l > D u e D a t e _ L b l < / D u e D a t e _ L b l > + 
+         < E M a i l _ L b l > E M a i l _ L b l < / E M a i l _ L b l > + 
+         < E x c h a n g e R a t e A s T e x t > E x c h a n g e R a t e A s T e x t < / E x c h a n g e R a t e A s T e x t > + 
+         < E x t D o c N o _ S a l e s H e a d e r > E x t D o c N o _ S a l e s H e a d e r < / E x t D o c N o _ S a l e s H e a d e r > + 
+         < E x t D o c N o _ S a l e s H e a d e r _ L b l > E x t D o c N o _ S a l e s H e a d e r _ L b l < / E x t D o c N o _ S a l e s H e a d e r _ L b l > + 
+         < H o m e P a g e _ L b l > H o m e P a g e _ L b l < / H o m e P a g e _ L b l > + 
+         < I n v o i c e D i s c o u n t A m o u n t _ L b l > I n v o i c e D i s c o u n t A m o u n t _ L b l < / I n v o i c e D i s c o u n t A m o u n t _ L b l > + 
+         < I n v o i c e D i s c o u n t B a s e A m o u n t _ L b l > I n v o i c e D i s c o u n t B a s e A m o u n t _ L b l < / I n v o i c e D i s c o u n t B a s e A m o u n t _ L b l > + 
+         < I n v o i c e _ L b l > I n v o i c e _ L b l < / I n v o i c e _ L b l > + 
+         < L e g a l E n t i t y T y p e > L e g a l E n t i t y T y p e < / L e g a l E n t i t y T y p e > + 
+         < L e g a l E n t i t y T y p e _ L b l > L e g a l E n t i t y T y p e _ L b l < / L e g a l E n t i t y T y p e _ L b l > + 
+         < L i n e A m o u n t A f t e r I n v o i c e D i s c o u n t _ L b l > L i n e A m o u n t A f t e r I n v o i c e D i s c o u n t _ L b l < / L i n e A m o u n t A f t e r I n v o i c e D i s c o u n t _ L b l > + 
+         < L o c a l C u r r e n c y _ L b l > L o c a l C u r r e n c y _ L b l < / L o c a l C u r r e n c y _ L b l > + 
+         < P a g e _ L b l > P a g e _ L b l < / P a g e _ L b l > + 
+         < P a y m e n t M e t h o d D e s c r i p t i o n > P a y m e n t M e t h o d D e s c r i p t i o n < / P a y m e n t M e t h o d D e s c r i p t i o n > + 
+         < P a y m e n t M e t h o d D e s c r i p t i o n _ L b l > P a y m e n t M e t h o d D e s c r i p t i o n _ L b l < / P a y m e n t M e t h o d D e s c r i p t i o n _ L b l > + 
+         < P a y m e n t T e r m s D e s c r i p t i o n > P a y m e n t T e r m s D e s c r i p t i o n < / P a y m e n t T e r m s D e s c r i p t i o n > + 
+         < P a y m e n t T e r m s D e s c r i p t i o n _ L b l > P a y m e n t T e r m s D e s c r i p t i o n _ L b l < / P a y m e n t T e r m s D e s c r i p t i o n _ L b l > + 
+         < P r i c e s I n c l u d i n g V A T > P r i c e s I n c l u d i n g V A T < / P r i c e s I n c l u d i n g V A T > + 
+         < P r i c e s I n c l u d i n g V A T Y e s N o > P r i c e s I n c l u d i n g V A T Y e s N o < / P r i c e s I n c l u d i n g V A T Y e s N o > + 
+         < P r i c e s I n c l u d i n g V A T _ L b l > P r i c e s I n c l u d i n g V A T _ L b l < / P r i c e s I n c l u d i n g V A T _ L b l > + 
+         < Q u o t e N o > Q u o t e N o < / Q u o t e N o > + 
+         < Q u o t e N o _ L b l > Q u o t e N o _ L b l < / Q u o t e N o _ L b l > + 
+         < S a l e s I n v o i c e L i n e D i s c o u n t _ L b l > S a l e s I n v o i c e L i n e D i s c o u n t _ L b l < / S a l e s I n v o i c e L i n e D i s c o u n t _ L b l > + 
+         < S a l e s P e r s o n N a m e > S a l e s P e r s o n N a m e < / S a l e s P e r s o n N a m e > + 
+         < S a l e s P e r s o n T e x t _ L b l > S a l e s P e r s o n T e x t _ L b l < / S a l e s P e r s o n T e x t _ L b l > + 
+         < S a l e s P e r s o n _ L b l > S a l e s P e r s o n _ L b l < / S a l e s P e r s o n _ L b l > + 
+         < S e l l T o C o n t a c t E m a i l > S e l l T o C o n t a c t E m a i l < / S e l l T o C o n t a c t E m a i l > + 
+         < S e l l T o C o n t a c t E m a i l L b l > S e l l T o C o n t a c t E m a i l L b l < / S e l l T o C o n t a c t E m a i l L b l > + 
+         < S e l l T o C o n t a c t M o b i l e P h o n e N o > S e l l T o C o n t a c t M o b i l e P h o n e N o < / S e l l T o C o n t a c t M o b i l e P h o n e N o > + 
+         < S e l l T o C o n t a c t M o b i l e P h o n e N o L b l > S e l l T o C o n t a c t M o b i l e P h o n e N o L b l < / S e l l T o C o n t a c t M o b i l e P h o n e N o L b l > + 
+         < S e l l T o C o n t a c t P h o n e N o > S e l l T o C o n t a c t P h o n e N o < / S e l l T o C o n t a c t P h o n e N o > + 
+         < S e l l T o C o n t a c t P h o n e N o L b l > S e l l T o C o n t a c t P h o n e N o L b l < / S e l l T o C o n t a c t P h o n e N o L b l > + 
+         < S e l l t o C u s t o m e r N o > S e l l t o C u s t o m e r N o < / S e l l t o C u s t o m e r N o > + 
+         < S e l l t o C u s t o m e r N o _ L b l > S e l l t o C u s t o m e r N o _ L b l < / S e l l t o C u s t o m e r N o _ L b l > + 
+         < S e l l T o F a x N o > S e l l T o F a x N o < / S e l l T o F a x N o > + 
+         < S e l l T o P h o n e N o > S e l l T o P h o n e N o < / S e l l T o P h o n e N o > + 
+         < S h i p m e n t D a t e > S h i p m e n t D a t e < / S h i p m e n t D a t e > + 
+         < S h i p m e n t D a t e _ L b l > S h i p m e n t D a t e _ L b l < / S h i p m e n t D a t e _ L b l > + 
+         < S h i p m e n t M e t h o d D e s c r i p t i o n > S h i p m e n t M e t h o d D e s c r i p t i o n < / S h i p m e n t M e t h o d D e s c r i p t i o n > + 
+         < S h i p m e n t M e t h o d D e s c r i p t i o n _ L b l > S h i p m e n t M e t h o d D e s c r i p t i o n _ L b l < / S h i p m e n t M e t h o d D e s c r i p t i o n _ L b l > + 
+         < S h i p m e n t _ L b l > S h i p m e n t _ L b l < / S h i p m e n t _ L b l > + 
+         < S h i p T o A d d r e s s 1 > S h i p T o A d d r e s s 1 < / S h i p T o A d d r e s s 1 > + 
+         < S h i p T o A d d r e s s 2 > S h i p T o A d d r e s s 2 < / S h i p T o A d d r e s s 2 > + 
+         < S h i p T o A d d r e s s 3 > S h i p T o A d d r e s s 3 < / S h i p T o A d d r e s s 3 > + 
+         < S h i p T o A d d r e s s 4 > S h i p T o A d d r e s s 4 < / S h i p T o A d d r e s s 4 > + 
+         < S h i p T o A d d r e s s 5 > S h i p T o A d d r e s s 5 < / S h i p T o A d d r e s s 5 > + 
+         < S h i p T o A d d r e s s 6 > S h i p T o A d d r e s s 6 < / S h i p T o A d d r e s s 6 > + 
+         < S h i p T o A d d r e s s 7 > S h i p T o A d d r e s s 7 < / S h i p T o A d d r e s s 7 > + 
+         < S h i p T o A d d r e s s 8 > S h i p T o A d d r e s s 8 < / S h i p T o A d d r e s s 8 > + 
+         < S h i p T o A d d r e s s _ L b l > S h i p T o A d d r e s s _ L b l < / S h i p T o A d d r e s s _ L b l > + 
+         < S h i p T o P h o n e N o > S h i p T o P h o n e N o < / S h i p T o P h o n e N o > + 
+         < S h o w S h i p p i n g A d d r e s s > S h o w S h i p p i n g A d d r e s s < / S h o w S h i p p i n g A d d r e s s > + 
+         < S h o w W o r k D e s c r i p t i o n > S h o w W o r k D e s c r i p t i o n < / S h o w W o r k D e s c r i p t i o n > + 
+         < S u b t o t a l _ L b l > S u b t o t a l _ L b l < / S u b t o t a l _ L b l > + 
+         < T o t a l _ L b l > T o t a l _ L b l < / T o t a l _ L b l > + 
+         < V A T A m o u n t S p e c i f i c a t i o n _ L b l > V A T A m o u n t S p e c i f i c a t i o n _ L b l < / V A T A m o u n t S p e c i f i c a t i o n _ L b l > + 
+         < V A T A m o u n t _ L b l > V A T A m o u n t _ L b l < / V A T A m o u n t _ L b l > + 
+         < V A T B a s e _ L b l > V A T B a s e _ L b l < / V A T B a s e _ L b l > + 
+         < V A T C l a u s e s _ L b l > V A T C l a u s e s _ L b l < / V A T C l a u s e s _ L b l > + 
+         < V A T C l a u s e _ L b l > V A T C l a u s e _ L b l < / V A T C l a u s e _ L b l > + 
+         < V A T I d e n t i f i e r _ L b l > V A T I d e n t i f i e r _ L b l < / V A T I d e n t i f i e r _ L b l > + 
+         < V A T P e r c e n t a g e _ L b l > V A T P e r c e n t a g e _ L b l < / V A T P e r c e n t a g e _ L b l > + 
+         < V A T R e g i s t r a t i o n N o > V A T R e g i s t r a t i o n N o < / V A T R e g i s t r a t i o n N o > + 
+         < V A T R e g i s t r a t i o n N o _ L b l > V A T R e g i s t r a t i o n N o _ L b l < / V A T R e g i s t r a t i o n N o _ L b l > + 
+         < Y o u r R e f e r e n c e > Y o u r R e f e r e n c e < / Y o u r R e f e r e n c e > + 
+         < Y o u r R e f e r e n c e _ L b l > Y o u r R e f e r e n c e _ L b l < / Y o u r R e f e r e n c e _ L b l > + 
+         < L i n e > + 
+             < A m o u n t E x c l u d i n g V A T _ L i n e > A m o u n t E x c l u d i n g V A T _ L i n e < / A m o u n t E x c l u d i n g V A T _ L i n e > + 
+             < A m o u n t E x c l u d i n g V A T _ L i n e _ L b l > A m o u n t E x c l u d i n g V A T _ L i n e _ L b l < / A m o u n t E x c l u d i n g V A T _ L i n e _ L b l > + 
+             < A m o u n t I n c l u d i n g V A T _ L i n e > A m o u n t I n c l u d i n g V A T _ L i n e < / A m o u n t I n c l u d i n g V A T _ L i n e > + 
+             < A m o u n t I n c l u d i n g V A T _ L i n e _ L b l > A m o u n t I n c l u d i n g V A T _ L i n e _ L b l < / A m o u n t I n c l u d i n g V A T _ L i n e _ L b l > + 
+             < D e s c r i p t i o n _ L i n e > D e s c r i p t i o n _ L i n e < / D e s c r i p t i o n _ L i n e > + 
+             < D e s c r i p t i o n _ L i n e _ L b l > D e s c r i p t i o n _ L i n e _ L b l < / D e s c r i p t i o n _ L i n e _ L b l > + 
+             < I t e m N o _ L i n e > I t e m N o _ L i n e < / I t e m N o _ L i n e > + 
+             < I t e m N o _ L i n e _ L b l > I t e m N o _ L i n e _ L b l < / I t e m N o _ L i n e _ L b l > + 
+             < I t e m R e f e r e n c e N o > I t e m R e f e r e n c e N o < / I t e m R e f e r e n c e N o > + 
+             < I t e m R e f e r e n c e N o _ L b l > I t e m R e f e r e n c e N o _ L b l < / I t e m R e f e r e n c e N o _ L b l > + 
+             < L i n e A m o u n t _ L i n e > L i n e A m o u n t _ L i n e < / L i n e A m o u n t _ L i n e > + 
+             < L i n e A m o u n t _ L i n e _ L b l > L i n e A m o u n t _ L i n e _ L b l < / L i n e A m o u n t _ L i n e _ L b l > + 
+             < L i n e D i s c o u n t P e r c e n t T e x t _ L i n e > L i n e D i s c o u n t P e r c e n t T e x t _ L i n e < / L i n e D i s c o u n t P e r c e n t T e x t _ L i n e > + 
+             < L i n e D i s c o u n t P e r c e n t _ L i n e > L i n e D i s c o u n t P e r c e n t _ L i n e < / L i n e D i s c o u n t P e r c e n t _ L i n e > + 
+             < L i n e N o _ L i n e > L i n e N o _ L i n e < / L i n e N o _ L i n e > + 
+             < P l a n n e d S h i p m e n t D a t e _ L i n e > P l a n n e d S h i p m e n t D a t e _ L i n e < / P l a n n e d S h i p m e n t D a t e _ L i n e > + 
+             < P l a n n e d S h i p m e n t D a t e _ L i n e _ L b l > P l a n n e d S h i p m e n t D a t e _ L i n e _ L b l < / P l a n n e d S h i p m e n t D a t e _ L i n e _ L b l > + 
+             < Q u a n t i t y _ L i n e > Q u a n t i t y _ L i n e < / Q u a n t i t y _ L i n e > + 
+             < Q u a n t i t y _ L i n e _ L b l > Q u a n t i t y _ L i n e _ L b l < / Q u a n t i t y _ L i n e _ L b l > + 
+             < S h i p m e n t D a t e _ L i n e > S h i p m e n t D a t e _ L i n e < / S h i p m e n t D a t e _ L i n e > + 
+             < S h i p m e n t D a t e _ L i n e _ L b l > S h i p m e n t D a t e _ L i n e _ L b l < / S h i p m e n t D a t e _ L i n e _ L b l > + 
+             < T r a n s H e a d e r A m o u n t > T r a n s H e a d e r A m o u n t < / T r a n s H e a d e r A m o u n t > + 
+             < T y p e _ L i n e > T y p e _ L i n e < / T y p e _ L i n e > + 
+             < U n i t O f M e a s u r e > U n i t O f M e a s u r e < / U n i t O f M e a s u r e > + 
+             < U n i t O f M e a s u r e _ L b l > U n i t O f M e a s u r e _ L b l < / U n i t O f M e a s u r e _ L b l > + 
+             < U n i t P r i c e > U n i t P r i c e < / U n i t P r i c e > + 
+             < U n i t P r i c e _ L b l > U n i t P r i c e _ L b l < / U n i t P r i c e _ L b l > + 
+             < V A T I d e n t i f i e r _ L i n e > V A T I d e n t i f i e r _ L i n e < / V A T I d e n t i f i e r _ L i n e > + 
+             < V A T I d e n t i f i e r _ L i n e _ L b l > V A T I d e n t i f i e r _ L i n e _ L b l < / V A T I d e n t i f i e r _ L i n e _ L b l > + 
+             < V A T P c t _ L i n e > V A T P c t _ L i n e < / V A T P c t _ L i n e > + 
+             < V A T P c t _ L i n e _ L b l > V A T P c t _ L i n e _ L b l < / V A T P c t _ L i n e _ L b l > + 
+             < A s s e m b l y L i n e > + 
+                 < D e s c r i p t i o n _ A s s e m b l y L i n e > D e s c r i p t i o n _ A s s e m b l y L i n e < / D e s c r i p t i o n _ A s s e m b l y L i n e > + 
+                 < L i n e N o _ A s s e m b l y L i n e > L i n e N o _ A s s e m b l y L i n e < / L i n e N o _ A s s e m b l y L i n e > + 
+                 < Q u a n t i t y _ A s s e m b l y L i n e > Q u a n t i t y _ A s s e m b l y L i n e < / Q u a n t i t y _ A s s e m b l y L i n e > + 
+                 < U n i t O f M e a s u r e _ A s s e m b l y L i n e > U n i t O f M e a s u r e _ A s s e m b l y L i n e < / U n i t O f M e a s u r e _ A s s e m b l y L i n e > + 
+                 < V a r i a n t C o d e _ A s s e m b l y L i n e > V a r i a n t C o d e _ A s s e m b l y L i n e < / V a r i a n t C o d e _ A s s e m b l y L i n e >   
              < / A s s e m b l y L i n e >   
          < / L i n e >   
-         < W o r k D e s c r i p t i o n L i n e s   E l e m e n t T y p e = " D a t a I t e m "   E l e m e n t I d = " 2 7 6 8 1 9 4 4 7 " > - 
-             < W o r k D e s c r i p t i o n L i n e   E l e m e n t T y p e = " C o l u m n "   E l e m e n t I d = " 1 9 4 7 6 2 1 6 7 6 "   D a t a T y p e = " T e x t " > W o r k D e s c r i p t i o n L i n e < / W o r k D e s c r i p t i o n L i n e > - 
-             < W o r k D e s c r i p t i o n L i n e N u m b e r   E l e m e n t T y p e = " C o l u m n "   E l e m e n t I d = " 7 9 7 3 0 7 2 2 3 "   D a t a T y p e = " I n t e g e r " > W o r k D e s c r i p t i o n L i n e N u m b e r < / W o r k D e s c r i p t i o n L i n e N u m b e r > +         < W o r k D e s c r i p t i o n L i n e s > + 
+             < W o r k D e s c r i p t i o n L i n e > W o r k D e s c r i p t i o n L i n e < / W o r k D e s c r i p t i o n L i n e > + 
+             < W o r k D e s c r i p t i o n L i n e N u m b e r > W o r k D e s c r i p t i o n L i n e N u m b e r < / W o r k D e s c r i p t i o n L i n e N u m b e r >   
          < / W o r k D e s c r i p t i o n L i n e s >   
-         < V A T A m o u n t L i n e   E l e m e n t T y p e = " D a t a I t e m "   E l e m e n t I d = " 8 2 7 5 3 4 3 4 8 " > - 
-             < I n v o i c e D i s c o u n t A m o u n t _ V A T A m o u n t L i n e   E l e m e n t T y p e = " C o l u m n "   E l e m e n t I d = " 8 2 4 7 3 0 1 4 1 "   D a t a T y p e = " D e c i m a l " > I n v o i c e D i s c o u n t A m o u n t _ V A T A m o u n t L i n e < / I n v o i c e D i s c o u n t A m o u n t _ V A T A m o u n t L i n e > - 
-             < I n v o i c e D i s c o u n t A m o u n t _ V A T A m o u n t L i n e _ L b l   E l e m e n t T y p e = " C o l u m n "   E l e m e n t I d = " 1 5 6 2 2 0 0 0 3 4 "   D a t a T y p e = " S t r i n g " > I n v o i c e D i s c o u n t A m o u n t _ V A T A m o u n t L i n e _ L b l < / I n v o i c e D i s c o u n t A m o u n t _ V A T A m o u n t L i n e _ L b l > - 
-             < I n v o i c e D i s c o u n t B a s e A m o u n t _ V A T A m o u n t L i n e   E l e m e n t T y p e = " C o l u m n "   E l e m e n t I d = " 2 0 4 0 3 3 2 2 6 6 "   D a t a T y p e = " D e c i m a l " > I n v o i c e D i s c o u n t B a s e A m o u n t _ V A T A m o u n t L i n e < / I n v o i c e D i s c o u n t B a s e A m o u n t _ V A T A m o u n t L i n e > - 
-             < I n v o i c e D i s c o u n t B a s e A m o u n t _ V A T A m o u n t L i n e _ L b l   E l e m e n t T y p e = " C o l u m n "   E l e m e n t I d = " 4 0 5 9 6 0 3 3 1 "   D a t a T y p e = " S t r i n g " > I n v o i c e D i s c o u n t B a s e A m o u n t _ V A T A m o u n t L i n e _ L b l < / I n v o i c e D i s c o u n t B a s e A m o u n t _ V A T A m o u n t L i n e _ L b l > - 
-             < L i n e A m o u n t _ V a t A m o u n t L i n e   E l e m e n t T y p e = " C o l u m n "   E l e m e n t I d = " 2 1 4 6 5 4 0 1 "   D a t a T y p e = " D e c i m a l " > L i n e A m o u n t _ V a t A m o u n t L i n e < / L i n e A m o u n t _ V a t A m o u n t L i n e > - 
-             < L i n e A m o u n t _ V a t A m o u n t L i n e _ L b l   E l e m e n t T y p e = " C o l u m n "   E l e m e n t I d = " 1 1 1 0 9 1 2 1 2 4 "   D a t a T y p e = " S t r i n g " > L i n e A m o u n t _ V a t A m o u n t L i n e _ L b l < / L i n e A m o u n t _ V a t A m o u n t L i n e _ L b l > - 
-             < N o O f V A T I d e n t i f i e r s   E l e m e n t T y p e = " C o l u m n "   E l e m e n t I d = " 1 1 5 3 2 6 3 0 2 6 "   D a t a T y p e = " I n t e g e r " > N o O f V A T I d e n t i f i e r s < / N o O f V A T I d e n t i f i e r s > - 
-             < V A T A m o u n t L C Y _ V A T A m o u n t L i n e   E l e m e n t T y p e = " C o l u m n "   E l e m e n t I d = " 1 5 8 1 9 9 4 3 5 0 "   D a t a T y p e = " D e c i m a l " > V A T A m o u n t L C Y _ V A T A m o u n t L i n e < / V A T A m o u n t L C Y _ V A T A m o u n t L i n e > - 
-             < V A T A m o u n t L C Y _ V A T A m o u n t L i n e _ L b l   E l e m e n t T y p e = " C o l u m n "   E l e m e n t I d = " 9 2 3 0 0 3 3 7 "   D a t a T y p e = " L a b e l " > V A T A m o u n t L C Y _ V A T A m o u n t L i n e _ L b l < / V A T A m o u n t L C Y _ V A T A m o u n t L i n e _ L b l > - 
-             < V A T A m o u n t _ V a t A m o u n t L i n e   E l e m e n t T y p e = " C o l u m n "   E l e m e n t I d = " 1 8 9 1 8 2 0 6 2 0 "   D a t a T y p e = " D e c i m a l " > V A T A m o u n t _ V a t A m o u n t L i n e < / V A T A m o u n t _ V a t A m o u n t L i n e > - 
-             < V A T A m o u n t _ V a t A m o u n t L i n e _ L b l   E l e m e n t T y p e = " C o l u m n "   E l e m e n t I d = " 1 5 1 3 5 5 5 4 7 3 "   D a t a T y p e = " S t r i n g " > V A T A m o u n t _ V a t A m o u n t L i n e _ L b l < / V A T A m o u n t _ V a t A m o u n t L i n e _ L b l > - 
-             < V A T B a s e L C Y _ V A T A m o u n t L i n e   E l e m e n t T y p e = " C o l u m n "   E l e m e n t I d = " 1 8 6 0 9 4 5 6 3 5 "   D a t a T y p e = " D e c i m a l " > V A T B a s e L C Y _ V A T A m o u n t L i n e < / V A T B a s e L C Y _ V A T A m o u n t L i n e > - 
-             < V A T B a s e L C Y _ V A T A m o u n t L i n e _ L b l   E l e m e n t T y p e = " C o l u m n "   E l e m e n t I d = " 1 2 3 6 4 6 7 9 9 8 "   D a t a T y p e = " L a b e l " > V A T B a s e L C Y _ V A T A m o u n t L i n e _ L b l < / V A T B a s e L C Y _ V A T A m o u n t L i n e _ L b l > - 
-             < V A T B a s e _ V a t A m o u n t L i n e   E l e m e n t T y p e = " C o l u m n "   E l e m e n t I d = " 1 4 5 8 9 3 7 8 1 9 "   D a t a T y p e = " D e c i m a l " > V A T B a s e _ V a t A m o u n t L i n e < / V A T B a s e _ V a t A m o u n t L i n e > - 
-             < V A T B a s e _ V a t A m o u n t L i n e _ L b l   E l e m e n t T y p e = " C o l u m n "   E l e m e n t I d = " 1 6 9 1 3 0 2 4 8 8 "   D a t a T y p e = " S t r i n g " > V A T B a s e _ V a t A m o u n t L i n e _ L b l < / V A T B a s e _ V a t A m o u n t L i n e _ L b l > - 
-             < V A T I d e n t i f i e r _ V a t A m o u n t L i n e   E l e m e n t T y p e = " C o l u m n "   E l e m e n t I d = " 1 1 4 2 0 7 0 0 3 5 "   D a t a T y p e = " C o d e " > V A T I d e n t i f i e r _ V a t A m o u n t L i n e < / V A T I d e n t i f i e r _ V a t A m o u n t L i n e > - 
-             < V A T I d e n t i f i e r _ V a t A m o u n t L i n e _ L b l   E l e m e n t T y p e = " C o l u m n "   E l e m e n t I d = " 8 6 4 5 0 4 5 0 "   D a t a T y p e = " S t r i n g " > V A T I d e n t i f i e r _ V a t A m o u n t L i n e _ L b l < / V A T I d e n t i f i e r _ V a t A m o u n t L i n e _ L b l > - 
-             < V A T P c t _ V a t A m o u n t L i n e   E l e m e n t T y p e = " C o l u m n "   E l e m e n t I d = " 1 4 5 3 5 4 2 7 7 7 "   D a t a T y p e = " D e c i m a l " > V A T P c t _ V a t A m o u n t L i n e < / V A T P c t _ V a t A m o u n t L i n e > - 
-             < V A T P c t _ V a t A m o u n t L i n e _ L b l   E l e m e n t T y p e = " C o l u m n "   E l e m e n t I d = " 6 7 6 3 2 3 7 8 "   D a t a T y p e = " S t r i n g " > V A T P c t _ V a t A m o u n t L i n e _ L b l < / V A T P c t _ V a t A m o u n t L i n e _ L b l > +         < V A T A m o u n t L i n e > + 
+             < I n v o i c e D i s c o u n t A m o u n t _ V A T A m o u n t L i n e > I n v o i c e D i s c o u n t A m o u n t _ V A T A m o u n t L i n e < / I n v o i c e D i s c o u n t A m o u n t _ V A T A m o u n t L i n e > + 
+             < I n v o i c e D i s c o u n t A m o u n t _ V A T A m o u n t L i n e _ L b l > I n v o i c e D i s c o u n t A m o u n t _ V A T A m o u n t L i n e _ L b l < / I n v o i c e D i s c o u n t A m o u n t _ V A T A m o u n t L i n e _ L b l > + 
+             < I n v o i c e D i s c o u n t B a s e A m o u n t _ V A T A m o u n t L i n e > I n v o i c e D i s c o u n t B a s e A m o u n t _ V A T A m o u n t L i n e < / I n v o i c e D i s c o u n t B a s e A m o u n t _ V A T A m o u n t L i n e > + 
+             < I n v o i c e D i s c o u n t B a s e A m o u n t _ V A T A m o u n t L i n e _ L b l > I n v o i c e D i s c o u n t B a s e A m o u n t _ V A T A m o u n t L i n e _ L b l < / I n v o i c e D i s c o u n t B a s e A m o u n t _ V A T A m o u n t L i n e _ L b l > + 
+             < L i n e A m o u n t _ V a t A m o u n t L i n e > L i n e A m o u n t _ V a t A m o u n t L i n e < / L i n e A m o u n t _ V a t A m o u n t L i n e > + 
+             < L i n e A m o u n t _ V a t A m o u n t L i n e _ L b l > L i n e A m o u n t _ V a t A m o u n t L i n e _ L b l < / L i n e A m o u n t _ V a t A m o u n t L i n e _ L b l > + 
+             < N o O f V A T I d e n t i f i e r s > N o O f V A T I d e n t i f i e r s < / N o O f V A T I d e n t i f i e r s > + 
+             < V A T A m o u n t L C Y _ V A T A m o u n t L i n e > V A T A m o u n t L C Y _ V A T A m o u n t L i n e < / V A T A m o u n t L C Y _ V A T A m o u n t L i n e > + 
+             < V A T A m o u n t L C Y _ V A T A m o u n t L i n e _ L b l > V A T A m o u n t L C Y _ V A T A m o u n t L i n e _ L b l < / V A T A m o u n t L C Y _ V A T A m o u n t L i n e _ L b l > + 
+             < V A T A m o u n t _ V a t A m o u n t L i n e > V A T A m o u n t _ V a t A m o u n t L i n e < / V A T A m o u n t _ V a t A m o u n t L i n e > + 
+             < V A T A m o u n t _ V a t A m o u n t L i n e _ L b l > V A T A m o u n t _ V a t A m o u n t L i n e _ L b l < / V A T A m o u n t _ V a t A m o u n t L i n e _ L b l > + 
+             < V A T B a s e L C Y _ V A T A m o u n t L i n e > V A T B a s e L C Y _ V A T A m o u n t L i n e < / V A T B a s e L C Y _ V A T A m o u n t L i n e > + 
+             < V A T B a s e L C Y _ V A T A m o u n t L i n e _ L b l > V A T B a s e L C Y _ V A T A m o u n t L i n e _ L b l < / V A T B a s e L C Y _ V A T A m o u n t L i n e _ L b l > + 
+             < V A T B a s e _ V a t A m o u n t L i n e > V A T B a s e _ V a t A m o u n t L i n e < / V A T B a s e _ V a t A m o u n t L i n e > + 
+             < V A T B a s e _ V a t A m o u n t L i n e _ L b l > V A T B a s e _ V a t A m o u n t L i n e _ L b l < / V A T B a s e _ V a t A m o u n t L i n e _ L b l > + 
+             < V A T I d e n t i f i e r _ V a t A m o u n t L i n e > V A T I d e n t i f i e r _ V a t A m o u n t L i n e < / V A T I d e n t i f i e r _ V a t A m o u n t L i n e > + 
+             < V A T I d e n t i f i e r _ V a t A m o u n t L i n e _ L b l > V A T I d e n t i f i e r _ V a t A m o u n t L i n e _ L b l < / V A T I d e n t i f i e r _ V a t A m o u n t L i n e _ L b l > + 
+             < V A T P c t _ V a t A m o u n t L i n e > V A T P c t _ V a t A m o u n t L i n e < / V A T P c t _ V a t A m o u n t L i n e > + 
+             < V A T P c t _ V a t A m o u n t L i n e _ L b l > V A T P c t _ V a t A m o u n t L i n e _ L b l < / V A T P c t _ V a t A m o u n t L i n e _ L b l >   
          < / V A T A m o u n t L i n e >   
-         < V A T C l a u s e L i n e   E l e m e n t T y p e = " D a t a I t e m "   E l e m e n t I d = " 1 6 6 5 5 0 0 1 6 3 " > - 
-             < C o d e _ V A T C l a u s e L i n e   E l e m e n t T y p e = " C o l u m n "   E l e m e n t I d = " 1 8 2 4 5 8 9 8 4 7 "   D a t a T y p e = " C o d e " > C o d e _ V A T C l a u s e L i n e < / C o d e _ V A T C l a u s e L i n e > - 
-             < C o d e _ V A T C l a u s e L i n e _ L b l   E l e m e n t T y p e = " C o l u m n "   E l e m e n t I d = " 4 6 1 5 3 3 0 2 "   D a t a T y p e = " S t r i n g " > C o d e _ V A T C l a u s e L i n e _ L b l < / C o d e _ V A T C l a u s e L i n e _ L b l > - 
-             < D e s c r i p t i o n 2 _ V A T C l a u s e L i n e   E l e m e n t T y p e = " C o l u m n "   E l e m e n t I d = " 1 3 7 9 6 6 7 4 7 0 "   D a t a T y p e = " T e x t " > D e s c r i p t i o n 2 _ V A T C l a u s e L i n e < / D e s c r i p t i o n 2 _ V A T C l a u s e L i n e > - 
-             < D e s c r i p t i o n _ V A T C l a u s e L i n e   E l e m e n t T y p e = " C o l u m n "   E l e m e n t I d = " 1 3 0 5 5 4 5 9 2 4 "   D a t a T y p e = " T e x t " > D e s c r i p t i o n _ V A T C l a u s e L i n e < / D e s c r i p t i o n _ V A T C l a u s e L i n e > - 
-             < N o O f V A T C l a u s e s   E l e m e n t T y p e = " C o l u m n "   E l e m e n t I d = " 7 5 6 4 1 7 3 9 2 "   D a t a T y p e = " I n t e g e r " > N o O f V A T C l a u s e s < / N o O f V A T C l a u s e s > - 
-             < V A T A m o u n t _ V A T C l a u s e L i n e   E l e m e n t T y p e = " C o l u m n "   E l e m e n t I d = " 2 2 2 4 6 9 0 5 9 "   D a t a T y p e = " D e c i m a l " > V A T A m o u n t _ V A T C l a u s e L i n e < / V A T A m o u n t _ V A T C l a u s e L i n e > - 
-             < V A T I d e n t i f i e r _ V A T C l a u s e L i n e   E l e m e n t T y p e = " C o l u m n "   E l e m e n t I d = " 1 4 6 4 4 7 2 4 7 8 "   D a t a T y p e = " C o d e " > V A T I d e n t i f i e r _ V A T C l a u s e L i n e < / V A T I d e n t i f i e r _ V A T C l a u s e L i n e > +         < V A T C l a u s e L i n e > + 
+             < C o d e _ V A T C l a u s e L i n e > C o d e _ V A T C l a u s e L i n e < / C o d e _ V A T C l a u s e L i n e > + 
+             < C o d e _ V A T C l a u s e L i n e _ L b l > C o d e _ V A T C l a u s e L i n e _ L b l < / C o d e _ V A T C l a u s e L i n e _ L b l > + 
+             < D e s c r i p t i o n 2 _ V A T C l a u s e L i n e > D e s c r i p t i o n 2 _ V A T C l a u s e L i n e < / D e s c r i p t i o n 2 _ V A T C l a u s e L i n e > + 
+             < D e s c r i p t i o n _ V A T C l a u s e L i n e > D e s c r i p t i o n _ V A T C l a u s e L i n e < / D e s c r i p t i o n _ V A T C l a u s e L i n e > + 
+             < N o O f V A T C l a u s e s > N o O f V A T C l a u s e s < / N o O f V A T C l a u s e s > + 
+             < V A T A m o u n t _ V A T C l a u s e L i n e > V A T A m o u n t _ V A T C l a u s e L i n e < / V A T A m o u n t _ V A T C l a u s e L i n e > + 
+             < V A T I d e n t i f i e r _ V A T C l a u s e L i n e > V A T I d e n t i f i e r _ V A T C l a u s e L i n e < / V A T I d e n t i f i e r _ V A T C l a u s e L i n e >   
          < / V A T C l a u s e L i n e >   
-         < R e p o r t T o t a l s L i n e   E l e m e n t T y p e = " D a t a I t e m "   E l e m e n t I d = " 2 1 2 2 5 4 9 8 3 6 " > - 
-             < A m o u n t F o r m a t t e d _ R e p o r t T o t a l s L i n e   E l e m e n t T y p e = " C o l u m n "   E l e m e n t I d = " 1 5 0 6 1 3 6 8 2 5 "   D a t a T y p e = " T e x t " > A m o u n t F o r m a t t e d _ R e p o r t T o t a l s L i n e < / A m o u n t F o r m a t t e d _ R e p o r t T o t a l s L i n e > - 
-             < A m o u n t _ R e p o r t T o t a l s L i n e   E l e m e n t T y p e = " C o l u m n "   E l e m e n t I d = " 4 1 9 9 1 8 3 6 9 "   D a t a T y p e = " D e c i m a l " > A m o u n t _ R e p o r t T o t a l s L i n e < / A m o u n t _ R e p o r t T o t a l s L i n e > - 
-             < D e s c r i p t i o n _ R e p o r t T o t a l s L i n e   E l e m e n t T y p e = " C o l u m n "   E l e m e n t I d = " 5 8 1 9 9 6 0 6 7 "   D a t a T y p e = " T e x t " > D e s c r i p t i o n _ R e p o r t T o t a l s L i n e < / D e s c r i p t i o n _ R e p o r t T o t a l s L i n e > - 
-             < F o n t B o l d _ R e p o r t T o t a l s L i n e   E l e m e n t T y p e = " C o l u m n "   E l e m e n t I d = " 9 4 6 5 4 0 5 4 9 "   D a t a T y p e = " B o o l e a n " > F o n t B o l d _ R e p o r t T o t a l s L i n e < / F o n t B o l d _ R e p o r t T o t a l s L i n e > - 
-             < F o n t U n d e r l i n e _ R e p o r t T o t a l s L i n e   E l e m e n t T y p e = " C o l u m n "   E l e m e n t I d = " 2 0 2 1 5 3 3 6 9 4 "   D a t a T y p e = " B o o l e a n " > F o n t U n d e r l i n e _ R e p o r t T o t a l s L i n e < / F o n t U n d e r l i n e _ R e p o r t T o t a l s L i n e > +         < R e p o r t T o t a l s L i n e > + 
+             < A m o u n t F o r m a t t e d _ R e p o r t T o t a l s L i n e > A m o u n t F o r m a t t e d _ R e p o r t T o t a l s L i n e < / A m o u n t F o r m a t t e d _ R e p o r t T o t a l s L i n e > + 
+             < A m o u n t _ R e p o r t T o t a l s L i n e > A m o u n t _ R e p o r t T o t a l s L i n e < / A m o u n t _ R e p o r t T o t a l s L i n e > + 
+             < D e s c r i p t i o n _ R e p o r t T o t a l s L i n e > D e s c r i p t i o n _ R e p o r t T o t a l s L i n e < / D e s c r i p t i o n _ R e p o r t T o t a l s L i n e > + 
+             < F o n t B o l d _ R e p o r t T o t a l s L i n e > F o n t B o l d _ R e p o r t T o t a l s L i n e < / F o n t B o l d _ R e p o r t T o t a l s L i n e > + 
+             < F o n t U n d e r l i n e _ R e p o r t T o t a l s L i n e > F o n t U n d e r l i n e _ R e p o r t T o t a l s L i n e < / F o n t U n d e r l i n e _ R e p o r t T o t a l s L i n e >   
          < / R e p o r t T o t a l s L i n e >   
-         < L e t t e r T e x t   E l e m e n t T y p e = " D a t a I t e m "   E l e m e n t I d = " 1 5 1 0 3 5 3 8 3 4 " > - 
-             < B o d y T e x t   E l e m e n t T y p e = " C o l u m n "   E l e m e n t I d = " 1 4 9 7 5 9 8 0 8 "   D a t a T y p e = " L a b e l " > B o d y T e x t < / B o d y T e x t > - 
-             < C l o s i n g T e x t   E l e m e n t T y p e = " C o l u m n "   E l e m e n t I d = " 5 1 2 1 3 5 9 0 9 "   D a t a T y p e = " L a b e l " > C l o s i n g T e x t < / C l o s i n g T e x t > - 
-             < G r e e t i n g T e x t   E l e m e n t T y p e = " C o l u m n "   E l e m e n t I d = " 1 1 7 5 2 7 9 2 8 9 "   D a t a T y p e = " L a b e l " > G r e e t i n g T e x t < / G r e e t i n g T e x t > - 
-             < P m t D i s c T e x t   E l e m e n t T y p e = " C o l u m n "   E l e m e n t I d = " 2 0 1 3 8 4 9 9 4 8 "   D a t a T y p e = " T e x t " > P m t D i s c T e x t < / P m t D i s c T e x t > +         < L e t t e r T e x t > + 
+             < B o d y T e x t > B o d y T e x t < / B o d y T e x t > + 
+             < C l o s i n g T e x t > C l o s i n g T e x t < / C l o s i n g T e x t > + 
+             < G r e e t i n g T e x t > G r e e t i n g T e x t < / G r e e t i n g T e x t > + 
+             < P m t D i s c T e x t > P m t D i s c T e x t < / P m t D i s c T e x t >   
          < / L e t t e r T e x t >   
-         < T o t a l s   E l e m e n t T y p e = " D a t a I t e m "   E l e m e n t I d = " 1 8 2 3 9 5 0 0 4 4 " > - 
-             < C u r r e n c y C o d e   E l e m e n t T y p e = " C o l u m n "   E l e m e n t I d = " 1 5 7 9 5 9 5 9 2 1 "   D a t a T y p e = " T e x t " > C u r r e n c y C o d e < / C u r r e n c y C o d e > - 
-             < C u r r e n c y S y m b o l   E l e m e n t T y p e = " C o l u m n "   E l e m e n t I d = " 1 1 6 2 5 1 0 7 4 8 "   D a t a T y p e = " T e x t " > C u r r e n c y S y m b o l < / C u r r e n c y S y m b o l > - 
-             < T o t a l A m o u n t I n c l u d i n g V A T   E l e m e n t T y p e = " C o l u m n "   E l e m e n t I d = " 9 1 0 5 1 1 5 7 5 "   D a t a T y p e = " S t r i n g " > T o t a l A m o u n t I n c l u d i n g V A T < / T o t a l A m o u n t I n c l u d i n g V A T > - 
-             < T o t a l E x c l u d i n g V A T T e x t   E l e m e n t T y p e = " C o l u m n "   E l e m e n t I d = " 1 9 2 2 9 4 6 3 1 0 "   D a t a T y p e = " T e x t " > T o t a l E x c l u d i n g V A T T e x t < / T o t a l E x c l u d i n g V A T T e x t > - 
-             < T o t a l I n c l u d i n g V A T T e x t   E l e m e n t T y p e = " C o l u m n "   E l e m e n t I d = " 1 2 0 4 0 1 6 3 5 2 "   D a t a T y p e = " T e x t " > T o t a l I n c l u d i n g V A T T e x t < / T o t a l I n c l u d i n g V A T T e x t > - 
-             < T o t a l I n v o i c e D i s c o u n t A m o u n t   E l e m e n t T y p e = " C o l u m n "   E l e m e n t I d = " 4 0 2 1 7 7 5 1 "   D a t a T y p e = " D e c i m a l " > T o t a l I n v o i c e D i s c o u n t A m o u n t < / T o t a l I n v o i c e D i s c o u n t A m o u n t > - 
-             < T o t a l N e t A m o u n t   E l e m e n t T y p e = " C o l u m n "   E l e m e n t I d = " 4 8 3 1 9 3 3 7 2 "   D a t a T y p e = " D e c i m a l " > T o t a l N e t A m o u n t < / T o t a l N e t A m o u n t > - 
-             < T o t a l P a y m e n t D i s c o u n t O n V A T   E l e m e n t T y p e = " C o l u m n "   E l e m e n t I d = " 7 3 6 0 4 1 8 8 6 "   D a t a T y p e = " D e c i m a l " > T o t a l P a y m e n t D i s c o u n t O n V A T < / T o t a l P a y m e n t D i s c o u n t O n V A T > - 
-             < T o t a l S u b T o t a l   E l e m e n t T y p e = " C o l u m n "   E l e m e n t I d = " 2 0 9 7 8 7 6 8 0 1 "   D a t a T y p e = " D e c i m a l " > T o t a l S u b T o t a l < / T o t a l S u b T o t a l > - 
-             < T o t a l S u b T o t a l M i n u s I n v o i c e D i s c o u n t   E l e m e n t T y p e = " C o l u m n "   E l e m e n t I d = " 7 6 9 4 3 1 8 8 7 "   D a t a T y p e = " D e c i m a l " > T o t a l S u b T o t a l M i n u s I n v o i c e D i s c o u n t < / T o t a l S u b T o t a l M i n u s I n v o i c e D i s c o u n t > - 
-             < T o t a l T e x t   E l e m e n t T y p e = " C o l u m n "   E l e m e n t I d = " 2 3 1 9 1 0 5 1 8 "   D a t a T y p e = " T e x t " > T o t a l T e x t < / T o t a l T e x t > - 
-             < T o t a l V A T A m o u n t   E l e m e n t T y p e = " C o l u m n "   E l e m e n t I d = " 1 6 2 7 1 0 2 3 2 8 "   D a t a T y p e = " D e c i m a l " > T o t a l V A T A m o u n t < / T o t a l V A T A m o u n t > - 
-             < T o t a l V A T A m o u n t L C Y   E l e m e n t T y p e = " C o l u m n "   E l e m e n t I d = " 1 5 0 6 5 7 0 2 1 8 "   D a t a T y p e = " D e c i m a l " > T o t a l V A T A m o u n t L C Y < / T o t a l V A T A m o u n t L C Y > - 
-             < T o t a l V A T A m o u n t T e x t   E l e m e n t T y p e = " C o l u m n "   E l e m e n t I d = " 9 7 3 6 6 6 3 3 9 "   D a t a T y p e = " T e x t " > T o t a l V A T A m o u n t T e x t < / T o t a l V A T A m o u n t T e x t > - 
-             < T o t a l V A T B a s e L C Y   E l e m e n t T y p e = " C o l u m n "   E l e m e n t I d = " 8 3 4 4 5 0 5 2 1 "   D a t a T y p e = " D e c i m a l " > T o t a l V A T B a s e L C Y < / T o t a l V A T B a s e L C Y > +         < T o t a l s > + 
+             < C u r r e n c y C o d e > C u r r e n c y C o d e < / C u r r e n c y C o d e > + 
+             < C u r r e n c y S y m b o l > C u r r e n c y S y m b o l < / C u r r e n c y S y m b o l > + 
+             < T o t a l A m o u n t I n c l u d i n g V A T > T o t a l A m o u n t I n c l u d i n g V A T < / T o t a l A m o u n t I n c l u d i n g V A T > + 
+             < T o t a l E x c l u d i n g V A T T e x t > T o t a l E x c l u d i n g V A T T e x t < / T o t a l E x c l u d i n g V A T T e x t > + 
+             < T o t a l I n c l u d i n g V A T T e x t > T o t a l I n c l u d i n g V A T T e x t < / T o t a l I n c l u d i n g V A T T e x t > + 
+             < T o t a l I n v o i c e D i s c o u n t A m o u n t > T o t a l I n v o i c e D i s c o u n t A m o u n t < / T o t a l I n v o i c e D i s c o u n t A m o u n t > + 
+             < T o t a l N e t A m o u n t > T o t a l N e t A m o u n t < / T o t a l N e t A m o u n t > + 
+             < T o t a l P a y m e n t D i s c o u n t O n V A T > T o t a l P a y m e n t D i s c o u n t O n V A T < / T o t a l P a y m e n t D i s c o u n t O n V A T > + 
+             < T o t a l S u b T o t a l > T o t a l S u b T o t a l < / T o t a l S u b T o t a l > + 
+             < T o t a l S u b T o t a l M i n u s I n v o i c e D i s c o u n t > T o t a l S u b T o t a l M i n u s I n v o i c e D i s c o u n t < / T o t a l S u b T o t a l M i n u s I n v o i c e D i s c o u n t > + 
+             < T o t a l T e x t > T o t a l T e x t < / T o t a l T e x t > + 
+             < T o t a l V A T A m o u n t > T o t a l V A T A m o u n t < / T o t a l V A T A m o u n t > + 
+             < T o t a l V A T A m o u n t L C Y > T o t a l V A T A m o u n t L C Y < / T o t a l V A T A m o u n t L C Y > + 
+             < T o t a l V A T A m o u n t T e x t > T o t a l V A T A m o u n t T e x t < / T o t a l V A T A m o u n t T e x t > + 
+             < T o t a l V A T B a s e L C Y > T o t a l V A T B a s e L C Y < / T o t a l V A T B a s e L C Y >   
          < / T o t a l s >   
@@ -7349,17 +7362,17 @@
 </file>
 
 <file path=customXml/itemProps1.xml><?xml version="1.0" encoding="utf-8"?>
-<ds:datastoreItem xmlns:ds="http://schemas.openxmlformats.org/officeDocument/2006/customXml" ds:itemID="{49E3A5AC-F0FB-44FA-B497-E468622779B9}">
+<ds:datastoreItem xmlns:ds="http://schemas.openxmlformats.org/officeDocument/2006/customXml" ds:itemID="{59A67189-47D8-4693-AFF4-791AF2067F79}">
   <ds:schemaRefs>
-    <ds:schemaRef ds:uri="urn:microsoft-dynamics-nav/reports/Standard_Sales_Order_Conf/1305/"/>
+    <ds:schemaRef ds:uri="urn:microsoft-dynamics-businesscentral/internal/extended/reports/Standard_Sales_Order_Conf/1305/"/>
   </ds:schemaRefs>
 </ds:datastoreItem>
 </file>
 
 <file path=customXml/itemProps2.xml><?xml version="1.0" encoding="utf-8"?>
-<ds:datastoreItem xmlns:ds="http://schemas.openxmlformats.org/officeDocument/2006/customXml" ds:itemID="{59A67189-47D8-4693-AFF4-791AF2067F79}">
+<ds:datastoreItem xmlns:ds="http://schemas.openxmlformats.org/officeDocument/2006/customXml" ds:itemID="{49E3A5AC-F0FB-44FA-B497-E468622779B9}">
   <ds:schemaRefs>
-    <ds:schemaRef ds:uri="urn:microsoft-dynamics-businesscentral/internal/extended/reports/Standard_Sales_Order_Conf/1305/"/>
+    <ds:schemaRef ds:uri="urn:microsoft-dynamics-nav/reports/Standard_Sales_Order_Conf/1305/"/>
   </ds:schemaRefs>
 </ds:datastoreItem>
 </file>

--- a/src/Layers/W1/BaseApp/Sales/Document/StandardSalesOrderConfBody.docx
+++ b/src/Layers/W1/BaseApp/Sales/Document/StandardSalesOrderConfBody.docx
@@ -1124,7 +1124,7 @@
           <w:tcPr>
             <w:tcW w:w="386" w:type="pct"/>
             <w:tcBorders>
-              <w:bottom w:val="single" w:sz="4" w:space="0" w:color="auto"/>
+              <w:bottom w:val="single" w:color="auto" w:sz="4" w:space="0"/>
             </w:tcBorders>
           </w:tcPr>
           <w:sdt>
@@ -1168,7 +1168,7 @@
               <w:tcPr>
                 <w:tcW w:w="943" w:type="pct"/>
                 <w:tcBorders>
-                  <w:bottom w:val="single" w:sz="4" w:space="0" w:color="auto"/>
+                  <w:bottom w:val="single" w:color="auto" w:sz="4" w:space="0"/>
                 </w:tcBorders>
               </w:tcPr>
               <w:p>
@@ -1199,7 +1199,7 @@
               <w:tcPr>
                 <w:tcW w:w="600" w:type="pct"/>
                 <w:tcBorders>
-                  <w:bottom w:val="single" w:sz="4" w:space="0" w:color="auto"/>
+                  <w:bottom w:val="single" w:color="auto" w:sz="4" w:space="0"/>
                 </w:tcBorders>
               </w:tcPr>
               <w:p>
@@ -1231,7 +1231,7 @@
               <w:tcPr>
                 <w:tcW w:w="515" w:type="pct"/>
                 <w:tcBorders>
-                  <w:bottom w:val="single" w:sz="4" w:space="0" w:color="auto"/>
+                  <w:bottom w:val="single" w:color="auto" w:sz="4" w:space="0"/>
                 </w:tcBorders>
               </w:tcPr>
               <w:p>
@@ -1262,7 +1262,7 @@
               <w:tcPr>
                 <w:tcW w:w="686" w:type="pct"/>
                 <w:tcBorders>
-                  <w:bottom w:val="single" w:sz="4" w:space="0" w:color="auto"/>
+                  <w:bottom w:val="single" w:color="auto" w:sz="4" w:space="0"/>
                 </w:tcBorders>
               </w:tcPr>
               <w:p>
@@ -1294,7 +1294,7 @@
               <w:tcPr>
                 <w:tcW w:w="643" w:type="pct"/>
                 <w:tcBorders>
-                  <w:bottom w:val="single" w:sz="4" w:space="0" w:color="auto"/>
+                  <w:bottom w:val="single" w:color="auto" w:sz="4" w:space="0"/>
                 </w:tcBorders>
               </w:tcPr>
               <w:p>
@@ -1326,7 +1326,7 @@
               <w:tcPr>
                 <w:tcW w:w="472" w:type="pct"/>
                 <w:tcBorders>
-                  <w:bottom w:val="single" w:sz="4" w:space="0" w:color="auto"/>
+                  <w:bottom w:val="single" w:color="auto" w:sz="4" w:space="0"/>
                 </w:tcBorders>
               </w:tcPr>
               <w:p>
@@ -1358,7 +1358,7 @@
               <w:tcPr>
                 <w:tcW w:w="755" w:type="pct"/>
                 <w:tcBorders>
-                  <w:bottom w:val="single" w:sz="4" w:space="0" w:color="auto"/>
+                  <w:bottom w:val="single" w:color="auto" w:sz="4" w:space="0"/>
                 </w:tcBorders>
               </w:tcPr>
               <w:p>
@@ -1384,7 +1384,7 @@
           <w:tcPr>
             <w:tcW w:w="386" w:type="pct"/>
             <w:tcBorders>
-              <w:top w:val="single" w:sz="4" w:space="0" w:color="auto"/>
+              <w:top w:val="single" w:color="auto" w:sz="4" w:space="0"/>
             </w:tcBorders>
           </w:tcPr>
           <w:p>
@@ -1400,7 +1400,7 @@
           <w:tcPr>
             <w:tcW w:w="943" w:type="pct"/>
             <w:tcBorders>
-              <w:top w:val="single" w:sz="4" w:space="0" w:color="auto"/>
+              <w:top w:val="single" w:color="auto" w:sz="4" w:space="0"/>
             </w:tcBorders>
           </w:tcPr>
           <w:p>
@@ -1416,7 +1416,7 @@
           <w:tcPr>
             <w:tcW w:w="600" w:type="pct"/>
             <w:tcBorders>
-              <w:top w:val="single" w:sz="4" w:space="0" w:color="auto"/>
+              <w:top w:val="single" w:color="auto" w:sz="4" w:space="0"/>
             </w:tcBorders>
           </w:tcPr>
           <w:p>
@@ -1432,7 +1432,7 @@
           <w:tcPr>
             <w:tcW w:w="515" w:type="pct"/>
             <w:tcBorders>
-              <w:top w:val="single" w:sz="4" w:space="0" w:color="auto"/>
+              <w:top w:val="single" w:color="auto" w:sz="4" w:space="0"/>
             </w:tcBorders>
           </w:tcPr>
           <w:p>
@@ -1448,7 +1448,7 @@
           <w:tcPr>
             <w:tcW w:w="686" w:type="pct"/>
             <w:tcBorders>
-              <w:top w:val="single" w:sz="4" w:space="0" w:color="auto"/>
+              <w:top w:val="single" w:color="auto" w:sz="4" w:space="0"/>
             </w:tcBorders>
           </w:tcPr>
           <w:p>
@@ -1464,7 +1464,7 @@
           <w:tcPr>
             <w:tcW w:w="643" w:type="pct"/>
             <w:tcBorders>
-              <w:top w:val="single" w:sz="4" w:space="0" w:color="auto"/>
+              <w:top w:val="single" w:color="auto" w:sz="4" w:space="0"/>
             </w:tcBorders>
           </w:tcPr>
           <w:p>
@@ -1481,7 +1481,7 @@
           <w:tcPr>
             <w:tcW w:w="472" w:type="pct"/>
             <w:tcBorders>
-              <w:top w:val="single" w:sz="4" w:space="0" w:color="auto"/>
+              <w:top w:val="single" w:color="auto" w:sz="4" w:space="0"/>
             </w:tcBorders>
           </w:tcPr>
           <w:p>
@@ -1498,7 +1498,7 @@
           <w:tcPr>
             <w:tcW w:w="755" w:type="pct"/>
             <w:tcBorders>
-              <w:top w:val="single" w:sz="4" w:space="0" w:color="auto"/>
+              <w:top w:val="single" w:color="auto" w:sz="4" w:space="0"/>
             </w:tcBorders>
           </w:tcPr>
           <w:p>
@@ -6744,7 +6744,9 @@
  < / N a v W o r d R e p o r t X m l P a r t > 
 </file>
 
-<file path=customXml/item2.xml>��< ? x m l   v e r s i o n = " 1 . 0 "   e n c o d i n g = " u t f - 1 6 " ? > < N a v W o r d R e p o r t X m l P a r t   x m l n s = " u r n : m i c r o s o f t - d y n a m i c s - n a v / r e p o r t s / S t a n d a r d _ S a l e s _ O r d e r _ C o n f / 1 3 0 5 / " > +<file path=customXml/item2.xml>��< ? x m l   v e r s i o n = " 1 . 0 "   e n c o d i n g = " u t f - 1 6 " ? > + 
+ < N a v W o r d R e p o r t X m l P a r t   x m l n s = " u r n : m i c r o s o f t - d y n a m i c s - n a v / r e p o r t s / S t a n d a r d _ S a l e s _ O r d e r _ C o n f / 1 3 0 5 / " >   
      < B C R e p o r t I n f o r m a t i o n >   
@@ -6964,7 +6966,7 @@
  
          < C o m p a n y P h o n e N o _ L b l > C o m p a n y P h o n e N o _ L b l < / C o m p a n y P h o n e N o _ L b l >   
-         < C o m p a n y P i c t u r e / > +         < C o m p a n y P i c t u r e   / >   
          < C o m p a n y R e g i s t r a t i o n N u m b e r > C o m p a n y R e g i s t r a t i o n N u m b e r < / C o m p a n y R e g i s t r a t i o n N u m b e r >   
